--- a/CV_baishen_liang.docx
+++ b/CV_baishen_liang.docx
@@ -49,14 +49,14 @@
       <w:hyperlink r:id="rId8" w:history="1">
         <w:r>
           <w:rPr>
-            <w:rStyle w:val="a5"/>
+            <w:rStyle w:val="Hyperlink"/>
             <w:rFonts w:ascii="Arial" w:eastAsiaTheme="minorEastAsia" w:hAnsi="Arial" w:cs="Arial" w:hint="eastAsia"/>
           </w:rPr>
           <w:t>baishen.</w:t>
         </w:r>
         <w:r>
           <w:rPr>
-            <w:rStyle w:val="a5"/>
+            <w:rStyle w:val="Hyperlink"/>
             <w:rFonts w:ascii="Arial" w:eastAsiaTheme="minorEastAsia" w:hAnsi="Arial" w:cs="Arial"/>
           </w:rPr>
           <w:t>liang@duke.edu</w:t>
@@ -71,7 +71,7 @@
       <w:hyperlink r:id="rId9" w:history="1">
         <w:r>
           <w:rPr>
-            <w:rStyle w:val="a5"/>
+            <w:rStyle w:val="Hyperlink"/>
             <w:rFonts w:ascii="Arial" w:eastAsiaTheme="minorEastAsia" w:hAnsi="Arial" w:cs="Arial"/>
           </w:rPr>
           <w:t>0000-0003-2604-9120</w:t>
@@ -161,11 +161,11 @@
           </mc:Choice>
           <mc:Fallback>
             <w:pict>
-              <v:shapetype w14:anchorId="66E99226" id="_x0000_t32" coordsize="21600,21600" o:spt="32" o:oned="t" path="m,l21600,21600e" filled="f">
+              <v:shapetype w14:anchorId="668484B1" id="_x0000_t32" coordsize="21600,21600" o:spt="32" o:oned="t" path="m,l21600,21600e" filled="f">
                 <v:path arrowok="t" fillok="f" o:connecttype="none"/>
                 <o:lock v:ext="edit" shapetype="t"/>
               </v:shapetype>
-              <v:shape id="AutoShape 3" o:spid="_x0000_s1026" type="#_x0000_t32" style="position:absolute;margin-left:-6pt;margin-top:4.35pt;width:554.25pt;height:0;z-index:251657728;visibility:visible;mso-wrap-style:square;mso-width-percent:0;mso-height-percent:0;mso-wrap-distance-left:9pt;mso-wrap-distance-top:-3e-5mm;mso-wrap-distance-right:9pt;mso-wrap-distance-bottom:-3e-5mm;mso-position-horizontal:absolute;mso-position-horizontal-relative:text;mso-position-vertical:absolute;mso-position-vertical-relative:text;mso-width-percent:0;mso-height-percent:0;mso-width-relative:page;mso-height-relative:page" o:gfxdata="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" strokeweight="2pt"/>
+              <v:shape id="AutoShape 3" o:spid="_x0000_s1026" type="#_x0000_t32" style="position:absolute;margin-left:-6pt;margin-top:4.35pt;width:554.25pt;height:0;z-index:251657728;visibility:visible;mso-wrap-style:square;mso-width-percent:0;mso-height-percent:0;mso-wrap-distance-left:9pt;mso-wrap-distance-top:-3e-5mm;mso-wrap-distance-right:9pt;mso-wrap-distance-bottom:-3e-5mm;mso-position-horizontal:absolute;mso-position-horizontal-relative:text;mso-position-vertical:absolute;mso-position-vertical-relative:text;mso-width-percent:0;mso-height-percent:0;mso-width-relative:page;mso-height-relative:page" o:gfxdata="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" strokeweight="2pt"/>
             </w:pict>
           </mc:Fallback>
         </mc:AlternateContent>
@@ -2722,7 +2722,7 @@
     </w:p>
     <w:p>
       <w:pPr>
-        <w:pStyle w:val="ae"/>
+        <w:pStyle w:val="ListParagraph"/>
         <w:tabs>
           <w:tab w:val="left" w:pos="3600"/>
           <w:tab w:val="left" w:pos="6840"/>
@@ -2817,7 +2817,7 @@
     </w:p>
     <w:p>
       <w:pPr>
-        <w:pStyle w:val="ae"/>
+        <w:pStyle w:val="ListParagraph"/>
         <w:numPr>
           <w:ilvl w:val="0"/>
           <w:numId w:val="29"/>
@@ -2968,7 +2968,7 @@
     </w:p>
     <w:p>
       <w:pPr>
-        <w:pStyle w:val="ae"/>
+        <w:pStyle w:val="ListParagraph"/>
         <w:numPr>
           <w:ilvl w:val="0"/>
           <w:numId w:val="31"/>
@@ -3043,7 +3043,6 @@
           <w:rFonts w:ascii="Arial" w:hAnsi="Arial" w:cs="Arial"/>
           <w:bCs/>
           <w:szCs w:val="21"/>
-          <w:vertAlign w:val="superscript"/>
         </w:rPr>
         <w:t>*</w:t>
       </w:r>
@@ -3060,7 +3059,21 @@
         <w:rPr>
           <w:rFonts w:ascii="Arial" w:hAnsi="Arial" w:cs="Arial"/>
         </w:rPr>
-        <w:t xml:space="preserve">Bilateral human laryngeal motor cortex in perceptual decision of lexical tone and voicing of consonant. </w:t>
+        <w:t xml:space="preserve">Bilateral human laryngeal motor cortex in perceptual decision of lexical tone and voicing of </w:t>
+      </w:r>
+      <w:proofErr w:type="gramStart"/>
+      <w:r>
+        <w:rPr>
+          <w:rFonts w:ascii="Arial" w:hAnsi="Arial" w:cs="Arial"/>
+        </w:rPr>
+        <w:t>consonant</w:t>
+      </w:r>
+      <w:proofErr w:type="gramEnd"/>
+      <w:r>
+        <w:rPr>
+          <w:rFonts w:ascii="Arial" w:hAnsi="Arial" w:cs="Arial"/>
+        </w:rPr>
+        <w:t xml:space="preserve">. </w:t>
       </w:r>
       <w:r>
         <w:rPr>
@@ -3113,7 +3126,7 @@
     </w:p>
     <w:p>
       <w:pPr>
-        <w:pStyle w:val="ae"/>
+        <w:pStyle w:val="ListParagraph"/>
         <w:numPr>
           <w:ilvl w:val="0"/>
           <w:numId w:val="31"/>
@@ -3163,7 +3176,6 @@
           <w:rFonts w:ascii="Arial" w:hAnsi="Arial" w:cs="Arial"/>
           <w:bCs/>
           <w:szCs w:val="21"/>
-          <w:vertAlign w:val="superscript"/>
         </w:rPr>
         <w:t>*</w:t>
       </w:r>
@@ -3220,7 +3232,7 @@
     </w:p>
     <w:p>
       <w:pPr>
-        <w:pStyle w:val="ae"/>
+        <w:pStyle w:val="ListParagraph"/>
         <w:numPr>
           <w:ilvl w:val="0"/>
           <w:numId w:val="31"/>
@@ -3270,7 +3282,6 @@
           <w:rFonts w:ascii="Arial" w:eastAsia="KaiTi" w:hAnsi="Arial" w:cs="Arial"/>
           <w:bCs/>
           <w:szCs w:val="21"/>
-          <w:vertAlign w:val="superscript"/>
         </w:rPr>
         <w:t>*</w:t>
       </w:r>
@@ -3405,7 +3416,7 @@
     </w:p>
     <w:p>
       <w:pPr>
-        <w:pStyle w:val="ae"/>
+        <w:pStyle w:val="ListParagraph"/>
         <w:numPr>
           <w:ilvl w:val="0"/>
           <w:numId w:val="55"/>
@@ -3419,26 +3430,80 @@
       </w:pPr>
       <w:r>
         <w:rPr>
-          <w:rFonts w:ascii="Arial" w:hAnsi="Arial" w:cs="Arial"/>
+          <w:rFonts w:ascii="Arial" w:eastAsiaTheme="minorEastAsia" w:hAnsi="Arial" w:cs="Arial"/>
+          <w:b/>
+          <w:bCs/>
           <w:szCs w:val="21"/>
         </w:rPr>
-        <w:t>Yaxuan Wang</w:t>
+        <w:t>Baishen Liang</w:t>
+      </w:r>
+      <w:r>
+        <w:rPr>
+          <w:rFonts w:ascii="Arial" w:eastAsiaTheme="minorEastAsia" w:hAnsi="Arial" w:cs="Arial"/>
+          <w:szCs w:val="21"/>
+        </w:rPr>
+        <w:t xml:space="preserve">, A. M. Earle-Richardson, G. Grant, M. Zafar, B. </w:t>
+      </w:r>
+      <w:proofErr w:type="spellStart"/>
+      <w:r>
+        <w:rPr>
+          <w:rFonts w:ascii="Arial" w:eastAsiaTheme="minorEastAsia" w:hAnsi="Arial" w:cs="Arial"/>
+          <w:szCs w:val="21"/>
+        </w:rPr>
+        <w:t>Frauscher</w:t>
+      </w:r>
+      <w:proofErr w:type="spellEnd"/>
+      <w:r>
+        <w:rPr>
+          <w:rFonts w:ascii="Arial" w:eastAsiaTheme="minorEastAsia" w:hAnsi="Arial" w:cs="Arial"/>
+          <w:szCs w:val="21"/>
+        </w:rPr>
+        <w:t>, D. Southwell, G. Hickok, G. B. Cogan</w:t>
       </w:r>
       <w:r>
         <w:rPr>
           <w:rFonts w:ascii="Arial" w:eastAsiaTheme="minorEastAsia" w:hAnsi="Arial" w:cs="Arial" w:hint="eastAsia"/>
           <w:szCs w:val="21"/>
-          <w:vertAlign w:val="superscript"/>
+        </w:rPr>
+        <w:t xml:space="preserve">* </w:t>
+      </w:r>
+      <w:r>
+        <w:rPr>
+          <w:rFonts w:ascii="Arial" w:eastAsiaTheme="minorEastAsia" w:hAnsi="Arial" w:cs="Arial"/>
+          <w:szCs w:val="21"/>
+        </w:rPr>
+        <w:t>Sensory-motor mechanisms for verbal working memory</w:t>
+      </w:r>
+      <w:r>
+        <w:rPr>
+          <w:rFonts w:ascii="Arial" w:eastAsiaTheme="minorEastAsia" w:hAnsi="Arial" w:cs="Arial" w:hint="eastAsia"/>
+          <w:szCs w:val="21"/>
+        </w:rPr>
+        <w:t xml:space="preserve">. </w:t>
+      </w:r>
+      <w:r>
+        <w:rPr>
+          <w:rFonts w:ascii="Arial" w:eastAsiaTheme="minorEastAsia" w:hAnsi="Arial" w:cs="Arial"/>
+          <w:szCs w:val="21"/>
           <w:lang w:eastAsia="zh-CN"/>
         </w:rPr>
-        <w:t>#</w:t>
-      </w:r>
-      <w:r>
-        <w:rPr>
-          <w:rFonts w:ascii="Arial" w:hAnsi="Arial" w:cs="Arial"/>
+        <w:t>In</w:t>
+      </w:r>
+      <w:r>
+        <w:rPr>
+          <w:rFonts w:ascii="Arial" w:eastAsiaTheme="minorEastAsia" w:hAnsi="Arial" w:cs="Arial"/>
           <w:szCs w:val="21"/>
-        </w:rPr>
-        <w:t xml:space="preserve">, </w:t>
+          <w:lang w:eastAsia="zh-CN"/>
+        </w:rPr>
+        <w:t xml:space="preserve"> </w:t>
+      </w:r>
+      <w:r>
+        <w:rPr>
+          <w:rFonts w:ascii="Arial" w:eastAsiaTheme="minorEastAsia" w:hAnsi="Arial" w:cs="Arial"/>
+          <w:szCs w:val="21"/>
+          <w:lang w:eastAsia="zh-CN"/>
+        </w:rPr>
+        <w:t>preparation</w:t>
       </w:r>
       <w:r>
         <w:rPr>
@@ -3446,16 +3511,15 @@
           <w:szCs w:val="21"/>
           <w:lang w:eastAsia="zh-CN"/>
         </w:rPr>
-        <w:t>Keke Yu</w:t>
-      </w:r>
-      <w:r>
-        <w:rPr>
-          <w:rFonts w:ascii="Arial" w:eastAsiaTheme="minorEastAsia" w:hAnsi="Arial" w:cs="Arial" w:hint="eastAsia"/>
+        <w:t>. (</w:t>
+      </w:r>
+      <w:r>
+        <w:rPr>
+          <w:rFonts w:ascii="Arial" w:eastAsiaTheme="minorEastAsia" w:hAnsi="Arial" w:cs="Arial"/>
           <w:szCs w:val="21"/>
-          <w:vertAlign w:val="superscript"/>
           <w:lang w:eastAsia="zh-CN"/>
         </w:rPr>
-        <w:t>#</w:t>
+        <w:t>First</w:t>
       </w:r>
       <w:r>
         <w:rPr>
@@ -3463,174 +3527,12 @@
           <w:szCs w:val="21"/>
           <w:lang w:eastAsia="zh-CN"/>
         </w:rPr>
-        <w:t xml:space="preserve">, </w:t>
-      </w:r>
-      <w:proofErr w:type="spellStart"/>
-      <w:r>
-        <w:rPr>
-          <w:rFonts w:ascii="Arial" w:hAnsi="Arial" w:cs="Arial"/>
-          <w:szCs w:val="21"/>
-        </w:rPr>
-        <w:t>Shuqi</w:t>
-      </w:r>
-      <w:proofErr w:type="spellEnd"/>
-      <w:r>
-        <w:rPr>
-          <w:rFonts w:ascii="Arial" w:hAnsi="Arial" w:cs="Arial"/>
-          <w:szCs w:val="21"/>
-        </w:rPr>
-        <w:t xml:space="preserve"> Yin, </w:t>
-      </w:r>
-      <w:r>
-        <w:rPr>
-          <w:rFonts w:ascii="Arial" w:hAnsi="Arial" w:cs="Arial"/>
-          <w:b/>
-          <w:bCs/>
-          <w:szCs w:val="21"/>
-        </w:rPr>
-        <w:t>Baishen Liang</w:t>
-      </w:r>
-      <w:r>
-        <w:rPr>
-          <w:rFonts w:ascii="Arial" w:hAnsi="Arial" w:cs="Arial"/>
-          <w:szCs w:val="21"/>
-          <w:vertAlign w:val="superscript"/>
-        </w:rPr>
-        <w:t>*</w:t>
-      </w:r>
-      <w:r>
-        <w:rPr>
-          <w:rFonts w:ascii="Arial" w:hAnsi="Arial" w:cs="Arial"/>
-          <w:szCs w:val="21"/>
-        </w:rPr>
-        <w:t xml:space="preserve">, </w:t>
-      </w:r>
-      <w:proofErr w:type="spellStart"/>
-      <w:r>
-        <w:rPr>
-          <w:rFonts w:ascii="Arial" w:eastAsiaTheme="minorEastAsia" w:hAnsi="Arial" w:cs="Arial" w:hint="eastAsia"/>
-          <w:szCs w:val="21"/>
-          <w:lang w:eastAsia="zh-CN"/>
-        </w:rPr>
-        <w:t>Ruiming</w:t>
-      </w:r>
-      <w:proofErr w:type="spellEnd"/>
-      <w:r>
-        <w:rPr>
-          <w:rFonts w:ascii="Arial" w:eastAsiaTheme="minorEastAsia" w:hAnsi="Arial" w:cs="Arial" w:hint="eastAsia"/>
-          <w:szCs w:val="21"/>
-          <w:lang w:eastAsia="zh-CN"/>
-        </w:rPr>
-        <w:t xml:space="preserve"> Wang</w:t>
-      </w:r>
-      <w:r>
-        <w:rPr>
-          <w:rFonts w:ascii="Arial" w:hAnsi="Arial" w:cs="Arial"/>
-          <w:bCs/>
-          <w:szCs w:val="21"/>
-          <w:vertAlign w:val="superscript"/>
-        </w:rPr>
-        <w:t>*</w:t>
-      </w:r>
-      <w:r>
-        <w:rPr>
-          <w:rFonts w:ascii="Arial" w:hAnsi="Arial" w:cs="Arial"/>
-          <w:szCs w:val="21"/>
-        </w:rPr>
-        <w:t xml:space="preserve">. </w:t>
-      </w:r>
-      <w:r>
-        <w:rPr>
-          <w:rFonts w:ascii="Arial" w:hAnsi="Arial" w:cs="Arial"/>
-          <w:szCs w:val="21"/>
-        </w:rPr>
-        <w:t xml:space="preserve">Theta and gamma transcranial alternating current stimulation </w:t>
-      </w:r>
-      <w:proofErr w:type="gramStart"/>
-      <w:r>
-        <w:rPr>
-          <w:rFonts w:ascii="Arial" w:hAnsi="Arial" w:cs="Arial"/>
-          <w:szCs w:val="21"/>
-        </w:rPr>
-        <w:t>modulate</w:t>
-      </w:r>
-      <w:proofErr w:type="gramEnd"/>
-      <w:r>
-        <w:rPr>
-          <w:rFonts w:ascii="Arial" w:hAnsi="Arial" w:cs="Arial"/>
-          <w:szCs w:val="21"/>
-        </w:rPr>
-        <w:t xml:space="preserve"> Mandarin consonant and lexical tone perception</w:t>
-      </w:r>
-      <w:r>
-        <w:rPr>
-          <w:rFonts w:ascii="Arial" w:hAnsi="Arial" w:cs="Arial"/>
-          <w:szCs w:val="21"/>
-        </w:rPr>
-        <w:t xml:space="preserve">. </w:t>
-      </w:r>
-      <w:proofErr w:type="spellStart"/>
-      <w:r>
-        <w:rPr>
-          <w:rFonts w:ascii="Arial" w:hAnsi="Arial" w:cs="Arial"/>
-          <w:b/>
-          <w:bCs/>
-          <w:i/>
-          <w:iCs/>
-          <w:szCs w:val="21"/>
-        </w:rPr>
-        <w:t>bioRxiv</w:t>
-      </w:r>
-      <w:proofErr w:type="spellEnd"/>
-      <w:r>
-        <w:rPr>
-          <w:rFonts w:ascii="Arial" w:eastAsiaTheme="minorEastAsia" w:hAnsi="Arial" w:cs="Arial" w:hint="eastAsia"/>
-          <w:szCs w:val="21"/>
-          <w:lang w:eastAsia="zh-CN"/>
-        </w:rPr>
-        <w:t xml:space="preserve">, </w:t>
-      </w:r>
-      <w:r>
-        <w:rPr>
-          <w:rFonts w:ascii="Arial" w:hAnsi="Arial" w:cs="Arial"/>
-          <w:szCs w:val="21"/>
-        </w:rPr>
-        <w:t>2025</w:t>
-      </w:r>
-      <w:r>
-        <w:rPr>
-          <w:rFonts w:ascii="Arial" w:eastAsiaTheme="minorEastAsia" w:hAnsi="Arial" w:cs="Arial" w:hint="eastAsia"/>
-          <w:szCs w:val="21"/>
-          <w:lang w:eastAsia="zh-CN"/>
-        </w:rPr>
-        <w:t xml:space="preserve">, </w:t>
-      </w:r>
-      <w:r>
-        <w:rPr>
-          <w:rFonts w:ascii="Arial" w:hAnsi="Arial" w:cs="Arial"/>
-          <w:szCs w:val="21"/>
-        </w:rPr>
-        <w:t>679546</w:t>
-      </w:r>
-      <w:r>
-        <w:rPr>
-          <w:rFonts w:ascii="Arial" w:hAnsi="Arial" w:cs="Arial"/>
-          <w:szCs w:val="21"/>
-        </w:rPr>
-        <w:t>.</w:t>
-      </w:r>
-      <w:r>
-        <w:rPr>
-          <w:rFonts w:ascii="Arial" w:eastAsiaTheme="minorEastAsia" w:hAnsi="Arial" w:cs="Arial" w:hint="eastAsia"/>
-          <w:szCs w:val="21"/>
-          <w:lang w:eastAsia="zh-CN"/>
-        </w:rPr>
-        <w:t xml:space="preserve"> (Co-corresponding author)</w:t>
+        <w:t xml:space="preserve"> author)</w:t>
       </w:r>
     </w:p>
     <w:p>
       <w:pPr>
-        <w:pStyle w:val="ae"/>
+        <w:pStyle w:val="ListParagraph"/>
         <w:numPr>
           <w:ilvl w:val="0"/>
           <w:numId w:val="55"/>
@@ -3642,21 +3544,12 @@
           <w:szCs w:val="21"/>
         </w:rPr>
       </w:pPr>
-      <w:proofErr w:type="spellStart"/>
       <w:r>
         <w:rPr>
           <w:rFonts w:ascii="Arial" w:hAnsi="Arial" w:cs="Arial"/>
           <w:szCs w:val="21"/>
         </w:rPr>
-        <w:t>Weijin</w:t>
-      </w:r>
-      <w:proofErr w:type="spellEnd"/>
-      <w:r>
-        <w:rPr>
-          <w:rFonts w:ascii="Arial" w:hAnsi="Arial" w:cs="Arial"/>
-          <w:szCs w:val="21"/>
-        </w:rPr>
-        <w:t xml:space="preserve"> Hu</w:t>
+        <w:t>Jiali Liu</w:t>
       </w:r>
       <w:r>
         <w:rPr>
@@ -3673,6 +3566,83 @@
         </w:rPr>
         <w:t xml:space="preserve">, </w:t>
       </w:r>
+      <w:proofErr w:type="spellStart"/>
+      <w:r>
+        <w:rPr>
+          <w:rFonts w:ascii="Arial" w:hAnsi="Arial" w:cs="Arial"/>
+          <w:szCs w:val="21"/>
+        </w:rPr>
+        <w:t>Yixiang</w:t>
+      </w:r>
+      <w:proofErr w:type="spellEnd"/>
+      <w:r>
+        <w:rPr>
+          <w:rFonts w:ascii="Arial" w:hAnsi="Arial" w:cs="Arial"/>
+          <w:szCs w:val="21"/>
+        </w:rPr>
+        <w:t xml:space="preserve"> Wang</w:t>
+      </w:r>
+      <w:r>
+        <w:rPr>
+          <w:rFonts w:ascii="Arial" w:hAnsi="Arial" w:cs="Arial"/>
+          <w:szCs w:val="21"/>
+          <w:vertAlign w:val="superscript"/>
+        </w:rPr>
+        <w:t>#</w:t>
+      </w:r>
+      <w:r>
+        <w:rPr>
+          <w:rFonts w:ascii="Arial" w:hAnsi="Arial" w:cs="Arial"/>
+          <w:szCs w:val="21"/>
+        </w:rPr>
+        <w:t>, Jiayu Feng</w:t>
+      </w:r>
+      <w:r>
+        <w:rPr>
+          <w:rFonts w:ascii="Arial" w:hAnsi="Arial" w:cs="Arial"/>
+          <w:szCs w:val="21"/>
+          <w:vertAlign w:val="superscript"/>
+        </w:rPr>
+        <w:t>#</w:t>
+      </w:r>
+      <w:r>
+        <w:rPr>
+          <w:rFonts w:ascii="Arial" w:hAnsi="Arial" w:cs="Arial"/>
+          <w:szCs w:val="21"/>
+        </w:rPr>
+        <w:t xml:space="preserve">, </w:t>
+      </w:r>
+      <w:proofErr w:type="spellStart"/>
+      <w:r>
+        <w:rPr>
+          <w:rFonts w:ascii="Arial" w:hAnsi="Arial" w:cs="Arial"/>
+          <w:szCs w:val="21"/>
+        </w:rPr>
+        <w:t>Haichao</w:t>
+      </w:r>
+      <w:proofErr w:type="spellEnd"/>
+      <w:r>
+        <w:rPr>
+          <w:rFonts w:ascii="Arial" w:hAnsi="Arial" w:cs="Arial"/>
+          <w:szCs w:val="21"/>
+        </w:rPr>
+        <w:t xml:space="preserve"> Zhao, Qinghua He</w:t>
+      </w:r>
+      <w:r>
+        <w:rPr>
+          <w:rFonts w:asciiTheme="minorEastAsia" w:eastAsiaTheme="minorEastAsia" w:hAnsiTheme="minorEastAsia" w:cs="MS Gothic" w:hint="eastAsia"/>
+          <w:szCs w:val="21"/>
+          <w:lang w:eastAsia="zh-CN"/>
+        </w:rPr>
+        <w:t>,</w:t>
+      </w:r>
+      <w:r>
+        <w:rPr>
+          <w:rFonts w:ascii="Arial" w:hAnsi="Arial" w:cs="Arial"/>
+          <w:szCs w:val="21"/>
+        </w:rPr>
+        <w:t xml:space="preserve"> Xuefeng Yang*, </w:t>
+      </w:r>
       <w:r>
         <w:rPr>
           <w:rFonts w:ascii="Arial" w:hAnsi="Arial" w:cs="Arial"/>
@@ -3680,24 +3650,79 @@
           <w:bCs/>
           <w:szCs w:val="21"/>
         </w:rPr>
-        <w:t>Baishen Liang</w:t>
-      </w:r>
-      <w:r>
-        <w:rPr>
-          <w:rFonts w:ascii="Arial" w:hAnsi="Arial" w:cs="Arial"/>
+        <w:t>Baishen Liang*</w:t>
+      </w:r>
+      <w:r>
+        <w:rPr>
+          <w:rFonts w:ascii="Arial" w:eastAsiaTheme="minorEastAsia" w:hAnsi="Arial" w:cs="Arial" w:hint="eastAsia"/>
           <w:b/>
           <w:bCs/>
           <w:szCs w:val="21"/>
-          <w:vertAlign w:val="superscript"/>
-        </w:rPr>
-        <w:t>#</w:t>
-      </w:r>
-      <w:r>
-        <w:rPr>
-          <w:rFonts w:ascii="Arial" w:hAnsi="Arial" w:cs="Arial"/>
+          <w:lang w:eastAsia="zh-CN"/>
+        </w:rPr>
+        <w:t>.</w:t>
+      </w:r>
+      <w:r>
+        <w:rPr>
+          <w:rFonts w:ascii="Arial" w:eastAsiaTheme="minorEastAsia" w:hAnsi="Arial" w:cs="Arial" w:hint="eastAsia"/>
           <w:szCs w:val="21"/>
-        </w:rPr>
-        <w:t>, Yi Du</w:t>
+          <w:lang w:eastAsia="zh-CN"/>
+        </w:rPr>
+        <w:t xml:space="preserve"> </w:t>
+      </w:r>
+      <w:r>
+        <w:rPr>
+          <w:rFonts w:ascii="Arial" w:eastAsiaTheme="minorEastAsia" w:hAnsi="Arial" w:cs="Arial"/>
+          <w:szCs w:val="21"/>
+          <w:lang w:eastAsia="zh-CN"/>
+        </w:rPr>
+        <w:t>Structural learning of syllable sequences</w:t>
+      </w:r>
+      <w:r>
+        <w:rPr>
+          <w:rFonts w:ascii="Arial" w:eastAsiaTheme="minorEastAsia" w:hAnsi="Arial" w:cs="Arial" w:hint="eastAsia"/>
+          <w:szCs w:val="21"/>
+          <w:lang w:eastAsia="zh-CN"/>
+        </w:rPr>
+        <w:t xml:space="preserve">. </w:t>
+      </w:r>
+      <w:r>
+        <w:rPr>
+          <w:rFonts w:ascii="Arial" w:eastAsiaTheme="minorEastAsia" w:hAnsi="Arial" w:cs="Arial"/>
+          <w:szCs w:val="21"/>
+          <w:lang w:eastAsia="zh-CN"/>
+        </w:rPr>
+        <w:t>Under review</w:t>
+      </w:r>
+      <w:r>
+        <w:rPr>
+          <w:rFonts w:ascii="Arial" w:eastAsiaTheme="minorEastAsia" w:hAnsi="Arial" w:cs="Arial" w:hint="eastAsia"/>
+          <w:szCs w:val="21"/>
+          <w:lang w:eastAsia="zh-CN"/>
+        </w:rPr>
+        <w:t>. (Co-corresponding author)</w:t>
+      </w:r>
+    </w:p>
+    <w:p>
+      <w:pPr>
+        <w:pStyle w:val="ListParagraph"/>
+        <w:numPr>
+          <w:ilvl w:val="0"/>
+          <w:numId w:val="55"/>
+        </w:numPr>
+        <w:spacing w:before="120" w:after="120"/>
+        <w:contextualSpacing w:val="0"/>
+        <w:rPr>
+          <w:rFonts w:ascii="Arial" w:hAnsi="Arial" w:cs="Arial"/>
+          <w:szCs w:val="21"/>
+        </w:rPr>
+      </w:pPr>
+      <w:r>
+        <w:rPr>
+          <w:rFonts w:ascii="Arial" w:hAnsi="Arial" w:cs="Arial"/>
+          <w:szCs w:val="21"/>
+        </w:rPr>
+        <w:t>Yaxuan Wang</w:t>
       </w:r>
       <w:r>
         <w:rPr>
@@ -3706,158 +3731,153 @@
           <w:vertAlign w:val="superscript"/>
           <w:lang w:eastAsia="zh-CN"/>
         </w:rPr>
-        <w:t>*</w:t>
-      </w:r>
-      <w:r>
-        <w:rPr>
-          <w:rFonts w:ascii="Arial" w:hAnsi="Arial" w:cs="Arial" w:hint="eastAsia"/>
+        <w:t>#</w:t>
+      </w:r>
+      <w:r>
+        <w:rPr>
+          <w:rFonts w:ascii="Arial" w:hAnsi="Arial" w:cs="Arial"/>
           <w:szCs w:val="21"/>
         </w:rPr>
         <w:t xml:space="preserve">, </w:t>
       </w:r>
-      <w:bookmarkStart w:id="0" w:name="OLE_LINK521"/>
-      <w:bookmarkStart w:id="1" w:name="OLE_LINK520"/>
-      <w:r>
-        <w:rPr>
-          <w:rFonts w:ascii="Arial" w:hAnsi="Arial" w:cs="Arial" w:hint="eastAsia"/>
-          <w:szCs w:val="21"/>
-        </w:rPr>
-        <w:t>Singing e</w:t>
-      </w:r>
-      <w:r>
-        <w:rPr>
-          <w:rFonts w:ascii="Arial" w:hAnsi="Arial" w:cs="Arial"/>
-          <w:szCs w:val="21"/>
-        </w:rPr>
-        <w:t>nhanc</w:t>
-      </w:r>
-      <w:r>
-        <w:rPr>
-          <w:rFonts w:ascii="Arial" w:hAnsi="Arial" w:cs="Arial" w:hint="eastAsia"/>
-          <w:szCs w:val="21"/>
-        </w:rPr>
-        <w:t>es</w:t>
-      </w:r>
-      <w:r>
-        <w:rPr>
-          <w:rFonts w:ascii="Arial" w:hAnsi="Arial" w:cs="Arial"/>
-          <w:szCs w:val="21"/>
-        </w:rPr>
-        <w:t xml:space="preserve"> </w:t>
-      </w:r>
-      <w:r>
-        <w:rPr>
-          <w:rFonts w:ascii="Arial" w:hAnsi="Arial" w:cs="Arial" w:hint="eastAsia"/>
-          <w:szCs w:val="21"/>
-        </w:rPr>
-        <w:t>p</w:t>
-      </w:r>
-      <w:r>
-        <w:rPr>
-          <w:rFonts w:ascii="Arial" w:hAnsi="Arial" w:cs="Arial"/>
-          <w:szCs w:val="21"/>
-        </w:rPr>
-        <w:t xml:space="preserve">oetry </w:t>
-      </w:r>
-      <w:r>
-        <w:rPr>
-          <w:rFonts w:ascii="Arial" w:hAnsi="Arial" w:cs="Arial" w:hint="eastAsia"/>
-          <w:szCs w:val="21"/>
-        </w:rPr>
-        <w:t>learning and m</w:t>
-      </w:r>
-      <w:r>
-        <w:rPr>
-          <w:rFonts w:ascii="Arial" w:hAnsi="Arial" w:cs="Arial"/>
-          <w:szCs w:val="21"/>
-        </w:rPr>
-        <w:t>emor</w:t>
-      </w:r>
-      <w:r>
-        <w:rPr>
-          <w:rFonts w:ascii="Arial" w:hAnsi="Arial" w:cs="Arial" w:hint="eastAsia"/>
-          <w:szCs w:val="21"/>
-        </w:rPr>
-        <w:t>ization</w:t>
-      </w:r>
-      <w:r>
-        <w:rPr>
-          <w:rFonts w:ascii="Arial" w:hAnsi="Arial" w:cs="Arial"/>
-          <w:szCs w:val="21"/>
-        </w:rPr>
-        <w:t xml:space="preserve"> in </w:t>
-      </w:r>
-      <w:r>
-        <w:rPr>
-          <w:rFonts w:ascii="Arial" w:hAnsi="Arial" w:cs="Arial" w:hint="eastAsia"/>
-          <w:szCs w:val="21"/>
-        </w:rPr>
-        <w:t>preschool</w:t>
-      </w:r>
-      <w:r>
-        <w:rPr>
-          <w:rFonts w:ascii="Arial" w:hAnsi="Arial" w:cs="Arial"/>
-          <w:szCs w:val="21"/>
-        </w:rPr>
-        <w:t xml:space="preserve"> </w:t>
-      </w:r>
-      <w:r>
-        <w:rPr>
-          <w:rFonts w:ascii="Arial" w:hAnsi="Arial" w:cs="Arial" w:hint="eastAsia"/>
-          <w:szCs w:val="21"/>
-        </w:rPr>
-        <w:t>c</w:t>
-      </w:r>
-      <w:r>
-        <w:rPr>
-          <w:rFonts w:ascii="Arial" w:hAnsi="Arial" w:cs="Arial"/>
-          <w:szCs w:val="21"/>
-        </w:rPr>
-        <w:t>hildren</w:t>
-      </w:r>
-      <w:bookmarkEnd w:id="0"/>
-      <w:bookmarkEnd w:id="1"/>
       <w:r>
         <w:rPr>
           <w:rFonts w:ascii="Arial" w:eastAsiaTheme="minorEastAsia" w:hAnsi="Arial" w:cs="Arial" w:hint="eastAsia"/>
           <w:szCs w:val="21"/>
           <w:lang w:eastAsia="zh-CN"/>
         </w:rPr>
-        <w:t xml:space="preserve">. </w:t>
-      </w:r>
-      <w:bookmarkStart w:id="2" w:name="_Hlk211158962"/>
+        <w:t>Keke Yu</w:t>
+      </w:r>
+      <w:r>
+        <w:rPr>
+          <w:rFonts w:ascii="Arial" w:eastAsiaTheme="minorEastAsia" w:hAnsi="Arial" w:cs="Arial" w:hint="eastAsia"/>
+          <w:szCs w:val="21"/>
+          <w:vertAlign w:val="superscript"/>
+          <w:lang w:eastAsia="zh-CN"/>
+        </w:rPr>
+        <w:t>#</w:t>
+      </w:r>
       <w:r>
         <w:rPr>
           <w:rFonts w:ascii="Arial" w:eastAsiaTheme="minorEastAsia" w:hAnsi="Arial" w:cs="Arial" w:hint="eastAsia"/>
           <w:szCs w:val="21"/>
           <w:lang w:eastAsia="zh-CN"/>
         </w:rPr>
-        <w:t>Under review</w:t>
-      </w:r>
-      <w:bookmarkEnd w:id="2"/>
+        <w:t xml:space="preserve">, </w:t>
+      </w:r>
+      <w:proofErr w:type="spellStart"/>
+      <w:r>
+        <w:rPr>
+          <w:rFonts w:ascii="Arial" w:hAnsi="Arial" w:cs="Arial"/>
+          <w:szCs w:val="21"/>
+        </w:rPr>
+        <w:t>Shuqi</w:t>
+      </w:r>
+      <w:proofErr w:type="spellEnd"/>
+      <w:r>
+        <w:rPr>
+          <w:rFonts w:ascii="Arial" w:hAnsi="Arial" w:cs="Arial"/>
+          <w:szCs w:val="21"/>
+        </w:rPr>
+        <w:t xml:space="preserve"> Yin, </w:t>
+      </w:r>
+      <w:r>
+        <w:rPr>
+          <w:rFonts w:ascii="Arial" w:hAnsi="Arial" w:cs="Arial"/>
+          <w:b/>
+          <w:bCs/>
+          <w:szCs w:val="21"/>
+        </w:rPr>
+        <w:t>Baishen Liang</w:t>
+      </w:r>
+      <w:r>
+        <w:rPr>
+          <w:rFonts w:ascii="Arial" w:hAnsi="Arial" w:cs="Arial"/>
+          <w:szCs w:val="21"/>
+        </w:rPr>
+        <w:t>*</w:t>
+      </w:r>
+      <w:r>
+        <w:rPr>
+          <w:rFonts w:ascii="Arial" w:hAnsi="Arial" w:cs="Arial"/>
+          <w:szCs w:val="21"/>
+        </w:rPr>
+        <w:t xml:space="preserve">, </w:t>
+      </w:r>
+      <w:proofErr w:type="spellStart"/>
       <w:r>
         <w:rPr>
           <w:rFonts w:ascii="Arial" w:eastAsiaTheme="minorEastAsia" w:hAnsi="Arial" w:cs="Arial" w:hint="eastAsia"/>
           <w:szCs w:val="21"/>
           <w:lang w:eastAsia="zh-CN"/>
         </w:rPr>
-        <w:t xml:space="preserve">. </w:t>
-      </w:r>
+        <w:t>Ruiming</w:t>
+      </w:r>
+      <w:proofErr w:type="spellEnd"/>
       <w:r>
         <w:rPr>
           <w:rFonts w:ascii="Arial" w:eastAsiaTheme="minorEastAsia" w:hAnsi="Arial" w:cs="Arial" w:hint="eastAsia"/>
           <w:szCs w:val="21"/>
           <w:lang w:eastAsia="zh-CN"/>
         </w:rPr>
-        <w:t>(Co-</w:t>
-      </w:r>
+        <w:t xml:space="preserve"> Wang</w:t>
+      </w:r>
+      <w:r>
+        <w:rPr>
+          <w:rFonts w:ascii="Arial" w:hAnsi="Arial" w:cs="Arial"/>
+          <w:bCs/>
+          <w:szCs w:val="21"/>
+        </w:rPr>
+        <w:t>*</w:t>
+      </w:r>
+      <w:r>
+        <w:rPr>
+          <w:rFonts w:ascii="Arial" w:hAnsi="Arial" w:cs="Arial"/>
+          <w:szCs w:val="21"/>
+        </w:rPr>
+        <w:t xml:space="preserve">. </w:t>
+      </w:r>
+      <w:r>
+        <w:rPr>
+          <w:rFonts w:ascii="Arial" w:hAnsi="Arial" w:cs="Arial"/>
+          <w:szCs w:val="21"/>
+        </w:rPr>
+        <w:t>Theta and gamma transcranial alternating current stimulation modulate Mandarin consonant and lexical tone perception</w:t>
+      </w:r>
+      <w:r>
+        <w:rPr>
+          <w:rFonts w:ascii="Arial" w:hAnsi="Arial" w:cs="Arial"/>
+          <w:szCs w:val="21"/>
+        </w:rPr>
+        <w:t xml:space="preserve">. </w:t>
+      </w:r>
+      <w:proofErr w:type="spellStart"/>
+      <w:r>
+        <w:rPr>
+          <w:rFonts w:ascii="Arial" w:hAnsi="Arial" w:cs="Arial"/>
+          <w:b/>
+          <w:bCs/>
+          <w:i/>
+          <w:iCs/>
+          <w:szCs w:val="21"/>
+        </w:rPr>
+        <w:t>bioRxiv</w:t>
+      </w:r>
+      <w:proofErr w:type="spellEnd"/>
       <w:r>
         <w:rPr>
           <w:rFonts w:ascii="Arial" w:eastAsiaTheme="minorEastAsia" w:hAnsi="Arial" w:cs="Arial" w:hint="eastAsia"/>
           <w:szCs w:val="21"/>
           <w:lang w:eastAsia="zh-CN"/>
         </w:rPr>
-        <w:t>first</w:t>
+        <w:t xml:space="preserve">, </w:t>
+      </w:r>
+      <w:r>
+        <w:rPr>
+          <w:rFonts w:ascii="Arial" w:hAnsi="Arial" w:cs="Arial"/>
+          <w:szCs w:val="21"/>
+        </w:rPr>
+        <w:t>2025</w:t>
       </w:r>
       <w:r>
         <w:rPr>
@@ -3865,7 +3885,267 @@
           <w:szCs w:val="21"/>
           <w:lang w:eastAsia="zh-CN"/>
         </w:rPr>
-        <w:t xml:space="preserve"> author)</w:t>
+        <w:t xml:space="preserve">, </w:t>
+      </w:r>
+      <w:r>
+        <w:rPr>
+          <w:rFonts w:ascii="Arial" w:hAnsi="Arial" w:cs="Arial"/>
+          <w:szCs w:val="21"/>
+        </w:rPr>
+        <w:t>679546</w:t>
+      </w:r>
+      <w:r>
+        <w:rPr>
+          <w:rFonts w:ascii="Arial" w:hAnsi="Arial" w:cs="Arial"/>
+          <w:szCs w:val="21"/>
+        </w:rPr>
+        <w:t xml:space="preserve">, </w:t>
+      </w:r>
+      <w:r>
+        <w:rPr>
+          <w:rFonts w:ascii="Arial" w:eastAsiaTheme="minorEastAsia" w:hAnsi="Arial" w:cs="Arial"/>
+          <w:szCs w:val="21"/>
+          <w:lang w:eastAsia="zh-CN"/>
+        </w:rPr>
+        <w:t>u</w:t>
+      </w:r>
+      <w:r>
+        <w:rPr>
+          <w:rFonts w:ascii="Arial" w:eastAsiaTheme="minorEastAsia" w:hAnsi="Arial" w:cs="Arial" w:hint="eastAsia"/>
+          <w:szCs w:val="21"/>
+          <w:lang w:eastAsia="zh-CN"/>
+        </w:rPr>
+        <w:t>nder review</w:t>
+      </w:r>
+      <w:r>
+        <w:rPr>
+          <w:rFonts w:ascii="Arial" w:hAnsi="Arial" w:cs="Arial"/>
+          <w:szCs w:val="21"/>
+        </w:rPr>
+        <w:t>.</w:t>
+      </w:r>
+      <w:r>
+        <w:rPr>
+          <w:rFonts w:ascii="Arial" w:eastAsiaTheme="minorEastAsia" w:hAnsi="Arial" w:cs="Arial" w:hint="eastAsia"/>
+          <w:szCs w:val="21"/>
+          <w:lang w:eastAsia="zh-CN"/>
+        </w:rPr>
+        <w:t xml:space="preserve"> (Co-corresponding author)</w:t>
+      </w:r>
+    </w:p>
+    <w:p>
+      <w:pPr>
+        <w:pStyle w:val="ListParagraph"/>
+        <w:numPr>
+          <w:ilvl w:val="0"/>
+          <w:numId w:val="55"/>
+        </w:numPr>
+        <w:spacing w:before="120" w:after="120"/>
+        <w:contextualSpacing w:val="0"/>
+        <w:rPr>
+          <w:rFonts w:ascii="Arial" w:hAnsi="Arial" w:cs="Arial"/>
+          <w:szCs w:val="21"/>
+        </w:rPr>
+      </w:pPr>
+      <w:proofErr w:type="spellStart"/>
+      <w:r>
+        <w:rPr>
+          <w:rFonts w:ascii="Arial" w:hAnsi="Arial" w:cs="Arial"/>
+          <w:szCs w:val="21"/>
+        </w:rPr>
+        <w:t>Weijin</w:t>
+      </w:r>
+      <w:proofErr w:type="spellEnd"/>
+      <w:r>
+        <w:rPr>
+          <w:rFonts w:ascii="Arial" w:hAnsi="Arial" w:cs="Arial"/>
+          <w:szCs w:val="21"/>
+        </w:rPr>
+        <w:t xml:space="preserve"> Hu</w:t>
+      </w:r>
+      <w:r>
+        <w:rPr>
+          <w:rFonts w:ascii="Arial" w:hAnsi="Arial" w:cs="Arial"/>
+          <w:szCs w:val="21"/>
+          <w:vertAlign w:val="superscript"/>
+        </w:rPr>
+        <w:t>#</w:t>
+      </w:r>
+      <w:r>
+        <w:rPr>
+          <w:rFonts w:ascii="Arial" w:hAnsi="Arial" w:cs="Arial"/>
+          <w:szCs w:val="21"/>
+        </w:rPr>
+        <w:t xml:space="preserve">, </w:t>
+      </w:r>
+      <w:r>
+        <w:rPr>
+          <w:rFonts w:ascii="Arial" w:hAnsi="Arial" w:cs="Arial"/>
+          <w:b/>
+          <w:bCs/>
+          <w:szCs w:val="21"/>
+        </w:rPr>
+        <w:t>Baishen Liang</w:t>
+      </w:r>
+      <w:r>
+        <w:rPr>
+          <w:rFonts w:ascii="Arial" w:hAnsi="Arial" w:cs="Arial"/>
+          <w:b/>
+          <w:bCs/>
+          <w:szCs w:val="21"/>
+          <w:vertAlign w:val="superscript"/>
+        </w:rPr>
+        <w:t>#</w:t>
+      </w:r>
+      <w:r>
+        <w:rPr>
+          <w:rFonts w:ascii="Arial" w:hAnsi="Arial" w:cs="Arial"/>
+          <w:szCs w:val="21"/>
+        </w:rPr>
+        <w:t>, Yi Du</w:t>
+      </w:r>
+      <w:r>
+        <w:rPr>
+          <w:rFonts w:ascii="Arial" w:eastAsiaTheme="minorEastAsia" w:hAnsi="Arial" w:cs="Arial" w:hint="eastAsia"/>
+          <w:szCs w:val="21"/>
+          <w:lang w:eastAsia="zh-CN"/>
+        </w:rPr>
+        <w:t>*</w:t>
+      </w:r>
+      <w:r>
+        <w:rPr>
+          <w:rFonts w:ascii="Arial" w:hAnsi="Arial" w:cs="Arial" w:hint="eastAsia"/>
+          <w:szCs w:val="21"/>
+        </w:rPr>
+        <w:t xml:space="preserve">, </w:t>
+      </w:r>
+      <w:bookmarkStart w:id="0" w:name="OLE_LINK521"/>
+      <w:bookmarkStart w:id="1" w:name="OLE_LINK520"/>
+      <w:r>
+        <w:rPr>
+          <w:rFonts w:ascii="Arial" w:hAnsi="Arial" w:cs="Arial" w:hint="eastAsia"/>
+          <w:szCs w:val="21"/>
+        </w:rPr>
+        <w:t>Singing e</w:t>
+      </w:r>
+      <w:r>
+        <w:rPr>
+          <w:rFonts w:ascii="Arial" w:hAnsi="Arial" w:cs="Arial"/>
+          <w:szCs w:val="21"/>
+        </w:rPr>
+        <w:t>nhanc</w:t>
+      </w:r>
+      <w:r>
+        <w:rPr>
+          <w:rFonts w:ascii="Arial" w:hAnsi="Arial" w:cs="Arial" w:hint="eastAsia"/>
+          <w:szCs w:val="21"/>
+        </w:rPr>
+        <w:t>es</w:t>
+      </w:r>
+      <w:r>
+        <w:rPr>
+          <w:rFonts w:ascii="Arial" w:hAnsi="Arial" w:cs="Arial"/>
+          <w:szCs w:val="21"/>
+        </w:rPr>
+        <w:t xml:space="preserve"> </w:t>
+      </w:r>
+      <w:r>
+        <w:rPr>
+          <w:rFonts w:ascii="Arial" w:hAnsi="Arial" w:cs="Arial" w:hint="eastAsia"/>
+          <w:szCs w:val="21"/>
+        </w:rPr>
+        <w:t>p</w:t>
+      </w:r>
+      <w:r>
+        <w:rPr>
+          <w:rFonts w:ascii="Arial" w:hAnsi="Arial" w:cs="Arial"/>
+          <w:szCs w:val="21"/>
+        </w:rPr>
+        <w:t xml:space="preserve">oetry </w:t>
+      </w:r>
+      <w:r>
+        <w:rPr>
+          <w:rFonts w:ascii="Arial" w:hAnsi="Arial" w:cs="Arial" w:hint="eastAsia"/>
+          <w:szCs w:val="21"/>
+        </w:rPr>
+        <w:t>learning and m</w:t>
+      </w:r>
+      <w:r>
+        <w:rPr>
+          <w:rFonts w:ascii="Arial" w:hAnsi="Arial" w:cs="Arial"/>
+          <w:szCs w:val="21"/>
+        </w:rPr>
+        <w:t>emor</w:t>
+      </w:r>
+      <w:r>
+        <w:rPr>
+          <w:rFonts w:ascii="Arial" w:hAnsi="Arial" w:cs="Arial" w:hint="eastAsia"/>
+          <w:szCs w:val="21"/>
+        </w:rPr>
+        <w:t>ization</w:t>
+      </w:r>
+      <w:r>
+        <w:rPr>
+          <w:rFonts w:ascii="Arial" w:hAnsi="Arial" w:cs="Arial"/>
+          <w:szCs w:val="21"/>
+        </w:rPr>
+        <w:t xml:space="preserve"> in </w:t>
+      </w:r>
+      <w:r>
+        <w:rPr>
+          <w:rFonts w:ascii="Arial" w:hAnsi="Arial" w:cs="Arial" w:hint="eastAsia"/>
+          <w:szCs w:val="21"/>
+        </w:rPr>
+        <w:t>preschool</w:t>
+      </w:r>
+      <w:r>
+        <w:rPr>
+          <w:rFonts w:ascii="Arial" w:hAnsi="Arial" w:cs="Arial"/>
+          <w:szCs w:val="21"/>
+        </w:rPr>
+        <w:t xml:space="preserve"> </w:t>
+      </w:r>
+      <w:r>
+        <w:rPr>
+          <w:rFonts w:ascii="Arial" w:hAnsi="Arial" w:cs="Arial" w:hint="eastAsia"/>
+          <w:szCs w:val="21"/>
+        </w:rPr>
+        <w:t>c</w:t>
+      </w:r>
+      <w:r>
+        <w:rPr>
+          <w:rFonts w:ascii="Arial" w:hAnsi="Arial" w:cs="Arial"/>
+          <w:szCs w:val="21"/>
+        </w:rPr>
+        <w:t>hildren</w:t>
+      </w:r>
+      <w:bookmarkEnd w:id="0"/>
+      <w:bookmarkEnd w:id="1"/>
+      <w:r>
+        <w:rPr>
+          <w:rFonts w:ascii="Arial" w:eastAsiaTheme="minorEastAsia" w:hAnsi="Arial" w:cs="Arial" w:hint="eastAsia"/>
+          <w:szCs w:val="21"/>
+          <w:lang w:eastAsia="zh-CN"/>
+        </w:rPr>
+        <w:t xml:space="preserve">. </w:t>
+      </w:r>
+      <w:bookmarkStart w:id="2" w:name="_Hlk211158962"/>
+      <w:r>
+        <w:rPr>
+          <w:rFonts w:ascii="Arial" w:eastAsiaTheme="minorEastAsia" w:hAnsi="Arial" w:cs="Arial" w:hint="eastAsia"/>
+          <w:szCs w:val="21"/>
+          <w:lang w:eastAsia="zh-CN"/>
+        </w:rPr>
+        <w:t>Under review</w:t>
+      </w:r>
+      <w:bookmarkEnd w:id="2"/>
+      <w:r>
+        <w:rPr>
+          <w:rFonts w:ascii="Arial" w:eastAsiaTheme="minorEastAsia" w:hAnsi="Arial" w:cs="Arial" w:hint="eastAsia"/>
+          <w:szCs w:val="21"/>
+          <w:lang w:eastAsia="zh-CN"/>
+        </w:rPr>
+        <w:t>. (Co-first author)</w:t>
       </w:r>
     </w:p>
     <w:p>
@@ -3974,7 +4254,7 @@
     </w:p>
     <w:p>
       <w:pPr>
-        <w:pStyle w:val="ae"/>
+        <w:pStyle w:val="ListParagraph"/>
         <w:numPr>
           <w:ilvl w:val="0"/>
           <w:numId w:val="34"/>
@@ -4054,7 +4334,7 @@
     </w:p>
     <w:p>
       <w:pPr>
-        <w:pStyle w:val="ae"/>
+        <w:pStyle w:val="ListParagraph"/>
         <w:numPr>
           <w:ilvl w:val="0"/>
           <w:numId w:val="34"/>
@@ -4133,7 +4413,7 @@
     </w:p>
     <w:p>
       <w:pPr>
-        <w:pStyle w:val="ae"/>
+        <w:pStyle w:val="ListParagraph"/>
         <w:numPr>
           <w:ilvl w:val="0"/>
           <w:numId w:val="34"/>
@@ -4376,7 +4656,7 @@
     <w:bookmarkEnd w:id="3"/>
     <w:p>
       <w:pPr>
-        <w:pStyle w:val="ae"/>
+        <w:pStyle w:val="ListParagraph"/>
         <w:numPr>
           <w:ilvl w:val="0"/>
           <w:numId w:val="54"/>
@@ -4393,15 +4673,16 @@
           <w:i/>
           <w:iCs/>
         </w:rPr>
-        <w:t>Society for the Neurobiology of Language</w:t>
-      </w:r>
-      <w:r>
-        <w:rPr>
-          <w:rFonts w:ascii="Arial" w:hAnsi="Arial" w:cs="Arial" w:hint="eastAsia"/>
+        <w:t>Neuroscience 2025</w:t>
+      </w:r>
+      <w:r>
+        <w:rPr>
+          <w:rFonts w:ascii="Arial" w:eastAsiaTheme="minorEastAsia" w:hAnsi="Arial" w:cs="Arial" w:hint="eastAsia"/>
           <w:i/>
           <w:iCs/>
-        </w:rPr>
-        <w:t xml:space="preserve"> </w:t>
+          <w:lang w:eastAsia="zh-CN"/>
+        </w:rPr>
+        <w:t xml:space="preserve">, </w:t>
       </w:r>
       <w:r>
         <w:rPr>
@@ -4409,56 +4690,87 @@
           <w:i/>
           <w:iCs/>
         </w:rPr>
-        <w:t>17th Annual Meeting</w:t>
+        <w:t xml:space="preserve">Society </w:t>
+      </w:r>
+      <w:r>
+        <w:rPr>
+          <w:rFonts w:ascii="Arial" w:eastAsiaTheme="minorEastAsia" w:hAnsi="Arial" w:cs="Arial" w:hint="eastAsia"/>
+          <w:i/>
+          <w:iCs/>
+          <w:lang w:eastAsia="zh-CN"/>
+        </w:rPr>
+        <w:t>for Neuroscience</w:t>
       </w:r>
       <w:r>
         <w:rPr>
           <w:rFonts w:ascii="Arial" w:hAnsi="Arial" w:cs="Arial" w:hint="eastAsia"/>
         </w:rPr>
         <w:t xml:space="preserve">. </w:t>
-      </w:r>
-      <w:r>
-        <w:rPr>
-          <w:rFonts w:ascii="Arial" w:hAnsi="Arial" w:cs="Arial"/>
-        </w:rPr>
-        <w:t>Washington DC</w:t>
-      </w:r>
-      <w:r>
-        <w:rPr>
-          <w:rFonts w:ascii="Arial" w:hAnsi="Arial" w:cs="Arial" w:hint="eastAsia"/>
-        </w:rPr>
-        <w:t xml:space="preserve">, USA, </w:t>
       </w:r>
       <w:r>
         <w:rPr>
           <w:rFonts w:ascii="Arial" w:eastAsiaTheme="minorEastAsia" w:hAnsi="Arial" w:cs="Arial" w:hint="eastAsia"/>
           <w:lang w:eastAsia="zh-CN"/>
         </w:rPr>
-        <w:t>September</w:t>
-      </w:r>
-      <w:r>
-        <w:rPr>
-          <w:rFonts w:ascii="Arial" w:hAnsi="Arial" w:cs="Arial" w:hint="eastAsia"/>
-        </w:rPr>
-        <w:t xml:space="preserve"> 2025</w:t>
+        <w:t>San Diego</w:t>
+      </w:r>
+      <w:r>
+        <w:rPr>
+          <w:rFonts w:ascii="Arial" w:eastAsiaTheme="minorEastAsia" w:hAnsi="Arial" w:cs="Arial"/>
+          <w:lang w:eastAsia="zh-CN"/>
+        </w:rPr>
+        <w:t>,</w:t>
+      </w:r>
+      <w:r>
+        <w:rPr>
+          <w:rFonts w:ascii="Arial" w:hAnsi="Arial" w:cs="Arial"/>
+        </w:rPr>
+        <w:t xml:space="preserve"> </w:t>
       </w:r>
       <w:r>
         <w:rPr>
           <w:rFonts w:ascii="Arial" w:eastAsiaTheme="minorEastAsia" w:hAnsi="Arial" w:cs="Arial" w:hint="eastAsia"/>
           <w:lang w:eastAsia="zh-CN"/>
         </w:rPr>
+        <w:t>CA</w:t>
+      </w:r>
+      <w:r>
+        <w:rPr>
+          <w:rFonts w:ascii="Arial" w:hAnsi="Arial" w:cs="Arial" w:hint="eastAsia"/>
+        </w:rPr>
+        <w:t xml:space="preserve">, USA, </w:t>
+      </w:r>
+      <w:r>
+        <w:rPr>
+          <w:rFonts w:ascii="Arial" w:eastAsiaTheme="minorEastAsia" w:hAnsi="Arial" w:cs="Arial" w:hint="eastAsia"/>
+          <w:lang w:eastAsia="zh-CN"/>
+        </w:rPr>
+        <w:t>November</w:t>
+      </w:r>
+      <w:r>
+        <w:rPr>
+          <w:rFonts w:ascii="Arial" w:hAnsi="Arial" w:cs="Arial" w:hint="eastAsia"/>
+        </w:rPr>
+        <w:t xml:space="preserve"> 2025</w:t>
+      </w:r>
+      <w:r>
+        <w:rPr>
+          <w:rFonts w:ascii="Arial" w:eastAsiaTheme="minorEastAsia" w:hAnsi="Arial" w:cs="Arial" w:hint="eastAsia"/>
+          <w:lang w:eastAsia="zh-CN"/>
+        </w:rPr>
         <w:t xml:space="preserve"> (poster)</w:t>
       </w:r>
       <w:r>
         <w:rPr>
-          <w:rFonts w:ascii="Arial" w:eastAsia="SimSun" w:hAnsi="Arial" w:cs="Arial" w:hint="eastAsia"/>
+          <w:rFonts w:ascii="Arial" w:eastAsiaTheme="minorEastAsia" w:hAnsi="Arial" w:cs="Arial" w:hint="eastAsia"/>
+          <w:lang w:eastAsia="zh-CN"/>
         </w:rPr>
         <w:t>.</w:t>
       </w:r>
     </w:p>
     <w:p>
       <w:pPr>
-        <w:pStyle w:val="ae"/>
+        <w:pStyle w:val="ListParagraph"/>
         <w:numPr>
           <w:ilvl w:val="0"/>
           <w:numId w:val="54"/>
@@ -4466,38 +4778,202 @@
         <w:spacing w:before="120" w:after="120"/>
         <w:jc w:val="both"/>
         <w:rPr>
-          <w:rFonts w:ascii="Arial" w:eastAsia="SimSun" w:hAnsi="Arial" w:cs="Arial" w:hint="eastAsia"/>
-        </w:rPr>
-      </w:pPr>
-      <w:r>
-        <w:rPr>
-          <w:rFonts w:ascii="Arial" w:eastAsia="SimSun" w:hAnsi="Arial" w:cs="Arial" w:hint="eastAsia"/>
+          <w:rFonts w:ascii="Arial" w:eastAsia="SimSun" w:hAnsi="Arial" w:cs="Arial"/>
+        </w:rPr>
+      </w:pPr>
+      <w:r>
+        <w:rPr>
+          <w:rFonts w:ascii="Arial" w:hAnsi="Arial" w:cs="Arial"/>
+          <w:i/>
+          <w:iCs/>
+        </w:rPr>
+        <w:t>Advances and Perspectives in Auditory Neuroscience</w:t>
+      </w:r>
+      <w:r>
+        <w:rPr>
+          <w:rFonts w:ascii="Arial" w:hAnsi="Arial" w:cs="Arial" w:hint="eastAsia"/>
+        </w:rPr>
+        <w:t xml:space="preserve">. </w:t>
+      </w:r>
+      <w:r>
+        <w:rPr>
+          <w:rFonts w:ascii="Arial" w:eastAsiaTheme="minorEastAsia" w:hAnsi="Arial" w:cs="Arial" w:hint="eastAsia"/>
           <w:lang w:eastAsia="zh-CN"/>
         </w:rPr>
-        <w:t xml:space="preserve">Duke Comprehensive Epilepsy Center Research </w:t>
-      </w:r>
-      <w:r>
-        <w:rPr>
-          <w:rFonts w:ascii="Arial" w:eastAsia="SimSun" w:hAnsi="Arial" w:cs="Arial"/>
+        <w:t>San Diego</w:t>
+      </w:r>
+      <w:r>
+        <w:rPr>
+          <w:rFonts w:ascii="Arial" w:eastAsiaTheme="minorEastAsia" w:hAnsi="Arial" w:cs="Arial"/>
           <w:lang w:eastAsia="zh-CN"/>
         </w:rPr>
-        <w:t>Colloquium</w:t>
-      </w:r>
-      <w:r>
-        <w:rPr>
-          <w:rFonts w:ascii="Arial" w:eastAsia="SimSun" w:hAnsi="Arial" w:cs="Arial" w:hint="eastAsia"/>
+        <w:t>,</w:t>
+      </w:r>
+      <w:r>
+        <w:rPr>
+          <w:rFonts w:ascii="Arial" w:hAnsi="Arial" w:cs="Arial"/>
+        </w:rPr>
+        <w:t xml:space="preserve"> </w:t>
+      </w:r>
+      <w:r>
+        <w:rPr>
+          <w:rFonts w:ascii="Arial" w:eastAsiaTheme="minorEastAsia" w:hAnsi="Arial" w:cs="Arial" w:hint="eastAsia"/>
           <w:lang w:eastAsia="zh-CN"/>
         </w:rPr>
-        <w:t>. Durham, USA, September 2025 (slide presentation)</w:t>
+        <w:t>CA</w:t>
+      </w:r>
+      <w:r>
+        <w:rPr>
+          <w:rFonts w:ascii="Arial" w:hAnsi="Arial" w:cs="Arial" w:hint="eastAsia"/>
+        </w:rPr>
+        <w:t xml:space="preserve">, USA, </w:t>
+      </w:r>
+      <w:r>
+        <w:rPr>
+          <w:rFonts w:ascii="Arial" w:eastAsiaTheme="minorEastAsia" w:hAnsi="Arial" w:cs="Arial" w:hint="eastAsia"/>
+          <w:lang w:eastAsia="zh-CN"/>
+        </w:rPr>
+        <w:t>November</w:t>
+      </w:r>
+      <w:r>
+        <w:rPr>
+          <w:rFonts w:ascii="Arial" w:hAnsi="Arial" w:cs="Arial" w:hint="eastAsia"/>
+        </w:rPr>
+        <w:t xml:space="preserve"> 2025</w:t>
+      </w:r>
+      <w:r>
+        <w:rPr>
+          <w:rFonts w:ascii="Arial" w:eastAsiaTheme="minorEastAsia" w:hAnsi="Arial" w:cs="Arial" w:hint="eastAsia"/>
+          <w:lang w:eastAsia="zh-CN"/>
+        </w:rPr>
+        <w:t xml:space="preserve"> (poster).</w:t>
       </w:r>
     </w:p>
     <w:p>
       <w:pPr>
-        <w:pStyle w:val="ae"/>
+        <w:pStyle w:val="ListParagraph"/>
         <w:numPr>
           <w:ilvl w:val="0"/>
           <w:numId w:val="54"/>
         </w:numPr>
+        <w:spacing w:before="120" w:after="120"/>
+        <w:jc w:val="both"/>
+        <w:rPr>
+          <w:rFonts w:ascii="Arial" w:eastAsia="SimSun" w:hAnsi="Arial" w:cs="Arial"/>
+        </w:rPr>
+      </w:pPr>
+      <w:r>
+        <w:rPr>
+          <w:rFonts w:ascii="Arial" w:hAnsi="Arial" w:cs="Arial"/>
+          <w:i/>
+          <w:iCs/>
+        </w:rPr>
+        <w:lastRenderedPageBreak/>
+        <w:t>Society for the Neurobiology of Language</w:t>
+      </w:r>
+      <w:r>
+        <w:rPr>
+          <w:rFonts w:ascii="Arial" w:hAnsi="Arial" w:cs="Arial" w:hint="eastAsia"/>
+          <w:i/>
+          <w:iCs/>
+        </w:rPr>
+        <w:t xml:space="preserve"> </w:t>
+      </w:r>
+      <w:r>
+        <w:rPr>
+          <w:rFonts w:ascii="Arial" w:hAnsi="Arial" w:cs="Arial"/>
+          <w:i/>
+          <w:iCs/>
+        </w:rPr>
+        <w:t>17th Annual Meeting</w:t>
+      </w:r>
+      <w:r>
+        <w:rPr>
+          <w:rFonts w:ascii="Arial" w:hAnsi="Arial" w:cs="Arial" w:hint="eastAsia"/>
+        </w:rPr>
+        <w:t xml:space="preserve">. </w:t>
+      </w:r>
+      <w:r>
+        <w:rPr>
+          <w:rFonts w:ascii="Arial" w:hAnsi="Arial" w:cs="Arial"/>
+        </w:rPr>
+        <w:t>Washington DC</w:t>
+      </w:r>
+      <w:r>
+        <w:rPr>
+          <w:rFonts w:ascii="Arial" w:hAnsi="Arial" w:cs="Arial" w:hint="eastAsia"/>
+        </w:rPr>
+        <w:t xml:space="preserve">, USA, </w:t>
+      </w:r>
+      <w:r>
+        <w:rPr>
+          <w:rFonts w:ascii="Arial" w:eastAsiaTheme="minorEastAsia" w:hAnsi="Arial" w:cs="Arial" w:hint="eastAsia"/>
+          <w:lang w:eastAsia="zh-CN"/>
+        </w:rPr>
+        <w:t>September</w:t>
+      </w:r>
+      <w:r>
+        <w:rPr>
+          <w:rFonts w:ascii="Arial" w:hAnsi="Arial" w:cs="Arial" w:hint="eastAsia"/>
+        </w:rPr>
+        <w:t xml:space="preserve"> 2025</w:t>
+      </w:r>
+      <w:r>
+        <w:rPr>
+          <w:rFonts w:ascii="Arial" w:eastAsiaTheme="minorEastAsia" w:hAnsi="Arial" w:cs="Arial" w:hint="eastAsia"/>
+          <w:lang w:eastAsia="zh-CN"/>
+        </w:rPr>
+        <w:t xml:space="preserve"> (poster)</w:t>
+      </w:r>
+      <w:r>
+        <w:rPr>
+          <w:rFonts w:ascii="Arial" w:eastAsia="SimSun" w:hAnsi="Arial" w:cs="Arial" w:hint="eastAsia"/>
+        </w:rPr>
+        <w:t>.</w:t>
+      </w:r>
+    </w:p>
+    <w:p>
+      <w:pPr>
+        <w:pStyle w:val="ListParagraph"/>
+        <w:numPr>
+          <w:ilvl w:val="0"/>
+          <w:numId w:val="54"/>
+        </w:numPr>
+        <w:spacing w:before="120" w:after="120"/>
+        <w:jc w:val="both"/>
+        <w:rPr>
+          <w:rFonts w:ascii="Arial" w:eastAsia="SimSun" w:hAnsi="Arial" w:cs="Arial"/>
+        </w:rPr>
+      </w:pPr>
+      <w:r>
+        <w:rPr>
+          <w:rFonts w:ascii="Arial" w:eastAsia="SimSun" w:hAnsi="Arial" w:cs="Arial" w:hint="eastAsia"/>
+          <w:lang w:eastAsia="zh-CN"/>
+        </w:rPr>
+        <w:t xml:space="preserve">Duke Comprehensive Epilepsy Center Research </w:t>
+      </w:r>
+      <w:r>
+        <w:rPr>
+          <w:rFonts w:ascii="Arial" w:eastAsia="SimSun" w:hAnsi="Arial" w:cs="Arial"/>
+          <w:lang w:eastAsia="zh-CN"/>
+        </w:rPr>
+        <w:t>Colloquium</w:t>
+      </w:r>
+      <w:r>
+        <w:rPr>
+          <w:rFonts w:ascii="Arial" w:eastAsia="SimSun" w:hAnsi="Arial" w:cs="Arial" w:hint="eastAsia"/>
+          <w:lang w:eastAsia="zh-CN"/>
+        </w:rPr>
+        <w:t>. Durham, USA, September 2025 (slide presentation)</w:t>
+      </w:r>
+    </w:p>
+    <w:p>
+      <w:pPr>
+        <w:pStyle w:val="ListParagraph"/>
+        <w:numPr>
+          <w:ilvl w:val="0"/>
+          <w:numId w:val="54"/>
+        </w:numPr>
         <w:rPr>
           <w:rFonts w:ascii="Arial" w:eastAsia="SimSun" w:hAnsi="Arial" w:cs="Arial"/>
           <w:i/>
@@ -4531,7 +5007,7 @@
     </w:p>
     <w:p>
       <w:pPr>
-        <w:pStyle w:val="ae"/>
+        <w:pStyle w:val="ListParagraph"/>
         <w:numPr>
           <w:ilvl w:val="0"/>
           <w:numId w:val="54"/>
@@ -4799,7 +5275,6 @@
           <w:sz w:val="22"/>
           <w:szCs w:val="22"/>
         </w:rPr>
-        <w:lastRenderedPageBreak/>
         <w:t xml:space="preserve">Liang, </w:t>
       </w:r>
       <w:r>
@@ -5600,7 +6075,7 @@
     </w:p>
     <w:p>
       <w:pPr>
-        <w:pStyle w:val="ae"/>
+        <w:pStyle w:val="ListParagraph"/>
         <w:numPr>
           <w:ilvl w:val="0"/>
           <w:numId w:val="54"/>
@@ -5675,7 +6150,7 @@
     </w:p>
     <w:p>
       <w:pPr>
-        <w:pStyle w:val="ae"/>
+        <w:pStyle w:val="ListParagraph"/>
         <w:numPr>
           <w:ilvl w:val="0"/>
           <w:numId w:val="54"/>
@@ -5703,7 +6178,7 @@
     </w:p>
     <w:p>
       <w:pPr>
-        <w:pStyle w:val="ae"/>
+        <w:pStyle w:val="ListParagraph"/>
         <w:numPr>
           <w:ilvl w:val="0"/>
           <w:numId w:val="54"/>
@@ -5762,7 +6237,7 @@
     </w:p>
     <w:p>
       <w:pPr>
-        <w:pStyle w:val="ae"/>
+        <w:pStyle w:val="ListParagraph"/>
         <w:numPr>
           <w:ilvl w:val="0"/>
           <w:numId w:val="54"/>
@@ -5839,7 +6314,7 @@
     </w:p>
     <w:p>
       <w:pPr>
-        <w:pStyle w:val="ae"/>
+        <w:pStyle w:val="ListParagraph"/>
         <w:numPr>
           <w:ilvl w:val="0"/>
           <w:numId w:val="54"/>
@@ -5895,7 +6370,7 @@
     </w:p>
     <w:p>
       <w:pPr>
-        <w:pStyle w:val="ae"/>
+        <w:pStyle w:val="ListParagraph"/>
         <w:numPr>
           <w:ilvl w:val="0"/>
           <w:numId w:val="54"/>
@@ -6031,7 +6506,7 @@
     <w:sdtContent>
       <w:p>
         <w:pPr>
-          <w:pStyle w:val="a9"/>
+          <w:pStyle w:val="Footer"/>
           <w:jc w:val="right"/>
           <w:rPr>
             <w:rFonts w:ascii="Arial" w:hAnsi="Arial" w:cs="Arial"/>
@@ -6109,7 +6584,7 @@
             </mc:Choice>
             <mc:Fallback>
               <w:pict>
-                <v:line w14:anchorId="4BC9C2A1" id="Straight Connector 3" o:spid="_x0000_s1026" style="position:absolute;z-index:251659264;visibility:visible;mso-wrap-style:square;mso-wrap-distance-left:9pt;mso-wrap-distance-top:0;mso-wrap-distance-right:9pt;mso-wrap-distance-bottom:0;mso-position-horizontal:absolute;mso-position-horizontal-relative:text;mso-position-vertical:absolute;mso-position-vertical-relative:text" from="15.95pt,-12.75pt" to="524.45pt,-12.75pt" o:gfxdata="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" strokecolor="gray [1629]" strokeweight="1pt">
+                <v:line w14:anchorId="6DCF4253" id="Straight Connector 3" o:spid="_x0000_s1026" style="position:absolute;z-index:251659264;visibility:visible;mso-wrap-style:square;mso-wrap-distance-left:9pt;mso-wrap-distance-top:0;mso-wrap-distance-right:9pt;mso-wrap-distance-bottom:0;mso-position-horizontal:absolute;mso-position-horizontal-relative:text;mso-position-vertical:absolute;mso-position-vertical-relative:text" from="15.95pt,-12.75pt" to="524.45pt,-12.75pt" o:gfxdata="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" strokecolor="gray [1629]" strokeweight="1pt">
                   <v:stroke joinstyle="miter"/>
                 </v:line>
               </w:pict>
@@ -6314,7 +6789,7 @@
   </w:sdt>
   <w:p>
     <w:pPr>
-      <w:pStyle w:val="a9"/>
+      <w:pStyle w:val="Footer"/>
       <w:rPr>
         <w:color w:val="7F7F7F" w:themeColor="text1" w:themeTint="80"/>
       </w:rPr>
@@ -13134,21 +13609,21 @@
     <w:lsdException w:name="Unresolved Mention" w:semiHidden="1" w:uiPriority="99" w:unhideWhenUsed="1"/>
     <w:lsdException w:name="Smart Link" w:semiHidden="1" w:uiPriority="99" w:unhideWhenUsed="1"/>
   </w:latentStyles>
-  <w:style w:type="paragraph" w:default="1" w:styleId="a">
+  <w:style w:type="paragraph" w:default="1" w:styleId="Normal">
     <w:name w:val="Normal"/>
     <w:qFormat/>
-    <w:rsid w:val="00AC61CE"/>
+    <w:rsid w:val="006C0274"/>
     <w:rPr>
       <w:sz w:val="24"/>
       <w:szCs w:val="24"/>
       <w:lang w:eastAsia="zh-CN"/>
     </w:rPr>
   </w:style>
-  <w:style w:type="paragraph" w:styleId="2">
+  <w:style w:type="paragraph" w:styleId="Heading2">
     <w:name w:val="heading 2"/>
-    <w:basedOn w:val="a"/>
-    <w:next w:val="a"/>
-    <w:link w:val="20"/>
+    <w:basedOn w:val="Normal"/>
+    <w:next w:val="Normal"/>
+    <w:link w:val="Heading2Char"/>
     <w:qFormat/>
     <w:rsid w:val="00082A52"/>
     <w:pPr>
@@ -13164,13 +13639,13 @@
       <w:lang w:eastAsia="en-US"/>
     </w:rPr>
   </w:style>
-  <w:style w:type="character" w:default="1" w:styleId="a0">
+  <w:style w:type="character" w:default="1" w:styleId="DefaultParagraphFont">
     <w:name w:val="Default Paragraph Font"/>
     <w:uiPriority w:val="1"/>
     <w:semiHidden/>
     <w:unhideWhenUsed/>
   </w:style>
-  <w:style w:type="table" w:default="1" w:styleId="a1">
+  <w:style w:type="table" w:default="1" w:styleId="TableNormal">
     <w:name w:val="Normal Table"/>
     <w:uiPriority w:val="99"/>
     <w:semiHidden/>
@@ -13185,15 +13660,15 @@
       </w:tblCellMar>
     </w:tblPr>
   </w:style>
-  <w:style w:type="numbering" w:default="1" w:styleId="a2">
+  <w:style w:type="numbering" w:default="1" w:styleId="NoList">
     <w:name w:val="No List"/>
     <w:uiPriority w:val="99"/>
     <w:semiHidden/>
     <w:unhideWhenUsed/>
   </w:style>
-  <w:style w:type="paragraph" w:styleId="a3">
+  <w:style w:type="paragraph" w:styleId="Title">
     <w:name w:val="Title"/>
-    <w:basedOn w:val="a"/>
+    <w:basedOn w:val="Normal"/>
     <w:qFormat/>
     <w:rsid w:val="006A75A1"/>
     <w:pPr>
@@ -13210,9 +13685,9 @@
       <w:szCs w:val="32"/>
     </w:rPr>
   </w:style>
-  <w:style w:type="paragraph" w:styleId="a4">
+  <w:style w:type="paragraph" w:styleId="Subtitle">
     <w:name w:val="Subtitle"/>
-    <w:basedOn w:val="a"/>
+    <w:basedOn w:val="Normal"/>
     <w:qFormat/>
     <w:rsid w:val="006A75A1"/>
     <w:pPr>
@@ -13224,7 +13699,7 @@
       <w:rFonts w:ascii="Arial" w:hAnsi="Arial" w:cs="Arial"/>
     </w:rPr>
   </w:style>
-  <w:style w:type="character" w:styleId="a5">
+  <w:style w:type="character" w:styleId="Hyperlink">
     <w:name w:val="Hyperlink"/>
     <w:rsid w:val="006A75A1"/>
     <w:rPr>
@@ -13232,9 +13707,9 @@
       <w:u w:val="single"/>
     </w:rPr>
   </w:style>
-  <w:style w:type="paragraph" w:styleId="a6">
+  <w:style w:type="paragraph" w:styleId="BalloonText">
     <w:name w:val="Balloon Text"/>
-    <w:basedOn w:val="a"/>
+    <w:basedOn w:val="Normal"/>
     <w:semiHidden/>
     <w:rsid w:val="007E241E"/>
     <w:rPr>
@@ -13243,10 +13718,10 @@
       <w:szCs w:val="16"/>
     </w:rPr>
   </w:style>
-  <w:style w:type="paragraph" w:styleId="a7">
+  <w:style w:type="paragraph" w:styleId="Header">
     <w:name w:val="header"/>
-    <w:basedOn w:val="a"/>
-    <w:link w:val="a8"/>
+    <w:basedOn w:val="Normal"/>
+    <w:link w:val="HeaderChar"/>
     <w:rsid w:val="00940250"/>
     <w:pPr>
       <w:tabs>
@@ -13255,9 +13730,9 @@
       </w:tabs>
     </w:pPr>
   </w:style>
-  <w:style w:type="character" w:customStyle="1" w:styleId="a8">
-    <w:name w:val="页眉 字符"/>
-    <w:link w:val="a7"/>
+  <w:style w:type="character" w:customStyle="1" w:styleId="HeaderChar">
+    <w:name w:val="Header Char"/>
+    <w:link w:val="Header"/>
     <w:rsid w:val="00940250"/>
     <w:rPr>
       <w:sz w:val="24"/>
@@ -13265,10 +13740,10 @@
       <w:lang w:eastAsia="zh-CN"/>
     </w:rPr>
   </w:style>
-  <w:style w:type="paragraph" w:styleId="a9">
+  <w:style w:type="paragraph" w:styleId="Footer">
     <w:name w:val="footer"/>
-    <w:basedOn w:val="a"/>
-    <w:link w:val="aa"/>
+    <w:basedOn w:val="Normal"/>
+    <w:link w:val="FooterChar"/>
     <w:uiPriority w:val="99"/>
     <w:rsid w:val="00940250"/>
     <w:pPr>
@@ -13278,9 +13753,9 @@
       </w:tabs>
     </w:pPr>
   </w:style>
-  <w:style w:type="character" w:customStyle="1" w:styleId="aa">
-    <w:name w:val="页脚 字符"/>
-    <w:link w:val="a9"/>
+  <w:style w:type="character" w:customStyle="1" w:styleId="FooterChar">
+    <w:name w:val="Footer Char"/>
+    <w:link w:val="Footer"/>
     <w:uiPriority w:val="99"/>
     <w:rsid w:val="00940250"/>
     <w:rPr>
@@ -13289,9 +13764,9 @@
       <w:lang w:eastAsia="zh-CN"/>
     </w:rPr>
   </w:style>
-  <w:style w:type="paragraph" w:styleId="ab">
+  <w:style w:type="paragraph" w:styleId="NormalWeb">
     <w:name w:val="Normal (Web)"/>
-    <w:basedOn w:val="a"/>
+    <w:basedOn w:val="Normal"/>
     <w:uiPriority w:val="99"/>
     <w:unhideWhenUsed/>
     <w:rsid w:val="00342DAF"/>
@@ -13303,9 +13778,9 @@
       <w:lang w:eastAsia="en-US"/>
     </w:rPr>
   </w:style>
-  <w:style w:type="character" w:customStyle="1" w:styleId="20">
-    <w:name w:val="标题 2 字符"/>
-    <w:link w:val="2"/>
+  <w:style w:type="character" w:customStyle="1" w:styleId="Heading2Char">
+    <w:name w:val="Heading 2 Char"/>
+    <w:link w:val="Heading2"/>
     <w:rsid w:val="00082A52"/>
     <w:rPr>
       <w:rFonts w:eastAsia="Times New Roman"/>
@@ -13316,10 +13791,10 @@
       <w:u w:val="single"/>
     </w:rPr>
   </w:style>
-  <w:style w:type="paragraph" w:styleId="ac">
+  <w:style w:type="paragraph" w:styleId="DocumentMap">
     <w:name w:val="Document Map"/>
-    <w:basedOn w:val="a"/>
-    <w:link w:val="ad"/>
+    <w:basedOn w:val="Normal"/>
+    <w:link w:val="DocumentMapChar"/>
     <w:rsid w:val="00082A52"/>
     <w:rPr>
       <w:rFonts w:ascii="Tahoma" w:hAnsi="Tahoma" w:cs="Tahoma"/>
@@ -13327,9 +13802,9 @@
       <w:szCs w:val="16"/>
     </w:rPr>
   </w:style>
-  <w:style w:type="character" w:customStyle="1" w:styleId="ad">
-    <w:name w:val="文档结构图 字符"/>
-    <w:link w:val="ac"/>
+  <w:style w:type="character" w:customStyle="1" w:styleId="DocumentMapChar">
+    <w:name w:val="Document Map Char"/>
+    <w:link w:val="DocumentMap"/>
     <w:rsid w:val="00082A52"/>
     <w:rPr>
       <w:rFonts w:ascii="Tahoma" w:hAnsi="Tahoma" w:cs="Tahoma"/>
@@ -13338,9 +13813,9 @@
       <w:lang w:eastAsia="zh-CN"/>
     </w:rPr>
   </w:style>
-  <w:style w:type="paragraph" w:styleId="ae">
+  <w:style w:type="paragraph" w:styleId="ListParagraph">
     <w:name w:val="List Paragraph"/>
-    <w:basedOn w:val="a"/>
+    <w:basedOn w:val="Normal"/>
     <w:qFormat/>
     <w:rsid w:val="00075DAD"/>
     <w:pPr>
@@ -13374,7 +13849,7 @@
     <w:name w:val="ally-text"/>
     <w:rsid w:val="009A38B0"/>
   </w:style>
-  <w:style w:type="character" w:styleId="af">
+  <w:style w:type="character" w:styleId="Strong">
     <w:name w:val="Strong"/>
     <w:qFormat/>
     <w:rsid w:val="00931DAF"/>
@@ -13383,25 +13858,25 @@
       <w:bCs/>
     </w:rPr>
   </w:style>
-  <w:style w:type="character" w:styleId="af0">
+  <w:style w:type="character" w:styleId="CommentReference">
     <w:name w:val="annotation reference"/>
-    <w:basedOn w:val="a0"/>
+    <w:basedOn w:val="DefaultParagraphFont"/>
     <w:rsid w:val="00286845"/>
     <w:rPr>
       <w:sz w:val="21"/>
       <w:szCs w:val="21"/>
     </w:rPr>
   </w:style>
-  <w:style w:type="paragraph" w:styleId="af1">
+  <w:style w:type="paragraph" w:styleId="CommentText">
     <w:name w:val="annotation text"/>
-    <w:basedOn w:val="a"/>
-    <w:link w:val="af2"/>
+    <w:basedOn w:val="Normal"/>
+    <w:link w:val="CommentTextChar"/>
     <w:rsid w:val="00286845"/>
   </w:style>
-  <w:style w:type="character" w:customStyle="1" w:styleId="af2">
-    <w:name w:val="批注文字 字符"/>
-    <w:basedOn w:val="a0"/>
-    <w:link w:val="af1"/>
+  <w:style w:type="character" w:customStyle="1" w:styleId="CommentTextChar">
+    <w:name w:val="Comment Text Char"/>
+    <w:basedOn w:val="DefaultParagraphFont"/>
+    <w:link w:val="CommentText"/>
     <w:rsid w:val="00286845"/>
     <w:rPr>
       <w:sz w:val="24"/>
@@ -13409,11 +13884,11 @@
       <w:lang w:eastAsia="zh-CN"/>
     </w:rPr>
   </w:style>
-  <w:style w:type="paragraph" w:styleId="af3">
+  <w:style w:type="paragraph" w:styleId="CommentSubject">
     <w:name w:val="annotation subject"/>
-    <w:basedOn w:val="af1"/>
-    <w:next w:val="af1"/>
-    <w:link w:val="af4"/>
+    <w:basedOn w:val="CommentText"/>
+    <w:next w:val="CommentText"/>
+    <w:link w:val="CommentSubjectChar"/>
     <w:semiHidden/>
     <w:unhideWhenUsed/>
     <w:rsid w:val="00286845"/>
@@ -13422,10 +13897,10 @@
       <w:bCs/>
     </w:rPr>
   </w:style>
-  <w:style w:type="character" w:customStyle="1" w:styleId="af4">
-    <w:name w:val="批注主题 字符"/>
-    <w:basedOn w:val="af2"/>
-    <w:link w:val="af3"/>
+  <w:style w:type="character" w:customStyle="1" w:styleId="CommentSubjectChar">
+    <w:name w:val="Comment Subject Char"/>
+    <w:basedOn w:val="CommentTextChar"/>
+    <w:link w:val="CommentSubject"/>
     <w:semiHidden/>
     <w:rsid w:val="00286845"/>
     <w:rPr>
@@ -13436,9 +13911,9 @@
       <w:lang w:eastAsia="zh-CN"/>
     </w:rPr>
   </w:style>
-  <w:style w:type="character" w:styleId="af5">
+  <w:style w:type="character" w:styleId="UnresolvedMention">
     <w:name w:val="Unresolved Mention"/>
-    <w:basedOn w:val="a0"/>
+    <w:basedOn w:val="DefaultParagraphFont"/>
     <w:uiPriority w:val="99"/>
     <w:semiHidden/>
     <w:unhideWhenUsed/>
@@ -13448,9 +13923,9 @@
       <w:shd w:val="clear" w:color="auto" w:fill="E1DFDD"/>
     </w:rPr>
   </w:style>
-  <w:style w:type="character" w:styleId="af6">
+  <w:style w:type="character" w:styleId="FollowedHyperlink">
     <w:name w:val="FollowedHyperlink"/>
-    <w:basedOn w:val="a0"/>
+    <w:basedOn w:val="DefaultParagraphFont"/>
     <w:rsid w:val="009A6D44"/>
     <w:rPr>
       <w:color w:val="954F72" w:themeColor="followedHyperlink"/>

--- a/CV_baishen_liang.docx
+++ b/CV_baishen_liang.docx
@@ -1651,7 +1651,6 @@
         </w:rPr>
         <w:t>neurosurgical patients' intracranial electroencephalogram (</w:t>
       </w:r>
-      <w:proofErr w:type="spellStart"/>
       <w:r>
         <w:rPr>
           <w:rFonts w:ascii="Arial" w:hAnsi="Arial" w:cs="Arial" w:hint="eastAsia"/>
@@ -1666,16 +1665,7 @@
           <w:sz w:val="22"/>
           <w:szCs w:val="22"/>
         </w:rPr>
-        <w:t>EEG</w:t>
-      </w:r>
-      <w:proofErr w:type="spellEnd"/>
-      <w:r>
-        <w:rPr>
-          <w:rFonts w:ascii="Arial" w:hAnsi="Arial" w:cs="Arial"/>
-          <w:sz w:val="22"/>
-          <w:szCs w:val="22"/>
-        </w:rPr>
-        <w:t>) data</w:t>
+        <w:t>EEG) data</w:t>
       </w:r>
       <w:r>
         <w:rPr>
@@ -2355,33 +2345,15 @@
           <w:sz w:val="22"/>
           <w:szCs w:val="22"/>
         </w:rPr>
-        <w:t xml:space="preserve">a TMS </w:t>
-      </w:r>
-      <w:proofErr w:type="gramStart"/>
-      <w:r>
-        <w:rPr>
-          <w:rFonts w:ascii="Arial" w:hAnsi="Arial" w:cs="Arial" w:hint="eastAsia"/>
-          <w:sz w:val="22"/>
-          <w:szCs w:val="22"/>
-        </w:rPr>
-        <w:t xml:space="preserve">experiment, </w:t>
-      </w:r>
-      <w:r>
-        <w:rPr>
-          <w:rFonts w:ascii="Arial" w:hAnsi="Arial" w:cs="Arial"/>
-          <w:sz w:val="22"/>
-          <w:szCs w:val="22"/>
-        </w:rPr>
-        <w:t>and</w:t>
-      </w:r>
-      <w:proofErr w:type="gramEnd"/>
-      <w:r>
-        <w:rPr>
-          <w:rFonts w:ascii="Arial" w:hAnsi="Arial" w:cs="Arial"/>
-          <w:sz w:val="22"/>
-          <w:szCs w:val="22"/>
-        </w:rPr>
-        <w:t xml:space="preserve"> </w:t>
+        <w:t xml:space="preserve">a TMS experiment, </w:t>
+      </w:r>
+      <w:r>
+        <w:rPr>
+          <w:rFonts w:ascii="Arial" w:hAnsi="Arial" w:cs="Arial"/>
+          <w:sz w:val="22"/>
+          <w:szCs w:val="22"/>
+        </w:rPr>
+        <w:t xml:space="preserve">and </w:t>
       </w:r>
       <w:r>
         <w:rPr>
@@ -2521,29 +2493,7 @@
           <w:sz w:val="22"/>
           <w:szCs w:val="22"/>
         </w:rPr>
-        <w:t xml:space="preserve"> (</w:t>
-      </w:r>
-      <w:proofErr w:type="spellStart"/>
-      <w:r>
-        <w:rPr>
-          <w:rFonts w:ascii="Arial" w:eastAsiaTheme="minorEastAsia" w:hAnsi="Arial" w:cs="Arial" w:hint="eastAsia"/>
-          <w:b/>
-          <w:bCs/>
-          <w:sz w:val="22"/>
-          <w:szCs w:val="22"/>
-        </w:rPr>
-        <w:t>tACS</w:t>
-      </w:r>
-      <w:proofErr w:type="spellEnd"/>
-      <w:r>
-        <w:rPr>
-          <w:rFonts w:ascii="Arial" w:eastAsiaTheme="minorEastAsia" w:hAnsi="Arial" w:cs="Arial" w:hint="eastAsia"/>
-          <w:b/>
-          <w:bCs/>
-          <w:sz w:val="22"/>
-          <w:szCs w:val="22"/>
-        </w:rPr>
-        <w:t>)</w:t>
+        <w:t xml:space="preserve"> (tACS)</w:t>
       </w:r>
       <w:r>
         <w:rPr>
@@ -2630,7 +2580,6 @@
         </w:rPr>
         <w:t xml:space="preserve"> dual-site </w:t>
       </w:r>
-      <w:proofErr w:type="spellStart"/>
       <w:r>
         <w:rPr>
           <w:rFonts w:ascii="Arial" w:hAnsi="Arial" w:cs="Arial" w:hint="eastAsia"/>
@@ -2639,7 +2588,6 @@
         </w:rPr>
         <w:t>tACS</w:t>
       </w:r>
-      <w:proofErr w:type="spellEnd"/>
       <w:r>
         <w:rPr>
           <w:rFonts w:ascii="Arial" w:hAnsi="Arial" w:cs="Arial" w:hint="eastAsia"/>
@@ -2851,7 +2799,6 @@
         </w:rPr>
         <w:t>comprehension</w:t>
       </w:r>
-      <w:proofErr w:type="gramStart"/>
       <w:r>
         <w:rPr>
           <w:rFonts w:ascii="Arial" w:eastAsiaTheme="minorEastAsia" w:hAnsi="Arial" w:cs="Arial" w:hint="eastAsia"/>
@@ -2859,7 +2806,6 @@
         </w:rPr>
         <w:t>.</w:t>
       </w:r>
-      <w:proofErr w:type="gramEnd"/>
     </w:p>
     <w:p>
       <w:pPr>
@@ -2989,37 +2935,12 @@
         </w:rPr>
         <w:t xml:space="preserve">Baishen Liang, </w:t>
       </w:r>
-      <w:proofErr w:type="spellStart"/>
       <w:r>
         <w:rPr>
           <w:rFonts w:ascii="Arial" w:hAnsi="Arial" w:cs="Arial"/>
           <w:szCs w:val="21"/>
         </w:rPr>
-        <w:t>Yanchang</w:t>
-      </w:r>
-      <w:proofErr w:type="spellEnd"/>
-      <w:r>
-        <w:rPr>
-          <w:rFonts w:ascii="Arial" w:hAnsi="Arial" w:cs="Arial"/>
-          <w:szCs w:val="21"/>
-        </w:rPr>
-        <w:t xml:space="preserve"> Li, </w:t>
-      </w:r>
-      <w:proofErr w:type="spellStart"/>
-      <w:r>
-        <w:rPr>
-          <w:rFonts w:ascii="Arial" w:hAnsi="Arial" w:cs="Arial"/>
-          <w:szCs w:val="21"/>
-        </w:rPr>
-        <w:t>Wanying</w:t>
-      </w:r>
-      <w:proofErr w:type="spellEnd"/>
-      <w:r>
-        <w:rPr>
-          <w:rFonts w:ascii="Arial" w:hAnsi="Arial" w:cs="Arial"/>
-          <w:szCs w:val="21"/>
-        </w:rPr>
-        <w:t xml:space="preserve"> Zhao,</w:t>
+        <w:t>Yanchang Li, Wanying Zhao,</w:t>
       </w:r>
       <w:r>
         <w:rPr>
@@ -3059,21 +2980,7 @@
         <w:rPr>
           <w:rFonts w:ascii="Arial" w:hAnsi="Arial" w:cs="Arial"/>
         </w:rPr>
-        <w:t xml:space="preserve">Bilateral human laryngeal motor cortex in perceptual decision of lexical tone and voicing of </w:t>
-      </w:r>
-      <w:proofErr w:type="gramStart"/>
-      <w:r>
-        <w:rPr>
-          <w:rFonts w:ascii="Arial" w:hAnsi="Arial" w:cs="Arial"/>
-        </w:rPr>
-        <w:t>consonant</w:t>
-      </w:r>
-      <w:proofErr w:type="gramEnd"/>
-      <w:r>
-        <w:rPr>
-          <w:rFonts w:ascii="Arial" w:hAnsi="Arial" w:cs="Arial"/>
-        </w:rPr>
-        <w:t xml:space="preserve">. </w:t>
+        <w:t xml:space="preserve">Bilateral human laryngeal motor cortex in perceptual decision of lexical tone and voicing of consonant. </w:t>
       </w:r>
       <w:r>
         <w:rPr>
@@ -3292,7 +3199,6 @@
         </w:rPr>
         <w:t>. Mechanisms of sensorimotor integration in speech perception [</w:t>
       </w:r>
-      <w:proofErr w:type="spellStart"/>
       <w:r>
         <w:rPr>
           <w:rFonts w:ascii="Arial" w:eastAsia="KaiTi" w:hAnsi="Arial" w:cs="Arial"/>
@@ -3300,7 +3206,6 @@
         </w:rPr>
         <w:t>言语知觉中的感觉运动整合机制</w:t>
       </w:r>
-      <w:proofErr w:type="spellEnd"/>
       <w:r>
         <w:rPr>
           <w:rFonts w:ascii="Arial" w:eastAsia="KaiTi" w:hAnsi="Arial" w:cs="Arial"/>
@@ -3326,7 +3231,6 @@
         </w:rPr>
         <w:t xml:space="preserve"> [</w:t>
       </w:r>
-      <w:proofErr w:type="spellStart"/>
       <w:r>
         <w:rPr>
           <w:rFonts w:ascii="Arial" w:eastAsia="KaiTi" w:hAnsi="Arial" w:cs="Arial"/>
@@ -3336,7 +3240,6 @@
         </w:rPr>
         <w:t>科技导报</w:t>
       </w:r>
-      <w:proofErr w:type="spellEnd"/>
       <w:r>
         <w:rPr>
           <w:rFonts w:ascii="Arial" w:eastAsia="KaiTi" w:hAnsi="Arial" w:cs="Arial"/>
@@ -3442,23 +3345,7 @@
           <w:rFonts w:ascii="Arial" w:eastAsiaTheme="minorEastAsia" w:hAnsi="Arial" w:cs="Arial"/>
           <w:szCs w:val="21"/>
         </w:rPr>
-        <w:t xml:space="preserve">, A. M. Earle-Richardson, G. Grant, M. Zafar, B. </w:t>
-      </w:r>
-      <w:proofErr w:type="spellStart"/>
-      <w:r>
-        <w:rPr>
-          <w:rFonts w:ascii="Arial" w:eastAsiaTheme="minorEastAsia" w:hAnsi="Arial" w:cs="Arial"/>
-          <w:szCs w:val="21"/>
-        </w:rPr>
-        <w:t>Frauscher</w:t>
-      </w:r>
-      <w:proofErr w:type="spellEnd"/>
-      <w:r>
-        <w:rPr>
-          <w:rFonts w:ascii="Arial" w:eastAsiaTheme="minorEastAsia" w:hAnsi="Arial" w:cs="Arial"/>
-          <w:szCs w:val="21"/>
-        </w:rPr>
-        <w:t>, D. Southwell, G. Hickok, G. B. Cogan</w:t>
+        <w:t>, A. M. Earle-Richardson, G. Grant, M. Zafar, B. Frauscher, D. Southwell, G. Hickok, G. B. Cogan</w:t>
       </w:r>
       <w:r>
         <w:rPr>
@@ -3487,23 +3374,7 @@
           <w:szCs w:val="21"/>
           <w:lang w:eastAsia="zh-CN"/>
         </w:rPr>
-        <w:t>In</w:t>
-      </w:r>
-      <w:r>
-        <w:rPr>
-          <w:rFonts w:ascii="Arial" w:eastAsiaTheme="minorEastAsia" w:hAnsi="Arial" w:cs="Arial"/>
-          <w:szCs w:val="21"/>
-          <w:lang w:eastAsia="zh-CN"/>
-        </w:rPr>
-        <w:t xml:space="preserve"> </w:t>
-      </w:r>
-      <w:r>
-        <w:rPr>
-          <w:rFonts w:ascii="Arial" w:eastAsiaTheme="minorEastAsia" w:hAnsi="Arial" w:cs="Arial"/>
-          <w:szCs w:val="21"/>
-          <w:lang w:eastAsia="zh-CN"/>
-        </w:rPr>
-        <w:t>preparation</w:t>
+        <w:t>In preparation</w:t>
       </w:r>
       <w:r>
         <w:rPr>
@@ -3564,23 +3435,7 @@
           <w:rFonts w:ascii="Arial" w:hAnsi="Arial" w:cs="Arial"/>
           <w:szCs w:val="21"/>
         </w:rPr>
-        <w:t xml:space="preserve">, </w:t>
-      </w:r>
-      <w:proofErr w:type="spellStart"/>
-      <w:r>
-        <w:rPr>
-          <w:rFonts w:ascii="Arial" w:hAnsi="Arial" w:cs="Arial"/>
-          <w:szCs w:val="21"/>
-        </w:rPr>
-        <w:t>Yixiang</w:t>
-      </w:r>
-      <w:proofErr w:type="spellEnd"/>
-      <w:r>
-        <w:rPr>
-          <w:rFonts w:ascii="Arial" w:hAnsi="Arial" w:cs="Arial"/>
-          <w:szCs w:val="21"/>
-        </w:rPr>
-        <w:t xml:space="preserve"> Wang</w:t>
+        <w:t>, Yixiang Wang</w:t>
       </w:r>
       <w:r>
         <w:rPr>
@@ -3610,23 +3465,7 @@
           <w:rFonts w:ascii="Arial" w:hAnsi="Arial" w:cs="Arial"/>
           <w:szCs w:val="21"/>
         </w:rPr>
-        <w:t xml:space="preserve">, </w:t>
-      </w:r>
-      <w:proofErr w:type="spellStart"/>
-      <w:r>
-        <w:rPr>
-          <w:rFonts w:ascii="Arial" w:hAnsi="Arial" w:cs="Arial"/>
-          <w:szCs w:val="21"/>
-        </w:rPr>
-        <w:t>Haichao</w:t>
-      </w:r>
-      <w:proofErr w:type="spellEnd"/>
-      <w:r>
-        <w:rPr>
-          <w:rFonts w:ascii="Arial" w:hAnsi="Arial" w:cs="Arial"/>
-          <w:szCs w:val="21"/>
-        </w:rPr>
-        <w:t xml:space="preserve"> Zhao, Qinghua He</w:t>
+        <w:t>, Haichao Zhao, Qinghua He</w:t>
       </w:r>
       <w:r>
         <w:rPr>
@@ -3692,7 +3531,7 @@
           <w:szCs w:val="21"/>
           <w:lang w:eastAsia="zh-CN"/>
         </w:rPr>
-        <w:t>Under review</w:t>
+        <w:t>Submitted</w:t>
       </w:r>
       <w:r>
         <w:rPr>
@@ -3765,21 +3604,12 @@
         </w:rPr>
         <w:t xml:space="preserve">, </w:t>
       </w:r>
-      <w:proofErr w:type="spellStart"/>
       <w:r>
         <w:rPr>
           <w:rFonts w:ascii="Arial" w:hAnsi="Arial" w:cs="Arial"/>
           <w:szCs w:val="21"/>
         </w:rPr>
-        <w:t>Shuqi</w:t>
-      </w:r>
-      <w:proofErr w:type="spellEnd"/>
-      <w:r>
-        <w:rPr>
-          <w:rFonts w:ascii="Arial" w:hAnsi="Arial" w:cs="Arial"/>
-          <w:szCs w:val="21"/>
-        </w:rPr>
-        <w:t xml:space="preserve"> Yin, </w:t>
+        <w:t xml:space="preserve">Shuqi Yin, </w:t>
       </w:r>
       <w:r>
         <w:rPr>
@@ -3804,23 +3634,13 @@
         </w:rPr>
         <w:t xml:space="preserve">, </w:t>
       </w:r>
-      <w:proofErr w:type="spellStart"/>
       <w:r>
         <w:rPr>
           <w:rFonts w:ascii="Arial" w:eastAsiaTheme="minorEastAsia" w:hAnsi="Arial" w:cs="Arial" w:hint="eastAsia"/>
           <w:szCs w:val="21"/>
           <w:lang w:eastAsia="zh-CN"/>
         </w:rPr>
-        <w:t>Ruiming</w:t>
-      </w:r>
-      <w:proofErr w:type="spellEnd"/>
-      <w:r>
-        <w:rPr>
-          <w:rFonts w:ascii="Arial" w:eastAsiaTheme="minorEastAsia" w:hAnsi="Arial" w:cs="Arial" w:hint="eastAsia"/>
-          <w:szCs w:val="21"/>
-          <w:lang w:eastAsia="zh-CN"/>
-        </w:rPr>
-        <w:t xml:space="preserve"> Wang</w:t>
+        <w:t>Ruiming Wang</w:t>
       </w:r>
       <w:r>
         <w:rPr>
@@ -3851,7 +3671,6 @@
         </w:rPr>
         <w:t xml:space="preserve">. </w:t>
       </w:r>
-      <w:proofErr w:type="spellStart"/>
       <w:r>
         <w:rPr>
           <w:rFonts w:ascii="Arial" w:hAnsi="Arial" w:cs="Arial"/>
@@ -3863,7 +3682,6 @@
         </w:rPr>
         <w:t>bioRxiv</w:t>
       </w:r>
-      <w:proofErr w:type="spellEnd"/>
       <w:r>
         <w:rPr>
           <w:rFonts w:ascii="Arial" w:eastAsiaTheme="minorEastAsia" w:hAnsi="Arial" w:cs="Arial" w:hint="eastAsia"/>
@@ -3896,10 +3714,18 @@
       </w:r>
       <w:r>
         <w:rPr>
-          <w:rFonts w:ascii="Arial" w:hAnsi="Arial" w:cs="Arial"/>
+          <w:rFonts w:asciiTheme="minorEastAsia" w:eastAsiaTheme="minorEastAsia" w:hAnsiTheme="minorEastAsia" w:cs="MS Gothic" w:hint="eastAsia"/>
           <w:szCs w:val="21"/>
-        </w:rPr>
-        <w:t xml:space="preserve">, </w:t>
+          <w:lang w:eastAsia="zh-CN"/>
+        </w:rPr>
+        <w:t>;</w:t>
+      </w:r>
+      <w:r>
+        <w:rPr>
+          <w:rFonts w:ascii="Arial" w:hAnsi="Arial" w:cs="Arial"/>
+          <w:szCs w:val="21"/>
+        </w:rPr>
+        <w:t xml:space="preserve"> </w:t>
       </w:r>
       <w:r>
         <w:rPr>
@@ -3907,7 +3733,7 @@
           <w:szCs w:val="21"/>
           <w:lang w:eastAsia="zh-CN"/>
         </w:rPr>
-        <w:t>u</w:t>
+        <w:t>U</w:t>
       </w:r>
       <w:r>
         <w:rPr>
@@ -3947,21 +3773,12 @@
           <w:szCs w:val="21"/>
         </w:rPr>
       </w:pPr>
-      <w:proofErr w:type="spellStart"/>
       <w:r>
         <w:rPr>
           <w:rFonts w:ascii="Arial" w:hAnsi="Arial" w:cs="Arial"/>
           <w:szCs w:val="21"/>
         </w:rPr>
-        <w:t>Weijin</w:t>
-      </w:r>
-      <w:proofErr w:type="spellEnd"/>
-      <w:r>
-        <w:rPr>
-          <w:rFonts w:ascii="Arial" w:hAnsi="Arial" w:cs="Arial"/>
-          <w:szCs w:val="21"/>
-        </w:rPr>
-        <w:t xml:space="preserve"> Hu</w:t>
+        <w:t>Weijin Hu</w:t>
       </w:r>
       <w:r>
         <w:rPr>
@@ -4295,25 +4112,7 @@
           <w:b/>
           <w:bCs/>
         </w:rPr>
-        <w:t xml:space="preserve">he 4th </w:t>
-      </w:r>
-      <w:proofErr w:type="spellStart"/>
-      <w:r>
-        <w:rPr>
-          <w:rFonts w:ascii="Arial" w:hAnsi="Arial" w:cs="Arial"/>
-          <w:b/>
-          <w:bCs/>
-        </w:rPr>
-        <w:t>lEEE</w:t>
-      </w:r>
-      <w:proofErr w:type="spellEnd"/>
-      <w:r>
-        <w:rPr>
-          <w:rFonts w:ascii="Arial" w:hAnsi="Arial" w:cs="Arial"/>
-          <w:b/>
-          <w:bCs/>
-        </w:rPr>
-        <w:t xml:space="preserve"> EMBS International Summer School of Neural Engineering</w:t>
+        <w:t>he 4th lEEE EMBS International Summer School of Neural Engineering</w:t>
       </w:r>
       <w:r>
         <w:rPr>
@@ -4618,21 +4417,7 @@
         <w:rPr>
           <w:rFonts w:ascii="Arial" w:hAnsi="Arial" w:cs="Arial"/>
         </w:rPr>
-        <w:t xml:space="preserve">Earle-Richardson, A. M., Grant, G., Zafar, M., </w:t>
-      </w:r>
-      <w:proofErr w:type="spellStart"/>
-      <w:r>
-        <w:rPr>
-          <w:rFonts w:ascii="Arial" w:hAnsi="Arial" w:cs="Arial"/>
-        </w:rPr>
-        <w:t>Frauscher</w:t>
-      </w:r>
-      <w:proofErr w:type="spellEnd"/>
-      <w:r>
-        <w:rPr>
-          <w:rFonts w:ascii="Arial" w:hAnsi="Arial" w:cs="Arial"/>
-        </w:rPr>
-        <w:t>, B., Southwell, D., Hickok, G. &amp; Cogan, G. B.</w:t>
+        <w:t>Earle-Richardson, A. M., Grant, G., Zafar, M., Frauscher, B., Southwell, D., Hickok, G. &amp; Cogan, G. B.</w:t>
       </w:r>
       <w:r>
         <w:rPr>
@@ -5375,16 +5160,7 @@
           <w:sz w:val="22"/>
           <w:szCs w:val="22"/>
         </w:rPr>
-        <w:t xml:space="preserve">ausal involvement of auditory-motor low-frequency oscillation coupling in sentence perception under noisy conditions: a </w:t>
-      </w:r>
-      <w:proofErr w:type="spellStart"/>
-      <w:r>
-        <w:rPr>
-          <w:rFonts w:ascii="Arial" w:hAnsi="Arial" w:cs="Arial"/>
-          <w:sz w:val="22"/>
-          <w:szCs w:val="22"/>
-        </w:rPr>
-        <w:t>t</w:t>
+        <w:t>ausal involvement of auditory-motor low-frequency oscillation coupling in sentence perception under noisy conditions: a t</w:t>
       </w:r>
       <w:r>
         <w:rPr>
@@ -5394,7 +5170,6 @@
         </w:rPr>
         <w:t>ACS</w:t>
       </w:r>
-      <w:proofErr w:type="spellEnd"/>
       <w:r>
         <w:rPr>
           <w:rFonts w:ascii="Arial" w:hAnsi="Arial" w:cs="Arial"/>
@@ -5921,33 +5696,7 @@
           <w:sz w:val="22"/>
           <w:szCs w:val="22"/>
         </w:rPr>
-        <w:t xml:space="preserve">Acta </w:t>
-      </w:r>
-      <w:proofErr w:type="spellStart"/>
-      <w:r>
-        <w:rPr>
-          <w:rFonts w:ascii="Arial" w:hAnsi="Arial" w:cs="Arial"/>
-          <w:b/>
-          <w:bCs/>
-          <w:i/>
-          <w:iCs/>
-          <w:sz w:val="22"/>
-          <w:szCs w:val="22"/>
-        </w:rPr>
-        <w:t>Psychologica</w:t>
-      </w:r>
-      <w:proofErr w:type="spellEnd"/>
-      <w:r>
-        <w:rPr>
-          <w:rFonts w:ascii="Arial" w:hAnsi="Arial" w:cs="Arial"/>
-          <w:b/>
-          <w:bCs/>
-          <w:i/>
-          <w:iCs/>
-          <w:sz w:val="22"/>
-          <w:szCs w:val="22"/>
-        </w:rPr>
-        <w:t xml:space="preserve"> Sinica</w:t>
+        <w:t>Acta Psychologica Sinica</w:t>
       </w:r>
       <w:r>
         <w:rPr>
@@ -6086,21 +5835,12 @@
           <w:rFonts w:ascii="Arial" w:eastAsia="SimSun" w:hAnsi="Arial" w:cs="Arial"/>
         </w:rPr>
       </w:pPr>
-      <w:proofErr w:type="spellStart"/>
       <w:r>
         <w:rPr>
           <w:rFonts w:ascii="Arial" w:eastAsia="SimSun" w:hAnsi="Arial" w:cs="Arial" w:hint="eastAsia"/>
           <w:lang w:eastAsia="zh-CN"/>
         </w:rPr>
-        <w:t>Matlab</w:t>
-      </w:r>
-      <w:proofErr w:type="spellEnd"/>
-      <w:r>
-        <w:rPr>
-          <w:rFonts w:ascii="Arial" w:eastAsia="SimSun" w:hAnsi="Arial" w:cs="Arial" w:hint="eastAsia"/>
-          <w:lang w:eastAsia="zh-CN"/>
-        </w:rPr>
-        <w:t xml:space="preserve">, Python, R, </w:t>
+        <w:t xml:space="preserve">Matlab, Python, R, </w:t>
       </w:r>
       <w:r>
         <w:rPr>
@@ -6253,33 +5993,8 @@
           <w:rFonts w:ascii="Arial" w:eastAsia="SimSun" w:hAnsi="Arial" w:cs="Arial" w:hint="eastAsia"/>
           <w:lang w:eastAsia="zh-CN"/>
         </w:rPr>
-        <w:t xml:space="preserve">Acoustic processing and feature extractions by </w:t>
-      </w:r>
-      <w:proofErr w:type="spellStart"/>
-      <w:r>
-        <w:rPr>
-          <w:rFonts w:ascii="Arial" w:eastAsia="SimSun" w:hAnsi="Arial" w:cs="Arial" w:hint="eastAsia"/>
-          <w:lang w:eastAsia="zh-CN"/>
-        </w:rPr>
-        <w:t>Praat</w:t>
-      </w:r>
-      <w:proofErr w:type="spellEnd"/>
-      <w:r>
-        <w:rPr>
-          <w:rFonts w:ascii="Arial" w:eastAsia="SimSun" w:hAnsi="Arial" w:cs="Arial" w:hint="eastAsia"/>
-          <w:lang w:eastAsia="zh-CN"/>
-        </w:rPr>
-        <w:t>/</w:t>
-      </w:r>
-      <w:proofErr w:type="spellStart"/>
-      <w:r>
-        <w:rPr>
-          <w:rFonts w:ascii="Arial" w:eastAsia="SimSun" w:hAnsi="Arial" w:cs="Arial" w:hint="eastAsia"/>
-          <w:lang w:eastAsia="zh-CN"/>
-        </w:rPr>
-        <w:t>Matlab</w:t>
-      </w:r>
-      <w:proofErr w:type="spellEnd"/>
+        <w:t>Acoustic processing and feature extractions by Praat/Matlab</w:t>
+      </w:r>
       <w:r>
         <w:rPr>
           <w:rFonts w:ascii="Arial" w:eastAsia="SimSun" w:hAnsi="Arial" w:cs="Arial" w:hint="eastAsia"/>
@@ -6426,23 +6141,7 @@
           <w:rFonts w:ascii="Arial" w:eastAsiaTheme="minorEastAsia" w:hAnsi="Arial" w:cs="Arial" w:hint="eastAsia"/>
           <w:lang w:eastAsia="zh-CN"/>
         </w:rPr>
-        <w:t xml:space="preserve"> (</w:t>
-      </w:r>
-      <w:proofErr w:type="spellStart"/>
-      <w:r>
-        <w:rPr>
-          <w:rFonts w:ascii="Arial" w:eastAsiaTheme="minorEastAsia" w:hAnsi="Arial" w:cs="Arial" w:hint="eastAsia"/>
-          <w:lang w:eastAsia="zh-CN"/>
-        </w:rPr>
-        <w:t>tES</w:t>
-      </w:r>
-      <w:proofErr w:type="spellEnd"/>
-      <w:r>
-        <w:rPr>
-          <w:rFonts w:ascii="Arial" w:eastAsiaTheme="minorEastAsia" w:hAnsi="Arial" w:cs="Arial" w:hint="eastAsia"/>
-          <w:lang w:eastAsia="zh-CN"/>
-        </w:rPr>
-        <w:t xml:space="preserve">) </w:t>
+        <w:t xml:space="preserve"> (tES) </w:t>
       </w:r>
       <w:r>
         <w:rPr>

--- a/CV_baishen_liang.docx
+++ b/CV_baishen_liang.docx
@@ -52,14 +52,35 @@
             <w:rStyle w:val="Hyperlink"/>
             <w:rFonts w:ascii="Arial" w:eastAsiaTheme="minorEastAsia" w:hAnsi="Arial" w:cs="Arial" w:hint="eastAsia"/>
           </w:rPr>
-          <w:t>baishen.</w:t>
+          <w:t>liangbs</w:t>
         </w:r>
         <w:r>
           <w:rPr>
             <w:rStyle w:val="Hyperlink"/>
             <w:rFonts w:ascii="Arial" w:eastAsiaTheme="minorEastAsia" w:hAnsi="Arial" w:cs="Arial"/>
           </w:rPr>
-          <w:t>liang@duke.edu</w:t>
+          <w:t>@</w:t>
+        </w:r>
+        <w:r>
+          <w:rPr>
+            <w:rStyle w:val="Hyperlink"/>
+            <w:rFonts w:ascii="Arial" w:eastAsiaTheme="minorEastAsia" w:hAnsi="Arial" w:cs="Arial" w:hint="eastAsia"/>
+          </w:rPr>
+          <w:t>mailbox</w:t>
+        </w:r>
+        <w:r>
+          <w:rPr>
+            <w:rStyle w:val="Hyperlink"/>
+            <w:rFonts w:ascii="Arial" w:eastAsiaTheme="minorEastAsia" w:hAnsi="Arial" w:cs="Arial"/>
+          </w:rPr>
+          <w:t>.</w:t>
+        </w:r>
+        <w:r>
+          <w:rPr>
+            <w:rStyle w:val="Hyperlink"/>
+            <w:rFonts w:ascii="Arial" w:eastAsiaTheme="minorEastAsia" w:hAnsi="Arial" w:cs="Arial" w:hint="eastAsia"/>
+          </w:rPr>
+          <w:t>org</w:t>
         </w:r>
       </w:hyperlink>
       <w:r>
@@ -97,16 +118,16 @@
         <mc:AlternateContent>
           <mc:Choice Requires="wps">
             <w:drawing>
-              <wp:anchor distT="4294967295" distB="4294967295" distL="114300" distR="114300" simplePos="0" relativeHeight="251657728" behindDoc="0" locked="0" layoutInCell="1" allowOverlap="1" wp14:anchorId="698D4B20" wp14:editId="6C88037B">
+              <wp:anchor distT="4294967295" distB="4294967295" distL="114300" distR="114300" simplePos="0" relativeHeight="251657728" behindDoc="0" locked="0" layoutInCell="1" allowOverlap="1" wp14:anchorId="698D4B20" wp14:editId="54D6BE14">
                 <wp:simplePos x="0" y="0"/>
                 <wp:positionH relativeFrom="column">
-                  <wp:posOffset>-76201</wp:posOffset>
+                  <wp:posOffset>-73550</wp:posOffset>
                 </wp:positionH>
                 <wp:positionV relativeFrom="paragraph">
-                  <wp:posOffset>55245</wp:posOffset>
+                  <wp:posOffset>53092</wp:posOffset>
                 </wp:positionV>
-                <wp:extent cx="7038975" cy="0"/>
-                <wp:effectExtent l="0" t="0" r="28575" b="19050"/>
+                <wp:extent cx="6551875" cy="0"/>
+                <wp:effectExtent l="0" t="0" r="0" b="0"/>
                 <wp:wrapNone/>
                 <wp:docPr id="2" name="AutoShape 3"/>
                 <wp:cNvGraphicFramePr>
@@ -121,7 +142,7 @@
                       <wps:spPr bwMode="auto">
                         <a:xfrm>
                           <a:off x="0" y="0"/>
-                          <a:ext cx="7038975" cy="0"/>
+                          <a:ext cx="6551875" cy="0"/>
                         </a:xfrm>
                         <a:prstGeom prst="straightConnector1">
                           <a:avLst/>
@@ -161,11 +182,11 @@
           </mc:Choice>
           <mc:Fallback>
             <w:pict>
-              <v:shapetype w14:anchorId="668484B1" id="_x0000_t32" coordsize="21600,21600" o:spt="32" o:oned="t" path="m,l21600,21600e" filled="f">
+              <v:shapetype w14:anchorId="2415519F" id="_x0000_t32" coordsize="21600,21600" o:spt="32" o:oned="t" path="m,l21600,21600e" filled="f">
                 <v:path arrowok="t" fillok="f" o:connecttype="none"/>
                 <o:lock v:ext="edit" shapetype="t"/>
               </v:shapetype>
-              <v:shape id="AutoShape 3" o:spid="_x0000_s1026" type="#_x0000_t32" style="position:absolute;margin-left:-6pt;margin-top:4.35pt;width:554.25pt;height:0;z-index:251657728;visibility:visible;mso-wrap-style:square;mso-width-percent:0;mso-height-percent:0;mso-wrap-distance-left:9pt;mso-wrap-distance-top:-3e-5mm;mso-wrap-distance-right:9pt;mso-wrap-distance-bottom:-3e-5mm;mso-position-horizontal:absolute;mso-position-horizontal-relative:text;mso-position-vertical:absolute;mso-position-vertical-relative:text;mso-width-percent:0;mso-height-percent:0;mso-width-relative:page;mso-height-relative:page" o:gfxdata="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" strokeweight="2pt"/>
+              <v:shape id="AutoShape 3" o:spid="_x0000_s1026" type="#_x0000_t32" style="position:absolute;margin-left:-5.8pt;margin-top:4.2pt;width:515.9pt;height:0;z-index:251657728;visibility:visible;mso-wrap-style:square;mso-width-percent:0;mso-height-percent:0;mso-wrap-distance-left:9pt;mso-wrap-distance-top:-3e-5mm;mso-wrap-distance-right:9pt;mso-wrap-distance-bottom:-3e-5mm;mso-position-horizontal:absolute;mso-position-horizontal-relative:text;mso-position-vertical:absolute;mso-position-vertical-relative:text;mso-width-percent:0;mso-height-percent:0;mso-width-relative:page;mso-height-relative:page" o:gfxdata="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" strokeweight="2pt"/>
             </w:pict>
           </mc:Fallback>
         </mc:AlternateContent>
@@ -1651,6 +1672,7 @@
         </w:rPr>
         <w:t>neurosurgical patients' intracranial electroencephalogram (</w:t>
       </w:r>
+      <w:proofErr w:type="spellStart"/>
       <w:r>
         <w:rPr>
           <w:rFonts w:ascii="Arial" w:hAnsi="Arial" w:cs="Arial" w:hint="eastAsia"/>
@@ -1665,7 +1687,16 @@
           <w:sz w:val="22"/>
           <w:szCs w:val="22"/>
         </w:rPr>
-        <w:t>EEG) data</w:t>
+        <w:t>EEG</w:t>
+      </w:r>
+      <w:proofErr w:type="spellEnd"/>
+      <w:r>
+        <w:rPr>
+          <w:rFonts w:ascii="Arial" w:hAnsi="Arial" w:cs="Arial"/>
+          <w:sz w:val="22"/>
+          <w:szCs w:val="22"/>
+        </w:rPr>
+        <w:t>) data</w:t>
       </w:r>
       <w:r>
         <w:rPr>
@@ -1716,33 +1747,23 @@
       </w:pPr>
       <w:r>
         <w:rPr>
+          <w:rFonts w:ascii="Arial" w:eastAsiaTheme="minorEastAsia" w:hAnsi="Arial" w:cs="Arial"/>
+          <w:b/>
+          <w:iCs/>
+          <w:sz w:val="22"/>
+          <w:szCs w:val="22"/>
+        </w:rPr>
+        <w:t>Graduate Researcher</w:t>
+      </w:r>
+      <w:r>
+        <w:rPr>
           <w:rFonts w:ascii="Arial" w:eastAsiaTheme="minorEastAsia" w:hAnsi="Arial" w:cs="Arial" w:hint="eastAsia"/>
           <w:b/>
           <w:iCs/>
           <w:sz w:val="22"/>
           <w:szCs w:val="22"/>
         </w:rPr>
-        <w:t xml:space="preserve">PhD </w:t>
-      </w:r>
-      <w:r>
-        <w:rPr>
-          <w:rFonts w:ascii="Arial" w:eastAsiaTheme="minorEastAsia" w:hAnsi="Arial" w:cs="Arial" w:hint="eastAsia"/>
-          <w:b/>
-          <w:iCs/>
-          <w:sz w:val="22"/>
-          <w:szCs w:val="22"/>
-        </w:rPr>
-        <w:t>S</w:t>
-      </w:r>
-      <w:r>
-        <w:rPr>
-          <w:rFonts w:ascii="Arial" w:eastAsiaTheme="minorEastAsia" w:hAnsi="Arial" w:cs="Arial" w:hint="eastAsia"/>
-          <w:b/>
-          <w:iCs/>
-          <w:sz w:val="22"/>
-          <w:szCs w:val="22"/>
-        </w:rPr>
-        <w:t xml:space="preserve">tudent                   </w:t>
+        <w:t xml:space="preserve">     </w:t>
       </w:r>
       <w:r>
         <w:rPr>
@@ -2493,7 +2514,29 @@
           <w:sz w:val="22"/>
           <w:szCs w:val="22"/>
         </w:rPr>
-        <w:t xml:space="preserve"> (tACS)</w:t>
+        <w:t xml:space="preserve"> (</w:t>
+      </w:r>
+      <w:proofErr w:type="spellStart"/>
+      <w:r>
+        <w:rPr>
+          <w:rFonts w:ascii="Arial" w:eastAsiaTheme="minorEastAsia" w:hAnsi="Arial" w:cs="Arial" w:hint="eastAsia"/>
+          <w:b/>
+          <w:bCs/>
+          <w:sz w:val="22"/>
+          <w:szCs w:val="22"/>
+        </w:rPr>
+        <w:t>tACS</w:t>
+      </w:r>
+      <w:proofErr w:type="spellEnd"/>
+      <w:r>
+        <w:rPr>
+          <w:rFonts w:ascii="Arial" w:eastAsiaTheme="minorEastAsia" w:hAnsi="Arial" w:cs="Arial" w:hint="eastAsia"/>
+          <w:b/>
+          <w:bCs/>
+          <w:sz w:val="22"/>
+          <w:szCs w:val="22"/>
+        </w:rPr>
+        <w:t>)</w:t>
       </w:r>
       <w:r>
         <w:rPr>
@@ -2580,6 +2623,7 @@
         </w:rPr>
         <w:t xml:space="preserve"> dual-site </w:t>
       </w:r>
+      <w:proofErr w:type="spellStart"/>
       <w:r>
         <w:rPr>
           <w:rFonts w:ascii="Arial" w:hAnsi="Arial" w:cs="Arial" w:hint="eastAsia"/>
@@ -2588,6 +2632,7 @@
         </w:rPr>
         <w:t>tACS</w:t>
       </w:r>
+      <w:proofErr w:type="spellEnd"/>
       <w:r>
         <w:rPr>
           <w:rFonts w:ascii="Arial" w:hAnsi="Arial" w:cs="Arial" w:hint="eastAsia"/>
@@ -2935,12 +2980,37 @@
         </w:rPr>
         <w:t xml:space="preserve">Baishen Liang, </w:t>
       </w:r>
+      <w:proofErr w:type="spellStart"/>
       <w:r>
         <w:rPr>
           <w:rFonts w:ascii="Arial" w:hAnsi="Arial" w:cs="Arial"/>
           <w:szCs w:val="21"/>
         </w:rPr>
-        <w:t>Yanchang Li, Wanying Zhao,</w:t>
+        <w:t>Yanchang</w:t>
+      </w:r>
+      <w:proofErr w:type="spellEnd"/>
+      <w:r>
+        <w:rPr>
+          <w:rFonts w:ascii="Arial" w:hAnsi="Arial" w:cs="Arial"/>
+          <w:szCs w:val="21"/>
+        </w:rPr>
+        <w:t xml:space="preserve"> Li, </w:t>
+      </w:r>
+      <w:proofErr w:type="spellStart"/>
+      <w:r>
+        <w:rPr>
+          <w:rFonts w:ascii="Arial" w:hAnsi="Arial" w:cs="Arial"/>
+          <w:szCs w:val="21"/>
+        </w:rPr>
+        <w:t>Wanying</w:t>
+      </w:r>
+      <w:proofErr w:type="spellEnd"/>
+      <w:r>
+        <w:rPr>
+          <w:rFonts w:ascii="Arial" w:hAnsi="Arial" w:cs="Arial"/>
+          <w:szCs w:val="21"/>
+        </w:rPr>
+        <w:t xml:space="preserve"> Zhao,</w:t>
       </w:r>
       <w:r>
         <w:rPr>
@@ -3003,32 +3073,7 @@
           <w:rFonts w:ascii="Arial" w:hAnsi="Arial" w:cs="Arial"/>
           <w:szCs w:val="21"/>
         </w:rPr>
-        <w:t>(First author</w:t>
-      </w:r>
-      <w:r>
-        <w:rPr>
-          <w:rFonts w:ascii="Arial" w:eastAsiaTheme="minorEastAsia" w:hAnsi="Arial" w:cs="Arial" w:hint="eastAsia"/>
-          <w:szCs w:val="21"/>
-          <w:lang w:eastAsia="zh-CN"/>
-        </w:rPr>
-        <w:t xml:space="preserve">, </w:t>
-      </w:r>
-      <w:r>
-        <w:rPr>
-          <w:rFonts w:ascii="Arial" w:eastAsiaTheme="minorEastAsia" w:hAnsi="Arial" w:cs="Arial" w:hint="eastAsia"/>
-          <w:b/>
-          <w:bCs/>
-          <w:szCs w:val="21"/>
-          <w:lang w:eastAsia="zh-CN"/>
-        </w:rPr>
-        <w:t>Journal Impact Factor = 14.7</w:t>
-      </w:r>
-      <w:r>
-        <w:rPr>
-          <w:rFonts w:ascii="Arial" w:hAnsi="Arial" w:cs="Arial"/>
-          <w:szCs w:val="21"/>
-        </w:rPr>
-        <w:t>)</w:t>
+        <w:t>(First author)</w:t>
       </w:r>
     </w:p>
     <w:p>
@@ -3109,32 +3154,7 @@
           <w:rFonts w:ascii="Arial" w:hAnsi="Arial" w:cs="Arial"/>
           <w:szCs w:val="21"/>
         </w:rPr>
-        <w:t>, 2018, 12, 495. (First author</w:t>
-      </w:r>
-      <w:r>
-        <w:rPr>
-          <w:rFonts w:ascii="Arial" w:eastAsiaTheme="minorEastAsia" w:hAnsi="Arial" w:cs="Arial" w:hint="eastAsia"/>
-          <w:szCs w:val="21"/>
-          <w:lang w:eastAsia="zh-CN"/>
-        </w:rPr>
-        <w:t xml:space="preserve">, </w:t>
-      </w:r>
-      <w:r>
-        <w:rPr>
-          <w:rFonts w:ascii="Arial" w:eastAsiaTheme="minorEastAsia" w:hAnsi="Arial" w:cs="Arial" w:hint="eastAsia"/>
-          <w:b/>
-          <w:bCs/>
-          <w:szCs w:val="21"/>
-          <w:lang w:eastAsia="zh-CN"/>
-        </w:rPr>
-        <w:t>cited by 62 publications</w:t>
-      </w:r>
-      <w:r>
-        <w:rPr>
-          <w:rFonts w:ascii="Arial" w:hAnsi="Arial" w:cs="Arial"/>
-          <w:szCs w:val="21"/>
-        </w:rPr>
-        <w:t>)</w:t>
+        <w:t>, 2018, 12, 495. (First author)</w:t>
       </w:r>
     </w:p>
     <w:p>
@@ -3199,6 +3219,7 @@
         </w:rPr>
         <w:t>. Mechanisms of sensorimotor integration in speech perception [</w:t>
       </w:r>
+      <w:proofErr w:type="spellStart"/>
       <w:r>
         <w:rPr>
           <w:rFonts w:ascii="Arial" w:eastAsia="KaiTi" w:hAnsi="Arial" w:cs="Arial"/>
@@ -3206,6 +3227,7 @@
         </w:rPr>
         <w:t>言语知觉中的感觉运动整合机制</w:t>
       </w:r>
+      <w:proofErr w:type="spellEnd"/>
       <w:r>
         <w:rPr>
           <w:rFonts w:ascii="Arial" w:eastAsia="KaiTi" w:hAnsi="Arial" w:cs="Arial"/>
@@ -3231,6 +3253,7 @@
         </w:rPr>
         <w:t xml:space="preserve"> [</w:t>
       </w:r>
+      <w:proofErr w:type="spellStart"/>
       <w:r>
         <w:rPr>
           <w:rFonts w:ascii="Arial" w:eastAsia="KaiTi" w:hAnsi="Arial" w:cs="Arial"/>
@@ -3240,6 +3263,7 @@
         </w:rPr>
         <w:t>科技导报</w:t>
       </w:r>
+      <w:proofErr w:type="spellEnd"/>
       <w:r>
         <w:rPr>
           <w:rFonts w:ascii="Arial" w:eastAsia="KaiTi" w:hAnsi="Arial" w:cs="Arial"/>
@@ -3345,7 +3369,23 @@
           <w:rFonts w:ascii="Arial" w:eastAsiaTheme="minorEastAsia" w:hAnsi="Arial" w:cs="Arial"/>
           <w:szCs w:val="21"/>
         </w:rPr>
-        <w:t>, A. M. Earle-Richardson, G. Grant, M. Zafar, B. Frauscher, D. Southwell, G. Hickok, G. B. Cogan</w:t>
+        <w:t xml:space="preserve">, A. M. Earle-Richardson, G. Grant, M. Zafar, B. </w:t>
+      </w:r>
+      <w:proofErr w:type="spellStart"/>
+      <w:r>
+        <w:rPr>
+          <w:rFonts w:ascii="Arial" w:eastAsiaTheme="minorEastAsia" w:hAnsi="Arial" w:cs="Arial"/>
+          <w:szCs w:val="21"/>
+        </w:rPr>
+        <w:t>Frauscher</w:t>
+      </w:r>
+      <w:proofErr w:type="spellEnd"/>
+      <w:r>
+        <w:rPr>
+          <w:rFonts w:ascii="Arial" w:eastAsiaTheme="minorEastAsia" w:hAnsi="Arial" w:cs="Arial"/>
+          <w:szCs w:val="21"/>
+        </w:rPr>
+        <w:t>, D. Southwell, G. Hickok, G. B. Cogan</w:t>
       </w:r>
       <w:r>
         <w:rPr>
@@ -3435,7 +3475,23 @@
           <w:rFonts w:ascii="Arial" w:hAnsi="Arial" w:cs="Arial"/>
           <w:szCs w:val="21"/>
         </w:rPr>
-        <w:t>, Yixiang Wang</w:t>
+        <w:t xml:space="preserve">, </w:t>
+      </w:r>
+      <w:proofErr w:type="spellStart"/>
+      <w:r>
+        <w:rPr>
+          <w:rFonts w:ascii="Arial" w:hAnsi="Arial" w:cs="Arial"/>
+          <w:szCs w:val="21"/>
+        </w:rPr>
+        <w:t>Yixiang</w:t>
+      </w:r>
+      <w:proofErr w:type="spellEnd"/>
+      <w:r>
+        <w:rPr>
+          <w:rFonts w:ascii="Arial" w:hAnsi="Arial" w:cs="Arial"/>
+          <w:szCs w:val="21"/>
+        </w:rPr>
+        <w:t xml:space="preserve"> Wang</w:t>
       </w:r>
       <w:r>
         <w:rPr>
@@ -3465,7 +3521,23 @@
           <w:rFonts w:ascii="Arial" w:hAnsi="Arial" w:cs="Arial"/>
           <w:szCs w:val="21"/>
         </w:rPr>
-        <w:t>, Haichao Zhao, Qinghua He</w:t>
+        <w:t xml:space="preserve">, </w:t>
+      </w:r>
+      <w:proofErr w:type="spellStart"/>
+      <w:r>
+        <w:rPr>
+          <w:rFonts w:ascii="Arial" w:hAnsi="Arial" w:cs="Arial"/>
+          <w:szCs w:val="21"/>
+        </w:rPr>
+        <w:t>Haichao</w:t>
+      </w:r>
+      <w:proofErr w:type="spellEnd"/>
+      <w:r>
+        <w:rPr>
+          <w:rFonts w:ascii="Arial" w:hAnsi="Arial" w:cs="Arial"/>
+          <w:szCs w:val="21"/>
+        </w:rPr>
+        <w:t xml:space="preserve"> Zhao, Qinghua He</w:t>
       </w:r>
       <w:r>
         <w:rPr>
@@ -3604,12 +3676,21 @@
         </w:rPr>
         <w:t xml:space="preserve">, </w:t>
       </w:r>
+      <w:proofErr w:type="spellStart"/>
       <w:r>
         <w:rPr>
           <w:rFonts w:ascii="Arial" w:hAnsi="Arial" w:cs="Arial"/>
           <w:szCs w:val="21"/>
         </w:rPr>
-        <w:t xml:space="preserve">Shuqi Yin, </w:t>
+        <w:t>Shuqi</w:t>
+      </w:r>
+      <w:proofErr w:type="spellEnd"/>
+      <w:r>
+        <w:rPr>
+          <w:rFonts w:ascii="Arial" w:hAnsi="Arial" w:cs="Arial"/>
+          <w:szCs w:val="21"/>
+        </w:rPr>
+        <w:t xml:space="preserve"> Yin, </w:t>
       </w:r>
       <w:r>
         <w:rPr>
@@ -3634,13 +3715,23 @@
         </w:rPr>
         <w:t xml:space="preserve">, </w:t>
       </w:r>
+      <w:proofErr w:type="spellStart"/>
       <w:r>
         <w:rPr>
           <w:rFonts w:ascii="Arial" w:eastAsiaTheme="minorEastAsia" w:hAnsi="Arial" w:cs="Arial" w:hint="eastAsia"/>
           <w:szCs w:val="21"/>
           <w:lang w:eastAsia="zh-CN"/>
         </w:rPr>
-        <w:t>Ruiming Wang</w:t>
+        <w:t>Ruiming</w:t>
+      </w:r>
+      <w:proofErr w:type="spellEnd"/>
+      <w:r>
+        <w:rPr>
+          <w:rFonts w:ascii="Arial" w:eastAsiaTheme="minorEastAsia" w:hAnsi="Arial" w:cs="Arial" w:hint="eastAsia"/>
+          <w:szCs w:val="21"/>
+          <w:lang w:eastAsia="zh-CN"/>
+        </w:rPr>
+        <w:t xml:space="preserve"> Wang</w:t>
       </w:r>
       <w:r>
         <w:rPr>
@@ -3671,6 +3762,7 @@
         </w:rPr>
         <w:t xml:space="preserve">. </w:t>
       </w:r>
+      <w:proofErr w:type="spellStart"/>
       <w:r>
         <w:rPr>
           <w:rFonts w:ascii="Arial" w:hAnsi="Arial" w:cs="Arial"/>
@@ -3682,6 +3774,7 @@
         </w:rPr>
         <w:t>bioRxiv</w:t>
       </w:r>
+      <w:proofErr w:type="spellEnd"/>
       <w:r>
         <w:rPr>
           <w:rFonts w:ascii="Arial" w:eastAsiaTheme="minorEastAsia" w:hAnsi="Arial" w:cs="Arial" w:hint="eastAsia"/>
@@ -3773,12 +3866,21 @@
           <w:szCs w:val="21"/>
         </w:rPr>
       </w:pPr>
+      <w:proofErr w:type="spellStart"/>
       <w:r>
         <w:rPr>
           <w:rFonts w:ascii="Arial" w:hAnsi="Arial" w:cs="Arial"/>
           <w:szCs w:val="21"/>
         </w:rPr>
-        <w:t>Weijin Hu</w:t>
+        <w:t>Weijin</w:t>
+      </w:r>
+      <w:proofErr w:type="spellEnd"/>
+      <w:r>
+        <w:rPr>
+          <w:rFonts w:ascii="Arial" w:hAnsi="Arial" w:cs="Arial"/>
+          <w:szCs w:val="21"/>
+        </w:rPr>
+        <w:t xml:space="preserve"> Hu</w:t>
       </w:r>
       <w:r>
         <w:rPr>
@@ -4112,7 +4214,25 @@
           <w:b/>
           <w:bCs/>
         </w:rPr>
-        <w:t>he 4th lEEE EMBS International Summer School of Neural Engineering</w:t>
+        <w:t xml:space="preserve">he 4th </w:t>
+      </w:r>
+      <w:proofErr w:type="spellStart"/>
+      <w:r>
+        <w:rPr>
+          <w:rFonts w:ascii="Arial" w:hAnsi="Arial" w:cs="Arial"/>
+          <w:b/>
+          <w:bCs/>
+        </w:rPr>
+        <w:t>lEEE</w:t>
+      </w:r>
+      <w:proofErr w:type="spellEnd"/>
+      <w:r>
+        <w:rPr>
+          <w:rFonts w:ascii="Arial" w:hAnsi="Arial" w:cs="Arial"/>
+          <w:b/>
+          <w:bCs/>
+        </w:rPr>
+        <w:t xml:space="preserve"> EMBS International Summer School of Neural Engineering</w:t>
       </w:r>
       <w:r>
         <w:rPr>
@@ -4417,7 +4537,21 @@
         <w:rPr>
           <w:rFonts w:ascii="Arial" w:hAnsi="Arial" w:cs="Arial"/>
         </w:rPr>
-        <w:t>Earle-Richardson, A. M., Grant, G., Zafar, M., Frauscher, B., Southwell, D., Hickok, G. &amp; Cogan, G. B.</w:t>
+        <w:t xml:space="preserve">Earle-Richardson, A. M., Grant, G., Zafar, M., </w:t>
+      </w:r>
+      <w:proofErr w:type="spellStart"/>
+      <w:r>
+        <w:rPr>
+          <w:rFonts w:ascii="Arial" w:hAnsi="Arial" w:cs="Arial"/>
+        </w:rPr>
+        <w:t>Frauscher</w:t>
+      </w:r>
+      <w:proofErr w:type="spellEnd"/>
+      <w:r>
+        <w:rPr>
+          <w:rFonts w:ascii="Arial" w:hAnsi="Arial" w:cs="Arial"/>
+        </w:rPr>
+        <w:t>, B., Southwell, D., Hickok, G. &amp; Cogan, G. B.</w:t>
       </w:r>
       <w:r>
         <w:rPr>
@@ -4733,6 +4867,8 @@
       <w:r>
         <w:rPr>
           <w:rFonts w:ascii="Arial" w:eastAsia="SimSun" w:hAnsi="Arial" w:cs="Arial" w:hint="eastAsia"/>
+          <w:i/>
+          <w:iCs/>
           <w:lang w:eastAsia="zh-CN"/>
         </w:rPr>
         <w:t xml:space="preserve">Duke Comprehensive Epilepsy Center Research </w:t>
@@ -4740,6 +4876,8 @@
       <w:r>
         <w:rPr>
           <w:rFonts w:ascii="Arial" w:eastAsia="SimSun" w:hAnsi="Arial" w:cs="Arial"/>
+          <w:i/>
+          <w:iCs/>
           <w:lang w:eastAsia="zh-CN"/>
         </w:rPr>
         <w:t>Colloquium</w:t>
@@ -5160,7 +5298,16 @@
           <w:sz w:val="22"/>
           <w:szCs w:val="22"/>
         </w:rPr>
-        <w:t>ausal involvement of auditory-motor low-frequency oscillation coupling in sentence perception under noisy conditions: a t</w:t>
+        <w:t xml:space="preserve">ausal involvement of auditory-motor low-frequency oscillation coupling in sentence perception under noisy conditions: a </w:t>
+      </w:r>
+      <w:proofErr w:type="spellStart"/>
+      <w:r>
+        <w:rPr>
+          <w:rFonts w:ascii="Arial" w:hAnsi="Arial" w:cs="Arial"/>
+          <w:sz w:val="22"/>
+          <w:szCs w:val="22"/>
+        </w:rPr>
+        <w:t>t</w:t>
       </w:r>
       <w:r>
         <w:rPr>
@@ -5170,6 +5317,7 @@
         </w:rPr>
         <w:t>ACS</w:t>
       </w:r>
+      <w:proofErr w:type="spellEnd"/>
       <w:r>
         <w:rPr>
           <w:rFonts w:ascii="Arial" w:hAnsi="Arial" w:cs="Arial"/>
@@ -5696,7 +5844,33 @@
           <w:sz w:val="22"/>
           <w:szCs w:val="22"/>
         </w:rPr>
-        <w:t>Acta Psychologica Sinica</w:t>
+        <w:t xml:space="preserve">Acta </w:t>
+      </w:r>
+      <w:proofErr w:type="spellStart"/>
+      <w:r>
+        <w:rPr>
+          <w:rFonts w:ascii="Arial" w:hAnsi="Arial" w:cs="Arial"/>
+          <w:b/>
+          <w:bCs/>
+          <w:i/>
+          <w:iCs/>
+          <w:sz w:val="22"/>
+          <w:szCs w:val="22"/>
+        </w:rPr>
+        <w:t>Psychologica</w:t>
+      </w:r>
+      <w:proofErr w:type="spellEnd"/>
+      <w:r>
+        <w:rPr>
+          <w:rFonts w:ascii="Arial" w:hAnsi="Arial" w:cs="Arial"/>
+          <w:b/>
+          <w:bCs/>
+          <w:i/>
+          <w:iCs/>
+          <w:sz w:val="22"/>
+          <w:szCs w:val="22"/>
+        </w:rPr>
+        <w:t xml:space="preserve"> Sinica</w:t>
       </w:r>
       <w:r>
         <w:rPr>
@@ -5835,12 +6009,21 @@
           <w:rFonts w:ascii="Arial" w:eastAsia="SimSun" w:hAnsi="Arial" w:cs="Arial"/>
         </w:rPr>
       </w:pPr>
+      <w:proofErr w:type="spellStart"/>
       <w:r>
         <w:rPr>
           <w:rFonts w:ascii="Arial" w:eastAsia="SimSun" w:hAnsi="Arial" w:cs="Arial" w:hint="eastAsia"/>
           <w:lang w:eastAsia="zh-CN"/>
         </w:rPr>
-        <w:t xml:space="preserve">Matlab, Python, R, </w:t>
+        <w:t>Matlab</w:t>
+      </w:r>
+      <w:proofErr w:type="spellEnd"/>
+      <w:r>
+        <w:rPr>
+          <w:rFonts w:ascii="Arial" w:eastAsia="SimSun" w:hAnsi="Arial" w:cs="Arial" w:hint="eastAsia"/>
+          <w:lang w:eastAsia="zh-CN"/>
+        </w:rPr>
+        <w:t xml:space="preserve">, Python, R, </w:t>
       </w:r>
       <w:r>
         <w:rPr>
@@ -5993,8 +6176,33 @@
           <w:rFonts w:ascii="Arial" w:eastAsia="SimSun" w:hAnsi="Arial" w:cs="Arial" w:hint="eastAsia"/>
           <w:lang w:eastAsia="zh-CN"/>
         </w:rPr>
-        <w:t>Acoustic processing and feature extractions by Praat/Matlab</w:t>
-      </w:r>
+        <w:t xml:space="preserve">Acoustic processing and feature extractions by </w:t>
+      </w:r>
+      <w:proofErr w:type="spellStart"/>
+      <w:r>
+        <w:rPr>
+          <w:rFonts w:ascii="Arial" w:eastAsia="SimSun" w:hAnsi="Arial" w:cs="Arial" w:hint="eastAsia"/>
+          <w:lang w:eastAsia="zh-CN"/>
+        </w:rPr>
+        <w:t>Praat</w:t>
+      </w:r>
+      <w:proofErr w:type="spellEnd"/>
+      <w:r>
+        <w:rPr>
+          <w:rFonts w:ascii="Arial" w:eastAsia="SimSun" w:hAnsi="Arial" w:cs="Arial" w:hint="eastAsia"/>
+          <w:lang w:eastAsia="zh-CN"/>
+        </w:rPr>
+        <w:t>/</w:t>
+      </w:r>
+      <w:proofErr w:type="spellStart"/>
+      <w:r>
+        <w:rPr>
+          <w:rFonts w:ascii="Arial" w:eastAsia="SimSun" w:hAnsi="Arial" w:cs="Arial" w:hint="eastAsia"/>
+          <w:lang w:eastAsia="zh-CN"/>
+        </w:rPr>
+        <w:t>Matlab</w:t>
+      </w:r>
+      <w:proofErr w:type="spellEnd"/>
       <w:r>
         <w:rPr>
           <w:rFonts w:ascii="Arial" w:eastAsia="SimSun" w:hAnsi="Arial" w:cs="Arial" w:hint="eastAsia"/>
@@ -6141,7 +6349,23 @@
           <w:rFonts w:ascii="Arial" w:eastAsiaTheme="minorEastAsia" w:hAnsi="Arial" w:cs="Arial" w:hint="eastAsia"/>
           <w:lang w:eastAsia="zh-CN"/>
         </w:rPr>
-        <w:t xml:space="preserve"> (tES) </w:t>
+        <w:t xml:space="preserve"> (</w:t>
+      </w:r>
+      <w:proofErr w:type="spellStart"/>
+      <w:r>
+        <w:rPr>
+          <w:rFonts w:ascii="Arial" w:eastAsiaTheme="minorEastAsia" w:hAnsi="Arial" w:cs="Arial" w:hint="eastAsia"/>
+          <w:lang w:eastAsia="zh-CN"/>
+        </w:rPr>
+        <w:t>tES</w:t>
+      </w:r>
+      <w:proofErr w:type="spellEnd"/>
+      <w:r>
+        <w:rPr>
+          <w:rFonts w:ascii="Arial" w:eastAsiaTheme="minorEastAsia" w:hAnsi="Arial" w:cs="Arial" w:hint="eastAsia"/>
+          <w:lang w:eastAsia="zh-CN"/>
+        </w:rPr>
+        <w:t xml:space="preserve">) </w:t>
       </w:r>
       <w:r>
         <w:rPr>

--- a/CV_baishen_liang.docx
+++ b/CV_baishen_liang.docx
@@ -2366,15 +2366,33 @@
           <w:sz w:val="22"/>
           <w:szCs w:val="22"/>
         </w:rPr>
-        <w:t xml:space="preserve">a TMS experiment, </w:t>
-      </w:r>
-      <w:r>
-        <w:rPr>
-          <w:rFonts w:ascii="Arial" w:hAnsi="Arial" w:cs="Arial"/>
-          <w:sz w:val="22"/>
-          <w:szCs w:val="22"/>
-        </w:rPr>
-        <w:t xml:space="preserve">and </w:t>
+        <w:t xml:space="preserve">a TMS </w:t>
+      </w:r>
+      <w:proofErr w:type="gramStart"/>
+      <w:r>
+        <w:rPr>
+          <w:rFonts w:ascii="Arial" w:hAnsi="Arial" w:cs="Arial" w:hint="eastAsia"/>
+          <w:sz w:val="22"/>
+          <w:szCs w:val="22"/>
+        </w:rPr>
+        <w:t xml:space="preserve">experiment, </w:t>
+      </w:r>
+      <w:r>
+        <w:rPr>
+          <w:rFonts w:ascii="Arial" w:hAnsi="Arial" w:cs="Arial"/>
+          <w:sz w:val="22"/>
+          <w:szCs w:val="22"/>
+        </w:rPr>
+        <w:t>and</w:t>
+      </w:r>
+      <w:proofErr w:type="gramEnd"/>
+      <w:r>
+        <w:rPr>
+          <w:rFonts w:ascii="Arial" w:hAnsi="Arial" w:cs="Arial"/>
+          <w:sz w:val="22"/>
+          <w:szCs w:val="22"/>
+        </w:rPr>
+        <w:t xml:space="preserve"> </w:t>
       </w:r>
       <w:r>
         <w:rPr>
@@ -2844,6 +2862,7 @@
         </w:rPr>
         <w:t>comprehension</w:t>
       </w:r>
+      <w:proofErr w:type="gramStart"/>
       <w:r>
         <w:rPr>
           <w:rFonts w:ascii="Arial" w:eastAsiaTheme="minorEastAsia" w:hAnsi="Arial" w:cs="Arial" w:hint="eastAsia"/>
@@ -2851,6 +2870,7 @@
         </w:rPr>
         <w:t>.</w:t>
       </w:r>
+      <w:proofErr w:type="gramEnd"/>
     </w:p>
     <w:p>
       <w:pPr>
@@ -2978,33 +2998,33 @@
           <w:bCs/>
           <w:szCs w:val="21"/>
         </w:rPr>
-        <w:t xml:space="preserve">Baishen Liang, </w:t>
-      </w:r>
-      <w:proofErr w:type="spellStart"/>
-      <w:r>
-        <w:rPr>
-          <w:rFonts w:ascii="Arial" w:hAnsi="Arial" w:cs="Arial"/>
-          <w:szCs w:val="21"/>
-        </w:rPr>
-        <w:t>Yanchang</w:t>
-      </w:r>
-      <w:proofErr w:type="spellEnd"/>
-      <w:r>
-        <w:rPr>
-          <w:rFonts w:ascii="Arial" w:hAnsi="Arial" w:cs="Arial"/>
-          <w:szCs w:val="21"/>
-        </w:rPr>
-        <w:t xml:space="preserve"> Li, </w:t>
-      </w:r>
-      <w:proofErr w:type="spellStart"/>
-      <w:r>
-        <w:rPr>
-          <w:rFonts w:ascii="Arial" w:hAnsi="Arial" w:cs="Arial"/>
-          <w:szCs w:val="21"/>
-        </w:rPr>
-        <w:t>Wanying</w:t>
-      </w:r>
-      <w:proofErr w:type="spellEnd"/>
+        <w:t>Liang,</w:t>
+      </w:r>
+      <w:r>
+        <w:rPr>
+          <w:rFonts w:ascii="Arial" w:eastAsiaTheme="minorEastAsia" w:hAnsi="Arial" w:cs="Arial" w:hint="eastAsia"/>
+          <w:b/>
+          <w:bCs/>
+          <w:szCs w:val="21"/>
+          <w:lang w:eastAsia="zh-CN"/>
+        </w:rPr>
+        <w:t xml:space="preserve"> B., </w:t>
+      </w:r>
+      <w:r>
+        <w:rPr>
+          <w:rFonts w:ascii="Arial" w:hAnsi="Arial" w:cs="Arial"/>
+          <w:szCs w:val="21"/>
+        </w:rPr>
+        <w:t>Li,</w:t>
+      </w:r>
+      <w:r>
+        <w:rPr>
+          <w:rFonts w:ascii="Arial" w:eastAsiaTheme="minorEastAsia" w:hAnsi="Arial" w:cs="Arial" w:hint="eastAsia"/>
+          <w:szCs w:val="21"/>
+          <w:lang w:eastAsia="zh-CN"/>
+        </w:rPr>
+        <w:t xml:space="preserve"> Y.,</w:t>
+      </w:r>
       <w:r>
         <w:rPr>
           <w:rFonts w:ascii="Arial" w:hAnsi="Arial" w:cs="Arial"/>
@@ -3014,43 +3034,72 @@
       </w:r>
       <w:r>
         <w:rPr>
-          <w:rFonts w:ascii="Arial" w:hAnsi="Arial" w:cs="Arial"/>
-          <w:b/>
+          <w:rFonts w:ascii="Arial" w:eastAsiaTheme="minorEastAsia" w:hAnsi="Arial" w:cs="Arial" w:hint="eastAsia"/>
+          <w:szCs w:val="21"/>
+          <w:lang w:eastAsia="zh-CN"/>
+        </w:rPr>
+        <w:t xml:space="preserve"> W., </w:t>
+      </w:r>
+      <w:r>
+        <w:rPr>
+          <w:rFonts w:ascii="Arial" w:hAnsi="Arial" w:cs="Arial"/>
           <w:bCs/>
           <w:szCs w:val="21"/>
         </w:rPr>
+        <w:t>Du</w:t>
+      </w:r>
+      <w:r>
+        <w:rPr>
+          <w:rFonts w:ascii="Arial" w:eastAsiaTheme="minorEastAsia" w:hAnsi="Arial" w:cs="Arial" w:hint="eastAsia"/>
+          <w:bCs/>
+          <w:szCs w:val="21"/>
+          <w:lang w:eastAsia="zh-CN"/>
+        </w:rPr>
+        <w:t>, Y.</w:t>
+      </w:r>
+      <w:r>
+        <w:rPr>
+          <w:rFonts w:ascii="Arial" w:hAnsi="Arial" w:cs="Arial"/>
+          <w:bCs/>
+          <w:szCs w:val="21"/>
+        </w:rPr>
+        <w:t>*</w:t>
+      </w:r>
+      <w:r>
+        <w:rPr>
+          <w:rFonts w:ascii="Arial" w:eastAsiaTheme="minorEastAsia" w:hAnsi="Arial" w:cs="Arial" w:hint="eastAsia"/>
+          <w:bCs/>
+          <w:szCs w:val="21"/>
+          <w:lang w:eastAsia="zh-CN"/>
+        </w:rPr>
+        <w:t xml:space="preserve"> (2023).</w:t>
+      </w:r>
+      <w:r>
+        <w:rPr>
+          <w:rFonts w:ascii="Arial" w:hAnsi="Arial" w:cs="Arial"/>
+          <w:szCs w:val="21"/>
+        </w:rPr>
         <w:t xml:space="preserve"> </w:t>
       </w:r>
       <w:r>
         <w:rPr>
           <w:rFonts w:ascii="Arial" w:hAnsi="Arial" w:cs="Arial"/>
-          <w:bCs/>
-          <w:szCs w:val="21"/>
-        </w:rPr>
-        <w:t>Yi Du</w:t>
-      </w:r>
-      <w:r>
-        <w:rPr>
-          <w:rFonts w:ascii="Arial" w:hAnsi="Arial" w:cs="Arial"/>
-          <w:bCs/>
-          <w:szCs w:val="21"/>
-        </w:rPr>
-        <w:t>*</w:t>
-      </w:r>
-      <w:r>
-        <w:rPr>
-          <w:rFonts w:ascii="Arial" w:hAnsi="Arial" w:cs="Arial"/>
-          <w:b/>
-          <w:bCs/>
-          <w:szCs w:val="21"/>
+        </w:rPr>
+        <w:t xml:space="preserve">Bilateral human laryngeal motor cortex in perceptual decision of lexical tone and voicing of </w:t>
+      </w:r>
+      <w:proofErr w:type="gramStart"/>
+      <w:r>
+        <w:rPr>
+          <w:rFonts w:ascii="Arial" w:hAnsi="Arial" w:cs="Arial"/>
+        </w:rPr>
+        <w:t>consonant</w:t>
+      </w:r>
+      <w:proofErr w:type="gramEnd"/>
+      <w:r>
+        <w:rPr>
+          <w:rFonts w:ascii="Arial" w:hAnsi="Arial" w:cs="Arial"/>
         </w:rPr>
         <w:t xml:space="preserve">. </w:t>
-      </w:r>
-      <w:r>
-        <w:rPr>
-          <w:rFonts w:ascii="Arial" w:hAnsi="Arial" w:cs="Arial"/>
-        </w:rPr>
-        <w:t xml:space="preserve">Bilateral human laryngeal motor cortex in perceptual decision of lexical tone and voicing of consonant. </w:t>
       </w:r>
       <w:r>
         <w:rPr>
@@ -3066,14 +3115,43 @@
         <w:rPr>
           <w:rFonts w:ascii="Arial" w:hAnsi="Arial" w:cs="Arial"/>
         </w:rPr>
-        <w:t xml:space="preserve">, 2023, 14, 4710. </w:t>
-      </w:r>
-      <w:r>
-        <w:rPr>
-          <w:rFonts w:ascii="Arial" w:hAnsi="Arial" w:cs="Arial"/>
-          <w:szCs w:val="21"/>
-        </w:rPr>
-        <w:t>(First author)</w:t>
+        <w:t>,</w:t>
+      </w:r>
+      <w:r>
+        <w:rPr>
+          <w:rFonts w:ascii="Arial" w:eastAsiaTheme="minorEastAsia" w:hAnsi="Arial" w:cs="Arial" w:hint="eastAsia"/>
+          <w:lang w:eastAsia="zh-CN"/>
+        </w:rPr>
+        <w:t xml:space="preserve"> </w:t>
+      </w:r>
+      <w:r>
+        <w:rPr>
+          <w:rFonts w:ascii="Arial" w:hAnsi="Arial" w:cs="Arial"/>
+        </w:rPr>
+        <w:t xml:space="preserve">14, 4710. </w:t>
+      </w:r>
+      <w:r>
+        <w:rPr>
+          <w:rFonts w:ascii="Arial" w:eastAsiaTheme="minorEastAsia" w:hAnsi="Arial" w:cs="Arial" w:hint="eastAsia"/>
+          <w:szCs w:val="21"/>
+          <w:lang w:eastAsia="zh-CN"/>
+        </w:rPr>
+        <w:t>[</w:t>
+      </w:r>
+      <w:r>
+        <w:rPr>
+          <w:rFonts w:ascii="Arial" w:hAnsi="Arial" w:cs="Arial"/>
+          <w:szCs w:val="21"/>
+        </w:rPr>
+        <w:t>First author</w:t>
+      </w:r>
+      <w:r>
+        <w:rPr>
+          <w:rFonts w:ascii="Arial" w:eastAsiaTheme="minorEastAsia" w:hAnsi="Arial" w:cs="Arial" w:hint="eastAsia"/>
+          <w:szCs w:val="21"/>
+          <w:lang w:eastAsia="zh-CN"/>
+        </w:rPr>
+        <w:t>]</w:t>
       </w:r>
     </w:p>
     <w:p>
@@ -3097,7 +3175,26 @@
           <w:bCs/>
           <w:szCs w:val="21"/>
         </w:rPr>
-        <w:t xml:space="preserve">Baishen Liang </w:t>
+        <w:t>Liang</w:t>
+      </w:r>
+      <w:r>
+        <w:rPr>
+          <w:rFonts w:ascii="Arial" w:eastAsiaTheme="minorEastAsia" w:hAnsi="Arial" w:cs="Arial" w:hint="eastAsia"/>
+          <w:b/>
+          <w:bCs/>
+          <w:szCs w:val="21"/>
+          <w:lang w:eastAsia="zh-CN"/>
+        </w:rPr>
+        <w:t>, B.</w:t>
+      </w:r>
+      <w:r>
+        <w:rPr>
+          <w:rFonts w:ascii="Arial" w:hAnsi="Arial" w:cs="Arial"/>
+          <w:b/>
+          <w:bCs/>
+          <w:szCs w:val="21"/>
+        </w:rPr>
+        <w:t xml:space="preserve"> </w:t>
       </w:r>
       <w:r>
         <w:rPr>
@@ -3121,22 +3218,40 @@
           <w:bCs/>
           <w:szCs w:val="21"/>
         </w:rPr>
-        <w:t>Yi Du</w:t>
-      </w:r>
-      <w:r>
-        <w:rPr>
-          <w:rFonts w:ascii="Arial" w:hAnsi="Arial" w:cs="Arial"/>
+        <w:t>Du</w:t>
+      </w:r>
+      <w:r>
+        <w:rPr>
+          <w:rFonts w:ascii="Arial" w:eastAsiaTheme="minorEastAsia" w:hAnsi="Arial" w:cs="Arial" w:hint="eastAsia"/>
           <w:bCs/>
           <w:szCs w:val="21"/>
+          <w:lang w:eastAsia="zh-CN"/>
+        </w:rPr>
+        <w:t>, Y.</w:t>
+      </w:r>
+      <w:r>
+        <w:rPr>
+          <w:rFonts w:ascii="Arial" w:hAnsi="Arial" w:cs="Arial"/>
+          <w:bCs/>
+          <w:szCs w:val="21"/>
         </w:rPr>
         <w:t>*</w:t>
       </w:r>
       <w:r>
         <w:rPr>
-          <w:rFonts w:ascii="Arial" w:hAnsi="Arial" w:cs="Arial"/>
-          <w:szCs w:val="21"/>
-        </w:rPr>
-        <w:t xml:space="preserve">. The functional neuroanatomy of lexical tone perception: an activation likelihood estimation meta-analysis. </w:t>
+          <w:rFonts w:ascii="Arial" w:eastAsiaTheme="minorEastAsia" w:hAnsi="Arial" w:cs="Arial" w:hint="eastAsia"/>
+          <w:bCs/>
+          <w:szCs w:val="21"/>
+          <w:lang w:eastAsia="zh-CN"/>
+        </w:rPr>
+        <w:t xml:space="preserve"> (2018).</w:t>
+      </w:r>
+      <w:r>
+        <w:rPr>
+          <w:rFonts w:ascii="Arial" w:hAnsi="Arial" w:cs="Arial"/>
+          <w:szCs w:val="21"/>
+        </w:rPr>
+        <w:t xml:space="preserve"> The functional neuroanatomy of lexical tone perception: an activation likelihood estimation meta-analysis. </w:t>
       </w:r>
       <w:r>
         <w:rPr>
@@ -3154,7 +3269,30 @@
           <w:rFonts w:ascii="Arial" w:hAnsi="Arial" w:cs="Arial"/>
           <w:szCs w:val="21"/>
         </w:rPr>
-        <w:t>, 2018, 12, 495. (First author)</w:t>
+        <w:t xml:space="preserve">, 12, 495. </w:t>
+      </w:r>
+      <w:r>
+        <w:rPr>
+          <w:rFonts w:ascii="Arial" w:eastAsiaTheme="minorEastAsia" w:hAnsi="Arial" w:cs="Arial" w:hint="eastAsia"/>
+          <w:szCs w:val="21"/>
+          <w:lang w:eastAsia="zh-CN"/>
+        </w:rPr>
+        <w:t>[</w:t>
+      </w:r>
+      <w:r>
+        <w:rPr>
+          <w:rFonts w:ascii="Arial" w:hAnsi="Arial" w:cs="Arial"/>
+          <w:szCs w:val="21"/>
+        </w:rPr>
+        <w:t>First author</w:t>
+      </w:r>
+      <w:r>
+        <w:rPr>
+          <w:rFonts w:ascii="Arial" w:eastAsiaTheme="minorEastAsia" w:hAnsi="Arial" w:cs="Arial" w:hint="eastAsia"/>
+          <w:szCs w:val="21"/>
+          <w:lang w:eastAsia="zh-CN"/>
+        </w:rPr>
+        <w:t>]</w:t>
       </w:r>
     </w:p>
     <w:p>
@@ -3178,7 +3316,26 @@
           <w:bCs/>
           <w:szCs w:val="21"/>
         </w:rPr>
-        <w:t xml:space="preserve">Baishen Liang </w:t>
+        <w:t>Liang</w:t>
+      </w:r>
+      <w:r>
+        <w:rPr>
+          <w:rFonts w:ascii="Arial" w:eastAsia="KaiTi" w:hAnsi="Arial" w:cs="Arial" w:hint="eastAsia"/>
+          <w:b/>
+          <w:bCs/>
+          <w:szCs w:val="21"/>
+          <w:lang w:eastAsia="zh-CN"/>
+        </w:rPr>
+        <w:t>, B.</w:t>
+      </w:r>
+      <w:r>
+        <w:rPr>
+          <w:rFonts w:ascii="Arial" w:eastAsia="KaiTi" w:hAnsi="Arial" w:cs="Arial"/>
+          <w:b/>
+          <w:bCs/>
+          <w:szCs w:val="21"/>
+        </w:rPr>
+        <w:t xml:space="preserve"> </w:t>
       </w:r>
       <w:r>
         <w:rPr>
@@ -3202,7 +3359,16 @@
           <w:bCs/>
           <w:szCs w:val="21"/>
         </w:rPr>
-        <w:t>Yi Du</w:t>
+        <w:t>Du</w:t>
+      </w:r>
+      <w:r>
+        <w:rPr>
+          <w:rFonts w:ascii="Arial" w:eastAsia="KaiTi" w:hAnsi="Arial" w:cs="Arial" w:hint="eastAsia"/>
+          <w:bCs/>
+          <w:szCs w:val="21"/>
+          <w:lang w:eastAsia="zh-CN"/>
+        </w:rPr>
+        <w:t>, Y.</w:t>
       </w:r>
       <w:r>
         <w:rPr>
@@ -3214,10 +3380,19 @@
       </w:r>
       <w:r>
         <w:rPr>
+          <w:rFonts w:ascii="Arial" w:eastAsia="KaiTi" w:hAnsi="Arial" w:cs="Arial" w:hint="eastAsia"/>
+          <w:bCs/>
+          <w:szCs w:val="21"/>
+          <w:lang w:eastAsia="zh-CN"/>
+        </w:rPr>
+        <w:t xml:space="preserve"> (2017).</w:t>
+      </w:r>
+      <w:r>
+        <w:rPr>
           <w:rFonts w:ascii="Arial" w:eastAsia="KaiTi" w:hAnsi="Arial" w:cs="Arial"/>
           <w:szCs w:val="21"/>
         </w:rPr>
-        <w:t>. Mechanisms of sensorimotor integration in speech perception [</w:t>
+        <w:t xml:space="preserve"> Mechanisms of sensorimotor integration in speech perception [</w:t>
       </w:r>
       <w:proofErr w:type="spellStart"/>
       <w:r>
@@ -3278,14 +3453,30 @@
           <w:rFonts w:ascii="Arial" w:eastAsia="KaiTi" w:hAnsi="Arial" w:cs="Arial"/>
           <w:szCs w:val="21"/>
         </w:rPr>
-        <w:t xml:space="preserve">, 2017, 35(19):21-28. </w:t>
-      </w:r>
-      <w:r>
-        <w:rPr>
-          <w:rFonts w:ascii="Arial" w:hAnsi="Arial" w:cs="Arial"/>
-          <w:szCs w:val="21"/>
-        </w:rPr>
-        <w:t>(First author)</w:t>
+        <w:t xml:space="preserve">, 35(19):21-28. </w:t>
+      </w:r>
+      <w:r>
+        <w:rPr>
+          <w:rFonts w:ascii="Arial" w:eastAsiaTheme="minorEastAsia" w:hAnsi="Arial" w:cs="Arial" w:hint="eastAsia"/>
+          <w:szCs w:val="21"/>
+          <w:lang w:eastAsia="zh-CN"/>
+        </w:rPr>
+        <w:t>[</w:t>
+      </w:r>
+      <w:r>
+        <w:rPr>
+          <w:rFonts w:ascii="Arial" w:hAnsi="Arial" w:cs="Arial"/>
+          <w:szCs w:val="21"/>
+        </w:rPr>
+        <w:t>First author</w:t>
+      </w:r>
+      <w:r>
+        <w:rPr>
+          <w:rFonts w:ascii="Arial" w:eastAsiaTheme="minorEastAsia" w:hAnsi="Arial" w:cs="Arial" w:hint="eastAsia"/>
+          <w:szCs w:val="21"/>
+          <w:lang w:eastAsia="zh-CN"/>
+        </w:rPr>
+        <w:t>]</w:t>
       </w:r>
     </w:p>
     <w:p>
@@ -3320,7 +3511,16 @@
           <w:sz w:val="22"/>
           <w:szCs w:val="22"/>
         </w:rPr>
-        <w:t xml:space="preserve">ANUSCRIPTS IN </w:t>
+        <w:t xml:space="preserve">ANUSCRIPTS </w:t>
+      </w:r>
+      <w:r>
+        <w:rPr>
+          <w:rFonts w:ascii="Arial" w:hAnsi="Arial" w:cs="Arial"/>
+          <w:b/>
+          <w:sz w:val="22"/>
+          <w:szCs w:val="22"/>
+        </w:rPr>
+        <w:t xml:space="preserve">UNDER </w:t>
       </w:r>
       <w:r>
         <w:rPr>
@@ -3329,16 +3529,16 @@
           <w:sz w:val="28"/>
           <w:szCs w:val="28"/>
         </w:rPr>
-        <w:t>P</w:t>
-      </w:r>
-      <w:r>
-        <w:rPr>
-          <w:rFonts w:ascii="Arial" w:hAnsi="Arial" w:cs="Arial" w:hint="eastAsia"/>
-          <w:b/>
-          <w:sz w:val="22"/>
-          <w:szCs w:val="22"/>
-        </w:rPr>
-        <w:t>ROGRESS</w:t>
+        <w:t>R</w:t>
+      </w:r>
+      <w:r>
+        <w:rPr>
+          <w:rFonts w:ascii="Arial" w:hAnsi="Arial" w:cs="Arial"/>
+          <w:b/>
+          <w:sz w:val="22"/>
+          <w:szCs w:val="22"/>
+        </w:rPr>
+        <w:t>EVIEW</w:t>
       </w:r>
     </w:p>
     <w:p>
@@ -3346,99 +3546,342 @@
         <w:pStyle w:val="ListParagraph"/>
         <w:numPr>
           <w:ilvl w:val="0"/>
-          <w:numId w:val="55"/>
+          <w:numId w:val="57"/>
         </w:numPr>
         <w:spacing w:before="120" w:after="120"/>
         <w:contextualSpacing w:val="0"/>
         <w:rPr>
-          <w:rFonts w:ascii="Arial" w:hAnsi="Arial" w:cs="Arial"/>
-          <w:szCs w:val="21"/>
-        </w:rPr>
-      </w:pPr>
+          <w:rFonts w:ascii="Arial" w:hAnsi="Arial" w:cs="Arial" w:hint="eastAsia"/>
+          <w:szCs w:val="21"/>
+        </w:rPr>
+      </w:pPr>
+      <w:r>
+        <w:rPr>
+          <w:rFonts w:ascii="Arial" w:hAnsi="Arial" w:cs="Arial"/>
+          <w:szCs w:val="21"/>
+        </w:rPr>
+        <w:t>Hu</w:t>
+      </w:r>
+      <w:r>
+        <w:rPr>
+          <w:rFonts w:ascii="Arial" w:eastAsiaTheme="minorEastAsia" w:hAnsi="Arial" w:cs="Arial" w:hint="eastAsia"/>
+          <w:szCs w:val="21"/>
+          <w:lang w:eastAsia="zh-CN"/>
+        </w:rPr>
+        <w:t xml:space="preserve">, </w:t>
+      </w:r>
+      <w:proofErr w:type="gramStart"/>
+      <w:r>
+        <w:rPr>
+          <w:rFonts w:ascii="Arial" w:eastAsiaTheme="minorEastAsia" w:hAnsi="Arial" w:cs="Arial" w:hint="eastAsia"/>
+          <w:szCs w:val="21"/>
+          <w:lang w:eastAsia="zh-CN"/>
+        </w:rPr>
+        <w:t>W.</w:t>
+      </w:r>
+      <w:r>
+        <w:rPr>
+          <w:rFonts w:ascii="Arial" w:hAnsi="Arial" w:cs="Arial"/>
+          <w:szCs w:val="21"/>
+          <w:vertAlign w:val="superscript"/>
+        </w:rPr>
+        <w:t>#</w:t>
+      </w:r>
+      <w:proofErr w:type="gramEnd"/>
+      <w:r>
+        <w:rPr>
+          <w:rFonts w:ascii="Arial" w:hAnsi="Arial" w:cs="Arial"/>
+          <w:szCs w:val="21"/>
+        </w:rPr>
+        <w:t xml:space="preserve">, </w:t>
+      </w:r>
+      <w:r>
+        <w:rPr>
+          <w:rFonts w:ascii="Arial" w:hAnsi="Arial" w:cs="Arial"/>
+          <w:b/>
+          <w:bCs/>
+          <w:szCs w:val="21"/>
+        </w:rPr>
+        <w:t>Liang</w:t>
+      </w:r>
+      <w:r>
+        <w:rPr>
+          <w:rFonts w:ascii="Arial" w:eastAsiaTheme="minorEastAsia" w:hAnsi="Arial" w:cs="Arial" w:hint="eastAsia"/>
+          <w:b/>
+          <w:bCs/>
+          <w:szCs w:val="21"/>
+          <w:lang w:eastAsia="zh-CN"/>
+        </w:rPr>
+        <w:t xml:space="preserve">, </w:t>
+      </w:r>
+      <w:proofErr w:type="gramStart"/>
+      <w:r>
+        <w:rPr>
+          <w:rFonts w:ascii="Arial" w:eastAsiaTheme="minorEastAsia" w:hAnsi="Arial" w:cs="Arial" w:hint="eastAsia"/>
+          <w:b/>
+          <w:bCs/>
+          <w:szCs w:val="21"/>
+          <w:lang w:eastAsia="zh-CN"/>
+        </w:rPr>
+        <w:t>B.</w:t>
+      </w:r>
+      <w:r>
+        <w:rPr>
+          <w:rFonts w:ascii="Arial" w:hAnsi="Arial" w:cs="Arial"/>
+          <w:b/>
+          <w:bCs/>
+          <w:szCs w:val="21"/>
+          <w:vertAlign w:val="superscript"/>
+        </w:rPr>
+        <w:t>#</w:t>
+      </w:r>
+      <w:proofErr w:type="gramEnd"/>
+      <w:r>
+        <w:rPr>
+          <w:rFonts w:ascii="Arial" w:hAnsi="Arial" w:cs="Arial"/>
+          <w:szCs w:val="21"/>
+        </w:rPr>
+        <w:t>,</w:t>
+      </w:r>
+      <w:r>
+        <w:rPr>
+          <w:rFonts w:ascii="Arial" w:eastAsiaTheme="minorEastAsia" w:hAnsi="Arial" w:cs="Arial" w:hint="eastAsia"/>
+          <w:szCs w:val="21"/>
+          <w:lang w:eastAsia="zh-CN"/>
+        </w:rPr>
+        <w:t xml:space="preserve"> </w:t>
+      </w:r>
+      <w:r>
+        <w:rPr>
+          <w:rFonts w:ascii="Arial" w:hAnsi="Arial" w:cs="Arial"/>
+          <w:szCs w:val="21"/>
+        </w:rPr>
+        <w:t>Du</w:t>
+      </w:r>
+      <w:r>
+        <w:rPr>
+          <w:rFonts w:ascii="Arial" w:eastAsiaTheme="minorEastAsia" w:hAnsi="Arial" w:cs="Arial" w:hint="eastAsia"/>
+          <w:szCs w:val="21"/>
+          <w:lang w:eastAsia="zh-CN"/>
+        </w:rPr>
+        <w:t>, Y.</w:t>
+      </w:r>
+      <w:r>
+        <w:rPr>
+          <w:rFonts w:ascii="Arial" w:eastAsiaTheme="minorEastAsia" w:hAnsi="Arial" w:cs="Arial" w:hint="eastAsia"/>
+          <w:szCs w:val="21"/>
+          <w:lang w:eastAsia="zh-CN"/>
+        </w:rPr>
+        <w:t>*</w:t>
+      </w:r>
+      <w:r>
+        <w:rPr>
+          <w:rFonts w:ascii="Arial" w:eastAsiaTheme="minorEastAsia" w:hAnsi="Arial" w:cs="Arial" w:hint="eastAsia"/>
+          <w:szCs w:val="21"/>
+          <w:lang w:eastAsia="zh-CN"/>
+        </w:rPr>
+        <w:t xml:space="preserve"> (2026).</w:t>
+      </w:r>
+      <w:r>
+        <w:rPr>
+          <w:rFonts w:ascii="Arial" w:hAnsi="Arial" w:cs="Arial" w:hint="eastAsia"/>
+          <w:szCs w:val="21"/>
+        </w:rPr>
+        <w:t xml:space="preserve"> </w:t>
+      </w:r>
+      <w:bookmarkStart w:id="0" w:name="OLE_LINK521"/>
+      <w:bookmarkStart w:id="1" w:name="OLE_LINK520"/>
+      <w:r>
+        <w:rPr>
+          <w:rFonts w:ascii="Arial" w:hAnsi="Arial" w:cs="Arial" w:hint="eastAsia"/>
+          <w:szCs w:val="21"/>
+        </w:rPr>
+        <w:t>Singing e</w:t>
+      </w:r>
+      <w:r>
+        <w:rPr>
+          <w:rFonts w:ascii="Arial" w:hAnsi="Arial" w:cs="Arial"/>
+          <w:szCs w:val="21"/>
+        </w:rPr>
+        <w:t>nhanc</w:t>
+      </w:r>
+      <w:r>
+        <w:rPr>
+          <w:rFonts w:ascii="Arial" w:hAnsi="Arial" w:cs="Arial" w:hint="eastAsia"/>
+          <w:szCs w:val="21"/>
+        </w:rPr>
+        <w:t>es</w:t>
+      </w:r>
+      <w:r>
+        <w:rPr>
+          <w:rFonts w:ascii="Arial" w:hAnsi="Arial" w:cs="Arial"/>
+          <w:szCs w:val="21"/>
+        </w:rPr>
+        <w:t xml:space="preserve"> </w:t>
+      </w:r>
+      <w:r>
+        <w:rPr>
+          <w:rFonts w:ascii="Arial" w:hAnsi="Arial" w:cs="Arial" w:hint="eastAsia"/>
+          <w:szCs w:val="21"/>
+        </w:rPr>
+        <w:t>p</w:t>
+      </w:r>
+      <w:r>
+        <w:rPr>
+          <w:rFonts w:ascii="Arial" w:hAnsi="Arial" w:cs="Arial"/>
+          <w:szCs w:val="21"/>
+        </w:rPr>
+        <w:t xml:space="preserve">oetry </w:t>
+      </w:r>
+      <w:r>
+        <w:rPr>
+          <w:rFonts w:ascii="Arial" w:hAnsi="Arial" w:cs="Arial" w:hint="eastAsia"/>
+          <w:szCs w:val="21"/>
+        </w:rPr>
+        <w:t>learning and m</w:t>
+      </w:r>
+      <w:r>
+        <w:rPr>
+          <w:rFonts w:ascii="Arial" w:hAnsi="Arial" w:cs="Arial"/>
+          <w:szCs w:val="21"/>
+        </w:rPr>
+        <w:t>emor</w:t>
+      </w:r>
+      <w:r>
+        <w:rPr>
+          <w:rFonts w:ascii="Arial" w:hAnsi="Arial" w:cs="Arial" w:hint="eastAsia"/>
+          <w:szCs w:val="21"/>
+        </w:rPr>
+        <w:t>ization</w:t>
+      </w:r>
+      <w:r>
+        <w:rPr>
+          <w:rFonts w:ascii="Arial" w:hAnsi="Arial" w:cs="Arial"/>
+          <w:szCs w:val="21"/>
+        </w:rPr>
+        <w:t xml:space="preserve"> in </w:t>
+      </w:r>
+      <w:r>
+        <w:rPr>
+          <w:rFonts w:ascii="Arial" w:hAnsi="Arial" w:cs="Arial" w:hint="eastAsia"/>
+          <w:szCs w:val="21"/>
+        </w:rPr>
+        <w:t>preschool</w:t>
+      </w:r>
+      <w:r>
+        <w:rPr>
+          <w:rFonts w:ascii="Arial" w:hAnsi="Arial" w:cs="Arial"/>
+          <w:szCs w:val="21"/>
+        </w:rPr>
+        <w:t xml:space="preserve"> </w:t>
+      </w:r>
+      <w:r>
+        <w:rPr>
+          <w:rFonts w:ascii="Arial" w:hAnsi="Arial" w:cs="Arial" w:hint="eastAsia"/>
+          <w:szCs w:val="21"/>
+        </w:rPr>
+        <w:t>c</w:t>
+      </w:r>
+      <w:r>
+        <w:rPr>
+          <w:rFonts w:ascii="Arial" w:hAnsi="Arial" w:cs="Arial"/>
+          <w:szCs w:val="21"/>
+        </w:rPr>
+        <w:t>hildren</w:t>
+      </w:r>
+      <w:bookmarkEnd w:id="0"/>
+      <w:bookmarkEnd w:id="1"/>
+      <w:r>
+        <w:rPr>
+          <w:rFonts w:ascii="Arial" w:eastAsiaTheme="minorEastAsia" w:hAnsi="Arial" w:cs="Arial" w:hint="eastAsia"/>
+          <w:szCs w:val="21"/>
+          <w:lang w:eastAsia="zh-CN"/>
+        </w:rPr>
+        <w:t xml:space="preserve">. </w:t>
+      </w:r>
+      <w:bookmarkStart w:id="2" w:name="_Hlk211158962"/>
       <w:r>
         <w:rPr>
           <w:rFonts w:ascii="Arial" w:eastAsiaTheme="minorEastAsia" w:hAnsi="Arial" w:cs="Arial"/>
           <w:b/>
           <w:bCs/>
-          <w:szCs w:val="21"/>
-        </w:rPr>
-        <w:t>Baishen Liang</w:t>
-      </w:r>
+          <w:i/>
+          <w:iCs/>
+          <w:szCs w:val="21"/>
+          <w:lang w:eastAsia="zh-CN"/>
+        </w:rPr>
+        <w:t>Annals of the New York Academy of Sciences</w:t>
+      </w:r>
+      <w:r>
+        <w:rPr>
+          <w:rFonts w:ascii="Arial" w:eastAsiaTheme="minorEastAsia" w:hAnsi="Arial" w:cs="Arial" w:hint="eastAsia"/>
+          <w:szCs w:val="21"/>
+          <w:lang w:eastAsia="zh-CN"/>
+        </w:rPr>
+        <w:t xml:space="preserve"> </w:t>
+      </w:r>
+      <w:r>
+        <w:rPr>
+          <w:rFonts w:ascii="Arial" w:eastAsiaTheme="minorEastAsia" w:hAnsi="Arial" w:cs="Arial" w:hint="eastAsia"/>
+          <w:b/>
+          <w:bCs/>
+          <w:szCs w:val="21"/>
+          <w:lang w:eastAsia="zh-CN"/>
+        </w:rPr>
+        <w:t>(</w:t>
+      </w:r>
+      <w:bookmarkEnd w:id="2"/>
       <w:r>
         <w:rPr>
           <w:rFonts w:ascii="Arial" w:eastAsiaTheme="minorEastAsia" w:hAnsi="Arial" w:cs="Arial"/>
-          <w:szCs w:val="21"/>
-        </w:rPr>
-        <w:t xml:space="preserve">, A. M. Earle-Richardson, G. Grant, M. Zafar, B. </w:t>
-      </w:r>
-      <w:proofErr w:type="spellStart"/>
-      <w:r>
-        <w:rPr>
-          <w:rFonts w:ascii="Arial" w:eastAsiaTheme="minorEastAsia" w:hAnsi="Arial" w:cs="Arial"/>
-          <w:szCs w:val="21"/>
-        </w:rPr>
-        <w:t>Frauscher</w:t>
-      </w:r>
-      <w:proofErr w:type="spellEnd"/>
-      <w:r>
-        <w:rPr>
-          <w:rFonts w:ascii="Arial" w:eastAsiaTheme="minorEastAsia" w:hAnsi="Arial" w:cs="Arial"/>
-          <w:szCs w:val="21"/>
-        </w:rPr>
-        <w:t>, D. Southwell, G. Hickok, G. B. Cogan</w:t>
-      </w:r>
-      <w:r>
-        <w:rPr>
-          <w:rFonts w:ascii="Arial" w:eastAsiaTheme="minorEastAsia" w:hAnsi="Arial" w:cs="Arial" w:hint="eastAsia"/>
-          <w:szCs w:val="21"/>
-        </w:rPr>
-        <w:t xml:space="preserve">* </w:t>
-      </w:r>
-      <w:r>
-        <w:rPr>
-          <w:rFonts w:ascii="Arial" w:eastAsiaTheme="minorEastAsia" w:hAnsi="Arial" w:cs="Arial"/>
-          <w:szCs w:val="21"/>
-        </w:rPr>
-        <w:t>Sensory-motor mechanisms for verbal working memory</w:t>
-      </w:r>
-      <w:r>
-        <w:rPr>
-          <w:rFonts w:ascii="Arial" w:eastAsiaTheme="minorEastAsia" w:hAnsi="Arial" w:cs="Arial" w:hint="eastAsia"/>
-          <w:szCs w:val="21"/>
+          <w:b/>
+          <w:bCs/>
+          <w:szCs w:val="21"/>
+          <w:lang w:eastAsia="zh-CN"/>
+        </w:rPr>
+        <w:t>Revised and Resubmitted</w:t>
+      </w:r>
+      <w:r>
+        <w:rPr>
+          <w:rFonts w:ascii="Arial" w:eastAsiaTheme="minorEastAsia" w:hAnsi="Arial" w:cs="Arial" w:hint="eastAsia"/>
+          <w:b/>
+          <w:bCs/>
+          <w:szCs w:val="21"/>
+          <w:lang w:eastAsia="zh-CN"/>
+        </w:rPr>
+        <w:t>)</w:t>
+      </w:r>
+      <w:r>
+        <w:rPr>
+          <w:rFonts w:ascii="Arial" w:eastAsiaTheme="minorEastAsia" w:hAnsi="Arial" w:cs="Arial" w:hint="eastAsia"/>
+          <w:szCs w:val="21"/>
+          <w:lang w:eastAsia="zh-CN"/>
         </w:rPr>
         <w:t xml:space="preserve">. </w:t>
       </w:r>
       <w:r>
         <w:rPr>
-          <w:rFonts w:ascii="Arial" w:eastAsiaTheme="minorEastAsia" w:hAnsi="Arial" w:cs="Arial"/>
-          <w:szCs w:val="21"/>
-          <w:lang w:eastAsia="zh-CN"/>
-        </w:rPr>
-        <w:t>In preparation</w:t>
-      </w:r>
-      <w:r>
-        <w:rPr>
-          <w:rFonts w:ascii="Arial" w:eastAsiaTheme="minorEastAsia" w:hAnsi="Arial" w:cs="Arial" w:hint="eastAsia"/>
-          <w:szCs w:val="21"/>
-          <w:lang w:eastAsia="zh-CN"/>
-        </w:rPr>
-        <w:t>. (</w:t>
-      </w:r>
-      <w:r>
-        <w:rPr>
-          <w:rFonts w:ascii="Arial" w:eastAsiaTheme="minorEastAsia" w:hAnsi="Arial" w:cs="Arial"/>
-          <w:szCs w:val="21"/>
-          <w:lang w:eastAsia="zh-CN"/>
-        </w:rPr>
-        <w:t>First</w:t>
-      </w:r>
-      <w:r>
-        <w:rPr>
-          <w:rFonts w:ascii="Arial" w:eastAsiaTheme="minorEastAsia" w:hAnsi="Arial" w:cs="Arial" w:hint="eastAsia"/>
-          <w:szCs w:val="21"/>
-          <w:lang w:eastAsia="zh-CN"/>
-        </w:rPr>
-        <w:t xml:space="preserve"> author)</w:t>
+          <w:rFonts w:ascii="Arial" w:eastAsiaTheme="minorEastAsia" w:hAnsi="Arial" w:cs="Arial" w:hint="eastAsia"/>
+          <w:szCs w:val="21"/>
+          <w:lang w:eastAsia="zh-CN"/>
+        </w:rPr>
+        <w:t>[</w:t>
+      </w:r>
+      <w:r>
+        <w:rPr>
+          <w:rFonts w:ascii="Arial" w:eastAsiaTheme="minorEastAsia" w:hAnsi="Arial" w:cs="Arial" w:hint="eastAsia"/>
+          <w:szCs w:val="21"/>
+          <w:lang w:eastAsia="zh-CN"/>
+        </w:rPr>
+        <w:t>Co-first author</w:t>
+      </w:r>
+      <w:r>
+        <w:rPr>
+          <w:rFonts w:ascii="Arial" w:eastAsiaTheme="minorEastAsia" w:hAnsi="Arial" w:cs="Arial" w:hint="eastAsia"/>
+          <w:szCs w:val="21"/>
+          <w:lang w:eastAsia="zh-CN"/>
+        </w:rPr>
+        <w:t>]</w:t>
       </w:r>
     </w:p>
     <w:p>
@@ -3446,7 +3889,7 @@
         <w:pStyle w:val="ListParagraph"/>
         <w:numPr>
           <w:ilvl w:val="0"/>
-          <w:numId w:val="55"/>
+          <w:numId w:val="57"/>
         </w:numPr>
         <w:spacing w:before="120" w:after="120"/>
         <w:contextualSpacing w:val="0"/>
@@ -3460,7 +3903,15 @@
           <w:rFonts w:ascii="Arial" w:hAnsi="Arial" w:cs="Arial"/>
           <w:szCs w:val="21"/>
         </w:rPr>
-        <w:t>Jiali Liu</w:t>
+        <w:t>Liu</w:t>
+      </w:r>
+      <w:r>
+        <w:rPr>
+          <w:rFonts w:ascii="Arial" w:eastAsiaTheme="minorEastAsia" w:hAnsi="Arial" w:cs="Arial" w:hint="eastAsia"/>
+          <w:szCs w:val="21"/>
+          <w:lang w:eastAsia="zh-CN"/>
+        </w:rPr>
+        <w:t>, J.</w:t>
       </w:r>
       <w:r>
         <w:rPr>
@@ -3475,23 +3926,15 @@
           <w:rFonts w:ascii="Arial" w:hAnsi="Arial" w:cs="Arial"/>
           <w:szCs w:val="21"/>
         </w:rPr>
-        <w:t xml:space="preserve">, </w:t>
-      </w:r>
-      <w:proofErr w:type="spellStart"/>
-      <w:r>
-        <w:rPr>
-          <w:rFonts w:ascii="Arial" w:hAnsi="Arial" w:cs="Arial"/>
-          <w:szCs w:val="21"/>
-        </w:rPr>
-        <w:t>Yixiang</w:t>
-      </w:r>
-      <w:proofErr w:type="spellEnd"/>
-      <w:r>
-        <w:rPr>
-          <w:rFonts w:ascii="Arial" w:hAnsi="Arial" w:cs="Arial"/>
-          <w:szCs w:val="21"/>
-        </w:rPr>
-        <w:t xml:space="preserve"> Wang</w:t>
+        <w:t>, Wang</w:t>
+      </w:r>
+      <w:r>
+        <w:rPr>
+          <w:rFonts w:ascii="Arial" w:eastAsiaTheme="minorEastAsia" w:hAnsi="Arial" w:cs="Arial" w:hint="eastAsia"/>
+          <w:szCs w:val="21"/>
+          <w:lang w:eastAsia="zh-CN"/>
+        </w:rPr>
+        <w:t>, Y.</w:t>
       </w:r>
       <w:r>
         <w:rPr>
@@ -3506,7 +3949,15 @@
           <w:rFonts w:ascii="Arial" w:hAnsi="Arial" w:cs="Arial"/>
           <w:szCs w:val="21"/>
         </w:rPr>
-        <w:t>, Jiayu Feng</w:t>
+        <w:t>, Feng</w:t>
+      </w:r>
+      <w:r>
+        <w:rPr>
+          <w:rFonts w:ascii="Arial" w:eastAsiaTheme="minorEastAsia" w:hAnsi="Arial" w:cs="Arial" w:hint="eastAsia"/>
+          <w:szCs w:val="21"/>
+          <w:lang w:eastAsia="zh-CN"/>
+        </w:rPr>
+        <w:t>, J.</w:t>
       </w:r>
       <w:r>
         <w:rPr>
@@ -3521,23 +3972,30 @@
           <w:rFonts w:ascii="Arial" w:hAnsi="Arial" w:cs="Arial"/>
           <w:szCs w:val="21"/>
         </w:rPr>
-        <w:t xml:space="preserve">, </w:t>
-      </w:r>
-      <w:proofErr w:type="spellStart"/>
-      <w:r>
-        <w:rPr>
-          <w:rFonts w:ascii="Arial" w:hAnsi="Arial" w:cs="Arial"/>
-          <w:szCs w:val="21"/>
-        </w:rPr>
-        <w:t>Haichao</w:t>
-      </w:r>
-      <w:proofErr w:type="spellEnd"/>
-      <w:r>
-        <w:rPr>
-          <w:rFonts w:ascii="Arial" w:hAnsi="Arial" w:cs="Arial"/>
-          <w:szCs w:val="21"/>
-        </w:rPr>
-        <w:t xml:space="preserve"> Zhao, Qinghua He</w:t>
+        <w:t>, Zhao</w:t>
+      </w:r>
+      <w:r>
+        <w:rPr>
+          <w:rFonts w:ascii="Arial" w:eastAsiaTheme="minorEastAsia" w:hAnsi="Arial" w:cs="Arial" w:hint="eastAsia"/>
+          <w:szCs w:val="21"/>
+          <w:lang w:eastAsia="zh-CN"/>
+        </w:rPr>
+        <w:t>, H.</w:t>
+      </w:r>
+      <w:r>
+        <w:rPr>
+          <w:rFonts w:ascii="Arial" w:hAnsi="Arial" w:cs="Arial"/>
+          <w:szCs w:val="21"/>
+        </w:rPr>
+        <w:t>, He</w:t>
+      </w:r>
+      <w:r>
+        <w:rPr>
+          <w:rFonts w:ascii="Arial" w:eastAsiaTheme="minorEastAsia" w:hAnsi="Arial" w:cs="Arial" w:hint="eastAsia"/>
+          <w:szCs w:val="21"/>
+          <w:lang w:eastAsia="zh-CN"/>
+        </w:rPr>
+        <w:t>, Q.</w:t>
       </w:r>
       <w:r>
         <w:rPr>
@@ -3552,7 +4010,22 @@
           <w:rFonts w:ascii="Arial" w:hAnsi="Arial" w:cs="Arial"/>
           <w:szCs w:val="21"/>
         </w:rPr>
-        <w:t xml:space="preserve"> Xuefeng Yang*, </w:t>
+        <w:t xml:space="preserve"> Yang</w:t>
+      </w:r>
+      <w:r>
+        <w:rPr>
+          <w:rFonts w:ascii="Arial" w:eastAsiaTheme="minorEastAsia" w:hAnsi="Arial" w:cs="Arial" w:hint="eastAsia"/>
+          <w:szCs w:val="21"/>
+          <w:lang w:eastAsia="zh-CN"/>
+        </w:rPr>
+        <w:t>, X.</w:t>
+      </w:r>
+      <w:r>
+        <w:rPr>
+          <w:rFonts w:ascii="Arial" w:hAnsi="Arial" w:cs="Arial"/>
+          <w:szCs w:val="21"/>
+        </w:rPr>
+        <w:t xml:space="preserve">*, </w:t>
       </w:r>
       <w:r>
         <w:rPr>
@@ -3561,7 +4034,7 @@
           <w:bCs/>
           <w:szCs w:val="21"/>
         </w:rPr>
-        <w:t>Baishen Liang*</w:t>
+        <w:t>Liang</w:t>
       </w:r>
       <w:r>
         <w:rPr>
@@ -3571,6 +4044,59 @@
           <w:szCs w:val="21"/>
           <w:lang w:eastAsia="zh-CN"/>
         </w:rPr>
+        <w:t>, B.</w:t>
+      </w:r>
+      <w:r>
+        <w:rPr>
+          <w:rFonts w:ascii="Arial" w:hAnsi="Arial" w:cs="Arial"/>
+          <w:b/>
+          <w:bCs/>
+          <w:szCs w:val="21"/>
+        </w:rPr>
+        <w:t>*</w:t>
+      </w:r>
+      <w:r>
+        <w:rPr>
+          <w:rFonts w:ascii="Arial" w:eastAsiaTheme="minorEastAsia" w:hAnsi="Arial" w:cs="Arial" w:hint="eastAsia"/>
+          <w:szCs w:val="21"/>
+          <w:lang w:eastAsia="zh-CN"/>
+        </w:rPr>
+        <w:t xml:space="preserve"> </w:t>
+      </w:r>
+      <w:r>
+        <w:rPr>
+          <w:rFonts w:ascii="Arial" w:eastAsiaTheme="minorEastAsia" w:hAnsi="Arial" w:cs="Arial"/>
+          <w:szCs w:val="21"/>
+          <w:lang w:eastAsia="zh-CN"/>
+        </w:rPr>
+        <w:t>Successor representation supports structural learning of syllable sequences</w:t>
+      </w:r>
+      <w:r>
+        <w:rPr>
+          <w:rFonts w:ascii="Arial" w:eastAsiaTheme="minorEastAsia" w:hAnsi="Arial" w:cs="Arial" w:hint="eastAsia"/>
+          <w:szCs w:val="21"/>
+          <w:lang w:eastAsia="zh-CN"/>
+        </w:rPr>
+        <w:t xml:space="preserve">. </w:t>
+      </w:r>
+      <w:r>
+        <w:rPr>
+          <w:rFonts w:ascii="Arial" w:eastAsiaTheme="minorEastAsia" w:hAnsi="Arial" w:cs="Arial" w:hint="eastAsia"/>
+          <w:b/>
+          <w:bCs/>
+          <w:szCs w:val="21"/>
+          <w:lang w:eastAsia="zh-CN"/>
+        </w:rPr>
+        <w:t>Under review</w:t>
+      </w:r>
+      <w:r>
+        <w:rPr>
+          <w:rFonts w:ascii="Arial" w:eastAsiaTheme="minorEastAsia" w:hAnsi="Arial" w:cs="Arial" w:hint="eastAsia"/>
+          <w:b/>
+          <w:bCs/>
+          <w:szCs w:val="21"/>
+          <w:lang w:eastAsia="zh-CN"/>
+        </w:rPr>
         <w:t>.</w:t>
       </w:r>
       <w:r>
@@ -3583,35 +4109,27 @@
       </w:r>
       <w:r>
         <w:rPr>
-          <w:rFonts w:ascii="Arial" w:eastAsiaTheme="minorEastAsia" w:hAnsi="Arial" w:cs="Arial"/>
-          <w:szCs w:val="21"/>
-          <w:lang w:eastAsia="zh-CN"/>
-        </w:rPr>
-        <w:t>Structural learning of syllable sequences</w:t>
-      </w:r>
-      <w:r>
-        <w:rPr>
-          <w:rFonts w:ascii="Arial" w:eastAsiaTheme="minorEastAsia" w:hAnsi="Arial" w:cs="Arial" w:hint="eastAsia"/>
-          <w:szCs w:val="21"/>
-          <w:lang w:eastAsia="zh-CN"/>
-        </w:rPr>
-        <w:t xml:space="preserve">. </w:t>
-      </w:r>
-      <w:r>
-        <w:rPr>
-          <w:rFonts w:ascii="Arial" w:eastAsiaTheme="minorEastAsia" w:hAnsi="Arial" w:cs="Arial"/>
-          <w:szCs w:val="21"/>
-          <w:lang w:eastAsia="zh-CN"/>
-        </w:rPr>
-        <w:t>Submitted</w:t>
-      </w:r>
-      <w:r>
-        <w:rPr>
-          <w:rFonts w:ascii="Arial" w:eastAsiaTheme="minorEastAsia" w:hAnsi="Arial" w:cs="Arial" w:hint="eastAsia"/>
-          <w:szCs w:val="21"/>
-          <w:lang w:eastAsia="zh-CN"/>
-        </w:rPr>
-        <w:t>. (Co-corresponding author)</w:t>
+          <w:rFonts w:ascii="Arial" w:eastAsiaTheme="minorEastAsia" w:hAnsi="Arial" w:cs="Arial" w:hint="eastAsia"/>
+          <w:szCs w:val="21"/>
+          <w:lang w:eastAsia="zh-CN"/>
+        </w:rPr>
+        <w:t>[</w:t>
+      </w:r>
+      <w:r>
+        <w:rPr>
+          <w:rFonts w:ascii="Arial" w:eastAsiaTheme="minorEastAsia" w:hAnsi="Arial" w:cs="Arial" w:hint="eastAsia"/>
+          <w:szCs w:val="21"/>
+          <w:lang w:eastAsia="zh-CN"/>
+        </w:rPr>
+        <w:t>Co-corresponding author</w:t>
+      </w:r>
+      <w:r>
+        <w:rPr>
+          <w:rFonts w:ascii="Arial" w:eastAsiaTheme="minorEastAsia" w:hAnsi="Arial" w:cs="Arial" w:hint="eastAsia"/>
+          <w:szCs w:val="21"/>
+          <w:lang w:eastAsia="zh-CN"/>
+        </w:rPr>
+        <w:t>]</w:t>
       </w:r>
     </w:p>
     <w:p>
@@ -3619,7 +4137,7 @@
         <w:pStyle w:val="ListParagraph"/>
         <w:numPr>
           <w:ilvl w:val="0"/>
-          <w:numId w:val="55"/>
+          <w:numId w:val="57"/>
         </w:numPr>
         <w:spacing w:before="120" w:after="120"/>
         <w:contextualSpacing w:val="0"/>
@@ -3633,7 +4151,15 @@
           <w:rFonts w:ascii="Arial" w:hAnsi="Arial" w:cs="Arial"/>
           <w:szCs w:val="21"/>
         </w:rPr>
-        <w:t>Yaxuan Wang</w:t>
+        <w:t>Wang</w:t>
+      </w:r>
+      <w:r>
+        <w:rPr>
+          <w:rFonts w:ascii="Arial" w:eastAsiaTheme="minorEastAsia" w:hAnsi="Arial" w:cs="Arial" w:hint="eastAsia"/>
+          <w:szCs w:val="21"/>
+          <w:lang w:eastAsia="zh-CN"/>
+        </w:rPr>
+        <w:t>, Y.</w:t>
       </w:r>
       <w:r>
         <w:rPr>
@@ -3657,7 +4183,15 @@
           <w:szCs w:val="21"/>
           <w:lang w:eastAsia="zh-CN"/>
         </w:rPr>
-        <w:t>Keke Yu</w:t>
+        <w:t>Yu</w:t>
+      </w:r>
+      <w:r>
+        <w:rPr>
+          <w:rFonts w:ascii="Arial" w:eastAsiaTheme="minorEastAsia" w:hAnsi="Arial" w:cs="Arial" w:hint="eastAsia"/>
+          <w:szCs w:val="21"/>
+          <w:lang w:eastAsia="zh-CN"/>
+        </w:rPr>
+        <w:t>, K.</w:t>
       </w:r>
       <w:r>
         <w:rPr>
@@ -3676,13 +4210,114 @@
         </w:rPr>
         <w:t xml:space="preserve">, </w:t>
       </w:r>
+      <w:r>
+        <w:rPr>
+          <w:rFonts w:ascii="Arial" w:hAnsi="Arial" w:cs="Arial"/>
+          <w:szCs w:val="21"/>
+        </w:rPr>
+        <w:t>Yin</w:t>
+      </w:r>
+      <w:r>
+        <w:rPr>
+          <w:rFonts w:ascii="Arial" w:eastAsiaTheme="minorEastAsia" w:hAnsi="Arial" w:cs="Arial" w:hint="eastAsia"/>
+          <w:szCs w:val="21"/>
+          <w:lang w:eastAsia="zh-CN"/>
+        </w:rPr>
+        <w:t>, S.</w:t>
+      </w:r>
+      <w:r>
+        <w:rPr>
+          <w:rFonts w:ascii="Arial" w:hAnsi="Arial" w:cs="Arial"/>
+          <w:szCs w:val="21"/>
+        </w:rPr>
+        <w:t xml:space="preserve">, </w:t>
+      </w:r>
+      <w:r>
+        <w:rPr>
+          <w:rFonts w:ascii="Arial" w:hAnsi="Arial" w:cs="Arial"/>
+          <w:b/>
+          <w:bCs/>
+          <w:szCs w:val="21"/>
+        </w:rPr>
+        <w:t>Liang</w:t>
+      </w:r>
+      <w:r>
+        <w:rPr>
+          <w:rFonts w:ascii="Arial" w:eastAsiaTheme="minorEastAsia" w:hAnsi="Arial" w:cs="Arial" w:hint="eastAsia"/>
+          <w:b/>
+          <w:bCs/>
+          <w:szCs w:val="21"/>
+          <w:lang w:eastAsia="zh-CN"/>
+        </w:rPr>
+        <w:t>, B.</w:t>
+      </w:r>
+      <w:r>
+        <w:rPr>
+          <w:rFonts w:ascii="Arial" w:hAnsi="Arial" w:cs="Arial"/>
+          <w:szCs w:val="21"/>
+        </w:rPr>
+        <w:t>*</w:t>
+      </w:r>
+      <w:r>
+        <w:rPr>
+          <w:rFonts w:ascii="Arial" w:hAnsi="Arial" w:cs="Arial"/>
+          <w:szCs w:val="21"/>
+        </w:rPr>
+        <w:t>,</w:t>
+      </w:r>
+      <w:r>
+        <w:rPr>
+          <w:rFonts w:ascii="Arial" w:eastAsiaTheme="minorEastAsia" w:hAnsi="Arial" w:cs="Arial" w:hint="eastAsia"/>
+          <w:szCs w:val="21"/>
+          <w:lang w:eastAsia="zh-CN"/>
+        </w:rPr>
+        <w:t xml:space="preserve"> </w:t>
+      </w:r>
+      <w:r>
+        <w:rPr>
+          <w:rFonts w:ascii="Arial" w:eastAsiaTheme="minorEastAsia" w:hAnsi="Arial" w:cs="Arial" w:hint="eastAsia"/>
+          <w:szCs w:val="21"/>
+          <w:lang w:eastAsia="zh-CN"/>
+        </w:rPr>
+        <w:t>Wang</w:t>
+      </w:r>
+      <w:r>
+        <w:rPr>
+          <w:rFonts w:ascii="Arial" w:eastAsiaTheme="minorEastAsia" w:hAnsi="Arial" w:cs="Arial" w:hint="eastAsia"/>
+          <w:szCs w:val="21"/>
+          <w:lang w:eastAsia="zh-CN"/>
+        </w:rPr>
+        <w:t>, R.</w:t>
+      </w:r>
+      <w:r>
+        <w:rPr>
+          <w:rFonts w:ascii="Arial" w:hAnsi="Arial" w:cs="Arial"/>
+          <w:bCs/>
+          <w:szCs w:val="21"/>
+        </w:rPr>
+        <w:t>*</w:t>
+      </w:r>
+      <w:r>
+        <w:rPr>
+          <w:rFonts w:ascii="Arial" w:hAnsi="Arial" w:cs="Arial"/>
+          <w:szCs w:val="21"/>
+        </w:rPr>
+        <w:t xml:space="preserve"> </w:t>
+      </w:r>
+      <w:r>
+        <w:rPr>
+          <w:rFonts w:ascii="Arial" w:hAnsi="Arial" w:cs="Arial"/>
+          <w:szCs w:val="21"/>
+        </w:rPr>
+        <w:t>Theta and gamma transcranial alternating current stimulation (</w:t>
+      </w:r>
       <w:proofErr w:type="spellStart"/>
       <w:r>
         <w:rPr>
           <w:rFonts w:ascii="Arial" w:hAnsi="Arial" w:cs="Arial"/>
           <w:szCs w:val="21"/>
         </w:rPr>
-        <w:t>Shuqi</w:t>
+        <w:t>tACS</w:t>
       </w:r>
       <w:proofErr w:type="spellEnd"/>
       <w:r>
@@ -3690,91 +4325,95 @@
           <w:rFonts w:ascii="Arial" w:hAnsi="Arial" w:cs="Arial"/>
           <w:szCs w:val="21"/>
         </w:rPr>
-        <w:t xml:space="preserve"> Yin, </w:t>
-      </w:r>
-      <w:r>
-        <w:rPr>
-          <w:rFonts w:ascii="Arial" w:hAnsi="Arial" w:cs="Arial"/>
+        <w:t>) modulate Mandarin consonant and lexical tone perception</w:t>
+      </w:r>
+      <w:r>
+        <w:rPr>
+          <w:rFonts w:ascii="Arial" w:hAnsi="Arial" w:cs="Arial"/>
+          <w:szCs w:val="21"/>
+        </w:rPr>
+        <w:t>.</w:t>
+      </w:r>
+      <w:r>
+        <w:rPr>
+          <w:rFonts w:ascii="Arial" w:hAnsi="Arial" w:cs="Arial"/>
+          <w:szCs w:val="21"/>
+        </w:rPr>
+        <w:t xml:space="preserve"> </w:t>
+      </w:r>
+      <w:r>
+        <w:rPr>
+          <w:rFonts w:ascii="Arial" w:eastAsiaTheme="minorEastAsia" w:hAnsi="Arial" w:cs="Arial"/>
           <w:b/>
           <w:bCs/>
           <w:szCs w:val="21"/>
-        </w:rPr>
-        <w:t>Baishen Liang</w:t>
-      </w:r>
-      <w:r>
-        <w:rPr>
-          <w:rFonts w:ascii="Arial" w:hAnsi="Arial" w:cs="Arial"/>
-          <w:szCs w:val="21"/>
-        </w:rPr>
-        <w:t>*</w:t>
-      </w:r>
-      <w:r>
-        <w:rPr>
-          <w:rFonts w:ascii="Arial" w:hAnsi="Arial" w:cs="Arial"/>
-          <w:szCs w:val="21"/>
-        </w:rPr>
-        <w:t xml:space="preserve">, </w:t>
-      </w:r>
-      <w:proofErr w:type="spellStart"/>
-      <w:r>
-        <w:rPr>
-          <w:rFonts w:ascii="Arial" w:eastAsiaTheme="minorEastAsia" w:hAnsi="Arial" w:cs="Arial" w:hint="eastAsia"/>
-          <w:szCs w:val="21"/>
-          <w:lang w:eastAsia="zh-CN"/>
-        </w:rPr>
-        <w:t>Ruiming</w:t>
-      </w:r>
-      <w:proofErr w:type="spellEnd"/>
-      <w:r>
-        <w:rPr>
-          <w:rFonts w:ascii="Arial" w:eastAsiaTheme="minorEastAsia" w:hAnsi="Arial" w:cs="Arial" w:hint="eastAsia"/>
-          <w:szCs w:val="21"/>
-          <w:lang w:eastAsia="zh-CN"/>
-        </w:rPr>
-        <w:t xml:space="preserve"> Wang</w:t>
-      </w:r>
-      <w:r>
-        <w:rPr>
-          <w:rFonts w:ascii="Arial" w:hAnsi="Arial" w:cs="Arial"/>
+          <w:lang w:eastAsia="zh-CN"/>
+        </w:rPr>
+        <w:t>U</w:t>
+      </w:r>
+      <w:r>
+        <w:rPr>
+          <w:rFonts w:ascii="Arial" w:eastAsiaTheme="minorEastAsia" w:hAnsi="Arial" w:cs="Arial" w:hint="eastAsia"/>
+          <w:b/>
           <w:bCs/>
           <w:szCs w:val="21"/>
-        </w:rPr>
-        <w:t>*</w:t>
-      </w:r>
-      <w:r>
-        <w:rPr>
-          <w:rFonts w:ascii="Arial" w:hAnsi="Arial" w:cs="Arial"/>
-          <w:szCs w:val="21"/>
-        </w:rPr>
-        <w:t xml:space="preserve">. </w:t>
-      </w:r>
-      <w:r>
-        <w:rPr>
-          <w:rFonts w:ascii="Arial" w:hAnsi="Arial" w:cs="Arial"/>
-          <w:szCs w:val="21"/>
-        </w:rPr>
-        <w:t>Theta and gamma transcranial alternating current stimulation modulate Mandarin consonant and lexical tone perception</w:t>
-      </w:r>
-      <w:r>
-        <w:rPr>
-          <w:rFonts w:ascii="Arial" w:hAnsi="Arial" w:cs="Arial"/>
-          <w:szCs w:val="21"/>
-        </w:rPr>
-        <w:t xml:space="preserve">. </w:t>
-      </w:r>
-      <w:proofErr w:type="spellStart"/>
-      <w:r>
-        <w:rPr>
-          <w:rFonts w:ascii="Arial" w:hAnsi="Arial" w:cs="Arial"/>
+          <w:lang w:eastAsia="zh-CN"/>
+        </w:rPr>
+        <w:t>nder review</w:t>
+      </w:r>
+      <w:r>
+        <w:rPr>
+          <w:rFonts w:ascii="Arial" w:eastAsiaTheme="minorEastAsia" w:hAnsi="Arial" w:cs="Arial" w:hint="eastAsia"/>
+          <w:b/>
+          <w:bCs/>
+          <w:szCs w:val="21"/>
+          <w:lang w:eastAsia="zh-CN"/>
+        </w:rPr>
+        <w:t xml:space="preserve"> </w:t>
+      </w:r>
+      <w:r>
+        <w:rPr>
+          <w:rFonts w:ascii="Arial" w:eastAsiaTheme="minorEastAsia" w:hAnsi="Arial" w:cs="Arial" w:hint="eastAsia"/>
+          <w:szCs w:val="21"/>
+          <w:lang w:eastAsia="zh-CN"/>
+        </w:rPr>
+        <w:t>(</w:t>
+      </w:r>
+      <w:r>
+        <w:rPr>
+          <w:rFonts w:ascii="Arial" w:eastAsiaTheme="minorEastAsia" w:hAnsi="Arial" w:cs="Arial"/>
+          <w:szCs w:val="21"/>
+          <w:lang w:eastAsia="zh-CN"/>
+        </w:rPr>
+        <w:t xml:space="preserve">Preprint available on </w:t>
+      </w:r>
+      <w:r>
+        <w:rPr>
+          <w:rFonts w:ascii="Arial" w:eastAsiaTheme="minorEastAsia" w:hAnsi="Arial" w:cs="Arial"/>
           <w:b/>
           <w:bCs/>
           <w:i/>
           <w:iCs/>
           <w:szCs w:val="21"/>
+          <w:lang w:eastAsia="zh-CN"/>
         </w:rPr>
         <w:t>bioRxiv</w:t>
       </w:r>
-      <w:proofErr w:type="spellEnd"/>
+      <w:r>
+        <w:rPr>
+          <w:rFonts w:ascii="Arial" w:eastAsiaTheme="minorEastAsia" w:hAnsi="Arial" w:cs="Arial" w:hint="eastAsia"/>
+          <w:szCs w:val="21"/>
+          <w:lang w:eastAsia="zh-CN"/>
+        </w:rPr>
+        <w:t xml:space="preserve">: </w:t>
+      </w:r>
+      <w:r>
+        <w:rPr>
+          <w:rFonts w:ascii="Arial" w:hAnsi="Arial" w:cs="Arial"/>
+          <w:szCs w:val="21"/>
+        </w:rPr>
+        <w:t>2025</w:t>
+      </w:r>
       <w:r>
         <w:rPr>
           <w:rFonts w:ascii="Arial" w:eastAsiaTheme="minorEastAsia" w:hAnsi="Arial" w:cs="Arial" w:hint="eastAsia"/>
@@ -3788,68 +4427,116 @@
           <w:rFonts w:ascii="Arial" w:hAnsi="Arial" w:cs="Arial"/>
           <w:szCs w:val="21"/>
         </w:rPr>
-        <w:t>2025</w:t>
-      </w:r>
-      <w:r>
-        <w:rPr>
-          <w:rFonts w:ascii="Arial" w:eastAsiaTheme="minorEastAsia" w:hAnsi="Arial" w:cs="Arial" w:hint="eastAsia"/>
-          <w:szCs w:val="21"/>
-          <w:lang w:eastAsia="zh-CN"/>
-        </w:rPr>
-        <w:t xml:space="preserve">, </w:t>
-      </w:r>
-      <w:r>
-        <w:rPr>
-          <w:rFonts w:ascii="Arial" w:hAnsi="Arial" w:cs="Arial"/>
-          <w:szCs w:val="21"/>
-        </w:rPr>
         <w:t>679546</w:t>
       </w:r>
       <w:r>
         <w:rPr>
-          <w:rFonts w:asciiTheme="minorEastAsia" w:eastAsiaTheme="minorEastAsia" w:hAnsiTheme="minorEastAsia" w:cs="MS Gothic" w:hint="eastAsia"/>
-          <w:szCs w:val="21"/>
-          <w:lang w:eastAsia="zh-CN"/>
-        </w:rPr>
-        <w:t>;</w:t>
-      </w:r>
-      <w:r>
-        <w:rPr>
-          <w:rFonts w:ascii="Arial" w:hAnsi="Arial" w:cs="Arial"/>
-          <w:szCs w:val="21"/>
+          <w:rFonts w:ascii="Arial" w:eastAsiaTheme="minorEastAsia" w:hAnsi="Arial" w:cs="Arial" w:hint="eastAsia"/>
+          <w:szCs w:val="21"/>
+          <w:lang w:eastAsia="zh-CN"/>
+        </w:rPr>
+        <w:t>)</w:t>
+      </w:r>
+      <w:r>
+        <w:rPr>
+          <w:rFonts w:ascii="Arial" w:hAnsi="Arial" w:cs="Arial"/>
+          <w:szCs w:val="21"/>
+        </w:rPr>
+        <w:t>.</w:t>
+      </w:r>
+      <w:r>
+        <w:rPr>
+          <w:rFonts w:ascii="Arial" w:eastAsiaTheme="minorEastAsia" w:hAnsi="Arial" w:cs="Arial" w:hint="eastAsia"/>
+          <w:szCs w:val="21"/>
+          <w:lang w:eastAsia="zh-CN"/>
         </w:rPr>
         <w:t xml:space="preserve"> </w:t>
       </w:r>
       <w:r>
         <w:rPr>
-          <w:rFonts w:ascii="Arial" w:eastAsiaTheme="minorEastAsia" w:hAnsi="Arial" w:cs="Arial"/>
-          <w:szCs w:val="21"/>
-          <w:lang w:eastAsia="zh-CN"/>
-        </w:rPr>
-        <w:t>U</w:t>
-      </w:r>
-      <w:r>
-        <w:rPr>
-          <w:rFonts w:ascii="Arial" w:eastAsiaTheme="minorEastAsia" w:hAnsi="Arial" w:cs="Arial" w:hint="eastAsia"/>
-          <w:szCs w:val="21"/>
-          <w:lang w:eastAsia="zh-CN"/>
-        </w:rPr>
-        <w:t>nder review</w:t>
-      </w:r>
-      <w:r>
-        <w:rPr>
-          <w:rFonts w:ascii="Arial" w:hAnsi="Arial" w:cs="Arial"/>
-          <w:szCs w:val="21"/>
-        </w:rPr>
-        <w:t>.</w:t>
-      </w:r>
-      <w:r>
-        <w:rPr>
-          <w:rFonts w:ascii="Arial" w:eastAsiaTheme="minorEastAsia" w:hAnsi="Arial" w:cs="Arial" w:hint="eastAsia"/>
-          <w:szCs w:val="21"/>
-          <w:lang w:eastAsia="zh-CN"/>
-        </w:rPr>
-        <w:t xml:space="preserve"> (Co-corresponding author)</w:t>
+          <w:rFonts w:ascii="Arial" w:eastAsiaTheme="minorEastAsia" w:hAnsi="Arial" w:cs="Arial" w:hint="eastAsia"/>
+          <w:szCs w:val="21"/>
+          <w:lang w:eastAsia="zh-CN"/>
+        </w:rPr>
+        <w:t>[</w:t>
+      </w:r>
+      <w:r>
+        <w:rPr>
+          <w:rFonts w:ascii="Arial" w:eastAsiaTheme="minorEastAsia" w:hAnsi="Arial" w:cs="Arial" w:hint="eastAsia"/>
+          <w:szCs w:val="21"/>
+          <w:lang w:eastAsia="zh-CN"/>
+        </w:rPr>
+        <w:t>Co-corresponding author</w:t>
+      </w:r>
+      <w:r>
+        <w:rPr>
+          <w:rFonts w:ascii="Arial" w:eastAsiaTheme="minorEastAsia" w:hAnsi="Arial" w:cs="Arial" w:hint="eastAsia"/>
+          <w:szCs w:val="21"/>
+          <w:lang w:eastAsia="zh-CN"/>
+        </w:rPr>
+        <w:t>]</w:t>
+      </w:r>
+    </w:p>
+    <w:p>
+      <w:pPr>
+        <w:pBdr>
+          <w:bottom w:val="single" w:sz="12" w:space="1" w:color="auto"/>
+        </w:pBdr>
+        <w:tabs>
+          <w:tab w:val="left" w:pos="0"/>
+        </w:tabs>
+        <w:jc w:val="both"/>
+        <w:rPr>
+          <w:rFonts w:ascii="Arial" w:hAnsi="Arial" w:cs="Arial"/>
+          <w:b/>
+          <w:sz w:val="22"/>
+          <w:szCs w:val="22"/>
+        </w:rPr>
+      </w:pPr>
+      <w:r>
+        <w:rPr>
+          <w:rFonts w:ascii="Arial" w:hAnsi="Arial" w:cs="Arial"/>
+          <w:b/>
+          <w:sz w:val="28"/>
+          <w:szCs w:val="28"/>
+        </w:rPr>
+        <w:t>M</w:t>
+      </w:r>
+      <w:r>
+        <w:rPr>
+          <w:rFonts w:ascii="Arial" w:hAnsi="Arial" w:cs="Arial"/>
+          <w:b/>
+          <w:sz w:val="22"/>
+          <w:szCs w:val="22"/>
+        </w:rPr>
+        <w:t xml:space="preserve">ANUSCRIPTS </w:t>
+      </w:r>
+      <w:r>
+        <w:rPr>
+          <w:rFonts w:ascii="Arial" w:hAnsi="Arial" w:cs="Arial"/>
+          <w:b/>
+          <w:sz w:val="22"/>
+          <w:szCs w:val="22"/>
+        </w:rPr>
+        <w:t xml:space="preserve">IN </w:t>
+      </w:r>
+      <w:r>
+        <w:rPr>
+          <w:rFonts w:ascii="Arial" w:hAnsi="Arial" w:cs="Arial"/>
+          <w:b/>
+          <w:sz w:val="28"/>
+          <w:szCs w:val="28"/>
+        </w:rPr>
+        <w:t>P</w:t>
+      </w:r>
+      <w:r>
+        <w:rPr>
+          <w:rFonts w:ascii="Arial" w:hAnsi="Arial" w:cs="Arial"/>
+          <w:b/>
+          <w:sz w:val="22"/>
+          <w:szCs w:val="22"/>
+        </w:rPr>
+        <w:t>REPARATION</w:t>
       </w:r>
     </w:p>
     <w:p>
@@ -3857,7 +4544,7 @@
         <w:pStyle w:val="ListParagraph"/>
         <w:numPr>
           <w:ilvl w:val="0"/>
-          <w:numId w:val="55"/>
+          <w:numId w:val="56"/>
         </w:numPr>
         <w:spacing w:before="120" w:after="120"/>
         <w:contextualSpacing w:val="0"/>
@@ -3866,205 +4553,127 @@
           <w:szCs w:val="21"/>
         </w:rPr>
       </w:pPr>
+      <w:r>
+        <w:rPr>
+          <w:rFonts w:ascii="Arial" w:hAnsi="Arial" w:cs="Arial"/>
+          <w:b/>
+          <w:bCs/>
+        </w:rPr>
+        <w:t xml:space="preserve">Liang, B., </w:t>
+      </w:r>
+      <w:r>
+        <w:rPr>
+          <w:rFonts w:ascii="Arial" w:hAnsi="Arial" w:cs="Arial"/>
+        </w:rPr>
+        <w:t xml:space="preserve">Earle-Richardson, A. M., Grant, G., Zafar, M., </w:t>
+      </w:r>
       <w:proofErr w:type="spellStart"/>
       <w:r>
         <w:rPr>
           <w:rFonts w:ascii="Arial" w:hAnsi="Arial" w:cs="Arial"/>
-          <w:szCs w:val="21"/>
-        </w:rPr>
-        <w:t>Weijin</w:t>
+        </w:rPr>
+        <w:t>Frauscher</w:t>
       </w:r>
       <w:proofErr w:type="spellEnd"/>
       <w:r>
         <w:rPr>
           <w:rFonts w:ascii="Arial" w:hAnsi="Arial" w:cs="Arial"/>
-          <w:szCs w:val="21"/>
-        </w:rPr>
-        <w:t xml:space="preserve"> Hu</w:t>
-      </w:r>
-      <w:r>
-        <w:rPr>
-          <w:rFonts w:ascii="Arial" w:hAnsi="Arial" w:cs="Arial"/>
-          <w:szCs w:val="21"/>
-          <w:vertAlign w:val="superscript"/>
-        </w:rPr>
-        <w:t>#</w:t>
-      </w:r>
-      <w:r>
-        <w:rPr>
-          <w:rFonts w:ascii="Arial" w:hAnsi="Arial" w:cs="Arial"/>
-          <w:szCs w:val="21"/>
+        </w:rPr>
+        <w:t>, B., Southwell, D., Hickok, G.</w:t>
+      </w:r>
+      <w:r>
+        <w:rPr>
+          <w:rFonts w:ascii="Arial" w:eastAsiaTheme="minorEastAsia" w:hAnsi="Arial" w:cs="Arial" w:hint="eastAsia"/>
+          <w:lang w:eastAsia="zh-CN"/>
         </w:rPr>
         <w:t xml:space="preserve">, </w:t>
       </w:r>
       <w:r>
         <w:rPr>
           <w:rFonts w:ascii="Arial" w:hAnsi="Arial" w:cs="Arial"/>
+        </w:rPr>
+        <w:t>Cogan, G. B.</w:t>
+      </w:r>
+      <w:r>
+        <w:rPr>
+          <w:rFonts w:ascii="Arial" w:eastAsiaTheme="minorEastAsia" w:hAnsi="Arial" w:cs="Arial" w:hint="eastAsia"/>
+          <w:szCs w:val="21"/>
+        </w:rPr>
+        <w:t xml:space="preserve">* </w:t>
+      </w:r>
+      <w:r>
+        <w:rPr>
+          <w:rFonts w:ascii="Arial" w:eastAsiaTheme="minorEastAsia" w:hAnsi="Arial" w:cs="Arial"/>
+          <w:szCs w:val="21"/>
+        </w:rPr>
+        <w:t>Sensory-motor mechanisms for verbal working memory</w:t>
+      </w:r>
+      <w:r>
+        <w:rPr>
+          <w:rFonts w:ascii="Arial" w:eastAsiaTheme="minorEastAsia" w:hAnsi="Arial" w:cs="Arial" w:hint="eastAsia"/>
+          <w:szCs w:val="21"/>
+        </w:rPr>
+        <w:t xml:space="preserve">. </w:t>
+      </w:r>
+      <w:r>
+        <w:rPr>
+          <w:rFonts w:ascii="Arial" w:eastAsiaTheme="minorEastAsia" w:hAnsi="Arial" w:cs="Arial"/>
           <w:b/>
           <w:bCs/>
           <w:szCs w:val="21"/>
-        </w:rPr>
-        <w:t>Baishen Liang</w:t>
-      </w:r>
-      <w:r>
-        <w:rPr>
-          <w:rFonts w:ascii="Arial" w:hAnsi="Arial" w:cs="Arial"/>
+          <w:lang w:eastAsia="zh-CN"/>
+        </w:rPr>
+        <w:t>In preparation</w:t>
+      </w:r>
+      <w:r>
+        <w:rPr>
+          <w:rFonts w:ascii="Arial" w:eastAsiaTheme="minorEastAsia" w:hAnsi="Arial" w:cs="Arial" w:hint="eastAsia"/>
           <w:b/>
           <w:bCs/>
           <w:szCs w:val="21"/>
-          <w:vertAlign w:val="superscript"/>
-        </w:rPr>
-        <w:t>#</w:t>
-      </w:r>
-      <w:r>
-        <w:rPr>
-          <w:rFonts w:ascii="Arial" w:hAnsi="Arial" w:cs="Arial"/>
-          <w:szCs w:val="21"/>
-        </w:rPr>
-        <w:t>, Yi Du</w:t>
-      </w:r>
-      <w:r>
-        <w:rPr>
-          <w:rFonts w:ascii="Arial" w:eastAsiaTheme="minorEastAsia" w:hAnsi="Arial" w:cs="Arial" w:hint="eastAsia"/>
-          <w:szCs w:val="21"/>
-          <w:lang w:eastAsia="zh-CN"/>
-        </w:rPr>
-        <w:t>*</w:t>
-      </w:r>
-      <w:r>
-        <w:rPr>
-          <w:rFonts w:ascii="Arial" w:hAnsi="Arial" w:cs="Arial" w:hint="eastAsia"/>
-          <w:szCs w:val="21"/>
-        </w:rPr>
-        <w:t xml:space="preserve">, </w:t>
-      </w:r>
-      <w:bookmarkStart w:id="0" w:name="OLE_LINK521"/>
-      <w:bookmarkStart w:id="1" w:name="OLE_LINK520"/>
-      <w:r>
-        <w:rPr>
-          <w:rFonts w:ascii="Arial" w:hAnsi="Arial" w:cs="Arial" w:hint="eastAsia"/>
-          <w:szCs w:val="21"/>
-        </w:rPr>
-        <w:t>Singing e</w:t>
-      </w:r>
-      <w:r>
-        <w:rPr>
-          <w:rFonts w:ascii="Arial" w:hAnsi="Arial" w:cs="Arial"/>
-          <w:szCs w:val="21"/>
-        </w:rPr>
-        <w:t>nhanc</w:t>
-      </w:r>
-      <w:r>
-        <w:rPr>
-          <w:rFonts w:ascii="Arial" w:hAnsi="Arial" w:cs="Arial" w:hint="eastAsia"/>
-          <w:szCs w:val="21"/>
-        </w:rPr>
-        <w:t>es</w:t>
-      </w:r>
-      <w:r>
-        <w:rPr>
-          <w:rFonts w:ascii="Arial" w:hAnsi="Arial" w:cs="Arial"/>
-          <w:szCs w:val="21"/>
+          <w:lang w:eastAsia="zh-CN"/>
+        </w:rPr>
+        <w:t>.</w:t>
+      </w:r>
+      <w:r>
+        <w:rPr>
+          <w:rFonts w:ascii="Arial" w:eastAsiaTheme="minorEastAsia" w:hAnsi="Arial" w:cs="Arial" w:hint="eastAsia"/>
+          <w:szCs w:val="21"/>
+          <w:lang w:eastAsia="zh-CN"/>
         </w:rPr>
         <w:t xml:space="preserve"> </w:t>
       </w:r>
       <w:r>
         <w:rPr>
-          <w:rFonts w:ascii="Arial" w:hAnsi="Arial" w:cs="Arial" w:hint="eastAsia"/>
-          <w:szCs w:val="21"/>
-        </w:rPr>
-        <w:t>p</w:t>
-      </w:r>
-      <w:r>
-        <w:rPr>
-          <w:rFonts w:ascii="Arial" w:hAnsi="Arial" w:cs="Arial"/>
-          <w:szCs w:val="21"/>
-        </w:rPr>
-        <w:t xml:space="preserve">oetry </w:t>
-      </w:r>
-      <w:r>
-        <w:rPr>
-          <w:rFonts w:ascii="Arial" w:hAnsi="Arial" w:cs="Arial" w:hint="eastAsia"/>
-          <w:szCs w:val="21"/>
-        </w:rPr>
-        <w:t>learning and m</w:t>
-      </w:r>
-      <w:r>
-        <w:rPr>
-          <w:rFonts w:ascii="Arial" w:hAnsi="Arial" w:cs="Arial"/>
-          <w:szCs w:val="21"/>
-        </w:rPr>
-        <w:t>emor</w:t>
-      </w:r>
-      <w:r>
-        <w:rPr>
-          <w:rFonts w:ascii="Arial" w:hAnsi="Arial" w:cs="Arial" w:hint="eastAsia"/>
-          <w:szCs w:val="21"/>
-        </w:rPr>
-        <w:t>ization</w:t>
-      </w:r>
-      <w:r>
-        <w:rPr>
-          <w:rFonts w:ascii="Arial" w:hAnsi="Arial" w:cs="Arial"/>
-          <w:szCs w:val="21"/>
-        </w:rPr>
-        <w:t xml:space="preserve"> in </w:t>
-      </w:r>
-      <w:r>
-        <w:rPr>
-          <w:rFonts w:ascii="Arial" w:hAnsi="Arial" w:cs="Arial" w:hint="eastAsia"/>
-          <w:szCs w:val="21"/>
-        </w:rPr>
-        <w:t>preschool</w:t>
-      </w:r>
-      <w:r>
-        <w:rPr>
-          <w:rFonts w:ascii="Arial" w:hAnsi="Arial" w:cs="Arial"/>
-          <w:szCs w:val="21"/>
-        </w:rPr>
-        <w:t xml:space="preserve"> </w:t>
-      </w:r>
-      <w:r>
-        <w:rPr>
-          <w:rFonts w:ascii="Arial" w:hAnsi="Arial" w:cs="Arial" w:hint="eastAsia"/>
-          <w:szCs w:val="21"/>
-        </w:rPr>
-        <w:t>c</w:t>
-      </w:r>
-      <w:r>
-        <w:rPr>
-          <w:rFonts w:ascii="Arial" w:hAnsi="Arial" w:cs="Arial"/>
-          <w:szCs w:val="21"/>
-        </w:rPr>
-        <w:t>hildren</w:t>
-      </w:r>
-      <w:bookmarkEnd w:id="0"/>
-      <w:bookmarkEnd w:id="1"/>
-      <w:r>
-        <w:rPr>
-          <w:rFonts w:ascii="Arial" w:eastAsiaTheme="minorEastAsia" w:hAnsi="Arial" w:cs="Arial" w:hint="eastAsia"/>
-          <w:szCs w:val="21"/>
-          <w:lang w:eastAsia="zh-CN"/>
-        </w:rPr>
-        <w:t xml:space="preserve">. </w:t>
-      </w:r>
-      <w:bookmarkStart w:id="2" w:name="_Hlk211158962"/>
-      <w:r>
-        <w:rPr>
-          <w:rFonts w:ascii="Arial" w:eastAsiaTheme="minorEastAsia" w:hAnsi="Arial" w:cs="Arial" w:hint="eastAsia"/>
-          <w:szCs w:val="21"/>
-          <w:lang w:eastAsia="zh-CN"/>
-        </w:rPr>
-        <w:t>Under review</w:t>
-      </w:r>
-      <w:bookmarkEnd w:id="2"/>
-      <w:r>
-        <w:rPr>
-          <w:rFonts w:ascii="Arial" w:eastAsiaTheme="minorEastAsia" w:hAnsi="Arial" w:cs="Arial" w:hint="eastAsia"/>
-          <w:szCs w:val="21"/>
-          <w:lang w:eastAsia="zh-CN"/>
-        </w:rPr>
-        <w:t>. (Co-first author)</w:t>
+          <w:rFonts w:ascii="Arial" w:eastAsiaTheme="minorEastAsia" w:hAnsi="Arial" w:cs="Arial" w:hint="eastAsia"/>
+          <w:szCs w:val="21"/>
+          <w:lang w:eastAsia="zh-CN"/>
+        </w:rPr>
+        <w:t>[</w:t>
+      </w:r>
+      <w:r>
+        <w:rPr>
+          <w:rFonts w:ascii="Arial" w:eastAsiaTheme="minorEastAsia" w:hAnsi="Arial" w:cs="Arial"/>
+          <w:szCs w:val="21"/>
+          <w:lang w:eastAsia="zh-CN"/>
+        </w:rPr>
+        <w:t>First</w:t>
+      </w:r>
+      <w:r>
+        <w:rPr>
+          <w:rFonts w:ascii="Arial" w:eastAsiaTheme="minorEastAsia" w:hAnsi="Arial" w:cs="Arial" w:hint="eastAsia"/>
+          <w:szCs w:val="21"/>
+          <w:lang w:eastAsia="zh-CN"/>
+        </w:rPr>
+        <w:t xml:space="preserve"> author</w:t>
+      </w:r>
+      <w:r>
+        <w:rPr>
+          <w:rFonts w:ascii="Arial" w:eastAsiaTheme="minorEastAsia" w:hAnsi="Arial" w:cs="Arial" w:hint="eastAsia"/>
+          <w:szCs w:val="21"/>
+          <w:lang w:eastAsia="zh-CN"/>
+        </w:rPr>
+        <w:t>]</w:t>
       </w:r>
     </w:p>
     <w:p>
@@ -4530,12 +5139,16 @@
           <w:rFonts w:ascii="Arial" w:hAnsi="Arial" w:cs="Arial"/>
           <w:b/>
           <w:bCs/>
+          <w:sz w:val="22"/>
+          <w:szCs w:val="22"/>
         </w:rPr>
         <w:t xml:space="preserve">Liang, B., </w:t>
       </w:r>
       <w:r>
         <w:rPr>
           <w:rFonts w:ascii="Arial" w:hAnsi="Arial" w:cs="Arial"/>
+          <w:sz w:val="22"/>
+          <w:szCs w:val="22"/>
         </w:rPr>
         <w:t xml:space="preserve">Earle-Richardson, A. M., Grant, G., Zafar, M., </w:t>
       </w:r>
@@ -4543,6 +5156,8 @@
       <w:r>
         <w:rPr>
           <w:rFonts w:ascii="Arial" w:hAnsi="Arial" w:cs="Arial"/>
+          <w:sz w:val="22"/>
+          <w:szCs w:val="22"/>
         </w:rPr>
         <w:t>Frauscher</w:t>
       </w:r>
@@ -4550,24 +5165,48 @@
       <w:r>
         <w:rPr>
           <w:rFonts w:ascii="Arial" w:hAnsi="Arial" w:cs="Arial"/>
-        </w:rPr>
-        <w:t>, B., Southwell, D., Hickok, G. &amp; Cogan, G. B.</w:t>
-      </w:r>
-      <w:r>
-        <w:rPr>
-          <w:rFonts w:ascii="Arial" w:hAnsi="Arial" w:cs="Arial" w:hint="eastAsia"/>
+          <w:sz w:val="22"/>
+          <w:szCs w:val="22"/>
+        </w:rPr>
+        <w:t>, B., Southwell, D., Hickok, G.</w:t>
+      </w:r>
+      <w:r>
+        <w:rPr>
+          <w:rFonts w:ascii="Arial" w:hAnsi="Arial" w:cs="Arial" w:hint="eastAsia"/>
+          <w:sz w:val="22"/>
+          <w:szCs w:val="22"/>
+        </w:rPr>
+        <w:t xml:space="preserve">, </w:t>
+      </w:r>
+      <w:r>
+        <w:rPr>
+          <w:rFonts w:ascii="Arial" w:hAnsi="Arial" w:cs="Arial"/>
+          <w:sz w:val="22"/>
+          <w:szCs w:val="22"/>
+        </w:rPr>
+        <w:t>Cogan, G. B.</w:t>
+      </w:r>
+      <w:r>
+        <w:rPr>
+          <w:rFonts w:ascii="Arial" w:hAnsi="Arial" w:cs="Arial" w:hint="eastAsia"/>
+          <w:sz w:val="22"/>
+          <w:szCs w:val="22"/>
         </w:rPr>
         <w:t xml:space="preserve">* </w:t>
       </w:r>
       <w:r>
         <w:rPr>
           <w:rFonts w:ascii="Arial" w:hAnsi="Arial" w:cs="Arial"/>
+          <w:sz w:val="22"/>
+          <w:szCs w:val="22"/>
         </w:rPr>
         <w:t>Sensory-motor mechanisms for verbal working memory</w:t>
       </w:r>
       <w:r>
         <w:rPr>
           <w:rFonts w:ascii="Arial" w:hAnsi="Arial" w:cs="Arial" w:hint="eastAsia"/>
+          <w:sz w:val="22"/>
+          <w:szCs w:val="22"/>
         </w:rPr>
         <w:t xml:space="preserve">. </w:t>
       </w:r>
@@ -4706,6 +5345,7 @@
           <w:i/>
           <w:iCs/>
         </w:rPr>
+        <w:lastRenderedPageBreak/>
         <w:t>Advances and Perspectives in Auditory Neuroscience</w:t>
       </w:r>
       <w:r>
@@ -4787,7 +5427,6 @@
           <w:i/>
           <w:iCs/>
         </w:rPr>
-        <w:lastRenderedPageBreak/>
         <w:t>Society for the Neurobiology of Language</w:t>
       </w:r>
       <w:r>
@@ -5831,7 +6470,8 @@
         <w:jc w:val="both"/>
         <w:rPr>
           <w:rFonts w:ascii="Arial" w:eastAsia="KaiTi" w:hAnsi="Arial" w:cs="Arial"/>
-          <w:szCs w:val="21"/>
+          <w:sz w:val="22"/>
+          <w:szCs w:val="22"/>
         </w:rPr>
       </w:pPr>
       <w:r>
@@ -5883,28 +6523,32 @@
       <w:r>
         <w:rPr>
           <w:rFonts w:ascii="Arial" w:eastAsia="KaiTi" w:hAnsi="Arial" w:cs="Arial"/>
-          <w:szCs w:val="21"/>
+          <w:sz w:val="22"/>
+          <w:szCs w:val="22"/>
         </w:rPr>
         <w:t>[</w:t>
       </w:r>
       <w:r>
         <w:rPr>
           <w:rFonts w:ascii="Arial" w:eastAsia="KaiTi" w:hAnsi="Arial" w:cs="Arial" w:hint="eastAsia"/>
-          <w:szCs w:val="21"/>
+          <w:sz w:val="22"/>
+          <w:szCs w:val="22"/>
         </w:rPr>
         <w:t>心理学报</w:t>
       </w:r>
       <w:r>
         <w:rPr>
           <w:rFonts w:ascii="Arial" w:eastAsia="KaiTi" w:hAnsi="Arial" w:cs="Arial"/>
-          <w:szCs w:val="21"/>
+          <w:sz w:val="22"/>
+          <w:szCs w:val="22"/>
         </w:rPr>
         <w:t>]</w:t>
       </w:r>
       <w:r>
         <w:rPr>
           <w:rFonts w:ascii="Arial" w:eastAsia="KaiTi" w:hAnsi="Arial" w:cs="Arial" w:hint="eastAsia"/>
-          <w:szCs w:val="21"/>
+          <w:sz w:val="22"/>
+          <w:szCs w:val="22"/>
         </w:rPr>
         <w:t>, 2024</w:t>
       </w:r>
@@ -6308,6 +6952,7 @@
         <w:rPr>
           <w:rFonts w:ascii="Arial" w:hAnsi="Arial" w:cs="Arial"/>
         </w:rPr>
+        <w:lastRenderedPageBreak/>
         <w:t xml:space="preserve">Transcranial </w:t>
       </w:r>
       <w:r>
@@ -7311,6 +7956,120 @@
     </w:lvl>
   </w:abstractNum>
   <w:abstractNum w:abstractNumId="5" w15:restartNumberingAfterBreak="0">
+    <w:nsid w:val="071B4117"/>
+    <w:multiLevelType w:val="hybridMultilevel"/>
+    <w:tmpl w:val="6A081A38"/>
+    <w:lvl w:ilvl="0" w:tplc="FFFFFFFF">
+      <w:start w:val="1"/>
+      <w:numFmt w:val="decimal"/>
+      <w:lvlText w:val="%1."/>
+      <w:lvlJc w:val="left"/>
+      <w:pPr>
+        <w:ind w:left="720" w:hanging="360"/>
+      </w:pPr>
+      <w:rPr>
+        <w:rFonts w:ascii="Arial" w:eastAsia="SimSun" w:hAnsi="Arial" w:cs="Arial"/>
+        <w:b/>
+      </w:rPr>
+    </w:lvl>
+    <w:lvl w:ilvl="1" w:tplc="FFFFFFFF">
+      <w:start w:val="1"/>
+      <w:numFmt w:val="bullet"/>
+      <w:lvlText w:val="o"/>
+      <w:lvlJc w:val="left"/>
+      <w:pPr>
+        <w:ind w:left="1440" w:hanging="360"/>
+      </w:pPr>
+      <w:rPr>
+        <w:rFonts w:ascii="Courier New" w:hAnsi="Courier New" w:cs="Courier New" w:hint="default"/>
+      </w:rPr>
+    </w:lvl>
+    <w:lvl w:ilvl="2" w:tplc="FFFFFFFF" w:tentative="1">
+      <w:start w:val="1"/>
+      <w:numFmt w:val="bullet"/>
+      <w:lvlText w:val=""/>
+      <w:lvlJc w:val="left"/>
+      <w:pPr>
+        <w:ind w:left="2160" w:hanging="360"/>
+      </w:pPr>
+      <w:rPr>
+        <w:rFonts w:ascii="Wingdings" w:hAnsi="Wingdings" w:hint="default"/>
+      </w:rPr>
+    </w:lvl>
+    <w:lvl w:ilvl="3" w:tplc="FFFFFFFF" w:tentative="1">
+      <w:start w:val="1"/>
+      <w:numFmt w:val="bullet"/>
+      <w:lvlText w:val=""/>
+      <w:lvlJc w:val="left"/>
+      <w:pPr>
+        <w:ind w:left="2880" w:hanging="360"/>
+      </w:pPr>
+      <w:rPr>
+        <w:rFonts w:ascii="Symbol" w:hAnsi="Symbol" w:hint="default"/>
+      </w:rPr>
+    </w:lvl>
+    <w:lvl w:ilvl="4" w:tplc="FFFFFFFF" w:tentative="1">
+      <w:start w:val="1"/>
+      <w:numFmt w:val="bullet"/>
+      <w:lvlText w:val="o"/>
+      <w:lvlJc w:val="left"/>
+      <w:pPr>
+        <w:ind w:left="3600" w:hanging="360"/>
+      </w:pPr>
+      <w:rPr>
+        <w:rFonts w:ascii="Courier New" w:hAnsi="Courier New" w:cs="Courier New" w:hint="default"/>
+      </w:rPr>
+    </w:lvl>
+    <w:lvl w:ilvl="5" w:tplc="FFFFFFFF" w:tentative="1">
+      <w:start w:val="1"/>
+      <w:numFmt w:val="bullet"/>
+      <w:lvlText w:val=""/>
+      <w:lvlJc w:val="left"/>
+      <w:pPr>
+        <w:ind w:left="4320" w:hanging="360"/>
+      </w:pPr>
+      <w:rPr>
+        <w:rFonts w:ascii="Wingdings" w:hAnsi="Wingdings" w:hint="default"/>
+      </w:rPr>
+    </w:lvl>
+    <w:lvl w:ilvl="6" w:tplc="FFFFFFFF" w:tentative="1">
+      <w:start w:val="1"/>
+      <w:numFmt w:val="bullet"/>
+      <w:lvlText w:val=""/>
+      <w:lvlJc w:val="left"/>
+      <w:pPr>
+        <w:ind w:left="5040" w:hanging="360"/>
+      </w:pPr>
+      <w:rPr>
+        <w:rFonts w:ascii="Symbol" w:hAnsi="Symbol" w:hint="default"/>
+      </w:rPr>
+    </w:lvl>
+    <w:lvl w:ilvl="7" w:tplc="FFFFFFFF" w:tentative="1">
+      <w:start w:val="1"/>
+      <w:numFmt w:val="bullet"/>
+      <w:lvlText w:val="o"/>
+      <w:lvlJc w:val="left"/>
+      <w:pPr>
+        <w:ind w:left="5760" w:hanging="360"/>
+      </w:pPr>
+      <w:rPr>
+        <w:rFonts w:ascii="Courier New" w:hAnsi="Courier New" w:cs="Courier New" w:hint="default"/>
+      </w:rPr>
+    </w:lvl>
+    <w:lvl w:ilvl="8" w:tplc="FFFFFFFF" w:tentative="1">
+      <w:start w:val="1"/>
+      <w:numFmt w:val="bullet"/>
+      <w:lvlText w:val=""/>
+      <w:lvlJc w:val="left"/>
+      <w:pPr>
+        <w:ind w:left="6480" w:hanging="360"/>
+      </w:pPr>
+      <w:rPr>
+        <w:rFonts w:ascii="Wingdings" w:hAnsi="Wingdings" w:hint="default"/>
+      </w:rPr>
+    </w:lvl>
+  </w:abstractNum>
+  <w:abstractNum w:abstractNumId="6" w15:restartNumberingAfterBreak="0">
     <w:nsid w:val="076967CE"/>
     <w:multiLevelType w:val="hybridMultilevel"/>
     <w:tmpl w:val="F86A9060"/>
@@ -7423,7 +8182,7 @@
       </w:rPr>
     </w:lvl>
   </w:abstractNum>
-  <w:abstractNum w:abstractNumId="6" w15:restartNumberingAfterBreak="0">
+  <w:abstractNum w:abstractNumId="7" w15:restartNumberingAfterBreak="0">
     <w:nsid w:val="08095FA8"/>
     <w:multiLevelType w:val="multilevel"/>
     <w:tmpl w:val="E26E1D22"/>
@@ -7537,7 +8296,7 @@
       </w:rPr>
     </w:lvl>
   </w:abstractNum>
-  <w:abstractNum w:abstractNumId="7" w15:restartNumberingAfterBreak="0">
+  <w:abstractNum w:abstractNumId="8" w15:restartNumberingAfterBreak="0">
     <w:nsid w:val="088F7885"/>
     <w:multiLevelType w:val="hybridMultilevel"/>
     <w:tmpl w:val="D33C4042"/>
@@ -7651,7 +8410,7 @@
       </w:rPr>
     </w:lvl>
   </w:abstractNum>
-  <w:abstractNum w:abstractNumId="8" w15:restartNumberingAfterBreak="0">
+  <w:abstractNum w:abstractNumId="9" w15:restartNumberingAfterBreak="0">
     <w:nsid w:val="08ED0AF6"/>
     <w:multiLevelType w:val="hybridMultilevel"/>
     <w:tmpl w:val="4C781B28"/>
@@ -7764,7 +8523,7 @@
       </w:rPr>
     </w:lvl>
   </w:abstractNum>
-  <w:abstractNum w:abstractNumId="9" w15:restartNumberingAfterBreak="0">
+  <w:abstractNum w:abstractNumId="10" w15:restartNumberingAfterBreak="0">
     <w:nsid w:val="0E725CD0"/>
     <w:multiLevelType w:val="hybridMultilevel"/>
     <w:tmpl w:val="AE1E28AC"/>
@@ -7877,7 +8636,7 @@
       </w:rPr>
     </w:lvl>
   </w:abstractNum>
-  <w:abstractNum w:abstractNumId="10" w15:restartNumberingAfterBreak="0">
+  <w:abstractNum w:abstractNumId="11" w15:restartNumberingAfterBreak="0">
     <w:nsid w:val="14C1560B"/>
     <w:multiLevelType w:val="hybridMultilevel"/>
     <w:tmpl w:val="C6400F82"/>
@@ -7990,7 +8749,7 @@
       </w:rPr>
     </w:lvl>
   </w:abstractNum>
-  <w:abstractNum w:abstractNumId="11" w15:restartNumberingAfterBreak="0">
+  <w:abstractNum w:abstractNumId="12" w15:restartNumberingAfterBreak="0">
     <w:nsid w:val="19975F6F"/>
     <w:multiLevelType w:val="hybridMultilevel"/>
     <w:tmpl w:val="E99CC41E"/>
@@ -8103,7 +8862,7 @@
       </w:rPr>
     </w:lvl>
   </w:abstractNum>
-  <w:abstractNum w:abstractNumId="12" w15:restartNumberingAfterBreak="0">
+  <w:abstractNum w:abstractNumId="13" w15:restartNumberingAfterBreak="0">
     <w:nsid w:val="1D6D079D"/>
     <w:multiLevelType w:val="hybridMultilevel"/>
     <w:tmpl w:val="B5B0CB6A"/>
@@ -8194,7 +8953,7 @@
       </w:pPr>
     </w:lvl>
   </w:abstractNum>
-  <w:abstractNum w:abstractNumId="13" w15:restartNumberingAfterBreak="0">
+  <w:abstractNum w:abstractNumId="14" w15:restartNumberingAfterBreak="0">
     <w:nsid w:val="1EE5642C"/>
     <w:multiLevelType w:val="hybridMultilevel"/>
     <w:tmpl w:val="83E6760A"/>
@@ -8307,7 +9066,7 @@
       </w:rPr>
     </w:lvl>
   </w:abstractNum>
-  <w:abstractNum w:abstractNumId="14" w15:restartNumberingAfterBreak="0">
+  <w:abstractNum w:abstractNumId="15" w15:restartNumberingAfterBreak="0">
     <w:nsid w:val="25D932EC"/>
     <w:multiLevelType w:val="hybridMultilevel"/>
     <w:tmpl w:val="152E0594"/>
@@ -8447,7 +9206,7 @@
       </w:rPr>
     </w:lvl>
   </w:abstractNum>
-  <w:abstractNum w:abstractNumId="15" w15:restartNumberingAfterBreak="0">
+  <w:abstractNum w:abstractNumId="16" w15:restartNumberingAfterBreak="0">
     <w:nsid w:val="28CF43C4"/>
     <w:multiLevelType w:val="multilevel"/>
     <w:tmpl w:val="E26E1D22"/>
@@ -8561,7 +9320,7 @@
       </w:rPr>
     </w:lvl>
   </w:abstractNum>
-  <w:abstractNum w:abstractNumId="16" w15:restartNumberingAfterBreak="0">
+  <w:abstractNum w:abstractNumId="17" w15:restartNumberingAfterBreak="0">
     <w:nsid w:val="2BF20C99"/>
     <w:multiLevelType w:val="hybridMultilevel"/>
     <w:tmpl w:val="E7347AC0"/>
@@ -8674,7 +9433,7 @@
       </w:rPr>
     </w:lvl>
   </w:abstractNum>
-  <w:abstractNum w:abstractNumId="17" w15:restartNumberingAfterBreak="0">
+  <w:abstractNum w:abstractNumId="18" w15:restartNumberingAfterBreak="0">
     <w:nsid w:val="30FF5702"/>
     <w:multiLevelType w:val="hybridMultilevel"/>
     <w:tmpl w:val="4582E436"/>
@@ -8787,7 +9546,7 @@
       </w:rPr>
     </w:lvl>
   </w:abstractNum>
-  <w:abstractNum w:abstractNumId="18" w15:restartNumberingAfterBreak="0">
+  <w:abstractNum w:abstractNumId="19" w15:restartNumberingAfterBreak="0">
     <w:nsid w:val="355C3CE0"/>
     <w:multiLevelType w:val="hybridMultilevel"/>
     <w:tmpl w:val="35E617BC"/>
@@ -8901,7 +9660,7 @@
       </w:rPr>
     </w:lvl>
   </w:abstractNum>
-  <w:abstractNum w:abstractNumId="19" w15:restartNumberingAfterBreak="0">
+  <w:abstractNum w:abstractNumId="20" w15:restartNumberingAfterBreak="0">
     <w:nsid w:val="3583291C"/>
     <w:multiLevelType w:val="hybridMultilevel"/>
     <w:tmpl w:val="F990A0D0"/>
@@ -9014,7 +9773,7 @@
       </w:rPr>
     </w:lvl>
   </w:abstractNum>
-  <w:abstractNum w:abstractNumId="20" w15:restartNumberingAfterBreak="0">
+  <w:abstractNum w:abstractNumId="21" w15:restartNumberingAfterBreak="0">
     <w:nsid w:val="36C7260B"/>
     <w:multiLevelType w:val="hybridMultilevel"/>
     <w:tmpl w:val="6A081A38"/>
@@ -9128,7 +9887,7 @@
       </w:rPr>
     </w:lvl>
   </w:abstractNum>
-  <w:abstractNum w:abstractNumId="21" w15:restartNumberingAfterBreak="0">
+  <w:abstractNum w:abstractNumId="22" w15:restartNumberingAfterBreak="0">
     <w:nsid w:val="37B0089F"/>
     <w:multiLevelType w:val="hybridMultilevel"/>
     <w:tmpl w:val="CBD666B6"/>
@@ -9268,7 +10027,7 @@
       </w:rPr>
     </w:lvl>
   </w:abstractNum>
-  <w:abstractNum w:abstractNumId="22" w15:restartNumberingAfterBreak="0">
+  <w:abstractNum w:abstractNumId="23" w15:restartNumberingAfterBreak="0">
     <w:nsid w:val="37DF18BB"/>
     <w:multiLevelType w:val="hybridMultilevel"/>
     <w:tmpl w:val="589E0D8A"/>
@@ -9381,7 +10140,7 @@
       </w:rPr>
     </w:lvl>
   </w:abstractNum>
-  <w:abstractNum w:abstractNumId="23" w15:restartNumberingAfterBreak="0">
+  <w:abstractNum w:abstractNumId="24" w15:restartNumberingAfterBreak="0">
     <w:nsid w:val="380F5269"/>
     <w:multiLevelType w:val="hybridMultilevel"/>
     <w:tmpl w:val="A728315C"/>
@@ -9494,7 +10253,7 @@
       </w:pPr>
     </w:lvl>
   </w:abstractNum>
-  <w:abstractNum w:abstractNumId="24" w15:restartNumberingAfterBreak="0">
+  <w:abstractNum w:abstractNumId="25" w15:restartNumberingAfterBreak="0">
     <w:nsid w:val="38722CDF"/>
     <w:multiLevelType w:val="hybridMultilevel"/>
     <w:tmpl w:val="375AF574"/>
@@ -9607,7 +10366,7 @@
       </w:rPr>
     </w:lvl>
   </w:abstractNum>
-  <w:abstractNum w:abstractNumId="25" w15:restartNumberingAfterBreak="0">
+  <w:abstractNum w:abstractNumId="26" w15:restartNumberingAfterBreak="0">
     <w:nsid w:val="402A4D92"/>
     <w:multiLevelType w:val="hybridMultilevel"/>
     <w:tmpl w:val="1E10B8E6"/>
@@ -9747,7 +10506,7 @@
       </w:rPr>
     </w:lvl>
   </w:abstractNum>
-  <w:abstractNum w:abstractNumId="26" w15:restartNumberingAfterBreak="0">
+  <w:abstractNum w:abstractNumId="27" w15:restartNumberingAfterBreak="0">
     <w:nsid w:val="42BD1DEA"/>
     <w:multiLevelType w:val="hybridMultilevel"/>
     <w:tmpl w:val="AEA2EF36"/>
@@ -9860,7 +10619,7 @@
       </w:rPr>
     </w:lvl>
   </w:abstractNum>
-  <w:abstractNum w:abstractNumId="27" w15:restartNumberingAfterBreak="0">
+  <w:abstractNum w:abstractNumId="28" w15:restartNumberingAfterBreak="0">
     <w:nsid w:val="42E91B4D"/>
     <w:multiLevelType w:val="hybridMultilevel"/>
     <w:tmpl w:val="1E98EEF8"/>
@@ -9973,7 +10732,7 @@
       </w:rPr>
     </w:lvl>
   </w:abstractNum>
-  <w:abstractNum w:abstractNumId="28" w15:restartNumberingAfterBreak="0">
+  <w:abstractNum w:abstractNumId="29" w15:restartNumberingAfterBreak="0">
     <w:nsid w:val="45516E66"/>
     <w:multiLevelType w:val="hybridMultilevel"/>
     <w:tmpl w:val="2CE0ED3E"/>
@@ -10086,7 +10845,7 @@
       </w:rPr>
     </w:lvl>
   </w:abstractNum>
-  <w:abstractNum w:abstractNumId="29" w15:restartNumberingAfterBreak="0">
+  <w:abstractNum w:abstractNumId="30" w15:restartNumberingAfterBreak="0">
     <w:nsid w:val="45576514"/>
     <w:multiLevelType w:val="hybridMultilevel"/>
     <w:tmpl w:val="E83E2436"/>
@@ -10199,7 +10958,7 @@
       </w:rPr>
     </w:lvl>
   </w:abstractNum>
-  <w:abstractNum w:abstractNumId="30" w15:restartNumberingAfterBreak="0">
+  <w:abstractNum w:abstractNumId="31" w15:restartNumberingAfterBreak="0">
     <w:nsid w:val="47106BBB"/>
     <w:multiLevelType w:val="hybridMultilevel"/>
     <w:tmpl w:val="3CC821F2"/>
@@ -10312,7 +11071,7 @@
       </w:rPr>
     </w:lvl>
   </w:abstractNum>
-  <w:abstractNum w:abstractNumId="31" w15:restartNumberingAfterBreak="0">
+  <w:abstractNum w:abstractNumId="32" w15:restartNumberingAfterBreak="0">
     <w:nsid w:val="472060CA"/>
     <w:multiLevelType w:val="hybridMultilevel"/>
     <w:tmpl w:val="0298E494"/>
@@ -10424,7 +11183,121 @@
       </w:rPr>
     </w:lvl>
   </w:abstractNum>
-  <w:abstractNum w:abstractNumId="32" w15:restartNumberingAfterBreak="0">
+  <w:abstractNum w:abstractNumId="33" w15:restartNumberingAfterBreak="0">
+    <w:nsid w:val="48C44E36"/>
+    <w:multiLevelType w:val="hybridMultilevel"/>
+    <w:tmpl w:val="6A081A38"/>
+    <w:lvl w:ilvl="0" w:tplc="FFFFFFFF">
+      <w:start w:val="1"/>
+      <w:numFmt w:val="decimal"/>
+      <w:lvlText w:val="%1."/>
+      <w:lvlJc w:val="left"/>
+      <w:pPr>
+        <w:ind w:left="720" w:hanging="360"/>
+      </w:pPr>
+      <w:rPr>
+        <w:rFonts w:ascii="Arial" w:eastAsia="SimSun" w:hAnsi="Arial" w:cs="Arial"/>
+        <w:b/>
+      </w:rPr>
+    </w:lvl>
+    <w:lvl w:ilvl="1" w:tplc="FFFFFFFF">
+      <w:start w:val="1"/>
+      <w:numFmt w:val="bullet"/>
+      <w:lvlText w:val="o"/>
+      <w:lvlJc w:val="left"/>
+      <w:pPr>
+        <w:ind w:left="1440" w:hanging="360"/>
+      </w:pPr>
+      <w:rPr>
+        <w:rFonts w:ascii="Courier New" w:hAnsi="Courier New" w:cs="Courier New" w:hint="default"/>
+      </w:rPr>
+    </w:lvl>
+    <w:lvl w:ilvl="2" w:tplc="FFFFFFFF" w:tentative="1">
+      <w:start w:val="1"/>
+      <w:numFmt w:val="bullet"/>
+      <w:lvlText w:val=""/>
+      <w:lvlJc w:val="left"/>
+      <w:pPr>
+        <w:ind w:left="2160" w:hanging="360"/>
+      </w:pPr>
+      <w:rPr>
+        <w:rFonts w:ascii="Wingdings" w:hAnsi="Wingdings" w:hint="default"/>
+      </w:rPr>
+    </w:lvl>
+    <w:lvl w:ilvl="3" w:tplc="FFFFFFFF" w:tentative="1">
+      <w:start w:val="1"/>
+      <w:numFmt w:val="bullet"/>
+      <w:lvlText w:val=""/>
+      <w:lvlJc w:val="left"/>
+      <w:pPr>
+        <w:ind w:left="2880" w:hanging="360"/>
+      </w:pPr>
+      <w:rPr>
+        <w:rFonts w:ascii="Symbol" w:hAnsi="Symbol" w:hint="default"/>
+      </w:rPr>
+    </w:lvl>
+    <w:lvl w:ilvl="4" w:tplc="FFFFFFFF" w:tentative="1">
+      <w:start w:val="1"/>
+      <w:numFmt w:val="bullet"/>
+      <w:lvlText w:val="o"/>
+      <w:lvlJc w:val="left"/>
+      <w:pPr>
+        <w:ind w:left="3600" w:hanging="360"/>
+      </w:pPr>
+      <w:rPr>
+        <w:rFonts w:ascii="Courier New" w:hAnsi="Courier New" w:cs="Courier New" w:hint="default"/>
+      </w:rPr>
+    </w:lvl>
+    <w:lvl w:ilvl="5" w:tplc="FFFFFFFF" w:tentative="1">
+      <w:start w:val="1"/>
+      <w:numFmt w:val="bullet"/>
+      <w:lvlText w:val=""/>
+      <w:lvlJc w:val="left"/>
+      <w:pPr>
+        <w:ind w:left="4320" w:hanging="360"/>
+      </w:pPr>
+      <w:rPr>
+        <w:rFonts w:ascii="Wingdings" w:hAnsi="Wingdings" w:hint="default"/>
+      </w:rPr>
+    </w:lvl>
+    <w:lvl w:ilvl="6" w:tplc="FFFFFFFF" w:tentative="1">
+      <w:start w:val="1"/>
+      <w:numFmt w:val="bullet"/>
+      <w:lvlText w:val=""/>
+      <w:lvlJc w:val="left"/>
+      <w:pPr>
+        <w:ind w:left="5040" w:hanging="360"/>
+      </w:pPr>
+      <w:rPr>
+        <w:rFonts w:ascii="Symbol" w:hAnsi="Symbol" w:hint="default"/>
+      </w:rPr>
+    </w:lvl>
+    <w:lvl w:ilvl="7" w:tplc="FFFFFFFF" w:tentative="1">
+      <w:start w:val="1"/>
+      <w:numFmt w:val="bullet"/>
+      <w:lvlText w:val="o"/>
+      <w:lvlJc w:val="left"/>
+      <w:pPr>
+        <w:ind w:left="5760" w:hanging="360"/>
+      </w:pPr>
+      <w:rPr>
+        <w:rFonts w:ascii="Courier New" w:hAnsi="Courier New" w:cs="Courier New" w:hint="default"/>
+      </w:rPr>
+    </w:lvl>
+    <w:lvl w:ilvl="8" w:tplc="FFFFFFFF" w:tentative="1">
+      <w:start w:val="1"/>
+      <w:numFmt w:val="bullet"/>
+      <w:lvlText w:val=""/>
+      <w:lvlJc w:val="left"/>
+      <w:pPr>
+        <w:ind w:left="6480" w:hanging="360"/>
+      </w:pPr>
+      <w:rPr>
+        <w:rFonts w:ascii="Wingdings" w:hAnsi="Wingdings" w:hint="default"/>
+      </w:rPr>
+    </w:lvl>
+  </w:abstractNum>
+  <w:abstractNum w:abstractNumId="34" w15:restartNumberingAfterBreak="0">
     <w:nsid w:val="48CF747E"/>
     <w:multiLevelType w:val="hybridMultilevel"/>
     <w:tmpl w:val="4740CFC2"/>
@@ -10514,7 +11387,7 @@
       </w:pPr>
     </w:lvl>
   </w:abstractNum>
-  <w:abstractNum w:abstractNumId="33" w15:restartNumberingAfterBreak="0">
+  <w:abstractNum w:abstractNumId="35" w15:restartNumberingAfterBreak="0">
     <w:nsid w:val="545B6E29"/>
     <w:multiLevelType w:val="hybridMultilevel"/>
     <w:tmpl w:val="6A081A38"/>
@@ -10628,7 +11501,7 @@
       </w:rPr>
     </w:lvl>
   </w:abstractNum>
-  <w:abstractNum w:abstractNumId="34" w15:restartNumberingAfterBreak="0">
+  <w:abstractNum w:abstractNumId="36" w15:restartNumberingAfterBreak="0">
     <w:nsid w:val="5A0A785E"/>
     <w:multiLevelType w:val="multilevel"/>
     <w:tmpl w:val="E26E1D22"/>
@@ -10742,7 +11615,7 @@
       </w:rPr>
     </w:lvl>
   </w:abstractNum>
-  <w:abstractNum w:abstractNumId="35" w15:restartNumberingAfterBreak="0">
+  <w:abstractNum w:abstractNumId="37" w15:restartNumberingAfterBreak="0">
     <w:nsid w:val="5D34614D"/>
     <w:multiLevelType w:val="hybridMultilevel"/>
     <w:tmpl w:val="3B047FE8"/>
@@ -10855,7 +11728,7 @@
       </w:rPr>
     </w:lvl>
   </w:abstractNum>
-  <w:abstractNum w:abstractNumId="36" w15:restartNumberingAfterBreak="0">
+  <w:abstractNum w:abstractNumId="38" w15:restartNumberingAfterBreak="0">
     <w:nsid w:val="5EA940C4"/>
     <w:multiLevelType w:val="hybridMultilevel"/>
     <w:tmpl w:val="C2106C4E"/>
@@ -10998,7 +11871,7 @@
       </w:rPr>
     </w:lvl>
   </w:abstractNum>
-  <w:abstractNum w:abstractNumId="37" w15:restartNumberingAfterBreak="0">
+  <w:abstractNum w:abstractNumId="39" w15:restartNumberingAfterBreak="0">
     <w:nsid w:val="5EDF4F1A"/>
     <w:multiLevelType w:val="hybridMultilevel"/>
     <w:tmpl w:val="9D6844F2"/>
@@ -11138,7 +12011,7 @@
       </w:rPr>
     </w:lvl>
   </w:abstractNum>
-  <w:abstractNum w:abstractNumId="38" w15:restartNumberingAfterBreak="0">
+  <w:abstractNum w:abstractNumId="40" w15:restartNumberingAfterBreak="0">
     <w:nsid w:val="63870FA4"/>
     <w:multiLevelType w:val="hybridMultilevel"/>
     <w:tmpl w:val="6FE06B40"/>
@@ -11224,7 +12097,7 @@
       </w:pPr>
     </w:lvl>
   </w:abstractNum>
-  <w:abstractNum w:abstractNumId="39" w15:restartNumberingAfterBreak="0">
+  <w:abstractNum w:abstractNumId="41" w15:restartNumberingAfterBreak="0">
     <w:nsid w:val="656D64C5"/>
     <w:multiLevelType w:val="hybridMultilevel"/>
     <w:tmpl w:val="36CC76BE"/>
@@ -11337,7 +12210,7 @@
       </w:rPr>
     </w:lvl>
   </w:abstractNum>
-  <w:abstractNum w:abstractNumId="40" w15:restartNumberingAfterBreak="0">
+  <w:abstractNum w:abstractNumId="42" w15:restartNumberingAfterBreak="0">
     <w:nsid w:val="67EE6F0A"/>
     <w:multiLevelType w:val="hybridMultilevel"/>
     <w:tmpl w:val="58BC8C36"/>
@@ -11480,7 +12353,7 @@
       </w:rPr>
     </w:lvl>
   </w:abstractNum>
-  <w:abstractNum w:abstractNumId="41" w15:restartNumberingAfterBreak="0">
+  <w:abstractNum w:abstractNumId="43" w15:restartNumberingAfterBreak="0">
     <w:nsid w:val="6A2A1C2A"/>
     <w:multiLevelType w:val="hybridMultilevel"/>
     <w:tmpl w:val="6DEA068E"/>
@@ -11593,7 +12466,7 @@
       </w:rPr>
     </w:lvl>
   </w:abstractNum>
-  <w:abstractNum w:abstractNumId="42" w15:restartNumberingAfterBreak="0">
+  <w:abstractNum w:abstractNumId="44" w15:restartNumberingAfterBreak="0">
     <w:nsid w:val="6E56227E"/>
     <w:multiLevelType w:val="hybridMultilevel"/>
     <w:tmpl w:val="CD9453A2"/>
@@ -11706,7 +12579,7 @@
       </w:rPr>
     </w:lvl>
   </w:abstractNum>
-  <w:abstractNum w:abstractNumId="43" w15:restartNumberingAfterBreak="0">
+  <w:abstractNum w:abstractNumId="45" w15:restartNumberingAfterBreak="0">
     <w:nsid w:val="6F880945"/>
     <w:multiLevelType w:val="hybridMultilevel"/>
     <w:tmpl w:val="7F10E590"/>
@@ -11818,7 +12691,7 @@
       </w:rPr>
     </w:lvl>
   </w:abstractNum>
-  <w:abstractNum w:abstractNumId="44" w15:restartNumberingAfterBreak="0">
+  <w:abstractNum w:abstractNumId="46" w15:restartNumberingAfterBreak="0">
     <w:nsid w:val="70872AB2"/>
     <w:multiLevelType w:val="hybridMultilevel"/>
     <w:tmpl w:val="74D46004"/>
@@ -11931,7 +12804,7 @@
       </w:pPr>
     </w:lvl>
   </w:abstractNum>
-  <w:abstractNum w:abstractNumId="45" w15:restartNumberingAfterBreak="0">
+  <w:abstractNum w:abstractNumId="47" w15:restartNumberingAfterBreak="0">
     <w:nsid w:val="71324E07"/>
     <w:multiLevelType w:val="hybridMultilevel"/>
     <w:tmpl w:val="37E237C4"/>
@@ -12017,7 +12890,7 @@
       </w:pPr>
     </w:lvl>
   </w:abstractNum>
-  <w:abstractNum w:abstractNumId="46" w15:restartNumberingAfterBreak="0">
+  <w:abstractNum w:abstractNumId="48" w15:restartNumberingAfterBreak="0">
     <w:nsid w:val="73EB538F"/>
     <w:multiLevelType w:val="hybridMultilevel"/>
     <w:tmpl w:val="DB7E348C"/>
@@ -12130,7 +13003,7 @@
       </w:rPr>
     </w:lvl>
   </w:abstractNum>
-  <w:abstractNum w:abstractNumId="47" w15:restartNumberingAfterBreak="0">
+  <w:abstractNum w:abstractNumId="49" w15:restartNumberingAfterBreak="0">
     <w:nsid w:val="77F678D6"/>
     <w:multiLevelType w:val="hybridMultilevel"/>
     <w:tmpl w:val="3CAACC1C"/>
@@ -12243,7 +13116,7 @@
       </w:rPr>
     </w:lvl>
   </w:abstractNum>
-  <w:abstractNum w:abstractNumId="48" w15:restartNumberingAfterBreak="0">
+  <w:abstractNum w:abstractNumId="50" w15:restartNumberingAfterBreak="0">
     <w:nsid w:val="788150FD"/>
     <w:multiLevelType w:val="hybridMultilevel"/>
     <w:tmpl w:val="8C7AACFE"/>
@@ -12356,7 +13229,7 @@
       </w:rPr>
     </w:lvl>
   </w:abstractNum>
-  <w:abstractNum w:abstractNumId="49" w15:restartNumberingAfterBreak="0">
+  <w:abstractNum w:abstractNumId="51" w15:restartNumberingAfterBreak="0">
     <w:nsid w:val="799C3307"/>
     <w:multiLevelType w:val="hybridMultilevel"/>
     <w:tmpl w:val="87AE8350"/>
@@ -12442,7 +13315,7 @@
       </w:pPr>
     </w:lvl>
   </w:abstractNum>
-  <w:abstractNum w:abstractNumId="50" w15:restartNumberingAfterBreak="0">
+  <w:abstractNum w:abstractNumId="52" w15:restartNumberingAfterBreak="0">
     <w:nsid w:val="7A6A1623"/>
     <w:multiLevelType w:val="hybridMultilevel"/>
     <w:tmpl w:val="0DFCCCFA"/>
@@ -12555,7 +13428,7 @@
       </w:rPr>
     </w:lvl>
   </w:abstractNum>
-  <w:abstractNum w:abstractNumId="51" w15:restartNumberingAfterBreak="0">
+  <w:abstractNum w:abstractNumId="53" w15:restartNumberingAfterBreak="0">
     <w:nsid w:val="7BC17090"/>
     <w:multiLevelType w:val="hybridMultilevel"/>
     <w:tmpl w:val="2A242F04"/>
@@ -12668,7 +13541,7 @@
       </w:rPr>
     </w:lvl>
   </w:abstractNum>
-  <w:abstractNum w:abstractNumId="52" w15:restartNumberingAfterBreak="0">
+  <w:abstractNum w:abstractNumId="54" w15:restartNumberingAfterBreak="0">
     <w:nsid w:val="7DC008A1"/>
     <w:multiLevelType w:val="hybridMultilevel"/>
     <w:tmpl w:val="715AF998"/>
@@ -12808,7 +13681,7 @@
       </w:rPr>
     </w:lvl>
   </w:abstractNum>
-  <w:abstractNum w:abstractNumId="53" w15:restartNumberingAfterBreak="0">
+  <w:abstractNum w:abstractNumId="55" w15:restartNumberingAfterBreak="0">
     <w:nsid w:val="7EB53D3A"/>
     <w:multiLevelType w:val="multilevel"/>
     <w:tmpl w:val="E26E1D22"/>
@@ -12922,7 +13795,7 @@
       </w:rPr>
     </w:lvl>
   </w:abstractNum>
-  <w:abstractNum w:abstractNumId="54" w15:restartNumberingAfterBreak="0">
+  <w:abstractNum w:abstractNumId="56" w15:restartNumberingAfterBreak="0">
     <w:nsid w:val="7F89034F"/>
     <w:multiLevelType w:val="hybridMultilevel"/>
     <w:tmpl w:val="561C0A36"/>
@@ -13063,169 +13936,175 @@
     </w:lvl>
   </w:abstractNum>
   <w:num w:numId="1" w16cid:durableId="841891862">
-    <w:abstractNumId w:val="24"/>
+    <w:abstractNumId w:val="25"/>
   </w:num>
   <w:num w:numId="2" w16cid:durableId="1070880372">
-    <w:abstractNumId w:val="46"/>
+    <w:abstractNumId w:val="48"/>
   </w:num>
   <w:num w:numId="3" w16cid:durableId="923295658">
-    <w:abstractNumId w:val="18"/>
+    <w:abstractNumId w:val="19"/>
   </w:num>
   <w:num w:numId="4" w16cid:durableId="1910455675">
-    <w:abstractNumId w:val="7"/>
+    <w:abstractNumId w:val="8"/>
   </w:num>
   <w:num w:numId="5" w16cid:durableId="1668052413">
-    <w:abstractNumId w:val="50"/>
+    <w:abstractNumId w:val="52"/>
   </w:num>
   <w:num w:numId="6" w16cid:durableId="1665832">
+    <w:abstractNumId w:val="15"/>
+  </w:num>
+  <w:num w:numId="7" w16cid:durableId="1789083969">
+    <w:abstractNumId w:val="41"/>
+  </w:num>
+  <w:num w:numId="8" w16cid:durableId="716322071">
+    <w:abstractNumId w:val="26"/>
+  </w:num>
+  <w:num w:numId="9" w16cid:durableId="978532255">
+    <w:abstractNumId w:val="22"/>
+  </w:num>
+  <w:num w:numId="10" w16cid:durableId="1366102262">
+    <w:abstractNumId w:val="10"/>
+  </w:num>
+  <w:num w:numId="11" w16cid:durableId="1915234305">
+    <w:abstractNumId w:val="29"/>
+  </w:num>
+  <w:num w:numId="12" w16cid:durableId="1248735454">
+    <w:abstractNumId w:val="30"/>
+  </w:num>
+  <w:num w:numId="13" w16cid:durableId="9993969">
+    <w:abstractNumId w:val="39"/>
+  </w:num>
+  <w:num w:numId="14" w16cid:durableId="2081714184">
+    <w:abstractNumId w:val="12"/>
+  </w:num>
+  <w:num w:numId="15" w16cid:durableId="735321981">
     <w:abstractNumId w:val="14"/>
   </w:num>
-  <w:num w:numId="7" w16cid:durableId="1789083969">
-    <w:abstractNumId w:val="39"/>
-  </w:num>
-  <w:num w:numId="8" w16cid:durableId="716322071">
-    <w:abstractNumId w:val="25"/>
-  </w:num>
-  <w:num w:numId="9" w16cid:durableId="978532255">
-    <w:abstractNumId w:val="21"/>
-  </w:num>
-  <w:num w:numId="10" w16cid:durableId="1366102262">
-    <w:abstractNumId w:val="9"/>
-  </w:num>
-  <w:num w:numId="11" w16cid:durableId="1915234305">
-    <w:abstractNumId w:val="28"/>
-  </w:num>
-  <w:num w:numId="12" w16cid:durableId="1248735454">
-    <w:abstractNumId w:val="29"/>
-  </w:num>
-  <w:num w:numId="13" w16cid:durableId="9993969">
-    <w:abstractNumId w:val="37"/>
-  </w:num>
-  <w:num w:numId="14" w16cid:durableId="2081714184">
-    <w:abstractNumId w:val="11"/>
-  </w:num>
-  <w:num w:numId="15" w16cid:durableId="735321981">
-    <w:abstractNumId w:val="13"/>
-  </w:num>
   <w:num w:numId="16" w16cid:durableId="1953629912">
-    <w:abstractNumId w:val="38"/>
+    <w:abstractNumId w:val="40"/>
   </w:num>
   <w:num w:numId="17" w16cid:durableId="701439888">
-    <w:abstractNumId w:val="49"/>
+    <w:abstractNumId w:val="51"/>
   </w:num>
   <w:num w:numId="18" w16cid:durableId="714736673">
-    <w:abstractNumId w:val="45"/>
+    <w:abstractNumId w:val="47"/>
   </w:num>
   <w:num w:numId="19" w16cid:durableId="1461995765">
-    <w:abstractNumId w:val="42"/>
+    <w:abstractNumId w:val="44"/>
   </w:num>
   <w:num w:numId="20" w16cid:durableId="1033919205">
     <w:abstractNumId w:val="2"/>
   </w:num>
   <w:num w:numId="21" w16cid:durableId="469834722">
-    <w:abstractNumId w:val="26"/>
+    <w:abstractNumId w:val="27"/>
   </w:num>
   <w:num w:numId="22" w16cid:durableId="1600407968">
-    <w:abstractNumId w:val="22"/>
+    <w:abstractNumId w:val="23"/>
   </w:num>
   <w:num w:numId="23" w16cid:durableId="1935815916">
-    <w:abstractNumId w:val="27"/>
+    <w:abstractNumId w:val="28"/>
   </w:num>
   <w:num w:numId="24" w16cid:durableId="74136793">
-    <w:abstractNumId w:val="52"/>
+    <w:abstractNumId w:val="54"/>
   </w:num>
   <w:num w:numId="25" w16cid:durableId="99647219">
-    <w:abstractNumId w:val="44"/>
+    <w:abstractNumId w:val="46"/>
   </w:num>
   <w:num w:numId="26" w16cid:durableId="2026439725">
-    <w:abstractNumId w:val="23"/>
+    <w:abstractNumId w:val="24"/>
   </w:num>
   <w:num w:numId="27" w16cid:durableId="1685084602">
-    <w:abstractNumId w:val="36"/>
+    <w:abstractNumId w:val="38"/>
   </w:num>
   <w:num w:numId="28" w16cid:durableId="1672174000">
-    <w:abstractNumId w:val="54"/>
+    <w:abstractNumId w:val="56"/>
   </w:num>
   <w:num w:numId="29" w16cid:durableId="539167494">
-    <w:abstractNumId w:val="40"/>
+    <w:abstractNumId w:val="42"/>
   </w:num>
   <w:num w:numId="30" w16cid:durableId="883567319">
-    <w:abstractNumId w:val="17"/>
+    <w:abstractNumId w:val="18"/>
   </w:num>
   <w:num w:numId="31" w16cid:durableId="1058286328">
-    <w:abstractNumId w:val="33"/>
+    <w:abstractNumId w:val="35"/>
   </w:num>
   <w:num w:numId="32" w16cid:durableId="1568881810">
-    <w:abstractNumId w:val="19"/>
+    <w:abstractNumId w:val="20"/>
   </w:num>
   <w:num w:numId="33" w16cid:durableId="2132281442">
     <w:abstractNumId w:val="3"/>
   </w:num>
   <w:num w:numId="34" w16cid:durableId="1427075045">
-    <w:abstractNumId w:val="16"/>
+    <w:abstractNumId w:val="17"/>
   </w:num>
   <w:num w:numId="35" w16cid:durableId="984549694">
     <w:abstractNumId w:val="0"/>
   </w:num>
   <w:num w:numId="36" w16cid:durableId="1676377471">
-    <w:abstractNumId w:val="35"/>
+    <w:abstractNumId w:val="37"/>
   </w:num>
   <w:num w:numId="37" w16cid:durableId="1073308495">
-    <w:abstractNumId w:val="12"/>
+    <w:abstractNumId w:val="13"/>
   </w:num>
   <w:num w:numId="38" w16cid:durableId="2125995815">
-    <w:abstractNumId w:val="32"/>
+    <w:abstractNumId w:val="34"/>
   </w:num>
   <w:num w:numId="39" w16cid:durableId="2064138813">
-    <w:abstractNumId w:val="6"/>
+    <w:abstractNumId w:val="7"/>
   </w:num>
   <w:num w:numId="40" w16cid:durableId="285891499">
-    <w:abstractNumId w:val="34"/>
+    <w:abstractNumId w:val="36"/>
   </w:num>
   <w:num w:numId="41" w16cid:durableId="704713757">
-    <w:abstractNumId w:val="53"/>
+    <w:abstractNumId w:val="55"/>
   </w:num>
   <w:num w:numId="42" w16cid:durableId="1606501760">
-    <w:abstractNumId w:val="15"/>
+    <w:abstractNumId w:val="16"/>
   </w:num>
   <w:num w:numId="43" w16cid:durableId="2067103447">
     <w:abstractNumId w:val="4"/>
   </w:num>
   <w:num w:numId="44" w16cid:durableId="1371690012">
-    <w:abstractNumId w:val="30"/>
+    <w:abstractNumId w:val="31"/>
   </w:num>
   <w:num w:numId="45" w16cid:durableId="497770918">
-    <w:abstractNumId w:val="8"/>
+    <w:abstractNumId w:val="9"/>
   </w:num>
   <w:num w:numId="46" w16cid:durableId="1499148298">
-    <w:abstractNumId w:val="47"/>
+    <w:abstractNumId w:val="49"/>
   </w:num>
   <w:num w:numId="47" w16cid:durableId="53089275">
-    <w:abstractNumId w:val="48"/>
+    <w:abstractNumId w:val="50"/>
   </w:num>
   <w:num w:numId="48" w16cid:durableId="1632126248">
-    <w:abstractNumId w:val="5"/>
+    <w:abstractNumId w:val="6"/>
   </w:num>
   <w:num w:numId="49" w16cid:durableId="502476322">
-    <w:abstractNumId w:val="43"/>
+    <w:abstractNumId w:val="45"/>
   </w:num>
   <w:num w:numId="50" w16cid:durableId="2023823508">
-    <w:abstractNumId w:val="31"/>
+    <w:abstractNumId w:val="32"/>
   </w:num>
   <w:num w:numId="51" w16cid:durableId="1557667054">
-    <w:abstractNumId w:val="10"/>
+    <w:abstractNumId w:val="11"/>
   </w:num>
   <w:num w:numId="52" w16cid:durableId="470904442">
-    <w:abstractNumId w:val="51"/>
+    <w:abstractNumId w:val="53"/>
   </w:num>
   <w:num w:numId="53" w16cid:durableId="1149177402">
-    <w:abstractNumId w:val="41"/>
+    <w:abstractNumId w:val="43"/>
   </w:num>
   <w:num w:numId="54" w16cid:durableId="873421225">
     <w:abstractNumId w:val="1"/>
   </w:num>
   <w:num w:numId="55" w16cid:durableId="931426499">
-    <w:abstractNumId w:val="20"/>
+    <w:abstractNumId w:val="21"/>
+  </w:num>
+  <w:num w:numId="56" w16cid:durableId="1433470803">
+    <w:abstractNumId w:val="5"/>
+  </w:num>
+  <w:num w:numId="57" w16cid:durableId="911349828">
+    <w:abstractNumId w:val="33"/>
   </w:num>
 </w:numbering>
 </file>
@@ -13535,7 +14414,7 @@
   <w:style w:type="paragraph" w:default="1" w:styleId="Normal">
     <w:name w:val="Normal"/>
     <w:qFormat/>
-    <w:rsid w:val="006C0274"/>
+    <w:rsid w:val="009B7655"/>
     <w:rPr>
       <w:sz w:val="24"/>
       <w:szCs w:val="24"/>

--- a/CV_baishen_liang.docx
+++ b/CV_baishen_liang.docx
@@ -1672,7 +1672,6 @@
         </w:rPr>
         <w:t>neurosurgical patients' intracranial electroencephalogram (</w:t>
       </w:r>
-      <w:proofErr w:type="spellStart"/>
       <w:r>
         <w:rPr>
           <w:rFonts w:ascii="Arial" w:hAnsi="Arial" w:cs="Arial" w:hint="eastAsia"/>
@@ -1687,16 +1686,7 @@
           <w:sz w:val="22"/>
           <w:szCs w:val="22"/>
         </w:rPr>
-        <w:t>EEG</w:t>
-      </w:r>
-      <w:proofErr w:type="spellEnd"/>
-      <w:r>
-        <w:rPr>
-          <w:rFonts w:ascii="Arial" w:hAnsi="Arial" w:cs="Arial"/>
-          <w:sz w:val="22"/>
-          <w:szCs w:val="22"/>
-        </w:rPr>
-        <w:t>) data</w:t>
+        <w:t>EEG) data</w:t>
       </w:r>
       <w:r>
         <w:rPr>
@@ -2366,33 +2356,15 @@
           <w:sz w:val="22"/>
           <w:szCs w:val="22"/>
         </w:rPr>
-        <w:t xml:space="preserve">a TMS </w:t>
-      </w:r>
-      <w:proofErr w:type="gramStart"/>
-      <w:r>
-        <w:rPr>
-          <w:rFonts w:ascii="Arial" w:hAnsi="Arial" w:cs="Arial" w:hint="eastAsia"/>
-          <w:sz w:val="22"/>
-          <w:szCs w:val="22"/>
-        </w:rPr>
-        <w:t xml:space="preserve">experiment, </w:t>
-      </w:r>
-      <w:r>
-        <w:rPr>
-          <w:rFonts w:ascii="Arial" w:hAnsi="Arial" w:cs="Arial"/>
-          <w:sz w:val="22"/>
-          <w:szCs w:val="22"/>
-        </w:rPr>
-        <w:t>and</w:t>
-      </w:r>
-      <w:proofErr w:type="gramEnd"/>
-      <w:r>
-        <w:rPr>
-          <w:rFonts w:ascii="Arial" w:hAnsi="Arial" w:cs="Arial"/>
-          <w:sz w:val="22"/>
-          <w:szCs w:val="22"/>
-        </w:rPr>
-        <w:t xml:space="preserve"> </w:t>
+        <w:t xml:space="preserve">a TMS experiment, </w:t>
+      </w:r>
+      <w:r>
+        <w:rPr>
+          <w:rFonts w:ascii="Arial" w:hAnsi="Arial" w:cs="Arial"/>
+          <w:sz w:val="22"/>
+          <w:szCs w:val="22"/>
+        </w:rPr>
+        <w:t xml:space="preserve">and </w:t>
       </w:r>
       <w:r>
         <w:rPr>
@@ -2532,29 +2504,7 @@
           <w:sz w:val="22"/>
           <w:szCs w:val="22"/>
         </w:rPr>
-        <w:t xml:space="preserve"> (</w:t>
-      </w:r>
-      <w:proofErr w:type="spellStart"/>
-      <w:r>
-        <w:rPr>
-          <w:rFonts w:ascii="Arial" w:eastAsiaTheme="minorEastAsia" w:hAnsi="Arial" w:cs="Arial" w:hint="eastAsia"/>
-          <w:b/>
-          <w:bCs/>
-          <w:sz w:val="22"/>
-          <w:szCs w:val="22"/>
-        </w:rPr>
-        <w:t>tACS</w:t>
-      </w:r>
-      <w:proofErr w:type="spellEnd"/>
-      <w:r>
-        <w:rPr>
-          <w:rFonts w:ascii="Arial" w:eastAsiaTheme="minorEastAsia" w:hAnsi="Arial" w:cs="Arial" w:hint="eastAsia"/>
-          <w:b/>
-          <w:bCs/>
-          <w:sz w:val="22"/>
-          <w:szCs w:val="22"/>
-        </w:rPr>
-        <w:t>)</w:t>
+        <w:t xml:space="preserve"> (tACS)</w:t>
       </w:r>
       <w:r>
         <w:rPr>
@@ -2641,7 +2591,6 @@
         </w:rPr>
         <w:t xml:space="preserve"> dual-site </w:t>
       </w:r>
-      <w:proofErr w:type="spellStart"/>
       <w:r>
         <w:rPr>
           <w:rFonts w:ascii="Arial" w:hAnsi="Arial" w:cs="Arial" w:hint="eastAsia"/>
@@ -2650,7 +2599,6 @@
         </w:rPr>
         <w:t>tACS</w:t>
       </w:r>
-      <w:proofErr w:type="spellEnd"/>
       <w:r>
         <w:rPr>
           <w:rFonts w:ascii="Arial" w:hAnsi="Arial" w:cs="Arial" w:hint="eastAsia"/>
@@ -2862,7 +2810,6 @@
         </w:rPr>
         <w:t>comprehension</w:t>
       </w:r>
-      <w:proofErr w:type="gramStart"/>
       <w:r>
         <w:rPr>
           <w:rFonts w:ascii="Arial" w:eastAsiaTheme="minorEastAsia" w:hAnsi="Arial" w:cs="Arial" w:hint="eastAsia"/>
@@ -2870,7 +2817,6 @@
         </w:rPr>
         <w:t>.</w:t>
       </w:r>
-      <w:proofErr w:type="gramEnd"/>
     </w:p>
     <w:p>
       <w:pPr>
@@ -3085,21 +3031,7 @@
         <w:rPr>
           <w:rFonts w:ascii="Arial" w:hAnsi="Arial" w:cs="Arial"/>
         </w:rPr>
-        <w:t xml:space="preserve">Bilateral human laryngeal motor cortex in perceptual decision of lexical tone and voicing of </w:t>
-      </w:r>
-      <w:proofErr w:type="gramStart"/>
-      <w:r>
-        <w:rPr>
-          <w:rFonts w:ascii="Arial" w:hAnsi="Arial" w:cs="Arial"/>
-        </w:rPr>
-        <w:t>consonant</w:t>
-      </w:r>
-      <w:proofErr w:type="gramEnd"/>
-      <w:r>
-        <w:rPr>
-          <w:rFonts w:ascii="Arial" w:hAnsi="Arial" w:cs="Arial"/>
-        </w:rPr>
-        <w:t xml:space="preserve">. </w:t>
+        <w:t xml:space="preserve">Bilateral human laryngeal motor cortex in perceptual decision of lexical tone and voicing of consonant. </w:t>
       </w:r>
       <w:r>
         <w:rPr>
@@ -3394,7 +3326,6 @@
         </w:rPr>
         <w:t xml:space="preserve"> Mechanisms of sensorimotor integration in speech perception [</w:t>
       </w:r>
-      <w:proofErr w:type="spellStart"/>
       <w:r>
         <w:rPr>
           <w:rFonts w:ascii="Arial" w:eastAsia="KaiTi" w:hAnsi="Arial" w:cs="Arial"/>
@@ -3402,7 +3333,6 @@
         </w:rPr>
         <w:t>言语知觉中的感觉运动整合机制</w:t>
       </w:r>
-      <w:proofErr w:type="spellEnd"/>
       <w:r>
         <w:rPr>
           <w:rFonts w:ascii="Arial" w:eastAsia="KaiTi" w:hAnsi="Arial" w:cs="Arial"/>
@@ -3428,7 +3358,6 @@
         </w:rPr>
         <w:t xml:space="preserve"> [</w:t>
       </w:r>
-      <w:proofErr w:type="spellStart"/>
       <w:r>
         <w:rPr>
           <w:rFonts w:ascii="Arial" w:eastAsia="KaiTi" w:hAnsi="Arial" w:cs="Arial"/>
@@ -3438,7 +3367,6 @@
         </w:rPr>
         <w:t>科技导报</w:t>
       </w:r>
-      <w:proofErr w:type="spellEnd"/>
       <w:r>
         <w:rPr>
           <w:rFonts w:ascii="Arial" w:eastAsia="KaiTi" w:hAnsi="Arial" w:cs="Arial"/>
@@ -3551,7 +3479,7 @@
         <w:spacing w:before="120" w:after="120"/>
         <w:contextualSpacing w:val="0"/>
         <w:rPr>
-          <w:rFonts w:ascii="Arial" w:hAnsi="Arial" w:cs="Arial" w:hint="eastAsia"/>
+          <w:rFonts w:ascii="Arial" w:hAnsi="Arial" w:cs="Arial"/>
           <w:szCs w:val="21"/>
         </w:rPr>
       </w:pPr>
@@ -3568,74 +3496,52 @@
           <w:szCs w:val="21"/>
           <w:lang w:eastAsia="zh-CN"/>
         </w:rPr>
+        <w:t>, W.</w:t>
+      </w:r>
+      <w:r>
+        <w:rPr>
+          <w:rFonts w:ascii="Arial" w:hAnsi="Arial" w:cs="Arial"/>
+          <w:szCs w:val="21"/>
+          <w:vertAlign w:val="superscript"/>
+        </w:rPr>
+        <w:t>#</w:t>
+      </w:r>
+      <w:r>
+        <w:rPr>
+          <w:rFonts w:ascii="Arial" w:hAnsi="Arial" w:cs="Arial"/>
+          <w:szCs w:val="21"/>
+        </w:rPr>
         <w:t xml:space="preserve">, </w:t>
       </w:r>
-      <w:proofErr w:type="gramStart"/>
-      <w:r>
-        <w:rPr>
-          <w:rFonts w:ascii="Arial" w:eastAsiaTheme="minorEastAsia" w:hAnsi="Arial" w:cs="Arial" w:hint="eastAsia"/>
-          <w:szCs w:val="21"/>
-          <w:lang w:eastAsia="zh-CN"/>
-        </w:rPr>
-        <w:t>W.</w:t>
-      </w:r>
-      <w:r>
-        <w:rPr>
-          <w:rFonts w:ascii="Arial" w:hAnsi="Arial" w:cs="Arial"/>
+      <w:r>
+        <w:rPr>
+          <w:rFonts w:ascii="Arial" w:hAnsi="Arial" w:cs="Arial"/>
+          <w:b/>
+          <w:bCs/>
+          <w:szCs w:val="21"/>
+        </w:rPr>
+        <w:t>Liang</w:t>
+      </w:r>
+      <w:r>
+        <w:rPr>
+          <w:rFonts w:ascii="Arial" w:eastAsiaTheme="minorEastAsia" w:hAnsi="Arial" w:cs="Arial" w:hint="eastAsia"/>
+          <w:b/>
+          <w:bCs/>
+          <w:szCs w:val="21"/>
+          <w:lang w:eastAsia="zh-CN"/>
+        </w:rPr>
+        <w:t>, B.</w:t>
+      </w:r>
+      <w:r>
+        <w:rPr>
+          <w:rFonts w:ascii="Arial" w:hAnsi="Arial" w:cs="Arial"/>
+          <w:b/>
+          <w:bCs/>
           <w:szCs w:val="21"/>
           <w:vertAlign w:val="superscript"/>
         </w:rPr>
         <w:t>#</w:t>
       </w:r>
-      <w:proofErr w:type="gramEnd"/>
-      <w:r>
-        <w:rPr>
-          <w:rFonts w:ascii="Arial" w:hAnsi="Arial" w:cs="Arial"/>
-          <w:szCs w:val="21"/>
-        </w:rPr>
-        <w:t xml:space="preserve">, </w:t>
-      </w:r>
-      <w:r>
-        <w:rPr>
-          <w:rFonts w:ascii="Arial" w:hAnsi="Arial" w:cs="Arial"/>
-          <w:b/>
-          <w:bCs/>
-          <w:szCs w:val="21"/>
-        </w:rPr>
-        <w:t>Liang</w:t>
-      </w:r>
-      <w:r>
-        <w:rPr>
-          <w:rFonts w:ascii="Arial" w:eastAsiaTheme="minorEastAsia" w:hAnsi="Arial" w:cs="Arial" w:hint="eastAsia"/>
-          <w:b/>
-          <w:bCs/>
-          <w:szCs w:val="21"/>
-          <w:lang w:eastAsia="zh-CN"/>
-        </w:rPr>
-        <w:t xml:space="preserve">, </w:t>
-      </w:r>
-      <w:proofErr w:type="gramStart"/>
-      <w:r>
-        <w:rPr>
-          <w:rFonts w:ascii="Arial" w:eastAsiaTheme="minorEastAsia" w:hAnsi="Arial" w:cs="Arial" w:hint="eastAsia"/>
-          <w:b/>
-          <w:bCs/>
-          <w:szCs w:val="21"/>
-          <w:lang w:eastAsia="zh-CN"/>
-        </w:rPr>
-        <w:t>B.</w:t>
-      </w:r>
-      <w:r>
-        <w:rPr>
-          <w:rFonts w:ascii="Arial" w:hAnsi="Arial" w:cs="Arial"/>
-          <w:b/>
-          <w:bCs/>
-          <w:szCs w:val="21"/>
-          <w:vertAlign w:val="superscript"/>
-        </w:rPr>
-        <w:t>#</w:t>
-      </w:r>
-      <w:proofErr w:type="gramEnd"/>
       <w:r>
         <w:rPr>
           <w:rFonts w:ascii="Arial" w:hAnsi="Arial" w:cs="Arial"/>
@@ -4058,6 +3964,36 @@
       <w:r>
         <w:rPr>
           <w:rFonts w:ascii="Arial" w:eastAsiaTheme="minorEastAsia" w:hAnsi="Arial" w:cs="Arial" w:hint="eastAsia"/>
+          <w:b/>
+          <w:bCs/>
+          <w:szCs w:val="21"/>
+          <w:lang w:eastAsia="zh-CN"/>
+        </w:rPr>
+        <w:t xml:space="preserve"> (</w:t>
+      </w:r>
+      <w:r>
+        <w:rPr>
+          <w:rFonts w:ascii="Arial" w:eastAsiaTheme="minorEastAsia" w:hAnsi="Arial" w:cs="Arial" w:hint="eastAsia"/>
+          <w:b/>
+          <w:bCs/>
+          <w:szCs w:val="21"/>
+          <w:lang w:eastAsia="zh-CN"/>
+        </w:rPr>
+        <w:t>Under review</w:t>
+      </w:r>
+      <w:r>
+        <w:rPr>
+          <w:rFonts w:ascii="Arial" w:eastAsiaTheme="minorEastAsia" w:hAnsi="Arial" w:cs="Arial" w:hint="eastAsia"/>
+          <w:b/>
+          <w:bCs/>
+          <w:szCs w:val="21"/>
+          <w:lang w:eastAsia="zh-CN"/>
+        </w:rPr>
+        <w:t>)</w:t>
+      </w:r>
+      <w:r>
+        <w:rPr>
+          <w:rFonts w:ascii="Arial" w:eastAsiaTheme="minorEastAsia" w:hAnsi="Arial" w:cs="Arial" w:hint="eastAsia"/>
           <w:szCs w:val="21"/>
           <w:lang w:eastAsia="zh-CN"/>
         </w:rPr>
@@ -4078,34 +4014,6 @@
           <w:lang w:eastAsia="zh-CN"/>
         </w:rPr>
         <w:t xml:space="preserve">. </w:t>
-      </w:r>
-      <w:r>
-        <w:rPr>
-          <w:rFonts w:ascii="Arial" w:eastAsiaTheme="minorEastAsia" w:hAnsi="Arial" w:cs="Arial" w:hint="eastAsia"/>
-          <w:b/>
-          <w:bCs/>
-          <w:szCs w:val="21"/>
-          <w:lang w:eastAsia="zh-CN"/>
-        </w:rPr>
-        <w:t>Under review</w:t>
-      </w:r>
-      <w:r>
-        <w:rPr>
-          <w:rFonts w:ascii="Arial" w:eastAsiaTheme="minorEastAsia" w:hAnsi="Arial" w:cs="Arial" w:hint="eastAsia"/>
-          <w:b/>
-          <w:bCs/>
-          <w:szCs w:val="21"/>
-          <w:lang w:eastAsia="zh-CN"/>
-        </w:rPr>
-        <w:t>.</w:t>
-      </w:r>
-      <w:r>
-        <w:rPr>
-          <w:rFonts w:ascii="Arial" w:eastAsiaTheme="minorEastAsia" w:hAnsi="Arial" w:cs="Arial" w:hint="eastAsia"/>
-          <w:szCs w:val="21"/>
-          <w:lang w:eastAsia="zh-CN"/>
-        </w:rPr>
-        <w:t xml:space="preserve"> </w:t>
       </w:r>
       <w:r>
         <w:rPr>
@@ -4306,26 +4214,48 @@
       </w:r>
       <w:r>
         <w:rPr>
-          <w:rFonts w:ascii="Arial" w:hAnsi="Arial" w:cs="Arial"/>
-          <w:szCs w:val="21"/>
-        </w:rPr>
-        <w:t>Theta and gamma transcranial alternating current stimulation (</w:t>
-      </w:r>
-      <w:proofErr w:type="spellStart"/>
-      <w:r>
-        <w:rPr>
-          <w:rFonts w:ascii="Arial" w:hAnsi="Arial" w:cs="Arial"/>
-          <w:szCs w:val="21"/>
-        </w:rPr>
-        <w:t>tACS</w:t>
-      </w:r>
-      <w:proofErr w:type="spellEnd"/>
-      <w:r>
-        <w:rPr>
-          <w:rFonts w:ascii="Arial" w:hAnsi="Arial" w:cs="Arial"/>
-          <w:szCs w:val="21"/>
-        </w:rPr>
-        <w:t>) modulate Mandarin consonant and lexical tone perception</w:t>
+          <w:rFonts w:ascii="Arial" w:eastAsiaTheme="minorEastAsia" w:hAnsi="Arial" w:cs="Arial" w:hint="eastAsia"/>
+          <w:b/>
+          <w:bCs/>
+          <w:szCs w:val="21"/>
+          <w:lang w:eastAsia="zh-CN"/>
+        </w:rPr>
+        <w:t>(</w:t>
+      </w:r>
+      <w:r>
+        <w:rPr>
+          <w:rFonts w:ascii="Arial" w:eastAsiaTheme="minorEastAsia" w:hAnsi="Arial" w:cs="Arial"/>
+          <w:b/>
+          <w:bCs/>
+          <w:szCs w:val="21"/>
+          <w:lang w:eastAsia="zh-CN"/>
+        </w:rPr>
+        <w:t>Revision in progress</w:t>
+      </w:r>
+      <w:r>
+        <w:rPr>
+          <w:rFonts w:ascii="Arial" w:eastAsiaTheme="minorEastAsia" w:hAnsi="Arial" w:cs="Arial" w:hint="eastAsia"/>
+          <w:b/>
+          <w:bCs/>
+          <w:szCs w:val="21"/>
+          <w:lang w:eastAsia="zh-CN"/>
+        </w:rPr>
+        <w:t>)</w:t>
+      </w:r>
+      <w:r>
+        <w:rPr>
+          <w:rFonts w:ascii="Arial" w:eastAsiaTheme="minorEastAsia" w:hAnsi="Arial" w:cs="Arial" w:hint="eastAsia"/>
+          <w:szCs w:val="21"/>
+          <w:lang w:eastAsia="zh-CN"/>
+        </w:rPr>
+        <w:t xml:space="preserve">. </w:t>
+      </w:r>
+      <w:r>
+        <w:rPr>
+          <w:rFonts w:ascii="Arial" w:hAnsi="Arial" w:cs="Arial"/>
+          <w:szCs w:val="21"/>
+        </w:rPr>
+        <w:t>Theta and gamma transcranial alternating current stimulation (tACS) modulate Mandarin consonant and lexical tone perception</w:t>
       </w:r>
       <w:r>
         <w:rPr>
@@ -4338,36 +4268,6 @@
         <w:rPr>
           <w:rFonts w:ascii="Arial" w:hAnsi="Arial" w:cs="Arial"/>
           <w:szCs w:val="21"/>
-        </w:rPr>
-        <w:t xml:space="preserve"> </w:t>
-      </w:r>
-      <w:r>
-        <w:rPr>
-          <w:rFonts w:ascii="Arial" w:eastAsiaTheme="minorEastAsia" w:hAnsi="Arial" w:cs="Arial"/>
-          <w:b/>
-          <w:bCs/>
-          <w:szCs w:val="21"/>
-          <w:lang w:eastAsia="zh-CN"/>
-        </w:rPr>
-        <w:t>U</w:t>
-      </w:r>
-      <w:r>
-        <w:rPr>
-          <w:rFonts w:ascii="Arial" w:eastAsiaTheme="minorEastAsia" w:hAnsi="Arial" w:cs="Arial" w:hint="eastAsia"/>
-          <w:b/>
-          <w:bCs/>
-          <w:szCs w:val="21"/>
-          <w:lang w:eastAsia="zh-CN"/>
-        </w:rPr>
-        <w:t>nder review</w:t>
-      </w:r>
-      <w:r>
-        <w:rPr>
-          <w:rFonts w:ascii="Arial" w:eastAsiaTheme="minorEastAsia" w:hAnsi="Arial" w:cs="Arial" w:hint="eastAsia"/>
-          <w:b/>
-          <w:bCs/>
-          <w:szCs w:val="21"/>
-          <w:lang w:eastAsia="zh-CN"/>
         </w:rPr>
         <w:t xml:space="preserve"> </w:t>
       </w:r>
@@ -4565,21 +4465,7 @@
         <w:rPr>
           <w:rFonts w:ascii="Arial" w:hAnsi="Arial" w:cs="Arial"/>
         </w:rPr>
-        <w:t xml:space="preserve">Earle-Richardson, A. M., Grant, G., Zafar, M., </w:t>
-      </w:r>
-      <w:proofErr w:type="spellStart"/>
-      <w:r>
-        <w:rPr>
-          <w:rFonts w:ascii="Arial" w:hAnsi="Arial" w:cs="Arial"/>
-        </w:rPr>
-        <w:t>Frauscher</w:t>
-      </w:r>
-      <w:proofErr w:type="spellEnd"/>
-      <w:r>
-        <w:rPr>
-          <w:rFonts w:ascii="Arial" w:hAnsi="Arial" w:cs="Arial"/>
-        </w:rPr>
-        <w:t>, B., Southwell, D., Hickok, G.</w:t>
+        <w:t>Earle-Richardson, A. M., Grant, G., Zafar, M., Frauscher, B., Southwell, D., Hickok, G.</w:t>
       </w:r>
       <w:r>
         <w:rPr>
@@ -4823,25 +4709,7 @@
           <w:b/>
           <w:bCs/>
         </w:rPr>
-        <w:t xml:space="preserve">he 4th </w:t>
-      </w:r>
-      <w:proofErr w:type="spellStart"/>
-      <w:r>
-        <w:rPr>
-          <w:rFonts w:ascii="Arial" w:hAnsi="Arial" w:cs="Arial"/>
-          <w:b/>
-          <w:bCs/>
-        </w:rPr>
-        <w:t>lEEE</w:t>
-      </w:r>
-      <w:proofErr w:type="spellEnd"/>
-      <w:r>
-        <w:rPr>
-          <w:rFonts w:ascii="Arial" w:hAnsi="Arial" w:cs="Arial"/>
-          <w:b/>
-          <w:bCs/>
-        </w:rPr>
-        <w:t xml:space="preserve"> EMBS International Summer School of Neural Engineering</w:t>
+        <w:t>he 4th lEEE EMBS International Summer School of Neural Engineering</w:t>
       </w:r>
       <w:r>
         <w:rPr>
@@ -5150,25 +5018,7 @@
           <w:sz w:val="22"/>
           <w:szCs w:val="22"/>
         </w:rPr>
-        <w:t xml:space="preserve">Earle-Richardson, A. M., Grant, G., Zafar, M., </w:t>
-      </w:r>
-      <w:proofErr w:type="spellStart"/>
-      <w:r>
-        <w:rPr>
-          <w:rFonts w:ascii="Arial" w:hAnsi="Arial" w:cs="Arial"/>
-          <w:sz w:val="22"/>
-          <w:szCs w:val="22"/>
-        </w:rPr>
-        <w:t>Frauscher</w:t>
-      </w:r>
-      <w:proofErr w:type="spellEnd"/>
-      <w:r>
-        <w:rPr>
-          <w:rFonts w:ascii="Arial" w:hAnsi="Arial" w:cs="Arial"/>
-          <w:sz w:val="22"/>
-          <w:szCs w:val="22"/>
-        </w:rPr>
-        <w:t>, B., Southwell, D., Hickok, G.</w:t>
+        <w:t>Earle-Richardson, A. M., Grant, G., Zafar, M., Frauscher, B., Southwell, D., Hickok, G.</w:t>
       </w:r>
       <w:r>
         <w:rPr>
@@ -5937,16 +5787,7 @@
           <w:sz w:val="22"/>
           <w:szCs w:val="22"/>
         </w:rPr>
-        <w:t xml:space="preserve">ausal involvement of auditory-motor low-frequency oscillation coupling in sentence perception under noisy conditions: a </w:t>
-      </w:r>
-      <w:proofErr w:type="spellStart"/>
-      <w:r>
-        <w:rPr>
-          <w:rFonts w:ascii="Arial" w:hAnsi="Arial" w:cs="Arial"/>
-          <w:sz w:val="22"/>
-          <w:szCs w:val="22"/>
-        </w:rPr>
-        <w:t>t</w:t>
+        <w:t>ausal involvement of auditory-motor low-frequency oscillation coupling in sentence perception under noisy conditions: a t</w:t>
       </w:r>
       <w:r>
         <w:rPr>
@@ -5956,7 +5797,6 @@
         </w:rPr>
         <w:t>ACS</w:t>
       </w:r>
-      <w:proofErr w:type="spellEnd"/>
       <w:r>
         <w:rPr>
           <w:rFonts w:ascii="Arial" w:hAnsi="Arial" w:cs="Arial"/>
@@ -6484,33 +6324,7 @@
           <w:sz w:val="22"/>
           <w:szCs w:val="22"/>
         </w:rPr>
-        <w:t xml:space="preserve">Acta </w:t>
-      </w:r>
-      <w:proofErr w:type="spellStart"/>
-      <w:r>
-        <w:rPr>
-          <w:rFonts w:ascii="Arial" w:hAnsi="Arial" w:cs="Arial"/>
-          <w:b/>
-          <w:bCs/>
-          <w:i/>
-          <w:iCs/>
-          <w:sz w:val="22"/>
-          <w:szCs w:val="22"/>
-        </w:rPr>
-        <w:t>Psychologica</w:t>
-      </w:r>
-      <w:proofErr w:type="spellEnd"/>
-      <w:r>
-        <w:rPr>
-          <w:rFonts w:ascii="Arial" w:hAnsi="Arial" w:cs="Arial"/>
-          <w:b/>
-          <w:bCs/>
-          <w:i/>
-          <w:iCs/>
-          <w:sz w:val="22"/>
-          <w:szCs w:val="22"/>
-        </w:rPr>
-        <w:t xml:space="preserve"> Sinica</w:t>
+        <w:t>Acta Psychologica Sinica</w:t>
       </w:r>
       <w:r>
         <w:rPr>
@@ -6653,21 +6467,12 @@
           <w:rFonts w:ascii="Arial" w:eastAsia="SimSun" w:hAnsi="Arial" w:cs="Arial"/>
         </w:rPr>
       </w:pPr>
-      <w:proofErr w:type="spellStart"/>
       <w:r>
         <w:rPr>
           <w:rFonts w:ascii="Arial" w:eastAsia="SimSun" w:hAnsi="Arial" w:cs="Arial" w:hint="eastAsia"/>
           <w:lang w:eastAsia="zh-CN"/>
         </w:rPr>
-        <w:t>Matlab</w:t>
-      </w:r>
-      <w:proofErr w:type="spellEnd"/>
-      <w:r>
-        <w:rPr>
-          <w:rFonts w:ascii="Arial" w:eastAsia="SimSun" w:hAnsi="Arial" w:cs="Arial" w:hint="eastAsia"/>
-          <w:lang w:eastAsia="zh-CN"/>
-        </w:rPr>
-        <w:t xml:space="preserve">, Python, R, </w:t>
+        <w:t xml:space="preserve">Matlab, Python, R, </w:t>
       </w:r>
       <w:r>
         <w:rPr>
@@ -6820,33 +6625,8 @@
           <w:rFonts w:ascii="Arial" w:eastAsia="SimSun" w:hAnsi="Arial" w:cs="Arial" w:hint="eastAsia"/>
           <w:lang w:eastAsia="zh-CN"/>
         </w:rPr>
-        <w:t xml:space="preserve">Acoustic processing and feature extractions by </w:t>
-      </w:r>
-      <w:proofErr w:type="spellStart"/>
-      <w:r>
-        <w:rPr>
-          <w:rFonts w:ascii="Arial" w:eastAsia="SimSun" w:hAnsi="Arial" w:cs="Arial" w:hint="eastAsia"/>
-          <w:lang w:eastAsia="zh-CN"/>
-        </w:rPr>
-        <w:t>Praat</w:t>
-      </w:r>
-      <w:proofErr w:type="spellEnd"/>
-      <w:r>
-        <w:rPr>
-          <w:rFonts w:ascii="Arial" w:eastAsia="SimSun" w:hAnsi="Arial" w:cs="Arial" w:hint="eastAsia"/>
-          <w:lang w:eastAsia="zh-CN"/>
-        </w:rPr>
-        <w:t>/</w:t>
-      </w:r>
-      <w:proofErr w:type="spellStart"/>
-      <w:r>
-        <w:rPr>
-          <w:rFonts w:ascii="Arial" w:eastAsia="SimSun" w:hAnsi="Arial" w:cs="Arial" w:hint="eastAsia"/>
-          <w:lang w:eastAsia="zh-CN"/>
-        </w:rPr>
-        <w:t>Matlab</w:t>
-      </w:r>
-      <w:proofErr w:type="spellEnd"/>
+        <w:t>Acoustic processing and feature extractions by Praat/Matlab</w:t>
+      </w:r>
       <w:r>
         <w:rPr>
           <w:rFonts w:ascii="Arial" w:eastAsia="SimSun" w:hAnsi="Arial" w:cs="Arial" w:hint="eastAsia"/>
@@ -6994,23 +6774,7 @@
           <w:rFonts w:ascii="Arial" w:eastAsiaTheme="minorEastAsia" w:hAnsi="Arial" w:cs="Arial" w:hint="eastAsia"/>
           <w:lang w:eastAsia="zh-CN"/>
         </w:rPr>
-        <w:t xml:space="preserve"> (</w:t>
-      </w:r>
-      <w:proofErr w:type="spellStart"/>
-      <w:r>
-        <w:rPr>
-          <w:rFonts w:ascii="Arial" w:eastAsiaTheme="minorEastAsia" w:hAnsi="Arial" w:cs="Arial" w:hint="eastAsia"/>
-          <w:lang w:eastAsia="zh-CN"/>
-        </w:rPr>
-        <w:t>tES</w:t>
-      </w:r>
-      <w:proofErr w:type="spellEnd"/>
-      <w:r>
-        <w:rPr>
-          <w:rFonts w:ascii="Arial" w:eastAsiaTheme="minorEastAsia" w:hAnsi="Arial" w:cs="Arial" w:hint="eastAsia"/>
-          <w:lang w:eastAsia="zh-CN"/>
-        </w:rPr>
-        <w:t xml:space="preserve">) </w:t>
+        <w:t xml:space="preserve"> (tES) </w:t>
       </w:r>
       <w:r>
         <w:rPr>

--- a/CV_baishen_liang.docx
+++ b/CV_baishen_liang.docx
@@ -1513,7 +1513,7 @@
       <w:pPr>
         <w:numPr>
           <w:ilvl w:val="0"/>
-          <w:numId w:val="29"/>
+          <w:numId w:val="1"/>
         </w:numPr>
         <w:autoSpaceDE w:val="0"/>
         <w:autoSpaceDN w:val="0"/>
@@ -1672,6 +1672,7 @@
         </w:rPr>
         <w:t>neurosurgical patients' intracranial electroencephalogram (</w:t>
       </w:r>
+      <w:proofErr w:type="spellStart"/>
       <w:r>
         <w:rPr>
           <w:rFonts w:ascii="Arial" w:hAnsi="Arial" w:cs="Arial" w:hint="eastAsia"/>
@@ -1686,7 +1687,16 @@
           <w:sz w:val="22"/>
           <w:szCs w:val="22"/>
         </w:rPr>
-        <w:t>EEG) data</w:t>
+        <w:t>EEG</w:t>
+      </w:r>
+      <w:proofErr w:type="spellEnd"/>
+      <w:r>
+        <w:rPr>
+          <w:rFonts w:ascii="Arial" w:hAnsi="Arial" w:cs="Arial"/>
+          <w:sz w:val="22"/>
+          <w:szCs w:val="22"/>
+        </w:rPr>
+        <w:t>) data</w:t>
       </w:r>
       <w:r>
         <w:rPr>
@@ -1974,7 +1984,7 @@
       <w:pPr>
         <w:numPr>
           <w:ilvl w:val="0"/>
-          <w:numId w:val="33"/>
+          <w:numId w:val="3"/>
         </w:numPr>
         <w:autoSpaceDE w:val="0"/>
         <w:autoSpaceDN w:val="0"/>
@@ -2028,7 +2038,7 @@
       <w:pPr>
         <w:numPr>
           <w:ilvl w:val="0"/>
-          <w:numId w:val="33"/>
+          <w:numId w:val="3"/>
         </w:numPr>
         <w:autoSpaceDE w:val="0"/>
         <w:autoSpaceDN w:val="0"/>
@@ -2083,7 +2093,7 @@
       <w:pPr>
         <w:numPr>
           <w:ilvl w:val="0"/>
-          <w:numId w:val="33"/>
+          <w:numId w:val="3"/>
         </w:numPr>
         <w:autoSpaceDE w:val="0"/>
         <w:autoSpaceDN w:val="0"/>
@@ -2272,7 +2282,7 @@
       <w:pPr>
         <w:numPr>
           <w:ilvl w:val="0"/>
-          <w:numId w:val="29"/>
+          <w:numId w:val="1"/>
         </w:numPr>
         <w:autoSpaceDE w:val="0"/>
         <w:autoSpaceDN w:val="0"/>
@@ -2356,15 +2366,33 @@
           <w:sz w:val="22"/>
           <w:szCs w:val="22"/>
         </w:rPr>
-        <w:t xml:space="preserve">a TMS experiment, </w:t>
-      </w:r>
-      <w:r>
-        <w:rPr>
-          <w:rFonts w:ascii="Arial" w:hAnsi="Arial" w:cs="Arial"/>
-          <w:sz w:val="22"/>
-          <w:szCs w:val="22"/>
-        </w:rPr>
-        <w:t xml:space="preserve">and </w:t>
+        <w:t xml:space="preserve">a TMS </w:t>
+      </w:r>
+      <w:proofErr w:type="gramStart"/>
+      <w:r>
+        <w:rPr>
+          <w:rFonts w:ascii="Arial" w:hAnsi="Arial" w:cs="Arial" w:hint="eastAsia"/>
+          <w:sz w:val="22"/>
+          <w:szCs w:val="22"/>
+        </w:rPr>
+        <w:t xml:space="preserve">experiment, </w:t>
+      </w:r>
+      <w:r>
+        <w:rPr>
+          <w:rFonts w:ascii="Arial" w:hAnsi="Arial" w:cs="Arial"/>
+          <w:sz w:val="22"/>
+          <w:szCs w:val="22"/>
+        </w:rPr>
+        <w:t>and</w:t>
+      </w:r>
+      <w:proofErr w:type="gramEnd"/>
+      <w:r>
+        <w:rPr>
+          <w:rFonts w:ascii="Arial" w:hAnsi="Arial" w:cs="Arial"/>
+          <w:sz w:val="22"/>
+          <w:szCs w:val="22"/>
+        </w:rPr>
+        <w:t xml:space="preserve"> </w:t>
       </w:r>
       <w:r>
         <w:rPr>
@@ -2504,7 +2532,29 @@
           <w:sz w:val="22"/>
           <w:szCs w:val="22"/>
         </w:rPr>
-        <w:t xml:space="preserve"> (tACS)</w:t>
+        <w:t xml:space="preserve"> (</w:t>
+      </w:r>
+      <w:proofErr w:type="spellStart"/>
+      <w:r>
+        <w:rPr>
+          <w:rFonts w:ascii="Arial" w:eastAsiaTheme="minorEastAsia" w:hAnsi="Arial" w:cs="Arial" w:hint="eastAsia"/>
+          <w:b/>
+          <w:bCs/>
+          <w:sz w:val="22"/>
+          <w:szCs w:val="22"/>
+        </w:rPr>
+        <w:t>tACS</w:t>
+      </w:r>
+      <w:proofErr w:type="spellEnd"/>
+      <w:r>
+        <w:rPr>
+          <w:rFonts w:ascii="Arial" w:eastAsiaTheme="minorEastAsia" w:hAnsi="Arial" w:cs="Arial" w:hint="eastAsia"/>
+          <w:b/>
+          <w:bCs/>
+          <w:sz w:val="22"/>
+          <w:szCs w:val="22"/>
+        </w:rPr>
+        <w:t>)</w:t>
       </w:r>
       <w:r>
         <w:rPr>
@@ -2521,7 +2571,7 @@
       <w:pPr>
         <w:numPr>
           <w:ilvl w:val="0"/>
-          <w:numId w:val="29"/>
+          <w:numId w:val="1"/>
         </w:numPr>
         <w:autoSpaceDE w:val="0"/>
         <w:autoSpaceDN w:val="0"/>
@@ -2591,6 +2641,7 @@
         </w:rPr>
         <w:t xml:space="preserve"> dual-site </w:t>
       </w:r>
+      <w:proofErr w:type="spellStart"/>
       <w:r>
         <w:rPr>
           <w:rFonts w:ascii="Arial" w:hAnsi="Arial" w:cs="Arial" w:hint="eastAsia"/>
@@ -2599,6 +2650,7 @@
         </w:rPr>
         <w:t>tACS</w:t>
       </w:r>
+      <w:proofErr w:type="spellEnd"/>
       <w:r>
         <w:rPr>
           <w:rFonts w:ascii="Arial" w:hAnsi="Arial" w:cs="Arial" w:hint="eastAsia"/>
@@ -2779,7 +2831,7 @@
         <w:pStyle w:val="ListParagraph"/>
         <w:numPr>
           <w:ilvl w:val="0"/>
-          <w:numId w:val="29"/>
+          <w:numId w:val="1"/>
         </w:numPr>
         <w:autoSpaceDE w:val="0"/>
         <w:autoSpaceDN w:val="0"/>
@@ -2810,6 +2862,7 @@
         </w:rPr>
         <w:t>comprehension</w:t>
       </w:r>
+      <w:proofErr w:type="gramStart"/>
       <w:r>
         <w:rPr>
           <w:rFonts w:ascii="Arial" w:eastAsiaTheme="minorEastAsia" w:hAnsi="Arial" w:cs="Arial" w:hint="eastAsia"/>
@@ -2817,6 +2870,7 @@
         </w:rPr>
         <w:t>.</w:t>
       </w:r>
+      <w:proofErr w:type="gramEnd"/>
     </w:p>
     <w:p>
       <w:pPr>
@@ -2928,7 +2982,7 @@
         <w:pStyle w:val="ListParagraph"/>
         <w:numPr>
           <w:ilvl w:val="0"/>
-          <w:numId w:val="31"/>
+          <w:numId w:val="2"/>
         </w:numPr>
         <w:ind w:left="714" w:hanging="357"/>
         <w:contextualSpacing w:val="0"/>
@@ -3031,7 +3085,21 @@
         <w:rPr>
           <w:rFonts w:ascii="Arial" w:hAnsi="Arial" w:cs="Arial"/>
         </w:rPr>
-        <w:t xml:space="preserve">Bilateral human laryngeal motor cortex in perceptual decision of lexical tone and voicing of consonant. </w:t>
+        <w:t xml:space="preserve">Bilateral human laryngeal motor cortex in perceptual decision of lexical tone and voicing of </w:t>
+      </w:r>
+      <w:proofErr w:type="gramStart"/>
+      <w:r>
+        <w:rPr>
+          <w:rFonts w:ascii="Arial" w:hAnsi="Arial" w:cs="Arial"/>
+        </w:rPr>
+        <w:t>consonant</w:t>
+      </w:r>
+      <w:proofErr w:type="gramEnd"/>
+      <w:r>
+        <w:rPr>
+          <w:rFonts w:ascii="Arial" w:hAnsi="Arial" w:cs="Arial"/>
+        </w:rPr>
+        <w:t xml:space="preserve">. </w:t>
       </w:r>
       <w:r>
         <w:rPr>
@@ -3091,7 +3159,7 @@
         <w:pStyle w:val="ListParagraph"/>
         <w:numPr>
           <w:ilvl w:val="0"/>
-          <w:numId w:val="31"/>
+          <w:numId w:val="2"/>
         </w:numPr>
         <w:ind w:left="714" w:hanging="357"/>
         <w:contextualSpacing w:val="0"/>
@@ -3232,7 +3300,7 @@
         <w:pStyle w:val="ListParagraph"/>
         <w:numPr>
           <w:ilvl w:val="0"/>
-          <w:numId w:val="31"/>
+          <w:numId w:val="2"/>
         </w:numPr>
         <w:ind w:left="714" w:hanging="357"/>
         <w:contextualSpacing w:val="0"/>
@@ -3326,6 +3394,7 @@
         </w:rPr>
         <w:t xml:space="preserve"> Mechanisms of sensorimotor integration in speech perception [</w:t>
       </w:r>
+      <w:proofErr w:type="spellStart"/>
       <w:r>
         <w:rPr>
           <w:rFonts w:ascii="Arial" w:eastAsia="KaiTi" w:hAnsi="Arial" w:cs="Arial"/>
@@ -3333,6 +3402,7 @@
         </w:rPr>
         <w:t>言语知觉中的感觉运动整合机制</w:t>
       </w:r>
+      <w:proofErr w:type="spellEnd"/>
       <w:r>
         <w:rPr>
           <w:rFonts w:ascii="Arial" w:eastAsia="KaiTi" w:hAnsi="Arial" w:cs="Arial"/>
@@ -3358,6 +3428,7 @@
         </w:rPr>
         <w:t xml:space="preserve"> [</w:t>
       </w:r>
+      <w:proofErr w:type="spellStart"/>
       <w:r>
         <w:rPr>
           <w:rFonts w:ascii="Arial" w:eastAsia="KaiTi" w:hAnsi="Arial" w:cs="Arial"/>
@@ -3367,6 +3438,7 @@
         </w:rPr>
         <w:t>科技导报</w:t>
       </w:r>
+      <w:proofErr w:type="spellEnd"/>
       <w:r>
         <w:rPr>
           <w:rFonts w:ascii="Arial" w:eastAsia="KaiTi" w:hAnsi="Arial" w:cs="Arial"/>
@@ -3474,7 +3546,7 @@
         <w:pStyle w:val="ListParagraph"/>
         <w:numPr>
           <w:ilvl w:val="0"/>
-          <w:numId w:val="57"/>
+          <w:numId w:val="7"/>
         </w:numPr>
         <w:spacing w:before="120" w:after="120"/>
         <w:contextualSpacing w:val="0"/>
@@ -3496,7 +3568,16 @@
           <w:szCs w:val="21"/>
           <w:lang w:eastAsia="zh-CN"/>
         </w:rPr>
-        <w:t>, W.</w:t>
+        <w:t xml:space="preserve">, </w:t>
+      </w:r>
+      <w:proofErr w:type="gramStart"/>
+      <w:r>
+        <w:rPr>
+          <w:rFonts w:ascii="Arial" w:eastAsiaTheme="minorEastAsia" w:hAnsi="Arial" w:cs="Arial" w:hint="eastAsia"/>
+          <w:szCs w:val="21"/>
+          <w:lang w:eastAsia="zh-CN"/>
+        </w:rPr>
+        <w:t>W.</w:t>
       </w:r>
       <w:r>
         <w:rPr>
@@ -3506,6 +3587,7 @@
         </w:rPr>
         <w:t>#</w:t>
       </w:r>
+      <w:proofErr w:type="gramEnd"/>
       <w:r>
         <w:rPr>
           <w:rFonts w:ascii="Arial" w:hAnsi="Arial" w:cs="Arial"/>
@@ -3530,7 +3612,18 @@
           <w:szCs w:val="21"/>
           <w:lang w:eastAsia="zh-CN"/>
         </w:rPr>
-        <w:t>, B.</w:t>
+        <w:t xml:space="preserve">, </w:t>
+      </w:r>
+      <w:proofErr w:type="gramStart"/>
+      <w:r>
+        <w:rPr>
+          <w:rFonts w:ascii="Arial" w:eastAsiaTheme="minorEastAsia" w:hAnsi="Arial" w:cs="Arial" w:hint="eastAsia"/>
+          <w:b/>
+          <w:bCs/>
+          <w:szCs w:val="21"/>
+          <w:lang w:eastAsia="zh-CN"/>
+        </w:rPr>
+        <w:t>B.</w:t>
       </w:r>
       <w:r>
         <w:rPr>
@@ -3542,6 +3635,7 @@
         </w:rPr>
         <w:t>#</w:t>
       </w:r>
+      <w:proofErr w:type="gramEnd"/>
       <w:r>
         <w:rPr>
           <w:rFonts w:ascii="Arial" w:hAnsi="Arial" w:cs="Arial"/>
@@ -3795,7 +3889,7 @@
         <w:pStyle w:val="ListParagraph"/>
         <w:numPr>
           <w:ilvl w:val="0"/>
-          <w:numId w:val="57"/>
+          <w:numId w:val="7"/>
         </w:numPr>
         <w:spacing w:before="120" w:after="120"/>
         <w:contextualSpacing w:val="0"/>
@@ -4045,7 +4139,7 @@
         <w:pStyle w:val="ListParagraph"/>
         <w:numPr>
           <w:ilvl w:val="0"/>
-          <w:numId w:val="57"/>
+          <w:numId w:val="7"/>
         </w:numPr>
         <w:spacing w:before="120" w:after="120"/>
         <w:contextualSpacing w:val="0"/>
@@ -4230,7 +4324,7 @@
           <w:szCs w:val="21"/>
           <w:lang w:eastAsia="zh-CN"/>
         </w:rPr>
-        <w:t>Revision in progress</w:t>
+        <w:t>Revised and Resubmitted</w:t>
       </w:r>
       <w:r>
         <w:rPr>
@@ -4255,7 +4349,23 @@
           <w:rFonts w:ascii="Arial" w:hAnsi="Arial" w:cs="Arial"/>
           <w:szCs w:val="21"/>
         </w:rPr>
-        <w:t>Theta and gamma transcranial alternating current stimulation (tACS) modulate Mandarin consonant and lexical tone perception</w:t>
+        <w:t>Theta and gamma transcranial alternating current stimulation (</w:t>
+      </w:r>
+      <w:proofErr w:type="spellStart"/>
+      <w:r>
+        <w:rPr>
+          <w:rFonts w:ascii="Arial" w:hAnsi="Arial" w:cs="Arial"/>
+          <w:szCs w:val="21"/>
+        </w:rPr>
+        <w:t>tACS</w:t>
+      </w:r>
+      <w:proofErr w:type="spellEnd"/>
+      <w:r>
+        <w:rPr>
+          <w:rFonts w:ascii="Arial" w:hAnsi="Arial" w:cs="Arial"/>
+          <w:szCs w:val="21"/>
+        </w:rPr>
+        <w:t>) modulate Mandarin consonant and lexical tone perception</w:t>
       </w:r>
       <w:r>
         <w:rPr>
@@ -4444,7 +4554,7 @@
         <w:pStyle w:val="ListParagraph"/>
         <w:numPr>
           <w:ilvl w:val="0"/>
-          <w:numId w:val="56"/>
+          <w:numId w:val="6"/>
         </w:numPr>
         <w:spacing w:before="120" w:after="120"/>
         <w:contextualSpacing w:val="0"/>
@@ -4465,7 +4575,21 @@
         <w:rPr>
           <w:rFonts w:ascii="Arial" w:hAnsi="Arial" w:cs="Arial"/>
         </w:rPr>
-        <w:t>Earle-Richardson, A. M., Grant, G., Zafar, M., Frauscher, B., Southwell, D., Hickok, G.</w:t>
+        <w:t xml:space="preserve">Earle-Richardson, A. M., Grant, G., Zafar, M., </w:t>
+      </w:r>
+      <w:proofErr w:type="spellStart"/>
+      <w:r>
+        <w:rPr>
+          <w:rFonts w:ascii="Arial" w:hAnsi="Arial" w:cs="Arial"/>
+        </w:rPr>
+        <w:t>Frauscher</w:t>
+      </w:r>
+      <w:proofErr w:type="spellEnd"/>
+      <w:r>
+        <w:rPr>
+          <w:rFonts w:ascii="Arial" w:hAnsi="Arial" w:cs="Arial"/>
+        </w:rPr>
+        <w:t>, B., Southwell, D., Hickok, G.</w:t>
       </w:r>
       <w:r>
         <w:rPr>
@@ -4671,7 +4795,7 @@
         <w:pStyle w:val="ListParagraph"/>
         <w:numPr>
           <w:ilvl w:val="0"/>
-          <w:numId w:val="34"/>
+          <w:numId w:val="4"/>
         </w:numPr>
         <w:tabs>
           <w:tab w:val="left" w:pos="0"/>
@@ -4709,7 +4833,25 @@
           <w:b/>
           <w:bCs/>
         </w:rPr>
-        <w:t>he 4th lEEE EMBS International Summer School of Neural Engineering</w:t>
+        <w:t xml:space="preserve">he 4th </w:t>
+      </w:r>
+      <w:proofErr w:type="spellStart"/>
+      <w:r>
+        <w:rPr>
+          <w:rFonts w:ascii="Arial" w:hAnsi="Arial" w:cs="Arial"/>
+          <w:b/>
+          <w:bCs/>
+        </w:rPr>
+        <w:t>lEEE</w:t>
+      </w:r>
+      <w:proofErr w:type="spellEnd"/>
+      <w:r>
+        <w:rPr>
+          <w:rFonts w:ascii="Arial" w:hAnsi="Arial" w:cs="Arial"/>
+          <w:b/>
+          <w:bCs/>
+        </w:rPr>
+        <w:t xml:space="preserve"> EMBS International Summer School of Neural Engineering</w:t>
       </w:r>
       <w:r>
         <w:rPr>
@@ -4733,7 +4875,7 @@
         <w:pStyle w:val="ListParagraph"/>
         <w:numPr>
           <w:ilvl w:val="0"/>
-          <w:numId w:val="34"/>
+          <w:numId w:val="4"/>
         </w:numPr>
         <w:tabs>
           <w:tab w:val="left" w:pos="0"/>
@@ -4812,7 +4954,7 @@
         <w:pStyle w:val="ListParagraph"/>
         <w:numPr>
           <w:ilvl w:val="0"/>
-          <w:numId w:val="34"/>
+          <w:numId w:val="4"/>
         </w:numPr>
         <w:tabs>
           <w:tab w:val="left" w:pos="0"/>
@@ -4990,7 +5132,7 @@
       <w:pPr>
         <w:numPr>
           <w:ilvl w:val="0"/>
-          <w:numId w:val="33"/>
+          <w:numId w:val="3"/>
         </w:numPr>
         <w:spacing w:before="120" w:after="120" w:line="276" w:lineRule="auto"/>
         <w:ind w:left="357" w:hanging="357"/>
@@ -5018,7 +5160,25 @@
           <w:sz w:val="22"/>
           <w:szCs w:val="22"/>
         </w:rPr>
-        <w:t>Earle-Richardson, A. M., Grant, G., Zafar, M., Frauscher, B., Southwell, D., Hickok, G.</w:t>
+        <w:t xml:space="preserve">Earle-Richardson, A. M., Grant, G., Zafar, M., </w:t>
+      </w:r>
+      <w:proofErr w:type="spellStart"/>
+      <w:r>
+        <w:rPr>
+          <w:rFonts w:ascii="Arial" w:hAnsi="Arial" w:cs="Arial"/>
+          <w:sz w:val="22"/>
+          <w:szCs w:val="22"/>
+        </w:rPr>
+        <w:t>Frauscher</w:t>
+      </w:r>
+      <w:proofErr w:type="spellEnd"/>
+      <w:r>
+        <w:rPr>
+          <w:rFonts w:ascii="Arial" w:hAnsi="Arial" w:cs="Arial"/>
+          <w:sz w:val="22"/>
+          <w:szCs w:val="22"/>
+        </w:rPr>
+        <w:t>, B., Southwell, D., Hickok, G.</w:t>
       </w:r>
       <w:r>
         <w:rPr>
@@ -5067,7 +5227,7 @@
         <w:pStyle w:val="ListParagraph"/>
         <w:numPr>
           <w:ilvl w:val="0"/>
-          <w:numId w:val="54"/>
+          <w:numId w:val="5"/>
         </w:numPr>
         <w:spacing w:before="120" w:after="120"/>
         <w:jc w:val="both"/>
@@ -5181,7 +5341,7 @@
         <w:pStyle w:val="ListParagraph"/>
         <w:numPr>
           <w:ilvl w:val="0"/>
-          <w:numId w:val="54"/>
+          <w:numId w:val="5"/>
         </w:numPr>
         <w:spacing w:before="120" w:after="120"/>
         <w:jc w:val="both"/>
@@ -5263,7 +5423,7 @@
         <w:pStyle w:val="ListParagraph"/>
         <w:numPr>
           <w:ilvl w:val="0"/>
-          <w:numId w:val="54"/>
+          <w:numId w:val="5"/>
         </w:numPr>
         <w:spacing w:before="120" w:after="120"/>
         <w:jc w:val="both"/>
@@ -5345,7 +5505,7 @@
         <w:pStyle w:val="ListParagraph"/>
         <w:numPr>
           <w:ilvl w:val="0"/>
-          <w:numId w:val="54"/>
+          <w:numId w:val="5"/>
         </w:numPr>
         <w:spacing w:before="120" w:after="120"/>
         <w:jc w:val="both"/>
@@ -5384,7 +5544,7 @@
         <w:pStyle w:val="ListParagraph"/>
         <w:numPr>
           <w:ilvl w:val="0"/>
-          <w:numId w:val="54"/>
+          <w:numId w:val="5"/>
         </w:numPr>
         <w:rPr>
           <w:rFonts w:ascii="Arial" w:eastAsia="SimSun" w:hAnsi="Arial" w:cs="Arial"/>
@@ -5422,7 +5582,7 @@
         <w:pStyle w:val="ListParagraph"/>
         <w:numPr>
           <w:ilvl w:val="0"/>
-          <w:numId w:val="54"/>
+          <w:numId w:val="5"/>
         </w:numPr>
         <w:spacing w:before="120" w:after="120"/>
         <w:jc w:val="both"/>
@@ -5484,7 +5644,7 @@
       <w:pPr>
         <w:numPr>
           <w:ilvl w:val="0"/>
-          <w:numId w:val="33"/>
+          <w:numId w:val="3"/>
         </w:numPr>
         <w:spacing w:before="120" w:after="120" w:line="276" w:lineRule="auto"/>
         <w:ind w:left="357" w:hanging="357"/>
@@ -5668,7 +5828,7 @@
       <w:pPr>
         <w:numPr>
           <w:ilvl w:val="0"/>
-          <w:numId w:val="33"/>
+          <w:numId w:val="3"/>
         </w:numPr>
         <w:spacing w:before="120" w:after="120" w:line="276" w:lineRule="auto"/>
         <w:ind w:left="357" w:hanging="357"/>
@@ -5787,7 +5947,16 @@
           <w:sz w:val="22"/>
           <w:szCs w:val="22"/>
         </w:rPr>
-        <w:t>ausal involvement of auditory-motor low-frequency oscillation coupling in sentence perception under noisy conditions: a t</w:t>
+        <w:t xml:space="preserve">ausal involvement of auditory-motor low-frequency oscillation coupling in sentence perception under noisy conditions: a </w:t>
+      </w:r>
+      <w:proofErr w:type="spellStart"/>
+      <w:r>
+        <w:rPr>
+          <w:rFonts w:ascii="Arial" w:hAnsi="Arial" w:cs="Arial"/>
+          <w:sz w:val="22"/>
+          <w:szCs w:val="22"/>
+        </w:rPr>
+        <w:t>t</w:t>
       </w:r>
       <w:r>
         <w:rPr>
@@ -5797,6 +5966,7 @@
         </w:rPr>
         <w:t>ACS</w:t>
       </w:r>
+      <w:proofErr w:type="spellEnd"/>
       <w:r>
         <w:rPr>
           <w:rFonts w:ascii="Arial" w:hAnsi="Arial" w:cs="Arial"/>
@@ -5852,7 +6022,7 @@
       <w:pPr>
         <w:numPr>
           <w:ilvl w:val="0"/>
-          <w:numId w:val="33"/>
+          <w:numId w:val="3"/>
         </w:numPr>
         <w:spacing w:before="120" w:after="120" w:line="276" w:lineRule="auto"/>
         <w:ind w:left="357" w:hanging="357"/>
@@ -5988,7 +6158,7 @@
       <w:pPr>
         <w:numPr>
           <w:ilvl w:val="0"/>
-          <w:numId w:val="33"/>
+          <w:numId w:val="3"/>
         </w:numPr>
         <w:spacing w:before="120" w:after="120" w:line="276" w:lineRule="auto"/>
         <w:ind w:left="357" w:hanging="357"/>
@@ -6324,7 +6494,33 @@
           <w:sz w:val="22"/>
           <w:szCs w:val="22"/>
         </w:rPr>
-        <w:t>Acta Psychologica Sinica</w:t>
+        <w:t xml:space="preserve">Acta </w:t>
+      </w:r>
+      <w:proofErr w:type="spellStart"/>
+      <w:r>
+        <w:rPr>
+          <w:rFonts w:ascii="Arial" w:hAnsi="Arial" w:cs="Arial"/>
+          <w:b/>
+          <w:bCs/>
+          <w:i/>
+          <w:iCs/>
+          <w:sz w:val="22"/>
+          <w:szCs w:val="22"/>
+        </w:rPr>
+        <w:t>Psychologica</w:t>
+      </w:r>
+      <w:proofErr w:type="spellEnd"/>
+      <w:r>
+        <w:rPr>
+          <w:rFonts w:ascii="Arial" w:hAnsi="Arial" w:cs="Arial"/>
+          <w:b/>
+          <w:bCs/>
+          <w:i/>
+          <w:iCs/>
+          <w:sz w:val="22"/>
+          <w:szCs w:val="22"/>
+        </w:rPr>
+        <w:t xml:space="preserve"> Sinica</w:t>
       </w:r>
       <w:r>
         <w:rPr>
@@ -6434,7 +6630,7 @@
       <w:pPr>
         <w:numPr>
           <w:ilvl w:val="0"/>
-          <w:numId w:val="33"/>
+          <w:numId w:val="3"/>
         </w:numPr>
         <w:spacing w:before="120" w:after="120" w:line="276" w:lineRule="auto"/>
         <w:ind w:left="357" w:hanging="357"/>
@@ -6459,7 +6655,7 @@
         <w:pStyle w:val="ListParagraph"/>
         <w:numPr>
           <w:ilvl w:val="0"/>
-          <w:numId w:val="54"/>
+          <w:numId w:val="5"/>
         </w:numPr>
         <w:spacing w:before="120" w:after="120"/>
         <w:jc w:val="both"/>
@@ -6467,12 +6663,21 @@
           <w:rFonts w:ascii="Arial" w:eastAsia="SimSun" w:hAnsi="Arial" w:cs="Arial"/>
         </w:rPr>
       </w:pPr>
+      <w:proofErr w:type="spellStart"/>
       <w:r>
         <w:rPr>
           <w:rFonts w:ascii="Arial" w:eastAsia="SimSun" w:hAnsi="Arial" w:cs="Arial" w:hint="eastAsia"/>
           <w:lang w:eastAsia="zh-CN"/>
         </w:rPr>
-        <w:t xml:space="preserve">Matlab, Python, R, </w:t>
+        <w:t>Matlab</w:t>
+      </w:r>
+      <w:proofErr w:type="spellEnd"/>
+      <w:r>
+        <w:rPr>
+          <w:rFonts w:ascii="Arial" w:eastAsia="SimSun" w:hAnsi="Arial" w:cs="Arial" w:hint="eastAsia"/>
+          <w:lang w:eastAsia="zh-CN"/>
+        </w:rPr>
+        <w:t xml:space="preserve">, Python, R, </w:t>
       </w:r>
       <w:r>
         <w:rPr>
@@ -6500,7 +6705,7 @@
       <w:pPr>
         <w:numPr>
           <w:ilvl w:val="0"/>
-          <w:numId w:val="33"/>
+          <w:numId w:val="3"/>
         </w:numPr>
         <w:spacing w:before="120" w:after="120" w:line="276" w:lineRule="auto"/>
         <w:ind w:left="357" w:hanging="357"/>
@@ -6525,7 +6730,7 @@
         <w:pStyle w:val="ListParagraph"/>
         <w:numPr>
           <w:ilvl w:val="0"/>
-          <w:numId w:val="54"/>
+          <w:numId w:val="5"/>
         </w:numPr>
         <w:spacing w:before="120" w:after="120"/>
         <w:jc w:val="both"/>
@@ -6553,7 +6758,7 @@
         <w:pStyle w:val="ListParagraph"/>
         <w:numPr>
           <w:ilvl w:val="0"/>
-          <w:numId w:val="54"/>
+          <w:numId w:val="5"/>
         </w:numPr>
         <w:spacing w:before="120" w:after="120"/>
         <w:jc w:val="both"/>
@@ -6587,7 +6792,7 @@
       <w:pPr>
         <w:numPr>
           <w:ilvl w:val="0"/>
-          <w:numId w:val="33"/>
+          <w:numId w:val="3"/>
         </w:numPr>
         <w:spacing w:before="120" w:after="120" w:line="276" w:lineRule="auto"/>
         <w:ind w:left="357" w:hanging="357"/>
@@ -6612,7 +6817,7 @@
         <w:pStyle w:val="ListParagraph"/>
         <w:numPr>
           <w:ilvl w:val="0"/>
-          <w:numId w:val="54"/>
+          <w:numId w:val="5"/>
         </w:numPr>
         <w:spacing w:before="120" w:after="120"/>
         <w:jc w:val="both"/>
@@ -6625,8 +6830,33 @@
           <w:rFonts w:ascii="Arial" w:eastAsia="SimSun" w:hAnsi="Arial" w:cs="Arial" w:hint="eastAsia"/>
           <w:lang w:eastAsia="zh-CN"/>
         </w:rPr>
-        <w:t>Acoustic processing and feature extractions by Praat/Matlab</w:t>
-      </w:r>
+        <w:t xml:space="preserve">Acoustic processing and feature extractions by </w:t>
+      </w:r>
+      <w:proofErr w:type="spellStart"/>
+      <w:r>
+        <w:rPr>
+          <w:rFonts w:ascii="Arial" w:eastAsia="SimSun" w:hAnsi="Arial" w:cs="Arial" w:hint="eastAsia"/>
+          <w:lang w:eastAsia="zh-CN"/>
+        </w:rPr>
+        <w:t>Praat</w:t>
+      </w:r>
+      <w:proofErr w:type="spellEnd"/>
+      <w:r>
+        <w:rPr>
+          <w:rFonts w:ascii="Arial" w:eastAsia="SimSun" w:hAnsi="Arial" w:cs="Arial" w:hint="eastAsia"/>
+          <w:lang w:eastAsia="zh-CN"/>
+        </w:rPr>
+        <w:t>/</w:t>
+      </w:r>
+      <w:proofErr w:type="spellStart"/>
+      <w:r>
+        <w:rPr>
+          <w:rFonts w:ascii="Arial" w:eastAsia="SimSun" w:hAnsi="Arial" w:cs="Arial" w:hint="eastAsia"/>
+          <w:lang w:eastAsia="zh-CN"/>
+        </w:rPr>
+        <w:t>Matlab</w:t>
+      </w:r>
+      <w:proofErr w:type="spellEnd"/>
       <w:r>
         <w:rPr>
           <w:rFonts w:ascii="Arial" w:eastAsia="SimSun" w:hAnsi="Arial" w:cs="Arial" w:hint="eastAsia"/>
@@ -6639,7 +6869,7 @@
       <w:pPr>
         <w:numPr>
           <w:ilvl w:val="0"/>
-          <w:numId w:val="33"/>
+          <w:numId w:val="3"/>
         </w:numPr>
         <w:spacing w:before="120" w:after="120" w:line="276" w:lineRule="auto"/>
         <w:ind w:left="357" w:hanging="357"/>
@@ -6664,7 +6894,7 @@
         <w:pStyle w:val="ListParagraph"/>
         <w:numPr>
           <w:ilvl w:val="0"/>
-          <w:numId w:val="54"/>
+          <w:numId w:val="5"/>
         </w:numPr>
         <w:spacing w:before="120" w:after="120"/>
         <w:jc w:val="both"/>
@@ -6720,7 +6950,7 @@
         <w:pStyle w:val="ListParagraph"/>
         <w:numPr>
           <w:ilvl w:val="0"/>
-          <w:numId w:val="54"/>
+          <w:numId w:val="5"/>
         </w:numPr>
         <w:spacing w:before="120" w:after="120"/>
         <w:jc w:val="both"/>
@@ -6774,7 +7004,23 @@
           <w:rFonts w:ascii="Arial" w:eastAsiaTheme="minorEastAsia" w:hAnsi="Arial" w:cs="Arial" w:hint="eastAsia"/>
           <w:lang w:eastAsia="zh-CN"/>
         </w:rPr>
-        <w:t xml:space="preserve"> (tES) </w:t>
+        <w:t xml:space="preserve"> (</w:t>
+      </w:r>
+      <w:proofErr w:type="spellStart"/>
+      <w:r>
+        <w:rPr>
+          <w:rFonts w:ascii="Arial" w:eastAsiaTheme="minorEastAsia" w:hAnsi="Arial" w:cs="Arial" w:hint="eastAsia"/>
+          <w:lang w:eastAsia="zh-CN"/>
+        </w:rPr>
+        <w:t>tES</w:t>
+      </w:r>
+      <w:proofErr w:type="spellEnd"/>
+      <w:r>
+        <w:rPr>
+          <w:rFonts w:ascii="Arial" w:eastAsiaTheme="minorEastAsia" w:hAnsi="Arial" w:cs="Arial" w:hint="eastAsia"/>
+          <w:lang w:eastAsia="zh-CN"/>
+        </w:rPr>
+        <w:t xml:space="preserve">) </w:t>
       </w:r>
       <w:r>
         <w:rPr>
@@ -7152,119 +7398,6 @@
 <file path=word/numbering.xml><?xml version="1.0" encoding="utf-8"?>
 <w:numbering xmlns:wpc="http://schemas.microsoft.com/office/word/2010/wordprocessingCanvas" xmlns:cx="http://schemas.microsoft.com/office/drawing/2014/chartex" xmlns:cx1="http://schemas.microsoft.com/office/drawing/2015/9/8/chartex" xmlns:cx2="http://schemas.microsoft.com/office/drawing/2015/10/21/chartex" xmlns:cx3="http://schemas.microsoft.com/office/drawing/2016/5/9/chartex" xmlns:cx4="http://schemas.microsoft.com/office/drawing/2016/5/10/chartex" xmlns:cx5="http://schemas.microsoft.com/office/drawing/2016/5/11/chartex" xmlns:cx6="http://schemas.microsoft.com/office/drawing/2016/5/12/chartex" xmlns:cx7="http://schemas.microsoft.com/office/drawing/2016/5/13/chartex" xmlns:cx8="http://schemas.microsoft.com/office/drawing/2016/5/14/chartex" xmlns:mc="http://schemas.openxmlformats.org/markup-compatibility/2006" xmlns:aink="http://schemas.microsoft.com/office/drawing/2016/ink" xmlns:am3d="http://schemas.microsoft.com/office/drawing/2017/model3d" xmlns:o="urn:schemas-microsoft-com:office:office" xmlns:oel="http://schemas.microsoft.com/office/2019/extlst" xmlns:r="http://schemas.openxmlformats.org/officeDocument/2006/relationships" xmlns:m="http://schemas.openxmlformats.org/officeDocument/2006/math" xmlns:v="urn:schemas-microsoft-com:vml" xmlns:wp14="http://schemas.microsoft.com/office/word/2010/wordprocessingDrawing" xmlns:wp="http://schemas.openxmlformats.org/drawingml/2006/wordprocessingDrawing" xmlns:w10="urn:schemas-microsoft-com:office:word" xmlns:w="http://schemas.openxmlformats.org/wordprocessingml/2006/main" xmlns:w14="http://schemas.microsoft.com/office/word/2010/wordml" xmlns:w15="http://schemas.microsoft.com/office/word/2012/wordml" xmlns:w16cex="http://schemas.microsoft.com/office/word/2018/wordml/cex" xmlns:w16cid="http://schemas.microsoft.com/office/word/2016/wordml/cid" xmlns:w16="http://schemas.microsoft.com/office/word/2018/wordml" xmlns:w16du="http://schemas.microsoft.com/office/word/2023/wordml/word16du" xmlns:w16sdtdh="http://schemas.microsoft.com/office/word/2020/wordml/sdtdatahash" xmlns:w16sdtfl="http://schemas.microsoft.com/office/word/2024/wordml/sdtformatlock" xmlns:w16se="http://schemas.microsoft.com/office/word/2015/wordml/symex" xmlns:wpg="http://schemas.microsoft.com/office/word/2010/wordprocessingGroup" xmlns:wpi="http://schemas.microsoft.com/office/word/2010/wordprocessingInk" xmlns:wne="http://schemas.microsoft.com/office/word/2006/wordml" xmlns:wps="http://schemas.microsoft.com/office/word/2010/wordprocessingShape" mc:Ignorable="w14 w15 w16se w16cid w16 w16cex w16sdtdh w16sdtfl w16du wp14">
   <w:abstractNum w:abstractNumId="0" w15:restartNumberingAfterBreak="0">
-    <w:nsid w:val="012F1C08"/>
-    <w:multiLevelType w:val="hybridMultilevel"/>
-    <w:tmpl w:val="1902A7BA"/>
-    <w:lvl w:ilvl="0" w:tplc="04090005">
-      <w:start w:val="1"/>
-      <w:numFmt w:val="bullet"/>
-      <w:lvlText w:val=""/>
-      <w:lvlJc w:val="left"/>
-      <w:pPr>
-        <w:ind w:left="720" w:hanging="360"/>
-      </w:pPr>
-      <w:rPr>
-        <w:rFonts w:ascii="Wingdings" w:hAnsi="Wingdings" w:hint="default"/>
-      </w:rPr>
-    </w:lvl>
-    <w:lvl w:ilvl="1" w:tplc="04090003" w:tentative="1">
-      <w:start w:val="1"/>
-      <w:numFmt w:val="bullet"/>
-      <w:lvlText w:val="o"/>
-      <w:lvlJc w:val="left"/>
-      <w:pPr>
-        <w:ind w:left="1440" w:hanging="360"/>
-      </w:pPr>
-      <w:rPr>
-        <w:rFonts w:ascii="Courier New" w:hAnsi="Courier New" w:cs="Courier New" w:hint="default"/>
-      </w:rPr>
-    </w:lvl>
-    <w:lvl w:ilvl="2" w:tplc="04090005" w:tentative="1">
-      <w:start w:val="1"/>
-      <w:numFmt w:val="bullet"/>
-      <w:lvlText w:val=""/>
-      <w:lvlJc w:val="left"/>
-      <w:pPr>
-        <w:ind w:left="2160" w:hanging="360"/>
-      </w:pPr>
-      <w:rPr>
-        <w:rFonts w:ascii="Wingdings" w:hAnsi="Wingdings" w:hint="default"/>
-      </w:rPr>
-    </w:lvl>
-    <w:lvl w:ilvl="3" w:tplc="04090001" w:tentative="1">
-      <w:start w:val="1"/>
-      <w:numFmt w:val="bullet"/>
-      <w:lvlText w:val=""/>
-      <w:lvlJc w:val="left"/>
-      <w:pPr>
-        <w:ind w:left="2880" w:hanging="360"/>
-      </w:pPr>
-      <w:rPr>
-        <w:rFonts w:ascii="Symbol" w:hAnsi="Symbol" w:hint="default"/>
-      </w:rPr>
-    </w:lvl>
-    <w:lvl w:ilvl="4" w:tplc="04090003" w:tentative="1">
-      <w:start w:val="1"/>
-      <w:numFmt w:val="bullet"/>
-      <w:lvlText w:val="o"/>
-      <w:lvlJc w:val="left"/>
-      <w:pPr>
-        <w:ind w:left="3600" w:hanging="360"/>
-      </w:pPr>
-      <w:rPr>
-        <w:rFonts w:ascii="Courier New" w:hAnsi="Courier New" w:cs="Courier New" w:hint="default"/>
-      </w:rPr>
-    </w:lvl>
-    <w:lvl w:ilvl="5" w:tplc="04090005" w:tentative="1">
-      <w:start w:val="1"/>
-      <w:numFmt w:val="bullet"/>
-      <w:lvlText w:val=""/>
-      <w:lvlJc w:val="left"/>
-      <w:pPr>
-        <w:ind w:left="4320" w:hanging="360"/>
-      </w:pPr>
-      <w:rPr>
-        <w:rFonts w:ascii="Wingdings" w:hAnsi="Wingdings" w:hint="default"/>
-      </w:rPr>
-    </w:lvl>
-    <w:lvl w:ilvl="6" w:tplc="04090001" w:tentative="1">
-      <w:start w:val="1"/>
-      <w:numFmt w:val="bullet"/>
-      <w:lvlText w:val=""/>
-      <w:lvlJc w:val="left"/>
-      <w:pPr>
-        <w:ind w:left="5040" w:hanging="360"/>
-      </w:pPr>
-      <w:rPr>
-        <w:rFonts w:ascii="Symbol" w:hAnsi="Symbol" w:hint="default"/>
-      </w:rPr>
-    </w:lvl>
-    <w:lvl w:ilvl="7" w:tplc="04090003" w:tentative="1">
-      <w:start w:val="1"/>
-      <w:numFmt w:val="bullet"/>
-      <w:lvlText w:val="o"/>
-      <w:lvlJc w:val="left"/>
-      <w:pPr>
-        <w:ind w:left="5760" w:hanging="360"/>
-      </w:pPr>
-      <w:rPr>
-        <w:rFonts w:ascii="Courier New" w:hAnsi="Courier New" w:cs="Courier New" w:hint="default"/>
-      </w:rPr>
-    </w:lvl>
-    <w:lvl w:ilvl="8" w:tplc="04090005" w:tentative="1">
-      <w:start w:val="1"/>
-      <w:numFmt w:val="bullet"/>
-      <w:lvlText w:val=""/>
-      <w:lvlJc w:val="left"/>
-      <w:pPr>
-        <w:ind w:left="6480" w:hanging="360"/>
-      </w:pPr>
-      <w:rPr>
-        <w:rFonts w:ascii="Wingdings" w:hAnsi="Wingdings" w:hint="default"/>
-      </w:rPr>
-    </w:lvl>
-  </w:abstractNum>
-  <w:abstractNum w:abstractNumId="1" w15:restartNumberingAfterBreak="0">
     <w:nsid w:val="019C78FE"/>
     <w:multiLevelType w:val="hybridMultilevel"/>
     <w:tmpl w:val="71CC25C2"/>
@@ -7378,35 +7511,35 @@
       </w:rPr>
     </w:lvl>
   </w:abstractNum>
-  <w:abstractNum w:abstractNumId="2" w15:restartNumberingAfterBreak="0">
-    <w:nsid w:val="03C60124"/>
+  <w:abstractNum w:abstractNumId="1" w15:restartNumberingAfterBreak="0">
+    <w:nsid w:val="047F1D20"/>
     <w:multiLevelType w:val="hybridMultilevel"/>
-    <w:tmpl w:val="D0B42326"/>
-    <w:lvl w:ilvl="0" w:tplc="04090001">
+    <w:tmpl w:val="3D3ED8A2"/>
+    <w:lvl w:ilvl="0" w:tplc="04090005">
       <w:start w:val="1"/>
       <w:numFmt w:val="bullet"/>
-      <w:lvlText w:val=""/>
+      <w:lvlText w:val=""/>
       <w:lvlJc w:val="left"/>
       <w:pPr>
-        <w:ind w:left="1080" w:hanging="360"/>
+        <w:ind w:left="720" w:hanging="360"/>
       </w:pPr>
       <w:rPr>
-        <w:rFonts w:ascii="Symbol" w:hAnsi="Symbol" w:hint="default"/>
+        <w:rFonts w:ascii="Wingdings" w:hAnsi="Wingdings" w:hint="default"/>
       </w:rPr>
     </w:lvl>
-    <w:lvl w:ilvl="1" w:tplc="04090003" w:tentative="1">
+    <w:lvl w:ilvl="1" w:tplc="04090003">
       <w:start w:val="1"/>
       <w:numFmt w:val="bullet"/>
       <w:lvlText w:val="o"/>
       <w:lvlJc w:val="left"/>
       <w:pPr>
-        <w:ind w:left="1800" w:hanging="360"/>
+        <w:ind w:left="1620" w:hanging="360"/>
       </w:pPr>
       <w:rPr>
         <w:rFonts w:ascii="Courier New" w:hAnsi="Courier New" w:cs="Courier New" w:hint="default"/>
       </w:rPr>
     </w:lvl>
-    <w:lvl w:ilvl="2" w:tplc="04090005" w:tentative="1">
+    <w:lvl w:ilvl="2" w:tplc="04090005">
       <w:start w:val="1"/>
       <w:numFmt w:val="bullet"/>
       <w:lvlText w:val=""/>
@@ -7491,235 +7624,7 @@
       </w:rPr>
     </w:lvl>
   </w:abstractNum>
-  <w:abstractNum w:abstractNumId="3" w15:restartNumberingAfterBreak="0">
-    <w:nsid w:val="047F1D20"/>
-    <w:multiLevelType w:val="hybridMultilevel"/>
-    <w:tmpl w:val="3D3ED8A2"/>
-    <w:lvl w:ilvl="0" w:tplc="04090005">
-      <w:start w:val="1"/>
-      <w:numFmt w:val="bullet"/>
-      <w:lvlText w:val=""/>
-      <w:lvlJc w:val="left"/>
-      <w:pPr>
-        <w:ind w:left="720" w:hanging="360"/>
-      </w:pPr>
-      <w:rPr>
-        <w:rFonts w:ascii="Wingdings" w:hAnsi="Wingdings" w:hint="default"/>
-      </w:rPr>
-    </w:lvl>
-    <w:lvl w:ilvl="1" w:tplc="04090003">
-      <w:start w:val="1"/>
-      <w:numFmt w:val="bullet"/>
-      <w:lvlText w:val="o"/>
-      <w:lvlJc w:val="left"/>
-      <w:pPr>
-        <w:ind w:left="1620" w:hanging="360"/>
-      </w:pPr>
-      <w:rPr>
-        <w:rFonts w:ascii="Courier New" w:hAnsi="Courier New" w:cs="Courier New" w:hint="default"/>
-      </w:rPr>
-    </w:lvl>
-    <w:lvl w:ilvl="2" w:tplc="04090005">
-      <w:start w:val="1"/>
-      <w:numFmt w:val="bullet"/>
-      <w:lvlText w:val=""/>
-      <w:lvlJc w:val="left"/>
-      <w:pPr>
-        <w:ind w:left="2520" w:hanging="360"/>
-      </w:pPr>
-      <w:rPr>
-        <w:rFonts w:ascii="Wingdings" w:hAnsi="Wingdings" w:hint="default"/>
-      </w:rPr>
-    </w:lvl>
-    <w:lvl w:ilvl="3" w:tplc="04090001" w:tentative="1">
-      <w:start w:val="1"/>
-      <w:numFmt w:val="bullet"/>
-      <w:lvlText w:val=""/>
-      <w:lvlJc w:val="left"/>
-      <w:pPr>
-        <w:ind w:left="3240" w:hanging="360"/>
-      </w:pPr>
-      <w:rPr>
-        <w:rFonts w:ascii="Symbol" w:hAnsi="Symbol" w:hint="default"/>
-      </w:rPr>
-    </w:lvl>
-    <w:lvl w:ilvl="4" w:tplc="04090003" w:tentative="1">
-      <w:start w:val="1"/>
-      <w:numFmt w:val="bullet"/>
-      <w:lvlText w:val="o"/>
-      <w:lvlJc w:val="left"/>
-      <w:pPr>
-        <w:ind w:left="3960" w:hanging="360"/>
-      </w:pPr>
-      <w:rPr>
-        <w:rFonts w:ascii="Courier New" w:hAnsi="Courier New" w:cs="Courier New" w:hint="default"/>
-      </w:rPr>
-    </w:lvl>
-    <w:lvl w:ilvl="5" w:tplc="04090005" w:tentative="1">
-      <w:start w:val="1"/>
-      <w:numFmt w:val="bullet"/>
-      <w:lvlText w:val=""/>
-      <w:lvlJc w:val="left"/>
-      <w:pPr>
-        <w:ind w:left="4680" w:hanging="360"/>
-      </w:pPr>
-      <w:rPr>
-        <w:rFonts w:ascii="Wingdings" w:hAnsi="Wingdings" w:hint="default"/>
-      </w:rPr>
-    </w:lvl>
-    <w:lvl w:ilvl="6" w:tplc="04090001" w:tentative="1">
-      <w:start w:val="1"/>
-      <w:numFmt w:val="bullet"/>
-      <w:lvlText w:val=""/>
-      <w:lvlJc w:val="left"/>
-      <w:pPr>
-        <w:ind w:left="5400" w:hanging="360"/>
-      </w:pPr>
-      <w:rPr>
-        <w:rFonts w:ascii="Symbol" w:hAnsi="Symbol" w:hint="default"/>
-      </w:rPr>
-    </w:lvl>
-    <w:lvl w:ilvl="7" w:tplc="04090003" w:tentative="1">
-      <w:start w:val="1"/>
-      <w:numFmt w:val="bullet"/>
-      <w:lvlText w:val="o"/>
-      <w:lvlJc w:val="left"/>
-      <w:pPr>
-        <w:ind w:left="6120" w:hanging="360"/>
-      </w:pPr>
-      <w:rPr>
-        <w:rFonts w:ascii="Courier New" w:hAnsi="Courier New" w:cs="Courier New" w:hint="default"/>
-      </w:rPr>
-    </w:lvl>
-    <w:lvl w:ilvl="8" w:tplc="04090005" w:tentative="1">
-      <w:start w:val="1"/>
-      <w:numFmt w:val="bullet"/>
-      <w:lvlText w:val=""/>
-      <w:lvlJc w:val="left"/>
-      <w:pPr>
-        <w:ind w:left="6840" w:hanging="360"/>
-      </w:pPr>
-      <w:rPr>
-        <w:rFonts w:ascii="Wingdings" w:hAnsi="Wingdings" w:hint="default"/>
-      </w:rPr>
-    </w:lvl>
-  </w:abstractNum>
-  <w:abstractNum w:abstractNumId="4" w15:restartNumberingAfterBreak="0">
-    <w:nsid w:val="061572BC"/>
-    <w:multiLevelType w:val="hybridMultilevel"/>
-    <w:tmpl w:val="EE304588"/>
-    <w:lvl w:ilvl="0" w:tplc="A7A03FCE">
-      <w:start w:val="1"/>
-      <w:numFmt w:val="bullet"/>
-      <w:lvlText w:val=""/>
-      <w:lvlJc w:val="left"/>
-      <w:pPr>
-        <w:ind w:left="720" w:hanging="360"/>
-      </w:pPr>
-      <w:rPr>
-        <w:rFonts w:ascii="Symbol" w:hAnsi="Symbol" w:hint="default"/>
-        <w:sz w:val="16"/>
-        <w:szCs w:val="16"/>
-      </w:rPr>
-    </w:lvl>
-    <w:lvl w:ilvl="1" w:tplc="04090003" w:tentative="1">
-      <w:start w:val="1"/>
-      <w:numFmt w:val="bullet"/>
-      <w:lvlText w:val="o"/>
-      <w:lvlJc w:val="left"/>
-      <w:pPr>
-        <w:ind w:left="1440" w:hanging="360"/>
-      </w:pPr>
-      <w:rPr>
-        <w:rFonts w:ascii="Courier New" w:hAnsi="Courier New" w:cs="Courier New" w:hint="default"/>
-      </w:rPr>
-    </w:lvl>
-    <w:lvl w:ilvl="2" w:tplc="04090005" w:tentative="1">
-      <w:start w:val="1"/>
-      <w:numFmt w:val="bullet"/>
-      <w:lvlText w:val=""/>
-      <w:lvlJc w:val="left"/>
-      <w:pPr>
-        <w:ind w:left="2160" w:hanging="360"/>
-      </w:pPr>
-      <w:rPr>
-        <w:rFonts w:ascii="Wingdings" w:hAnsi="Wingdings" w:hint="default"/>
-      </w:rPr>
-    </w:lvl>
-    <w:lvl w:ilvl="3" w:tplc="04090001" w:tentative="1">
-      <w:start w:val="1"/>
-      <w:numFmt w:val="bullet"/>
-      <w:lvlText w:val=""/>
-      <w:lvlJc w:val="left"/>
-      <w:pPr>
-        <w:ind w:left="2880" w:hanging="360"/>
-      </w:pPr>
-      <w:rPr>
-        <w:rFonts w:ascii="Symbol" w:hAnsi="Symbol" w:hint="default"/>
-      </w:rPr>
-    </w:lvl>
-    <w:lvl w:ilvl="4" w:tplc="04090003" w:tentative="1">
-      <w:start w:val="1"/>
-      <w:numFmt w:val="bullet"/>
-      <w:lvlText w:val="o"/>
-      <w:lvlJc w:val="left"/>
-      <w:pPr>
-        <w:ind w:left="3600" w:hanging="360"/>
-      </w:pPr>
-      <w:rPr>
-        <w:rFonts w:ascii="Courier New" w:hAnsi="Courier New" w:cs="Courier New" w:hint="default"/>
-      </w:rPr>
-    </w:lvl>
-    <w:lvl w:ilvl="5" w:tplc="04090005" w:tentative="1">
-      <w:start w:val="1"/>
-      <w:numFmt w:val="bullet"/>
-      <w:lvlText w:val=""/>
-      <w:lvlJc w:val="left"/>
-      <w:pPr>
-        <w:ind w:left="4320" w:hanging="360"/>
-      </w:pPr>
-      <w:rPr>
-        <w:rFonts w:ascii="Wingdings" w:hAnsi="Wingdings" w:hint="default"/>
-      </w:rPr>
-    </w:lvl>
-    <w:lvl w:ilvl="6" w:tplc="04090001" w:tentative="1">
-      <w:start w:val="1"/>
-      <w:numFmt w:val="bullet"/>
-      <w:lvlText w:val=""/>
-      <w:lvlJc w:val="left"/>
-      <w:pPr>
-        <w:ind w:left="5040" w:hanging="360"/>
-      </w:pPr>
-      <w:rPr>
-        <w:rFonts w:ascii="Symbol" w:hAnsi="Symbol" w:hint="default"/>
-      </w:rPr>
-    </w:lvl>
-    <w:lvl w:ilvl="7" w:tplc="04090003" w:tentative="1">
-      <w:start w:val="1"/>
-      <w:numFmt w:val="bullet"/>
-      <w:lvlText w:val="o"/>
-      <w:lvlJc w:val="left"/>
-      <w:pPr>
-        <w:ind w:left="5760" w:hanging="360"/>
-      </w:pPr>
-      <w:rPr>
-        <w:rFonts w:ascii="Courier New" w:hAnsi="Courier New" w:cs="Courier New" w:hint="default"/>
-      </w:rPr>
-    </w:lvl>
-    <w:lvl w:ilvl="8" w:tplc="04090005" w:tentative="1">
-      <w:start w:val="1"/>
-      <w:numFmt w:val="bullet"/>
-      <w:lvlText w:val=""/>
-      <w:lvlJc w:val="left"/>
-      <w:pPr>
-        <w:ind w:left="6480" w:hanging="360"/>
-      </w:pPr>
-      <w:rPr>
-        <w:rFonts w:ascii="Wingdings" w:hAnsi="Wingdings" w:hint="default"/>
-      </w:rPr>
-    </w:lvl>
-  </w:abstractNum>
-  <w:abstractNum w:abstractNumId="5" w15:restartNumberingAfterBreak="0">
+  <w:abstractNum w:abstractNumId="2" w15:restartNumberingAfterBreak="0">
     <w:nsid w:val="071B4117"/>
     <w:multiLevelType w:val="hybridMultilevel"/>
     <w:tmpl w:val="6A081A38"/>
@@ -7833,17 +7738,17 @@
       </w:rPr>
     </w:lvl>
   </w:abstractNum>
-  <w:abstractNum w:abstractNumId="6" w15:restartNumberingAfterBreak="0">
-    <w:nsid w:val="076967CE"/>
+  <w:abstractNum w:abstractNumId="3" w15:restartNumberingAfterBreak="0">
+    <w:nsid w:val="2BF20C99"/>
     <w:multiLevelType w:val="hybridMultilevel"/>
-    <w:tmpl w:val="F86A9060"/>
+    <w:tmpl w:val="E7347AC0"/>
     <w:lvl w:ilvl="0" w:tplc="04090005">
       <w:start w:val="1"/>
       <w:numFmt w:val="bullet"/>
       <w:lvlText w:val=""/>
       <w:lvlJc w:val="left"/>
       <w:pPr>
-        <w:ind w:left="810" w:hanging="360"/>
+        <w:ind w:left="720" w:hanging="360"/>
       </w:pPr>
       <w:rPr>
         <w:rFonts w:ascii="Wingdings" w:hAnsi="Wingdings" w:hint="default"/>
@@ -7855,7 +7760,7 @@
       <w:lvlText w:val="o"/>
       <w:lvlJc w:val="left"/>
       <w:pPr>
-        <w:ind w:left="1530" w:hanging="360"/>
+        <w:ind w:left="1890" w:hanging="360"/>
       </w:pPr>
       <w:rPr>
         <w:rFonts w:ascii="Courier New" w:hAnsi="Courier New" w:cs="Courier New" w:hint="default"/>
@@ -7867,7 +7772,7 @@
       <w:lvlText w:val=""/>
       <w:lvlJc w:val="left"/>
       <w:pPr>
-        <w:ind w:left="2250" w:hanging="360"/>
+        <w:ind w:left="2610" w:hanging="360"/>
       </w:pPr>
       <w:rPr>
         <w:rFonts w:ascii="Wingdings" w:hAnsi="Wingdings" w:hint="default"/>
@@ -7879,7 +7784,7 @@
       <w:lvlText w:val=""/>
       <w:lvlJc w:val="left"/>
       <w:pPr>
-        <w:ind w:left="2970" w:hanging="360"/>
+        <w:ind w:left="3330" w:hanging="360"/>
       </w:pPr>
       <w:rPr>
         <w:rFonts w:ascii="Symbol" w:hAnsi="Symbol" w:hint="default"/>
@@ -7891,7 +7796,7 @@
       <w:lvlText w:val="o"/>
       <w:lvlJc w:val="left"/>
       <w:pPr>
-        <w:ind w:left="3690" w:hanging="360"/>
+        <w:ind w:left="4050" w:hanging="360"/>
       </w:pPr>
       <w:rPr>
         <w:rFonts w:ascii="Courier New" w:hAnsi="Courier New" w:cs="Courier New" w:hint="default"/>
@@ -7903,7 +7808,7 @@
       <w:lvlText w:val=""/>
       <w:lvlJc w:val="left"/>
       <w:pPr>
-        <w:ind w:left="4410" w:hanging="360"/>
+        <w:ind w:left="4770" w:hanging="360"/>
       </w:pPr>
       <w:rPr>
         <w:rFonts w:ascii="Wingdings" w:hAnsi="Wingdings" w:hint="default"/>
@@ -7915,7 +7820,7 @@
       <w:lvlText w:val=""/>
       <w:lvlJc w:val="left"/>
       <w:pPr>
-        <w:ind w:left="5130" w:hanging="360"/>
+        <w:ind w:left="5490" w:hanging="360"/>
       </w:pPr>
       <w:rPr>
         <w:rFonts w:ascii="Symbol" w:hAnsi="Symbol" w:hint="default"/>
@@ -7927,7 +7832,7 @@
       <w:lvlText w:val="o"/>
       <w:lvlJc w:val="left"/>
       <w:pPr>
-        <w:ind w:left="5850" w:hanging="360"/>
+        <w:ind w:left="6210" w:hanging="360"/>
       </w:pPr>
       <w:rPr>
         <w:rFonts w:ascii="Courier New" w:hAnsi="Courier New" w:cs="Courier New" w:hint="default"/>
@@ -7939,1606 +7844,15 @@
       <w:lvlText w:val=""/>
       <w:lvlJc w:val="left"/>
       <w:pPr>
-        <w:ind w:left="6570" w:hanging="360"/>
+        <w:ind w:left="6930" w:hanging="360"/>
       </w:pPr>
       <w:rPr>
         <w:rFonts w:ascii="Wingdings" w:hAnsi="Wingdings" w:hint="default"/>
       </w:rPr>
     </w:lvl>
   </w:abstractNum>
-  <w:abstractNum w:abstractNumId="7" w15:restartNumberingAfterBreak="0">
-    <w:nsid w:val="08095FA8"/>
-    <w:multiLevelType w:val="multilevel"/>
-    <w:tmpl w:val="E26E1D22"/>
-    <w:lvl w:ilvl="0">
-      <w:start w:val="1"/>
-      <w:numFmt w:val="bullet"/>
-      <w:lvlText w:val=""/>
-      <w:lvlJc w:val="left"/>
-      <w:pPr>
-        <w:ind w:left="360" w:hanging="360"/>
-      </w:pPr>
-      <w:rPr>
-        <w:rFonts w:ascii="Symbol" w:hAnsi="Symbol" w:hint="default"/>
-        <w:sz w:val="16"/>
-      </w:rPr>
-    </w:lvl>
-    <w:lvl w:ilvl="1">
-      <w:start w:val="1"/>
-      <w:numFmt w:val="bullet"/>
-      <w:lvlText w:val="o"/>
-      <w:lvlJc w:val="left"/>
-      <w:pPr>
-        <w:ind w:left="1080" w:hanging="360"/>
-      </w:pPr>
-      <w:rPr>
-        <w:rFonts w:ascii="Courier New" w:hAnsi="Courier New" w:cs="Courier New" w:hint="default"/>
-      </w:rPr>
-    </w:lvl>
-    <w:lvl w:ilvl="2">
-      <w:start w:val="1"/>
-      <w:numFmt w:val="bullet"/>
-      <w:lvlText w:val=""/>
-      <w:lvlJc w:val="left"/>
-      <w:pPr>
-        <w:ind w:left="1800" w:hanging="360"/>
-      </w:pPr>
-      <w:rPr>
-        <w:rFonts w:ascii="Wingdings" w:hAnsi="Wingdings" w:hint="default"/>
-      </w:rPr>
-    </w:lvl>
-    <w:lvl w:ilvl="3">
-      <w:start w:val="1"/>
-      <w:numFmt w:val="bullet"/>
-      <w:lvlText w:val=""/>
-      <w:lvlJc w:val="left"/>
-      <w:pPr>
-        <w:ind w:left="2520" w:hanging="360"/>
-      </w:pPr>
-      <w:rPr>
-        <w:rFonts w:ascii="Symbol" w:hAnsi="Symbol" w:hint="default"/>
-      </w:rPr>
-    </w:lvl>
-    <w:lvl w:ilvl="4">
-      <w:start w:val="1"/>
-      <w:numFmt w:val="bullet"/>
-      <w:lvlText w:val="o"/>
-      <w:lvlJc w:val="left"/>
-      <w:pPr>
-        <w:ind w:left="3240" w:hanging="360"/>
-      </w:pPr>
-      <w:rPr>
-        <w:rFonts w:ascii="Courier New" w:hAnsi="Courier New" w:cs="Courier New" w:hint="default"/>
-      </w:rPr>
-    </w:lvl>
-    <w:lvl w:ilvl="5">
-      <w:start w:val="1"/>
-      <w:numFmt w:val="bullet"/>
-      <w:lvlText w:val=""/>
-      <w:lvlJc w:val="left"/>
-      <w:pPr>
-        <w:ind w:left="3960" w:hanging="360"/>
-      </w:pPr>
-      <w:rPr>
-        <w:rFonts w:ascii="Wingdings" w:hAnsi="Wingdings" w:hint="default"/>
-      </w:rPr>
-    </w:lvl>
-    <w:lvl w:ilvl="6">
-      <w:start w:val="1"/>
-      <w:numFmt w:val="bullet"/>
-      <w:lvlText w:val=""/>
-      <w:lvlJc w:val="left"/>
-      <w:pPr>
-        <w:ind w:left="4680" w:hanging="360"/>
-      </w:pPr>
-      <w:rPr>
-        <w:rFonts w:ascii="Symbol" w:hAnsi="Symbol" w:hint="default"/>
-      </w:rPr>
-    </w:lvl>
-    <w:lvl w:ilvl="7">
-      <w:start w:val="1"/>
-      <w:numFmt w:val="bullet"/>
-      <w:lvlText w:val="o"/>
-      <w:lvlJc w:val="left"/>
-      <w:pPr>
-        <w:ind w:left="5400" w:hanging="360"/>
-      </w:pPr>
-      <w:rPr>
-        <w:rFonts w:ascii="Courier New" w:hAnsi="Courier New" w:cs="Courier New" w:hint="default"/>
-      </w:rPr>
-    </w:lvl>
-    <w:lvl w:ilvl="8">
-      <w:start w:val="1"/>
-      <w:numFmt w:val="bullet"/>
-      <w:lvlText w:val=""/>
-      <w:lvlJc w:val="left"/>
-      <w:pPr>
-        <w:ind w:left="6120" w:hanging="360"/>
-      </w:pPr>
-      <w:rPr>
-        <w:rFonts w:ascii="Wingdings" w:hAnsi="Wingdings" w:hint="default"/>
-      </w:rPr>
-    </w:lvl>
-  </w:abstractNum>
-  <w:abstractNum w:abstractNumId="8" w15:restartNumberingAfterBreak="0">
-    <w:nsid w:val="088F7885"/>
-    <w:multiLevelType w:val="hybridMultilevel"/>
-    <w:tmpl w:val="D33C4042"/>
-    <w:lvl w:ilvl="0" w:tplc="2D08DADE">
-      <w:numFmt w:val="bullet"/>
-      <w:lvlText w:val="·"/>
-      <w:lvlJc w:val="left"/>
-      <w:pPr>
-        <w:ind w:left="720" w:hanging="360"/>
-      </w:pPr>
-      <w:rPr>
-        <w:rFonts w:ascii="Arial" w:eastAsia="Arial Unicode MS" w:hAnsi="Arial" w:cs="Arial" w:hint="default"/>
-        <w:b/>
-        <w:sz w:val="24"/>
-      </w:rPr>
-    </w:lvl>
-    <w:lvl w:ilvl="1" w:tplc="04090003" w:tentative="1">
-      <w:start w:val="1"/>
-      <w:numFmt w:val="bullet"/>
-      <w:lvlText w:val="o"/>
-      <w:lvlJc w:val="left"/>
-      <w:pPr>
-        <w:ind w:left="1440" w:hanging="360"/>
-      </w:pPr>
-      <w:rPr>
-        <w:rFonts w:ascii="Courier New" w:hAnsi="Courier New" w:cs="Courier New" w:hint="default"/>
-      </w:rPr>
-    </w:lvl>
-    <w:lvl w:ilvl="2" w:tplc="04090005" w:tentative="1">
-      <w:start w:val="1"/>
-      <w:numFmt w:val="bullet"/>
-      <w:lvlText w:val=""/>
-      <w:lvlJc w:val="left"/>
-      <w:pPr>
-        <w:ind w:left="2160" w:hanging="360"/>
-      </w:pPr>
-      <w:rPr>
-        <w:rFonts w:ascii="Wingdings" w:hAnsi="Wingdings" w:hint="default"/>
-      </w:rPr>
-    </w:lvl>
-    <w:lvl w:ilvl="3" w:tplc="04090001" w:tentative="1">
-      <w:start w:val="1"/>
-      <w:numFmt w:val="bullet"/>
-      <w:lvlText w:val=""/>
-      <w:lvlJc w:val="left"/>
-      <w:pPr>
-        <w:ind w:left="2880" w:hanging="360"/>
-      </w:pPr>
-      <w:rPr>
-        <w:rFonts w:ascii="Symbol" w:hAnsi="Symbol" w:hint="default"/>
-      </w:rPr>
-    </w:lvl>
-    <w:lvl w:ilvl="4" w:tplc="04090003" w:tentative="1">
-      <w:start w:val="1"/>
-      <w:numFmt w:val="bullet"/>
-      <w:lvlText w:val="o"/>
-      <w:lvlJc w:val="left"/>
-      <w:pPr>
-        <w:ind w:left="3600" w:hanging="360"/>
-      </w:pPr>
-      <w:rPr>
-        <w:rFonts w:ascii="Courier New" w:hAnsi="Courier New" w:cs="Courier New" w:hint="default"/>
-      </w:rPr>
-    </w:lvl>
-    <w:lvl w:ilvl="5" w:tplc="04090005" w:tentative="1">
-      <w:start w:val="1"/>
-      <w:numFmt w:val="bullet"/>
-      <w:lvlText w:val=""/>
-      <w:lvlJc w:val="left"/>
-      <w:pPr>
-        <w:ind w:left="4320" w:hanging="360"/>
-      </w:pPr>
-      <w:rPr>
-        <w:rFonts w:ascii="Wingdings" w:hAnsi="Wingdings" w:hint="default"/>
-      </w:rPr>
-    </w:lvl>
-    <w:lvl w:ilvl="6" w:tplc="04090001" w:tentative="1">
-      <w:start w:val="1"/>
-      <w:numFmt w:val="bullet"/>
-      <w:lvlText w:val=""/>
-      <w:lvlJc w:val="left"/>
-      <w:pPr>
-        <w:ind w:left="5040" w:hanging="360"/>
-      </w:pPr>
-      <w:rPr>
-        <w:rFonts w:ascii="Symbol" w:hAnsi="Symbol" w:hint="default"/>
-      </w:rPr>
-    </w:lvl>
-    <w:lvl w:ilvl="7" w:tplc="04090003" w:tentative="1">
-      <w:start w:val="1"/>
-      <w:numFmt w:val="bullet"/>
-      <w:lvlText w:val="o"/>
-      <w:lvlJc w:val="left"/>
-      <w:pPr>
-        <w:ind w:left="5760" w:hanging="360"/>
-      </w:pPr>
-      <w:rPr>
-        <w:rFonts w:ascii="Courier New" w:hAnsi="Courier New" w:cs="Courier New" w:hint="default"/>
-      </w:rPr>
-    </w:lvl>
-    <w:lvl w:ilvl="8" w:tplc="04090005" w:tentative="1">
-      <w:start w:val="1"/>
-      <w:numFmt w:val="bullet"/>
-      <w:lvlText w:val=""/>
-      <w:lvlJc w:val="left"/>
-      <w:pPr>
-        <w:ind w:left="6480" w:hanging="360"/>
-      </w:pPr>
-      <w:rPr>
-        <w:rFonts w:ascii="Wingdings" w:hAnsi="Wingdings" w:hint="default"/>
-      </w:rPr>
-    </w:lvl>
-  </w:abstractNum>
-  <w:abstractNum w:abstractNumId="9" w15:restartNumberingAfterBreak="0">
-    <w:nsid w:val="08ED0AF6"/>
-    <w:multiLevelType w:val="hybridMultilevel"/>
-    <w:tmpl w:val="4C781B28"/>
-    <w:lvl w:ilvl="0" w:tplc="04090005">
-      <w:start w:val="1"/>
-      <w:numFmt w:val="bullet"/>
-      <w:lvlText w:val=""/>
-      <w:lvlJc w:val="left"/>
-      <w:pPr>
-        <w:ind w:left="720" w:hanging="360"/>
-      </w:pPr>
-      <w:rPr>
-        <w:rFonts w:ascii="Wingdings" w:hAnsi="Wingdings" w:hint="default"/>
-      </w:rPr>
-    </w:lvl>
-    <w:lvl w:ilvl="1" w:tplc="04090003" w:tentative="1">
-      <w:start w:val="1"/>
-      <w:numFmt w:val="bullet"/>
-      <w:lvlText w:val="o"/>
-      <w:lvlJc w:val="left"/>
-      <w:pPr>
-        <w:ind w:left="1440" w:hanging="360"/>
-      </w:pPr>
-      <w:rPr>
-        <w:rFonts w:ascii="Courier New" w:hAnsi="Courier New" w:cs="Courier New" w:hint="default"/>
-      </w:rPr>
-    </w:lvl>
-    <w:lvl w:ilvl="2" w:tplc="04090005" w:tentative="1">
-      <w:start w:val="1"/>
-      <w:numFmt w:val="bullet"/>
-      <w:lvlText w:val=""/>
-      <w:lvlJc w:val="left"/>
-      <w:pPr>
-        <w:ind w:left="2160" w:hanging="360"/>
-      </w:pPr>
-      <w:rPr>
-        <w:rFonts w:ascii="Wingdings" w:hAnsi="Wingdings" w:hint="default"/>
-      </w:rPr>
-    </w:lvl>
-    <w:lvl w:ilvl="3" w:tplc="04090001" w:tentative="1">
-      <w:start w:val="1"/>
-      <w:numFmt w:val="bullet"/>
-      <w:lvlText w:val=""/>
-      <w:lvlJc w:val="left"/>
-      <w:pPr>
-        <w:ind w:left="2880" w:hanging="360"/>
-      </w:pPr>
-      <w:rPr>
-        <w:rFonts w:ascii="Symbol" w:hAnsi="Symbol" w:hint="default"/>
-      </w:rPr>
-    </w:lvl>
-    <w:lvl w:ilvl="4" w:tplc="04090003" w:tentative="1">
-      <w:start w:val="1"/>
-      <w:numFmt w:val="bullet"/>
-      <w:lvlText w:val="o"/>
-      <w:lvlJc w:val="left"/>
-      <w:pPr>
-        <w:ind w:left="3600" w:hanging="360"/>
-      </w:pPr>
-      <w:rPr>
-        <w:rFonts w:ascii="Courier New" w:hAnsi="Courier New" w:cs="Courier New" w:hint="default"/>
-      </w:rPr>
-    </w:lvl>
-    <w:lvl w:ilvl="5" w:tplc="04090005" w:tentative="1">
-      <w:start w:val="1"/>
-      <w:numFmt w:val="bullet"/>
-      <w:lvlText w:val=""/>
-      <w:lvlJc w:val="left"/>
-      <w:pPr>
-        <w:ind w:left="4320" w:hanging="360"/>
-      </w:pPr>
-      <w:rPr>
-        <w:rFonts w:ascii="Wingdings" w:hAnsi="Wingdings" w:hint="default"/>
-      </w:rPr>
-    </w:lvl>
-    <w:lvl w:ilvl="6" w:tplc="04090001" w:tentative="1">
-      <w:start w:val="1"/>
-      <w:numFmt w:val="bullet"/>
-      <w:lvlText w:val=""/>
-      <w:lvlJc w:val="left"/>
-      <w:pPr>
-        <w:ind w:left="5040" w:hanging="360"/>
-      </w:pPr>
-      <w:rPr>
-        <w:rFonts w:ascii="Symbol" w:hAnsi="Symbol" w:hint="default"/>
-      </w:rPr>
-    </w:lvl>
-    <w:lvl w:ilvl="7" w:tplc="04090003" w:tentative="1">
-      <w:start w:val="1"/>
-      <w:numFmt w:val="bullet"/>
-      <w:lvlText w:val="o"/>
-      <w:lvlJc w:val="left"/>
-      <w:pPr>
-        <w:ind w:left="5760" w:hanging="360"/>
-      </w:pPr>
-      <w:rPr>
-        <w:rFonts w:ascii="Courier New" w:hAnsi="Courier New" w:cs="Courier New" w:hint="default"/>
-      </w:rPr>
-    </w:lvl>
-    <w:lvl w:ilvl="8" w:tplc="04090005" w:tentative="1">
-      <w:start w:val="1"/>
-      <w:numFmt w:val="bullet"/>
-      <w:lvlText w:val=""/>
-      <w:lvlJc w:val="left"/>
-      <w:pPr>
-        <w:ind w:left="6480" w:hanging="360"/>
-      </w:pPr>
-      <w:rPr>
-        <w:rFonts w:ascii="Wingdings" w:hAnsi="Wingdings" w:hint="default"/>
-      </w:rPr>
-    </w:lvl>
-  </w:abstractNum>
-  <w:abstractNum w:abstractNumId="10" w15:restartNumberingAfterBreak="0">
-    <w:nsid w:val="0E725CD0"/>
-    <w:multiLevelType w:val="hybridMultilevel"/>
-    <w:tmpl w:val="AE1E28AC"/>
-    <w:lvl w:ilvl="0" w:tplc="04090001">
-      <w:start w:val="1"/>
-      <w:numFmt w:val="bullet"/>
-      <w:lvlText w:val=""/>
-      <w:lvlJc w:val="left"/>
-      <w:pPr>
-        <w:ind w:left="720" w:hanging="360"/>
-      </w:pPr>
-      <w:rPr>
-        <w:rFonts w:ascii="Symbol" w:hAnsi="Symbol" w:hint="default"/>
-      </w:rPr>
-    </w:lvl>
-    <w:lvl w:ilvl="1" w:tplc="04090003">
-      <w:start w:val="1"/>
-      <w:numFmt w:val="bullet"/>
-      <w:lvlText w:val="o"/>
-      <w:lvlJc w:val="left"/>
-      <w:pPr>
-        <w:ind w:left="1440" w:hanging="360"/>
-      </w:pPr>
-      <w:rPr>
-        <w:rFonts w:ascii="Courier New" w:hAnsi="Courier New" w:cs="Courier New" w:hint="default"/>
-      </w:rPr>
-    </w:lvl>
-    <w:lvl w:ilvl="2" w:tplc="04090005" w:tentative="1">
-      <w:start w:val="1"/>
-      <w:numFmt w:val="bullet"/>
-      <w:lvlText w:val=""/>
-      <w:lvlJc w:val="left"/>
-      <w:pPr>
-        <w:ind w:left="2160" w:hanging="360"/>
-      </w:pPr>
-      <w:rPr>
-        <w:rFonts w:ascii="Wingdings" w:hAnsi="Wingdings" w:hint="default"/>
-      </w:rPr>
-    </w:lvl>
-    <w:lvl w:ilvl="3" w:tplc="04090001" w:tentative="1">
-      <w:start w:val="1"/>
-      <w:numFmt w:val="bullet"/>
-      <w:lvlText w:val=""/>
-      <w:lvlJc w:val="left"/>
-      <w:pPr>
-        <w:ind w:left="2880" w:hanging="360"/>
-      </w:pPr>
-      <w:rPr>
-        <w:rFonts w:ascii="Symbol" w:hAnsi="Symbol" w:hint="default"/>
-      </w:rPr>
-    </w:lvl>
-    <w:lvl w:ilvl="4" w:tplc="04090003" w:tentative="1">
-      <w:start w:val="1"/>
-      <w:numFmt w:val="bullet"/>
-      <w:lvlText w:val="o"/>
-      <w:lvlJc w:val="left"/>
-      <w:pPr>
-        <w:ind w:left="3600" w:hanging="360"/>
-      </w:pPr>
-      <w:rPr>
-        <w:rFonts w:ascii="Courier New" w:hAnsi="Courier New" w:cs="Courier New" w:hint="default"/>
-      </w:rPr>
-    </w:lvl>
-    <w:lvl w:ilvl="5" w:tplc="04090005" w:tentative="1">
-      <w:start w:val="1"/>
-      <w:numFmt w:val="bullet"/>
-      <w:lvlText w:val=""/>
-      <w:lvlJc w:val="left"/>
-      <w:pPr>
-        <w:ind w:left="4320" w:hanging="360"/>
-      </w:pPr>
-      <w:rPr>
-        <w:rFonts w:ascii="Wingdings" w:hAnsi="Wingdings" w:hint="default"/>
-      </w:rPr>
-    </w:lvl>
-    <w:lvl w:ilvl="6" w:tplc="04090001" w:tentative="1">
-      <w:start w:val="1"/>
-      <w:numFmt w:val="bullet"/>
-      <w:lvlText w:val=""/>
-      <w:lvlJc w:val="left"/>
-      <w:pPr>
-        <w:ind w:left="5040" w:hanging="360"/>
-      </w:pPr>
-      <w:rPr>
-        <w:rFonts w:ascii="Symbol" w:hAnsi="Symbol" w:hint="default"/>
-      </w:rPr>
-    </w:lvl>
-    <w:lvl w:ilvl="7" w:tplc="04090003" w:tentative="1">
-      <w:start w:val="1"/>
-      <w:numFmt w:val="bullet"/>
-      <w:lvlText w:val="o"/>
-      <w:lvlJc w:val="left"/>
-      <w:pPr>
-        <w:ind w:left="5760" w:hanging="360"/>
-      </w:pPr>
-      <w:rPr>
-        <w:rFonts w:ascii="Courier New" w:hAnsi="Courier New" w:cs="Courier New" w:hint="default"/>
-      </w:rPr>
-    </w:lvl>
-    <w:lvl w:ilvl="8" w:tplc="04090005" w:tentative="1">
-      <w:start w:val="1"/>
-      <w:numFmt w:val="bullet"/>
-      <w:lvlText w:val=""/>
-      <w:lvlJc w:val="left"/>
-      <w:pPr>
-        <w:ind w:left="6480" w:hanging="360"/>
-      </w:pPr>
-      <w:rPr>
-        <w:rFonts w:ascii="Wingdings" w:hAnsi="Wingdings" w:hint="default"/>
-      </w:rPr>
-    </w:lvl>
-  </w:abstractNum>
-  <w:abstractNum w:abstractNumId="11" w15:restartNumberingAfterBreak="0">
-    <w:nsid w:val="14C1560B"/>
-    <w:multiLevelType w:val="hybridMultilevel"/>
-    <w:tmpl w:val="C6400F82"/>
-    <w:lvl w:ilvl="0" w:tplc="04090003">
-      <w:start w:val="1"/>
-      <w:numFmt w:val="bullet"/>
-      <w:lvlText w:val=""/>
-      <w:lvlJc w:val="left"/>
-      <w:pPr>
-        <w:ind w:left="440" w:hanging="440"/>
-      </w:pPr>
-      <w:rPr>
-        <w:rFonts w:ascii="Wingdings" w:hAnsi="Wingdings" w:hint="default"/>
-      </w:rPr>
-    </w:lvl>
-    <w:lvl w:ilvl="1" w:tplc="04090003" w:tentative="1">
-      <w:start w:val="1"/>
-      <w:numFmt w:val="bullet"/>
-      <w:lvlText w:val=""/>
-      <w:lvlJc w:val="left"/>
-      <w:pPr>
-        <w:ind w:left="880" w:hanging="440"/>
-      </w:pPr>
-      <w:rPr>
-        <w:rFonts w:ascii="Wingdings" w:hAnsi="Wingdings" w:hint="default"/>
-      </w:rPr>
-    </w:lvl>
-    <w:lvl w:ilvl="2" w:tplc="04090005" w:tentative="1">
-      <w:start w:val="1"/>
-      <w:numFmt w:val="bullet"/>
-      <w:lvlText w:val=""/>
-      <w:lvlJc w:val="left"/>
-      <w:pPr>
-        <w:ind w:left="1320" w:hanging="440"/>
-      </w:pPr>
-      <w:rPr>
-        <w:rFonts w:ascii="Wingdings" w:hAnsi="Wingdings" w:hint="default"/>
-      </w:rPr>
-    </w:lvl>
-    <w:lvl w:ilvl="3" w:tplc="04090001" w:tentative="1">
-      <w:start w:val="1"/>
-      <w:numFmt w:val="bullet"/>
-      <w:lvlText w:val=""/>
-      <w:lvlJc w:val="left"/>
-      <w:pPr>
-        <w:ind w:left="1760" w:hanging="440"/>
-      </w:pPr>
-      <w:rPr>
-        <w:rFonts w:ascii="Wingdings" w:hAnsi="Wingdings" w:hint="default"/>
-      </w:rPr>
-    </w:lvl>
-    <w:lvl w:ilvl="4" w:tplc="04090003" w:tentative="1">
-      <w:start w:val="1"/>
-      <w:numFmt w:val="bullet"/>
-      <w:lvlText w:val=""/>
-      <w:lvlJc w:val="left"/>
-      <w:pPr>
-        <w:ind w:left="2200" w:hanging="440"/>
-      </w:pPr>
-      <w:rPr>
-        <w:rFonts w:ascii="Wingdings" w:hAnsi="Wingdings" w:hint="default"/>
-      </w:rPr>
-    </w:lvl>
-    <w:lvl w:ilvl="5" w:tplc="04090005" w:tentative="1">
-      <w:start w:val="1"/>
-      <w:numFmt w:val="bullet"/>
-      <w:lvlText w:val=""/>
-      <w:lvlJc w:val="left"/>
-      <w:pPr>
-        <w:ind w:left="2640" w:hanging="440"/>
-      </w:pPr>
-      <w:rPr>
-        <w:rFonts w:ascii="Wingdings" w:hAnsi="Wingdings" w:hint="default"/>
-      </w:rPr>
-    </w:lvl>
-    <w:lvl w:ilvl="6" w:tplc="04090001" w:tentative="1">
-      <w:start w:val="1"/>
-      <w:numFmt w:val="bullet"/>
-      <w:lvlText w:val=""/>
-      <w:lvlJc w:val="left"/>
-      <w:pPr>
-        <w:ind w:left="3080" w:hanging="440"/>
-      </w:pPr>
-      <w:rPr>
-        <w:rFonts w:ascii="Wingdings" w:hAnsi="Wingdings" w:hint="default"/>
-      </w:rPr>
-    </w:lvl>
-    <w:lvl w:ilvl="7" w:tplc="04090003" w:tentative="1">
-      <w:start w:val="1"/>
-      <w:numFmt w:val="bullet"/>
-      <w:lvlText w:val=""/>
-      <w:lvlJc w:val="left"/>
-      <w:pPr>
-        <w:ind w:left="3520" w:hanging="440"/>
-      </w:pPr>
-      <w:rPr>
-        <w:rFonts w:ascii="Wingdings" w:hAnsi="Wingdings" w:hint="default"/>
-      </w:rPr>
-    </w:lvl>
-    <w:lvl w:ilvl="8" w:tplc="04090005" w:tentative="1">
-      <w:start w:val="1"/>
-      <w:numFmt w:val="bullet"/>
-      <w:lvlText w:val=""/>
-      <w:lvlJc w:val="left"/>
-      <w:pPr>
-        <w:ind w:left="3960" w:hanging="440"/>
-      </w:pPr>
-      <w:rPr>
-        <w:rFonts w:ascii="Wingdings" w:hAnsi="Wingdings" w:hint="default"/>
-      </w:rPr>
-    </w:lvl>
-  </w:abstractNum>
-  <w:abstractNum w:abstractNumId="12" w15:restartNumberingAfterBreak="0">
-    <w:nsid w:val="19975F6F"/>
-    <w:multiLevelType w:val="hybridMultilevel"/>
-    <w:tmpl w:val="E99CC41E"/>
-    <w:lvl w:ilvl="0" w:tplc="0409000B">
-      <w:start w:val="1"/>
-      <w:numFmt w:val="bullet"/>
-      <w:lvlText w:val=""/>
-      <w:lvlJc w:val="left"/>
-      <w:pPr>
-        <w:ind w:left="720" w:hanging="360"/>
-      </w:pPr>
-      <w:rPr>
-        <w:rFonts w:ascii="Wingdings" w:hAnsi="Wingdings" w:hint="default"/>
-      </w:rPr>
-    </w:lvl>
-    <w:lvl w:ilvl="1" w:tplc="0409000B">
-      <w:start w:val="1"/>
-      <w:numFmt w:val="bullet"/>
-      <w:lvlText w:val=""/>
-      <w:lvlJc w:val="left"/>
-      <w:pPr>
-        <w:ind w:left="1440" w:hanging="360"/>
-      </w:pPr>
-      <w:rPr>
-        <w:rFonts w:ascii="Wingdings" w:hAnsi="Wingdings" w:hint="default"/>
-      </w:rPr>
-    </w:lvl>
-    <w:lvl w:ilvl="2" w:tplc="04090005" w:tentative="1">
-      <w:start w:val="1"/>
-      <w:numFmt w:val="bullet"/>
-      <w:lvlText w:val=""/>
-      <w:lvlJc w:val="left"/>
-      <w:pPr>
-        <w:ind w:left="2160" w:hanging="360"/>
-      </w:pPr>
-      <w:rPr>
-        <w:rFonts w:ascii="Wingdings" w:hAnsi="Wingdings" w:hint="default"/>
-      </w:rPr>
-    </w:lvl>
-    <w:lvl w:ilvl="3" w:tplc="04090001" w:tentative="1">
-      <w:start w:val="1"/>
-      <w:numFmt w:val="bullet"/>
-      <w:lvlText w:val=""/>
-      <w:lvlJc w:val="left"/>
-      <w:pPr>
-        <w:ind w:left="2880" w:hanging="360"/>
-      </w:pPr>
-      <w:rPr>
-        <w:rFonts w:ascii="Symbol" w:hAnsi="Symbol" w:hint="default"/>
-      </w:rPr>
-    </w:lvl>
-    <w:lvl w:ilvl="4" w:tplc="04090003" w:tentative="1">
-      <w:start w:val="1"/>
-      <w:numFmt w:val="bullet"/>
-      <w:lvlText w:val="o"/>
-      <w:lvlJc w:val="left"/>
-      <w:pPr>
-        <w:ind w:left="3600" w:hanging="360"/>
-      </w:pPr>
-      <w:rPr>
-        <w:rFonts w:ascii="Courier New" w:hAnsi="Courier New" w:cs="Courier New" w:hint="default"/>
-      </w:rPr>
-    </w:lvl>
-    <w:lvl w:ilvl="5" w:tplc="04090005" w:tentative="1">
-      <w:start w:val="1"/>
-      <w:numFmt w:val="bullet"/>
-      <w:lvlText w:val=""/>
-      <w:lvlJc w:val="left"/>
-      <w:pPr>
-        <w:ind w:left="4320" w:hanging="360"/>
-      </w:pPr>
-      <w:rPr>
-        <w:rFonts w:ascii="Wingdings" w:hAnsi="Wingdings" w:hint="default"/>
-      </w:rPr>
-    </w:lvl>
-    <w:lvl w:ilvl="6" w:tplc="04090001" w:tentative="1">
-      <w:start w:val="1"/>
-      <w:numFmt w:val="bullet"/>
-      <w:lvlText w:val=""/>
-      <w:lvlJc w:val="left"/>
-      <w:pPr>
-        <w:ind w:left="5040" w:hanging="360"/>
-      </w:pPr>
-      <w:rPr>
-        <w:rFonts w:ascii="Symbol" w:hAnsi="Symbol" w:hint="default"/>
-      </w:rPr>
-    </w:lvl>
-    <w:lvl w:ilvl="7" w:tplc="04090003" w:tentative="1">
-      <w:start w:val="1"/>
-      <w:numFmt w:val="bullet"/>
-      <w:lvlText w:val="o"/>
-      <w:lvlJc w:val="left"/>
-      <w:pPr>
-        <w:ind w:left="5760" w:hanging="360"/>
-      </w:pPr>
-      <w:rPr>
-        <w:rFonts w:ascii="Courier New" w:hAnsi="Courier New" w:cs="Courier New" w:hint="default"/>
-      </w:rPr>
-    </w:lvl>
-    <w:lvl w:ilvl="8" w:tplc="04090005" w:tentative="1">
-      <w:start w:val="1"/>
-      <w:numFmt w:val="bullet"/>
-      <w:lvlText w:val=""/>
-      <w:lvlJc w:val="left"/>
-      <w:pPr>
-        <w:ind w:left="6480" w:hanging="360"/>
-      </w:pPr>
-      <w:rPr>
-        <w:rFonts w:ascii="Wingdings" w:hAnsi="Wingdings" w:hint="default"/>
-      </w:rPr>
-    </w:lvl>
-  </w:abstractNum>
-  <w:abstractNum w:abstractNumId="13" w15:restartNumberingAfterBreak="0">
-    <w:nsid w:val="1D6D079D"/>
-    <w:multiLevelType w:val="hybridMultilevel"/>
-    <w:tmpl w:val="B5B0CB6A"/>
-    <w:lvl w:ilvl="0" w:tplc="60586B54">
-      <w:start w:val="1"/>
-      <w:numFmt w:val="decimal"/>
-      <w:lvlText w:val="%1."/>
-      <w:lvlJc w:val="left"/>
-      <w:pPr>
-        <w:ind w:left="720" w:hanging="360"/>
-      </w:pPr>
-      <w:rPr>
-        <w:rFonts w:ascii="Arial" w:eastAsia="Calibri" w:hAnsi="Arial" w:cs="Arial"/>
-        <w:b/>
-        <w:u w:val="none"/>
-      </w:rPr>
-    </w:lvl>
-    <w:lvl w:ilvl="1" w:tplc="04090019" w:tentative="1">
-      <w:start w:val="1"/>
-      <w:numFmt w:val="lowerLetter"/>
-      <w:lvlText w:val="%2."/>
-      <w:lvlJc w:val="left"/>
-      <w:pPr>
-        <w:ind w:left="1440" w:hanging="360"/>
-      </w:pPr>
-    </w:lvl>
-    <w:lvl w:ilvl="2" w:tplc="0409001B" w:tentative="1">
-      <w:start w:val="1"/>
-      <w:numFmt w:val="lowerRoman"/>
-      <w:lvlText w:val="%3."/>
-      <w:lvlJc w:val="right"/>
-      <w:pPr>
-        <w:ind w:left="2160" w:hanging="180"/>
-      </w:pPr>
-    </w:lvl>
-    <w:lvl w:ilvl="3" w:tplc="0409000F" w:tentative="1">
-      <w:start w:val="1"/>
-      <w:numFmt w:val="decimal"/>
-      <w:lvlText w:val="%4."/>
-      <w:lvlJc w:val="left"/>
-      <w:pPr>
-        <w:ind w:left="2880" w:hanging="360"/>
-      </w:pPr>
-    </w:lvl>
-    <w:lvl w:ilvl="4" w:tplc="04090019" w:tentative="1">
-      <w:start w:val="1"/>
-      <w:numFmt w:val="lowerLetter"/>
-      <w:lvlText w:val="%5."/>
-      <w:lvlJc w:val="left"/>
-      <w:pPr>
-        <w:ind w:left="3600" w:hanging="360"/>
-      </w:pPr>
-    </w:lvl>
-    <w:lvl w:ilvl="5" w:tplc="0409001B" w:tentative="1">
-      <w:start w:val="1"/>
-      <w:numFmt w:val="lowerRoman"/>
-      <w:lvlText w:val="%6."/>
-      <w:lvlJc w:val="right"/>
-      <w:pPr>
-        <w:ind w:left="4320" w:hanging="180"/>
-      </w:pPr>
-    </w:lvl>
-    <w:lvl w:ilvl="6" w:tplc="0409000F" w:tentative="1">
-      <w:start w:val="1"/>
-      <w:numFmt w:val="decimal"/>
-      <w:lvlText w:val="%7."/>
-      <w:lvlJc w:val="left"/>
-      <w:pPr>
-        <w:ind w:left="5040" w:hanging="360"/>
-      </w:pPr>
-    </w:lvl>
-    <w:lvl w:ilvl="7" w:tplc="04090019" w:tentative="1">
-      <w:start w:val="1"/>
-      <w:numFmt w:val="lowerLetter"/>
-      <w:lvlText w:val="%8."/>
-      <w:lvlJc w:val="left"/>
-      <w:pPr>
-        <w:ind w:left="5760" w:hanging="360"/>
-      </w:pPr>
-    </w:lvl>
-    <w:lvl w:ilvl="8" w:tplc="0409001B" w:tentative="1">
-      <w:start w:val="1"/>
-      <w:numFmt w:val="lowerRoman"/>
-      <w:lvlText w:val="%9."/>
-      <w:lvlJc w:val="right"/>
-      <w:pPr>
-        <w:ind w:left="6480" w:hanging="180"/>
-      </w:pPr>
-    </w:lvl>
-  </w:abstractNum>
-  <w:abstractNum w:abstractNumId="14" w15:restartNumberingAfterBreak="0">
-    <w:nsid w:val="1EE5642C"/>
-    <w:multiLevelType w:val="hybridMultilevel"/>
-    <w:tmpl w:val="83E6760A"/>
-    <w:lvl w:ilvl="0" w:tplc="0409000B">
-      <w:start w:val="1"/>
-      <w:numFmt w:val="bullet"/>
-      <w:lvlText w:val=""/>
-      <w:lvlJc w:val="left"/>
-      <w:pPr>
-        <w:ind w:left="1440" w:hanging="360"/>
-      </w:pPr>
-      <w:rPr>
-        <w:rFonts w:ascii="Wingdings" w:hAnsi="Wingdings" w:hint="default"/>
-      </w:rPr>
-    </w:lvl>
-    <w:lvl w:ilvl="1" w:tplc="04090003" w:tentative="1">
-      <w:start w:val="1"/>
-      <w:numFmt w:val="bullet"/>
-      <w:lvlText w:val="o"/>
-      <w:lvlJc w:val="left"/>
-      <w:pPr>
-        <w:ind w:left="2160" w:hanging="360"/>
-      </w:pPr>
-      <w:rPr>
-        <w:rFonts w:ascii="Courier New" w:hAnsi="Courier New" w:cs="Courier New" w:hint="default"/>
-      </w:rPr>
-    </w:lvl>
-    <w:lvl w:ilvl="2" w:tplc="04090005" w:tentative="1">
-      <w:start w:val="1"/>
-      <w:numFmt w:val="bullet"/>
-      <w:lvlText w:val=""/>
-      <w:lvlJc w:val="left"/>
-      <w:pPr>
-        <w:ind w:left="2880" w:hanging="360"/>
-      </w:pPr>
-      <w:rPr>
-        <w:rFonts w:ascii="Wingdings" w:hAnsi="Wingdings" w:hint="default"/>
-      </w:rPr>
-    </w:lvl>
-    <w:lvl w:ilvl="3" w:tplc="04090001" w:tentative="1">
-      <w:start w:val="1"/>
-      <w:numFmt w:val="bullet"/>
-      <w:lvlText w:val=""/>
-      <w:lvlJc w:val="left"/>
-      <w:pPr>
-        <w:ind w:left="3600" w:hanging="360"/>
-      </w:pPr>
-      <w:rPr>
-        <w:rFonts w:ascii="Symbol" w:hAnsi="Symbol" w:hint="default"/>
-      </w:rPr>
-    </w:lvl>
-    <w:lvl w:ilvl="4" w:tplc="04090003" w:tentative="1">
-      <w:start w:val="1"/>
-      <w:numFmt w:val="bullet"/>
-      <w:lvlText w:val="o"/>
-      <w:lvlJc w:val="left"/>
-      <w:pPr>
-        <w:ind w:left="4320" w:hanging="360"/>
-      </w:pPr>
-      <w:rPr>
-        <w:rFonts w:ascii="Courier New" w:hAnsi="Courier New" w:cs="Courier New" w:hint="default"/>
-      </w:rPr>
-    </w:lvl>
-    <w:lvl w:ilvl="5" w:tplc="04090005" w:tentative="1">
-      <w:start w:val="1"/>
-      <w:numFmt w:val="bullet"/>
-      <w:lvlText w:val=""/>
-      <w:lvlJc w:val="left"/>
-      <w:pPr>
-        <w:ind w:left="5040" w:hanging="360"/>
-      </w:pPr>
-      <w:rPr>
-        <w:rFonts w:ascii="Wingdings" w:hAnsi="Wingdings" w:hint="default"/>
-      </w:rPr>
-    </w:lvl>
-    <w:lvl w:ilvl="6" w:tplc="04090001" w:tentative="1">
-      <w:start w:val="1"/>
-      <w:numFmt w:val="bullet"/>
-      <w:lvlText w:val=""/>
-      <w:lvlJc w:val="left"/>
-      <w:pPr>
-        <w:ind w:left="5760" w:hanging="360"/>
-      </w:pPr>
-      <w:rPr>
-        <w:rFonts w:ascii="Symbol" w:hAnsi="Symbol" w:hint="default"/>
-      </w:rPr>
-    </w:lvl>
-    <w:lvl w:ilvl="7" w:tplc="04090003" w:tentative="1">
-      <w:start w:val="1"/>
-      <w:numFmt w:val="bullet"/>
-      <w:lvlText w:val="o"/>
-      <w:lvlJc w:val="left"/>
-      <w:pPr>
-        <w:ind w:left="6480" w:hanging="360"/>
-      </w:pPr>
-      <w:rPr>
-        <w:rFonts w:ascii="Courier New" w:hAnsi="Courier New" w:cs="Courier New" w:hint="default"/>
-      </w:rPr>
-    </w:lvl>
-    <w:lvl w:ilvl="8" w:tplc="04090005" w:tentative="1">
-      <w:start w:val="1"/>
-      <w:numFmt w:val="bullet"/>
-      <w:lvlText w:val=""/>
-      <w:lvlJc w:val="left"/>
-      <w:pPr>
-        <w:ind w:left="7200" w:hanging="360"/>
-      </w:pPr>
-      <w:rPr>
-        <w:rFonts w:ascii="Wingdings" w:hAnsi="Wingdings" w:hint="default"/>
-      </w:rPr>
-    </w:lvl>
-  </w:abstractNum>
-  <w:abstractNum w:abstractNumId="15" w15:restartNumberingAfterBreak="0">
-    <w:nsid w:val="25D932EC"/>
-    <w:multiLevelType w:val="hybridMultilevel"/>
-    <w:tmpl w:val="152E0594"/>
-    <w:lvl w:ilvl="0" w:tplc="00090409">
-      <w:start w:val="1"/>
-      <w:numFmt w:val="bullet"/>
-      <w:lvlText w:val=""/>
-      <w:lvlJc w:val="left"/>
-      <w:pPr>
-        <w:tabs>
-          <w:tab w:val="num" w:pos="720"/>
-        </w:tabs>
-        <w:ind w:left="720" w:hanging="360"/>
-      </w:pPr>
-      <w:rPr>
-        <w:rFonts w:ascii="Wingdings" w:hAnsi="Wingdings" w:hint="default"/>
-      </w:rPr>
-    </w:lvl>
-    <w:lvl w:ilvl="1" w:tplc="00030409" w:tentative="1">
-      <w:start w:val="1"/>
-      <w:numFmt w:val="bullet"/>
-      <w:lvlText w:val="o"/>
-      <w:lvlJc w:val="left"/>
-      <w:pPr>
-        <w:tabs>
-          <w:tab w:val="num" w:pos="1440"/>
-        </w:tabs>
-        <w:ind w:left="1440" w:hanging="360"/>
-      </w:pPr>
-      <w:rPr>
-        <w:rFonts w:ascii="Courier New" w:hAnsi="Courier New" w:hint="default"/>
-      </w:rPr>
-    </w:lvl>
-    <w:lvl w:ilvl="2" w:tplc="00050409" w:tentative="1">
-      <w:start w:val="1"/>
-      <w:numFmt w:val="bullet"/>
-      <w:lvlText w:val=""/>
-      <w:lvlJc w:val="left"/>
-      <w:pPr>
-        <w:tabs>
-          <w:tab w:val="num" w:pos="2160"/>
-        </w:tabs>
-        <w:ind w:left="2160" w:hanging="360"/>
-      </w:pPr>
-      <w:rPr>
-        <w:rFonts w:ascii="Wingdings" w:hAnsi="Wingdings" w:hint="default"/>
-      </w:rPr>
-    </w:lvl>
-    <w:lvl w:ilvl="3" w:tplc="00010409" w:tentative="1">
-      <w:start w:val="1"/>
-      <w:numFmt w:val="bullet"/>
-      <w:lvlText w:val=""/>
-      <w:lvlJc w:val="left"/>
-      <w:pPr>
-        <w:tabs>
-          <w:tab w:val="num" w:pos="2880"/>
-        </w:tabs>
-        <w:ind w:left="2880" w:hanging="360"/>
-      </w:pPr>
-      <w:rPr>
-        <w:rFonts w:ascii="Symbol" w:hAnsi="Symbol" w:hint="default"/>
-      </w:rPr>
-    </w:lvl>
-    <w:lvl w:ilvl="4" w:tplc="00030409" w:tentative="1">
-      <w:start w:val="1"/>
-      <w:numFmt w:val="bullet"/>
-      <w:lvlText w:val="o"/>
-      <w:lvlJc w:val="left"/>
-      <w:pPr>
-        <w:tabs>
-          <w:tab w:val="num" w:pos="3600"/>
-        </w:tabs>
-        <w:ind w:left="3600" w:hanging="360"/>
-      </w:pPr>
-      <w:rPr>
-        <w:rFonts w:ascii="Courier New" w:hAnsi="Courier New" w:hint="default"/>
-      </w:rPr>
-    </w:lvl>
-    <w:lvl w:ilvl="5" w:tplc="00050409" w:tentative="1">
-      <w:start w:val="1"/>
-      <w:numFmt w:val="bullet"/>
-      <w:lvlText w:val=""/>
-      <w:lvlJc w:val="left"/>
-      <w:pPr>
-        <w:tabs>
-          <w:tab w:val="num" w:pos="4320"/>
-        </w:tabs>
-        <w:ind w:left="4320" w:hanging="360"/>
-      </w:pPr>
-      <w:rPr>
-        <w:rFonts w:ascii="Wingdings" w:hAnsi="Wingdings" w:hint="default"/>
-      </w:rPr>
-    </w:lvl>
-    <w:lvl w:ilvl="6" w:tplc="00010409" w:tentative="1">
-      <w:start w:val="1"/>
-      <w:numFmt w:val="bullet"/>
-      <w:lvlText w:val=""/>
-      <w:lvlJc w:val="left"/>
-      <w:pPr>
-        <w:tabs>
-          <w:tab w:val="num" w:pos="5040"/>
-        </w:tabs>
-        <w:ind w:left="5040" w:hanging="360"/>
-      </w:pPr>
-      <w:rPr>
-        <w:rFonts w:ascii="Symbol" w:hAnsi="Symbol" w:hint="default"/>
-      </w:rPr>
-    </w:lvl>
-    <w:lvl w:ilvl="7" w:tplc="00030409" w:tentative="1">
-      <w:start w:val="1"/>
-      <w:numFmt w:val="bullet"/>
-      <w:lvlText w:val="o"/>
-      <w:lvlJc w:val="left"/>
-      <w:pPr>
-        <w:tabs>
-          <w:tab w:val="num" w:pos="5760"/>
-        </w:tabs>
-        <w:ind w:left="5760" w:hanging="360"/>
-      </w:pPr>
-      <w:rPr>
-        <w:rFonts w:ascii="Courier New" w:hAnsi="Courier New" w:hint="default"/>
-      </w:rPr>
-    </w:lvl>
-    <w:lvl w:ilvl="8" w:tplc="00050409" w:tentative="1">
-      <w:start w:val="1"/>
-      <w:numFmt w:val="bullet"/>
-      <w:lvlText w:val=""/>
-      <w:lvlJc w:val="left"/>
-      <w:pPr>
-        <w:tabs>
-          <w:tab w:val="num" w:pos="6480"/>
-        </w:tabs>
-        <w:ind w:left="6480" w:hanging="360"/>
-      </w:pPr>
-      <w:rPr>
-        <w:rFonts w:ascii="Wingdings" w:hAnsi="Wingdings" w:hint="default"/>
-      </w:rPr>
-    </w:lvl>
-  </w:abstractNum>
-  <w:abstractNum w:abstractNumId="16" w15:restartNumberingAfterBreak="0">
-    <w:nsid w:val="28CF43C4"/>
-    <w:multiLevelType w:val="multilevel"/>
-    <w:tmpl w:val="E26E1D22"/>
-    <w:lvl w:ilvl="0">
-      <w:start w:val="1"/>
-      <w:numFmt w:val="bullet"/>
-      <w:lvlText w:val=""/>
-      <w:lvlJc w:val="left"/>
-      <w:pPr>
-        <w:ind w:left="630" w:hanging="360"/>
-      </w:pPr>
-      <w:rPr>
-        <w:rFonts w:ascii="Symbol" w:hAnsi="Symbol" w:hint="default"/>
-        <w:sz w:val="16"/>
-      </w:rPr>
-    </w:lvl>
-    <w:lvl w:ilvl="1">
-      <w:start w:val="1"/>
-      <w:numFmt w:val="bullet"/>
-      <w:lvlText w:val="o"/>
-      <w:lvlJc w:val="left"/>
-      <w:pPr>
-        <w:ind w:left="1350" w:hanging="360"/>
-      </w:pPr>
-      <w:rPr>
-        <w:rFonts w:ascii="Courier New" w:hAnsi="Courier New" w:cs="Courier New" w:hint="default"/>
-      </w:rPr>
-    </w:lvl>
-    <w:lvl w:ilvl="2">
-      <w:start w:val="1"/>
-      <w:numFmt w:val="bullet"/>
-      <w:lvlText w:val=""/>
-      <w:lvlJc w:val="left"/>
-      <w:pPr>
-        <w:ind w:left="2070" w:hanging="360"/>
-      </w:pPr>
-      <w:rPr>
-        <w:rFonts w:ascii="Wingdings" w:hAnsi="Wingdings" w:hint="default"/>
-      </w:rPr>
-    </w:lvl>
-    <w:lvl w:ilvl="3">
-      <w:start w:val="1"/>
-      <w:numFmt w:val="bullet"/>
-      <w:lvlText w:val=""/>
-      <w:lvlJc w:val="left"/>
-      <w:pPr>
-        <w:ind w:left="2790" w:hanging="360"/>
-      </w:pPr>
-      <w:rPr>
-        <w:rFonts w:ascii="Symbol" w:hAnsi="Symbol" w:hint="default"/>
-      </w:rPr>
-    </w:lvl>
-    <w:lvl w:ilvl="4">
-      <w:start w:val="1"/>
-      <w:numFmt w:val="bullet"/>
-      <w:lvlText w:val="o"/>
-      <w:lvlJc w:val="left"/>
-      <w:pPr>
-        <w:ind w:left="3510" w:hanging="360"/>
-      </w:pPr>
-      <w:rPr>
-        <w:rFonts w:ascii="Courier New" w:hAnsi="Courier New" w:cs="Courier New" w:hint="default"/>
-      </w:rPr>
-    </w:lvl>
-    <w:lvl w:ilvl="5">
-      <w:start w:val="1"/>
-      <w:numFmt w:val="bullet"/>
-      <w:lvlText w:val=""/>
-      <w:lvlJc w:val="left"/>
-      <w:pPr>
-        <w:ind w:left="4230" w:hanging="360"/>
-      </w:pPr>
-      <w:rPr>
-        <w:rFonts w:ascii="Wingdings" w:hAnsi="Wingdings" w:hint="default"/>
-      </w:rPr>
-    </w:lvl>
-    <w:lvl w:ilvl="6">
-      <w:start w:val="1"/>
-      <w:numFmt w:val="bullet"/>
-      <w:lvlText w:val=""/>
-      <w:lvlJc w:val="left"/>
-      <w:pPr>
-        <w:ind w:left="4950" w:hanging="360"/>
-      </w:pPr>
-      <w:rPr>
-        <w:rFonts w:ascii="Symbol" w:hAnsi="Symbol" w:hint="default"/>
-      </w:rPr>
-    </w:lvl>
-    <w:lvl w:ilvl="7">
-      <w:start w:val="1"/>
-      <w:numFmt w:val="bullet"/>
-      <w:lvlText w:val="o"/>
-      <w:lvlJc w:val="left"/>
-      <w:pPr>
-        <w:ind w:left="5670" w:hanging="360"/>
-      </w:pPr>
-      <w:rPr>
-        <w:rFonts w:ascii="Courier New" w:hAnsi="Courier New" w:cs="Courier New" w:hint="default"/>
-      </w:rPr>
-    </w:lvl>
-    <w:lvl w:ilvl="8">
-      <w:start w:val="1"/>
-      <w:numFmt w:val="bullet"/>
-      <w:lvlText w:val=""/>
-      <w:lvlJc w:val="left"/>
-      <w:pPr>
-        <w:ind w:left="6390" w:hanging="360"/>
-      </w:pPr>
-      <w:rPr>
-        <w:rFonts w:ascii="Wingdings" w:hAnsi="Wingdings" w:hint="default"/>
-      </w:rPr>
-    </w:lvl>
-  </w:abstractNum>
-  <w:abstractNum w:abstractNumId="17" w15:restartNumberingAfterBreak="0">
-    <w:nsid w:val="2BF20C99"/>
-    <w:multiLevelType w:val="hybridMultilevel"/>
-    <w:tmpl w:val="E7347AC0"/>
-    <w:lvl w:ilvl="0" w:tplc="04090005">
-      <w:start w:val="1"/>
-      <w:numFmt w:val="bullet"/>
-      <w:lvlText w:val=""/>
-      <w:lvlJc w:val="left"/>
-      <w:pPr>
-        <w:ind w:left="720" w:hanging="360"/>
-      </w:pPr>
-      <w:rPr>
-        <w:rFonts w:ascii="Wingdings" w:hAnsi="Wingdings" w:hint="default"/>
-      </w:rPr>
-    </w:lvl>
-    <w:lvl w:ilvl="1" w:tplc="04090003" w:tentative="1">
-      <w:start w:val="1"/>
-      <w:numFmt w:val="bullet"/>
-      <w:lvlText w:val="o"/>
-      <w:lvlJc w:val="left"/>
-      <w:pPr>
-        <w:ind w:left="1890" w:hanging="360"/>
-      </w:pPr>
-      <w:rPr>
-        <w:rFonts w:ascii="Courier New" w:hAnsi="Courier New" w:cs="Courier New" w:hint="default"/>
-      </w:rPr>
-    </w:lvl>
-    <w:lvl w:ilvl="2" w:tplc="04090005" w:tentative="1">
-      <w:start w:val="1"/>
-      <w:numFmt w:val="bullet"/>
-      <w:lvlText w:val=""/>
-      <w:lvlJc w:val="left"/>
-      <w:pPr>
-        <w:ind w:left="2610" w:hanging="360"/>
-      </w:pPr>
-      <w:rPr>
-        <w:rFonts w:ascii="Wingdings" w:hAnsi="Wingdings" w:hint="default"/>
-      </w:rPr>
-    </w:lvl>
-    <w:lvl w:ilvl="3" w:tplc="04090001" w:tentative="1">
-      <w:start w:val="1"/>
-      <w:numFmt w:val="bullet"/>
-      <w:lvlText w:val=""/>
-      <w:lvlJc w:val="left"/>
-      <w:pPr>
-        <w:ind w:left="3330" w:hanging="360"/>
-      </w:pPr>
-      <w:rPr>
-        <w:rFonts w:ascii="Symbol" w:hAnsi="Symbol" w:hint="default"/>
-      </w:rPr>
-    </w:lvl>
-    <w:lvl w:ilvl="4" w:tplc="04090003" w:tentative="1">
-      <w:start w:val="1"/>
-      <w:numFmt w:val="bullet"/>
-      <w:lvlText w:val="o"/>
-      <w:lvlJc w:val="left"/>
-      <w:pPr>
-        <w:ind w:left="4050" w:hanging="360"/>
-      </w:pPr>
-      <w:rPr>
-        <w:rFonts w:ascii="Courier New" w:hAnsi="Courier New" w:cs="Courier New" w:hint="default"/>
-      </w:rPr>
-    </w:lvl>
-    <w:lvl w:ilvl="5" w:tplc="04090005" w:tentative="1">
-      <w:start w:val="1"/>
-      <w:numFmt w:val="bullet"/>
-      <w:lvlText w:val=""/>
-      <w:lvlJc w:val="left"/>
-      <w:pPr>
-        <w:ind w:left="4770" w:hanging="360"/>
-      </w:pPr>
-      <w:rPr>
-        <w:rFonts w:ascii="Wingdings" w:hAnsi="Wingdings" w:hint="default"/>
-      </w:rPr>
-    </w:lvl>
-    <w:lvl w:ilvl="6" w:tplc="04090001" w:tentative="1">
-      <w:start w:val="1"/>
-      <w:numFmt w:val="bullet"/>
-      <w:lvlText w:val=""/>
-      <w:lvlJc w:val="left"/>
-      <w:pPr>
-        <w:ind w:left="5490" w:hanging="360"/>
-      </w:pPr>
-      <w:rPr>
-        <w:rFonts w:ascii="Symbol" w:hAnsi="Symbol" w:hint="default"/>
-      </w:rPr>
-    </w:lvl>
-    <w:lvl w:ilvl="7" w:tplc="04090003" w:tentative="1">
-      <w:start w:val="1"/>
-      <w:numFmt w:val="bullet"/>
-      <w:lvlText w:val="o"/>
-      <w:lvlJc w:val="left"/>
-      <w:pPr>
-        <w:ind w:left="6210" w:hanging="360"/>
-      </w:pPr>
-      <w:rPr>
-        <w:rFonts w:ascii="Courier New" w:hAnsi="Courier New" w:cs="Courier New" w:hint="default"/>
-      </w:rPr>
-    </w:lvl>
-    <w:lvl w:ilvl="8" w:tplc="04090005" w:tentative="1">
-      <w:start w:val="1"/>
-      <w:numFmt w:val="bullet"/>
-      <w:lvlText w:val=""/>
-      <w:lvlJc w:val="left"/>
-      <w:pPr>
-        <w:ind w:left="6930" w:hanging="360"/>
-      </w:pPr>
-      <w:rPr>
-        <w:rFonts w:ascii="Wingdings" w:hAnsi="Wingdings" w:hint="default"/>
-      </w:rPr>
-    </w:lvl>
-  </w:abstractNum>
-  <w:abstractNum w:abstractNumId="18" w15:restartNumberingAfterBreak="0">
-    <w:nsid w:val="30FF5702"/>
-    <w:multiLevelType w:val="hybridMultilevel"/>
-    <w:tmpl w:val="4582E436"/>
-    <w:lvl w:ilvl="0" w:tplc="04090005">
-      <w:start w:val="1"/>
-      <w:numFmt w:val="bullet"/>
-      <w:lvlText w:val=""/>
-      <w:lvlJc w:val="left"/>
-      <w:pPr>
-        <w:ind w:left="720" w:hanging="360"/>
-      </w:pPr>
-      <w:rPr>
-        <w:rFonts w:ascii="Wingdings" w:hAnsi="Wingdings" w:hint="default"/>
-      </w:rPr>
-    </w:lvl>
-    <w:lvl w:ilvl="1" w:tplc="04090003">
-      <w:start w:val="1"/>
-      <w:numFmt w:val="bullet"/>
-      <w:lvlText w:val="o"/>
-      <w:lvlJc w:val="left"/>
-      <w:pPr>
-        <w:ind w:left="1440" w:hanging="360"/>
-      </w:pPr>
-      <w:rPr>
-        <w:rFonts w:ascii="Courier New" w:hAnsi="Courier New" w:cs="Courier New" w:hint="default"/>
-      </w:rPr>
-    </w:lvl>
-    <w:lvl w:ilvl="2" w:tplc="04090005" w:tentative="1">
-      <w:start w:val="1"/>
-      <w:numFmt w:val="bullet"/>
-      <w:lvlText w:val=""/>
-      <w:lvlJc w:val="left"/>
-      <w:pPr>
-        <w:ind w:left="2160" w:hanging="360"/>
-      </w:pPr>
-      <w:rPr>
-        <w:rFonts w:ascii="Wingdings" w:hAnsi="Wingdings" w:hint="default"/>
-      </w:rPr>
-    </w:lvl>
-    <w:lvl w:ilvl="3" w:tplc="04090001" w:tentative="1">
-      <w:start w:val="1"/>
-      <w:numFmt w:val="bullet"/>
-      <w:lvlText w:val=""/>
-      <w:lvlJc w:val="left"/>
-      <w:pPr>
-        <w:ind w:left="2880" w:hanging="360"/>
-      </w:pPr>
-      <w:rPr>
-        <w:rFonts w:ascii="Symbol" w:hAnsi="Symbol" w:hint="default"/>
-      </w:rPr>
-    </w:lvl>
-    <w:lvl w:ilvl="4" w:tplc="04090003" w:tentative="1">
-      <w:start w:val="1"/>
-      <w:numFmt w:val="bullet"/>
-      <w:lvlText w:val="o"/>
-      <w:lvlJc w:val="left"/>
-      <w:pPr>
-        <w:ind w:left="3600" w:hanging="360"/>
-      </w:pPr>
-      <w:rPr>
-        <w:rFonts w:ascii="Courier New" w:hAnsi="Courier New" w:cs="Courier New" w:hint="default"/>
-      </w:rPr>
-    </w:lvl>
-    <w:lvl w:ilvl="5" w:tplc="04090005" w:tentative="1">
-      <w:start w:val="1"/>
-      <w:numFmt w:val="bullet"/>
-      <w:lvlText w:val=""/>
-      <w:lvlJc w:val="left"/>
-      <w:pPr>
-        <w:ind w:left="4320" w:hanging="360"/>
-      </w:pPr>
-      <w:rPr>
-        <w:rFonts w:ascii="Wingdings" w:hAnsi="Wingdings" w:hint="default"/>
-      </w:rPr>
-    </w:lvl>
-    <w:lvl w:ilvl="6" w:tplc="04090001" w:tentative="1">
-      <w:start w:val="1"/>
-      <w:numFmt w:val="bullet"/>
-      <w:lvlText w:val=""/>
-      <w:lvlJc w:val="left"/>
-      <w:pPr>
-        <w:ind w:left="5040" w:hanging="360"/>
-      </w:pPr>
-      <w:rPr>
-        <w:rFonts w:ascii="Symbol" w:hAnsi="Symbol" w:hint="default"/>
-      </w:rPr>
-    </w:lvl>
-    <w:lvl w:ilvl="7" w:tplc="04090003" w:tentative="1">
-      <w:start w:val="1"/>
-      <w:numFmt w:val="bullet"/>
-      <w:lvlText w:val="o"/>
-      <w:lvlJc w:val="left"/>
-      <w:pPr>
-        <w:ind w:left="5760" w:hanging="360"/>
-      </w:pPr>
-      <w:rPr>
-        <w:rFonts w:ascii="Courier New" w:hAnsi="Courier New" w:cs="Courier New" w:hint="default"/>
-      </w:rPr>
-    </w:lvl>
-    <w:lvl w:ilvl="8" w:tplc="04090005" w:tentative="1">
-      <w:start w:val="1"/>
-      <w:numFmt w:val="bullet"/>
-      <w:lvlText w:val=""/>
-      <w:lvlJc w:val="left"/>
-      <w:pPr>
-        <w:ind w:left="6480" w:hanging="360"/>
-      </w:pPr>
-      <w:rPr>
-        <w:rFonts w:ascii="Wingdings" w:hAnsi="Wingdings" w:hint="default"/>
-      </w:rPr>
-    </w:lvl>
-  </w:abstractNum>
-  <w:abstractNum w:abstractNumId="19" w15:restartNumberingAfterBreak="0">
-    <w:nsid w:val="355C3CE0"/>
-    <w:multiLevelType w:val="hybridMultilevel"/>
-    <w:tmpl w:val="35E617BC"/>
-    <w:lvl w:ilvl="0" w:tplc="2D08DADE">
-      <w:numFmt w:val="bullet"/>
-      <w:lvlText w:val="·"/>
-      <w:lvlJc w:val="left"/>
-      <w:pPr>
-        <w:ind w:left="720" w:hanging="495"/>
-      </w:pPr>
-      <w:rPr>
-        <w:rFonts w:ascii="Arial" w:eastAsia="Arial Unicode MS" w:hAnsi="Arial" w:cs="Arial" w:hint="default"/>
-        <w:b/>
-        <w:sz w:val="24"/>
-      </w:rPr>
-    </w:lvl>
-    <w:lvl w:ilvl="1" w:tplc="04090003" w:tentative="1">
-      <w:start w:val="1"/>
-      <w:numFmt w:val="bullet"/>
-      <w:lvlText w:val="o"/>
-      <w:lvlJc w:val="left"/>
-      <w:pPr>
-        <w:ind w:left="1305" w:hanging="360"/>
-      </w:pPr>
-      <w:rPr>
-        <w:rFonts w:ascii="Courier New" w:hAnsi="Courier New" w:cs="Courier New" w:hint="default"/>
-      </w:rPr>
-    </w:lvl>
-    <w:lvl w:ilvl="2" w:tplc="04090005" w:tentative="1">
-      <w:start w:val="1"/>
-      <w:numFmt w:val="bullet"/>
-      <w:lvlText w:val=""/>
-      <w:lvlJc w:val="left"/>
-      <w:pPr>
-        <w:ind w:left="2025" w:hanging="360"/>
-      </w:pPr>
-      <w:rPr>
-        <w:rFonts w:ascii="Wingdings" w:hAnsi="Wingdings" w:hint="default"/>
-      </w:rPr>
-    </w:lvl>
-    <w:lvl w:ilvl="3" w:tplc="04090001" w:tentative="1">
-      <w:start w:val="1"/>
-      <w:numFmt w:val="bullet"/>
-      <w:lvlText w:val=""/>
-      <w:lvlJc w:val="left"/>
-      <w:pPr>
-        <w:ind w:left="2745" w:hanging="360"/>
-      </w:pPr>
-      <w:rPr>
-        <w:rFonts w:ascii="Symbol" w:hAnsi="Symbol" w:hint="default"/>
-      </w:rPr>
-    </w:lvl>
-    <w:lvl w:ilvl="4" w:tplc="04090003" w:tentative="1">
-      <w:start w:val="1"/>
-      <w:numFmt w:val="bullet"/>
-      <w:lvlText w:val="o"/>
-      <w:lvlJc w:val="left"/>
-      <w:pPr>
-        <w:ind w:left="3465" w:hanging="360"/>
-      </w:pPr>
-      <w:rPr>
-        <w:rFonts w:ascii="Courier New" w:hAnsi="Courier New" w:cs="Courier New" w:hint="default"/>
-      </w:rPr>
-    </w:lvl>
-    <w:lvl w:ilvl="5" w:tplc="04090005" w:tentative="1">
-      <w:start w:val="1"/>
-      <w:numFmt w:val="bullet"/>
-      <w:lvlText w:val=""/>
-      <w:lvlJc w:val="left"/>
-      <w:pPr>
-        <w:ind w:left="4185" w:hanging="360"/>
-      </w:pPr>
-      <w:rPr>
-        <w:rFonts w:ascii="Wingdings" w:hAnsi="Wingdings" w:hint="default"/>
-      </w:rPr>
-    </w:lvl>
-    <w:lvl w:ilvl="6" w:tplc="04090001" w:tentative="1">
-      <w:start w:val="1"/>
-      <w:numFmt w:val="bullet"/>
-      <w:lvlText w:val=""/>
-      <w:lvlJc w:val="left"/>
-      <w:pPr>
-        <w:ind w:left="4905" w:hanging="360"/>
-      </w:pPr>
-      <w:rPr>
-        <w:rFonts w:ascii="Symbol" w:hAnsi="Symbol" w:hint="default"/>
-      </w:rPr>
-    </w:lvl>
-    <w:lvl w:ilvl="7" w:tplc="04090003" w:tentative="1">
-      <w:start w:val="1"/>
-      <w:numFmt w:val="bullet"/>
-      <w:lvlText w:val="o"/>
-      <w:lvlJc w:val="left"/>
-      <w:pPr>
-        <w:ind w:left="5625" w:hanging="360"/>
-      </w:pPr>
-      <w:rPr>
-        <w:rFonts w:ascii="Courier New" w:hAnsi="Courier New" w:cs="Courier New" w:hint="default"/>
-      </w:rPr>
-    </w:lvl>
-    <w:lvl w:ilvl="8" w:tplc="04090005" w:tentative="1">
-      <w:start w:val="1"/>
-      <w:numFmt w:val="bullet"/>
-      <w:lvlText w:val=""/>
-      <w:lvlJc w:val="left"/>
-      <w:pPr>
-        <w:ind w:left="6345" w:hanging="360"/>
-      </w:pPr>
-      <w:rPr>
-        <w:rFonts w:ascii="Wingdings" w:hAnsi="Wingdings" w:hint="default"/>
-      </w:rPr>
-    </w:lvl>
-  </w:abstractNum>
-  <w:abstractNum w:abstractNumId="20" w15:restartNumberingAfterBreak="0">
-    <w:nsid w:val="3583291C"/>
-    <w:multiLevelType w:val="hybridMultilevel"/>
-    <w:tmpl w:val="F990A0D0"/>
-    <w:lvl w:ilvl="0" w:tplc="04090005">
-      <w:start w:val="1"/>
-      <w:numFmt w:val="bullet"/>
-      <w:lvlText w:val=""/>
-      <w:lvlJc w:val="left"/>
-      <w:pPr>
-        <w:ind w:left="720" w:hanging="360"/>
-      </w:pPr>
-      <w:rPr>
-        <w:rFonts w:ascii="Wingdings" w:hAnsi="Wingdings" w:hint="default"/>
-      </w:rPr>
-    </w:lvl>
-    <w:lvl w:ilvl="1" w:tplc="04090005">
-      <w:start w:val="1"/>
-      <w:numFmt w:val="bullet"/>
-      <w:lvlText w:val=""/>
-      <w:lvlJc w:val="left"/>
-      <w:pPr>
-        <w:ind w:left="1440" w:hanging="360"/>
-      </w:pPr>
-      <w:rPr>
-        <w:rFonts w:ascii="Wingdings" w:hAnsi="Wingdings" w:hint="default"/>
-      </w:rPr>
-    </w:lvl>
-    <w:lvl w:ilvl="2" w:tplc="04090003">
-      <w:start w:val="1"/>
-      <w:numFmt w:val="bullet"/>
-      <w:lvlText w:val="o"/>
-      <w:lvlJc w:val="left"/>
-      <w:pPr>
-        <w:ind w:left="2160" w:hanging="360"/>
-      </w:pPr>
-      <w:rPr>
-        <w:rFonts w:ascii="Courier New" w:hAnsi="Courier New" w:cs="Courier New" w:hint="default"/>
-      </w:rPr>
-    </w:lvl>
-    <w:lvl w:ilvl="3" w:tplc="04090001" w:tentative="1">
-      <w:start w:val="1"/>
-      <w:numFmt w:val="bullet"/>
-      <w:lvlText w:val=""/>
-      <w:lvlJc w:val="left"/>
-      <w:pPr>
-        <w:ind w:left="2880" w:hanging="360"/>
-      </w:pPr>
-      <w:rPr>
-        <w:rFonts w:ascii="Symbol" w:hAnsi="Symbol" w:hint="default"/>
-      </w:rPr>
-    </w:lvl>
-    <w:lvl w:ilvl="4" w:tplc="04090003" w:tentative="1">
-      <w:start w:val="1"/>
-      <w:numFmt w:val="bullet"/>
-      <w:lvlText w:val="o"/>
-      <w:lvlJc w:val="left"/>
-      <w:pPr>
-        <w:ind w:left="3600" w:hanging="360"/>
-      </w:pPr>
-      <w:rPr>
-        <w:rFonts w:ascii="Courier New" w:hAnsi="Courier New" w:cs="Courier New" w:hint="default"/>
-      </w:rPr>
-    </w:lvl>
-    <w:lvl w:ilvl="5" w:tplc="04090005" w:tentative="1">
-      <w:start w:val="1"/>
-      <w:numFmt w:val="bullet"/>
-      <w:lvlText w:val=""/>
-      <w:lvlJc w:val="left"/>
-      <w:pPr>
-        <w:ind w:left="4320" w:hanging="360"/>
-      </w:pPr>
-      <w:rPr>
-        <w:rFonts w:ascii="Wingdings" w:hAnsi="Wingdings" w:hint="default"/>
-      </w:rPr>
-    </w:lvl>
-    <w:lvl w:ilvl="6" w:tplc="04090001" w:tentative="1">
-      <w:start w:val="1"/>
-      <w:numFmt w:val="bullet"/>
-      <w:lvlText w:val=""/>
-      <w:lvlJc w:val="left"/>
-      <w:pPr>
-        <w:ind w:left="5040" w:hanging="360"/>
-      </w:pPr>
-      <w:rPr>
-        <w:rFonts w:ascii="Symbol" w:hAnsi="Symbol" w:hint="default"/>
-      </w:rPr>
-    </w:lvl>
-    <w:lvl w:ilvl="7" w:tplc="04090003" w:tentative="1">
-      <w:start w:val="1"/>
-      <w:numFmt w:val="bullet"/>
-      <w:lvlText w:val="o"/>
-      <w:lvlJc w:val="left"/>
-      <w:pPr>
-        <w:ind w:left="5760" w:hanging="360"/>
-      </w:pPr>
-      <w:rPr>
-        <w:rFonts w:ascii="Courier New" w:hAnsi="Courier New" w:cs="Courier New" w:hint="default"/>
-      </w:rPr>
-    </w:lvl>
-    <w:lvl w:ilvl="8" w:tplc="04090005" w:tentative="1">
-      <w:start w:val="1"/>
-      <w:numFmt w:val="bullet"/>
-      <w:lvlText w:val=""/>
-      <w:lvlJc w:val="left"/>
-      <w:pPr>
-        <w:ind w:left="6480" w:hanging="360"/>
-      </w:pPr>
-      <w:rPr>
-        <w:rFonts w:ascii="Wingdings" w:hAnsi="Wingdings" w:hint="default"/>
-      </w:rPr>
-    </w:lvl>
-  </w:abstractNum>
-  <w:abstractNum w:abstractNumId="21" w15:restartNumberingAfterBreak="0">
-    <w:nsid w:val="36C7260B"/>
+  <w:abstractNum w:abstractNumId="4" w15:restartNumberingAfterBreak="0">
+    <w:nsid w:val="48C44E36"/>
     <w:multiLevelType w:val="hybridMultilevel"/>
     <w:tmpl w:val="6A081A38"/>
     <w:lvl w:ilvl="0" w:tplc="FFFFFFFF">
@@ -9651,1507 +7965,7 @@
       </w:rPr>
     </w:lvl>
   </w:abstractNum>
-  <w:abstractNum w:abstractNumId="22" w15:restartNumberingAfterBreak="0">
-    <w:nsid w:val="37B0089F"/>
-    <w:multiLevelType w:val="hybridMultilevel"/>
-    <w:tmpl w:val="CBD666B6"/>
-    <w:lvl w:ilvl="0" w:tplc="000B0409">
-      <w:start w:val="1"/>
-      <w:numFmt w:val="bullet"/>
-      <w:lvlText w:val=""/>
-      <w:lvlJc w:val="left"/>
-      <w:pPr>
-        <w:tabs>
-          <w:tab w:val="num" w:pos="1500"/>
-        </w:tabs>
-        <w:ind w:left="1500" w:hanging="360"/>
-      </w:pPr>
-      <w:rPr>
-        <w:rFonts w:ascii="Wingdings" w:hAnsi="Wingdings" w:hint="default"/>
-      </w:rPr>
-    </w:lvl>
-    <w:lvl w:ilvl="1" w:tplc="0409000B">
-      <w:start w:val="1"/>
-      <w:numFmt w:val="bullet"/>
-      <w:lvlText w:val=""/>
-      <w:lvlJc w:val="left"/>
-      <w:pPr>
-        <w:tabs>
-          <w:tab w:val="num" w:pos="360"/>
-        </w:tabs>
-        <w:ind w:left="360" w:hanging="360"/>
-      </w:pPr>
-      <w:rPr>
-        <w:rFonts w:ascii="Wingdings" w:hAnsi="Wingdings" w:hint="default"/>
-      </w:rPr>
-    </w:lvl>
-    <w:lvl w:ilvl="2" w:tplc="00050409" w:tentative="1">
-      <w:start w:val="1"/>
-      <w:numFmt w:val="bullet"/>
-      <w:lvlText w:val=""/>
-      <w:lvlJc w:val="left"/>
-      <w:pPr>
-        <w:tabs>
-          <w:tab w:val="num" w:pos="2940"/>
-        </w:tabs>
-        <w:ind w:left="2940" w:hanging="360"/>
-      </w:pPr>
-      <w:rPr>
-        <w:rFonts w:ascii="Wingdings" w:hAnsi="Wingdings" w:hint="default"/>
-      </w:rPr>
-    </w:lvl>
-    <w:lvl w:ilvl="3" w:tplc="00010409" w:tentative="1">
-      <w:start w:val="1"/>
-      <w:numFmt w:val="bullet"/>
-      <w:lvlText w:val=""/>
-      <w:lvlJc w:val="left"/>
-      <w:pPr>
-        <w:tabs>
-          <w:tab w:val="num" w:pos="3660"/>
-        </w:tabs>
-        <w:ind w:left="3660" w:hanging="360"/>
-      </w:pPr>
-      <w:rPr>
-        <w:rFonts w:ascii="Symbol" w:hAnsi="Symbol" w:hint="default"/>
-      </w:rPr>
-    </w:lvl>
-    <w:lvl w:ilvl="4" w:tplc="00030409" w:tentative="1">
-      <w:start w:val="1"/>
-      <w:numFmt w:val="bullet"/>
-      <w:lvlText w:val="o"/>
-      <w:lvlJc w:val="left"/>
-      <w:pPr>
-        <w:tabs>
-          <w:tab w:val="num" w:pos="4380"/>
-        </w:tabs>
-        <w:ind w:left="4380" w:hanging="360"/>
-      </w:pPr>
-      <w:rPr>
-        <w:rFonts w:ascii="Courier New" w:hAnsi="Courier New" w:hint="default"/>
-      </w:rPr>
-    </w:lvl>
-    <w:lvl w:ilvl="5" w:tplc="00050409" w:tentative="1">
-      <w:start w:val="1"/>
-      <w:numFmt w:val="bullet"/>
-      <w:lvlText w:val=""/>
-      <w:lvlJc w:val="left"/>
-      <w:pPr>
-        <w:tabs>
-          <w:tab w:val="num" w:pos="5100"/>
-        </w:tabs>
-        <w:ind w:left="5100" w:hanging="360"/>
-      </w:pPr>
-      <w:rPr>
-        <w:rFonts w:ascii="Wingdings" w:hAnsi="Wingdings" w:hint="default"/>
-      </w:rPr>
-    </w:lvl>
-    <w:lvl w:ilvl="6" w:tplc="00010409" w:tentative="1">
-      <w:start w:val="1"/>
-      <w:numFmt w:val="bullet"/>
-      <w:lvlText w:val=""/>
-      <w:lvlJc w:val="left"/>
-      <w:pPr>
-        <w:tabs>
-          <w:tab w:val="num" w:pos="5820"/>
-        </w:tabs>
-        <w:ind w:left="5820" w:hanging="360"/>
-      </w:pPr>
-      <w:rPr>
-        <w:rFonts w:ascii="Symbol" w:hAnsi="Symbol" w:hint="default"/>
-      </w:rPr>
-    </w:lvl>
-    <w:lvl w:ilvl="7" w:tplc="00030409" w:tentative="1">
-      <w:start w:val="1"/>
-      <w:numFmt w:val="bullet"/>
-      <w:lvlText w:val="o"/>
-      <w:lvlJc w:val="left"/>
-      <w:pPr>
-        <w:tabs>
-          <w:tab w:val="num" w:pos="6540"/>
-        </w:tabs>
-        <w:ind w:left="6540" w:hanging="360"/>
-      </w:pPr>
-      <w:rPr>
-        <w:rFonts w:ascii="Courier New" w:hAnsi="Courier New" w:hint="default"/>
-      </w:rPr>
-    </w:lvl>
-    <w:lvl w:ilvl="8" w:tplc="00050409" w:tentative="1">
-      <w:start w:val="1"/>
-      <w:numFmt w:val="bullet"/>
-      <w:lvlText w:val=""/>
-      <w:lvlJc w:val="left"/>
-      <w:pPr>
-        <w:tabs>
-          <w:tab w:val="num" w:pos="7260"/>
-        </w:tabs>
-        <w:ind w:left="7260" w:hanging="360"/>
-      </w:pPr>
-      <w:rPr>
-        <w:rFonts w:ascii="Wingdings" w:hAnsi="Wingdings" w:hint="default"/>
-      </w:rPr>
-    </w:lvl>
-  </w:abstractNum>
-  <w:abstractNum w:abstractNumId="23" w15:restartNumberingAfterBreak="0">
-    <w:nsid w:val="37DF18BB"/>
-    <w:multiLevelType w:val="hybridMultilevel"/>
-    <w:tmpl w:val="589E0D8A"/>
-    <w:lvl w:ilvl="0" w:tplc="0409000B">
-      <w:start w:val="1"/>
-      <w:numFmt w:val="bullet"/>
-      <w:lvlText w:val=""/>
-      <w:lvlJc w:val="left"/>
-      <w:pPr>
-        <w:ind w:left="720" w:hanging="360"/>
-      </w:pPr>
-      <w:rPr>
-        <w:rFonts w:ascii="Wingdings" w:hAnsi="Wingdings" w:hint="default"/>
-      </w:rPr>
-    </w:lvl>
-    <w:lvl w:ilvl="1" w:tplc="04090003" w:tentative="1">
-      <w:start w:val="1"/>
-      <w:numFmt w:val="bullet"/>
-      <w:lvlText w:val="o"/>
-      <w:lvlJc w:val="left"/>
-      <w:pPr>
-        <w:ind w:left="1440" w:hanging="360"/>
-      </w:pPr>
-      <w:rPr>
-        <w:rFonts w:ascii="Courier New" w:hAnsi="Courier New" w:cs="Courier New" w:hint="default"/>
-      </w:rPr>
-    </w:lvl>
-    <w:lvl w:ilvl="2" w:tplc="04090005" w:tentative="1">
-      <w:start w:val="1"/>
-      <w:numFmt w:val="bullet"/>
-      <w:lvlText w:val=""/>
-      <w:lvlJc w:val="left"/>
-      <w:pPr>
-        <w:ind w:left="2160" w:hanging="360"/>
-      </w:pPr>
-      <w:rPr>
-        <w:rFonts w:ascii="Wingdings" w:hAnsi="Wingdings" w:hint="default"/>
-      </w:rPr>
-    </w:lvl>
-    <w:lvl w:ilvl="3" w:tplc="04090001" w:tentative="1">
-      <w:start w:val="1"/>
-      <w:numFmt w:val="bullet"/>
-      <w:lvlText w:val=""/>
-      <w:lvlJc w:val="left"/>
-      <w:pPr>
-        <w:ind w:left="2880" w:hanging="360"/>
-      </w:pPr>
-      <w:rPr>
-        <w:rFonts w:ascii="Symbol" w:hAnsi="Symbol" w:hint="default"/>
-      </w:rPr>
-    </w:lvl>
-    <w:lvl w:ilvl="4" w:tplc="04090003" w:tentative="1">
-      <w:start w:val="1"/>
-      <w:numFmt w:val="bullet"/>
-      <w:lvlText w:val="o"/>
-      <w:lvlJc w:val="left"/>
-      <w:pPr>
-        <w:ind w:left="3600" w:hanging="360"/>
-      </w:pPr>
-      <w:rPr>
-        <w:rFonts w:ascii="Courier New" w:hAnsi="Courier New" w:cs="Courier New" w:hint="default"/>
-      </w:rPr>
-    </w:lvl>
-    <w:lvl w:ilvl="5" w:tplc="04090005" w:tentative="1">
-      <w:start w:val="1"/>
-      <w:numFmt w:val="bullet"/>
-      <w:lvlText w:val=""/>
-      <w:lvlJc w:val="left"/>
-      <w:pPr>
-        <w:ind w:left="4320" w:hanging="360"/>
-      </w:pPr>
-      <w:rPr>
-        <w:rFonts w:ascii="Wingdings" w:hAnsi="Wingdings" w:hint="default"/>
-      </w:rPr>
-    </w:lvl>
-    <w:lvl w:ilvl="6" w:tplc="04090001" w:tentative="1">
-      <w:start w:val="1"/>
-      <w:numFmt w:val="bullet"/>
-      <w:lvlText w:val=""/>
-      <w:lvlJc w:val="left"/>
-      <w:pPr>
-        <w:ind w:left="5040" w:hanging="360"/>
-      </w:pPr>
-      <w:rPr>
-        <w:rFonts w:ascii="Symbol" w:hAnsi="Symbol" w:hint="default"/>
-      </w:rPr>
-    </w:lvl>
-    <w:lvl w:ilvl="7" w:tplc="04090003" w:tentative="1">
-      <w:start w:val="1"/>
-      <w:numFmt w:val="bullet"/>
-      <w:lvlText w:val="o"/>
-      <w:lvlJc w:val="left"/>
-      <w:pPr>
-        <w:ind w:left="5760" w:hanging="360"/>
-      </w:pPr>
-      <w:rPr>
-        <w:rFonts w:ascii="Courier New" w:hAnsi="Courier New" w:cs="Courier New" w:hint="default"/>
-      </w:rPr>
-    </w:lvl>
-    <w:lvl w:ilvl="8" w:tplc="04090005" w:tentative="1">
-      <w:start w:val="1"/>
-      <w:numFmt w:val="bullet"/>
-      <w:lvlText w:val=""/>
-      <w:lvlJc w:val="left"/>
-      <w:pPr>
-        <w:ind w:left="6480" w:hanging="360"/>
-      </w:pPr>
-      <w:rPr>
-        <w:rFonts w:ascii="Wingdings" w:hAnsi="Wingdings" w:hint="default"/>
-      </w:rPr>
-    </w:lvl>
-  </w:abstractNum>
-  <w:abstractNum w:abstractNumId="24" w15:restartNumberingAfterBreak="0">
-    <w:nsid w:val="380F5269"/>
-    <w:multiLevelType w:val="hybridMultilevel"/>
-    <w:tmpl w:val="A728315C"/>
-    <w:lvl w:ilvl="0" w:tplc="0409000F">
-      <w:start w:val="1"/>
-      <w:numFmt w:val="decimal"/>
-      <w:lvlText w:val="%1."/>
-      <w:lvlJc w:val="left"/>
-      <w:pPr>
-        <w:tabs>
-          <w:tab w:val="num" w:pos="720"/>
-        </w:tabs>
-        <w:ind w:left="720" w:hanging="360"/>
-      </w:pPr>
-    </w:lvl>
-    <w:lvl w:ilvl="1" w:tplc="04090019" w:tentative="1">
-      <w:start w:val="1"/>
-      <w:numFmt w:val="lowerLetter"/>
-      <w:lvlText w:val="%2."/>
-      <w:lvlJc w:val="left"/>
-      <w:pPr>
-        <w:tabs>
-          <w:tab w:val="num" w:pos="1440"/>
-        </w:tabs>
-        <w:ind w:left="1440" w:hanging="360"/>
-      </w:pPr>
-    </w:lvl>
-    <w:lvl w:ilvl="2" w:tplc="0409001B" w:tentative="1">
-      <w:start w:val="1"/>
-      <w:numFmt w:val="lowerRoman"/>
-      <w:lvlText w:val="%3."/>
-      <w:lvlJc w:val="right"/>
-      <w:pPr>
-        <w:tabs>
-          <w:tab w:val="num" w:pos="2160"/>
-        </w:tabs>
-        <w:ind w:left="2160" w:hanging="180"/>
-      </w:pPr>
-    </w:lvl>
-    <w:lvl w:ilvl="3" w:tplc="0409000F" w:tentative="1">
-      <w:start w:val="1"/>
-      <w:numFmt w:val="decimal"/>
-      <w:lvlText w:val="%4."/>
-      <w:lvlJc w:val="left"/>
-      <w:pPr>
-        <w:tabs>
-          <w:tab w:val="num" w:pos="2880"/>
-        </w:tabs>
-        <w:ind w:left="2880" w:hanging="360"/>
-      </w:pPr>
-    </w:lvl>
-    <w:lvl w:ilvl="4" w:tplc="04090019" w:tentative="1">
-      <w:start w:val="1"/>
-      <w:numFmt w:val="lowerLetter"/>
-      <w:lvlText w:val="%5."/>
-      <w:lvlJc w:val="left"/>
-      <w:pPr>
-        <w:tabs>
-          <w:tab w:val="num" w:pos="3600"/>
-        </w:tabs>
-        <w:ind w:left="3600" w:hanging="360"/>
-      </w:pPr>
-    </w:lvl>
-    <w:lvl w:ilvl="5" w:tplc="0409001B" w:tentative="1">
-      <w:start w:val="1"/>
-      <w:numFmt w:val="lowerRoman"/>
-      <w:lvlText w:val="%6."/>
-      <w:lvlJc w:val="right"/>
-      <w:pPr>
-        <w:tabs>
-          <w:tab w:val="num" w:pos="4320"/>
-        </w:tabs>
-        <w:ind w:left="4320" w:hanging="180"/>
-      </w:pPr>
-    </w:lvl>
-    <w:lvl w:ilvl="6" w:tplc="0409000F" w:tentative="1">
-      <w:start w:val="1"/>
-      <w:numFmt w:val="decimal"/>
-      <w:lvlText w:val="%7."/>
-      <w:lvlJc w:val="left"/>
-      <w:pPr>
-        <w:tabs>
-          <w:tab w:val="num" w:pos="5040"/>
-        </w:tabs>
-        <w:ind w:left="5040" w:hanging="360"/>
-      </w:pPr>
-    </w:lvl>
-    <w:lvl w:ilvl="7" w:tplc="04090019" w:tentative="1">
-      <w:start w:val="1"/>
-      <w:numFmt w:val="lowerLetter"/>
-      <w:lvlText w:val="%8."/>
-      <w:lvlJc w:val="left"/>
-      <w:pPr>
-        <w:tabs>
-          <w:tab w:val="num" w:pos="5760"/>
-        </w:tabs>
-        <w:ind w:left="5760" w:hanging="360"/>
-      </w:pPr>
-    </w:lvl>
-    <w:lvl w:ilvl="8" w:tplc="0409001B" w:tentative="1">
-      <w:start w:val="1"/>
-      <w:numFmt w:val="lowerRoman"/>
-      <w:lvlText w:val="%9."/>
-      <w:lvlJc w:val="right"/>
-      <w:pPr>
-        <w:tabs>
-          <w:tab w:val="num" w:pos="6480"/>
-        </w:tabs>
-        <w:ind w:left="6480" w:hanging="180"/>
-      </w:pPr>
-    </w:lvl>
-  </w:abstractNum>
-  <w:abstractNum w:abstractNumId="25" w15:restartNumberingAfterBreak="0">
-    <w:nsid w:val="38722CDF"/>
-    <w:multiLevelType w:val="hybridMultilevel"/>
-    <w:tmpl w:val="375AF574"/>
-    <w:lvl w:ilvl="0" w:tplc="04090001">
-      <w:start w:val="1"/>
-      <w:numFmt w:val="bullet"/>
-      <w:lvlText w:val=""/>
-      <w:lvlJc w:val="left"/>
-      <w:pPr>
-        <w:ind w:left="720" w:hanging="360"/>
-      </w:pPr>
-      <w:rPr>
-        <w:rFonts w:ascii="Symbol" w:hAnsi="Symbol" w:hint="default"/>
-      </w:rPr>
-    </w:lvl>
-    <w:lvl w:ilvl="1" w:tplc="04090003" w:tentative="1">
-      <w:start w:val="1"/>
-      <w:numFmt w:val="bullet"/>
-      <w:lvlText w:val="o"/>
-      <w:lvlJc w:val="left"/>
-      <w:pPr>
-        <w:ind w:left="1440" w:hanging="360"/>
-      </w:pPr>
-      <w:rPr>
-        <w:rFonts w:ascii="Courier New" w:hAnsi="Courier New" w:cs="Courier New" w:hint="default"/>
-      </w:rPr>
-    </w:lvl>
-    <w:lvl w:ilvl="2" w:tplc="04090005" w:tentative="1">
-      <w:start w:val="1"/>
-      <w:numFmt w:val="bullet"/>
-      <w:lvlText w:val=""/>
-      <w:lvlJc w:val="left"/>
-      <w:pPr>
-        <w:ind w:left="2160" w:hanging="360"/>
-      </w:pPr>
-      <w:rPr>
-        <w:rFonts w:ascii="Wingdings" w:hAnsi="Wingdings" w:hint="default"/>
-      </w:rPr>
-    </w:lvl>
-    <w:lvl w:ilvl="3" w:tplc="04090001" w:tentative="1">
-      <w:start w:val="1"/>
-      <w:numFmt w:val="bullet"/>
-      <w:lvlText w:val=""/>
-      <w:lvlJc w:val="left"/>
-      <w:pPr>
-        <w:ind w:left="2880" w:hanging="360"/>
-      </w:pPr>
-      <w:rPr>
-        <w:rFonts w:ascii="Symbol" w:hAnsi="Symbol" w:hint="default"/>
-      </w:rPr>
-    </w:lvl>
-    <w:lvl w:ilvl="4" w:tplc="04090003" w:tentative="1">
-      <w:start w:val="1"/>
-      <w:numFmt w:val="bullet"/>
-      <w:lvlText w:val="o"/>
-      <w:lvlJc w:val="left"/>
-      <w:pPr>
-        <w:ind w:left="3600" w:hanging="360"/>
-      </w:pPr>
-      <w:rPr>
-        <w:rFonts w:ascii="Courier New" w:hAnsi="Courier New" w:cs="Courier New" w:hint="default"/>
-      </w:rPr>
-    </w:lvl>
-    <w:lvl w:ilvl="5" w:tplc="04090005" w:tentative="1">
-      <w:start w:val="1"/>
-      <w:numFmt w:val="bullet"/>
-      <w:lvlText w:val=""/>
-      <w:lvlJc w:val="left"/>
-      <w:pPr>
-        <w:ind w:left="4320" w:hanging="360"/>
-      </w:pPr>
-      <w:rPr>
-        <w:rFonts w:ascii="Wingdings" w:hAnsi="Wingdings" w:hint="default"/>
-      </w:rPr>
-    </w:lvl>
-    <w:lvl w:ilvl="6" w:tplc="04090001" w:tentative="1">
-      <w:start w:val="1"/>
-      <w:numFmt w:val="bullet"/>
-      <w:lvlText w:val=""/>
-      <w:lvlJc w:val="left"/>
-      <w:pPr>
-        <w:ind w:left="5040" w:hanging="360"/>
-      </w:pPr>
-      <w:rPr>
-        <w:rFonts w:ascii="Symbol" w:hAnsi="Symbol" w:hint="default"/>
-      </w:rPr>
-    </w:lvl>
-    <w:lvl w:ilvl="7" w:tplc="04090003" w:tentative="1">
-      <w:start w:val="1"/>
-      <w:numFmt w:val="bullet"/>
-      <w:lvlText w:val="o"/>
-      <w:lvlJc w:val="left"/>
-      <w:pPr>
-        <w:ind w:left="5760" w:hanging="360"/>
-      </w:pPr>
-      <w:rPr>
-        <w:rFonts w:ascii="Courier New" w:hAnsi="Courier New" w:cs="Courier New" w:hint="default"/>
-      </w:rPr>
-    </w:lvl>
-    <w:lvl w:ilvl="8" w:tplc="04090005" w:tentative="1">
-      <w:start w:val="1"/>
-      <w:numFmt w:val="bullet"/>
-      <w:lvlText w:val=""/>
-      <w:lvlJc w:val="left"/>
-      <w:pPr>
-        <w:ind w:left="6480" w:hanging="360"/>
-      </w:pPr>
-      <w:rPr>
-        <w:rFonts w:ascii="Wingdings" w:hAnsi="Wingdings" w:hint="default"/>
-      </w:rPr>
-    </w:lvl>
-  </w:abstractNum>
-  <w:abstractNum w:abstractNumId="26" w15:restartNumberingAfterBreak="0">
-    <w:nsid w:val="402A4D92"/>
-    <w:multiLevelType w:val="hybridMultilevel"/>
-    <w:tmpl w:val="1E10B8E6"/>
-    <w:lvl w:ilvl="0" w:tplc="000B0409">
-      <w:start w:val="1"/>
-      <w:numFmt w:val="bullet"/>
-      <w:lvlText w:val=""/>
-      <w:lvlJc w:val="left"/>
-      <w:pPr>
-        <w:tabs>
-          <w:tab w:val="num" w:pos="1440"/>
-        </w:tabs>
-        <w:ind w:left="1440" w:hanging="360"/>
-      </w:pPr>
-      <w:rPr>
-        <w:rFonts w:ascii="Wingdings" w:hAnsi="Wingdings" w:hint="default"/>
-      </w:rPr>
-    </w:lvl>
-    <w:lvl w:ilvl="1" w:tplc="00030409" w:tentative="1">
-      <w:start w:val="1"/>
-      <w:numFmt w:val="bullet"/>
-      <w:lvlText w:val="o"/>
-      <w:lvlJc w:val="left"/>
-      <w:pPr>
-        <w:tabs>
-          <w:tab w:val="num" w:pos="2160"/>
-        </w:tabs>
-        <w:ind w:left="2160" w:hanging="360"/>
-      </w:pPr>
-      <w:rPr>
-        <w:rFonts w:ascii="Courier New" w:hAnsi="Courier New" w:hint="default"/>
-      </w:rPr>
-    </w:lvl>
-    <w:lvl w:ilvl="2" w:tplc="00050409" w:tentative="1">
-      <w:start w:val="1"/>
-      <w:numFmt w:val="bullet"/>
-      <w:lvlText w:val=""/>
-      <w:lvlJc w:val="left"/>
-      <w:pPr>
-        <w:tabs>
-          <w:tab w:val="num" w:pos="2880"/>
-        </w:tabs>
-        <w:ind w:left="2880" w:hanging="360"/>
-      </w:pPr>
-      <w:rPr>
-        <w:rFonts w:ascii="Wingdings" w:hAnsi="Wingdings" w:hint="default"/>
-      </w:rPr>
-    </w:lvl>
-    <w:lvl w:ilvl="3" w:tplc="00010409" w:tentative="1">
-      <w:start w:val="1"/>
-      <w:numFmt w:val="bullet"/>
-      <w:lvlText w:val=""/>
-      <w:lvlJc w:val="left"/>
-      <w:pPr>
-        <w:tabs>
-          <w:tab w:val="num" w:pos="3600"/>
-        </w:tabs>
-        <w:ind w:left="3600" w:hanging="360"/>
-      </w:pPr>
-      <w:rPr>
-        <w:rFonts w:ascii="Symbol" w:hAnsi="Symbol" w:hint="default"/>
-      </w:rPr>
-    </w:lvl>
-    <w:lvl w:ilvl="4" w:tplc="00030409" w:tentative="1">
-      <w:start w:val="1"/>
-      <w:numFmt w:val="bullet"/>
-      <w:lvlText w:val="o"/>
-      <w:lvlJc w:val="left"/>
-      <w:pPr>
-        <w:tabs>
-          <w:tab w:val="num" w:pos="4320"/>
-        </w:tabs>
-        <w:ind w:left="4320" w:hanging="360"/>
-      </w:pPr>
-      <w:rPr>
-        <w:rFonts w:ascii="Courier New" w:hAnsi="Courier New" w:hint="default"/>
-      </w:rPr>
-    </w:lvl>
-    <w:lvl w:ilvl="5" w:tplc="00050409" w:tentative="1">
-      <w:start w:val="1"/>
-      <w:numFmt w:val="bullet"/>
-      <w:lvlText w:val=""/>
-      <w:lvlJc w:val="left"/>
-      <w:pPr>
-        <w:tabs>
-          <w:tab w:val="num" w:pos="5040"/>
-        </w:tabs>
-        <w:ind w:left="5040" w:hanging="360"/>
-      </w:pPr>
-      <w:rPr>
-        <w:rFonts w:ascii="Wingdings" w:hAnsi="Wingdings" w:hint="default"/>
-      </w:rPr>
-    </w:lvl>
-    <w:lvl w:ilvl="6" w:tplc="00010409" w:tentative="1">
-      <w:start w:val="1"/>
-      <w:numFmt w:val="bullet"/>
-      <w:lvlText w:val=""/>
-      <w:lvlJc w:val="left"/>
-      <w:pPr>
-        <w:tabs>
-          <w:tab w:val="num" w:pos="5760"/>
-        </w:tabs>
-        <w:ind w:left="5760" w:hanging="360"/>
-      </w:pPr>
-      <w:rPr>
-        <w:rFonts w:ascii="Symbol" w:hAnsi="Symbol" w:hint="default"/>
-      </w:rPr>
-    </w:lvl>
-    <w:lvl w:ilvl="7" w:tplc="00030409" w:tentative="1">
-      <w:start w:val="1"/>
-      <w:numFmt w:val="bullet"/>
-      <w:lvlText w:val="o"/>
-      <w:lvlJc w:val="left"/>
-      <w:pPr>
-        <w:tabs>
-          <w:tab w:val="num" w:pos="6480"/>
-        </w:tabs>
-        <w:ind w:left="6480" w:hanging="360"/>
-      </w:pPr>
-      <w:rPr>
-        <w:rFonts w:ascii="Courier New" w:hAnsi="Courier New" w:hint="default"/>
-      </w:rPr>
-    </w:lvl>
-    <w:lvl w:ilvl="8" w:tplc="00050409" w:tentative="1">
-      <w:start w:val="1"/>
-      <w:numFmt w:val="bullet"/>
-      <w:lvlText w:val=""/>
-      <w:lvlJc w:val="left"/>
-      <w:pPr>
-        <w:tabs>
-          <w:tab w:val="num" w:pos="7200"/>
-        </w:tabs>
-        <w:ind w:left="7200" w:hanging="360"/>
-      </w:pPr>
-      <w:rPr>
-        <w:rFonts w:ascii="Wingdings" w:hAnsi="Wingdings" w:hint="default"/>
-      </w:rPr>
-    </w:lvl>
-  </w:abstractNum>
-  <w:abstractNum w:abstractNumId="27" w15:restartNumberingAfterBreak="0">
-    <w:nsid w:val="42BD1DEA"/>
-    <w:multiLevelType w:val="hybridMultilevel"/>
-    <w:tmpl w:val="AEA2EF36"/>
-    <w:lvl w:ilvl="0" w:tplc="0409000B">
-      <w:start w:val="1"/>
-      <w:numFmt w:val="bullet"/>
-      <w:lvlText w:val=""/>
-      <w:lvlJc w:val="left"/>
-      <w:pPr>
-        <w:ind w:left="1080" w:hanging="360"/>
-      </w:pPr>
-      <w:rPr>
-        <w:rFonts w:ascii="Wingdings" w:hAnsi="Wingdings" w:hint="default"/>
-      </w:rPr>
-    </w:lvl>
-    <w:lvl w:ilvl="1" w:tplc="04090003" w:tentative="1">
-      <w:start w:val="1"/>
-      <w:numFmt w:val="bullet"/>
-      <w:lvlText w:val="o"/>
-      <w:lvlJc w:val="left"/>
-      <w:pPr>
-        <w:ind w:left="1800" w:hanging="360"/>
-      </w:pPr>
-      <w:rPr>
-        <w:rFonts w:ascii="Courier New" w:hAnsi="Courier New" w:cs="Courier New" w:hint="default"/>
-      </w:rPr>
-    </w:lvl>
-    <w:lvl w:ilvl="2" w:tplc="04090005" w:tentative="1">
-      <w:start w:val="1"/>
-      <w:numFmt w:val="bullet"/>
-      <w:lvlText w:val=""/>
-      <w:lvlJc w:val="left"/>
-      <w:pPr>
-        <w:ind w:left="2520" w:hanging="360"/>
-      </w:pPr>
-      <w:rPr>
-        <w:rFonts w:ascii="Wingdings" w:hAnsi="Wingdings" w:hint="default"/>
-      </w:rPr>
-    </w:lvl>
-    <w:lvl w:ilvl="3" w:tplc="04090001" w:tentative="1">
-      <w:start w:val="1"/>
-      <w:numFmt w:val="bullet"/>
-      <w:lvlText w:val=""/>
-      <w:lvlJc w:val="left"/>
-      <w:pPr>
-        <w:ind w:left="3240" w:hanging="360"/>
-      </w:pPr>
-      <w:rPr>
-        <w:rFonts w:ascii="Symbol" w:hAnsi="Symbol" w:hint="default"/>
-      </w:rPr>
-    </w:lvl>
-    <w:lvl w:ilvl="4" w:tplc="04090003" w:tentative="1">
-      <w:start w:val="1"/>
-      <w:numFmt w:val="bullet"/>
-      <w:lvlText w:val="o"/>
-      <w:lvlJc w:val="left"/>
-      <w:pPr>
-        <w:ind w:left="3960" w:hanging="360"/>
-      </w:pPr>
-      <w:rPr>
-        <w:rFonts w:ascii="Courier New" w:hAnsi="Courier New" w:cs="Courier New" w:hint="default"/>
-      </w:rPr>
-    </w:lvl>
-    <w:lvl w:ilvl="5" w:tplc="04090005" w:tentative="1">
-      <w:start w:val="1"/>
-      <w:numFmt w:val="bullet"/>
-      <w:lvlText w:val=""/>
-      <w:lvlJc w:val="left"/>
-      <w:pPr>
-        <w:ind w:left="4680" w:hanging="360"/>
-      </w:pPr>
-      <w:rPr>
-        <w:rFonts w:ascii="Wingdings" w:hAnsi="Wingdings" w:hint="default"/>
-      </w:rPr>
-    </w:lvl>
-    <w:lvl w:ilvl="6" w:tplc="04090001" w:tentative="1">
-      <w:start w:val="1"/>
-      <w:numFmt w:val="bullet"/>
-      <w:lvlText w:val=""/>
-      <w:lvlJc w:val="left"/>
-      <w:pPr>
-        <w:ind w:left="5400" w:hanging="360"/>
-      </w:pPr>
-      <w:rPr>
-        <w:rFonts w:ascii="Symbol" w:hAnsi="Symbol" w:hint="default"/>
-      </w:rPr>
-    </w:lvl>
-    <w:lvl w:ilvl="7" w:tplc="04090003" w:tentative="1">
-      <w:start w:val="1"/>
-      <w:numFmt w:val="bullet"/>
-      <w:lvlText w:val="o"/>
-      <w:lvlJc w:val="left"/>
-      <w:pPr>
-        <w:ind w:left="6120" w:hanging="360"/>
-      </w:pPr>
-      <w:rPr>
-        <w:rFonts w:ascii="Courier New" w:hAnsi="Courier New" w:cs="Courier New" w:hint="default"/>
-      </w:rPr>
-    </w:lvl>
-    <w:lvl w:ilvl="8" w:tplc="04090005" w:tentative="1">
-      <w:start w:val="1"/>
-      <w:numFmt w:val="bullet"/>
-      <w:lvlText w:val=""/>
-      <w:lvlJc w:val="left"/>
-      <w:pPr>
-        <w:ind w:left="6840" w:hanging="360"/>
-      </w:pPr>
-      <w:rPr>
-        <w:rFonts w:ascii="Wingdings" w:hAnsi="Wingdings" w:hint="default"/>
-      </w:rPr>
-    </w:lvl>
-  </w:abstractNum>
-  <w:abstractNum w:abstractNumId="28" w15:restartNumberingAfterBreak="0">
-    <w:nsid w:val="42E91B4D"/>
-    <w:multiLevelType w:val="hybridMultilevel"/>
-    <w:tmpl w:val="1E98EEF8"/>
-    <w:lvl w:ilvl="0" w:tplc="0409000B">
-      <w:start w:val="1"/>
-      <w:numFmt w:val="bullet"/>
-      <w:lvlText w:val=""/>
-      <w:lvlJc w:val="left"/>
-      <w:pPr>
-        <w:ind w:left="810" w:hanging="360"/>
-      </w:pPr>
-      <w:rPr>
-        <w:rFonts w:ascii="Wingdings" w:hAnsi="Wingdings" w:hint="default"/>
-      </w:rPr>
-    </w:lvl>
-    <w:lvl w:ilvl="1" w:tplc="04090003" w:tentative="1">
-      <w:start w:val="1"/>
-      <w:numFmt w:val="bullet"/>
-      <w:lvlText w:val="o"/>
-      <w:lvlJc w:val="left"/>
-      <w:pPr>
-        <w:ind w:left="1530" w:hanging="360"/>
-      </w:pPr>
-      <w:rPr>
-        <w:rFonts w:ascii="Courier New" w:hAnsi="Courier New" w:cs="Courier New" w:hint="default"/>
-      </w:rPr>
-    </w:lvl>
-    <w:lvl w:ilvl="2" w:tplc="04090005" w:tentative="1">
-      <w:start w:val="1"/>
-      <w:numFmt w:val="bullet"/>
-      <w:lvlText w:val=""/>
-      <w:lvlJc w:val="left"/>
-      <w:pPr>
-        <w:ind w:left="2250" w:hanging="360"/>
-      </w:pPr>
-      <w:rPr>
-        <w:rFonts w:ascii="Wingdings" w:hAnsi="Wingdings" w:hint="default"/>
-      </w:rPr>
-    </w:lvl>
-    <w:lvl w:ilvl="3" w:tplc="04090001" w:tentative="1">
-      <w:start w:val="1"/>
-      <w:numFmt w:val="bullet"/>
-      <w:lvlText w:val=""/>
-      <w:lvlJc w:val="left"/>
-      <w:pPr>
-        <w:ind w:left="2970" w:hanging="360"/>
-      </w:pPr>
-      <w:rPr>
-        <w:rFonts w:ascii="Symbol" w:hAnsi="Symbol" w:hint="default"/>
-      </w:rPr>
-    </w:lvl>
-    <w:lvl w:ilvl="4" w:tplc="04090003" w:tentative="1">
-      <w:start w:val="1"/>
-      <w:numFmt w:val="bullet"/>
-      <w:lvlText w:val="o"/>
-      <w:lvlJc w:val="left"/>
-      <w:pPr>
-        <w:ind w:left="3690" w:hanging="360"/>
-      </w:pPr>
-      <w:rPr>
-        <w:rFonts w:ascii="Courier New" w:hAnsi="Courier New" w:cs="Courier New" w:hint="default"/>
-      </w:rPr>
-    </w:lvl>
-    <w:lvl w:ilvl="5" w:tplc="04090005" w:tentative="1">
-      <w:start w:val="1"/>
-      <w:numFmt w:val="bullet"/>
-      <w:lvlText w:val=""/>
-      <w:lvlJc w:val="left"/>
-      <w:pPr>
-        <w:ind w:left="4410" w:hanging="360"/>
-      </w:pPr>
-      <w:rPr>
-        <w:rFonts w:ascii="Wingdings" w:hAnsi="Wingdings" w:hint="default"/>
-      </w:rPr>
-    </w:lvl>
-    <w:lvl w:ilvl="6" w:tplc="04090001" w:tentative="1">
-      <w:start w:val="1"/>
-      <w:numFmt w:val="bullet"/>
-      <w:lvlText w:val=""/>
-      <w:lvlJc w:val="left"/>
-      <w:pPr>
-        <w:ind w:left="5130" w:hanging="360"/>
-      </w:pPr>
-      <w:rPr>
-        <w:rFonts w:ascii="Symbol" w:hAnsi="Symbol" w:hint="default"/>
-      </w:rPr>
-    </w:lvl>
-    <w:lvl w:ilvl="7" w:tplc="04090003" w:tentative="1">
-      <w:start w:val="1"/>
-      <w:numFmt w:val="bullet"/>
-      <w:lvlText w:val="o"/>
-      <w:lvlJc w:val="left"/>
-      <w:pPr>
-        <w:ind w:left="5850" w:hanging="360"/>
-      </w:pPr>
-      <w:rPr>
-        <w:rFonts w:ascii="Courier New" w:hAnsi="Courier New" w:cs="Courier New" w:hint="default"/>
-      </w:rPr>
-    </w:lvl>
-    <w:lvl w:ilvl="8" w:tplc="04090005" w:tentative="1">
-      <w:start w:val="1"/>
-      <w:numFmt w:val="bullet"/>
-      <w:lvlText w:val=""/>
-      <w:lvlJc w:val="left"/>
-      <w:pPr>
-        <w:ind w:left="6570" w:hanging="360"/>
-      </w:pPr>
-      <w:rPr>
-        <w:rFonts w:ascii="Wingdings" w:hAnsi="Wingdings" w:hint="default"/>
-      </w:rPr>
-    </w:lvl>
-  </w:abstractNum>
-  <w:abstractNum w:abstractNumId="29" w15:restartNumberingAfterBreak="0">
-    <w:nsid w:val="45516E66"/>
-    <w:multiLevelType w:val="hybridMultilevel"/>
-    <w:tmpl w:val="2CE0ED3E"/>
-    <w:lvl w:ilvl="0" w:tplc="04090001">
-      <w:start w:val="1"/>
-      <w:numFmt w:val="bullet"/>
-      <w:lvlText w:val=""/>
-      <w:lvlJc w:val="left"/>
-      <w:pPr>
-        <w:ind w:left="720" w:hanging="360"/>
-      </w:pPr>
-      <w:rPr>
-        <w:rFonts w:ascii="Symbol" w:hAnsi="Symbol" w:hint="default"/>
-      </w:rPr>
-    </w:lvl>
-    <w:lvl w:ilvl="1" w:tplc="04090003">
-      <w:start w:val="1"/>
-      <w:numFmt w:val="bullet"/>
-      <w:lvlText w:val="o"/>
-      <w:lvlJc w:val="left"/>
-      <w:pPr>
-        <w:ind w:left="1440" w:hanging="360"/>
-      </w:pPr>
-      <w:rPr>
-        <w:rFonts w:ascii="Courier New" w:hAnsi="Courier New" w:cs="Courier New" w:hint="default"/>
-      </w:rPr>
-    </w:lvl>
-    <w:lvl w:ilvl="2" w:tplc="04090005" w:tentative="1">
-      <w:start w:val="1"/>
-      <w:numFmt w:val="bullet"/>
-      <w:lvlText w:val=""/>
-      <w:lvlJc w:val="left"/>
-      <w:pPr>
-        <w:ind w:left="2160" w:hanging="360"/>
-      </w:pPr>
-      <w:rPr>
-        <w:rFonts w:ascii="Wingdings" w:hAnsi="Wingdings" w:hint="default"/>
-      </w:rPr>
-    </w:lvl>
-    <w:lvl w:ilvl="3" w:tplc="04090001" w:tentative="1">
-      <w:start w:val="1"/>
-      <w:numFmt w:val="bullet"/>
-      <w:lvlText w:val=""/>
-      <w:lvlJc w:val="left"/>
-      <w:pPr>
-        <w:ind w:left="2880" w:hanging="360"/>
-      </w:pPr>
-      <w:rPr>
-        <w:rFonts w:ascii="Symbol" w:hAnsi="Symbol" w:hint="default"/>
-      </w:rPr>
-    </w:lvl>
-    <w:lvl w:ilvl="4" w:tplc="04090003" w:tentative="1">
-      <w:start w:val="1"/>
-      <w:numFmt w:val="bullet"/>
-      <w:lvlText w:val="o"/>
-      <w:lvlJc w:val="left"/>
-      <w:pPr>
-        <w:ind w:left="3600" w:hanging="360"/>
-      </w:pPr>
-      <w:rPr>
-        <w:rFonts w:ascii="Courier New" w:hAnsi="Courier New" w:cs="Courier New" w:hint="default"/>
-      </w:rPr>
-    </w:lvl>
-    <w:lvl w:ilvl="5" w:tplc="04090005" w:tentative="1">
-      <w:start w:val="1"/>
-      <w:numFmt w:val="bullet"/>
-      <w:lvlText w:val=""/>
-      <w:lvlJc w:val="left"/>
-      <w:pPr>
-        <w:ind w:left="4320" w:hanging="360"/>
-      </w:pPr>
-      <w:rPr>
-        <w:rFonts w:ascii="Wingdings" w:hAnsi="Wingdings" w:hint="default"/>
-      </w:rPr>
-    </w:lvl>
-    <w:lvl w:ilvl="6" w:tplc="04090001" w:tentative="1">
-      <w:start w:val="1"/>
-      <w:numFmt w:val="bullet"/>
-      <w:lvlText w:val=""/>
-      <w:lvlJc w:val="left"/>
-      <w:pPr>
-        <w:ind w:left="5040" w:hanging="360"/>
-      </w:pPr>
-      <w:rPr>
-        <w:rFonts w:ascii="Symbol" w:hAnsi="Symbol" w:hint="default"/>
-      </w:rPr>
-    </w:lvl>
-    <w:lvl w:ilvl="7" w:tplc="04090003" w:tentative="1">
-      <w:start w:val="1"/>
-      <w:numFmt w:val="bullet"/>
-      <w:lvlText w:val="o"/>
-      <w:lvlJc w:val="left"/>
-      <w:pPr>
-        <w:ind w:left="5760" w:hanging="360"/>
-      </w:pPr>
-      <w:rPr>
-        <w:rFonts w:ascii="Courier New" w:hAnsi="Courier New" w:cs="Courier New" w:hint="default"/>
-      </w:rPr>
-    </w:lvl>
-    <w:lvl w:ilvl="8" w:tplc="04090005" w:tentative="1">
-      <w:start w:val="1"/>
-      <w:numFmt w:val="bullet"/>
-      <w:lvlText w:val=""/>
-      <w:lvlJc w:val="left"/>
-      <w:pPr>
-        <w:ind w:left="6480" w:hanging="360"/>
-      </w:pPr>
-      <w:rPr>
-        <w:rFonts w:ascii="Wingdings" w:hAnsi="Wingdings" w:hint="default"/>
-      </w:rPr>
-    </w:lvl>
-  </w:abstractNum>
-  <w:abstractNum w:abstractNumId="30" w15:restartNumberingAfterBreak="0">
-    <w:nsid w:val="45576514"/>
-    <w:multiLevelType w:val="hybridMultilevel"/>
-    <w:tmpl w:val="E83E2436"/>
-    <w:lvl w:ilvl="0" w:tplc="04090001">
-      <w:start w:val="1"/>
-      <w:numFmt w:val="bullet"/>
-      <w:lvlText w:val=""/>
-      <w:lvlJc w:val="left"/>
-      <w:pPr>
-        <w:ind w:left="720" w:hanging="360"/>
-      </w:pPr>
-      <w:rPr>
-        <w:rFonts w:ascii="Symbol" w:hAnsi="Symbol" w:hint="default"/>
-      </w:rPr>
-    </w:lvl>
-    <w:lvl w:ilvl="1" w:tplc="0409000B">
-      <w:start w:val="1"/>
-      <w:numFmt w:val="bullet"/>
-      <w:lvlText w:val=""/>
-      <w:lvlJc w:val="left"/>
-      <w:pPr>
-        <w:ind w:left="1440" w:hanging="360"/>
-      </w:pPr>
-      <w:rPr>
-        <w:rFonts w:ascii="Wingdings" w:hAnsi="Wingdings" w:hint="default"/>
-      </w:rPr>
-    </w:lvl>
-    <w:lvl w:ilvl="2" w:tplc="04090005" w:tentative="1">
-      <w:start w:val="1"/>
-      <w:numFmt w:val="bullet"/>
-      <w:lvlText w:val=""/>
-      <w:lvlJc w:val="left"/>
-      <w:pPr>
-        <w:ind w:left="2160" w:hanging="360"/>
-      </w:pPr>
-      <w:rPr>
-        <w:rFonts w:ascii="Wingdings" w:hAnsi="Wingdings" w:hint="default"/>
-      </w:rPr>
-    </w:lvl>
-    <w:lvl w:ilvl="3" w:tplc="04090001" w:tentative="1">
-      <w:start w:val="1"/>
-      <w:numFmt w:val="bullet"/>
-      <w:lvlText w:val=""/>
-      <w:lvlJc w:val="left"/>
-      <w:pPr>
-        <w:ind w:left="2880" w:hanging="360"/>
-      </w:pPr>
-      <w:rPr>
-        <w:rFonts w:ascii="Symbol" w:hAnsi="Symbol" w:hint="default"/>
-      </w:rPr>
-    </w:lvl>
-    <w:lvl w:ilvl="4" w:tplc="04090003" w:tentative="1">
-      <w:start w:val="1"/>
-      <w:numFmt w:val="bullet"/>
-      <w:lvlText w:val="o"/>
-      <w:lvlJc w:val="left"/>
-      <w:pPr>
-        <w:ind w:left="3600" w:hanging="360"/>
-      </w:pPr>
-      <w:rPr>
-        <w:rFonts w:ascii="Courier New" w:hAnsi="Courier New" w:cs="Courier New" w:hint="default"/>
-      </w:rPr>
-    </w:lvl>
-    <w:lvl w:ilvl="5" w:tplc="04090005" w:tentative="1">
-      <w:start w:val="1"/>
-      <w:numFmt w:val="bullet"/>
-      <w:lvlText w:val=""/>
-      <w:lvlJc w:val="left"/>
-      <w:pPr>
-        <w:ind w:left="4320" w:hanging="360"/>
-      </w:pPr>
-      <w:rPr>
-        <w:rFonts w:ascii="Wingdings" w:hAnsi="Wingdings" w:hint="default"/>
-      </w:rPr>
-    </w:lvl>
-    <w:lvl w:ilvl="6" w:tplc="04090001" w:tentative="1">
-      <w:start w:val="1"/>
-      <w:numFmt w:val="bullet"/>
-      <w:lvlText w:val=""/>
-      <w:lvlJc w:val="left"/>
-      <w:pPr>
-        <w:ind w:left="5040" w:hanging="360"/>
-      </w:pPr>
-      <w:rPr>
-        <w:rFonts w:ascii="Symbol" w:hAnsi="Symbol" w:hint="default"/>
-      </w:rPr>
-    </w:lvl>
-    <w:lvl w:ilvl="7" w:tplc="04090003" w:tentative="1">
-      <w:start w:val="1"/>
-      <w:numFmt w:val="bullet"/>
-      <w:lvlText w:val="o"/>
-      <w:lvlJc w:val="left"/>
-      <w:pPr>
-        <w:ind w:left="5760" w:hanging="360"/>
-      </w:pPr>
-      <w:rPr>
-        <w:rFonts w:ascii="Courier New" w:hAnsi="Courier New" w:cs="Courier New" w:hint="default"/>
-      </w:rPr>
-    </w:lvl>
-    <w:lvl w:ilvl="8" w:tplc="04090005" w:tentative="1">
-      <w:start w:val="1"/>
-      <w:numFmt w:val="bullet"/>
-      <w:lvlText w:val=""/>
-      <w:lvlJc w:val="left"/>
-      <w:pPr>
-        <w:ind w:left="6480" w:hanging="360"/>
-      </w:pPr>
-      <w:rPr>
-        <w:rFonts w:ascii="Wingdings" w:hAnsi="Wingdings" w:hint="default"/>
-      </w:rPr>
-    </w:lvl>
-  </w:abstractNum>
-  <w:abstractNum w:abstractNumId="31" w15:restartNumberingAfterBreak="0">
-    <w:nsid w:val="47106BBB"/>
-    <w:multiLevelType w:val="hybridMultilevel"/>
-    <w:tmpl w:val="3CC821F2"/>
-    <w:lvl w:ilvl="0" w:tplc="0DDE696E">
-      <w:start w:val="252"/>
-      <w:numFmt w:val="bullet"/>
-      <w:lvlText w:val="-"/>
-      <w:lvlJc w:val="left"/>
-      <w:pPr>
-        <w:ind w:left="630" w:hanging="360"/>
-      </w:pPr>
-      <w:rPr>
-        <w:rFonts w:ascii="Times New Roman" w:eastAsia="Times New Roman" w:hAnsi="Times New Roman" w:cs="Times New Roman" w:hint="default"/>
-      </w:rPr>
-    </w:lvl>
-    <w:lvl w:ilvl="1" w:tplc="04090003">
-      <w:start w:val="1"/>
-      <w:numFmt w:val="bullet"/>
-      <w:lvlText w:val="o"/>
-      <w:lvlJc w:val="left"/>
-      <w:pPr>
-        <w:ind w:left="1350" w:hanging="360"/>
-      </w:pPr>
-      <w:rPr>
-        <w:rFonts w:ascii="Courier New" w:hAnsi="Courier New" w:cs="Courier New" w:hint="default"/>
-      </w:rPr>
-    </w:lvl>
-    <w:lvl w:ilvl="2" w:tplc="04090005">
-      <w:start w:val="1"/>
-      <w:numFmt w:val="bullet"/>
-      <w:lvlText w:val=""/>
-      <w:lvlJc w:val="left"/>
-      <w:pPr>
-        <w:ind w:left="2070" w:hanging="360"/>
-      </w:pPr>
-      <w:rPr>
-        <w:rFonts w:ascii="Wingdings" w:hAnsi="Wingdings" w:hint="default"/>
-      </w:rPr>
-    </w:lvl>
-    <w:lvl w:ilvl="3" w:tplc="04090001" w:tentative="1">
-      <w:start w:val="1"/>
-      <w:numFmt w:val="bullet"/>
-      <w:lvlText w:val=""/>
-      <w:lvlJc w:val="left"/>
-      <w:pPr>
-        <w:ind w:left="2790" w:hanging="360"/>
-      </w:pPr>
-      <w:rPr>
-        <w:rFonts w:ascii="Symbol" w:hAnsi="Symbol" w:hint="default"/>
-      </w:rPr>
-    </w:lvl>
-    <w:lvl w:ilvl="4" w:tplc="04090003" w:tentative="1">
-      <w:start w:val="1"/>
-      <w:numFmt w:val="bullet"/>
-      <w:lvlText w:val="o"/>
-      <w:lvlJc w:val="left"/>
-      <w:pPr>
-        <w:ind w:left="3510" w:hanging="360"/>
-      </w:pPr>
-      <w:rPr>
-        <w:rFonts w:ascii="Courier New" w:hAnsi="Courier New" w:cs="Courier New" w:hint="default"/>
-      </w:rPr>
-    </w:lvl>
-    <w:lvl w:ilvl="5" w:tplc="04090005" w:tentative="1">
-      <w:start w:val="1"/>
-      <w:numFmt w:val="bullet"/>
-      <w:lvlText w:val=""/>
-      <w:lvlJc w:val="left"/>
-      <w:pPr>
-        <w:ind w:left="4230" w:hanging="360"/>
-      </w:pPr>
-      <w:rPr>
-        <w:rFonts w:ascii="Wingdings" w:hAnsi="Wingdings" w:hint="default"/>
-      </w:rPr>
-    </w:lvl>
-    <w:lvl w:ilvl="6" w:tplc="04090001" w:tentative="1">
-      <w:start w:val="1"/>
-      <w:numFmt w:val="bullet"/>
-      <w:lvlText w:val=""/>
-      <w:lvlJc w:val="left"/>
-      <w:pPr>
-        <w:ind w:left="4950" w:hanging="360"/>
-      </w:pPr>
-      <w:rPr>
-        <w:rFonts w:ascii="Symbol" w:hAnsi="Symbol" w:hint="default"/>
-      </w:rPr>
-    </w:lvl>
-    <w:lvl w:ilvl="7" w:tplc="04090003" w:tentative="1">
-      <w:start w:val="1"/>
-      <w:numFmt w:val="bullet"/>
-      <w:lvlText w:val="o"/>
-      <w:lvlJc w:val="left"/>
-      <w:pPr>
-        <w:ind w:left="5670" w:hanging="360"/>
-      </w:pPr>
-      <w:rPr>
-        <w:rFonts w:ascii="Courier New" w:hAnsi="Courier New" w:cs="Courier New" w:hint="default"/>
-      </w:rPr>
-    </w:lvl>
-    <w:lvl w:ilvl="8" w:tplc="04090005" w:tentative="1">
-      <w:start w:val="1"/>
-      <w:numFmt w:val="bullet"/>
-      <w:lvlText w:val=""/>
-      <w:lvlJc w:val="left"/>
-      <w:pPr>
-        <w:ind w:left="6390" w:hanging="360"/>
-      </w:pPr>
-      <w:rPr>
-        <w:rFonts w:ascii="Wingdings" w:hAnsi="Wingdings" w:hint="default"/>
-      </w:rPr>
-    </w:lvl>
-  </w:abstractNum>
-  <w:abstractNum w:abstractNumId="32" w15:restartNumberingAfterBreak="0">
-    <w:nsid w:val="472060CA"/>
-    <w:multiLevelType w:val="hybridMultilevel"/>
-    <w:tmpl w:val="0298E494"/>
-    <w:lvl w:ilvl="0" w:tplc="08AAD050">
-      <w:numFmt w:val="bullet"/>
-      <w:lvlText w:val="·"/>
-      <w:lvlJc w:val="left"/>
-      <w:pPr>
-        <w:ind w:left="778" w:hanging="360"/>
-      </w:pPr>
-      <w:rPr>
-        <w:rFonts w:ascii="DengXian" w:eastAsia="DengXian" w:hAnsi="DengXian" w:cstheme="minorBidi" w:hint="eastAsia"/>
-      </w:rPr>
-    </w:lvl>
-    <w:lvl w:ilvl="1" w:tplc="04090003" w:tentative="1">
-      <w:start w:val="1"/>
-      <w:numFmt w:val="bullet"/>
-      <w:lvlText w:val=""/>
-      <w:lvlJc w:val="left"/>
-      <w:pPr>
-        <w:ind w:left="838" w:hanging="420"/>
-      </w:pPr>
-      <w:rPr>
-        <w:rFonts w:ascii="Wingdings" w:hAnsi="Wingdings" w:hint="default"/>
-      </w:rPr>
-    </w:lvl>
-    <w:lvl w:ilvl="2" w:tplc="04090005" w:tentative="1">
-      <w:start w:val="1"/>
-      <w:numFmt w:val="bullet"/>
-      <w:lvlText w:val=""/>
-      <w:lvlJc w:val="left"/>
-      <w:pPr>
-        <w:ind w:left="1258" w:hanging="420"/>
-      </w:pPr>
-      <w:rPr>
-        <w:rFonts w:ascii="Wingdings" w:hAnsi="Wingdings" w:hint="default"/>
-      </w:rPr>
-    </w:lvl>
-    <w:lvl w:ilvl="3" w:tplc="04090001" w:tentative="1">
-      <w:start w:val="1"/>
-      <w:numFmt w:val="bullet"/>
-      <w:lvlText w:val=""/>
-      <w:lvlJc w:val="left"/>
-      <w:pPr>
-        <w:ind w:left="1678" w:hanging="420"/>
-      </w:pPr>
-      <w:rPr>
-        <w:rFonts w:ascii="Wingdings" w:hAnsi="Wingdings" w:hint="default"/>
-      </w:rPr>
-    </w:lvl>
-    <w:lvl w:ilvl="4" w:tplc="04090003" w:tentative="1">
-      <w:start w:val="1"/>
-      <w:numFmt w:val="bullet"/>
-      <w:lvlText w:val=""/>
-      <w:lvlJc w:val="left"/>
-      <w:pPr>
-        <w:ind w:left="2098" w:hanging="420"/>
-      </w:pPr>
-      <w:rPr>
-        <w:rFonts w:ascii="Wingdings" w:hAnsi="Wingdings" w:hint="default"/>
-      </w:rPr>
-    </w:lvl>
-    <w:lvl w:ilvl="5" w:tplc="04090005" w:tentative="1">
-      <w:start w:val="1"/>
-      <w:numFmt w:val="bullet"/>
-      <w:lvlText w:val=""/>
-      <w:lvlJc w:val="left"/>
-      <w:pPr>
-        <w:ind w:left="2518" w:hanging="420"/>
-      </w:pPr>
-      <w:rPr>
-        <w:rFonts w:ascii="Wingdings" w:hAnsi="Wingdings" w:hint="default"/>
-      </w:rPr>
-    </w:lvl>
-    <w:lvl w:ilvl="6" w:tplc="04090001" w:tentative="1">
-      <w:start w:val="1"/>
-      <w:numFmt w:val="bullet"/>
-      <w:lvlText w:val=""/>
-      <w:lvlJc w:val="left"/>
-      <w:pPr>
-        <w:ind w:left="2938" w:hanging="420"/>
-      </w:pPr>
-      <w:rPr>
-        <w:rFonts w:ascii="Wingdings" w:hAnsi="Wingdings" w:hint="default"/>
-      </w:rPr>
-    </w:lvl>
-    <w:lvl w:ilvl="7" w:tplc="04090003" w:tentative="1">
-      <w:start w:val="1"/>
-      <w:numFmt w:val="bullet"/>
-      <w:lvlText w:val=""/>
-      <w:lvlJc w:val="left"/>
-      <w:pPr>
-        <w:ind w:left="3358" w:hanging="420"/>
-      </w:pPr>
-      <w:rPr>
-        <w:rFonts w:ascii="Wingdings" w:hAnsi="Wingdings" w:hint="default"/>
-      </w:rPr>
-    </w:lvl>
-    <w:lvl w:ilvl="8" w:tplc="04090005" w:tentative="1">
-      <w:start w:val="1"/>
-      <w:numFmt w:val="bullet"/>
-      <w:lvlText w:val=""/>
-      <w:lvlJc w:val="left"/>
-      <w:pPr>
-        <w:ind w:left="3778" w:hanging="420"/>
-      </w:pPr>
-      <w:rPr>
-        <w:rFonts w:ascii="Wingdings" w:hAnsi="Wingdings" w:hint="default"/>
-      </w:rPr>
-    </w:lvl>
-  </w:abstractNum>
-  <w:abstractNum w:abstractNumId="33" w15:restartNumberingAfterBreak="0">
-    <w:nsid w:val="48C44E36"/>
-    <w:multiLevelType w:val="hybridMultilevel"/>
-    <w:tmpl w:val="6A081A38"/>
-    <w:lvl w:ilvl="0" w:tplc="FFFFFFFF">
-      <w:start w:val="1"/>
-      <w:numFmt w:val="decimal"/>
-      <w:lvlText w:val="%1."/>
-      <w:lvlJc w:val="left"/>
-      <w:pPr>
-        <w:ind w:left="720" w:hanging="360"/>
-      </w:pPr>
-      <w:rPr>
-        <w:rFonts w:ascii="Arial" w:eastAsia="SimSun" w:hAnsi="Arial" w:cs="Arial"/>
-        <w:b/>
-      </w:rPr>
-    </w:lvl>
-    <w:lvl w:ilvl="1" w:tplc="FFFFFFFF">
-      <w:start w:val="1"/>
-      <w:numFmt w:val="bullet"/>
-      <w:lvlText w:val="o"/>
-      <w:lvlJc w:val="left"/>
-      <w:pPr>
-        <w:ind w:left="1440" w:hanging="360"/>
-      </w:pPr>
-      <w:rPr>
-        <w:rFonts w:ascii="Courier New" w:hAnsi="Courier New" w:cs="Courier New" w:hint="default"/>
-      </w:rPr>
-    </w:lvl>
-    <w:lvl w:ilvl="2" w:tplc="FFFFFFFF" w:tentative="1">
-      <w:start w:val="1"/>
-      <w:numFmt w:val="bullet"/>
-      <w:lvlText w:val=""/>
-      <w:lvlJc w:val="left"/>
-      <w:pPr>
-        <w:ind w:left="2160" w:hanging="360"/>
-      </w:pPr>
-      <w:rPr>
-        <w:rFonts w:ascii="Wingdings" w:hAnsi="Wingdings" w:hint="default"/>
-      </w:rPr>
-    </w:lvl>
-    <w:lvl w:ilvl="3" w:tplc="FFFFFFFF" w:tentative="1">
-      <w:start w:val="1"/>
-      <w:numFmt w:val="bullet"/>
-      <w:lvlText w:val=""/>
-      <w:lvlJc w:val="left"/>
-      <w:pPr>
-        <w:ind w:left="2880" w:hanging="360"/>
-      </w:pPr>
-      <w:rPr>
-        <w:rFonts w:ascii="Symbol" w:hAnsi="Symbol" w:hint="default"/>
-      </w:rPr>
-    </w:lvl>
-    <w:lvl w:ilvl="4" w:tplc="FFFFFFFF" w:tentative="1">
-      <w:start w:val="1"/>
-      <w:numFmt w:val="bullet"/>
-      <w:lvlText w:val="o"/>
-      <w:lvlJc w:val="left"/>
-      <w:pPr>
-        <w:ind w:left="3600" w:hanging="360"/>
-      </w:pPr>
-      <w:rPr>
-        <w:rFonts w:ascii="Courier New" w:hAnsi="Courier New" w:cs="Courier New" w:hint="default"/>
-      </w:rPr>
-    </w:lvl>
-    <w:lvl w:ilvl="5" w:tplc="FFFFFFFF" w:tentative="1">
-      <w:start w:val="1"/>
-      <w:numFmt w:val="bullet"/>
-      <w:lvlText w:val=""/>
-      <w:lvlJc w:val="left"/>
-      <w:pPr>
-        <w:ind w:left="4320" w:hanging="360"/>
-      </w:pPr>
-      <w:rPr>
-        <w:rFonts w:ascii="Wingdings" w:hAnsi="Wingdings" w:hint="default"/>
-      </w:rPr>
-    </w:lvl>
-    <w:lvl w:ilvl="6" w:tplc="FFFFFFFF" w:tentative="1">
-      <w:start w:val="1"/>
-      <w:numFmt w:val="bullet"/>
-      <w:lvlText w:val=""/>
-      <w:lvlJc w:val="left"/>
-      <w:pPr>
-        <w:ind w:left="5040" w:hanging="360"/>
-      </w:pPr>
-      <w:rPr>
-        <w:rFonts w:ascii="Symbol" w:hAnsi="Symbol" w:hint="default"/>
-      </w:rPr>
-    </w:lvl>
-    <w:lvl w:ilvl="7" w:tplc="FFFFFFFF" w:tentative="1">
-      <w:start w:val="1"/>
-      <w:numFmt w:val="bullet"/>
-      <w:lvlText w:val="o"/>
-      <w:lvlJc w:val="left"/>
-      <w:pPr>
-        <w:ind w:left="5760" w:hanging="360"/>
-      </w:pPr>
-      <w:rPr>
-        <w:rFonts w:ascii="Courier New" w:hAnsi="Courier New" w:cs="Courier New" w:hint="default"/>
-      </w:rPr>
-    </w:lvl>
-    <w:lvl w:ilvl="8" w:tplc="FFFFFFFF" w:tentative="1">
-      <w:start w:val="1"/>
-      <w:numFmt w:val="bullet"/>
-      <w:lvlText w:val=""/>
-      <w:lvlJc w:val="left"/>
-      <w:pPr>
-        <w:ind w:left="6480" w:hanging="360"/>
-      </w:pPr>
-      <w:rPr>
-        <w:rFonts w:ascii="Wingdings" w:hAnsi="Wingdings" w:hint="default"/>
-      </w:rPr>
-    </w:lvl>
-  </w:abstractNum>
-  <w:abstractNum w:abstractNumId="34" w15:restartNumberingAfterBreak="0">
-    <w:nsid w:val="48CF747E"/>
-    <w:multiLevelType w:val="hybridMultilevel"/>
-    <w:tmpl w:val="4740CFC2"/>
-    <w:lvl w:ilvl="0" w:tplc="CB7281FC">
-      <w:start w:val="1"/>
-      <w:numFmt w:val="decimal"/>
-      <w:lvlText w:val="%1."/>
-      <w:lvlJc w:val="left"/>
-      <w:pPr>
-        <w:ind w:left="720" w:hanging="360"/>
-      </w:pPr>
-      <w:rPr>
-        <w:rFonts w:hint="default"/>
-        <w:u w:val="none"/>
-      </w:rPr>
-    </w:lvl>
-    <w:lvl w:ilvl="1" w:tplc="04090019" w:tentative="1">
-      <w:start w:val="1"/>
-      <w:numFmt w:val="lowerLetter"/>
-      <w:lvlText w:val="%2."/>
-      <w:lvlJc w:val="left"/>
-      <w:pPr>
-        <w:ind w:left="1440" w:hanging="360"/>
-      </w:pPr>
-    </w:lvl>
-    <w:lvl w:ilvl="2" w:tplc="0409001B" w:tentative="1">
-      <w:start w:val="1"/>
-      <w:numFmt w:val="lowerRoman"/>
-      <w:lvlText w:val="%3."/>
-      <w:lvlJc w:val="right"/>
-      <w:pPr>
-        <w:ind w:left="2160" w:hanging="180"/>
-      </w:pPr>
-    </w:lvl>
-    <w:lvl w:ilvl="3" w:tplc="0409000F" w:tentative="1">
-      <w:start w:val="1"/>
-      <w:numFmt w:val="decimal"/>
-      <w:lvlText w:val="%4."/>
-      <w:lvlJc w:val="left"/>
-      <w:pPr>
-        <w:ind w:left="2880" w:hanging="360"/>
-      </w:pPr>
-    </w:lvl>
-    <w:lvl w:ilvl="4" w:tplc="04090019" w:tentative="1">
-      <w:start w:val="1"/>
-      <w:numFmt w:val="lowerLetter"/>
-      <w:lvlText w:val="%5."/>
-      <w:lvlJc w:val="left"/>
-      <w:pPr>
-        <w:ind w:left="3600" w:hanging="360"/>
-      </w:pPr>
-    </w:lvl>
-    <w:lvl w:ilvl="5" w:tplc="0409001B" w:tentative="1">
-      <w:start w:val="1"/>
-      <w:numFmt w:val="lowerRoman"/>
-      <w:lvlText w:val="%6."/>
-      <w:lvlJc w:val="right"/>
-      <w:pPr>
-        <w:ind w:left="4320" w:hanging="180"/>
-      </w:pPr>
-    </w:lvl>
-    <w:lvl w:ilvl="6" w:tplc="0409000F" w:tentative="1">
-      <w:start w:val="1"/>
-      <w:numFmt w:val="decimal"/>
-      <w:lvlText w:val="%7."/>
-      <w:lvlJc w:val="left"/>
-      <w:pPr>
-        <w:ind w:left="5040" w:hanging="360"/>
-      </w:pPr>
-    </w:lvl>
-    <w:lvl w:ilvl="7" w:tplc="04090019" w:tentative="1">
-      <w:start w:val="1"/>
-      <w:numFmt w:val="lowerLetter"/>
-      <w:lvlText w:val="%8."/>
-      <w:lvlJc w:val="left"/>
-      <w:pPr>
-        <w:ind w:left="5760" w:hanging="360"/>
-      </w:pPr>
-    </w:lvl>
-    <w:lvl w:ilvl="8" w:tplc="0409001B" w:tentative="1">
-      <w:start w:val="1"/>
-      <w:numFmt w:val="lowerRoman"/>
-      <w:lvlText w:val="%9."/>
-      <w:lvlJc w:val="right"/>
-      <w:pPr>
-        <w:ind w:left="6480" w:hanging="180"/>
-      </w:pPr>
-    </w:lvl>
-  </w:abstractNum>
-  <w:abstractNum w:abstractNumId="35" w15:restartNumberingAfterBreak="0">
+  <w:abstractNum w:abstractNumId="5" w15:restartNumberingAfterBreak="0">
     <w:nsid w:val="545B6E29"/>
     <w:multiLevelType w:val="hybridMultilevel"/>
     <w:tmpl w:val="6A081A38"/>
@@ -11265,716 +8079,7 @@
       </w:rPr>
     </w:lvl>
   </w:abstractNum>
-  <w:abstractNum w:abstractNumId="36" w15:restartNumberingAfterBreak="0">
-    <w:nsid w:val="5A0A785E"/>
-    <w:multiLevelType w:val="multilevel"/>
-    <w:tmpl w:val="E26E1D22"/>
-    <w:lvl w:ilvl="0">
-      <w:start w:val="1"/>
-      <w:numFmt w:val="bullet"/>
-      <w:lvlText w:val=""/>
-      <w:lvlJc w:val="left"/>
-      <w:pPr>
-        <w:ind w:left="360" w:hanging="360"/>
-      </w:pPr>
-      <w:rPr>
-        <w:rFonts w:ascii="Symbol" w:hAnsi="Symbol" w:hint="default"/>
-        <w:sz w:val="16"/>
-      </w:rPr>
-    </w:lvl>
-    <w:lvl w:ilvl="1">
-      <w:start w:val="1"/>
-      <w:numFmt w:val="bullet"/>
-      <w:lvlText w:val="o"/>
-      <w:lvlJc w:val="left"/>
-      <w:pPr>
-        <w:ind w:left="1080" w:hanging="360"/>
-      </w:pPr>
-      <w:rPr>
-        <w:rFonts w:ascii="Courier New" w:hAnsi="Courier New" w:cs="Courier New" w:hint="default"/>
-      </w:rPr>
-    </w:lvl>
-    <w:lvl w:ilvl="2">
-      <w:start w:val="1"/>
-      <w:numFmt w:val="bullet"/>
-      <w:lvlText w:val=""/>
-      <w:lvlJc w:val="left"/>
-      <w:pPr>
-        <w:ind w:left="1800" w:hanging="360"/>
-      </w:pPr>
-      <w:rPr>
-        <w:rFonts w:ascii="Wingdings" w:hAnsi="Wingdings" w:hint="default"/>
-      </w:rPr>
-    </w:lvl>
-    <w:lvl w:ilvl="3">
-      <w:start w:val="1"/>
-      <w:numFmt w:val="bullet"/>
-      <w:lvlText w:val=""/>
-      <w:lvlJc w:val="left"/>
-      <w:pPr>
-        <w:ind w:left="2520" w:hanging="360"/>
-      </w:pPr>
-      <w:rPr>
-        <w:rFonts w:ascii="Symbol" w:hAnsi="Symbol" w:hint="default"/>
-      </w:rPr>
-    </w:lvl>
-    <w:lvl w:ilvl="4">
-      <w:start w:val="1"/>
-      <w:numFmt w:val="bullet"/>
-      <w:lvlText w:val="o"/>
-      <w:lvlJc w:val="left"/>
-      <w:pPr>
-        <w:ind w:left="3240" w:hanging="360"/>
-      </w:pPr>
-      <w:rPr>
-        <w:rFonts w:ascii="Courier New" w:hAnsi="Courier New" w:cs="Courier New" w:hint="default"/>
-      </w:rPr>
-    </w:lvl>
-    <w:lvl w:ilvl="5">
-      <w:start w:val="1"/>
-      <w:numFmt w:val="bullet"/>
-      <w:lvlText w:val=""/>
-      <w:lvlJc w:val="left"/>
-      <w:pPr>
-        <w:ind w:left="3960" w:hanging="360"/>
-      </w:pPr>
-      <w:rPr>
-        <w:rFonts w:ascii="Wingdings" w:hAnsi="Wingdings" w:hint="default"/>
-      </w:rPr>
-    </w:lvl>
-    <w:lvl w:ilvl="6">
-      <w:start w:val="1"/>
-      <w:numFmt w:val="bullet"/>
-      <w:lvlText w:val=""/>
-      <w:lvlJc w:val="left"/>
-      <w:pPr>
-        <w:ind w:left="4680" w:hanging="360"/>
-      </w:pPr>
-      <w:rPr>
-        <w:rFonts w:ascii="Symbol" w:hAnsi="Symbol" w:hint="default"/>
-      </w:rPr>
-    </w:lvl>
-    <w:lvl w:ilvl="7">
-      <w:start w:val="1"/>
-      <w:numFmt w:val="bullet"/>
-      <w:lvlText w:val="o"/>
-      <w:lvlJc w:val="left"/>
-      <w:pPr>
-        <w:ind w:left="5400" w:hanging="360"/>
-      </w:pPr>
-      <w:rPr>
-        <w:rFonts w:ascii="Courier New" w:hAnsi="Courier New" w:cs="Courier New" w:hint="default"/>
-      </w:rPr>
-    </w:lvl>
-    <w:lvl w:ilvl="8">
-      <w:start w:val="1"/>
-      <w:numFmt w:val="bullet"/>
-      <w:lvlText w:val=""/>
-      <w:lvlJc w:val="left"/>
-      <w:pPr>
-        <w:ind w:left="6120" w:hanging="360"/>
-      </w:pPr>
-      <w:rPr>
-        <w:rFonts w:ascii="Wingdings" w:hAnsi="Wingdings" w:hint="default"/>
-      </w:rPr>
-    </w:lvl>
-  </w:abstractNum>
-  <w:abstractNum w:abstractNumId="37" w15:restartNumberingAfterBreak="0">
-    <w:nsid w:val="5D34614D"/>
-    <w:multiLevelType w:val="hybridMultilevel"/>
-    <w:tmpl w:val="3B047FE8"/>
-    <w:lvl w:ilvl="0" w:tplc="04090005">
-      <w:start w:val="1"/>
-      <w:numFmt w:val="bullet"/>
-      <w:lvlText w:val=""/>
-      <w:lvlJc w:val="left"/>
-      <w:pPr>
-        <w:ind w:left="720" w:hanging="360"/>
-      </w:pPr>
-      <w:rPr>
-        <w:rFonts w:ascii="Wingdings" w:hAnsi="Wingdings" w:hint="default"/>
-      </w:rPr>
-    </w:lvl>
-    <w:lvl w:ilvl="1" w:tplc="04090003" w:tentative="1">
-      <w:start w:val="1"/>
-      <w:numFmt w:val="bullet"/>
-      <w:lvlText w:val="o"/>
-      <w:lvlJc w:val="left"/>
-      <w:pPr>
-        <w:ind w:left="1440" w:hanging="360"/>
-      </w:pPr>
-      <w:rPr>
-        <w:rFonts w:ascii="Courier New" w:hAnsi="Courier New" w:cs="Courier New" w:hint="default"/>
-      </w:rPr>
-    </w:lvl>
-    <w:lvl w:ilvl="2" w:tplc="04090005" w:tentative="1">
-      <w:start w:val="1"/>
-      <w:numFmt w:val="bullet"/>
-      <w:lvlText w:val=""/>
-      <w:lvlJc w:val="left"/>
-      <w:pPr>
-        <w:ind w:left="2160" w:hanging="360"/>
-      </w:pPr>
-      <w:rPr>
-        <w:rFonts w:ascii="Wingdings" w:hAnsi="Wingdings" w:hint="default"/>
-      </w:rPr>
-    </w:lvl>
-    <w:lvl w:ilvl="3" w:tplc="04090001" w:tentative="1">
-      <w:start w:val="1"/>
-      <w:numFmt w:val="bullet"/>
-      <w:lvlText w:val=""/>
-      <w:lvlJc w:val="left"/>
-      <w:pPr>
-        <w:ind w:left="2880" w:hanging="360"/>
-      </w:pPr>
-      <w:rPr>
-        <w:rFonts w:ascii="Symbol" w:hAnsi="Symbol" w:hint="default"/>
-      </w:rPr>
-    </w:lvl>
-    <w:lvl w:ilvl="4" w:tplc="04090003" w:tentative="1">
-      <w:start w:val="1"/>
-      <w:numFmt w:val="bullet"/>
-      <w:lvlText w:val="o"/>
-      <w:lvlJc w:val="left"/>
-      <w:pPr>
-        <w:ind w:left="3600" w:hanging="360"/>
-      </w:pPr>
-      <w:rPr>
-        <w:rFonts w:ascii="Courier New" w:hAnsi="Courier New" w:cs="Courier New" w:hint="default"/>
-      </w:rPr>
-    </w:lvl>
-    <w:lvl w:ilvl="5" w:tplc="04090005" w:tentative="1">
-      <w:start w:val="1"/>
-      <w:numFmt w:val="bullet"/>
-      <w:lvlText w:val=""/>
-      <w:lvlJc w:val="left"/>
-      <w:pPr>
-        <w:ind w:left="4320" w:hanging="360"/>
-      </w:pPr>
-      <w:rPr>
-        <w:rFonts w:ascii="Wingdings" w:hAnsi="Wingdings" w:hint="default"/>
-      </w:rPr>
-    </w:lvl>
-    <w:lvl w:ilvl="6" w:tplc="04090001" w:tentative="1">
-      <w:start w:val="1"/>
-      <w:numFmt w:val="bullet"/>
-      <w:lvlText w:val=""/>
-      <w:lvlJc w:val="left"/>
-      <w:pPr>
-        <w:ind w:left="5040" w:hanging="360"/>
-      </w:pPr>
-      <w:rPr>
-        <w:rFonts w:ascii="Symbol" w:hAnsi="Symbol" w:hint="default"/>
-      </w:rPr>
-    </w:lvl>
-    <w:lvl w:ilvl="7" w:tplc="04090003" w:tentative="1">
-      <w:start w:val="1"/>
-      <w:numFmt w:val="bullet"/>
-      <w:lvlText w:val="o"/>
-      <w:lvlJc w:val="left"/>
-      <w:pPr>
-        <w:ind w:left="5760" w:hanging="360"/>
-      </w:pPr>
-      <w:rPr>
-        <w:rFonts w:ascii="Courier New" w:hAnsi="Courier New" w:cs="Courier New" w:hint="default"/>
-      </w:rPr>
-    </w:lvl>
-    <w:lvl w:ilvl="8" w:tplc="04090005" w:tentative="1">
-      <w:start w:val="1"/>
-      <w:numFmt w:val="bullet"/>
-      <w:lvlText w:val=""/>
-      <w:lvlJc w:val="left"/>
-      <w:pPr>
-        <w:ind w:left="6480" w:hanging="360"/>
-      </w:pPr>
-      <w:rPr>
-        <w:rFonts w:ascii="Wingdings" w:hAnsi="Wingdings" w:hint="default"/>
-      </w:rPr>
-    </w:lvl>
-  </w:abstractNum>
-  <w:abstractNum w:abstractNumId="38" w15:restartNumberingAfterBreak="0">
-    <w:nsid w:val="5EA940C4"/>
-    <w:multiLevelType w:val="hybridMultilevel"/>
-    <w:tmpl w:val="C2106C4E"/>
-    <w:lvl w:ilvl="0" w:tplc="85884BA6">
-      <w:start w:val="1"/>
-      <w:numFmt w:val="bullet"/>
-      <w:lvlText w:val=""/>
-      <w:lvlJc w:val="left"/>
-      <w:pPr>
-        <w:tabs>
-          <w:tab w:val="num" w:pos="1080"/>
-        </w:tabs>
-        <w:ind w:left="1080" w:hanging="720"/>
-      </w:pPr>
-      <w:rPr>
-        <w:rFonts w:ascii="Wingdings" w:hAnsi="Wingdings" w:hint="default"/>
-        <w:b/>
-        <w:i w:val="0"/>
-        <w:sz w:val="24"/>
-      </w:rPr>
-    </w:lvl>
-    <w:lvl w:ilvl="1" w:tplc="04090019" w:tentative="1">
-      <w:start w:val="1"/>
-      <w:numFmt w:val="lowerLetter"/>
-      <w:lvlText w:val="%2."/>
-      <w:lvlJc w:val="left"/>
-      <w:pPr>
-        <w:tabs>
-          <w:tab w:val="num" w:pos="1440"/>
-        </w:tabs>
-        <w:ind w:left="1440" w:hanging="360"/>
-      </w:pPr>
-      <w:rPr>
-        <w:rFonts w:cs="Times New Roman"/>
-      </w:rPr>
-    </w:lvl>
-    <w:lvl w:ilvl="2" w:tplc="0409001B" w:tentative="1">
-      <w:start w:val="1"/>
-      <w:numFmt w:val="lowerRoman"/>
-      <w:lvlText w:val="%3."/>
-      <w:lvlJc w:val="right"/>
-      <w:pPr>
-        <w:tabs>
-          <w:tab w:val="num" w:pos="2160"/>
-        </w:tabs>
-        <w:ind w:left="2160" w:hanging="180"/>
-      </w:pPr>
-      <w:rPr>
-        <w:rFonts w:cs="Times New Roman"/>
-      </w:rPr>
-    </w:lvl>
-    <w:lvl w:ilvl="3" w:tplc="0409000F" w:tentative="1">
-      <w:start w:val="1"/>
-      <w:numFmt w:val="decimal"/>
-      <w:lvlText w:val="%4."/>
-      <w:lvlJc w:val="left"/>
-      <w:pPr>
-        <w:tabs>
-          <w:tab w:val="num" w:pos="2880"/>
-        </w:tabs>
-        <w:ind w:left="2880" w:hanging="360"/>
-      </w:pPr>
-      <w:rPr>
-        <w:rFonts w:cs="Times New Roman"/>
-      </w:rPr>
-    </w:lvl>
-    <w:lvl w:ilvl="4" w:tplc="04090019" w:tentative="1">
-      <w:start w:val="1"/>
-      <w:numFmt w:val="lowerLetter"/>
-      <w:lvlText w:val="%5."/>
-      <w:lvlJc w:val="left"/>
-      <w:pPr>
-        <w:tabs>
-          <w:tab w:val="num" w:pos="3600"/>
-        </w:tabs>
-        <w:ind w:left="3600" w:hanging="360"/>
-      </w:pPr>
-      <w:rPr>
-        <w:rFonts w:cs="Times New Roman"/>
-      </w:rPr>
-    </w:lvl>
-    <w:lvl w:ilvl="5" w:tplc="0409001B" w:tentative="1">
-      <w:start w:val="1"/>
-      <w:numFmt w:val="lowerRoman"/>
-      <w:lvlText w:val="%6."/>
-      <w:lvlJc w:val="right"/>
-      <w:pPr>
-        <w:tabs>
-          <w:tab w:val="num" w:pos="4320"/>
-        </w:tabs>
-        <w:ind w:left="4320" w:hanging="180"/>
-      </w:pPr>
-      <w:rPr>
-        <w:rFonts w:cs="Times New Roman"/>
-      </w:rPr>
-    </w:lvl>
-    <w:lvl w:ilvl="6" w:tplc="0409000F" w:tentative="1">
-      <w:start w:val="1"/>
-      <w:numFmt w:val="decimal"/>
-      <w:lvlText w:val="%7."/>
-      <w:lvlJc w:val="left"/>
-      <w:pPr>
-        <w:tabs>
-          <w:tab w:val="num" w:pos="5040"/>
-        </w:tabs>
-        <w:ind w:left="5040" w:hanging="360"/>
-      </w:pPr>
-      <w:rPr>
-        <w:rFonts w:cs="Times New Roman"/>
-      </w:rPr>
-    </w:lvl>
-    <w:lvl w:ilvl="7" w:tplc="04090019" w:tentative="1">
-      <w:start w:val="1"/>
-      <w:numFmt w:val="lowerLetter"/>
-      <w:lvlText w:val="%8."/>
-      <w:lvlJc w:val="left"/>
-      <w:pPr>
-        <w:tabs>
-          <w:tab w:val="num" w:pos="5760"/>
-        </w:tabs>
-        <w:ind w:left="5760" w:hanging="360"/>
-      </w:pPr>
-      <w:rPr>
-        <w:rFonts w:cs="Times New Roman"/>
-      </w:rPr>
-    </w:lvl>
-    <w:lvl w:ilvl="8" w:tplc="0409001B" w:tentative="1">
-      <w:start w:val="1"/>
-      <w:numFmt w:val="lowerRoman"/>
-      <w:lvlText w:val="%9."/>
-      <w:lvlJc w:val="right"/>
-      <w:pPr>
-        <w:tabs>
-          <w:tab w:val="num" w:pos="6480"/>
-        </w:tabs>
-        <w:ind w:left="6480" w:hanging="180"/>
-      </w:pPr>
-      <w:rPr>
-        <w:rFonts w:cs="Times New Roman"/>
-      </w:rPr>
-    </w:lvl>
-  </w:abstractNum>
-  <w:abstractNum w:abstractNumId="39" w15:restartNumberingAfterBreak="0">
-    <w:nsid w:val="5EDF4F1A"/>
-    <w:multiLevelType w:val="hybridMultilevel"/>
-    <w:tmpl w:val="9D6844F2"/>
-    <w:lvl w:ilvl="0" w:tplc="FFFFFFFF">
-      <w:start w:val="1"/>
-      <w:numFmt w:val="bullet"/>
-      <w:lvlText w:val=""/>
-      <w:lvlJc w:val="left"/>
-      <w:pPr>
-        <w:tabs>
-          <w:tab w:val="num" w:pos="720"/>
-        </w:tabs>
-        <w:ind w:left="720" w:hanging="360"/>
-      </w:pPr>
-      <w:rPr>
-        <w:rFonts w:ascii="Symbol" w:hAnsi="Symbol" w:hint="default"/>
-      </w:rPr>
-    </w:lvl>
-    <w:lvl w:ilvl="1" w:tplc="FFFFFFFF" w:tentative="1">
-      <w:start w:val="1"/>
-      <w:numFmt w:val="bullet"/>
-      <w:lvlText w:val="o"/>
-      <w:lvlJc w:val="left"/>
-      <w:pPr>
-        <w:tabs>
-          <w:tab w:val="num" w:pos="1440"/>
-        </w:tabs>
-        <w:ind w:left="1440" w:hanging="360"/>
-      </w:pPr>
-      <w:rPr>
-        <w:rFonts w:ascii="Courier New" w:hAnsi="Courier New" w:cs="Courier New" w:hint="default"/>
-      </w:rPr>
-    </w:lvl>
-    <w:lvl w:ilvl="2" w:tplc="FFFFFFFF" w:tentative="1">
-      <w:start w:val="1"/>
-      <w:numFmt w:val="bullet"/>
-      <w:lvlText w:val=""/>
-      <w:lvlJc w:val="left"/>
-      <w:pPr>
-        <w:tabs>
-          <w:tab w:val="num" w:pos="2160"/>
-        </w:tabs>
-        <w:ind w:left="2160" w:hanging="360"/>
-      </w:pPr>
-      <w:rPr>
-        <w:rFonts w:ascii="Wingdings" w:hAnsi="Wingdings" w:hint="default"/>
-      </w:rPr>
-    </w:lvl>
-    <w:lvl w:ilvl="3" w:tplc="FFFFFFFF" w:tentative="1">
-      <w:start w:val="1"/>
-      <w:numFmt w:val="bullet"/>
-      <w:lvlText w:val=""/>
-      <w:lvlJc w:val="left"/>
-      <w:pPr>
-        <w:tabs>
-          <w:tab w:val="num" w:pos="2880"/>
-        </w:tabs>
-        <w:ind w:left="2880" w:hanging="360"/>
-      </w:pPr>
-      <w:rPr>
-        <w:rFonts w:ascii="Symbol" w:hAnsi="Symbol" w:hint="default"/>
-      </w:rPr>
-    </w:lvl>
-    <w:lvl w:ilvl="4" w:tplc="FFFFFFFF" w:tentative="1">
-      <w:start w:val="1"/>
-      <w:numFmt w:val="bullet"/>
-      <w:lvlText w:val="o"/>
-      <w:lvlJc w:val="left"/>
-      <w:pPr>
-        <w:tabs>
-          <w:tab w:val="num" w:pos="3600"/>
-        </w:tabs>
-        <w:ind w:left="3600" w:hanging="360"/>
-      </w:pPr>
-      <w:rPr>
-        <w:rFonts w:ascii="Courier New" w:hAnsi="Courier New" w:cs="Courier New" w:hint="default"/>
-      </w:rPr>
-    </w:lvl>
-    <w:lvl w:ilvl="5" w:tplc="FFFFFFFF" w:tentative="1">
-      <w:start w:val="1"/>
-      <w:numFmt w:val="bullet"/>
-      <w:lvlText w:val=""/>
-      <w:lvlJc w:val="left"/>
-      <w:pPr>
-        <w:tabs>
-          <w:tab w:val="num" w:pos="4320"/>
-        </w:tabs>
-        <w:ind w:left="4320" w:hanging="360"/>
-      </w:pPr>
-      <w:rPr>
-        <w:rFonts w:ascii="Wingdings" w:hAnsi="Wingdings" w:hint="default"/>
-      </w:rPr>
-    </w:lvl>
-    <w:lvl w:ilvl="6" w:tplc="FFFFFFFF" w:tentative="1">
-      <w:start w:val="1"/>
-      <w:numFmt w:val="bullet"/>
-      <w:lvlText w:val=""/>
-      <w:lvlJc w:val="left"/>
-      <w:pPr>
-        <w:tabs>
-          <w:tab w:val="num" w:pos="5040"/>
-        </w:tabs>
-        <w:ind w:left="5040" w:hanging="360"/>
-      </w:pPr>
-      <w:rPr>
-        <w:rFonts w:ascii="Symbol" w:hAnsi="Symbol" w:hint="default"/>
-      </w:rPr>
-    </w:lvl>
-    <w:lvl w:ilvl="7" w:tplc="FFFFFFFF" w:tentative="1">
-      <w:start w:val="1"/>
-      <w:numFmt w:val="bullet"/>
-      <w:lvlText w:val="o"/>
-      <w:lvlJc w:val="left"/>
-      <w:pPr>
-        <w:tabs>
-          <w:tab w:val="num" w:pos="5760"/>
-        </w:tabs>
-        <w:ind w:left="5760" w:hanging="360"/>
-      </w:pPr>
-      <w:rPr>
-        <w:rFonts w:ascii="Courier New" w:hAnsi="Courier New" w:cs="Courier New" w:hint="default"/>
-      </w:rPr>
-    </w:lvl>
-    <w:lvl w:ilvl="8" w:tplc="FFFFFFFF" w:tentative="1">
-      <w:start w:val="1"/>
-      <w:numFmt w:val="bullet"/>
-      <w:lvlText w:val=""/>
-      <w:lvlJc w:val="left"/>
-      <w:pPr>
-        <w:tabs>
-          <w:tab w:val="num" w:pos="6480"/>
-        </w:tabs>
-        <w:ind w:left="6480" w:hanging="360"/>
-      </w:pPr>
-      <w:rPr>
-        <w:rFonts w:ascii="Wingdings" w:hAnsi="Wingdings" w:hint="default"/>
-      </w:rPr>
-    </w:lvl>
-  </w:abstractNum>
-  <w:abstractNum w:abstractNumId="40" w15:restartNumberingAfterBreak="0">
-    <w:nsid w:val="63870FA4"/>
-    <w:multiLevelType w:val="hybridMultilevel"/>
-    <w:tmpl w:val="6FE06B40"/>
-    <w:lvl w:ilvl="0" w:tplc="0409000F">
-      <w:start w:val="1"/>
-      <w:numFmt w:val="decimal"/>
-      <w:lvlText w:val="%1."/>
-      <w:lvlJc w:val="left"/>
-      <w:pPr>
-        <w:ind w:left="900" w:hanging="360"/>
-      </w:pPr>
-    </w:lvl>
-    <w:lvl w:ilvl="1" w:tplc="04090019" w:tentative="1">
-      <w:start w:val="1"/>
-      <w:numFmt w:val="lowerLetter"/>
-      <w:lvlText w:val="%2."/>
-      <w:lvlJc w:val="left"/>
-      <w:pPr>
-        <w:ind w:left="1620" w:hanging="360"/>
-      </w:pPr>
-    </w:lvl>
-    <w:lvl w:ilvl="2" w:tplc="0409001B" w:tentative="1">
-      <w:start w:val="1"/>
-      <w:numFmt w:val="lowerRoman"/>
-      <w:lvlText w:val="%3."/>
-      <w:lvlJc w:val="right"/>
-      <w:pPr>
-        <w:ind w:left="2340" w:hanging="180"/>
-      </w:pPr>
-    </w:lvl>
-    <w:lvl w:ilvl="3" w:tplc="0409000F" w:tentative="1">
-      <w:start w:val="1"/>
-      <w:numFmt w:val="decimal"/>
-      <w:lvlText w:val="%4."/>
-      <w:lvlJc w:val="left"/>
-      <w:pPr>
-        <w:ind w:left="3060" w:hanging="360"/>
-      </w:pPr>
-    </w:lvl>
-    <w:lvl w:ilvl="4" w:tplc="04090019" w:tentative="1">
-      <w:start w:val="1"/>
-      <w:numFmt w:val="lowerLetter"/>
-      <w:lvlText w:val="%5."/>
-      <w:lvlJc w:val="left"/>
-      <w:pPr>
-        <w:ind w:left="3780" w:hanging="360"/>
-      </w:pPr>
-    </w:lvl>
-    <w:lvl w:ilvl="5" w:tplc="0409001B" w:tentative="1">
-      <w:start w:val="1"/>
-      <w:numFmt w:val="lowerRoman"/>
-      <w:lvlText w:val="%6."/>
-      <w:lvlJc w:val="right"/>
-      <w:pPr>
-        <w:ind w:left="4500" w:hanging="180"/>
-      </w:pPr>
-    </w:lvl>
-    <w:lvl w:ilvl="6" w:tplc="0409000F" w:tentative="1">
-      <w:start w:val="1"/>
-      <w:numFmt w:val="decimal"/>
-      <w:lvlText w:val="%7."/>
-      <w:lvlJc w:val="left"/>
-      <w:pPr>
-        <w:ind w:left="5220" w:hanging="360"/>
-      </w:pPr>
-    </w:lvl>
-    <w:lvl w:ilvl="7" w:tplc="04090019" w:tentative="1">
-      <w:start w:val="1"/>
-      <w:numFmt w:val="lowerLetter"/>
-      <w:lvlText w:val="%8."/>
-      <w:lvlJc w:val="left"/>
-      <w:pPr>
-        <w:ind w:left="5940" w:hanging="360"/>
-      </w:pPr>
-    </w:lvl>
-    <w:lvl w:ilvl="8" w:tplc="0409001B" w:tentative="1">
-      <w:start w:val="1"/>
-      <w:numFmt w:val="lowerRoman"/>
-      <w:lvlText w:val="%9."/>
-      <w:lvlJc w:val="right"/>
-      <w:pPr>
-        <w:ind w:left="6660" w:hanging="180"/>
-      </w:pPr>
-    </w:lvl>
-  </w:abstractNum>
-  <w:abstractNum w:abstractNumId="41" w15:restartNumberingAfterBreak="0">
-    <w:nsid w:val="656D64C5"/>
-    <w:multiLevelType w:val="hybridMultilevel"/>
-    <w:tmpl w:val="36CC76BE"/>
-    <w:lvl w:ilvl="0" w:tplc="04090001">
-      <w:start w:val="1"/>
-      <w:numFmt w:val="bullet"/>
-      <w:lvlText w:val=""/>
-      <w:lvlJc w:val="left"/>
-      <w:pPr>
-        <w:ind w:left="720" w:hanging="360"/>
-      </w:pPr>
-      <w:rPr>
-        <w:rFonts w:ascii="Symbol" w:hAnsi="Symbol" w:hint="default"/>
-      </w:rPr>
-    </w:lvl>
-    <w:lvl w:ilvl="1" w:tplc="04090003" w:tentative="1">
-      <w:start w:val="1"/>
-      <w:numFmt w:val="bullet"/>
-      <w:lvlText w:val="o"/>
-      <w:lvlJc w:val="left"/>
-      <w:pPr>
-        <w:ind w:left="1440" w:hanging="360"/>
-      </w:pPr>
-      <w:rPr>
-        <w:rFonts w:ascii="Courier New" w:hAnsi="Courier New" w:cs="Courier New" w:hint="default"/>
-      </w:rPr>
-    </w:lvl>
-    <w:lvl w:ilvl="2" w:tplc="04090005" w:tentative="1">
-      <w:start w:val="1"/>
-      <w:numFmt w:val="bullet"/>
-      <w:lvlText w:val=""/>
-      <w:lvlJc w:val="left"/>
-      <w:pPr>
-        <w:ind w:left="2160" w:hanging="360"/>
-      </w:pPr>
-      <w:rPr>
-        <w:rFonts w:ascii="Wingdings" w:hAnsi="Wingdings" w:hint="default"/>
-      </w:rPr>
-    </w:lvl>
-    <w:lvl w:ilvl="3" w:tplc="04090001" w:tentative="1">
-      <w:start w:val="1"/>
-      <w:numFmt w:val="bullet"/>
-      <w:lvlText w:val=""/>
-      <w:lvlJc w:val="left"/>
-      <w:pPr>
-        <w:ind w:left="2880" w:hanging="360"/>
-      </w:pPr>
-      <w:rPr>
-        <w:rFonts w:ascii="Symbol" w:hAnsi="Symbol" w:hint="default"/>
-      </w:rPr>
-    </w:lvl>
-    <w:lvl w:ilvl="4" w:tplc="04090003" w:tentative="1">
-      <w:start w:val="1"/>
-      <w:numFmt w:val="bullet"/>
-      <w:lvlText w:val="o"/>
-      <w:lvlJc w:val="left"/>
-      <w:pPr>
-        <w:ind w:left="3600" w:hanging="360"/>
-      </w:pPr>
-      <w:rPr>
-        <w:rFonts w:ascii="Courier New" w:hAnsi="Courier New" w:cs="Courier New" w:hint="default"/>
-      </w:rPr>
-    </w:lvl>
-    <w:lvl w:ilvl="5" w:tplc="04090005" w:tentative="1">
-      <w:start w:val="1"/>
-      <w:numFmt w:val="bullet"/>
-      <w:lvlText w:val=""/>
-      <w:lvlJc w:val="left"/>
-      <w:pPr>
-        <w:ind w:left="4320" w:hanging="360"/>
-      </w:pPr>
-      <w:rPr>
-        <w:rFonts w:ascii="Wingdings" w:hAnsi="Wingdings" w:hint="default"/>
-      </w:rPr>
-    </w:lvl>
-    <w:lvl w:ilvl="6" w:tplc="04090001" w:tentative="1">
-      <w:start w:val="1"/>
-      <w:numFmt w:val="bullet"/>
-      <w:lvlText w:val=""/>
-      <w:lvlJc w:val="left"/>
-      <w:pPr>
-        <w:ind w:left="5040" w:hanging="360"/>
-      </w:pPr>
-      <w:rPr>
-        <w:rFonts w:ascii="Symbol" w:hAnsi="Symbol" w:hint="default"/>
-      </w:rPr>
-    </w:lvl>
-    <w:lvl w:ilvl="7" w:tplc="04090003" w:tentative="1">
-      <w:start w:val="1"/>
-      <w:numFmt w:val="bullet"/>
-      <w:lvlText w:val="o"/>
-      <w:lvlJc w:val="left"/>
-      <w:pPr>
-        <w:ind w:left="5760" w:hanging="360"/>
-      </w:pPr>
-      <w:rPr>
-        <w:rFonts w:ascii="Courier New" w:hAnsi="Courier New" w:cs="Courier New" w:hint="default"/>
-      </w:rPr>
-    </w:lvl>
-    <w:lvl w:ilvl="8" w:tplc="04090005" w:tentative="1">
-      <w:start w:val="1"/>
-      <w:numFmt w:val="bullet"/>
-      <w:lvlText w:val=""/>
-      <w:lvlJc w:val="left"/>
-      <w:pPr>
-        <w:ind w:left="6480" w:hanging="360"/>
-      </w:pPr>
-      <w:rPr>
-        <w:rFonts w:ascii="Wingdings" w:hAnsi="Wingdings" w:hint="default"/>
-      </w:rPr>
-    </w:lvl>
-  </w:abstractNum>
-  <w:abstractNum w:abstractNumId="42" w15:restartNumberingAfterBreak="0">
+  <w:abstractNum w:abstractNumId="6" w15:restartNumberingAfterBreak="0">
     <w:nsid w:val="67EE6F0A"/>
     <w:multiLevelType w:val="hybridMultilevel"/>
     <w:tmpl w:val="58BC8C36"/>
@@ -12117,1759 +8222,28 @@
       </w:rPr>
     </w:lvl>
   </w:abstractNum>
-  <w:abstractNum w:abstractNumId="43" w15:restartNumberingAfterBreak="0">
-    <w:nsid w:val="6A2A1C2A"/>
-    <w:multiLevelType w:val="hybridMultilevel"/>
-    <w:tmpl w:val="6DEA068E"/>
-    <w:lvl w:ilvl="0" w:tplc="04090005">
-      <w:start w:val="1"/>
-      <w:numFmt w:val="bullet"/>
-      <w:lvlText w:val=""/>
-      <w:lvlJc w:val="left"/>
-      <w:pPr>
-        <w:ind w:left="440" w:hanging="440"/>
-      </w:pPr>
-      <w:rPr>
-        <w:rFonts w:ascii="Wingdings" w:hAnsi="Wingdings" w:hint="default"/>
-      </w:rPr>
-    </w:lvl>
-    <w:lvl w:ilvl="1" w:tplc="04090003" w:tentative="1">
-      <w:start w:val="1"/>
-      <w:numFmt w:val="bullet"/>
-      <w:lvlText w:val=""/>
-      <w:lvlJc w:val="left"/>
-      <w:pPr>
-        <w:ind w:left="880" w:hanging="440"/>
-      </w:pPr>
-      <w:rPr>
-        <w:rFonts w:ascii="Wingdings" w:hAnsi="Wingdings" w:hint="default"/>
-      </w:rPr>
-    </w:lvl>
-    <w:lvl w:ilvl="2" w:tplc="04090005" w:tentative="1">
-      <w:start w:val="1"/>
-      <w:numFmt w:val="bullet"/>
-      <w:lvlText w:val=""/>
-      <w:lvlJc w:val="left"/>
-      <w:pPr>
-        <w:ind w:left="1320" w:hanging="440"/>
-      </w:pPr>
-      <w:rPr>
-        <w:rFonts w:ascii="Wingdings" w:hAnsi="Wingdings" w:hint="default"/>
-      </w:rPr>
-    </w:lvl>
-    <w:lvl w:ilvl="3" w:tplc="04090001" w:tentative="1">
-      <w:start w:val="1"/>
-      <w:numFmt w:val="bullet"/>
-      <w:lvlText w:val=""/>
-      <w:lvlJc w:val="left"/>
-      <w:pPr>
-        <w:ind w:left="1760" w:hanging="440"/>
-      </w:pPr>
-      <w:rPr>
-        <w:rFonts w:ascii="Wingdings" w:hAnsi="Wingdings" w:hint="default"/>
-      </w:rPr>
-    </w:lvl>
-    <w:lvl w:ilvl="4" w:tplc="04090003" w:tentative="1">
-      <w:start w:val="1"/>
-      <w:numFmt w:val="bullet"/>
-      <w:lvlText w:val=""/>
-      <w:lvlJc w:val="left"/>
-      <w:pPr>
-        <w:ind w:left="2200" w:hanging="440"/>
-      </w:pPr>
-      <w:rPr>
-        <w:rFonts w:ascii="Wingdings" w:hAnsi="Wingdings" w:hint="default"/>
-      </w:rPr>
-    </w:lvl>
-    <w:lvl w:ilvl="5" w:tplc="04090005" w:tentative="1">
-      <w:start w:val="1"/>
-      <w:numFmt w:val="bullet"/>
-      <w:lvlText w:val=""/>
-      <w:lvlJc w:val="left"/>
-      <w:pPr>
-        <w:ind w:left="2640" w:hanging="440"/>
-      </w:pPr>
-      <w:rPr>
-        <w:rFonts w:ascii="Wingdings" w:hAnsi="Wingdings" w:hint="default"/>
-      </w:rPr>
-    </w:lvl>
-    <w:lvl w:ilvl="6" w:tplc="04090001" w:tentative="1">
-      <w:start w:val="1"/>
-      <w:numFmt w:val="bullet"/>
-      <w:lvlText w:val=""/>
-      <w:lvlJc w:val="left"/>
-      <w:pPr>
-        <w:ind w:left="3080" w:hanging="440"/>
-      </w:pPr>
-      <w:rPr>
-        <w:rFonts w:ascii="Wingdings" w:hAnsi="Wingdings" w:hint="default"/>
-      </w:rPr>
-    </w:lvl>
-    <w:lvl w:ilvl="7" w:tplc="04090003" w:tentative="1">
-      <w:start w:val="1"/>
-      <w:numFmt w:val="bullet"/>
-      <w:lvlText w:val=""/>
-      <w:lvlJc w:val="left"/>
-      <w:pPr>
-        <w:ind w:left="3520" w:hanging="440"/>
-      </w:pPr>
-      <w:rPr>
-        <w:rFonts w:ascii="Wingdings" w:hAnsi="Wingdings" w:hint="default"/>
-      </w:rPr>
-    </w:lvl>
-    <w:lvl w:ilvl="8" w:tplc="04090005" w:tentative="1">
-      <w:start w:val="1"/>
-      <w:numFmt w:val="bullet"/>
-      <w:lvlText w:val=""/>
-      <w:lvlJc w:val="left"/>
-      <w:pPr>
-        <w:ind w:left="3960" w:hanging="440"/>
-      </w:pPr>
-      <w:rPr>
-        <w:rFonts w:ascii="Wingdings" w:hAnsi="Wingdings" w:hint="default"/>
-      </w:rPr>
-    </w:lvl>
-  </w:abstractNum>
-  <w:abstractNum w:abstractNumId="44" w15:restartNumberingAfterBreak="0">
-    <w:nsid w:val="6E56227E"/>
-    <w:multiLevelType w:val="hybridMultilevel"/>
-    <w:tmpl w:val="CD9453A2"/>
-    <w:lvl w:ilvl="0" w:tplc="04090001">
-      <w:start w:val="1"/>
-      <w:numFmt w:val="bullet"/>
-      <w:lvlText w:val=""/>
-      <w:lvlJc w:val="left"/>
-      <w:pPr>
-        <w:ind w:left="720" w:hanging="360"/>
-      </w:pPr>
-      <w:rPr>
-        <w:rFonts w:ascii="Symbol" w:hAnsi="Symbol" w:hint="default"/>
-      </w:rPr>
-    </w:lvl>
-    <w:lvl w:ilvl="1" w:tplc="04090003" w:tentative="1">
-      <w:start w:val="1"/>
-      <w:numFmt w:val="bullet"/>
-      <w:lvlText w:val="o"/>
-      <w:lvlJc w:val="left"/>
-      <w:pPr>
-        <w:ind w:left="1440" w:hanging="360"/>
-      </w:pPr>
-      <w:rPr>
-        <w:rFonts w:ascii="Courier New" w:hAnsi="Courier New" w:cs="Courier New" w:hint="default"/>
-      </w:rPr>
-    </w:lvl>
-    <w:lvl w:ilvl="2" w:tplc="04090005" w:tentative="1">
-      <w:start w:val="1"/>
-      <w:numFmt w:val="bullet"/>
-      <w:lvlText w:val=""/>
-      <w:lvlJc w:val="left"/>
-      <w:pPr>
-        <w:ind w:left="2160" w:hanging="360"/>
-      </w:pPr>
-      <w:rPr>
-        <w:rFonts w:ascii="Wingdings" w:hAnsi="Wingdings" w:hint="default"/>
-      </w:rPr>
-    </w:lvl>
-    <w:lvl w:ilvl="3" w:tplc="04090001" w:tentative="1">
-      <w:start w:val="1"/>
-      <w:numFmt w:val="bullet"/>
-      <w:lvlText w:val=""/>
-      <w:lvlJc w:val="left"/>
-      <w:pPr>
-        <w:ind w:left="2880" w:hanging="360"/>
-      </w:pPr>
-      <w:rPr>
-        <w:rFonts w:ascii="Symbol" w:hAnsi="Symbol" w:hint="default"/>
-      </w:rPr>
-    </w:lvl>
-    <w:lvl w:ilvl="4" w:tplc="04090003" w:tentative="1">
-      <w:start w:val="1"/>
-      <w:numFmt w:val="bullet"/>
-      <w:lvlText w:val="o"/>
-      <w:lvlJc w:val="left"/>
-      <w:pPr>
-        <w:ind w:left="3600" w:hanging="360"/>
-      </w:pPr>
-      <w:rPr>
-        <w:rFonts w:ascii="Courier New" w:hAnsi="Courier New" w:cs="Courier New" w:hint="default"/>
-      </w:rPr>
-    </w:lvl>
-    <w:lvl w:ilvl="5" w:tplc="04090005" w:tentative="1">
-      <w:start w:val="1"/>
-      <w:numFmt w:val="bullet"/>
-      <w:lvlText w:val=""/>
-      <w:lvlJc w:val="left"/>
-      <w:pPr>
-        <w:ind w:left="4320" w:hanging="360"/>
-      </w:pPr>
-      <w:rPr>
-        <w:rFonts w:ascii="Wingdings" w:hAnsi="Wingdings" w:hint="default"/>
-      </w:rPr>
-    </w:lvl>
-    <w:lvl w:ilvl="6" w:tplc="04090001" w:tentative="1">
-      <w:start w:val="1"/>
-      <w:numFmt w:val="bullet"/>
-      <w:lvlText w:val=""/>
-      <w:lvlJc w:val="left"/>
-      <w:pPr>
-        <w:ind w:left="5040" w:hanging="360"/>
-      </w:pPr>
-      <w:rPr>
-        <w:rFonts w:ascii="Symbol" w:hAnsi="Symbol" w:hint="default"/>
-      </w:rPr>
-    </w:lvl>
-    <w:lvl w:ilvl="7" w:tplc="04090003" w:tentative="1">
-      <w:start w:val="1"/>
-      <w:numFmt w:val="bullet"/>
-      <w:lvlText w:val="o"/>
-      <w:lvlJc w:val="left"/>
-      <w:pPr>
-        <w:ind w:left="5760" w:hanging="360"/>
-      </w:pPr>
-      <w:rPr>
-        <w:rFonts w:ascii="Courier New" w:hAnsi="Courier New" w:cs="Courier New" w:hint="default"/>
-      </w:rPr>
-    </w:lvl>
-    <w:lvl w:ilvl="8" w:tplc="04090005" w:tentative="1">
-      <w:start w:val="1"/>
-      <w:numFmt w:val="bullet"/>
-      <w:lvlText w:val=""/>
-      <w:lvlJc w:val="left"/>
-      <w:pPr>
-        <w:ind w:left="6480" w:hanging="360"/>
-      </w:pPr>
-      <w:rPr>
-        <w:rFonts w:ascii="Wingdings" w:hAnsi="Wingdings" w:hint="default"/>
-      </w:rPr>
-    </w:lvl>
-  </w:abstractNum>
-  <w:abstractNum w:abstractNumId="45" w15:restartNumberingAfterBreak="0">
-    <w:nsid w:val="6F880945"/>
-    <w:multiLevelType w:val="hybridMultilevel"/>
-    <w:tmpl w:val="7F10E590"/>
-    <w:lvl w:ilvl="0" w:tplc="08AAD050">
-      <w:numFmt w:val="bullet"/>
-      <w:lvlText w:val="·"/>
-      <w:lvlJc w:val="left"/>
-      <w:pPr>
-        <w:ind w:left="780" w:hanging="360"/>
-      </w:pPr>
-      <w:rPr>
-        <w:rFonts w:ascii="DengXian" w:eastAsia="DengXian" w:hAnsi="DengXian" w:cstheme="minorBidi" w:hint="eastAsia"/>
-      </w:rPr>
-    </w:lvl>
-    <w:lvl w:ilvl="1" w:tplc="04090003" w:tentative="1">
-      <w:start w:val="1"/>
-      <w:numFmt w:val="bullet"/>
-      <w:lvlText w:val=""/>
-      <w:lvlJc w:val="left"/>
-      <w:pPr>
-        <w:ind w:left="840" w:hanging="420"/>
-      </w:pPr>
-      <w:rPr>
-        <w:rFonts w:ascii="Wingdings" w:hAnsi="Wingdings" w:hint="default"/>
-      </w:rPr>
-    </w:lvl>
-    <w:lvl w:ilvl="2" w:tplc="04090005" w:tentative="1">
-      <w:start w:val="1"/>
-      <w:numFmt w:val="bullet"/>
-      <w:lvlText w:val=""/>
-      <w:lvlJc w:val="left"/>
-      <w:pPr>
-        <w:ind w:left="1260" w:hanging="420"/>
-      </w:pPr>
-      <w:rPr>
-        <w:rFonts w:ascii="Wingdings" w:hAnsi="Wingdings" w:hint="default"/>
-      </w:rPr>
-    </w:lvl>
-    <w:lvl w:ilvl="3" w:tplc="04090001" w:tentative="1">
-      <w:start w:val="1"/>
-      <w:numFmt w:val="bullet"/>
-      <w:lvlText w:val=""/>
-      <w:lvlJc w:val="left"/>
-      <w:pPr>
-        <w:ind w:left="1680" w:hanging="420"/>
-      </w:pPr>
-      <w:rPr>
-        <w:rFonts w:ascii="Wingdings" w:hAnsi="Wingdings" w:hint="default"/>
-      </w:rPr>
-    </w:lvl>
-    <w:lvl w:ilvl="4" w:tplc="04090003" w:tentative="1">
-      <w:start w:val="1"/>
-      <w:numFmt w:val="bullet"/>
-      <w:lvlText w:val=""/>
-      <w:lvlJc w:val="left"/>
-      <w:pPr>
-        <w:ind w:left="2100" w:hanging="420"/>
-      </w:pPr>
-      <w:rPr>
-        <w:rFonts w:ascii="Wingdings" w:hAnsi="Wingdings" w:hint="default"/>
-      </w:rPr>
-    </w:lvl>
-    <w:lvl w:ilvl="5" w:tplc="04090005" w:tentative="1">
-      <w:start w:val="1"/>
-      <w:numFmt w:val="bullet"/>
-      <w:lvlText w:val=""/>
-      <w:lvlJc w:val="left"/>
-      <w:pPr>
-        <w:ind w:left="2520" w:hanging="420"/>
-      </w:pPr>
-      <w:rPr>
-        <w:rFonts w:ascii="Wingdings" w:hAnsi="Wingdings" w:hint="default"/>
-      </w:rPr>
-    </w:lvl>
-    <w:lvl w:ilvl="6" w:tplc="04090001" w:tentative="1">
-      <w:start w:val="1"/>
-      <w:numFmt w:val="bullet"/>
-      <w:lvlText w:val=""/>
-      <w:lvlJc w:val="left"/>
-      <w:pPr>
-        <w:ind w:left="2940" w:hanging="420"/>
-      </w:pPr>
-      <w:rPr>
-        <w:rFonts w:ascii="Wingdings" w:hAnsi="Wingdings" w:hint="default"/>
-      </w:rPr>
-    </w:lvl>
-    <w:lvl w:ilvl="7" w:tplc="04090003" w:tentative="1">
-      <w:start w:val="1"/>
-      <w:numFmt w:val="bullet"/>
-      <w:lvlText w:val=""/>
-      <w:lvlJc w:val="left"/>
-      <w:pPr>
-        <w:ind w:left="3360" w:hanging="420"/>
-      </w:pPr>
-      <w:rPr>
-        <w:rFonts w:ascii="Wingdings" w:hAnsi="Wingdings" w:hint="default"/>
-      </w:rPr>
-    </w:lvl>
-    <w:lvl w:ilvl="8" w:tplc="04090005" w:tentative="1">
-      <w:start w:val="1"/>
-      <w:numFmt w:val="bullet"/>
-      <w:lvlText w:val=""/>
-      <w:lvlJc w:val="left"/>
-      <w:pPr>
-        <w:ind w:left="3780" w:hanging="420"/>
-      </w:pPr>
-      <w:rPr>
-        <w:rFonts w:ascii="Wingdings" w:hAnsi="Wingdings" w:hint="default"/>
-      </w:rPr>
-    </w:lvl>
-  </w:abstractNum>
-  <w:abstractNum w:abstractNumId="46" w15:restartNumberingAfterBreak="0">
-    <w:nsid w:val="70872AB2"/>
-    <w:multiLevelType w:val="hybridMultilevel"/>
-    <w:tmpl w:val="74D46004"/>
-    <w:lvl w:ilvl="0" w:tplc="0409000F">
-      <w:start w:val="1"/>
-      <w:numFmt w:val="decimal"/>
-      <w:lvlText w:val="%1."/>
-      <w:lvlJc w:val="left"/>
-      <w:pPr>
-        <w:tabs>
-          <w:tab w:val="num" w:pos="720"/>
-        </w:tabs>
-        <w:ind w:left="720" w:hanging="360"/>
-      </w:pPr>
-    </w:lvl>
-    <w:lvl w:ilvl="1" w:tplc="04090019" w:tentative="1">
-      <w:start w:val="1"/>
-      <w:numFmt w:val="lowerLetter"/>
-      <w:lvlText w:val="%2."/>
-      <w:lvlJc w:val="left"/>
-      <w:pPr>
-        <w:tabs>
-          <w:tab w:val="num" w:pos="1440"/>
-        </w:tabs>
-        <w:ind w:left="1440" w:hanging="360"/>
-      </w:pPr>
-    </w:lvl>
-    <w:lvl w:ilvl="2" w:tplc="0409001B" w:tentative="1">
-      <w:start w:val="1"/>
-      <w:numFmt w:val="lowerRoman"/>
-      <w:lvlText w:val="%3."/>
-      <w:lvlJc w:val="right"/>
-      <w:pPr>
-        <w:tabs>
-          <w:tab w:val="num" w:pos="2160"/>
-        </w:tabs>
-        <w:ind w:left="2160" w:hanging="180"/>
-      </w:pPr>
-    </w:lvl>
-    <w:lvl w:ilvl="3" w:tplc="0409000F" w:tentative="1">
-      <w:start w:val="1"/>
-      <w:numFmt w:val="decimal"/>
-      <w:lvlText w:val="%4."/>
-      <w:lvlJc w:val="left"/>
-      <w:pPr>
-        <w:tabs>
-          <w:tab w:val="num" w:pos="2880"/>
-        </w:tabs>
-        <w:ind w:left="2880" w:hanging="360"/>
-      </w:pPr>
-    </w:lvl>
-    <w:lvl w:ilvl="4" w:tplc="04090019" w:tentative="1">
-      <w:start w:val="1"/>
-      <w:numFmt w:val="lowerLetter"/>
-      <w:lvlText w:val="%5."/>
-      <w:lvlJc w:val="left"/>
-      <w:pPr>
-        <w:tabs>
-          <w:tab w:val="num" w:pos="3600"/>
-        </w:tabs>
-        <w:ind w:left="3600" w:hanging="360"/>
-      </w:pPr>
-    </w:lvl>
-    <w:lvl w:ilvl="5" w:tplc="0409001B" w:tentative="1">
-      <w:start w:val="1"/>
-      <w:numFmt w:val="lowerRoman"/>
-      <w:lvlText w:val="%6."/>
-      <w:lvlJc w:val="right"/>
-      <w:pPr>
-        <w:tabs>
-          <w:tab w:val="num" w:pos="4320"/>
-        </w:tabs>
-        <w:ind w:left="4320" w:hanging="180"/>
-      </w:pPr>
-    </w:lvl>
-    <w:lvl w:ilvl="6" w:tplc="0409000F" w:tentative="1">
-      <w:start w:val="1"/>
-      <w:numFmt w:val="decimal"/>
-      <w:lvlText w:val="%7."/>
-      <w:lvlJc w:val="left"/>
-      <w:pPr>
-        <w:tabs>
-          <w:tab w:val="num" w:pos="5040"/>
-        </w:tabs>
-        <w:ind w:left="5040" w:hanging="360"/>
-      </w:pPr>
-    </w:lvl>
-    <w:lvl w:ilvl="7" w:tplc="04090019" w:tentative="1">
-      <w:start w:val="1"/>
-      <w:numFmt w:val="lowerLetter"/>
-      <w:lvlText w:val="%8."/>
-      <w:lvlJc w:val="left"/>
-      <w:pPr>
-        <w:tabs>
-          <w:tab w:val="num" w:pos="5760"/>
-        </w:tabs>
-        <w:ind w:left="5760" w:hanging="360"/>
-      </w:pPr>
-    </w:lvl>
-    <w:lvl w:ilvl="8" w:tplc="0409001B" w:tentative="1">
-      <w:start w:val="1"/>
-      <w:numFmt w:val="lowerRoman"/>
-      <w:lvlText w:val="%9."/>
-      <w:lvlJc w:val="right"/>
-      <w:pPr>
-        <w:tabs>
-          <w:tab w:val="num" w:pos="6480"/>
-        </w:tabs>
-        <w:ind w:left="6480" w:hanging="180"/>
-      </w:pPr>
-    </w:lvl>
-  </w:abstractNum>
-  <w:abstractNum w:abstractNumId="47" w15:restartNumberingAfterBreak="0">
-    <w:nsid w:val="71324E07"/>
-    <w:multiLevelType w:val="hybridMultilevel"/>
-    <w:tmpl w:val="37E237C4"/>
-    <w:lvl w:ilvl="0" w:tplc="0409000F">
-      <w:start w:val="1"/>
-      <w:numFmt w:val="decimal"/>
-      <w:lvlText w:val="%1."/>
-      <w:lvlJc w:val="left"/>
-      <w:pPr>
-        <w:ind w:left="360" w:hanging="360"/>
-      </w:pPr>
-    </w:lvl>
-    <w:lvl w:ilvl="1" w:tplc="04090019" w:tentative="1">
-      <w:start w:val="1"/>
-      <w:numFmt w:val="lowerLetter"/>
-      <w:lvlText w:val="%2."/>
-      <w:lvlJc w:val="left"/>
-      <w:pPr>
-        <w:ind w:left="1080" w:hanging="360"/>
-      </w:pPr>
-    </w:lvl>
-    <w:lvl w:ilvl="2" w:tplc="0409001B" w:tentative="1">
-      <w:start w:val="1"/>
-      <w:numFmt w:val="lowerRoman"/>
-      <w:lvlText w:val="%3."/>
-      <w:lvlJc w:val="right"/>
-      <w:pPr>
-        <w:ind w:left="1800" w:hanging="180"/>
-      </w:pPr>
-    </w:lvl>
-    <w:lvl w:ilvl="3" w:tplc="0409000F" w:tentative="1">
-      <w:start w:val="1"/>
-      <w:numFmt w:val="decimal"/>
-      <w:lvlText w:val="%4."/>
-      <w:lvlJc w:val="left"/>
-      <w:pPr>
-        <w:ind w:left="2520" w:hanging="360"/>
-      </w:pPr>
-    </w:lvl>
-    <w:lvl w:ilvl="4" w:tplc="04090019" w:tentative="1">
-      <w:start w:val="1"/>
-      <w:numFmt w:val="lowerLetter"/>
-      <w:lvlText w:val="%5."/>
-      <w:lvlJc w:val="left"/>
-      <w:pPr>
-        <w:ind w:left="3240" w:hanging="360"/>
-      </w:pPr>
-    </w:lvl>
-    <w:lvl w:ilvl="5" w:tplc="0409001B" w:tentative="1">
-      <w:start w:val="1"/>
-      <w:numFmt w:val="lowerRoman"/>
-      <w:lvlText w:val="%6."/>
-      <w:lvlJc w:val="right"/>
-      <w:pPr>
-        <w:ind w:left="3960" w:hanging="180"/>
-      </w:pPr>
-    </w:lvl>
-    <w:lvl w:ilvl="6" w:tplc="0409000F" w:tentative="1">
-      <w:start w:val="1"/>
-      <w:numFmt w:val="decimal"/>
-      <w:lvlText w:val="%7."/>
-      <w:lvlJc w:val="left"/>
-      <w:pPr>
-        <w:ind w:left="4680" w:hanging="360"/>
-      </w:pPr>
-    </w:lvl>
-    <w:lvl w:ilvl="7" w:tplc="04090019" w:tentative="1">
-      <w:start w:val="1"/>
-      <w:numFmt w:val="lowerLetter"/>
-      <w:lvlText w:val="%8."/>
-      <w:lvlJc w:val="left"/>
-      <w:pPr>
-        <w:ind w:left="5400" w:hanging="360"/>
-      </w:pPr>
-    </w:lvl>
-    <w:lvl w:ilvl="8" w:tplc="0409001B" w:tentative="1">
-      <w:start w:val="1"/>
-      <w:numFmt w:val="lowerRoman"/>
-      <w:lvlText w:val="%9."/>
-      <w:lvlJc w:val="right"/>
-      <w:pPr>
-        <w:ind w:left="6120" w:hanging="180"/>
-      </w:pPr>
-    </w:lvl>
-  </w:abstractNum>
-  <w:abstractNum w:abstractNumId="48" w15:restartNumberingAfterBreak="0">
-    <w:nsid w:val="73EB538F"/>
-    <w:multiLevelType w:val="hybridMultilevel"/>
-    <w:tmpl w:val="DB7E348C"/>
-    <w:lvl w:ilvl="0" w:tplc="04090001">
-      <w:start w:val="1"/>
-      <w:numFmt w:val="bullet"/>
-      <w:lvlText w:val=""/>
-      <w:lvlJc w:val="left"/>
-      <w:pPr>
-        <w:ind w:left="720" w:hanging="360"/>
-      </w:pPr>
-      <w:rPr>
-        <w:rFonts w:ascii="Symbol" w:hAnsi="Symbol" w:hint="default"/>
-      </w:rPr>
-    </w:lvl>
-    <w:lvl w:ilvl="1" w:tplc="04090003" w:tentative="1">
-      <w:start w:val="1"/>
-      <w:numFmt w:val="bullet"/>
-      <w:lvlText w:val="o"/>
-      <w:lvlJc w:val="left"/>
-      <w:pPr>
-        <w:ind w:left="1440" w:hanging="360"/>
-      </w:pPr>
-      <w:rPr>
-        <w:rFonts w:ascii="Courier New" w:hAnsi="Courier New" w:cs="Courier New" w:hint="default"/>
-      </w:rPr>
-    </w:lvl>
-    <w:lvl w:ilvl="2" w:tplc="04090005" w:tentative="1">
-      <w:start w:val="1"/>
-      <w:numFmt w:val="bullet"/>
-      <w:lvlText w:val=""/>
-      <w:lvlJc w:val="left"/>
-      <w:pPr>
-        <w:ind w:left="2160" w:hanging="360"/>
-      </w:pPr>
-      <w:rPr>
-        <w:rFonts w:ascii="Wingdings" w:hAnsi="Wingdings" w:hint="default"/>
-      </w:rPr>
-    </w:lvl>
-    <w:lvl w:ilvl="3" w:tplc="04090001" w:tentative="1">
-      <w:start w:val="1"/>
-      <w:numFmt w:val="bullet"/>
-      <w:lvlText w:val=""/>
-      <w:lvlJc w:val="left"/>
-      <w:pPr>
-        <w:ind w:left="2880" w:hanging="360"/>
-      </w:pPr>
-      <w:rPr>
-        <w:rFonts w:ascii="Symbol" w:hAnsi="Symbol" w:hint="default"/>
-      </w:rPr>
-    </w:lvl>
-    <w:lvl w:ilvl="4" w:tplc="04090003" w:tentative="1">
-      <w:start w:val="1"/>
-      <w:numFmt w:val="bullet"/>
-      <w:lvlText w:val="o"/>
-      <w:lvlJc w:val="left"/>
-      <w:pPr>
-        <w:ind w:left="3600" w:hanging="360"/>
-      </w:pPr>
-      <w:rPr>
-        <w:rFonts w:ascii="Courier New" w:hAnsi="Courier New" w:cs="Courier New" w:hint="default"/>
-      </w:rPr>
-    </w:lvl>
-    <w:lvl w:ilvl="5" w:tplc="04090005" w:tentative="1">
-      <w:start w:val="1"/>
-      <w:numFmt w:val="bullet"/>
-      <w:lvlText w:val=""/>
-      <w:lvlJc w:val="left"/>
-      <w:pPr>
-        <w:ind w:left="4320" w:hanging="360"/>
-      </w:pPr>
-      <w:rPr>
-        <w:rFonts w:ascii="Wingdings" w:hAnsi="Wingdings" w:hint="default"/>
-      </w:rPr>
-    </w:lvl>
-    <w:lvl w:ilvl="6" w:tplc="04090001" w:tentative="1">
-      <w:start w:val="1"/>
-      <w:numFmt w:val="bullet"/>
-      <w:lvlText w:val=""/>
-      <w:lvlJc w:val="left"/>
-      <w:pPr>
-        <w:ind w:left="5040" w:hanging="360"/>
-      </w:pPr>
-      <w:rPr>
-        <w:rFonts w:ascii="Symbol" w:hAnsi="Symbol" w:hint="default"/>
-      </w:rPr>
-    </w:lvl>
-    <w:lvl w:ilvl="7" w:tplc="04090003" w:tentative="1">
-      <w:start w:val="1"/>
-      <w:numFmt w:val="bullet"/>
-      <w:lvlText w:val="o"/>
-      <w:lvlJc w:val="left"/>
-      <w:pPr>
-        <w:ind w:left="5760" w:hanging="360"/>
-      </w:pPr>
-      <w:rPr>
-        <w:rFonts w:ascii="Courier New" w:hAnsi="Courier New" w:cs="Courier New" w:hint="default"/>
-      </w:rPr>
-    </w:lvl>
-    <w:lvl w:ilvl="8" w:tplc="04090005" w:tentative="1">
-      <w:start w:val="1"/>
-      <w:numFmt w:val="bullet"/>
-      <w:lvlText w:val=""/>
-      <w:lvlJc w:val="left"/>
-      <w:pPr>
-        <w:ind w:left="6480" w:hanging="360"/>
-      </w:pPr>
-      <w:rPr>
-        <w:rFonts w:ascii="Wingdings" w:hAnsi="Wingdings" w:hint="default"/>
-      </w:rPr>
-    </w:lvl>
-  </w:abstractNum>
-  <w:abstractNum w:abstractNumId="49" w15:restartNumberingAfterBreak="0">
-    <w:nsid w:val="77F678D6"/>
-    <w:multiLevelType w:val="hybridMultilevel"/>
-    <w:tmpl w:val="3CAACC1C"/>
-    <w:lvl w:ilvl="0" w:tplc="04090001">
-      <w:start w:val="1"/>
-      <w:numFmt w:val="bullet"/>
-      <w:lvlText w:val=""/>
-      <w:lvlJc w:val="left"/>
-      <w:pPr>
-        <w:ind w:left="720" w:hanging="360"/>
-      </w:pPr>
-      <w:rPr>
-        <w:rFonts w:ascii="Symbol" w:hAnsi="Symbol" w:hint="default"/>
-      </w:rPr>
-    </w:lvl>
-    <w:lvl w:ilvl="1" w:tplc="04090003">
-      <w:start w:val="1"/>
-      <w:numFmt w:val="bullet"/>
-      <w:lvlText w:val="o"/>
-      <w:lvlJc w:val="left"/>
-      <w:pPr>
-        <w:ind w:left="1440" w:hanging="360"/>
-      </w:pPr>
-      <w:rPr>
-        <w:rFonts w:ascii="Courier New" w:hAnsi="Courier New" w:cs="Courier New" w:hint="default"/>
-      </w:rPr>
-    </w:lvl>
-    <w:lvl w:ilvl="2" w:tplc="04090005">
-      <w:start w:val="1"/>
-      <w:numFmt w:val="bullet"/>
-      <w:lvlText w:val=""/>
-      <w:lvlJc w:val="left"/>
-      <w:pPr>
-        <w:ind w:left="2160" w:hanging="360"/>
-      </w:pPr>
-      <w:rPr>
-        <w:rFonts w:ascii="Wingdings" w:hAnsi="Wingdings" w:hint="default"/>
-      </w:rPr>
-    </w:lvl>
-    <w:lvl w:ilvl="3" w:tplc="04090001" w:tentative="1">
-      <w:start w:val="1"/>
-      <w:numFmt w:val="bullet"/>
-      <w:lvlText w:val=""/>
-      <w:lvlJc w:val="left"/>
-      <w:pPr>
-        <w:ind w:left="2880" w:hanging="360"/>
-      </w:pPr>
-      <w:rPr>
-        <w:rFonts w:ascii="Symbol" w:hAnsi="Symbol" w:hint="default"/>
-      </w:rPr>
-    </w:lvl>
-    <w:lvl w:ilvl="4" w:tplc="04090003" w:tentative="1">
-      <w:start w:val="1"/>
-      <w:numFmt w:val="bullet"/>
-      <w:lvlText w:val="o"/>
-      <w:lvlJc w:val="left"/>
-      <w:pPr>
-        <w:ind w:left="3600" w:hanging="360"/>
-      </w:pPr>
-      <w:rPr>
-        <w:rFonts w:ascii="Courier New" w:hAnsi="Courier New" w:cs="Courier New" w:hint="default"/>
-      </w:rPr>
-    </w:lvl>
-    <w:lvl w:ilvl="5" w:tplc="04090005" w:tentative="1">
-      <w:start w:val="1"/>
-      <w:numFmt w:val="bullet"/>
-      <w:lvlText w:val=""/>
-      <w:lvlJc w:val="left"/>
-      <w:pPr>
-        <w:ind w:left="4320" w:hanging="360"/>
-      </w:pPr>
-      <w:rPr>
-        <w:rFonts w:ascii="Wingdings" w:hAnsi="Wingdings" w:hint="default"/>
-      </w:rPr>
-    </w:lvl>
-    <w:lvl w:ilvl="6" w:tplc="04090001" w:tentative="1">
-      <w:start w:val="1"/>
-      <w:numFmt w:val="bullet"/>
-      <w:lvlText w:val=""/>
-      <w:lvlJc w:val="left"/>
-      <w:pPr>
-        <w:ind w:left="5040" w:hanging="360"/>
-      </w:pPr>
-      <w:rPr>
-        <w:rFonts w:ascii="Symbol" w:hAnsi="Symbol" w:hint="default"/>
-      </w:rPr>
-    </w:lvl>
-    <w:lvl w:ilvl="7" w:tplc="04090003" w:tentative="1">
-      <w:start w:val="1"/>
-      <w:numFmt w:val="bullet"/>
-      <w:lvlText w:val="o"/>
-      <w:lvlJc w:val="left"/>
-      <w:pPr>
-        <w:ind w:left="5760" w:hanging="360"/>
-      </w:pPr>
-      <w:rPr>
-        <w:rFonts w:ascii="Courier New" w:hAnsi="Courier New" w:cs="Courier New" w:hint="default"/>
-      </w:rPr>
-    </w:lvl>
-    <w:lvl w:ilvl="8" w:tplc="04090005" w:tentative="1">
-      <w:start w:val="1"/>
-      <w:numFmt w:val="bullet"/>
-      <w:lvlText w:val=""/>
-      <w:lvlJc w:val="left"/>
-      <w:pPr>
-        <w:ind w:left="6480" w:hanging="360"/>
-      </w:pPr>
-      <w:rPr>
-        <w:rFonts w:ascii="Wingdings" w:hAnsi="Wingdings" w:hint="default"/>
-      </w:rPr>
-    </w:lvl>
-  </w:abstractNum>
-  <w:abstractNum w:abstractNumId="50" w15:restartNumberingAfterBreak="0">
-    <w:nsid w:val="788150FD"/>
-    <w:multiLevelType w:val="hybridMultilevel"/>
-    <w:tmpl w:val="8C7AACFE"/>
-    <w:lvl w:ilvl="0" w:tplc="04090001">
-      <w:start w:val="1"/>
-      <w:numFmt w:val="bullet"/>
-      <w:lvlText w:val=""/>
-      <w:lvlJc w:val="left"/>
-      <w:pPr>
-        <w:ind w:left="1440" w:hanging="360"/>
-      </w:pPr>
-      <w:rPr>
-        <w:rFonts w:ascii="Symbol" w:hAnsi="Symbol" w:hint="default"/>
-      </w:rPr>
-    </w:lvl>
-    <w:lvl w:ilvl="1" w:tplc="04090003" w:tentative="1">
-      <w:start w:val="1"/>
-      <w:numFmt w:val="bullet"/>
-      <w:lvlText w:val="o"/>
-      <w:lvlJc w:val="left"/>
-      <w:pPr>
-        <w:ind w:left="2160" w:hanging="360"/>
-      </w:pPr>
-      <w:rPr>
-        <w:rFonts w:ascii="Courier New" w:hAnsi="Courier New" w:cs="Courier New" w:hint="default"/>
-      </w:rPr>
-    </w:lvl>
-    <w:lvl w:ilvl="2" w:tplc="04090005" w:tentative="1">
-      <w:start w:val="1"/>
-      <w:numFmt w:val="bullet"/>
-      <w:lvlText w:val=""/>
-      <w:lvlJc w:val="left"/>
-      <w:pPr>
-        <w:ind w:left="2880" w:hanging="360"/>
-      </w:pPr>
-      <w:rPr>
-        <w:rFonts w:ascii="Wingdings" w:hAnsi="Wingdings" w:hint="default"/>
-      </w:rPr>
-    </w:lvl>
-    <w:lvl w:ilvl="3" w:tplc="04090001" w:tentative="1">
-      <w:start w:val="1"/>
-      <w:numFmt w:val="bullet"/>
-      <w:lvlText w:val=""/>
-      <w:lvlJc w:val="left"/>
-      <w:pPr>
-        <w:ind w:left="3600" w:hanging="360"/>
-      </w:pPr>
-      <w:rPr>
-        <w:rFonts w:ascii="Symbol" w:hAnsi="Symbol" w:hint="default"/>
-      </w:rPr>
-    </w:lvl>
-    <w:lvl w:ilvl="4" w:tplc="04090003" w:tentative="1">
-      <w:start w:val="1"/>
-      <w:numFmt w:val="bullet"/>
-      <w:lvlText w:val="o"/>
-      <w:lvlJc w:val="left"/>
-      <w:pPr>
-        <w:ind w:left="4320" w:hanging="360"/>
-      </w:pPr>
-      <w:rPr>
-        <w:rFonts w:ascii="Courier New" w:hAnsi="Courier New" w:cs="Courier New" w:hint="default"/>
-      </w:rPr>
-    </w:lvl>
-    <w:lvl w:ilvl="5" w:tplc="04090005" w:tentative="1">
-      <w:start w:val="1"/>
-      <w:numFmt w:val="bullet"/>
-      <w:lvlText w:val=""/>
-      <w:lvlJc w:val="left"/>
-      <w:pPr>
-        <w:ind w:left="5040" w:hanging="360"/>
-      </w:pPr>
-      <w:rPr>
-        <w:rFonts w:ascii="Wingdings" w:hAnsi="Wingdings" w:hint="default"/>
-      </w:rPr>
-    </w:lvl>
-    <w:lvl w:ilvl="6" w:tplc="04090001" w:tentative="1">
-      <w:start w:val="1"/>
-      <w:numFmt w:val="bullet"/>
-      <w:lvlText w:val=""/>
-      <w:lvlJc w:val="left"/>
-      <w:pPr>
-        <w:ind w:left="5760" w:hanging="360"/>
-      </w:pPr>
-      <w:rPr>
-        <w:rFonts w:ascii="Symbol" w:hAnsi="Symbol" w:hint="default"/>
-      </w:rPr>
-    </w:lvl>
-    <w:lvl w:ilvl="7" w:tplc="04090003" w:tentative="1">
-      <w:start w:val="1"/>
-      <w:numFmt w:val="bullet"/>
-      <w:lvlText w:val="o"/>
-      <w:lvlJc w:val="left"/>
-      <w:pPr>
-        <w:ind w:left="6480" w:hanging="360"/>
-      </w:pPr>
-      <w:rPr>
-        <w:rFonts w:ascii="Courier New" w:hAnsi="Courier New" w:cs="Courier New" w:hint="default"/>
-      </w:rPr>
-    </w:lvl>
-    <w:lvl w:ilvl="8" w:tplc="04090005" w:tentative="1">
-      <w:start w:val="1"/>
-      <w:numFmt w:val="bullet"/>
-      <w:lvlText w:val=""/>
-      <w:lvlJc w:val="left"/>
-      <w:pPr>
-        <w:ind w:left="7200" w:hanging="360"/>
-      </w:pPr>
-      <w:rPr>
-        <w:rFonts w:ascii="Wingdings" w:hAnsi="Wingdings" w:hint="default"/>
-      </w:rPr>
-    </w:lvl>
-  </w:abstractNum>
-  <w:abstractNum w:abstractNumId="51" w15:restartNumberingAfterBreak="0">
-    <w:nsid w:val="799C3307"/>
-    <w:multiLevelType w:val="hybridMultilevel"/>
-    <w:tmpl w:val="87AE8350"/>
-    <w:lvl w:ilvl="0" w:tplc="0409000F">
-      <w:start w:val="1"/>
-      <w:numFmt w:val="decimal"/>
-      <w:lvlText w:val="%1."/>
-      <w:lvlJc w:val="left"/>
-      <w:pPr>
-        <w:ind w:left="1260" w:hanging="360"/>
-      </w:pPr>
-    </w:lvl>
-    <w:lvl w:ilvl="1" w:tplc="04090019" w:tentative="1">
-      <w:start w:val="1"/>
-      <w:numFmt w:val="lowerLetter"/>
-      <w:lvlText w:val="%2."/>
-      <w:lvlJc w:val="left"/>
-      <w:pPr>
-        <w:ind w:left="1980" w:hanging="360"/>
-      </w:pPr>
-    </w:lvl>
-    <w:lvl w:ilvl="2" w:tplc="0409001B" w:tentative="1">
-      <w:start w:val="1"/>
-      <w:numFmt w:val="lowerRoman"/>
-      <w:lvlText w:val="%3."/>
-      <w:lvlJc w:val="right"/>
-      <w:pPr>
-        <w:ind w:left="2700" w:hanging="180"/>
-      </w:pPr>
-    </w:lvl>
-    <w:lvl w:ilvl="3" w:tplc="0409000F" w:tentative="1">
-      <w:start w:val="1"/>
-      <w:numFmt w:val="decimal"/>
-      <w:lvlText w:val="%4."/>
-      <w:lvlJc w:val="left"/>
-      <w:pPr>
-        <w:ind w:left="3420" w:hanging="360"/>
-      </w:pPr>
-    </w:lvl>
-    <w:lvl w:ilvl="4" w:tplc="04090019" w:tentative="1">
-      <w:start w:val="1"/>
-      <w:numFmt w:val="lowerLetter"/>
-      <w:lvlText w:val="%5."/>
-      <w:lvlJc w:val="left"/>
-      <w:pPr>
-        <w:ind w:left="4140" w:hanging="360"/>
-      </w:pPr>
-    </w:lvl>
-    <w:lvl w:ilvl="5" w:tplc="0409001B" w:tentative="1">
-      <w:start w:val="1"/>
-      <w:numFmt w:val="lowerRoman"/>
-      <w:lvlText w:val="%6."/>
-      <w:lvlJc w:val="right"/>
-      <w:pPr>
-        <w:ind w:left="4860" w:hanging="180"/>
-      </w:pPr>
-    </w:lvl>
-    <w:lvl w:ilvl="6" w:tplc="0409000F" w:tentative="1">
-      <w:start w:val="1"/>
-      <w:numFmt w:val="decimal"/>
-      <w:lvlText w:val="%7."/>
-      <w:lvlJc w:val="left"/>
-      <w:pPr>
-        <w:ind w:left="5580" w:hanging="360"/>
-      </w:pPr>
-    </w:lvl>
-    <w:lvl w:ilvl="7" w:tplc="04090019" w:tentative="1">
-      <w:start w:val="1"/>
-      <w:numFmt w:val="lowerLetter"/>
-      <w:lvlText w:val="%8."/>
-      <w:lvlJc w:val="left"/>
-      <w:pPr>
-        <w:ind w:left="6300" w:hanging="360"/>
-      </w:pPr>
-    </w:lvl>
-    <w:lvl w:ilvl="8" w:tplc="0409001B" w:tentative="1">
-      <w:start w:val="1"/>
-      <w:numFmt w:val="lowerRoman"/>
-      <w:lvlText w:val="%9."/>
-      <w:lvlJc w:val="right"/>
-      <w:pPr>
-        <w:ind w:left="7020" w:hanging="180"/>
-      </w:pPr>
-    </w:lvl>
-  </w:abstractNum>
-  <w:abstractNum w:abstractNumId="52" w15:restartNumberingAfterBreak="0">
-    <w:nsid w:val="7A6A1623"/>
-    <w:multiLevelType w:val="hybridMultilevel"/>
-    <w:tmpl w:val="0DFCCCFA"/>
-    <w:lvl w:ilvl="0" w:tplc="0409000B">
-      <w:start w:val="1"/>
-      <w:numFmt w:val="bullet"/>
-      <w:lvlText w:val=""/>
-      <w:lvlJc w:val="left"/>
-      <w:pPr>
-        <w:ind w:left="720" w:hanging="360"/>
-      </w:pPr>
-      <w:rPr>
-        <w:rFonts w:ascii="Wingdings" w:hAnsi="Wingdings" w:hint="default"/>
-      </w:rPr>
-    </w:lvl>
-    <w:lvl w:ilvl="1" w:tplc="04090003" w:tentative="1">
-      <w:start w:val="1"/>
-      <w:numFmt w:val="bullet"/>
-      <w:lvlText w:val="o"/>
-      <w:lvlJc w:val="left"/>
-      <w:pPr>
-        <w:ind w:left="1440" w:hanging="360"/>
-      </w:pPr>
-      <w:rPr>
-        <w:rFonts w:ascii="Courier New" w:hAnsi="Courier New" w:cs="Courier New" w:hint="default"/>
-      </w:rPr>
-    </w:lvl>
-    <w:lvl w:ilvl="2" w:tplc="04090005" w:tentative="1">
-      <w:start w:val="1"/>
-      <w:numFmt w:val="bullet"/>
-      <w:lvlText w:val=""/>
-      <w:lvlJc w:val="left"/>
-      <w:pPr>
-        <w:ind w:left="2160" w:hanging="360"/>
-      </w:pPr>
-      <w:rPr>
-        <w:rFonts w:ascii="Wingdings" w:hAnsi="Wingdings" w:hint="default"/>
-      </w:rPr>
-    </w:lvl>
-    <w:lvl w:ilvl="3" w:tplc="04090001" w:tentative="1">
-      <w:start w:val="1"/>
-      <w:numFmt w:val="bullet"/>
-      <w:lvlText w:val=""/>
-      <w:lvlJc w:val="left"/>
-      <w:pPr>
-        <w:ind w:left="2880" w:hanging="360"/>
-      </w:pPr>
-      <w:rPr>
-        <w:rFonts w:ascii="Symbol" w:hAnsi="Symbol" w:hint="default"/>
-      </w:rPr>
-    </w:lvl>
-    <w:lvl w:ilvl="4" w:tplc="04090003" w:tentative="1">
-      <w:start w:val="1"/>
-      <w:numFmt w:val="bullet"/>
-      <w:lvlText w:val="o"/>
-      <w:lvlJc w:val="left"/>
-      <w:pPr>
-        <w:ind w:left="3600" w:hanging="360"/>
-      </w:pPr>
-      <w:rPr>
-        <w:rFonts w:ascii="Courier New" w:hAnsi="Courier New" w:cs="Courier New" w:hint="default"/>
-      </w:rPr>
-    </w:lvl>
-    <w:lvl w:ilvl="5" w:tplc="04090005" w:tentative="1">
-      <w:start w:val="1"/>
-      <w:numFmt w:val="bullet"/>
-      <w:lvlText w:val=""/>
-      <w:lvlJc w:val="left"/>
-      <w:pPr>
-        <w:ind w:left="4320" w:hanging="360"/>
-      </w:pPr>
-      <w:rPr>
-        <w:rFonts w:ascii="Wingdings" w:hAnsi="Wingdings" w:hint="default"/>
-      </w:rPr>
-    </w:lvl>
-    <w:lvl w:ilvl="6" w:tplc="04090001" w:tentative="1">
-      <w:start w:val="1"/>
-      <w:numFmt w:val="bullet"/>
-      <w:lvlText w:val=""/>
-      <w:lvlJc w:val="left"/>
-      <w:pPr>
-        <w:ind w:left="5040" w:hanging="360"/>
-      </w:pPr>
-      <w:rPr>
-        <w:rFonts w:ascii="Symbol" w:hAnsi="Symbol" w:hint="default"/>
-      </w:rPr>
-    </w:lvl>
-    <w:lvl w:ilvl="7" w:tplc="04090003" w:tentative="1">
-      <w:start w:val="1"/>
-      <w:numFmt w:val="bullet"/>
-      <w:lvlText w:val="o"/>
-      <w:lvlJc w:val="left"/>
-      <w:pPr>
-        <w:ind w:left="5760" w:hanging="360"/>
-      </w:pPr>
-      <w:rPr>
-        <w:rFonts w:ascii="Courier New" w:hAnsi="Courier New" w:cs="Courier New" w:hint="default"/>
-      </w:rPr>
-    </w:lvl>
-    <w:lvl w:ilvl="8" w:tplc="04090005" w:tentative="1">
-      <w:start w:val="1"/>
-      <w:numFmt w:val="bullet"/>
-      <w:lvlText w:val=""/>
-      <w:lvlJc w:val="left"/>
-      <w:pPr>
-        <w:ind w:left="6480" w:hanging="360"/>
-      </w:pPr>
-      <w:rPr>
-        <w:rFonts w:ascii="Wingdings" w:hAnsi="Wingdings" w:hint="default"/>
-      </w:rPr>
-    </w:lvl>
-  </w:abstractNum>
-  <w:abstractNum w:abstractNumId="53" w15:restartNumberingAfterBreak="0">
-    <w:nsid w:val="7BC17090"/>
-    <w:multiLevelType w:val="hybridMultilevel"/>
-    <w:tmpl w:val="2A242F04"/>
-    <w:lvl w:ilvl="0" w:tplc="04090005">
-      <w:start w:val="1"/>
-      <w:numFmt w:val="bullet"/>
-      <w:lvlText w:val=""/>
-      <w:lvlJc w:val="left"/>
-      <w:pPr>
-        <w:ind w:left="440" w:hanging="440"/>
-      </w:pPr>
-      <w:rPr>
-        <w:rFonts w:ascii="Wingdings" w:hAnsi="Wingdings" w:hint="default"/>
-      </w:rPr>
-    </w:lvl>
-    <w:lvl w:ilvl="1" w:tplc="04090003" w:tentative="1">
-      <w:start w:val="1"/>
-      <w:numFmt w:val="bullet"/>
-      <w:lvlText w:val=""/>
-      <w:lvlJc w:val="left"/>
-      <w:pPr>
-        <w:ind w:left="880" w:hanging="440"/>
-      </w:pPr>
-      <w:rPr>
-        <w:rFonts w:ascii="Wingdings" w:hAnsi="Wingdings" w:hint="default"/>
-      </w:rPr>
-    </w:lvl>
-    <w:lvl w:ilvl="2" w:tplc="04090005" w:tentative="1">
-      <w:start w:val="1"/>
-      <w:numFmt w:val="bullet"/>
-      <w:lvlText w:val=""/>
-      <w:lvlJc w:val="left"/>
-      <w:pPr>
-        <w:ind w:left="1320" w:hanging="440"/>
-      </w:pPr>
-      <w:rPr>
-        <w:rFonts w:ascii="Wingdings" w:hAnsi="Wingdings" w:hint="default"/>
-      </w:rPr>
-    </w:lvl>
-    <w:lvl w:ilvl="3" w:tplc="04090001" w:tentative="1">
-      <w:start w:val="1"/>
-      <w:numFmt w:val="bullet"/>
-      <w:lvlText w:val=""/>
-      <w:lvlJc w:val="left"/>
-      <w:pPr>
-        <w:ind w:left="1760" w:hanging="440"/>
-      </w:pPr>
-      <w:rPr>
-        <w:rFonts w:ascii="Wingdings" w:hAnsi="Wingdings" w:hint="default"/>
-      </w:rPr>
-    </w:lvl>
-    <w:lvl w:ilvl="4" w:tplc="04090003" w:tentative="1">
-      <w:start w:val="1"/>
-      <w:numFmt w:val="bullet"/>
-      <w:lvlText w:val=""/>
-      <w:lvlJc w:val="left"/>
-      <w:pPr>
-        <w:ind w:left="2200" w:hanging="440"/>
-      </w:pPr>
-      <w:rPr>
-        <w:rFonts w:ascii="Wingdings" w:hAnsi="Wingdings" w:hint="default"/>
-      </w:rPr>
-    </w:lvl>
-    <w:lvl w:ilvl="5" w:tplc="04090005" w:tentative="1">
-      <w:start w:val="1"/>
-      <w:numFmt w:val="bullet"/>
-      <w:lvlText w:val=""/>
-      <w:lvlJc w:val="left"/>
-      <w:pPr>
-        <w:ind w:left="2640" w:hanging="440"/>
-      </w:pPr>
-      <w:rPr>
-        <w:rFonts w:ascii="Wingdings" w:hAnsi="Wingdings" w:hint="default"/>
-      </w:rPr>
-    </w:lvl>
-    <w:lvl w:ilvl="6" w:tplc="04090001" w:tentative="1">
-      <w:start w:val="1"/>
-      <w:numFmt w:val="bullet"/>
-      <w:lvlText w:val=""/>
-      <w:lvlJc w:val="left"/>
-      <w:pPr>
-        <w:ind w:left="3080" w:hanging="440"/>
-      </w:pPr>
-      <w:rPr>
-        <w:rFonts w:ascii="Wingdings" w:hAnsi="Wingdings" w:hint="default"/>
-      </w:rPr>
-    </w:lvl>
-    <w:lvl w:ilvl="7" w:tplc="04090003" w:tentative="1">
-      <w:start w:val="1"/>
-      <w:numFmt w:val="bullet"/>
-      <w:lvlText w:val=""/>
-      <w:lvlJc w:val="left"/>
-      <w:pPr>
-        <w:ind w:left="3520" w:hanging="440"/>
-      </w:pPr>
-      <w:rPr>
-        <w:rFonts w:ascii="Wingdings" w:hAnsi="Wingdings" w:hint="default"/>
-      </w:rPr>
-    </w:lvl>
-    <w:lvl w:ilvl="8" w:tplc="04090005" w:tentative="1">
-      <w:start w:val="1"/>
-      <w:numFmt w:val="bullet"/>
-      <w:lvlText w:val=""/>
-      <w:lvlJc w:val="left"/>
-      <w:pPr>
-        <w:ind w:left="3960" w:hanging="440"/>
-      </w:pPr>
-      <w:rPr>
-        <w:rFonts w:ascii="Wingdings" w:hAnsi="Wingdings" w:hint="default"/>
-      </w:rPr>
-    </w:lvl>
-  </w:abstractNum>
-  <w:abstractNum w:abstractNumId="54" w15:restartNumberingAfterBreak="0">
-    <w:nsid w:val="7DC008A1"/>
-    <w:multiLevelType w:val="hybridMultilevel"/>
-    <w:tmpl w:val="715AF998"/>
-    <w:lvl w:ilvl="0" w:tplc="04090005">
-      <w:start w:val="1"/>
-      <w:numFmt w:val="bullet"/>
-      <w:lvlText w:val=""/>
-      <w:lvlJc w:val="left"/>
-      <w:pPr>
-        <w:tabs>
-          <w:tab w:val="num" w:pos="1080"/>
-        </w:tabs>
-        <w:ind w:left="1080" w:hanging="360"/>
-      </w:pPr>
-      <w:rPr>
-        <w:rFonts w:ascii="Wingdings" w:hAnsi="Wingdings" w:hint="default"/>
-      </w:rPr>
-    </w:lvl>
-    <w:lvl w:ilvl="1" w:tplc="04090003" w:tentative="1">
-      <w:start w:val="1"/>
-      <w:numFmt w:val="bullet"/>
-      <w:lvlText w:val="o"/>
-      <w:lvlJc w:val="left"/>
-      <w:pPr>
-        <w:tabs>
-          <w:tab w:val="num" w:pos="2160"/>
-        </w:tabs>
-        <w:ind w:left="2160" w:hanging="360"/>
-      </w:pPr>
-      <w:rPr>
-        <w:rFonts w:ascii="Courier New" w:hAnsi="Courier New" w:hint="default"/>
-      </w:rPr>
-    </w:lvl>
-    <w:lvl w:ilvl="2" w:tplc="04090005" w:tentative="1">
-      <w:start w:val="1"/>
-      <w:numFmt w:val="bullet"/>
-      <w:lvlText w:val=""/>
-      <w:lvlJc w:val="left"/>
-      <w:pPr>
-        <w:tabs>
-          <w:tab w:val="num" w:pos="2880"/>
-        </w:tabs>
-        <w:ind w:left="2880" w:hanging="360"/>
-      </w:pPr>
-      <w:rPr>
-        <w:rFonts w:ascii="Wingdings" w:hAnsi="Wingdings" w:hint="default"/>
-      </w:rPr>
-    </w:lvl>
-    <w:lvl w:ilvl="3" w:tplc="04090001" w:tentative="1">
-      <w:start w:val="1"/>
-      <w:numFmt w:val="bullet"/>
-      <w:lvlText w:val=""/>
-      <w:lvlJc w:val="left"/>
-      <w:pPr>
-        <w:tabs>
-          <w:tab w:val="num" w:pos="3600"/>
-        </w:tabs>
-        <w:ind w:left="3600" w:hanging="360"/>
-      </w:pPr>
-      <w:rPr>
-        <w:rFonts w:ascii="Symbol" w:hAnsi="Symbol" w:hint="default"/>
-      </w:rPr>
-    </w:lvl>
-    <w:lvl w:ilvl="4" w:tplc="04090003" w:tentative="1">
-      <w:start w:val="1"/>
-      <w:numFmt w:val="bullet"/>
-      <w:lvlText w:val="o"/>
-      <w:lvlJc w:val="left"/>
-      <w:pPr>
-        <w:tabs>
-          <w:tab w:val="num" w:pos="4320"/>
-        </w:tabs>
-        <w:ind w:left="4320" w:hanging="360"/>
-      </w:pPr>
-      <w:rPr>
-        <w:rFonts w:ascii="Courier New" w:hAnsi="Courier New" w:hint="default"/>
-      </w:rPr>
-    </w:lvl>
-    <w:lvl w:ilvl="5" w:tplc="04090005" w:tentative="1">
-      <w:start w:val="1"/>
-      <w:numFmt w:val="bullet"/>
-      <w:lvlText w:val=""/>
-      <w:lvlJc w:val="left"/>
-      <w:pPr>
-        <w:tabs>
-          <w:tab w:val="num" w:pos="5040"/>
-        </w:tabs>
-        <w:ind w:left="5040" w:hanging="360"/>
-      </w:pPr>
-      <w:rPr>
-        <w:rFonts w:ascii="Wingdings" w:hAnsi="Wingdings" w:hint="default"/>
-      </w:rPr>
-    </w:lvl>
-    <w:lvl w:ilvl="6" w:tplc="04090001" w:tentative="1">
-      <w:start w:val="1"/>
-      <w:numFmt w:val="bullet"/>
-      <w:lvlText w:val=""/>
-      <w:lvlJc w:val="left"/>
-      <w:pPr>
-        <w:tabs>
-          <w:tab w:val="num" w:pos="5760"/>
-        </w:tabs>
-        <w:ind w:left="5760" w:hanging="360"/>
-      </w:pPr>
-      <w:rPr>
-        <w:rFonts w:ascii="Symbol" w:hAnsi="Symbol" w:hint="default"/>
-      </w:rPr>
-    </w:lvl>
-    <w:lvl w:ilvl="7" w:tplc="04090003" w:tentative="1">
-      <w:start w:val="1"/>
-      <w:numFmt w:val="bullet"/>
-      <w:lvlText w:val="o"/>
-      <w:lvlJc w:val="left"/>
-      <w:pPr>
-        <w:tabs>
-          <w:tab w:val="num" w:pos="6480"/>
-        </w:tabs>
-        <w:ind w:left="6480" w:hanging="360"/>
-      </w:pPr>
-      <w:rPr>
-        <w:rFonts w:ascii="Courier New" w:hAnsi="Courier New" w:hint="default"/>
-      </w:rPr>
-    </w:lvl>
-    <w:lvl w:ilvl="8" w:tplc="04090005" w:tentative="1">
-      <w:start w:val="1"/>
-      <w:numFmt w:val="bullet"/>
-      <w:lvlText w:val=""/>
-      <w:lvlJc w:val="left"/>
-      <w:pPr>
-        <w:tabs>
-          <w:tab w:val="num" w:pos="7200"/>
-        </w:tabs>
-        <w:ind w:left="7200" w:hanging="360"/>
-      </w:pPr>
-      <w:rPr>
-        <w:rFonts w:ascii="Wingdings" w:hAnsi="Wingdings" w:hint="default"/>
-      </w:rPr>
-    </w:lvl>
-  </w:abstractNum>
-  <w:abstractNum w:abstractNumId="55" w15:restartNumberingAfterBreak="0">
-    <w:nsid w:val="7EB53D3A"/>
-    <w:multiLevelType w:val="multilevel"/>
-    <w:tmpl w:val="E26E1D22"/>
-    <w:lvl w:ilvl="0">
-      <w:start w:val="1"/>
-      <w:numFmt w:val="bullet"/>
-      <w:lvlText w:val=""/>
-      <w:lvlJc w:val="left"/>
-      <w:pPr>
-        <w:ind w:left="360" w:hanging="360"/>
-      </w:pPr>
-      <w:rPr>
-        <w:rFonts w:ascii="Symbol" w:hAnsi="Symbol" w:hint="default"/>
-        <w:sz w:val="16"/>
-      </w:rPr>
-    </w:lvl>
-    <w:lvl w:ilvl="1">
-      <w:start w:val="1"/>
-      <w:numFmt w:val="bullet"/>
-      <w:lvlText w:val="o"/>
-      <w:lvlJc w:val="left"/>
-      <w:pPr>
-        <w:ind w:left="1080" w:hanging="360"/>
-      </w:pPr>
-      <w:rPr>
-        <w:rFonts w:ascii="Courier New" w:hAnsi="Courier New" w:cs="Courier New" w:hint="default"/>
-      </w:rPr>
-    </w:lvl>
-    <w:lvl w:ilvl="2">
-      <w:start w:val="1"/>
-      <w:numFmt w:val="bullet"/>
-      <w:lvlText w:val=""/>
-      <w:lvlJc w:val="left"/>
-      <w:pPr>
-        <w:ind w:left="1800" w:hanging="360"/>
-      </w:pPr>
-      <w:rPr>
-        <w:rFonts w:ascii="Wingdings" w:hAnsi="Wingdings" w:hint="default"/>
-      </w:rPr>
-    </w:lvl>
-    <w:lvl w:ilvl="3">
-      <w:start w:val="1"/>
-      <w:numFmt w:val="bullet"/>
-      <w:lvlText w:val=""/>
-      <w:lvlJc w:val="left"/>
-      <w:pPr>
-        <w:ind w:left="2520" w:hanging="360"/>
-      </w:pPr>
-      <w:rPr>
-        <w:rFonts w:ascii="Symbol" w:hAnsi="Symbol" w:hint="default"/>
-      </w:rPr>
-    </w:lvl>
-    <w:lvl w:ilvl="4">
-      <w:start w:val="1"/>
-      <w:numFmt w:val="bullet"/>
-      <w:lvlText w:val="o"/>
-      <w:lvlJc w:val="left"/>
-      <w:pPr>
-        <w:ind w:left="3240" w:hanging="360"/>
-      </w:pPr>
-      <w:rPr>
-        <w:rFonts w:ascii="Courier New" w:hAnsi="Courier New" w:cs="Courier New" w:hint="default"/>
-      </w:rPr>
-    </w:lvl>
-    <w:lvl w:ilvl="5">
-      <w:start w:val="1"/>
-      <w:numFmt w:val="bullet"/>
-      <w:lvlText w:val=""/>
-      <w:lvlJc w:val="left"/>
-      <w:pPr>
-        <w:ind w:left="3960" w:hanging="360"/>
-      </w:pPr>
-      <w:rPr>
-        <w:rFonts w:ascii="Wingdings" w:hAnsi="Wingdings" w:hint="default"/>
-      </w:rPr>
-    </w:lvl>
-    <w:lvl w:ilvl="6">
-      <w:start w:val="1"/>
-      <w:numFmt w:val="bullet"/>
-      <w:lvlText w:val=""/>
-      <w:lvlJc w:val="left"/>
-      <w:pPr>
-        <w:ind w:left="4680" w:hanging="360"/>
-      </w:pPr>
-      <w:rPr>
-        <w:rFonts w:ascii="Symbol" w:hAnsi="Symbol" w:hint="default"/>
-      </w:rPr>
-    </w:lvl>
-    <w:lvl w:ilvl="7">
-      <w:start w:val="1"/>
-      <w:numFmt w:val="bullet"/>
-      <w:lvlText w:val="o"/>
-      <w:lvlJc w:val="left"/>
-      <w:pPr>
-        <w:ind w:left="5400" w:hanging="360"/>
-      </w:pPr>
-      <w:rPr>
-        <w:rFonts w:ascii="Courier New" w:hAnsi="Courier New" w:cs="Courier New" w:hint="default"/>
-      </w:rPr>
-    </w:lvl>
-    <w:lvl w:ilvl="8">
-      <w:start w:val="1"/>
-      <w:numFmt w:val="bullet"/>
-      <w:lvlText w:val=""/>
-      <w:lvlJc w:val="left"/>
-      <w:pPr>
-        <w:ind w:left="6120" w:hanging="360"/>
-      </w:pPr>
-      <w:rPr>
-        <w:rFonts w:ascii="Wingdings" w:hAnsi="Wingdings" w:hint="default"/>
-      </w:rPr>
-    </w:lvl>
-  </w:abstractNum>
-  <w:abstractNum w:abstractNumId="56" w15:restartNumberingAfterBreak="0">
-    <w:nsid w:val="7F89034F"/>
-    <w:multiLevelType w:val="hybridMultilevel"/>
-    <w:tmpl w:val="561C0A36"/>
-    <w:lvl w:ilvl="0" w:tplc="04090005">
-      <w:start w:val="1"/>
-      <w:numFmt w:val="bullet"/>
-      <w:lvlText w:val=""/>
-      <w:lvlJc w:val="left"/>
-      <w:pPr>
-        <w:tabs>
-          <w:tab w:val="num" w:pos="1440"/>
-        </w:tabs>
-        <w:ind w:left="1440" w:hanging="360"/>
-      </w:pPr>
-      <w:rPr>
-        <w:rFonts w:ascii="Wingdings" w:hAnsi="Wingdings" w:hint="default"/>
-      </w:rPr>
-    </w:lvl>
-    <w:lvl w:ilvl="1" w:tplc="04090003" w:tentative="1">
-      <w:start w:val="1"/>
-      <w:numFmt w:val="bullet"/>
-      <w:lvlText w:val="o"/>
-      <w:lvlJc w:val="left"/>
-      <w:pPr>
-        <w:tabs>
-          <w:tab w:val="num" w:pos="1440"/>
-        </w:tabs>
-        <w:ind w:left="1440" w:hanging="360"/>
-      </w:pPr>
-      <w:rPr>
-        <w:rFonts w:ascii="Courier New" w:hAnsi="Courier New" w:hint="default"/>
-      </w:rPr>
-    </w:lvl>
-    <w:lvl w:ilvl="2" w:tplc="04090005" w:tentative="1">
-      <w:start w:val="1"/>
-      <w:numFmt w:val="bullet"/>
-      <w:lvlText w:val=""/>
-      <w:lvlJc w:val="left"/>
-      <w:pPr>
-        <w:tabs>
-          <w:tab w:val="num" w:pos="2160"/>
-        </w:tabs>
-        <w:ind w:left="2160" w:hanging="360"/>
-      </w:pPr>
-      <w:rPr>
-        <w:rFonts w:ascii="Wingdings" w:hAnsi="Wingdings" w:hint="default"/>
-      </w:rPr>
-    </w:lvl>
-    <w:lvl w:ilvl="3" w:tplc="04090001" w:tentative="1">
-      <w:start w:val="1"/>
-      <w:numFmt w:val="bullet"/>
-      <w:lvlText w:val=""/>
-      <w:lvlJc w:val="left"/>
-      <w:pPr>
-        <w:tabs>
-          <w:tab w:val="num" w:pos="2880"/>
-        </w:tabs>
-        <w:ind w:left="2880" w:hanging="360"/>
-      </w:pPr>
-      <w:rPr>
-        <w:rFonts w:ascii="Symbol" w:hAnsi="Symbol" w:hint="default"/>
-      </w:rPr>
-    </w:lvl>
-    <w:lvl w:ilvl="4" w:tplc="04090003" w:tentative="1">
-      <w:start w:val="1"/>
-      <w:numFmt w:val="bullet"/>
-      <w:lvlText w:val="o"/>
-      <w:lvlJc w:val="left"/>
-      <w:pPr>
-        <w:tabs>
-          <w:tab w:val="num" w:pos="3600"/>
-        </w:tabs>
-        <w:ind w:left="3600" w:hanging="360"/>
-      </w:pPr>
-      <w:rPr>
-        <w:rFonts w:ascii="Courier New" w:hAnsi="Courier New" w:hint="default"/>
-      </w:rPr>
-    </w:lvl>
-    <w:lvl w:ilvl="5" w:tplc="04090005" w:tentative="1">
-      <w:start w:val="1"/>
-      <w:numFmt w:val="bullet"/>
-      <w:lvlText w:val=""/>
-      <w:lvlJc w:val="left"/>
-      <w:pPr>
-        <w:tabs>
-          <w:tab w:val="num" w:pos="4320"/>
-        </w:tabs>
-        <w:ind w:left="4320" w:hanging="360"/>
-      </w:pPr>
-      <w:rPr>
-        <w:rFonts w:ascii="Wingdings" w:hAnsi="Wingdings" w:hint="default"/>
-      </w:rPr>
-    </w:lvl>
-    <w:lvl w:ilvl="6" w:tplc="04090001" w:tentative="1">
-      <w:start w:val="1"/>
-      <w:numFmt w:val="bullet"/>
-      <w:lvlText w:val=""/>
-      <w:lvlJc w:val="left"/>
-      <w:pPr>
-        <w:tabs>
-          <w:tab w:val="num" w:pos="5040"/>
-        </w:tabs>
-        <w:ind w:left="5040" w:hanging="360"/>
-      </w:pPr>
-      <w:rPr>
-        <w:rFonts w:ascii="Symbol" w:hAnsi="Symbol" w:hint="default"/>
-      </w:rPr>
-    </w:lvl>
-    <w:lvl w:ilvl="7" w:tplc="04090003" w:tentative="1">
-      <w:start w:val="1"/>
-      <w:numFmt w:val="bullet"/>
-      <w:lvlText w:val="o"/>
-      <w:lvlJc w:val="left"/>
-      <w:pPr>
-        <w:tabs>
-          <w:tab w:val="num" w:pos="5760"/>
-        </w:tabs>
-        <w:ind w:left="5760" w:hanging="360"/>
-      </w:pPr>
-      <w:rPr>
-        <w:rFonts w:ascii="Courier New" w:hAnsi="Courier New" w:hint="default"/>
-      </w:rPr>
-    </w:lvl>
-    <w:lvl w:ilvl="8" w:tplc="04090005" w:tentative="1">
-      <w:start w:val="1"/>
-      <w:numFmt w:val="bullet"/>
-      <w:lvlText w:val=""/>
-      <w:lvlJc w:val="left"/>
-      <w:pPr>
-        <w:tabs>
-          <w:tab w:val="num" w:pos="6480"/>
-        </w:tabs>
-        <w:ind w:left="6480" w:hanging="360"/>
-      </w:pPr>
-      <w:rPr>
-        <w:rFonts w:ascii="Wingdings" w:hAnsi="Wingdings" w:hint="default"/>
-      </w:rPr>
-    </w:lvl>
-  </w:abstractNum>
-  <w:num w:numId="1" w16cid:durableId="841891862">
-    <w:abstractNumId w:val="25"/>
+  <w:num w:numId="1" w16cid:durableId="539167494">
+    <w:abstractNumId w:val="6"/>
   </w:num>
-  <w:num w:numId="2" w16cid:durableId="1070880372">
-    <w:abstractNumId w:val="48"/>
+  <w:num w:numId="2" w16cid:durableId="1058286328">
+    <w:abstractNumId w:val="5"/>
   </w:num>
-  <w:num w:numId="3" w16cid:durableId="923295658">
-    <w:abstractNumId w:val="19"/>
+  <w:num w:numId="3" w16cid:durableId="2132281442">
+    <w:abstractNumId w:val="1"/>
   </w:num>
-  <w:num w:numId="4" w16cid:durableId="1910455675">
-    <w:abstractNumId w:val="8"/>
+  <w:num w:numId="4" w16cid:durableId="1427075045">
+    <w:abstractNumId w:val="3"/>
   </w:num>
-  <w:num w:numId="5" w16cid:durableId="1668052413">
-    <w:abstractNumId w:val="52"/>
+  <w:num w:numId="5" w16cid:durableId="873421225">
+    <w:abstractNumId w:val="0"/>
   </w:num>
-  <w:num w:numId="6" w16cid:durableId="1665832">
-    <w:abstractNumId w:val="15"/>
-  </w:num>
-  <w:num w:numId="7" w16cid:durableId="1789083969">
-    <w:abstractNumId w:val="41"/>
-  </w:num>
-  <w:num w:numId="8" w16cid:durableId="716322071">
-    <w:abstractNumId w:val="26"/>
-  </w:num>
-  <w:num w:numId="9" w16cid:durableId="978532255">
-    <w:abstractNumId w:val="22"/>
-  </w:num>
-  <w:num w:numId="10" w16cid:durableId="1366102262">
-    <w:abstractNumId w:val="10"/>
-  </w:num>
-  <w:num w:numId="11" w16cid:durableId="1915234305">
-    <w:abstractNumId w:val="29"/>
-  </w:num>
-  <w:num w:numId="12" w16cid:durableId="1248735454">
-    <w:abstractNumId w:val="30"/>
-  </w:num>
-  <w:num w:numId="13" w16cid:durableId="9993969">
-    <w:abstractNumId w:val="39"/>
-  </w:num>
-  <w:num w:numId="14" w16cid:durableId="2081714184">
-    <w:abstractNumId w:val="12"/>
-  </w:num>
-  <w:num w:numId="15" w16cid:durableId="735321981">
-    <w:abstractNumId w:val="14"/>
-  </w:num>
-  <w:num w:numId="16" w16cid:durableId="1953629912">
-    <w:abstractNumId w:val="40"/>
-  </w:num>
-  <w:num w:numId="17" w16cid:durableId="701439888">
-    <w:abstractNumId w:val="51"/>
-  </w:num>
-  <w:num w:numId="18" w16cid:durableId="714736673">
-    <w:abstractNumId w:val="47"/>
-  </w:num>
-  <w:num w:numId="19" w16cid:durableId="1461995765">
-    <w:abstractNumId w:val="44"/>
-  </w:num>
-  <w:num w:numId="20" w16cid:durableId="1033919205">
+  <w:num w:numId="6" w16cid:durableId="1433470803">
     <w:abstractNumId w:val="2"/>
   </w:num>
-  <w:num w:numId="21" w16cid:durableId="469834722">
-    <w:abstractNumId w:val="27"/>
-  </w:num>
-  <w:num w:numId="22" w16cid:durableId="1600407968">
-    <w:abstractNumId w:val="23"/>
-  </w:num>
-  <w:num w:numId="23" w16cid:durableId="1935815916">
-    <w:abstractNumId w:val="28"/>
-  </w:num>
-  <w:num w:numId="24" w16cid:durableId="74136793">
-    <w:abstractNumId w:val="54"/>
-  </w:num>
-  <w:num w:numId="25" w16cid:durableId="99647219">
-    <w:abstractNumId w:val="46"/>
-  </w:num>
-  <w:num w:numId="26" w16cid:durableId="2026439725">
-    <w:abstractNumId w:val="24"/>
-  </w:num>
-  <w:num w:numId="27" w16cid:durableId="1685084602">
-    <w:abstractNumId w:val="38"/>
-  </w:num>
-  <w:num w:numId="28" w16cid:durableId="1672174000">
-    <w:abstractNumId w:val="56"/>
-  </w:num>
-  <w:num w:numId="29" w16cid:durableId="539167494">
-    <w:abstractNumId w:val="42"/>
-  </w:num>
-  <w:num w:numId="30" w16cid:durableId="883567319">
-    <w:abstractNumId w:val="18"/>
-  </w:num>
-  <w:num w:numId="31" w16cid:durableId="1058286328">
-    <w:abstractNumId w:val="35"/>
-  </w:num>
-  <w:num w:numId="32" w16cid:durableId="1568881810">
-    <w:abstractNumId w:val="20"/>
-  </w:num>
-  <w:num w:numId="33" w16cid:durableId="2132281442">
-    <w:abstractNumId w:val="3"/>
-  </w:num>
-  <w:num w:numId="34" w16cid:durableId="1427075045">
-    <w:abstractNumId w:val="17"/>
-  </w:num>
-  <w:num w:numId="35" w16cid:durableId="984549694">
-    <w:abstractNumId w:val="0"/>
-  </w:num>
-  <w:num w:numId="36" w16cid:durableId="1676377471">
-    <w:abstractNumId w:val="37"/>
-  </w:num>
-  <w:num w:numId="37" w16cid:durableId="1073308495">
-    <w:abstractNumId w:val="13"/>
-  </w:num>
-  <w:num w:numId="38" w16cid:durableId="2125995815">
-    <w:abstractNumId w:val="34"/>
-  </w:num>
-  <w:num w:numId="39" w16cid:durableId="2064138813">
-    <w:abstractNumId w:val="7"/>
-  </w:num>
-  <w:num w:numId="40" w16cid:durableId="285891499">
-    <w:abstractNumId w:val="36"/>
-  </w:num>
-  <w:num w:numId="41" w16cid:durableId="704713757">
-    <w:abstractNumId w:val="55"/>
-  </w:num>
-  <w:num w:numId="42" w16cid:durableId="1606501760">
-    <w:abstractNumId w:val="16"/>
-  </w:num>
-  <w:num w:numId="43" w16cid:durableId="2067103447">
+  <w:num w:numId="7" w16cid:durableId="911349828">
     <w:abstractNumId w:val="4"/>
   </w:num>
-  <w:num w:numId="44" w16cid:durableId="1371690012">
-    <w:abstractNumId w:val="31"/>
-  </w:num>
-  <w:num w:numId="45" w16cid:durableId="497770918">
-    <w:abstractNumId w:val="9"/>
-  </w:num>
-  <w:num w:numId="46" w16cid:durableId="1499148298">
-    <w:abstractNumId w:val="49"/>
-  </w:num>
-  <w:num w:numId="47" w16cid:durableId="53089275">
-    <w:abstractNumId w:val="50"/>
-  </w:num>
-  <w:num w:numId="48" w16cid:durableId="1632126248">
-    <w:abstractNumId w:val="6"/>
-  </w:num>
-  <w:num w:numId="49" w16cid:durableId="502476322">
-    <w:abstractNumId w:val="45"/>
-  </w:num>
-  <w:num w:numId="50" w16cid:durableId="2023823508">
-    <w:abstractNumId w:val="32"/>
-  </w:num>
-  <w:num w:numId="51" w16cid:durableId="1557667054">
-    <w:abstractNumId w:val="11"/>
-  </w:num>
-  <w:num w:numId="52" w16cid:durableId="470904442">
-    <w:abstractNumId w:val="53"/>
-  </w:num>
-  <w:num w:numId="53" w16cid:durableId="1149177402">
-    <w:abstractNumId w:val="43"/>
-  </w:num>
-  <w:num w:numId="54" w16cid:durableId="873421225">
-    <w:abstractNumId w:val="1"/>
-  </w:num>
-  <w:num w:numId="55" w16cid:durableId="931426499">
-    <w:abstractNumId w:val="21"/>
-  </w:num>
-  <w:num w:numId="56" w16cid:durableId="1433470803">
-    <w:abstractNumId w:val="5"/>
-  </w:num>
-  <w:num w:numId="57" w16cid:durableId="911349828">
-    <w:abstractNumId w:val="33"/>
-  </w:num>
+  <w:numIdMacAtCleanup w:val="7"/>
 </w:numbering>
 </file>
 

--- a/CV_baishen_liang.docx
+++ b/CV_baishen_liang.docx
@@ -2984,7 +2984,7 @@
           <w:ilvl w:val="0"/>
           <w:numId w:val="2"/>
         </w:numPr>
-        <w:ind w:left="714" w:hanging="357"/>
+        <w:spacing w:before="120" w:after="120"/>
         <w:contextualSpacing w:val="0"/>
         <w:rPr>
           <w:rFonts w:ascii="Arial" w:hAnsi="Arial" w:cs="Arial"/>
@@ -2994,56 +2994,102 @@
       <w:r>
         <w:rPr>
           <w:rFonts w:ascii="Arial" w:hAnsi="Arial" w:cs="Arial"/>
-          <w:b/>
-          <w:bCs/>
-          <w:szCs w:val="21"/>
-        </w:rPr>
-        <w:t>Liang,</w:t>
-      </w:r>
-      <w:r>
-        <w:rPr>
-          <w:rFonts w:ascii="Arial" w:eastAsiaTheme="minorEastAsia" w:hAnsi="Arial" w:cs="Arial" w:hint="eastAsia"/>
-          <w:b/>
-          <w:bCs/>
-          <w:szCs w:val="21"/>
-          <w:lang w:eastAsia="zh-CN"/>
-        </w:rPr>
-        <w:t xml:space="preserve"> B., </w:t>
-      </w:r>
-      <w:r>
-        <w:rPr>
-          <w:rFonts w:ascii="Arial" w:hAnsi="Arial" w:cs="Arial"/>
-          <w:szCs w:val="21"/>
-        </w:rPr>
-        <w:t>Li,</w:t>
-      </w:r>
-      <w:r>
-        <w:rPr>
-          <w:rFonts w:ascii="Arial" w:eastAsiaTheme="minorEastAsia" w:hAnsi="Arial" w:cs="Arial" w:hint="eastAsia"/>
-          <w:szCs w:val="21"/>
-          <w:lang w:eastAsia="zh-CN"/>
-        </w:rPr>
-        <w:t xml:space="preserve"> Y.,</w:t>
-      </w:r>
-      <w:r>
-        <w:rPr>
-          <w:rFonts w:ascii="Arial" w:hAnsi="Arial" w:cs="Arial"/>
-          <w:szCs w:val="21"/>
-        </w:rPr>
-        <w:t xml:space="preserve"> Zhao,</w:t>
-      </w:r>
-      <w:r>
-        <w:rPr>
-          <w:rFonts w:ascii="Arial" w:eastAsiaTheme="minorEastAsia" w:hAnsi="Arial" w:cs="Arial" w:hint="eastAsia"/>
-          <w:szCs w:val="21"/>
-          <w:lang w:eastAsia="zh-CN"/>
-        </w:rPr>
-        <w:t xml:space="preserve"> W., </w:t>
-      </w:r>
-      <w:r>
-        <w:rPr>
-          <w:rFonts w:ascii="Arial" w:hAnsi="Arial" w:cs="Arial"/>
-          <w:bCs/>
+          <w:szCs w:val="21"/>
+        </w:rPr>
+        <w:t>Hu</w:t>
+      </w:r>
+      <w:r>
+        <w:rPr>
+          <w:rFonts w:ascii="Arial" w:eastAsiaTheme="minorEastAsia" w:hAnsi="Arial" w:cs="Arial" w:hint="eastAsia"/>
+          <w:szCs w:val="21"/>
+          <w:lang w:eastAsia="zh-CN"/>
+        </w:rPr>
+        <w:t xml:space="preserve">, </w:t>
+      </w:r>
+      <w:proofErr w:type="gramStart"/>
+      <w:r>
+        <w:rPr>
+          <w:rFonts w:ascii="Arial" w:eastAsiaTheme="minorEastAsia" w:hAnsi="Arial" w:cs="Arial" w:hint="eastAsia"/>
+          <w:szCs w:val="21"/>
+          <w:lang w:eastAsia="zh-CN"/>
+        </w:rPr>
+        <w:t>W.</w:t>
+      </w:r>
+      <w:r>
+        <w:rPr>
+          <w:rFonts w:ascii="Arial" w:hAnsi="Arial" w:cs="Arial"/>
+          <w:szCs w:val="21"/>
+          <w:vertAlign w:val="superscript"/>
+        </w:rPr>
+        <w:t>#</w:t>
+      </w:r>
+      <w:proofErr w:type="gramEnd"/>
+      <w:r>
+        <w:rPr>
+          <w:rFonts w:ascii="Arial" w:hAnsi="Arial" w:cs="Arial"/>
+          <w:szCs w:val="21"/>
+        </w:rPr>
+        <w:t xml:space="preserve">, </w:t>
+      </w:r>
+      <w:r>
+        <w:rPr>
+          <w:rFonts w:ascii="Arial" w:hAnsi="Arial" w:cs="Arial"/>
+          <w:b/>
+          <w:bCs/>
+          <w:szCs w:val="21"/>
+        </w:rPr>
+        <w:t>Liang</w:t>
+      </w:r>
+      <w:r>
+        <w:rPr>
+          <w:rFonts w:ascii="Arial" w:eastAsiaTheme="minorEastAsia" w:hAnsi="Arial" w:cs="Arial" w:hint="eastAsia"/>
+          <w:b/>
+          <w:bCs/>
+          <w:szCs w:val="21"/>
+          <w:lang w:eastAsia="zh-CN"/>
+        </w:rPr>
+        <w:t xml:space="preserve">, </w:t>
+      </w:r>
+      <w:proofErr w:type="gramStart"/>
+      <w:r>
+        <w:rPr>
+          <w:rFonts w:ascii="Arial" w:eastAsiaTheme="minorEastAsia" w:hAnsi="Arial" w:cs="Arial" w:hint="eastAsia"/>
+          <w:b/>
+          <w:bCs/>
+          <w:szCs w:val="21"/>
+          <w:lang w:eastAsia="zh-CN"/>
+        </w:rPr>
+        <w:t>B.</w:t>
+      </w:r>
+      <w:r>
+        <w:rPr>
+          <w:rFonts w:ascii="Arial" w:hAnsi="Arial" w:cs="Arial"/>
+          <w:b/>
+          <w:bCs/>
+          <w:szCs w:val="21"/>
+          <w:vertAlign w:val="superscript"/>
+        </w:rPr>
+        <w:t>#</w:t>
+      </w:r>
+      <w:proofErr w:type="gramEnd"/>
+      <w:r>
+        <w:rPr>
+          <w:rFonts w:ascii="Arial" w:hAnsi="Arial" w:cs="Arial"/>
+          <w:szCs w:val="21"/>
+        </w:rPr>
+        <w:t>,</w:t>
+      </w:r>
+      <w:r>
+        <w:rPr>
+          <w:rFonts w:ascii="Arial" w:eastAsiaTheme="minorEastAsia" w:hAnsi="Arial" w:cs="Arial" w:hint="eastAsia"/>
+          <w:szCs w:val="21"/>
+          <w:lang w:eastAsia="zh-CN"/>
+        </w:rPr>
+        <w:t xml:space="preserve"> </w:t>
+      </w:r>
+      <w:r>
+        <w:rPr>
+          <w:rFonts w:ascii="Arial" w:hAnsi="Arial" w:cs="Arial"/>
           <w:szCs w:val="21"/>
         </w:rPr>
         <w:t>Du</w:t>
@@ -3051,7 +3097,6 @@
       <w:r>
         <w:rPr>
           <w:rFonts w:ascii="Arial" w:eastAsiaTheme="minorEastAsia" w:hAnsi="Arial" w:cs="Arial" w:hint="eastAsia"/>
-          <w:bCs/>
           <w:szCs w:val="21"/>
           <w:lang w:eastAsia="zh-CN"/>
         </w:rPr>
@@ -3059,99 +3104,204 @@
       </w:r>
       <w:r>
         <w:rPr>
-          <w:rFonts w:ascii="Arial" w:hAnsi="Arial" w:cs="Arial"/>
-          <w:bCs/>
-          <w:szCs w:val="21"/>
+          <w:rFonts w:ascii="Arial" w:eastAsiaTheme="minorEastAsia" w:hAnsi="Arial" w:cs="Arial" w:hint="eastAsia"/>
+          <w:szCs w:val="21"/>
+          <w:lang w:eastAsia="zh-CN"/>
         </w:rPr>
         <w:t>*</w:t>
       </w:r>
       <w:r>
         <w:rPr>
           <w:rFonts w:ascii="Arial" w:eastAsiaTheme="minorEastAsia" w:hAnsi="Arial" w:cs="Arial" w:hint="eastAsia"/>
-          <w:bCs/>
-          <w:szCs w:val="21"/>
-          <w:lang w:eastAsia="zh-CN"/>
-        </w:rPr>
-        <w:t xml:space="preserve"> (2023).</w:t>
-      </w:r>
-      <w:r>
-        <w:rPr>
-          <w:rFonts w:ascii="Arial" w:hAnsi="Arial" w:cs="Arial"/>
+          <w:szCs w:val="21"/>
+          <w:lang w:eastAsia="zh-CN"/>
+        </w:rPr>
+        <w:t xml:space="preserve"> (2026).</w:t>
+      </w:r>
+      <w:r>
+        <w:rPr>
+          <w:rFonts w:ascii="Arial" w:hAnsi="Arial" w:cs="Arial" w:hint="eastAsia"/>
           <w:szCs w:val="21"/>
         </w:rPr>
         <w:t xml:space="preserve"> </w:t>
       </w:r>
-      <w:r>
-        <w:rPr>
-          <w:rFonts w:ascii="Arial" w:hAnsi="Arial" w:cs="Arial"/>
-        </w:rPr>
-        <w:t xml:space="preserve">Bilateral human laryngeal motor cortex in perceptual decision of lexical tone and voicing of </w:t>
-      </w:r>
-      <w:proofErr w:type="gramStart"/>
-      <w:r>
-        <w:rPr>
-          <w:rFonts w:ascii="Arial" w:hAnsi="Arial" w:cs="Arial"/>
-        </w:rPr>
-        <w:t>consonant</w:t>
-      </w:r>
-      <w:proofErr w:type="gramEnd"/>
-      <w:r>
-        <w:rPr>
-          <w:rFonts w:ascii="Arial" w:hAnsi="Arial" w:cs="Arial"/>
+      <w:bookmarkStart w:id="0" w:name="OLE_LINK521"/>
+      <w:bookmarkStart w:id="1" w:name="OLE_LINK520"/>
+      <w:r>
+        <w:rPr>
+          <w:rFonts w:ascii="Arial" w:hAnsi="Arial" w:cs="Arial" w:hint="eastAsia"/>
+          <w:szCs w:val="21"/>
+        </w:rPr>
+        <w:t>Singing e</w:t>
+      </w:r>
+      <w:r>
+        <w:rPr>
+          <w:rFonts w:ascii="Arial" w:hAnsi="Arial" w:cs="Arial"/>
+          <w:szCs w:val="21"/>
+        </w:rPr>
+        <w:t>nhanc</w:t>
+      </w:r>
+      <w:r>
+        <w:rPr>
+          <w:rFonts w:ascii="Arial" w:hAnsi="Arial" w:cs="Arial" w:hint="eastAsia"/>
+          <w:szCs w:val="21"/>
+        </w:rPr>
+        <w:t>es</w:t>
+      </w:r>
+      <w:r>
+        <w:rPr>
+          <w:rFonts w:ascii="Arial" w:hAnsi="Arial" w:cs="Arial"/>
+          <w:szCs w:val="21"/>
+        </w:rPr>
+        <w:t xml:space="preserve"> </w:t>
+      </w:r>
+      <w:r>
+        <w:rPr>
+          <w:rFonts w:ascii="Arial" w:hAnsi="Arial" w:cs="Arial" w:hint="eastAsia"/>
+          <w:szCs w:val="21"/>
+        </w:rPr>
+        <w:t>p</w:t>
+      </w:r>
+      <w:r>
+        <w:rPr>
+          <w:rFonts w:ascii="Arial" w:hAnsi="Arial" w:cs="Arial"/>
+          <w:szCs w:val="21"/>
+        </w:rPr>
+        <w:t xml:space="preserve">oetry </w:t>
+      </w:r>
+      <w:r>
+        <w:rPr>
+          <w:rFonts w:ascii="Arial" w:hAnsi="Arial" w:cs="Arial" w:hint="eastAsia"/>
+          <w:szCs w:val="21"/>
+        </w:rPr>
+        <w:t>learning and m</w:t>
+      </w:r>
+      <w:r>
+        <w:rPr>
+          <w:rFonts w:ascii="Arial" w:hAnsi="Arial" w:cs="Arial"/>
+          <w:szCs w:val="21"/>
+        </w:rPr>
+        <w:t>emor</w:t>
+      </w:r>
+      <w:r>
+        <w:rPr>
+          <w:rFonts w:ascii="Arial" w:hAnsi="Arial" w:cs="Arial" w:hint="eastAsia"/>
+          <w:szCs w:val="21"/>
+        </w:rPr>
+        <w:t>ization</w:t>
+      </w:r>
+      <w:r>
+        <w:rPr>
+          <w:rFonts w:ascii="Arial" w:hAnsi="Arial" w:cs="Arial"/>
+          <w:szCs w:val="21"/>
+        </w:rPr>
+        <w:t xml:space="preserve"> in </w:t>
+      </w:r>
+      <w:r>
+        <w:rPr>
+          <w:rFonts w:ascii="Arial" w:hAnsi="Arial" w:cs="Arial" w:hint="eastAsia"/>
+          <w:szCs w:val="21"/>
+        </w:rPr>
+        <w:t>preschool</w:t>
+      </w:r>
+      <w:r>
+        <w:rPr>
+          <w:rFonts w:ascii="Arial" w:hAnsi="Arial" w:cs="Arial"/>
+          <w:szCs w:val="21"/>
+        </w:rPr>
+        <w:t xml:space="preserve"> </w:t>
+      </w:r>
+      <w:r>
+        <w:rPr>
+          <w:rFonts w:ascii="Arial" w:hAnsi="Arial" w:cs="Arial" w:hint="eastAsia"/>
+          <w:szCs w:val="21"/>
+        </w:rPr>
+        <w:t>c</w:t>
+      </w:r>
+      <w:r>
+        <w:rPr>
+          <w:rFonts w:ascii="Arial" w:hAnsi="Arial" w:cs="Arial"/>
+          <w:szCs w:val="21"/>
+        </w:rPr>
+        <w:t>hildren</w:t>
+      </w:r>
+      <w:bookmarkEnd w:id="0"/>
+      <w:bookmarkEnd w:id="1"/>
+      <w:r>
+        <w:rPr>
+          <w:rFonts w:ascii="Arial" w:eastAsiaTheme="minorEastAsia" w:hAnsi="Arial" w:cs="Arial" w:hint="eastAsia"/>
+          <w:szCs w:val="21"/>
+          <w:lang w:eastAsia="zh-CN"/>
         </w:rPr>
         <w:t xml:space="preserve">. </w:t>
       </w:r>
-      <w:r>
-        <w:rPr>
-          <w:rFonts w:ascii="Arial" w:hAnsi="Arial" w:cs="Arial"/>
+      <w:bookmarkStart w:id="2" w:name="_Hlk211158962"/>
+      <w:r>
+        <w:rPr>
+          <w:rFonts w:ascii="Arial" w:eastAsiaTheme="minorEastAsia" w:hAnsi="Arial" w:cs="Arial"/>
           <w:b/>
           <w:bCs/>
           <w:i/>
           <w:iCs/>
-        </w:rPr>
-        <w:t>Nature Communications</w:t>
-      </w:r>
-      <w:r>
-        <w:rPr>
-          <w:rFonts w:ascii="Arial" w:hAnsi="Arial" w:cs="Arial"/>
-        </w:rPr>
-        <w:t>,</w:t>
-      </w:r>
-      <w:r>
-        <w:rPr>
-          <w:rFonts w:ascii="Arial" w:eastAsiaTheme="minorEastAsia" w:hAnsi="Arial" w:cs="Arial" w:hint="eastAsia"/>
+          <w:szCs w:val="21"/>
+          <w:lang w:eastAsia="zh-CN"/>
+        </w:rPr>
+        <w:t>Annals of the New York Academy of Sciences</w:t>
+      </w:r>
+      <w:r>
+        <w:rPr>
+          <w:rFonts w:ascii="Arial" w:eastAsiaTheme="minorEastAsia" w:hAnsi="Arial" w:cs="Arial" w:hint="eastAsia"/>
+          <w:szCs w:val="21"/>
           <w:lang w:eastAsia="zh-CN"/>
         </w:rPr>
         <w:t xml:space="preserve"> </w:t>
       </w:r>
       <w:r>
         <w:rPr>
-          <w:rFonts w:ascii="Arial" w:hAnsi="Arial" w:cs="Arial"/>
-        </w:rPr>
-        <w:t xml:space="preserve">14, 4710. </w:t>
-      </w:r>
-      <w:r>
-        <w:rPr>
-          <w:rFonts w:ascii="Arial" w:eastAsiaTheme="minorEastAsia" w:hAnsi="Arial" w:cs="Arial" w:hint="eastAsia"/>
-          <w:szCs w:val="21"/>
-          <w:lang w:eastAsia="zh-CN"/>
-        </w:rPr>
-        <w:t>[</w:t>
-      </w:r>
-      <w:r>
-        <w:rPr>
-          <w:rFonts w:ascii="Arial" w:hAnsi="Arial" w:cs="Arial"/>
-          <w:szCs w:val="21"/>
-        </w:rPr>
-        <w:t>First author</w:t>
-      </w:r>
-      <w:r>
-        <w:rPr>
-          <w:rFonts w:ascii="Arial" w:eastAsiaTheme="minorEastAsia" w:hAnsi="Arial" w:cs="Arial" w:hint="eastAsia"/>
-          <w:szCs w:val="21"/>
-          <w:lang w:eastAsia="zh-CN"/>
-        </w:rPr>
-        <w:t>]</w:t>
+          <w:rFonts w:ascii="Arial" w:eastAsiaTheme="minorEastAsia" w:hAnsi="Arial" w:cs="Arial" w:hint="eastAsia"/>
+          <w:b/>
+          <w:bCs/>
+          <w:szCs w:val="21"/>
+          <w:lang w:eastAsia="zh-CN"/>
+        </w:rPr>
+        <w:t>(</w:t>
+      </w:r>
+      <w:bookmarkEnd w:id="2"/>
+      <w:r>
+        <w:rPr>
+          <w:rFonts w:ascii="Arial" w:eastAsiaTheme="minorEastAsia" w:hAnsi="Arial" w:cs="Arial"/>
+          <w:b/>
+          <w:bCs/>
+          <w:szCs w:val="21"/>
+          <w:lang w:eastAsia="zh-CN"/>
+        </w:rPr>
+        <w:t>In Press</w:t>
+      </w:r>
+      <w:r>
+        <w:rPr>
+          <w:rFonts w:ascii="Arial" w:eastAsiaTheme="minorEastAsia" w:hAnsi="Arial" w:cs="Arial" w:hint="eastAsia"/>
+          <w:b/>
+          <w:bCs/>
+          <w:szCs w:val="21"/>
+          <w:lang w:eastAsia="zh-CN"/>
+        </w:rPr>
+        <w:t>)</w:t>
+      </w:r>
+      <w:r>
+        <w:rPr>
+          <w:rFonts w:ascii="Arial" w:eastAsiaTheme="minorEastAsia" w:hAnsi="Arial" w:cs="Arial" w:hint="eastAsia"/>
+          <w:szCs w:val="21"/>
+          <w:lang w:eastAsia="zh-CN"/>
+        </w:rPr>
+        <w:t xml:space="preserve">. </w:t>
+      </w:r>
+      <w:r>
+        <w:rPr>
+          <w:rFonts w:ascii="Arial" w:eastAsiaTheme="minorEastAsia" w:hAnsi="Arial" w:cs="Arial" w:hint="eastAsia"/>
+          <w:szCs w:val="21"/>
+          <w:lang w:eastAsia="zh-CN"/>
+        </w:rPr>
+        <w:t>[Co-first author]</w:t>
       </w:r>
     </w:p>
     <w:p>
@@ -3175,23 +3325,85 @@
           <w:bCs/>
           <w:szCs w:val="21"/>
         </w:rPr>
-        <w:t>Liang</w:t>
-      </w:r>
-      <w:r>
-        <w:rPr>
-          <w:rFonts w:ascii="Arial" w:eastAsiaTheme="minorEastAsia" w:hAnsi="Arial" w:cs="Arial" w:hint="eastAsia"/>
-          <w:b/>
-          <w:bCs/>
-          <w:szCs w:val="21"/>
-          <w:lang w:eastAsia="zh-CN"/>
-        </w:rPr>
-        <w:t>, B.</w:t>
-      </w:r>
-      <w:r>
-        <w:rPr>
-          <w:rFonts w:ascii="Arial" w:hAnsi="Arial" w:cs="Arial"/>
-          <w:b/>
-          <w:bCs/>
+        <w:t>Liang,</w:t>
+      </w:r>
+      <w:r>
+        <w:rPr>
+          <w:rFonts w:ascii="Arial" w:eastAsiaTheme="minorEastAsia" w:hAnsi="Arial" w:cs="Arial" w:hint="eastAsia"/>
+          <w:b/>
+          <w:bCs/>
+          <w:szCs w:val="21"/>
+          <w:lang w:eastAsia="zh-CN"/>
+        </w:rPr>
+        <w:t xml:space="preserve"> B., </w:t>
+      </w:r>
+      <w:r>
+        <w:rPr>
+          <w:rFonts w:ascii="Arial" w:hAnsi="Arial" w:cs="Arial"/>
+          <w:szCs w:val="21"/>
+        </w:rPr>
+        <w:t>Li,</w:t>
+      </w:r>
+      <w:r>
+        <w:rPr>
+          <w:rFonts w:ascii="Arial" w:eastAsiaTheme="minorEastAsia" w:hAnsi="Arial" w:cs="Arial" w:hint="eastAsia"/>
+          <w:szCs w:val="21"/>
+          <w:lang w:eastAsia="zh-CN"/>
+        </w:rPr>
+        <w:t xml:space="preserve"> Y.,</w:t>
+      </w:r>
+      <w:r>
+        <w:rPr>
+          <w:rFonts w:ascii="Arial" w:hAnsi="Arial" w:cs="Arial"/>
+          <w:szCs w:val="21"/>
+        </w:rPr>
+        <w:t xml:space="preserve"> Zhao,</w:t>
+      </w:r>
+      <w:r>
+        <w:rPr>
+          <w:rFonts w:ascii="Arial" w:eastAsiaTheme="minorEastAsia" w:hAnsi="Arial" w:cs="Arial" w:hint="eastAsia"/>
+          <w:szCs w:val="21"/>
+          <w:lang w:eastAsia="zh-CN"/>
+        </w:rPr>
+        <w:t xml:space="preserve"> W., </w:t>
+      </w:r>
+      <w:r>
+        <w:rPr>
+          <w:rFonts w:ascii="Arial" w:hAnsi="Arial" w:cs="Arial"/>
+          <w:bCs/>
+          <w:szCs w:val="21"/>
+        </w:rPr>
+        <w:t>Du</w:t>
+      </w:r>
+      <w:r>
+        <w:rPr>
+          <w:rFonts w:ascii="Arial" w:eastAsiaTheme="minorEastAsia" w:hAnsi="Arial" w:cs="Arial" w:hint="eastAsia"/>
+          <w:bCs/>
+          <w:szCs w:val="21"/>
+          <w:lang w:eastAsia="zh-CN"/>
+        </w:rPr>
+        <w:t>, Y.</w:t>
+      </w:r>
+      <w:r>
+        <w:rPr>
+          <w:rFonts w:ascii="Arial" w:hAnsi="Arial" w:cs="Arial"/>
+          <w:bCs/>
+          <w:szCs w:val="21"/>
+        </w:rPr>
+        <w:t>*</w:t>
+      </w:r>
+      <w:r>
+        <w:rPr>
+          <w:rFonts w:ascii="Arial" w:eastAsiaTheme="minorEastAsia" w:hAnsi="Arial" w:cs="Arial" w:hint="eastAsia"/>
+          <w:bCs/>
+          <w:szCs w:val="21"/>
+          <w:lang w:eastAsia="zh-CN"/>
+        </w:rPr>
+        <w:t xml:space="preserve"> (2023).</w:t>
+      </w:r>
+      <w:r>
+        <w:rPr>
+          <w:rFonts w:ascii="Arial" w:hAnsi="Arial" w:cs="Arial"/>
           <w:szCs w:val="21"/>
         </w:rPr>
         <w:t xml:space="preserve"> </w:t>
@@ -3199,77 +3411,51 @@
       <w:r>
         <w:rPr>
           <w:rFonts w:ascii="Arial" w:hAnsi="Arial" w:cs="Arial"/>
-          <w:szCs w:val="21"/>
-        </w:rPr>
-        <w:t>&amp;</w:t>
-      </w:r>
-      <w:r>
-        <w:rPr>
-          <w:rFonts w:ascii="Arial" w:hAnsi="Arial" w:cs="Arial"/>
-          <w:b/>
-          <w:bCs/>
-          <w:szCs w:val="21"/>
+        </w:rPr>
+        <w:t xml:space="preserve">Bilateral human laryngeal motor cortex in perceptual decision of lexical tone and voicing of </w:t>
+      </w:r>
+      <w:proofErr w:type="gramStart"/>
+      <w:r>
+        <w:rPr>
+          <w:rFonts w:ascii="Arial" w:hAnsi="Arial" w:cs="Arial"/>
+        </w:rPr>
+        <w:t>consonant</w:t>
+      </w:r>
+      <w:proofErr w:type="gramEnd"/>
+      <w:r>
+        <w:rPr>
+          <w:rFonts w:ascii="Arial" w:hAnsi="Arial" w:cs="Arial"/>
+        </w:rPr>
+        <w:t xml:space="preserve">. </w:t>
+      </w:r>
+      <w:r>
+        <w:rPr>
+          <w:rFonts w:ascii="Arial" w:hAnsi="Arial" w:cs="Arial"/>
+          <w:b/>
+          <w:bCs/>
+          <w:i/>
+          <w:iCs/>
+        </w:rPr>
+        <w:t>Nature Communications</w:t>
+      </w:r>
+      <w:r>
+        <w:rPr>
+          <w:rFonts w:ascii="Arial" w:hAnsi="Arial" w:cs="Arial"/>
+        </w:rPr>
+        <w:t>,</w:t>
+      </w:r>
+      <w:r>
+        <w:rPr>
+          <w:rFonts w:ascii="Arial" w:eastAsiaTheme="minorEastAsia" w:hAnsi="Arial" w:cs="Arial" w:hint="eastAsia"/>
+          <w:lang w:eastAsia="zh-CN"/>
         </w:rPr>
         <w:t xml:space="preserve"> </w:t>
       </w:r>
       <w:r>
         <w:rPr>
           <w:rFonts w:ascii="Arial" w:hAnsi="Arial" w:cs="Arial"/>
-          <w:bCs/>
-          <w:szCs w:val="21"/>
-        </w:rPr>
-        <w:t>Du</w:t>
-      </w:r>
-      <w:r>
-        <w:rPr>
-          <w:rFonts w:ascii="Arial" w:eastAsiaTheme="minorEastAsia" w:hAnsi="Arial" w:cs="Arial" w:hint="eastAsia"/>
-          <w:bCs/>
-          <w:szCs w:val="21"/>
-          <w:lang w:eastAsia="zh-CN"/>
-        </w:rPr>
-        <w:t>, Y.</w:t>
-      </w:r>
-      <w:r>
-        <w:rPr>
-          <w:rFonts w:ascii="Arial" w:hAnsi="Arial" w:cs="Arial"/>
-          <w:bCs/>
-          <w:szCs w:val="21"/>
-        </w:rPr>
-        <w:t>*</w:t>
-      </w:r>
-      <w:r>
-        <w:rPr>
-          <w:rFonts w:ascii="Arial" w:eastAsiaTheme="minorEastAsia" w:hAnsi="Arial" w:cs="Arial" w:hint="eastAsia"/>
-          <w:bCs/>
-          <w:szCs w:val="21"/>
-          <w:lang w:eastAsia="zh-CN"/>
-        </w:rPr>
-        <w:t xml:space="preserve"> (2018).</w:t>
-      </w:r>
-      <w:r>
-        <w:rPr>
-          <w:rFonts w:ascii="Arial" w:hAnsi="Arial" w:cs="Arial"/>
-          <w:szCs w:val="21"/>
-        </w:rPr>
-        <w:t xml:space="preserve"> The functional neuroanatomy of lexical tone perception: an activation likelihood estimation meta-analysis. </w:t>
-      </w:r>
-      <w:r>
-        <w:rPr>
-          <w:rFonts w:ascii="Arial" w:hAnsi="Arial" w:cs="Arial"/>
-          <w:b/>
-          <w:bCs/>
-          <w:i/>
-          <w:iCs/>
-          <w:szCs w:val="21"/>
-        </w:rPr>
-        <w:t>Frontiers in Neuroscience</w:t>
-      </w:r>
-      <w:r>
-        <w:rPr>
-          <w:rFonts w:ascii="Arial" w:hAnsi="Arial" w:cs="Arial"/>
-          <w:szCs w:val="21"/>
-        </w:rPr>
-        <w:t xml:space="preserve">, 12, 495. </w:t>
+        </w:rPr>
+        <w:t xml:space="preserve">14, 4710. </w:t>
       </w:r>
       <w:r>
         <w:rPr>
@@ -3305,6 +3491,147 @@
         <w:ind w:left="714" w:hanging="357"/>
         <w:contextualSpacing w:val="0"/>
         <w:rPr>
+          <w:rFonts w:ascii="Arial" w:hAnsi="Arial" w:cs="Arial"/>
+          <w:szCs w:val="21"/>
+        </w:rPr>
+      </w:pPr>
+      <w:r>
+        <w:rPr>
+          <w:rFonts w:ascii="Arial" w:hAnsi="Arial" w:cs="Arial"/>
+          <w:b/>
+          <w:bCs/>
+          <w:szCs w:val="21"/>
+        </w:rPr>
+        <w:t>Liang</w:t>
+      </w:r>
+      <w:r>
+        <w:rPr>
+          <w:rFonts w:ascii="Arial" w:eastAsiaTheme="minorEastAsia" w:hAnsi="Arial" w:cs="Arial" w:hint="eastAsia"/>
+          <w:b/>
+          <w:bCs/>
+          <w:szCs w:val="21"/>
+          <w:lang w:eastAsia="zh-CN"/>
+        </w:rPr>
+        <w:t>, B.</w:t>
+      </w:r>
+      <w:r>
+        <w:rPr>
+          <w:rFonts w:ascii="Arial" w:hAnsi="Arial" w:cs="Arial"/>
+          <w:b/>
+          <w:bCs/>
+          <w:szCs w:val="21"/>
+        </w:rPr>
+        <w:t xml:space="preserve"> </w:t>
+      </w:r>
+      <w:r>
+        <w:rPr>
+          <w:rFonts w:ascii="Arial" w:hAnsi="Arial" w:cs="Arial"/>
+          <w:szCs w:val="21"/>
+        </w:rPr>
+        <w:t>&amp;</w:t>
+      </w:r>
+      <w:r>
+        <w:rPr>
+          <w:rFonts w:ascii="Arial" w:hAnsi="Arial" w:cs="Arial"/>
+          <w:b/>
+          <w:bCs/>
+          <w:szCs w:val="21"/>
+        </w:rPr>
+        <w:t xml:space="preserve"> </w:t>
+      </w:r>
+      <w:r>
+        <w:rPr>
+          <w:rFonts w:ascii="Arial" w:hAnsi="Arial" w:cs="Arial"/>
+          <w:bCs/>
+          <w:szCs w:val="21"/>
+        </w:rPr>
+        <w:t>Du</w:t>
+      </w:r>
+      <w:r>
+        <w:rPr>
+          <w:rFonts w:ascii="Arial" w:eastAsiaTheme="minorEastAsia" w:hAnsi="Arial" w:cs="Arial" w:hint="eastAsia"/>
+          <w:bCs/>
+          <w:szCs w:val="21"/>
+          <w:lang w:eastAsia="zh-CN"/>
+        </w:rPr>
+        <w:t>, Y.</w:t>
+      </w:r>
+      <w:r>
+        <w:rPr>
+          <w:rFonts w:ascii="Arial" w:hAnsi="Arial" w:cs="Arial"/>
+          <w:bCs/>
+          <w:szCs w:val="21"/>
+        </w:rPr>
+        <w:t>*</w:t>
+      </w:r>
+      <w:r>
+        <w:rPr>
+          <w:rFonts w:ascii="Arial" w:eastAsiaTheme="minorEastAsia" w:hAnsi="Arial" w:cs="Arial" w:hint="eastAsia"/>
+          <w:bCs/>
+          <w:szCs w:val="21"/>
+          <w:lang w:eastAsia="zh-CN"/>
+        </w:rPr>
+        <w:t xml:space="preserve"> (2018).</w:t>
+      </w:r>
+      <w:r>
+        <w:rPr>
+          <w:rFonts w:ascii="Arial" w:hAnsi="Arial" w:cs="Arial"/>
+          <w:szCs w:val="21"/>
+        </w:rPr>
+        <w:t xml:space="preserve"> The functional neuroanatomy of lexical tone perception: an activation likelihood estimation meta-analysis. </w:t>
+      </w:r>
+      <w:r>
+        <w:rPr>
+          <w:rFonts w:ascii="Arial" w:hAnsi="Arial" w:cs="Arial"/>
+          <w:b/>
+          <w:bCs/>
+          <w:i/>
+          <w:iCs/>
+          <w:szCs w:val="21"/>
+        </w:rPr>
+        <w:t>Frontiers in Neuroscience</w:t>
+      </w:r>
+      <w:r>
+        <w:rPr>
+          <w:rFonts w:ascii="Arial" w:hAnsi="Arial" w:cs="Arial"/>
+          <w:szCs w:val="21"/>
+        </w:rPr>
+        <w:t xml:space="preserve">, 12, 495. </w:t>
+      </w:r>
+      <w:r>
+        <w:rPr>
+          <w:rFonts w:ascii="Arial" w:eastAsiaTheme="minorEastAsia" w:hAnsi="Arial" w:cs="Arial" w:hint="eastAsia"/>
+          <w:szCs w:val="21"/>
+          <w:lang w:eastAsia="zh-CN"/>
+        </w:rPr>
+        <w:t>[</w:t>
+      </w:r>
+      <w:r>
+        <w:rPr>
+          <w:rFonts w:ascii="Arial" w:hAnsi="Arial" w:cs="Arial"/>
+          <w:szCs w:val="21"/>
+        </w:rPr>
+        <w:t>First author</w:t>
+      </w:r>
+      <w:r>
+        <w:rPr>
+          <w:rFonts w:ascii="Arial" w:eastAsiaTheme="minorEastAsia" w:hAnsi="Arial" w:cs="Arial" w:hint="eastAsia"/>
+          <w:szCs w:val="21"/>
+          <w:lang w:eastAsia="zh-CN"/>
+        </w:rPr>
+        <w:t>]</w:t>
+      </w:r>
+    </w:p>
+    <w:p>
+      <w:pPr>
+        <w:pStyle w:val="ListParagraph"/>
+        <w:numPr>
+          <w:ilvl w:val="0"/>
+          <w:numId w:val="2"/>
+        </w:numPr>
+        <w:ind w:left="714" w:hanging="357"/>
+        <w:contextualSpacing w:val="0"/>
+        <w:rPr>
           <w:rFonts w:eastAsia="KaiTi"/>
           <w:szCs w:val="21"/>
         </w:rPr>
@@ -3539,349 +3866,6 @@
           <w:szCs w:val="22"/>
         </w:rPr>
         <w:t>EVIEW</w:t>
-      </w:r>
-    </w:p>
-    <w:p>
-      <w:pPr>
-        <w:pStyle w:val="ListParagraph"/>
-        <w:numPr>
-          <w:ilvl w:val="0"/>
-          <w:numId w:val="7"/>
-        </w:numPr>
-        <w:spacing w:before="120" w:after="120"/>
-        <w:contextualSpacing w:val="0"/>
-        <w:rPr>
-          <w:rFonts w:ascii="Arial" w:hAnsi="Arial" w:cs="Arial"/>
-          <w:szCs w:val="21"/>
-        </w:rPr>
-      </w:pPr>
-      <w:r>
-        <w:rPr>
-          <w:rFonts w:ascii="Arial" w:hAnsi="Arial" w:cs="Arial"/>
-          <w:szCs w:val="21"/>
-        </w:rPr>
-        <w:t>Hu</w:t>
-      </w:r>
-      <w:r>
-        <w:rPr>
-          <w:rFonts w:ascii="Arial" w:eastAsiaTheme="minorEastAsia" w:hAnsi="Arial" w:cs="Arial" w:hint="eastAsia"/>
-          <w:szCs w:val="21"/>
-          <w:lang w:eastAsia="zh-CN"/>
-        </w:rPr>
-        <w:t xml:space="preserve">, </w:t>
-      </w:r>
-      <w:proofErr w:type="gramStart"/>
-      <w:r>
-        <w:rPr>
-          <w:rFonts w:ascii="Arial" w:eastAsiaTheme="minorEastAsia" w:hAnsi="Arial" w:cs="Arial" w:hint="eastAsia"/>
-          <w:szCs w:val="21"/>
-          <w:lang w:eastAsia="zh-CN"/>
-        </w:rPr>
-        <w:t>W.</w:t>
-      </w:r>
-      <w:r>
-        <w:rPr>
-          <w:rFonts w:ascii="Arial" w:hAnsi="Arial" w:cs="Arial"/>
-          <w:szCs w:val="21"/>
-          <w:vertAlign w:val="superscript"/>
-        </w:rPr>
-        <w:t>#</w:t>
-      </w:r>
-      <w:proofErr w:type="gramEnd"/>
-      <w:r>
-        <w:rPr>
-          <w:rFonts w:ascii="Arial" w:hAnsi="Arial" w:cs="Arial"/>
-          <w:szCs w:val="21"/>
-        </w:rPr>
-        <w:t xml:space="preserve">, </w:t>
-      </w:r>
-      <w:r>
-        <w:rPr>
-          <w:rFonts w:ascii="Arial" w:hAnsi="Arial" w:cs="Arial"/>
-          <w:b/>
-          <w:bCs/>
-          <w:szCs w:val="21"/>
-        </w:rPr>
-        <w:t>Liang</w:t>
-      </w:r>
-      <w:r>
-        <w:rPr>
-          <w:rFonts w:ascii="Arial" w:eastAsiaTheme="minorEastAsia" w:hAnsi="Arial" w:cs="Arial" w:hint="eastAsia"/>
-          <w:b/>
-          <w:bCs/>
-          <w:szCs w:val="21"/>
-          <w:lang w:eastAsia="zh-CN"/>
-        </w:rPr>
-        <w:t xml:space="preserve">, </w:t>
-      </w:r>
-      <w:proofErr w:type="gramStart"/>
-      <w:r>
-        <w:rPr>
-          <w:rFonts w:ascii="Arial" w:eastAsiaTheme="minorEastAsia" w:hAnsi="Arial" w:cs="Arial" w:hint="eastAsia"/>
-          <w:b/>
-          <w:bCs/>
-          <w:szCs w:val="21"/>
-          <w:lang w:eastAsia="zh-CN"/>
-        </w:rPr>
-        <w:t>B.</w:t>
-      </w:r>
-      <w:r>
-        <w:rPr>
-          <w:rFonts w:ascii="Arial" w:hAnsi="Arial" w:cs="Arial"/>
-          <w:b/>
-          <w:bCs/>
-          <w:szCs w:val="21"/>
-          <w:vertAlign w:val="superscript"/>
-        </w:rPr>
-        <w:t>#</w:t>
-      </w:r>
-      <w:proofErr w:type="gramEnd"/>
-      <w:r>
-        <w:rPr>
-          <w:rFonts w:ascii="Arial" w:hAnsi="Arial" w:cs="Arial"/>
-          <w:szCs w:val="21"/>
-        </w:rPr>
-        <w:t>,</w:t>
-      </w:r>
-      <w:r>
-        <w:rPr>
-          <w:rFonts w:ascii="Arial" w:eastAsiaTheme="minorEastAsia" w:hAnsi="Arial" w:cs="Arial" w:hint="eastAsia"/>
-          <w:szCs w:val="21"/>
-          <w:lang w:eastAsia="zh-CN"/>
-        </w:rPr>
-        <w:t xml:space="preserve"> </w:t>
-      </w:r>
-      <w:r>
-        <w:rPr>
-          <w:rFonts w:ascii="Arial" w:hAnsi="Arial" w:cs="Arial"/>
-          <w:szCs w:val="21"/>
-        </w:rPr>
-        <w:t>Du</w:t>
-      </w:r>
-      <w:r>
-        <w:rPr>
-          <w:rFonts w:ascii="Arial" w:eastAsiaTheme="minorEastAsia" w:hAnsi="Arial" w:cs="Arial" w:hint="eastAsia"/>
-          <w:szCs w:val="21"/>
-          <w:lang w:eastAsia="zh-CN"/>
-        </w:rPr>
-        <w:t>, Y.</w:t>
-      </w:r>
-      <w:r>
-        <w:rPr>
-          <w:rFonts w:ascii="Arial" w:eastAsiaTheme="minorEastAsia" w:hAnsi="Arial" w:cs="Arial" w:hint="eastAsia"/>
-          <w:szCs w:val="21"/>
-          <w:lang w:eastAsia="zh-CN"/>
-        </w:rPr>
-        <w:t>*</w:t>
-      </w:r>
-      <w:r>
-        <w:rPr>
-          <w:rFonts w:ascii="Arial" w:eastAsiaTheme="minorEastAsia" w:hAnsi="Arial" w:cs="Arial" w:hint="eastAsia"/>
-          <w:szCs w:val="21"/>
-          <w:lang w:eastAsia="zh-CN"/>
-        </w:rPr>
-        <w:t xml:space="preserve"> (2026).</w:t>
-      </w:r>
-      <w:r>
-        <w:rPr>
-          <w:rFonts w:ascii="Arial" w:hAnsi="Arial" w:cs="Arial" w:hint="eastAsia"/>
-          <w:szCs w:val="21"/>
-        </w:rPr>
-        <w:t xml:space="preserve"> </w:t>
-      </w:r>
-      <w:bookmarkStart w:id="0" w:name="OLE_LINK521"/>
-      <w:bookmarkStart w:id="1" w:name="OLE_LINK520"/>
-      <w:r>
-        <w:rPr>
-          <w:rFonts w:ascii="Arial" w:hAnsi="Arial" w:cs="Arial" w:hint="eastAsia"/>
-          <w:szCs w:val="21"/>
-        </w:rPr>
-        <w:t>Singing e</w:t>
-      </w:r>
-      <w:r>
-        <w:rPr>
-          <w:rFonts w:ascii="Arial" w:hAnsi="Arial" w:cs="Arial"/>
-          <w:szCs w:val="21"/>
-        </w:rPr>
-        <w:t>nhanc</w:t>
-      </w:r>
-      <w:r>
-        <w:rPr>
-          <w:rFonts w:ascii="Arial" w:hAnsi="Arial" w:cs="Arial" w:hint="eastAsia"/>
-          <w:szCs w:val="21"/>
-        </w:rPr>
-        <w:t>es</w:t>
-      </w:r>
-      <w:r>
-        <w:rPr>
-          <w:rFonts w:ascii="Arial" w:hAnsi="Arial" w:cs="Arial"/>
-          <w:szCs w:val="21"/>
-        </w:rPr>
-        <w:t xml:space="preserve"> </w:t>
-      </w:r>
-      <w:r>
-        <w:rPr>
-          <w:rFonts w:ascii="Arial" w:hAnsi="Arial" w:cs="Arial" w:hint="eastAsia"/>
-          <w:szCs w:val="21"/>
-        </w:rPr>
-        <w:t>p</w:t>
-      </w:r>
-      <w:r>
-        <w:rPr>
-          <w:rFonts w:ascii="Arial" w:hAnsi="Arial" w:cs="Arial"/>
-          <w:szCs w:val="21"/>
-        </w:rPr>
-        <w:t xml:space="preserve">oetry </w:t>
-      </w:r>
-      <w:r>
-        <w:rPr>
-          <w:rFonts w:ascii="Arial" w:hAnsi="Arial" w:cs="Arial" w:hint="eastAsia"/>
-          <w:szCs w:val="21"/>
-        </w:rPr>
-        <w:t>learning and m</w:t>
-      </w:r>
-      <w:r>
-        <w:rPr>
-          <w:rFonts w:ascii="Arial" w:hAnsi="Arial" w:cs="Arial"/>
-          <w:szCs w:val="21"/>
-        </w:rPr>
-        <w:t>emor</w:t>
-      </w:r>
-      <w:r>
-        <w:rPr>
-          <w:rFonts w:ascii="Arial" w:hAnsi="Arial" w:cs="Arial" w:hint="eastAsia"/>
-          <w:szCs w:val="21"/>
-        </w:rPr>
-        <w:t>ization</w:t>
-      </w:r>
-      <w:r>
-        <w:rPr>
-          <w:rFonts w:ascii="Arial" w:hAnsi="Arial" w:cs="Arial"/>
-          <w:szCs w:val="21"/>
-        </w:rPr>
-        <w:t xml:space="preserve"> in </w:t>
-      </w:r>
-      <w:r>
-        <w:rPr>
-          <w:rFonts w:ascii="Arial" w:hAnsi="Arial" w:cs="Arial" w:hint="eastAsia"/>
-          <w:szCs w:val="21"/>
-        </w:rPr>
-        <w:t>preschool</w:t>
-      </w:r>
-      <w:r>
-        <w:rPr>
-          <w:rFonts w:ascii="Arial" w:hAnsi="Arial" w:cs="Arial"/>
-          <w:szCs w:val="21"/>
-        </w:rPr>
-        <w:t xml:space="preserve"> </w:t>
-      </w:r>
-      <w:r>
-        <w:rPr>
-          <w:rFonts w:ascii="Arial" w:hAnsi="Arial" w:cs="Arial" w:hint="eastAsia"/>
-          <w:szCs w:val="21"/>
-        </w:rPr>
-        <w:t>c</w:t>
-      </w:r>
-      <w:r>
-        <w:rPr>
-          <w:rFonts w:ascii="Arial" w:hAnsi="Arial" w:cs="Arial"/>
-          <w:szCs w:val="21"/>
-        </w:rPr>
-        <w:t>hildren</w:t>
-      </w:r>
-      <w:bookmarkEnd w:id="0"/>
-      <w:bookmarkEnd w:id="1"/>
-      <w:r>
-        <w:rPr>
-          <w:rFonts w:ascii="Arial" w:eastAsiaTheme="minorEastAsia" w:hAnsi="Arial" w:cs="Arial" w:hint="eastAsia"/>
-          <w:szCs w:val="21"/>
-          <w:lang w:eastAsia="zh-CN"/>
-        </w:rPr>
-        <w:t xml:space="preserve">. </w:t>
-      </w:r>
-      <w:bookmarkStart w:id="2" w:name="_Hlk211158962"/>
-      <w:r>
-        <w:rPr>
-          <w:rFonts w:ascii="Arial" w:eastAsiaTheme="minorEastAsia" w:hAnsi="Arial" w:cs="Arial"/>
-          <w:b/>
-          <w:bCs/>
-          <w:i/>
-          <w:iCs/>
-          <w:szCs w:val="21"/>
-          <w:lang w:eastAsia="zh-CN"/>
-        </w:rPr>
-        <w:t>Annals of the New York Academy of Sciences</w:t>
-      </w:r>
-      <w:r>
-        <w:rPr>
-          <w:rFonts w:ascii="Arial" w:eastAsiaTheme="minorEastAsia" w:hAnsi="Arial" w:cs="Arial" w:hint="eastAsia"/>
-          <w:szCs w:val="21"/>
-          <w:lang w:eastAsia="zh-CN"/>
-        </w:rPr>
-        <w:t xml:space="preserve"> </w:t>
-      </w:r>
-      <w:r>
-        <w:rPr>
-          <w:rFonts w:ascii="Arial" w:eastAsiaTheme="minorEastAsia" w:hAnsi="Arial" w:cs="Arial" w:hint="eastAsia"/>
-          <w:b/>
-          <w:bCs/>
-          <w:szCs w:val="21"/>
-          <w:lang w:eastAsia="zh-CN"/>
-        </w:rPr>
-        <w:t>(</w:t>
-      </w:r>
-      <w:bookmarkEnd w:id="2"/>
-      <w:r>
-        <w:rPr>
-          <w:rFonts w:ascii="Arial" w:eastAsiaTheme="minorEastAsia" w:hAnsi="Arial" w:cs="Arial"/>
-          <w:b/>
-          <w:bCs/>
-          <w:szCs w:val="21"/>
-          <w:lang w:eastAsia="zh-CN"/>
-        </w:rPr>
-        <w:t>Revised and Resubmitted</w:t>
-      </w:r>
-      <w:r>
-        <w:rPr>
-          <w:rFonts w:ascii="Arial" w:eastAsiaTheme="minorEastAsia" w:hAnsi="Arial" w:cs="Arial" w:hint="eastAsia"/>
-          <w:b/>
-          <w:bCs/>
-          <w:szCs w:val="21"/>
-          <w:lang w:eastAsia="zh-CN"/>
-        </w:rPr>
-        <w:t>)</w:t>
-      </w:r>
-      <w:r>
-        <w:rPr>
-          <w:rFonts w:ascii="Arial" w:eastAsiaTheme="minorEastAsia" w:hAnsi="Arial" w:cs="Arial" w:hint="eastAsia"/>
-          <w:szCs w:val="21"/>
-          <w:lang w:eastAsia="zh-CN"/>
-        </w:rPr>
-        <w:t xml:space="preserve">. </w:t>
-      </w:r>
-      <w:r>
-        <w:rPr>
-          <w:rFonts w:ascii="Arial" w:eastAsiaTheme="minorEastAsia" w:hAnsi="Arial" w:cs="Arial" w:hint="eastAsia"/>
-          <w:szCs w:val="21"/>
-          <w:lang w:eastAsia="zh-CN"/>
-        </w:rPr>
-        <w:t>[</w:t>
-      </w:r>
-      <w:r>
-        <w:rPr>
-          <w:rFonts w:ascii="Arial" w:eastAsiaTheme="minorEastAsia" w:hAnsi="Arial" w:cs="Arial" w:hint="eastAsia"/>
-          <w:szCs w:val="21"/>
-          <w:lang w:eastAsia="zh-CN"/>
-        </w:rPr>
-        <w:t>Co-first author</w:t>
-      </w:r>
-      <w:r>
-        <w:rPr>
-          <w:rFonts w:ascii="Arial" w:eastAsiaTheme="minorEastAsia" w:hAnsi="Arial" w:cs="Arial" w:hint="eastAsia"/>
-          <w:szCs w:val="21"/>
-          <w:lang w:eastAsia="zh-CN"/>
-        </w:rPr>
-        <w:t>]</w:t>
       </w:r>
     </w:p>
     <w:p>

--- a/CV_baishen_liang.docx
+++ b/CV_baishen_liang.docx
@@ -3259,8 +3259,6 @@
       <w:r>
         <w:rPr>
           <w:rFonts w:ascii="Arial" w:eastAsiaTheme="minorEastAsia" w:hAnsi="Arial" w:cs="Arial" w:hint="eastAsia"/>
-          <w:b/>
-          <w:bCs/>
           <w:szCs w:val="21"/>
           <w:lang w:eastAsia="zh-CN"/>
         </w:rPr>
@@ -3270,8 +3268,6 @@
       <w:r>
         <w:rPr>
           <w:rFonts w:ascii="Arial" w:eastAsiaTheme="minorEastAsia" w:hAnsi="Arial" w:cs="Arial"/>
-          <w:b/>
-          <w:bCs/>
           <w:szCs w:val="21"/>
           <w:lang w:eastAsia="zh-CN"/>
         </w:rPr>
@@ -3280,8 +3276,6 @@
       <w:r>
         <w:rPr>
           <w:rFonts w:ascii="Arial" w:eastAsiaTheme="minorEastAsia" w:hAnsi="Arial" w:cs="Arial" w:hint="eastAsia"/>
-          <w:b/>
-          <w:bCs/>
           <w:szCs w:val="21"/>
           <w:lang w:eastAsia="zh-CN"/>
         </w:rPr>
@@ -3302,6 +3296,108 @@
           <w:lang w:eastAsia="zh-CN"/>
         </w:rPr>
         <w:t>[Co-first author]</w:t>
+      </w:r>
+    </w:p>
+    <w:p>
+      <w:pPr>
+        <w:pStyle w:val="ListParagraph"/>
+        <w:numPr>
+          <w:ilvl w:val="0"/>
+          <w:numId w:val="2"/>
+        </w:numPr>
+        <w:spacing w:before="120" w:after="120"/>
+        <w:contextualSpacing w:val="0"/>
+        <w:rPr>
+          <w:rFonts w:ascii="Arial" w:hAnsi="Arial" w:cs="Arial"/>
+          <w:szCs w:val="21"/>
+        </w:rPr>
+      </w:pPr>
+      <w:r>
+        <w:rPr>
+          <w:rFonts w:ascii="Arial" w:hAnsi="Arial" w:cs="Arial"/>
+          <w:szCs w:val="21"/>
+        </w:rPr>
+        <w:t>Wang, Y.</w:t>
+      </w:r>
+      <w:r>
+        <w:rPr>
+          <w:rFonts w:ascii="Arial" w:hAnsi="Arial" w:cs="Arial"/>
+          <w:szCs w:val="21"/>
+          <w:vertAlign w:val="superscript"/>
+        </w:rPr>
+        <w:t>#</w:t>
+      </w:r>
+      <w:r>
+        <w:rPr>
+          <w:rFonts w:ascii="Arial" w:hAnsi="Arial" w:cs="Arial"/>
+          <w:szCs w:val="21"/>
+        </w:rPr>
+        <w:t>, Yu, K.</w:t>
+      </w:r>
+      <w:r>
+        <w:rPr>
+          <w:rFonts w:ascii="Arial" w:hAnsi="Arial" w:cs="Arial"/>
+          <w:szCs w:val="21"/>
+          <w:vertAlign w:val="superscript"/>
+        </w:rPr>
+        <w:t>#</w:t>
+      </w:r>
+      <w:r>
+        <w:rPr>
+          <w:rFonts w:ascii="Arial" w:hAnsi="Arial" w:cs="Arial"/>
+          <w:szCs w:val="21"/>
+        </w:rPr>
+        <w:t xml:space="preserve">, Yin, S., </w:t>
+      </w:r>
+      <w:r>
+        <w:rPr>
+          <w:rFonts w:ascii="Arial" w:hAnsi="Arial" w:cs="Arial"/>
+          <w:b/>
+          <w:bCs/>
+          <w:szCs w:val="21"/>
+        </w:rPr>
+        <w:t>Liang, B.</w:t>
+      </w:r>
+      <w:r>
+        <w:rPr>
+          <w:rFonts w:ascii="Arial" w:hAnsi="Arial" w:cs="Arial"/>
+          <w:szCs w:val="21"/>
+        </w:rPr>
+        <w:t>*, Wang, R.* (2026). Theta and gamma transcranial alternating current stimulation (</w:t>
+      </w:r>
+      <w:proofErr w:type="spellStart"/>
+      <w:r>
+        <w:rPr>
+          <w:rFonts w:ascii="Arial" w:hAnsi="Arial" w:cs="Arial"/>
+          <w:szCs w:val="21"/>
+        </w:rPr>
+        <w:t>tACS</w:t>
+      </w:r>
+      <w:proofErr w:type="spellEnd"/>
+      <w:r>
+        <w:rPr>
+          <w:rFonts w:ascii="Arial" w:hAnsi="Arial" w:cs="Arial"/>
+          <w:szCs w:val="21"/>
+        </w:rPr>
+        <w:t xml:space="preserve">) modulate Mandarin consonant and lexical tone perception. </w:t>
+      </w:r>
+      <w:r>
+        <w:rPr>
+          <w:rFonts w:ascii="Arial" w:hAnsi="Arial" w:cs="Arial"/>
+          <w:b/>
+          <w:bCs/>
+          <w:i/>
+          <w:iCs/>
+          <w:szCs w:val="21"/>
+        </w:rPr>
+        <w:t>Neurobiology of Language</w:t>
+      </w:r>
+      <w:r>
+        <w:rPr>
+          <w:rFonts w:ascii="Arial" w:hAnsi="Arial" w:cs="Arial"/>
+          <w:szCs w:val="21"/>
+        </w:rPr>
+        <w:t>. (Provisionally Accepted). (Preprint available on bioRxiv: 2025, 679546). [Co-corresponding author]</w:t>
       </w:r>
     </w:p>
     <w:p>
@@ -4092,359 +4188,6 @@
           <w:lang w:eastAsia="zh-CN"/>
         </w:rPr>
         <w:t xml:space="preserve">. </w:t>
-      </w:r>
-      <w:r>
-        <w:rPr>
-          <w:rFonts w:ascii="Arial" w:eastAsiaTheme="minorEastAsia" w:hAnsi="Arial" w:cs="Arial" w:hint="eastAsia"/>
-          <w:szCs w:val="21"/>
-          <w:lang w:eastAsia="zh-CN"/>
-        </w:rPr>
-        <w:t>[</w:t>
-      </w:r>
-      <w:r>
-        <w:rPr>
-          <w:rFonts w:ascii="Arial" w:eastAsiaTheme="minorEastAsia" w:hAnsi="Arial" w:cs="Arial" w:hint="eastAsia"/>
-          <w:szCs w:val="21"/>
-          <w:lang w:eastAsia="zh-CN"/>
-        </w:rPr>
-        <w:t>Co-corresponding author</w:t>
-      </w:r>
-      <w:r>
-        <w:rPr>
-          <w:rFonts w:ascii="Arial" w:eastAsiaTheme="minorEastAsia" w:hAnsi="Arial" w:cs="Arial" w:hint="eastAsia"/>
-          <w:szCs w:val="21"/>
-          <w:lang w:eastAsia="zh-CN"/>
-        </w:rPr>
-        <w:t>]</w:t>
-      </w:r>
-    </w:p>
-    <w:p>
-      <w:pPr>
-        <w:pStyle w:val="ListParagraph"/>
-        <w:numPr>
-          <w:ilvl w:val="0"/>
-          <w:numId w:val="7"/>
-        </w:numPr>
-        <w:spacing w:before="120" w:after="120"/>
-        <w:contextualSpacing w:val="0"/>
-        <w:rPr>
-          <w:rFonts w:ascii="Arial" w:hAnsi="Arial" w:cs="Arial"/>
-          <w:szCs w:val="21"/>
-        </w:rPr>
-      </w:pPr>
-      <w:r>
-        <w:rPr>
-          <w:rFonts w:ascii="Arial" w:hAnsi="Arial" w:cs="Arial"/>
-          <w:szCs w:val="21"/>
-        </w:rPr>
-        <w:t>Wang</w:t>
-      </w:r>
-      <w:r>
-        <w:rPr>
-          <w:rFonts w:ascii="Arial" w:eastAsiaTheme="minorEastAsia" w:hAnsi="Arial" w:cs="Arial" w:hint="eastAsia"/>
-          <w:szCs w:val="21"/>
-          <w:lang w:eastAsia="zh-CN"/>
-        </w:rPr>
-        <w:t>, Y.</w:t>
-      </w:r>
-      <w:r>
-        <w:rPr>
-          <w:rFonts w:ascii="Arial" w:eastAsiaTheme="minorEastAsia" w:hAnsi="Arial" w:cs="Arial" w:hint="eastAsia"/>
-          <w:szCs w:val="21"/>
-          <w:vertAlign w:val="superscript"/>
-          <w:lang w:eastAsia="zh-CN"/>
-        </w:rPr>
-        <w:t>#</w:t>
-      </w:r>
-      <w:r>
-        <w:rPr>
-          <w:rFonts w:ascii="Arial" w:hAnsi="Arial" w:cs="Arial"/>
-          <w:szCs w:val="21"/>
-        </w:rPr>
-        <w:t xml:space="preserve">, </w:t>
-      </w:r>
-      <w:r>
-        <w:rPr>
-          <w:rFonts w:ascii="Arial" w:eastAsiaTheme="minorEastAsia" w:hAnsi="Arial" w:cs="Arial" w:hint="eastAsia"/>
-          <w:szCs w:val="21"/>
-          <w:lang w:eastAsia="zh-CN"/>
-        </w:rPr>
-        <w:t>Yu</w:t>
-      </w:r>
-      <w:r>
-        <w:rPr>
-          <w:rFonts w:ascii="Arial" w:eastAsiaTheme="minorEastAsia" w:hAnsi="Arial" w:cs="Arial" w:hint="eastAsia"/>
-          <w:szCs w:val="21"/>
-          <w:lang w:eastAsia="zh-CN"/>
-        </w:rPr>
-        <w:t>, K.</w:t>
-      </w:r>
-      <w:r>
-        <w:rPr>
-          <w:rFonts w:ascii="Arial" w:eastAsiaTheme="minorEastAsia" w:hAnsi="Arial" w:cs="Arial" w:hint="eastAsia"/>
-          <w:szCs w:val="21"/>
-          <w:vertAlign w:val="superscript"/>
-          <w:lang w:eastAsia="zh-CN"/>
-        </w:rPr>
-        <w:t>#</w:t>
-      </w:r>
-      <w:r>
-        <w:rPr>
-          <w:rFonts w:ascii="Arial" w:eastAsiaTheme="minorEastAsia" w:hAnsi="Arial" w:cs="Arial" w:hint="eastAsia"/>
-          <w:szCs w:val="21"/>
-          <w:lang w:eastAsia="zh-CN"/>
-        </w:rPr>
-        <w:t xml:space="preserve">, </w:t>
-      </w:r>
-      <w:r>
-        <w:rPr>
-          <w:rFonts w:ascii="Arial" w:hAnsi="Arial" w:cs="Arial"/>
-          <w:szCs w:val="21"/>
-        </w:rPr>
-        <w:t>Yin</w:t>
-      </w:r>
-      <w:r>
-        <w:rPr>
-          <w:rFonts w:ascii="Arial" w:eastAsiaTheme="minorEastAsia" w:hAnsi="Arial" w:cs="Arial" w:hint="eastAsia"/>
-          <w:szCs w:val="21"/>
-          <w:lang w:eastAsia="zh-CN"/>
-        </w:rPr>
-        <w:t>, S.</w:t>
-      </w:r>
-      <w:r>
-        <w:rPr>
-          <w:rFonts w:ascii="Arial" w:hAnsi="Arial" w:cs="Arial"/>
-          <w:szCs w:val="21"/>
-        </w:rPr>
-        <w:t xml:space="preserve">, </w:t>
-      </w:r>
-      <w:r>
-        <w:rPr>
-          <w:rFonts w:ascii="Arial" w:hAnsi="Arial" w:cs="Arial"/>
-          <w:b/>
-          <w:bCs/>
-          <w:szCs w:val="21"/>
-        </w:rPr>
-        <w:t>Liang</w:t>
-      </w:r>
-      <w:r>
-        <w:rPr>
-          <w:rFonts w:ascii="Arial" w:eastAsiaTheme="minorEastAsia" w:hAnsi="Arial" w:cs="Arial" w:hint="eastAsia"/>
-          <w:b/>
-          <w:bCs/>
-          <w:szCs w:val="21"/>
-          <w:lang w:eastAsia="zh-CN"/>
-        </w:rPr>
-        <w:t>, B.</w:t>
-      </w:r>
-      <w:r>
-        <w:rPr>
-          <w:rFonts w:ascii="Arial" w:hAnsi="Arial" w:cs="Arial"/>
-          <w:szCs w:val="21"/>
-        </w:rPr>
-        <w:t>*</w:t>
-      </w:r>
-      <w:r>
-        <w:rPr>
-          <w:rFonts w:ascii="Arial" w:hAnsi="Arial" w:cs="Arial"/>
-          <w:szCs w:val="21"/>
-        </w:rPr>
-        <w:t>,</w:t>
-      </w:r>
-      <w:r>
-        <w:rPr>
-          <w:rFonts w:ascii="Arial" w:eastAsiaTheme="minorEastAsia" w:hAnsi="Arial" w:cs="Arial" w:hint="eastAsia"/>
-          <w:szCs w:val="21"/>
-          <w:lang w:eastAsia="zh-CN"/>
-        </w:rPr>
-        <w:t xml:space="preserve"> </w:t>
-      </w:r>
-      <w:r>
-        <w:rPr>
-          <w:rFonts w:ascii="Arial" w:eastAsiaTheme="minorEastAsia" w:hAnsi="Arial" w:cs="Arial" w:hint="eastAsia"/>
-          <w:szCs w:val="21"/>
-          <w:lang w:eastAsia="zh-CN"/>
-        </w:rPr>
-        <w:t>Wang</w:t>
-      </w:r>
-      <w:r>
-        <w:rPr>
-          <w:rFonts w:ascii="Arial" w:eastAsiaTheme="minorEastAsia" w:hAnsi="Arial" w:cs="Arial" w:hint="eastAsia"/>
-          <w:szCs w:val="21"/>
-          <w:lang w:eastAsia="zh-CN"/>
-        </w:rPr>
-        <w:t>, R.</w:t>
-      </w:r>
-      <w:r>
-        <w:rPr>
-          <w:rFonts w:ascii="Arial" w:hAnsi="Arial" w:cs="Arial"/>
-          <w:bCs/>
-          <w:szCs w:val="21"/>
-        </w:rPr>
-        <w:t>*</w:t>
-      </w:r>
-      <w:r>
-        <w:rPr>
-          <w:rFonts w:ascii="Arial" w:hAnsi="Arial" w:cs="Arial"/>
-          <w:szCs w:val="21"/>
-        </w:rPr>
-        <w:t xml:space="preserve"> </w:t>
-      </w:r>
-      <w:r>
-        <w:rPr>
-          <w:rFonts w:ascii="Arial" w:eastAsiaTheme="minorEastAsia" w:hAnsi="Arial" w:cs="Arial" w:hint="eastAsia"/>
-          <w:b/>
-          <w:bCs/>
-          <w:szCs w:val="21"/>
-          <w:lang w:eastAsia="zh-CN"/>
-        </w:rPr>
-        <w:t>(</w:t>
-      </w:r>
-      <w:r>
-        <w:rPr>
-          <w:rFonts w:ascii="Arial" w:eastAsiaTheme="minorEastAsia" w:hAnsi="Arial" w:cs="Arial"/>
-          <w:b/>
-          <w:bCs/>
-          <w:szCs w:val="21"/>
-          <w:lang w:eastAsia="zh-CN"/>
-        </w:rPr>
-        <w:t>Revised and Resubmitted</w:t>
-      </w:r>
-      <w:r>
-        <w:rPr>
-          <w:rFonts w:ascii="Arial" w:eastAsiaTheme="minorEastAsia" w:hAnsi="Arial" w:cs="Arial" w:hint="eastAsia"/>
-          <w:b/>
-          <w:bCs/>
-          <w:szCs w:val="21"/>
-          <w:lang w:eastAsia="zh-CN"/>
-        </w:rPr>
-        <w:t>)</w:t>
-      </w:r>
-      <w:r>
-        <w:rPr>
-          <w:rFonts w:ascii="Arial" w:eastAsiaTheme="minorEastAsia" w:hAnsi="Arial" w:cs="Arial" w:hint="eastAsia"/>
-          <w:szCs w:val="21"/>
-          <w:lang w:eastAsia="zh-CN"/>
-        </w:rPr>
-        <w:t xml:space="preserve">. </w:t>
-      </w:r>
-      <w:r>
-        <w:rPr>
-          <w:rFonts w:ascii="Arial" w:hAnsi="Arial" w:cs="Arial"/>
-          <w:szCs w:val="21"/>
-        </w:rPr>
-        <w:t>Theta and gamma transcranial alternating current stimulation (</w:t>
-      </w:r>
-      <w:proofErr w:type="spellStart"/>
-      <w:r>
-        <w:rPr>
-          <w:rFonts w:ascii="Arial" w:hAnsi="Arial" w:cs="Arial"/>
-          <w:szCs w:val="21"/>
-        </w:rPr>
-        <w:t>tACS</w:t>
-      </w:r>
-      <w:proofErr w:type="spellEnd"/>
-      <w:r>
-        <w:rPr>
-          <w:rFonts w:ascii="Arial" w:hAnsi="Arial" w:cs="Arial"/>
-          <w:szCs w:val="21"/>
-        </w:rPr>
-        <w:t>) modulate Mandarin consonant and lexical tone perception</w:t>
-      </w:r>
-      <w:r>
-        <w:rPr>
-          <w:rFonts w:ascii="Arial" w:hAnsi="Arial" w:cs="Arial"/>
-          <w:szCs w:val="21"/>
-        </w:rPr>
-        <w:t>.</w:t>
-      </w:r>
-      <w:r>
-        <w:rPr>
-          <w:rFonts w:ascii="Arial" w:hAnsi="Arial" w:cs="Arial"/>
-          <w:szCs w:val="21"/>
-        </w:rPr>
-        <w:t xml:space="preserve"> </w:t>
-      </w:r>
-      <w:r>
-        <w:rPr>
-          <w:rFonts w:ascii="Arial" w:eastAsiaTheme="minorEastAsia" w:hAnsi="Arial" w:cs="Arial" w:hint="eastAsia"/>
-          <w:szCs w:val="21"/>
-          <w:lang w:eastAsia="zh-CN"/>
-        </w:rPr>
-        <w:t>(</w:t>
-      </w:r>
-      <w:r>
-        <w:rPr>
-          <w:rFonts w:ascii="Arial" w:eastAsiaTheme="minorEastAsia" w:hAnsi="Arial" w:cs="Arial"/>
-          <w:szCs w:val="21"/>
-          <w:lang w:eastAsia="zh-CN"/>
-        </w:rPr>
-        <w:t xml:space="preserve">Preprint available on </w:t>
-      </w:r>
-      <w:r>
-        <w:rPr>
-          <w:rFonts w:ascii="Arial" w:eastAsiaTheme="minorEastAsia" w:hAnsi="Arial" w:cs="Arial"/>
-          <w:b/>
-          <w:bCs/>
-          <w:i/>
-          <w:iCs/>
-          <w:szCs w:val="21"/>
-          <w:lang w:eastAsia="zh-CN"/>
-        </w:rPr>
-        <w:t>bioRxiv</w:t>
-      </w:r>
-      <w:r>
-        <w:rPr>
-          <w:rFonts w:ascii="Arial" w:eastAsiaTheme="minorEastAsia" w:hAnsi="Arial" w:cs="Arial" w:hint="eastAsia"/>
-          <w:szCs w:val="21"/>
-          <w:lang w:eastAsia="zh-CN"/>
-        </w:rPr>
-        <w:t xml:space="preserve">: </w:t>
-      </w:r>
-      <w:r>
-        <w:rPr>
-          <w:rFonts w:ascii="Arial" w:hAnsi="Arial" w:cs="Arial"/>
-          <w:szCs w:val="21"/>
-        </w:rPr>
-        <w:t>2025</w:t>
-      </w:r>
-      <w:r>
-        <w:rPr>
-          <w:rFonts w:ascii="Arial" w:eastAsiaTheme="minorEastAsia" w:hAnsi="Arial" w:cs="Arial" w:hint="eastAsia"/>
-          <w:szCs w:val="21"/>
-          <w:lang w:eastAsia="zh-CN"/>
-        </w:rPr>
-        <w:t xml:space="preserve">, </w:t>
-      </w:r>
-      <w:r>
-        <w:rPr>
-          <w:rFonts w:ascii="Arial" w:hAnsi="Arial" w:cs="Arial"/>
-          <w:szCs w:val="21"/>
-        </w:rPr>
-        <w:t>679546</w:t>
-      </w:r>
-      <w:r>
-        <w:rPr>
-          <w:rFonts w:ascii="Arial" w:eastAsiaTheme="minorEastAsia" w:hAnsi="Arial" w:cs="Arial" w:hint="eastAsia"/>
-          <w:szCs w:val="21"/>
-          <w:lang w:eastAsia="zh-CN"/>
-        </w:rPr>
-        <w:t>)</w:t>
-      </w:r>
-      <w:r>
-        <w:rPr>
-          <w:rFonts w:ascii="Arial" w:hAnsi="Arial" w:cs="Arial"/>
-          <w:szCs w:val="21"/>
-        </w:rPr>
-        <w:t>.</w:t>
-      </w:r>
-      <w:r>
-        <w:rPr>
-          <w:rFonts w:ascii="Arial" w:eastAsiaTheme="minorEastAsia" w:hAnsi="Arial" w:cs="Arial" w:hint="eastAsia"/>
-          <w:szCs w:val="21"/>
-          <w:lang w:eastAsia="zh-CN"/>
-        </w:rPr>
-        <w:t xml:space="preserve"> </w:t>
       </w:r>
       <w:r>
         <w:rPr>
@@ -8566,7 +8309,6 @@
   <w:style w:type="character" w:default="1" w:styleId="DefaultParagraphFont">
     <w:name w:val="Default Paragraph Font"/>
     <w:uiPriority w:val="1"/>
-    <w:semiHidden/>
     <w:unhideWhenUsed/>
   </w:style>
   <w:style w:type="table" w:default="1" w:styleId="TableNormal">

--- a/CV_baishen_liang.docx
+++ b/CV_baishen_liang.docx
@@ -33,13 +33,56 @@
       </w:pPr>
     </w:p>
     <w:p>
-      <w:r>
-        <w:rPr>
-          <w:rFonts w:ascii="Arial" w:eastAsiaTheme="minorEastAsia" w:hAnsi="Arial" w:cs="Arial" w:hint="eastAsia"/>
-        </w:rPr>
-        <w:t>Postdoctoral associate, Department of Neurology, Duke University</w:t>
-      </w:r>
-    </w:p>
+      <w:pPr>
+        <w:rPr>
+          <w:rFonts w:ascii="Arial" w:eastAsiaTheme="minorEastAsia" w:hAnsi="Arial" w:cs="Arial"/>
+        </w:rPr>
+      </w:pPr>
+      <w:r>
+        <w:rPr>
+          <w:rFonts w:ascii="Arial" w:eastAsiaTheme="minorEastAsia" w:hAnsi="Arial" w:cs="Arial" w:hint="eastAsia"/>
+        </w:rPr>
+        <w:t xml:space="preserve">Postdoctoral </w:t>
+      </w:r>
+      <w:r>
+        <w:rPr>
+          <w:rFonts w:ascii="Arial" w:eastAsiaTheme="minorEastAsia" w:hAnsi="Arial" w:cs="Arial" w:hint="eastAsia"/>
+        </w:rPr>
+        <w:t>A</w:t>
+      </w:r>
+      <w:r>
+        <w:rPr>
+          <w:rFonts w:ascii="Arial" w:eastAsiaTheme="minorEastAsia" w:hAnsi="Arial" w:cs="Arial" w:hint="eastAsia"/>
+        </w:rPr>
+        <w:t xml:space="preserve">ssociate, </w:t>
+      </w:r>
+    </w:p>
+    <w:p>
+      <w:pPr>
+        <w:rPr>
+          <w:rFonts w:ascii="Arial" w:eastAsiaTheme="minorEastAsia" w:hAnsi="Arial" w:cs="Arial"/>
+        </w:rPr>
+      </w:pPr>
+      <w:r>
+        <w:rPr>
+          <w:rFonts w:ascii="Arial" w:eastAsiaTheme="minorEastAsia" w:hAnsi="Arial" w:cs="Arial"/>
+        </w:rPr>
+        <w:t>Department of Brain and Cognitive Sciences</w:t>
+      </w:r>
+      <w:r>
+        <w:rPr>
+          <w:rFonts w:ascii="Arial" w:eastAsiaTheme="minorEastAsia" w:hAnsi="Arial" w:cs="Arial" w:hint="eastAsia"/>
+        </w:rPr>
+        <w:t xml:space="preserve">, </w:t>
+      </w:r>
+      <w:r>
+        <w:rPr>
+          <w:rFonts w:ascii="Arial" w:eastAsiaTheme="minorEastAsia" w:hAnsi="Arial" w:cs="Arial"/>
+        </w:rPr>
+        <w:t>University of Rochester</w:t>
+      </w:r>
+    </w:p>
+    <w:p/>
     <w:p>
       <w:pPr>
         <w:rPr>
@@ -1346,7 +1389,7 @@
           <w:tab w:val="left" w:pos="8100"/>
         </w:tabs>
         <w:rPr>
-          <w:rFonts w:ascii="Arial" w:eastAsiaTheme="minorEastAsia" w:hAnsi="Arial" w:cs="Arial"/>
+          <w:rFonts w:ascii="Arial" w:eastAsiaTheme="minorEastAsia" w:hAnsi="Arial" w:cs="Arial" w:hint="eastAsia"/>
           <w:sz w:val="22"/>
           <w:szCs w:val="22"/>
         </w:rPr>
@@ -1369,47 +1412,55 @@
           <w:sz w:val="22"/>
           <w:szCs w:val="22"/>
         </w:rPr>
-        <w:t xml:space="preserve">               </w:t>
+        <w:t xml:space="preserve">                                                                                       </w:t>
+      </w:r>
+      <w:r>
+        <w:rPr>
+          <w:rFonts w:ascii="Arial" w:eastAsiaTheme="minorEastAsia" w:hAnsi="Arial" w:cs="Arial" w:hint="eastAsia"/>
+          <w:b/>
+          <w:iCs/>
+          <w:sz w:val="22"/>
+          <w:szCs w:val="22"/>
+        </w:rPr>
+        <w:t xml:space="preserve">    </w:t>
+      </w:r>
+      <w:r>
+        <w:rPr>
+          <w:rFonts w:ascii="Arial" w:eastAsiaTheme="minorEastAsia" w:hAnsi="Arial" w:cs="Arial" w:hint="eastAsia"/>
+          <w:b/>
+          <w:iCs/>
+          <w:sz w:val="22"/>
+          <w:szCs w:val="22"/>
+        </w:rPr>
+        <w:t xml:space="preserve"> July 202</w:t>
+      </w:r>
+      <w:r>
+        <w:rPr>
+          <w:rFonts w:ascii="Arial" w:eastAsiaTheme="minorEastAsia" w:hAnsi="Arial" w:cs="Arial" w:hint="eastAsia"/>
+          <w:b/>
+          <w:iCs/>
+          <w:sz w:val="22"/>
+          <w:szCs w:val="22"/>
+        </w:rPr>
+        <w:t>6</w:t>
       </w:r>
       <w:r>
         <w:rPr>
           <w:rFonts w:ascii="Arial" w:eastAsia="Arial Unicode MS" w:hAnsi="Arial" w:cs="Arial"/>
           <w:b/>
-          <w:iCs/>
-          <w:sz w:val="22"/>
-          <w:szCs w:val="22"/>
-        </w:rPr>
-        <w:t xml:space="preserve">                                                                        </w:t>
-      </w:r>
-      <w:r>
-        <w:rPr>
-          <w:rFonts w:ascii="Arial" w:eastAsiaTheme="minorEastAsia" w:hAnsi="Arial" w:cs="Arial" w:hint="eastAsia"/>
-          <w:b/>
-          <w:iCs/>
-          <w:sz w:val="22"/>
-          <w:szCs w:val="22"/>
-        </w:rPr>
-        <w:t xml:space="preserve">  </w:t>
+          <w:sz w:val="22"/>
+          <w:szCs w:val="22"/>
+        </w:rPr>
+        <w:t xml:space="preserve"> </w:t>
       </w:r>
       <w:r>
         <w:rPr>
           <w:rFonts w:ascii="Arial" w:eastAsia="Arial Unicode MS" w:hAnsi="Arial" w:cs="Arial"/>
           <w:b/>
-          <w:iCs/>
-          <w:sz w:val="22"/>
-          <w:szCs w:val="22"/>
-        </w:rPr>
-        <w:t xml:space="preserve">   </w:t>
-      </w:r>
-      <w:r>
-        <w:rPr>
-          <w:rFonts w:ascii="Arial" w:eastAsiaTheme="minorEastAsia" w:hAnsi="Arial" w:cs="Arial" w:hint="eastAsia"/>
-          <w:b/>
-          <w:iCs/>
-          <w:sz w:val="22"/>
-          <w:szCs w:val="22"/>
-        </w:rPr>
-        <w:t>July 2024</w:t>
+          <w:sz w:val="22"/>
+          <w:szCs w:val="22"/>
+        </w:rPr>
+        <w:t>–</w:t>
       </w:r>
       <w:r>
         <w:rPr>
@@ -1422,30 +1473,12 @@
       </w:r>
       <w:r>
         <w:rPr>
-          <w:rFonts w:ascii="Arial" w:eastAsia="Arial Unicode MS" w:hAnsi="Arial" w:cs="Arial"/>
-          <w:b/>
-          <w:sz w:val="22"/>
-          <w:szCs w:val="22"/>
-        </w:rPr>
-        <w:t>–</w:t>
-      </w:r>
-      <w:r>
-        <w:rPr>
-          <w:rFonts w:ascii="Arial" w:eastAsia="Arial Unicode MS" w:hAnsi="Arial" w:cs="Arial"/>
-          <w:b/>
-          <w:sz w:val="22"/>
-          <w:szCs w:val="22"/>
-        </w:rPr>
-        <w:t xml:space="preserve"> </w:t>
-      </w:r>
-      <w:r>
-        <w:rPr>
-          <w:rFonts w:ascii="Arial" w:eastAsia="Arial Unicode MS" w:hAnsi="Arial" w:cs="Arial"/>
-          <w:b/>
-          <w:sz w:val="22"/>
-          <w:szCs w:val="22"/>
-        </w:rPr>
-        <w:t>present</w:t>
+          <w:rFonts w:ascii="Arial" w:eastAsiaTheme="minorEastAsia" w:hAnsi="Arial" w:cs="Arial" w:hint="eastAsia"/>
+          <w:b/>
+          <w:sz w:val="22"/>
+          <w:szCs w:val="22"/>
+        </w:rPr>
+        <w:t>Present</w:t>
       </w:r>
     </w:p>
     <w:p>
@@ -1468,21 +1501,21 @@
       </w:pPr>
       <w:r>
         <w:rPr>
-          <w:rFonts w:ascii="Arial" w:eastAsiaTheme="minorEastAsia" w:hAnsi="Arial" w:cs="Arial" w:hint="eastAsia"/>
+          <w:rFonts w:ascii="Arial" w:eastAsiaTheme="minorEastAsia" w:hAnsi="Arial" w:cs="Arial"/>
           <w:iCs/>
           <w:sz w:val="22"/>
           <w:szCs w:val="22"/>
         </w:rPr>
-        <w:t>Department of Neurology</w:t>
-      </w:r>
-      <w:r>
-        <w:rPr>
-          <w:rFonts w:ascii="Arial" w:eastAsia="Arial Unicode MS" w:hAnsi="Arial" w:cs="Arial"/>
+        <w:t>Department of Brain and Cognitive Sciences, University of Rochester</w:t>
+      </w:r>
+      <w:r>
+        <w:rPr>
+          <w:rFonts w:ascii="Arial" w:eastAsiaTheme="minorEastAsia" w:hAnsi="Arial" w:cs="Arial" w:hint="eastAsia"/>
           <w:iCs/>
           <w:sz w:val="22"/>
           <w:szCs w:val="22"/>
         </w:rPr>
-        <w:t xml:space="preserve">, </w:t>
+        <w:t>, N</w:t>
       </w:r>
       <w:r>
         <w:rPr>
@@ -1491,7 +1524,16 @@
           <w:sz w:val="22"/>
           <w:szCs w:val="22"/>
         </w:rPr>
-        <w:t>Duke University, Durham, NC, USA</w:t>
+        <w:t>Y</w:t>
+      </w:r>
+      <w:r>
+        <w:rPr>
+          <w:rFonts w:ascii="Arial" w:eastAsiaTheme="minorEastAsia" w:hAnsi="Arial" w:cs="Arial" w:hint="eastAsia"/>
+          <w:iCs/>
+          <w:sz w:val="22"/>
+          <w:szCs w:val="22"/>
+        </w:rPr>
+        <w:t>, USA</w:t>
       </w:r>
     </w:p>
     <w:p>
@@ -1521,30 +1563,48 @@
         <w:spacing w:line="276" w:lineRule="auto"/>
         <w:jc w:val="both"/>
         <w:rPr>
-          <w:rFonts w:ascii="Arial" w:hAnsi="Arial" w:cs="Arial"/>
-          <w:sz w:val="22"/>
-          <w:szCs w:val="22"/>
-        </w:rPr>
-      </w:pPr>
-      <w:r>
-        <w:rPr>
-          <w:rFonts w:ascii="Arial" w:hAnsi="Arial" w:cs="Arial"/>
-          <w:sz w:val="22"/>
-          <w:szCs w:val="22"/>
-        </w:rPr>
-        <w:t xml:space="preserve">Lead a project to </w:t>
-      </w:r>
-      <w:r>
-        <w:rPr>
-          <w:rFonts w:ascii="Arial" w:hAnsi="Arial" w:cs="Arial" w:hint="eastAsia"/>
-          <w:sz w:val="22"/>
-          <w:szCs w:val="22"/>
-        </w:rPr>
-        <w:t>Design and establish an experiment to</w:t>
-      </w:r>
-      <w:r>
-        <w:rPr>
-          <w:rFonts w:ascii="Arial" w:hAnsi="Arial" w:cs="Arial" w:hint="eastAsia"/>
+          <w:rFonts w:ascii="Arial" w:hAnsi="Arial" w:cs="Arial" w:hint="eastAsia"/>
+          <w:sz w:val="22"/>
+          <w:szCs w:val="22"/>
+        </w:rPr>
+      </w:pPr>
+      <w:r>
+        <w:rPr>
+          <w:rFonts w:ascii="Arial" w:hAnsi="Arial" w:cs="Arial"/>
+          <w:sz w:val="22"/>
+          <w:szCs w:val="22"/>
+        </w:rPr>
+        <w:t>Lead</w:t>
+      </w:r>
+      <w:r>
+        <w:rPr>
+          <w:rFonts w:ascii="Arial" w:hAnsi="Arial" w:cs="Arial"/>
+          <w:sz w:val="22"/>
+          <w:szCs w:val="22"/>
+        </w:rPr>
+        <w:t xml:space="preserve"> a project </w:t>
+      </w:r>
+      <w:r>
+        <w:rPr>
+          <w:rFonts w:ascii="Arial" w:hAnsi="Arial" w:cs="Arial"/>
+          <w:b/>
+          <w:bCs/>
+          <w:sz w:val="22"/>
+          <w:szCs w:val="22"/>
+        </w:rPr>
+        <w:t>investigating the neural basis of spoken and gestural communication</w:t>
+      </w:r>
+      <w:r>
+        <w:rPr>
+          <w:rFonts w:ascii="Arial" w:hAnsi="Arial" w:cs="Arial" w:hint="eastAsia"/>
+          <w:sz w:val="22"/>
+          <w:szCs w:val="22"/>
+        </w:rPr>
+        <w:t>.</w:t>
+      </w:r>
+      <w:r>
+        <w:rPr>
+          <w:rFonts w:ascii="Arial" w:hAnsi="Arial" w:cs="Arial"/>
           <w:sz w:val="22"/>
           <w:szCs w:val="22"/>
         </w:rPr>
@@ -1553,6 +1613,325 @@
       <w:r>
         <w:rPr>
           <w:rFonts w:ascii="Arial" w:hAnsi="Arial" w:cs="Arial" w:hint="eastAsia"/>
+          <w:sz w:val="22"/>
+          <w:szCs w:val="22"/>
+        </w:rPr>
+        <w:t>Collect</w:t>
+      </w:r>
+      <w:r>
+        <w:rPr>
+          <w:rFonts w:ascii="Arial" w:hAnsi="Arial" w:cs="Arial"/>
+          <w:sz w:val="22"/>
+          <w:szCs w:val="22"/>
+        </w:rPr>
+        <w:t xml:space="preserve">, </w:t>
+      </w:r>
+      <w:r>
+        <w:rPr>
+          <w:rFonts w:ascii="Arial" w:hAnsi="Arial" w:cs="Arial"/>
+          <w:sz w:val="22"/>
+          <w:szCs w:val="22"/>
+        </w:rPr>
+        <w:t>analyze</w:t>
+      </w:r>
+      <w:r>
+        <w:rPr>
+          <w:rFonts w:ascii="Arial" w:hAnsi="Arial" w:cs="Arial"/>
+          <w:sz w:val="22"/>
+          <w:szCs w:val="22"/>
+        </w:rPr>
+        <w:t xml:space="preserve">, and </w:t>
+      </w:r>
+      <w:r>
+        <w:rPr>
+          <w:rFonts w:ascii="Arial" w:hAnsi="Arial" w:cs="Arial"/>
+          <w:sz w:val="22"/>
+          <w:szCs w:val="22"/>
+        </w:rPr>
+        <w:t>manage</w:t>
+      </w:r>
+      <w:r>
+        <w:rPr>
+          <w:rFonts w:ascii="Arial" w:hAnsi="Arial" w:cs="Arial"/>
+          <w:sz w:val="22"/>
+          <w:szCs w:val="22"/>
+        </w:rPr>
+        <w:t xml:space="preserve"> </w:t>
+      </w:r>
+      <w:r>
+        <w:rPr>
+          <w:rFonts w:ascii="Arial" w:hAnsi="Arial" w:cs="Arial"/>
+          <w:sz w:val="22"/>
+          <w:szCs w:val="22"/>
+        </w:rPr>
+        <w:t>intracranial electroencephalogram (</w:t>
+      </w:r>
+      <w:r>
+        <w:rPr>
+          <w:rFonts w:ascii="Arial" w:hAnsi="Arial" w:cs="Arial" w:hint="eastAsia"/>
+          <w:sz w:val="22"/>
+          <w:szCs w:val="22"/>
+        </w:rPr>
+        <w:t>i</w:t>
+      </w:r>
+      <w:r>
+        <w:rPr>
+          <w:rFonts w:ascii="Arial" w:hAnsi="Arial" w:cs="Arial"/>
+          <w:sz w:val="22"/>
+          <w:szCs w:val="22"/>
+        </w:rPr>
+        <w:t>EEG)</w:t>
+      </w:r>
+      <w:r>
+        <w:rPr>
+          <w:rFonts w:ascii="Arial" w:hAnsi="Arial" w:cs="Arial"/>
+          <w:sz w:val="22"/>
+          <w:szCs w:val="22"/>
+        </w:rPr>
+        <w:t xml:space="preserve"> data from neurosurgical patients.</w:t>
+      </w:r>
+    </w:p>
+    <w:p>
+      <w:pPr>
+        <w:tabs>
+          <w:tab w:val="left" w:pos="196"/>
+          <w:tab w:val="left" w:pos="1440"/>
+          <w:tab w:val="left" w:pos="3600"/>
+          <w:tab w:val="left" w:pos="6840"/>
+          <w:tab w:val="left" w:pos="8100"/>
+        </w:tabs>
+        <w:rPr>
+          <w:rFonts w:ascii="Arial" w:eastAsiaTheme="minorEastAsia" w:hAnsi="Arial" w:cs="Arial"/>
+          <w:b/>
+          <w:iCs/>
+          <w:sz w:val="22"/>
+          <w:szCs w:val="22"/>
+        </w:rPr>
+      </w:pPr>
+    </w:p>
+    <w:p>
+      <w:pPr>
+        <w:tabs>
+          <w:tab w:val="left" w:pos="196"/>
+          <w:tab w:val="left" w:pos="1440"/>
+          <w:tab w:val="left" w:pos="3600"/>
+          <w:tab w:val="left" w:pos="6840"/>
+          <w:tab w:val="left" w:pos="8100"/>
+        </w:tabs>
+        <w:rPr>
+          <w:rFonts w:ascii="Arial" w:eastAsiaTheme="minorEastAsia" w:hAnsi="Arial" w:cs="Arial" w:hint="eastAsia"/>
+          <w:sz w:val="22"/>
+          <w:szCs w:val="22"/>
+        </w:rPr>
+      </w:pPr>
+      <w:r>
+        <w:rPr>
+          <w:rFonts w:ascii="Arial" w:eastAsiaTheme="minorEastAsia" w:hAnsi="Arial" w:cs="Arial" w:hint="eastAsia"/>
+          <w:b/>
+          <w:iCs/>
+          <w:sz w:val="22"/>
+          <w:szCs w:val="22"/>
+        </w:rPr>
+        <w:t>Postdoctoral Associate</w:t>
+      </w:r>
+      <w:r>
+        <w:rPr>
+          <w:rFonts w:ascii="Arial" w:eastAsia="Arial Unicode MS" w:hAnsi="Arial" w:cs="Arial"/>
+          <w:b/>
+          <w:iCs/>
+          <w:sz w:val="22"/>
+          <w:szCs w:val="22"/>
+        </w:rPr>
+        <w:t xml:space="preserve">               </w:t>
+      </w:r>
+      <w:r>
+        <w:rPr>
+          <w:rFonts w:ascii="Arial" w:eastAsia="Arial Unicode MS" w:hAnsi="Arial" w:cs="Arial"/>
+          <w:b/>
+          <w:iCs/>
+          <w:sz w:val="22"/>
+          <w:szCs w:val="22"/>
+        </w:rPr>
+        <w:t xml:space="preserve">                                                                        </w:t>
+      </w:r>
+      <w:r>
+        <w:rPr>
+          <w:rFonts w:ascii="Arial" w:eastAsiaTheme="minorEastAsia" w:hAnsi="Arial" w:cs="Arial" w:hint="eastAsia"/>
+          <w:b/>
+          <w:iCs/>
+          <w:sz w:val="22"/>
+          <w:szCs w:val="22"/>
+        </w:rPr>
+        <w:t xml:space="preserve"> </w:t>
+      </w:r>
+      <w:r>
+        <w:rPr>
+          <w:rFonts w:ascii="Arial" w:eastAsiaTheme="minorEastAsia" w:hAnsi="Arial" w:cs="Arial" w:hint="eastAsia"/>
+          <w:b/>
+          <w:iCs/>
+          <w:sz w:val="22"/>
+          <w:szCs w:val="22"/>
+        </w:rPr>
+        <w:t>July 2024</w:t>
+      </w:r>
+      <w:r>
+        <w:rPr>
+          <w:rFonts w:ascii="Arial" w:eastAsia="Arial Unicode MS" w:hAnsi="Arial" w:cs="Arial"/>
+          <w:b/>
+          <w:sz w:val="22"/>
+          <w:szCs w:val="22"/>
+        </w:rPr>
+        <w:t xml:space="preserve"> </w:t>
+      </w:r>
+      <w:r>
+        <w:rPr>
+          <w:rFonts w:ascii="Arial" w:eastAsia="Arial Unicode MS" w:hAnsi="Arial" w:cs="Arial"/>
+          <w:b/>
+          <w:sz w:val="22"/>
+          <w:szCs w:val="22"/>
+        </w:rPr>
+        <w:t>–</w:t>
+      </w:r>
+      <w:r>
+        <w:rPr>
+          <w:rFonts w:ascii="Arial" w:eastAsia="Arial Unicode MS" w:hAnsi="Arial" w:cs="Arial"/>
+          <w:b/>
+          <w:sz w:val="22"/>
+          <w:szCs w:val="22"/>
+        </w:rPr>
+        <w:t xml:space="preserve"> </w:t>
+      </w:r>
+      <w:r>
+        <w:rPr>
+          <w:rFonts w:ascii="Arial" w:eastAsiaTheme="minorEastAsia" w:hAnsi="Arial" w:cs="Arial" w:hint="eastAsia"/>
+          <w:b/>
+          <w:sz w:val="22"/>
+          <w:szCs w:val="22"/>
+        </w:rPr>
+        <w:t>June 2026</w:t>
+      </w:r>
+    </w:p>
+    <w:p>
+      <w:pPr>
+        <w:tabs>
+          <w:tab w:val="left" w:pos="196"/>
+          <w:tab w:val="left" w:pos="1440"/>
+          <w:tab w:val="left" w:pos="3600"/>
+          <w:tab w:val="left" w:pos="6840"/>
+        </w:tabs>
+        <w:ind w:left="450" w:hanging="450"/>
+        <w:jc w:val="both"/>
+        <w:outlineLvl w:val="0"/>
+        <w:rPr>
+          <w:rFonts w:ascii="Arial" w:eastAsiaTheme="minorEastAsia" w:hAnsi="Arial" w:cs="Arial"/>
+          <w:iCs/>
+          <w:sz w:val="22"/>
+          <w:szCs w:val="22"/>
+        </w:rPr>
+      </w:pPr>
+      <w:r>
+        <w:rPr>
+          <w:rFonts w:ascii="Arial" w:eastAsiaTheme="minorEastAsia" w:hAnsi="Arial" w:cs="Arial" w:hint="eastAsia"/>
+          <w:iCs/>
+          <w:sz w:val="22"/>
+          <w:szCs w:val="22"/>
+        </w:rPr>
+        <w:t>Department of Neurology</w:t>
+      </w:r>
+      <w:r>
+        <w:rPr>
+          <w:rFonts w:ascii="Arial" w:eastAsia="Arial Unicode MS" w:hAnsi="Arial" w:cs="Arial"/>
+          <w:iCs/>
+          <w:sz w:val="22"/>
+          <w:szCs w:val="22"/>
+        </w:rPr>
+        <w:t xml:space="preserve">, </w:t>
+      </w:r>
+      <w:r>
+        <w:rPr>
+          <w:rFonts w:ascii="Arial" w:eastAsiaTheme="minorEastAsia" w:hAnsi="Arial" w:cs="Arial" w:hint="eastAsia"/>
+          <w:iCs/>
+          <w:sz w:val="22"/>
+          <w:szCs w:val="22"/>
+        </w:rPr>
+        <w:t>Duke University, Durham, NC, USA</w:t>
+      </w:r>
+    </w:p>
+    <w:p>
+      <w:pPr>
+        <w:tabs>
+          <w:tab w:val="left" w:pos="157"/>
+        </w:tabs>
+        <w:ind w:left="450" w:hanging="450"/>
+        <w:jc w:val="both"/>
+        <w:outlineLvl w:val="0"/>
+        <w:rPr>
+          <w:rFonts w:ascii="Arial" w:eastAsia="Arial Unicode MS" w:hAnsi="Arial" w:cs="Arial"/>
+          <w:sz w:val="22"/>
+          <w:szCs w:val="22"/>
+        </w:rPr>
+      </w:pPr>
+    </w:p>
+    <w:p>
+      <w:pPr>
+        <w:numPr>
+          <w:ilvl w:val="0"/>
+          <w:numId w:val="1"/>
+        </w:numPr>
+        <w:autoSpaceDE w:val="0"/>
+        <w:autoSpaceDN w:val="0"/>
+        <w:adjustRightInd w:val="0"/>
+        <w:spacing w:line="276" w:lineRule="auto"/>
+        <w:jc w:val="both"/>
+        <w:rPr>
+          <w:rFonts w:ascii="Arial" w:hAnsi="Arial" w:cs="Arial"/>
+          <w:sz w:val="22"/>
+          <w:szCs w:val="22"/>
+        </w:rPr>
+      </w:pPr>
+      <w:r>
+        <w:rPr>
+          <w:rFonts w:ascii="Arial" w:hAnsi="Arial" w:cs="Arial" w:hint="eastAsia"/>
+          <w:sz w:val="22"/>
+          <w:szCs w:val="22"/>
+        </w:rPr>
+        <w:t>Led</w:t>
+      </w:r>
+      <w:r>
+        <w:rPr>
+          <w:rFonts w:ascii="Arial" w:hAnsi="Arial" w:cs="Arial"/>
+          <w:sz w:val="22"/>
+          <w:szCs w:val="22"/>
+        </w:rPr>
+        <w:t xml:space="preserve"> a project to </w:t>
+      </w:r>
+      <w:r>
+        <w:rPr>
+          <w:rFonts w:ascii="Arial" w:hAnsi="Arial" w:cs="Arial" w:hint="eastAsia"/>
+          <w:sz w:val="22"/>
+          <w:szCs w:val="22"/>
+        </w:rPr>
+        <w:t>d</w:t>
+      </w:r>
+      <w:r>
+        <w:rPr>
+          <w:rFonts w:ascii="Arial" w:hAnsi="Arial" w:cs="Arial" w:hint="eastAsia"/>
+          <w:sz w:val="22"/>
+          <w:szCs w:val="22"/>
+        </w:rPr>
+        <w:t>esign and establish an experiment to</w:t>
+      </w:r>
+      <w:r>
+        <w:rPr>
+          <w:rFonts w:ascii="Arial" w:hAnsi="Arial" w:cs="Arial" w:hint="eastAsia"/>
+          <w:sz w:val="22"/>
+          <w:szCs w:val="22"/>
+        </w:rPr>
+        <w:t xml:space="preserve"> </w:t>
+      </w:r>
+      <w:r>
+        <w:rPr>
+          <w:rFonts w:ascii="Arial" w:hAnsi="Arial" w:cs="Arial" w:hint="eastAsia"/>
           <w:b/>
           <w:bCs/>
           <w:sz w:val="22"/>
@@ -1630,6 +2009,14 @@
           <w:sz w:val="22"/>
           <w:szCs w:val="22"/>
         </w:rPr>
+        <w:t>ed</w:t>
+      </w:r>
+      <w:r>
+        <w:rPr>
+          <w:rFonts w:ascii="Arial" w:hAnsi="Arial" w:cs="Arial" w:hint="eastAsia"/>
+          <w:sz w:val="22"/>
+          <w:szCs w:val="22"/>
+        </w:rPr>
         <w:t>, analy</w:t>
       </w:r>
       <w:r>
@@ -1646,6 +2033,14 @@
           <w:sz w:val="22"/>
           <w:szCs w:val="22"/>
         </w:rPr>
+        <w:t>d</w:t>
+      </w:r>
+      <w:r>
+        <w:rPr>
+          <w:rFonts w:ascii="Arial" w:hAnsi="Arial" w:cs="Arial" w:hint="eastAsia"/>
+          <w:sz w:val="22"/>
+          <w:szCs w:val="22"/>
+        </w:rPr>
         <w:t xml:space="preserve">, and </w:t>
       </w:r>
       <w:r>
@@ -1654,7 +2049,7 @@
           <w:sz w:val="22"/>
           <w:szCs w:val="22"/>
         </w:rPr>
-        <w:t>maintain</w:t>
+        <w:t>maintained</w:t>
       </w:r>
       <w:r>
         <w:rPr>
@@ -1670,33 +2065,31 @@
           <w:sz w:val="22"/>
           <w:szCs w:val="22"/>
         </w:rPr>
-        <w:t>neurosurgical patients' intracranial electroencephalogram (</w:t>
-      </w:r>
-      <w:proofErr w:type="spellStart"/>
-      <w:r>
-        <w:rPr>
-          <w:rFonts w:ascii="Arial" w:hAnsi="Arial" w:cs="Arial" w:hint="eastAsia"/>
-          <w:sz w:val="22"/>
-          <w:szCs w:val="22"/>
-        </w:rPr>
-        <w:t>i</w:t>
-      </w:r>
-      <w:r>
-        <w:rPr>
-          <w:rFonts w:ascii="Arial" w:hAnsi="Arial" w:cs="Arial"/>
-          <w:sz w:val="22"/>
-          <w:szCs w:val="22"/>
-        </w:rPr>
-        <w:t>EEG</w:t>
-      </w:r>
-      <w:proofErr w:type="spellEnd"/>
-      <w:r>
-        <w:rPr>
-          <w:rFonts w:ascii="Arial" w:hAnsi="Arial" w:cs="Arial"/>
-          <w:sz w:val="22"/>
-          <w:szCs w:val="22"/>
-        </w:rPr>
-        <w:t>) data</w:t>
+        <w:t>neurosurgical patients</w:t>
+      </w:r>
+      <w:r>
+        <w:rPr>
+          <w:rFonts w:ascii="Arial" w:hAnsi="Arial" w:cs="Arial"/>
+          <w:sz w:val="22"/>
+          <w:szCs w:val="22"/>
+        </w:rPr>
+        <w:t>’ iEEG</w:t>
+      </w:r>
+      <w:r>
+        <w:rPr>
+          <w:rFonts w:ascii="Arial" w:hAnsi="Arial" w:cs="Arial" w:hint="eastAsia"/>
+          <w:sz w:val="22"/>
+          <w:szCs w:val="22"/>
+        </w:rPr>
+        <w:t xml:space="preserve"> </w:t>
+      </w:r>
+      <w:r>
+        <w:rPr>
+          <w:rFonts w:ascii="Arial" w:hAnsi="Arial" w:cs="Arial"/>
+          <w:sz w:val="22"/>
+          <w:szCs w:val="22"/>
+        </w:rPr>
+        <w:t>data</w:t>
       </w:r>
       <w:r>
         <w:rPr>
@@ -2302,7 +2695,15 @@
           <w:sz w:val="22"/>
           <w:szCs w:val="22"/>
         </w:rPr>
-        <w:t>Lead a project to a</w:t>
+        <w:t>Led</w:t>
+      </w:r>
+      <w:r>
+        <w:rPr>
+          <w:rFonts w:ascii="Arial" w:hAnsi="Arial" w:cs="Arial" w:hint="eastAsia"/>
+          <w:sz w:val="22"/>
+          <w:szCs w:val="22"/>
+        </w:rPr>
+        <w:t xml:space="preserve"> a project to a</w:t>
       </w:r>
       <w:r>
         <w:rPr>
@@ -2366,33 +2767,15 @@
           <w:sz w:val="22"/>
           <w:szCs w:val="22"/>
         </w:rPr>
-        <w:t xml:space="preserve">a TMS </w:t>
-      </w:r>
-      <w:proofErr w:type="gramStart"/>
-      <w:r>
-        <w:rPr>
-          <w:rFonts w:ascii="Arial" w:hAnsi="Arial" w:cs="Arial" w:hint="eastAsia"/>
-          <w:sz w:val="22"/>
-          <w:szCs w:val="22"/>
-        </w:rPr>
-        <w:t xml:space="preserve">experiment, </w:t>
-      </w:r>
-      <w:r>
-        <w:rPr>
-          <w:rFonts w:ascii="Arial" w:hAnsi="Arial" w:cs="Arial"/>
-          <w:sz w:val="22"/>
-          <w:szCs w:val="22"/>
-        </w:rPr>
-        <w:t>and</w:t>
-      </w:r>
-      <w:proofErr w:type="gramEnd"/>
-      <w:r>
-        <w:rPr>
-          <w:rFonts w:ascii="Arial" w:hAnsi="Arial" w:cs="Arial"/>
-          <w:sz w:val="22"/>
-          <w:szCs w:val="22"/>
-        </w:rPr>
-        <w:t xml:space="preserve"> </w:t>
+        <w:t xml:space="preserve">a TMS experiment, </w:t>
+      </w:r>
+      <w:r>
+        <w:rPr>
+          <w:rFonts w:ascii="Arial" w:hAnsi="Arial" w:cs="Arial"/>
+          <w:sz w:val="22"/>
+          <w:szCs w:val="22"/>
+        </w:rPr>
+        <w:t xml:space="preserve">and </w:t>
       </w:r>
       <w:r>
         <w:rPr>
@@ -2532,29 +2915,7 @@
           <w:sz w:val="22"/>
           <w:szCs w:val="22"/>
         </w:rPr>
-        <w:t xml:space="preserve"> (</w:t>
-      </w:r>
-      <w:proofErr w:type="spellStart"/>
-      <w:r>
-        <w:rPr>
-          <w:rFonts w:ascii="Arial" w:eastAsiaTheme="minorEastAsia" w:hAnsi="Arial" w:cs="Arial" w:hint="eastAsia"/>
-          <w:b/>
-          <w:bCs/>
-          <w:sz w:val="22"/>
-          <w:szCs w:val="22"/>
-        </w:rPr>
-        <w:t>tACS</w:t>
-      </w:r>
-      <w:proofErr w:type="spellEnd"/>
-      <w:r>
-        <w:rPr>
-          <w:rFonts w:ascii="Arial" w:eastAsiaTheme="minorEastAsia" w:hAnsi="Arial" w:cs="Arial" w:hint="eastAsia"/>
-          <w:b/>
-          <w:bCs/>
-          <w:sz w:val="22"/>
-          <w:szCs w:val="22"/>
-        </w:rPr>
-        <w:t>)</w:t>
+        <w:t xml:space="preserve"> (tACS)</w:t>
       </w:r>
       <w:r>
         <w:rPr>
@@ -2591,6 +2952,7 @@
           <w:sz w:val="22"/>
           <w:szCs w:val="22"/>
         </w:rPr>
+        <w:lastRenderedPageBreak/>
         <w:t>Led</w:t>
       </w:r>
       <w:r>
@@ -2641,7 +3003,6 @@
         </w:rPr>
         <w:t xml:space="preserve"> dual-site </w:t>
       </w:r>
-      <w:proofErr w:type="spellStart"/>
       <w:r>
         <w:rPr>
           <w:rFonts w:ascii="Arial" w:hAnsi="Arial" w:cs="Arial" w:hint="eastAsia"/>
@@ -2650,7 +3011,6 @@
         </w:rPr>
         <w:t>tACS</w:t>
       </w:r>
-      <w:proofErr w:type="spellEnd"/>
       <w:r>
         <w:rPr>
           <w:rFonts w:ascii="Arial" w:hAnsi="Arial" w:cs="Arial" w:hint="eastAsia"/>
@@ -2862,7 +3222,6 @@
         </w:rPr>
         <w:t>comprehension</w:t>
       </w:r>
-      <w:proofErr w:type="gramStart"/>
       <w:r>
         <w:rPr>
           <w:rFonts w:ascii="Arial" w:eastAsiaTheme="minorEastAsia" w:hAnsi="Arial" w:cs="Arial" w:hint="eastAsia"/>
@@ -2870,25 +3229,1089 @@
         </w:rPr>
         <w:t>.</w:t>
       </w:r>
-      <w:proofErr w:type="gramEnd"/>
-    </w:p>
-    <w:p>
-      <w:pPr>
-        <w:rPr>
-          <w:rFonts w:ascii="Arial" w:hAnsi="Arial" w:cs="Arial"/>
-          <w:b/>
-          <w:sz w:val="22"/>
-          <w:szCs w:val="22"/>
-        </w:rPr>
-      </w:pPr>
-      <w:r>
-        <w:rPr>
-          <w:rFonts w:ascii="Arial" w:hAnsi="Arial" w:cs="Arial"/>
-          <w:b/>
-          <w:sz w:val="22"/>
-          <w:szCs w:val="22"/>
-        </w:rPr>
-        <w:br w:type="page"/>
+    </w:p>
+    <w:p>
+      <w:pPr>
+        <w:pBdr>
+          <w:bottom w:val="single" w:sz="6" w:space="1" w:color="auto"/>
+        </w:pBdr>
+        <w:rPr>
+          <w:rFonts w:ascii="Arial" w:hAnsi="Arial" w:cs="Arial"/>
+          <w:b/>
+          <w:sz w:val="22"/>
+          <w:szCs w:val="22"/>
+        </w:rPr>
+      </w:pPr>
+      <w:r>
+        <w:rPr>
+          <w:rFonts w:ascii="Arial" w:hAnsi="Arial" w:cs="Arial"/>
+          <w:b/>
+          <w:sz w:val="28"/>
+          <w:szCs w:val="28"/>
+        </w:rPr>
+        <w:t>P</w:t>
+      </w:r>
+      <w:r>
+        <w:rPr>
+          <w:rFonts w:ascii="Arial" w:hAnsi="Arial" w:cs="Arial"/>
+          <w:b/>
+          <w:sz w:val="22"/>
+          <w:szCs w:val="22"/>
+        </w:rPr>
+        <w:t xml:space="preserve">EER </w:t>
+      </w:r>
+      <w:r>
+        <w:rPr>
+          <w:rFonts w:ascii="Arial" w:hAnsi="Arial" w:cs="Arial"/>
+          <w:b/>
+          <w:sz w:val="28"/>
+          <w:szCs w:val="28"/>
+        </w:rPr>
+        <w:t>R</w:t>
+      </w:r>
+      <w:r>
+        <w:rPr>
+          <w:rFonts w:ascii="Arial" w:hAnsi="Arial" w:cs="Arial"/>
+          <w:b/>
+          <w:sz w:val="22"/>
+          <w:szCs w:val="22"/>
+        </w:rPr>
+        <w:t xml:space="preserve">EVIEWED </w:t>
+      </w:r>
+      <w:r>
+        <w:rPr>
+          <w:rFonts w:ascii="Arial" w:hAnsi="Arial" w:cs="Arial"/>
+          <w:b/>
+          <w:sz w:val="28"/>
+          <w:szCs w:val="28"/>
+        </w:rPr>
+        <w:t>P</w:t>
+      </w:r>
+      <w:r>
+        <w:rPr>
+          <w:rFonts w:ascii="Arial" w:hAnsi="Arial" w:cs="Arial"/>
+          <w:b/>
+          <w:sz w:val="22"/>
+          <w:szCs w:val="22"/>
+        </w:rPr>
+        <w:t>UBLICATIONS</w:t>
+      </w:r>
+    </w:p>
+    <w:p>
+      <w:pPr>
+        <w:pStyle w:val="ListParagraph"/>
+        <w:numPr>
+          <w:ilvl w:val="0"/>
+          <w:numId w:val="2"/>
+        </w:numPr>
+        <w:spacing w:before="120" w:after="120"/>
+        <w:contextualSpacing w:val="0"/>
+        <w:rPr>
+          <w:rFonts w:ascii="Arial" w:hAnsi="Arial" w:cs="Arial"/>
+          <w:szCs w:val="21"/>
+        </w:rPr>
+      </w:pPr>
+      <w:r>
+        <w:rPr>
+          <w:rFonts w:ascii="Arial" w:hAnsi="Arial" w:cs="Arial"/>
+          <w:szCs w:val="21"/>
+        </w:rPr>
+        <w:t>Hu</w:t>
+      </w:r>
+      <w:r>
+        <w:rPr>
+          <w:rFonts w:ascii="Arial" w:eastAsiaTheme="minorEastAsia" w:hAnsi="Arial" w:cs="Arial" w:hint="eastAsia"/>
+          <w:szCs w:val="21"/>
+          <w:lang w:eastAsia="zh-CN"/>
+        </w:rPr>
+        <w:t>, W.</w:t>
+      </w:r>
+      <w:r>
+        <w:rPr>
+          <w:rFonts w:ascii="Arial" w:hAnsi="Arial" w:cs="Arial"/>
+          <w:szCs w:val="21"/>
+          <w:vertAlign w:val="superscript"/>
+        </w:rPr>
+        <w:t>#</w:t>
+      </w:r>
+      <w:r>
+        <w:rPr>
+          <w:rFonts w:ascii="Arial" w:hAnsi="Arial" w:cs="Arial"/>
+          <w:szCs w:val="21"/>
+        </w:rPr>
+        <w:t xml:space="preserve">, </w:t>
+      </w:r>
+      <w:r>
+        <w:rPr>
+          <w:rFonts w:ascii="Arial" w:hAnsi="Arial" w:cs="Arial"/>
+          <w:b/>
+          <w:bCs/>
+          <w:szCs w:val="21"/>
+        </w:rPr>
+        <w:t>Liang</w:t>
+      </w:r>
+      <w:r>
+        <w:rPr>
+          <w:rFonts w:ascii="Arial" w:eastAsiaTheme="minorEastAsia" w:hAnsi="Arial" w:cs="Arial" w:hint="eastAsia"/>
+          <w:b/>
+          <w:bCs/>
+          <w:szCs w:val="21"/>
+          <w:lang w:eastAsia="zh-CN"/>
+        </w:rPr>
+        <w:t>, B.</w:t>
+      </w:r>
+      <w:r>
+        <w:rPr>
+          <w:rFonts w:ascii="Arial" w:hAnsi="Arial" w:cs="Arial"/>
+          <w:b/>
+          <w:bCs/>
+          <w:szCs w:val="21"/>
+          <w:vertAlign w:val="superscript"/>
+        </w:rPr>
+        <w:t>#</w:t>
+      </w:r>
+      <w:r>
+        <w:rPr>
+          <w:rFonts w:ascii="Arial" w:hAnsi="Arial" w:cs="Arial"/>
+          <w:szCs w:val="21"/>
+        </w:rPr>
+        <w:t>,</w:t>
+      </w:r>
+      <w:r>
+        <w:rPr>
+          <w:rFonts w:ascii="Arial" w:eastAsiaTheme="minorEastAsia" w:hAnsi="Arial" w:cs="Arial" w:hint="eastAsia"/>
+          <w:szCs w:val="21"/>
+          <w:lang w:eastAsia="zh-CN"/>
+        </w:rPr>
+        <w:t xml:space="preserve"> </w:t>
+      </w:r>
+      <w:r>
+        <w:rPr>
+          <w:rFonts w:ascii="Arial" w:hAnsi="Arial" w:cs="Arial"/>
+          <w:szCs w:val="21"/>
+        </w:rPr>
+        <w:t>Du</w:t>
+      </w:r>
+      <w:r>
+        <w:rPr>
+          <w:rFonts w:ascii="Arial" w:eastAsiaTheme="minorEastAsia" w:hAnsi="Arial" w:cs="Arial" w:hint="eastAsia"/>
+          <w:szCs w:val="21"/>
+          <w:lang w:eastAsia="zh-CN"/>
+        </w:rPr>
+        <w:t>, Y.</w:t>
+      </w:r>
+      <w:r>
+        <w:rPr>
+          <w:rFonts w:ascii="Arial" w:eastAsiaTheme="minorEastAsia" w:hAnsi="Arial" w:cs="Arial" w:hint="eastAsia"/>
+          <w:szCs w:val="21"/>
+          <w:lang w:eastAsia="zh-CN"/>
+        </w:rPr>
+        <w:t>*</w:t>
+      </w:r>
+      <w:r>
+        <w:rPr>
+          <w:rFonts w:ascii="Arial" w:eastAsiaTheme="minorEastAsia" w:hAnsi="Arial" w:cs="Arial" w:hint="eastAsia"/>
+          <w:szCs w:val="21"/>
+          <w:lang w:eastAsia="zh-CN"/>
+        </w:rPr>
+        <w:t xml:space="preserve"> (2026).</w:t>
+      </w:r>
+      <w:r>
+        <w:rPr>
+          <w:rFonts w:ascii="Arial" w:hAnsi="Arial" w:cs="Arial" w:hint="eastAsia"/>
+          <w:szCs w:val="21"/>
+        </w:rPr>
+        <w:t xml:space="preserve"> </w:t>
+      </w:r>
+      <w:bookmarkStart w:id="0" w:name="OLE_LINK521"/>
+      <w:bookmarkStart w:id="1" w:name="OLE_LINK520"/>
+      <w:r>
+        <w:rPr>
+          <w:rFonts w:ascii="Arial" w:hAnsi="Arial" w:cs="Arial" w:hint="eastAsia"/>
+          <w:szCs w:val="21"/>
+        </w:rPr>
+        <w:t>Singing e</w:t>
+      </w:r>
+      <w:r>
+        <w:rPr>
+          <w:rFonts w:ascii="Arial" w:hAnsi="Arial" w:cs="Arial"/>
+          <w:szCs w:val="21"/>
+        </w:rPr>
+        <w:t>nhanc</w:t>
+      </w:r>
+      <w:r>
+        <w:rPr>
+          <w:rFonts w:ascii="Arial" w:hAnsi="Arial" w:cs="Arial" w:hint="eastAsia"/>
+          <w:szCs w:val="21"/>
+        </w:rPr>
+        <w:t>es</w:t>
+      </w:r>
+      <w:r>
+        <w:rPr>
+          <w:rFonts w:ascii="Arial" w:hAnsi="Arial" w:cs="Arial"/>
+          <w:szCs w:val="21"/>
+        </w:rPr>
+        <w:t xml:space="preserve"> </w:t>
+      </w:r>
+      <w:r>
+        <w:rPr>
+          <w:rFonts w:ascii="Arial" w:hAnsi="Arial" w:cs="Arial" w:hint="eastAsia"/>
+          <w:szCs w:val="21"/>
+        </w:rPr>
+        <w:t>p</w:t>
+      </w:r>
+      <w:r>
+        <w:rPr>
+          <w:rFonts w:ascii="Arial" w:hAnsi="Arial" w:cs="Arial"/>
+          <w:szCs w:val="21"/>
+        </w:rPr>
+        <w:t xml:space="preserve">oetry </w:t>
+      </w:r>
+      <w:r>
+        <w:rPr>
+          <w:rFonts w:ascii="Arial" w:hAnsi="Arial" w:cs="Arial" w:hint="eastAsia"/>
+          <w:szCs w:val="21"/>
+        </w:rPr>
+        <w:t>learning and m</w:t>
+      </w:r>
+      <w:r>
+        <w:rPr>
+          <w:rFonts w:ascii="Arial" w:hAnsi="Arial" w:cs="Arial"/>
+          <w:szCs w:val="21"/>
+        </w:rPr>
+        <w:t>emor</w:t>
+      </w:r>
+      <w:r>
+        <w:rPr>
+          <w:rFonts w:ascii="Arial" w:hAnsi="Arial" w:cs="Arial" w:hint="eastAsia"/>
+          <w:szCs w:val="21"/>
+        </w:rPr>
+        <w:t>ization</w:t>
+      </w:r>
+      <w:r>
+        <w:rPr>
+          <w:rFonts w:ascii="Arial" w:hAnsi="Arial" w:cs="Arial"/>
+          <w:szCs w:val="21"/>
+        </w:rPr>
+        <w:t xml:space="preserve"> in </w:t>
+      </w:r>
+      <w:r>
+        <w:rPr>
+          <w:rFonts w:ascii="Arial" w:hAnsi="Arial" w:cs="Arial" w:hint="eastAsia"/>
+          <w:szCs w:val="21"/>
+        </w:rPr>
+        <w:t>preschool</w:t>
+      </w:r>
+      <w:r>
+        <w:rPr>
+          <w:rFonts w:ascii="Arial" w:hAnsi="Arial" w:cs="Arial"/>
+          <w:szCs w:val="21"/>
+        </w:rPr>
+        <w:t xml:space="preserve"> </w:t>
+      </w:r>
+      <w:r>
+        <w:rPr>
+          <w:rFonts w:ascii="Arial" w:hAnsi="Arial" w:cs="Arial" w:hint="eastAsia"/>
+          <w:szCs w:val="21"/>
+        </w:rPr>
+        <w:t>c</w:t>
+      </w:r>
+      <w:r>
+        <w:rPr>
+          <w:rFonts w:ascii="Arial" w:hAnsi="Arial" w:cs="Arial"/>
+          <w:szCs w:val="21"/>
+        </w:rPr>
+        <w:t>hildren</w:t>
+      </w:r>
+      <w:bookmarkEnd w:id="0"/>
+      <w:bookmarkEnd w:id="1"/>
+      <w:r>
+        <w:rPr>
+          <w:rFonts w:ascii="Arial" w:eastAsiaTheme="minorEastAsia" w:hAnsi="Arial" w:cs="Arial" w:hint="eastAsia"/>
+          <w:szCs w:val="21"/>
+          <w:lang w:eastAsia="zh-CN"/>
+        </w:rPr>
+        <w:t xml:space="preserve">. </w:t>
+      </w:r>
+      <w:bookmarkStart w:id="2" w:name="_Hlk211158962"/>
+      <w:r>
+        <w:rPr>
+          <w:rFonts w:ascii="Arial" w:eastAsiaTheme="minorEastAsia" w:hAnsi="Arial" w:cs="Arial"/>
+          <w:b/>
+          <w:bCs/>
+          <w:i/>
+          <w:iCs/>
+          <w:szCs w:val="21"/>
+          <w:lang w:eastAsia="zh-CN"/>
+        </w:rPr>
+        <w:t>Annals of the New York Academy of Sciences</w:t>
+      </w:r>
+      <w:r>
+        <w:rPr>
+          <w:rFonts w:ascii="Arial" w:eastAsiaTheme="minorEastAsia" w:hAnsi="Arial" w:cs="Arial" w:hint="eastAsia"/>
+          <w:szCs w:val="21"/>
+          <w:lang w:eastAsia="zh-CN"/>
+        </w:rPr>
+        <w:t xml:space="preserve"> </w:t>
+      </w:r>
+      <w:r>
+        <w:rPr>
+          <w:rFonts w:ascii="Arial" w:eastAsiaTheme="minorEastAsia" w:hAnsi="Arial" w:cs="Arial" w:hint="eastAsia"/>
+          <w:szCs w:val="21"/>
+          <w:lang w:eastAsia="zh-CN"/>
+        </w:rPr>
+        <w:t>(</w:t>
+      </w:r>
+      <w:bookmarkEnd w:id="2"/>
+      <w:r>
+        <w:rPr>
+          <w:rFonts w:ascii="Arial" w:eastAsiaTheme="minorEastAsia" w:hAnsi="Arial" w:cs="Arial"/>
+          <w:szCs w:val="21"/>
+          <w:lang w:eastAsia="zh-CN"/>
+        </w:rPr>
+        <w:t>In Press</w:t>
+      </w:r>
+      <w:r>
+        <w:rPr>
+          <w:rFonts w:ascii="Arial" w:eastAsiaTheme="minorEastAsia" w:hAnsi="Arial" w:cs="Arial" w:hint="eastAsia"/>
+          <w:szCs w:val="21"/>
+          <w:lang w:eastAsia="zh-CN"/>
+        </w:rPr>
+        <w:t>)</w:t>
+      </w:r>
+      <w:r>
+        <w:rPr>
+          <w:rFonts w:ascii="Arial" w:eastAsiaTheme="minorEastAsia" w:hAnsi="Arial" w:cs="Arial" w:hint="eastAsia"/>
+          <w:szCs w:val="21"/>
+          <w:lang w:eastAsia="zh-CN"/>
+        </w:rPr>
+        <w:t xml:space="preserve">. </w:t>
+      </w:r>
+      <w:r>
+        <w:rPr>
+          <w:rFonts w:ascii="Arial" w:eastAsiaTheme="minorEastAsia" w:hAnsi="Arial" w:cs="Arial" w:hint="eastAsia"/>
+          <w:szCs w:val="21"/>
+          <w:lang w:eastAsia="zh-CN"/>
+        </w:rPr>
+        <w:t>[Co-first author]</w:t>
+      </w:r>
+    </w:p>
+    <w:p>
+      <w:pPr>
+        <w:pStyle w:val="ListParagraph"/>
+        <w:numPr>
+          <w:ilvl w:val="0"/>
+          <w:numId w:val="2"/>
+        </w:numPr>
+        <w:spacing w:before="120" w:after="120"/>
+        <w:contextualSpacing w:val="0"/>
+        <w:rPr>
+          <w:rFonts w:ascii="Arial" w:hAnsi="Arial" w:cs="Arial"/>
+          <w:szCs w:val="21"/>
+        </w:rPr>
+      </w:pPr>
+      <w:r>
+        <w:rPr>
+          <w:rFonts w:ascii="Arial" w:hAnsi="Arial" w:cs="Arial"/>
+          <w:szCs w:val="21"/>
+        </w:rPr>
+        <w:t>Wang, Y.</w:t>
+      </w:r>
+      <w:r>
+        <w:rPr>
+          <w:rFonts w:ascii="Arial" w:hAnsi="Arial" w:cs="Arial"/>
+          <w:szCs w:val="21"/>
+          <w:vertAlign w:val="superscript"/>
+        </w:rPr>
+        <w:t>#</w:t>
+      </w:r>
+      <w:r>
+        <w:rPr>
+          <w:rFonts w:ascii="Arial" w:hAnsi="Arial" w:cs="Arial"/>
+          <w:szCs w:val="21"/>
+        </w:rPr>
+        <w:t>, Yu, K.</w:t>
+      </w:r>
+      <w:r>
+        <w:rPr>
+          <w:rFonts w:ascii="Arial" w:hAnsi="Arial" w:cs="Arial"/>
+          <w:szCs w:val="21"/>
+          <w:vertAlign w:val="superscript"/>
+        </w:rPr>
+        <w:t>#</w:t>
+      </w:r>
+      <w:r>
+        <w:rPr>
+          <w:rFonts w:ascii="Arial" w:hAnsi="Arial" w:cs="Arial"/>
+          <w:szCs w:val="21"/>
+        </w:rPr>
+        <w:t xml:space="preserve">, Yin, S., </w:t>
+      </w:r>
+      <w:r>
+        <w:rPr>
+          <w:rFonts w:ascii="Arial" w:hAnsi="Arial" w:cs="Arial"/>
+          <w:b/>
+          <w:bCs/>
+          <w:szCs w:val="21"/>
+        </w:rPr>
+        <w:t>Liang, B.</w:t>
+      </w:r>
+      <w:r>
+        <w:rPr>
+          <w:rFonts w:ascii="Arial" w:hAnsi="Arial" w:cs="Arial"/>
+          <w:szCs w:val="21"/>
+        </w:rPr>
+        <w:t xml:space="preserve">*, Wang, R.* (2026). Theta and gamma transcranial alternating current stimulation (tACS) modulate Mandarin consonant and lexical tone perception. </w:t>
+      </w:r>
+      <w:r>
+        <w:rPr>
+          <w:rFonts w:ascii="Arial" w:hAnsi="Arial" w:cs="Arial"/>
+          <w:b/>
+          <w:bCs/>
+          <w:i/>
+          <w:iCs/>
+          <w:szCs w:val="21"/>
+        </w:rPr>
+        <w:t>Neurobiology of Language</w:t>
+      </w:r>
+      <w:r>
+        <w:rPr>
+          <w:rFonts w:ascii="Arial" w:hAnsi="Arial" w:cs="Arial"/>
+          <w:szCs w:val="21"/>
+        </w:rPr>
+        <w:t>. (</w:t>
+      </w:r>
+      <w:r>
+        <w:rPr>
+          <w:rFonts w:ascii="Arial" w:hAnsi="Arial" w:cs="Arial"/>
+          <w:szCs w:val="21"/>
+        </w:rPr>
+        <w:t>In Press</w:t>
+      </w:r>
+      <w:r>
+        <w:rPr>
+          <w:rFonts w:ascii="Arial" w:hAnsi="Arial" w:cs="Arial"/>
+          <w:szCs w:val="21"/>
+        </w:rPr>
+        <w:t>). (Preprint available on bioRxiv: 2025, 679546). [Co-corresponding author]</w:t>
+      </w:r>
+    </w:p>
+    <w:p>
+      <w:pPr>
+        <w:pStyle w:val="ListParagraph"/>
+        <w:numPr>
+          <w:ilvl w:val="0"/>
+          <w:numId w:val="2"/>
+        </w:numPr>
+        <w:spacing w:before="120" w:after="120"/>
+        <w:contextualSpacing w:val="0"/>
+        <w:rPr>
+          <w:rFonts w:ascii="Arial" w:hAnsi="Arial" w:cs="Arial"/>
+          <w:szCs w:val="21"/>
+        </w:rPr>
+      </w:pPr>
+      <w:r>
+        <w:rPr>
+          <w:rFonts w:ascii="Arial" w:hAnsi="Arial" w:cs="Arial"/>
+          <w:szCs w:val="21"/>
+        </w:rPr>
+        <w:t>Zhao, W.</w:t>
+      </w:r>
+      <w:r>
+        <w:rPr>
+          <w:rFonts w:ascii="Arial" w:hAnsi="Arial" w:cs="Arial"/>
+          <w:szCs w:val="21"/>
+          <w:vertAlign w:val="superscript"/>
+        </w:rPr>
+        <w:t>#</w:t>
+      </w:r>
+      <w:r>
+        <w:rPr>
+          <w:rFonts w:ascii="Arial" w:hAnsi="Arial" w:cs="Arial"/>
+          <w:szCs w:val="21"/>
+        </w:rPr>
+        <w:t>, Shi, W.</w:t>
+      </w:r>
+      <w:r>
+        <w:rPr>
+          <w:rFonts w:ascii="Arial" w:hAnsi="Arial" w:cs="Arial"/>
+          <w:szCs w:val="21"/>
+          <w:vertAlign w:val="superscript"/>
+        </w:rPr>
+        <w:t>#</w:t>
+      </w:r>
+      <w:r>
+        <w:rPr>
+          <w:rFonts w:ascii="Arial" w:hAnsi="Arial" w:cs="Arial"/>
+          <w:szCs w:val="21"/>
+        </w:rPr>
+        <w:t xml:space="preserve">, </w:t>
+      </w:r>
+      <w:r>
+        <w:rPr>
+          <w:rFonts w:ascii="Arial" w:hAnsi="Arial" w:cs="Arial"/>
+          <w:b/>
+          <w:bCs/>
+          <w:szCs w:val="21"/>
+        </w:rPr>
+        <w:t>Liang, B.</w:t>
+      </w:r>
+      <w:r>
+        <w:rPr>
+          <w:rFonts w:ascii="Arial" w:hAnsi="Arial" w:cs="Arial"/>
+          <w:szCs w:val="21"/>
+        </w:rPr>
+        <w:t>, Ma, L., Zhang, G., Lin, N.*</w:t>
+      </w:r>
+      <w:r>
+        <w:rPr>
+          <w:rFonts w:ascii="Arial" w:eastAsiaTheme="minorEastAsia" w:hAnsi="Arial" w:cs="Arial" w:hint="eastAsia"/>
+          <w:szCs w:val="21"/>
+          <w:lang w:eastAsia="zh-CN"/>
+        </w:rPr>
+        <w:t xml:space="preserve"> </w:t>
+      </w:r>
+      <w:r>
+        <w:rPr>
+          <w:rFonts w:ascii="Arial" w:eastAsiaTheme="minorEastAsia" w:hAnsi="Arial" w:cs="Arial"/>
+          <w:szCs w:val="21"/>
+          <w:lang w:eastAsia="zh-CN"/>
+        </w:rPr>
+        <w:t>(2026).</w:t>
+      </w:r>
+      <w:r>
+        <w:rPr>
+          <w:rFonts w:ascii="Arial" w:eastAsiaTheme="minorEastAsia" w:hAnsi="Arial" w:cs="Arial" w:hint="eastAsia"/>
+          <w:szCs w:val="21"/>
+          <w:lang w:eastAsia="zh-CN"/>
+        </w:rPr>
+        <w:t xml:space="preserve"> </w:t>
+      </w:r>
+      <w:r>
+        <w:rPr>
+          <w:rFonts w:ascii="Arial" w:eastAsiaTheme="minorEastAsia" w:hAnsi="Arial" w:cs="Arial"/>
+          <w:szCs w:val="21"/>
+          <w:lang w:eastAsia="zh-CN"/>
+        </w:rPr>
+        <w:t>TMS</w:t>
+      </w:r>
+      <w:r>
+        <w:rPr>
+          <w:rFonts w:ascii="Arial" w:eastAsiaTheme="minorEastAsia" w:hAnsi="Arial" w:cs="Arial"/>
+          <w:szCs w:val="21"/>
+          <w:lang w:eastAsia="zh-CN"/>
+        </w:rPr>
+        <w:t xml:space="preserve"> reveals hybrid neural functions underlying the sentence superiority effect</w:t>
+      </w:r>
+      <w:r>
+        <w:rPr>
+          <w:rFonts w:ascii="Arial" w:eastAsiaTheme="minorEastAsia" w:hAnsi="Arial" w:cs="Arial" w:hint="eastAsia"/>
+          <w:szCs w:val="21"/>
+          <w:lang w:eastAsia="zh-CN"/>
+        </w:rPr>
+        <w:t xml:space="preserve">. </w:t>
+      </w:r>
+      <w:r>
+        <w:rPr>
+          <w:rFonts w:ascii="Arial" w:hAnsi="Arial" w:cs="Arial"/>
+          <w:b/>
+          <w:bCs/>
+          <w:i/>
+          <w:iCs/>
+          <w:szCs w:val="21"/>
+        </w:rPr>
+        <w:t>Neurobiology of Language</w:t>
+      </w:r>
+      <w:r>
+        <w:rPr>
+          <w:rFonts w:ascii="Arial" w:hAnsi="Arial" w:cs="Arial"/>
+          <w:szCs w:val="21"/>
+        </w:rPr>
+        <w:t>. (Provisionally Accepted).</w:t>
+      </w:r>
+    </w:p>
+    <w:p>
+      <w:pPr>
+        <w:pStyle w:val="ListParagraph"/>
+        <w:numPr>
+          <w:ilvl w:val="0"/>
+          <w:numId w:val="2"/>
+        </w:numPr>
+        <w:ind w:left="714" w:hanging="357"/>
+        <w:contextualSpacing w:val="0"/>
+        <w:rPr>
+          <w:rFonts w:ascii="Arial" w:hAnsi="Arial" w:cs="Arial"/>
+          <w:szCs w:val="21"/>
+        </w:rPr>
+      </w:pPr>
+      <w:r>
+        <w:rPr>
+          <w:rFonts w:ascii="Arial" w:hAnsi="Arial" w:cs="Arial"/>
+          <w:b/>
+          <w:bCs/>
+          <w:szCs w:val="21"/>
+        </w:rPr>
+        <w:t>Liang,</w:t>
+      </w:r>
+      <w:r>
+        <w:rPr>
+          <w:rFonts w:ascii="Arial" w:eastAsiaTheme="minorEastAsia" w:hAnsi="Arial" w:cs="Arial" w:hint="eastAsia"/>
+          <w:b/>
+          <w:bCs/>
+          <w:szCs w:val="21"/>
+          <w:lang w:eastAsia="zh-CN"/>
+        </w:rPr>
+        <w:t xml:space="preserve"> B., </w:t>
+      </w:r>
+      <w:r>
+        <w:rPr>
+          <w:rFonts w:ascii="Arial" w:hAnsi="Arial" w:cs="Arial"/>
+          <w:szCs w:val="21"/>
+        </w:rPr>
+        <w:t>Li,</w:t>
+      </w:r>
+      <w:r>
+        <w:rPr>
+          <w:rFonts w:ascii="Arial" w:eastAsiaTheme="minorEastAsia" w:hAnsi="Arial" w:cs="Arial" w:hint="eastAsia"/>
+          <w:szCs w:val="21"/>
+          <w:lang w:eastAsia="zh-CN"/>
+        </w:rPr>
+        <w:t xml:space="preserve"> Y.,</w:t>
+      </w:r>
+      <w:r>
+        <w:rPr>
+          <w:rFonts w:ascii="Arial" w:hAnsi="Arial" w:cs="Arial"/>
+          <w:szCs w:val="21"/>
+        </w:rPr>
+        <w:t xml:space="preserve"> Zhao,</w:t>
+      </w:r>
+      <w:r>
+        <w:rPr>
+          <w:rFonts w:ascii="Arial" w:eastAsiaTheme="minorEastAsia" w:hAnsi="Arial" w:cs="Arial" w:hint="eastAsia"/>
+          <w:szCs w:val="21"/>
+          <w:lang w:eastAsia="zh-CN"/>
+        </w:rPr>
+        <w:t xml:space="preserve"> W., </w:t>
+      </w:r>
+      <w:r>
+        <w:rPr>
+          <w:rFonts w:ascii="Arial" w:hAnsi="Arial" w:cs="Arial"/>
+          <w:bCs/>
+          <w:szCs w:val="21"/>
+        </w:rPr>
+        <w:t>Du</w:t>
+      </w:r>
+      <w:r>
+        <w:rPr>
+          <w:rFonts w:ascii="Arial" w:eastAsiaTheme="minorEastAsia" w:hAnsi="Arial" w:cs="Arial" w:hint="eastAsia"/>
+          <w:bCs/>
+          <w:szCs w:val="21"/>
+          <w:lang w:eastAsia="zh-CN"/>
+        </w:rPr>
+        <w:t>, Y.</w:t>
+      </w:r>
+      <w:r>
+        <w:rPr>
+          <w:rFonts w:ascii="Arial" w:hAnsi="Arial" w:cs="Arial"/>
+          <w:bCs/>
+          <w:szCs w:val="21"/>
+        </w:rPr>
+        <w:t>*</w:t>
+      </w:r>
+      <w:r>
+        <w:rPr>
+          <w:rFonts w:ascii="Arial" w:eastAsiaTheme="minorEastAsia" w:hAnsi="Arial" w:cs="Arial" w:hint="eastAsia"/>
+          <w:bCs/>
+          <w:szCs w:val="21"/>
+          <w:lang w:eastAsia="zh-CN"/>
+        </w:rPr>
+        <w:t xml:space="preserve"> (2023).</w:t>
+      </w:r>
+      <w:r>
+        <w:rPr>
+          <w:rFonts w:ascii="Arial" w:hAnsi="Arial" w:cs="Arial"/>
+          <w:szCs w:val="21"/>
+        </w:rPr>
+        <w:t xml:space="preserve"> </w:t>
+      </w:r>
+      <w:r>
+        <w:rPr>
+          <w:rFonts w:ascii="Arial" w:hAnsi="Arial" w:cs="Arial"/>
+        </w:rPr>
+        <w:t xml:space="preserve">Bilateral human laryngeal motor cortex in perceptual decision of lexical tone and voicing of consonant. </w:t>
+      </w:r>
+      <w:r>
+        <w:rPr>
+          <w:rFonts w:ascii="Arial" w:hAnsi="Arial" w:cs="Arial"/>
+          <w:b/>
+          <w:bCs/>
+          <w:i/>
+          <w:iCs/>
+        </w:rPr>
+        <w:t>Nature Communications</w:t>
+      </w:r>
+      <w:r>
+        <w:rPr>
+          <w:rFonts w:ascii="Arial" w:hAnsi="Arial" w:cs="Arial"/>
+        </w:rPr>
+        <w:t>,</w:t>
+      </w:r>
+      <w:r>
+        <w:rPr>
+          <w:rFonts w:ascii="Arial" w:eastAsiaTheme="minorEastAsia" w:hAnsi="Arial" w:cs="Arial" w:hint="eastAsia"/>
+          <w:lang w:eastAsia="zh-CN"/>
+        </w:rPr>
+        <w:t xml:space="preserve"> </w:t>
+      </w:r>
+      <w:r>
+        <w:rPr>
+          <w:rFonts w:ascii="Arial" w:hAnsi="Arial" w:cs="Arial"/>
+        </w:rPr>
+        <w:t xml:space="preserve">14, 4710. </w:t>
+      </w:r>
+      <w:r>
+        <w:rPr>
+          <w:rFonts w:ascii="Arial" w:eastAsiaTheme="minorEastAsia" w:hAnsi="Arial" w:cs="Arial" w:hint="eastAsia"/>
+          <w:szCs w:val="21"/>
+          <w:lang w:eastAsia="zh-CN"/>
+        </w:rPr>
+        <w:t>[</w:t>
+      </w:r>
+      <w:r>
+        <w:rPr>
+          <w:rFonts w:ascii="Arial" w:hAnsi="Arial" w:cs="Arial"/>
+          <w:szCs w:val="21"/>
+        </w:rPr>
+        <w:t>First author</w:t>
+      </w:r>
+      <w:r>
+        <w:rPr>
+          <w:rFonts w:ascii="Arial" w:eastAsiaTheme="minorEastAsia" w:hAnsi="Arial" w:cs="Arial" w:hint="eastAsia"/>
+          <w:szCs w:val="21"/>
+          <w:lang w:eastAsia="zh-CN"/>
+        </w:rPr>
+        <w:t>]</w:t>
+      </w:r>
+    </w:p>
+    <w:p>
+      <w:pPr>
+        <w:pStyle w:val="ListParagraph"/>
+        <w:numPr>
+          <w:ilvl w:val="0"/>
+          <w:numId w:val="2"/>
+        </w:numPr>
+        <w:ind w:left="714" w:hanging="357"/>
+        <w:contextualSpacing w:val="0"/>
+        <w:rPr>
+          <w:rFonts w:ascii="Arial" w:hAnsi="Arial" w:cs="Arial"/>
+          <w:szCs w:val="21"/>
+        </w:rPr>
+      </w:pPr>
+      <w:r>
+        <w:rPr>
+          <w:rFonts w:ascii="Arial" w:hAnsi="Arial" w:cs="Arial"/>
+          <w:b/>
+          <w:bCs/>
+          <w:szCs w:val="21"/>
+        </w:rPr>
+        <w:t>Liang</w:t>
+      </w:r>
+      <w:r>
+        <w:rPr>
+          <w:rFonts w:ascii="Arial" w:eastAsiaTheme="minorEastAsia" w:hAnsi="Arial" w:cs="Arial" w:hint="eastAsia"/>
+          <w:b/>
+          <w:bCs/>
+          <w:szCs w:val="21"/>
+          <w:lang w:eastAsia="zh-CN"/>
+        </w:rPr>
+        <w:t>, B.</w:t>
+      </w:r>
+      <w:r>
+        <w:rPr>
+          <w:rFonts w:ascii="Arial" w:hAnsi="Arial" w:cs="Arial"/>
+          <w:b/>
+          <w:bCs/>
+          <w:szCs w:val="21"/>
+        </w:rPr>
+        <w:t xml:space="preserve"> </w:t>
+      </w:r>
+      <w:r>
+        <w:rPr>
+          <w:rFonts w:ascii="Arial" w:hAnsi="Arial" w:cs="Arial"/>
+          <w:szCs w:val="21"/>
+        </w:rPr>
+        <w:t>&amp;</w:t>
+      </w:r>
+      <w:r>
+        <w:rPr>
+          <w:rFonts w:ascii="Arial" w:hAnsi="Arial" w:cs="Arial"/>
+          <w:b/>
+          <w:bCs/>
+          <w:szCs w:val="21"/>
+        </w:rPr>
+        <w:t xml:space="preserve"> </w:t>
+      </w:r>
+      <w:r>
+        <w:rPr>
+          <w:rFonts w:ascii="Arial" w:hAnsi="Arial" w:cs="Arial"/>
+          <w:bCs/>
+          <w:szCs w:val="21"/>
+        </w:rPr>
+        <w:t>Du</w:t>
+      </w:r>
+      <w:r>
+        <w:rPr>
+          <w:rFonts w:ascii="Arial" w:eastAsiaTheme="minorEastAsia" w:hAnsi="Arial" w:cs="Arial" w:hint="eastAsia"/>
+          <w:bCs/>
+          <w:szCs w:val="21"/>
+          <w:lang w:eastAsia="zh-CN"/>
+        </w:rPr>
+        <w:t>, Y.</w:t>
+      </w:r>
+      <w:r>
+        <w:rPr>
+          <w:rFonts w:ascii="Arial" w:hAnsi="Arial" w:cs="Arial"/>
+          <w:bCs/>
+          <w:szCs w:val="21"/>
+        </w:rPr>
+        <w:t>*</w:t>
+      </w:r>
+      <w:r>
+        <w:rPr>
+          <w:rFonts w:ascii="Arial" w:eastAsiaTheme="minorEastAsia" w:hAnsi="Arial" w:cs="Arial" w:hint="eastAsia"/>
+          <w:bCs/>
+          <w:szCs w:val="21"/>
+          <w:lang w:eastAsia="zh-CN"/>
+        </w:rPr>
+        <w:t xml:space="preserve"> (2018).</w:t>
+      </w:r>
+      <w:r>
+        <w:rPr>
+          <w:rFonts w:ascii="Arial" w:hAnsi="Arial" w:cs="Arial"/>
+          <w:szCs w:val="21"/>
+        </w:rPr>
+        <w:t xml:space="preserve"> The functional neuroanatomy of lexical tone perception: an activation likelihood estimation meta-analysis. </w:t>
+      </w:r>
+      <w:r>
+        <w:rPr>
+          <w:rFonts w:ascii="Arial" w:hAnsi="Arial" w:cs="Arial"/>
+          <w:b/>
+          <w:bCs/>
+          <w:i/>
+          <w:iCs/>
+          <w:szCs w:val="21"/>
+        </w:rPr>
+        <w:t>Frontiers in Neuroscience</w:t>
+      </w:r>
+      <w:r>
+        <w:rPr>
+          <w:rFonts w:ascii="Arial" w:hAnsi="Arial" w:cs="Arial"/>
+          <w:szCs w:val="21"/>
+        </w:rPr>
+        <w:t xml:space="preserve">, 12, 495. </w:t>
+      </w:r>
+      <w:r>
+        <w:rPr>
+          <w:rFonts w:ascii="Arial" w:eastAsiaTheme="minorEastAsia" w:hAnsi="Arial" w:cs="Arial" w:hint="eastAsia"/>
+          <w:szCs w:val="21"/>
+          <w:lang w:eastAsia="zh-CN"/>
+        </w:rPr>
+        <w:t>[</w:t>
+      </w:r>
+      <w:r>
+        <w:rPr>
+          <w:rFonts w:ascii="Arial" w:hAnsi="Arial" w:cs="Arial"/>
+          <w:szCs w:val="21"/>
+        </w:rPr>
+        <w:t>First author</w:t>
+      </w:r>
+      <w:r>
+        <w:rPr>
+          <w:rFonts w:ascii="Arial" w:eastAsiaTheme="minorEastAsia" w:hAnsi="Arial" w:cs="Arial" w:hint="eastAsia"/>
+          <w:szCs w:val="21"/>
+          <w:lang w:eastAsia="zh-CN"/>
+        </w:rPr>
+        <w:t>]</w:t>
+      </w:r>
+    </w:p>
+    <w:p>
+      <w:pPr>
+        <w:pStyle w:val="ListParagraph"/>
+        <w:numPr>
+          <w:ilvl w:val="0"/>
+          <w:numId w:val="2"/>
+        </w:numPr>
+        <w:ind w:left="714" w:hanging="357"/>
+        <w:contextualSpacing w:val="0"/>
+        <w:rPr>
+          <w:rFonts w:eastAsia="KaiTi"/>
+          <w:szCs w:val="21"/>
+        </w:rPr>
+      </w:pPr>
+      <w:r>
+        <w:rPr>
+          <w:rFonts w:ascii="Arial" w:eastAsia="KaiTi" w:hAnsi="Arial" w:cs="Arial"/>
+          <w:b/>
+          <w:bCs/>
+          <w:szCs w:val="21"/>
+        </w:rPr>
+        <w:t>Liang</w:t>
+      </w:r>
+      <w:r>
+        <w:rPr>
+          <w:rFonts w:ascii="Arial" w:eastAsia="KaiTi" w:hAnsi="Arial" w:cs="Arial" w:hint="eastAsia"/>
+          <w:b/>
+          <w:bCs/>
+          <w:szCs w:val="21"/>
+          <w:lang w:eastAsia="zh-CN"/>
+        </w:rPr>
+        <w:t>, B.</w:t>
+      </w:r>
+      <w:r>
+        <w:rPr>
+          <w:rFonts w:ascii="Arial" w:eastAsia="KaiTi" w:hAnsi="Arial" w:cs="Arial"/>
+          <w:b/>
+          <w:bCs/>
+          <w:szCs w:val="21"/>
+        </w:rPr>
+        <w:t xml:space="preserve"> </w:t>
+      </w:r>
+      <w:r>
+        <w:rPr>
+          <w:rFonts w:ascii="Arial" w:eastAsia="KaiTi" w:hAnsi="Arial" w:cs="Arial"/>
+          <w:szCs w:val="21"/>
+        </w:rPr>
+        <w:t>&amp;</w:t>
+      </w:r>
+      <w:r>
+        <w:rPr>
+          <w:rFonts w:ascii="Arial" w:eastAsia="KaiTi" w:hAnsi="Arial" w:cs="Arial"/>
+          <w:b/>
+          <w:bCs/>
+          <w:szCs w:val="21"/>
+        </w:rPr>
+        <w:t xml:space="preserve"> </w:t>
+      </w:r>
+      <w:r>
+        <w:rPr>
+          <w:rFonts w:ascii="Arial" w:eastAsia="KaiTi" w:hAnsi="Arial" w:cs="Arial"/>
+          <w:bCs/>
+          <w:szCs w:val="21"/>
+        </w:rPr>
+        <w:t>Du</w:t>
+      </w:r>
+      <w:r>
+        <w:rPr>
+          <w:rFonts w:ascii="Arial" w:eastAsia="KaiTi" w:hAnsi="Arial" w:cs="Arial" w:hint="eastAsia"/>
+          <w:bCs/>
+          <w:szCs w:val="21"/>
+          <w:lang w:eastAsia="zh-CN"/>
+        </w:rPr>
+        <w:t>, Y.</w:t>
+      </w:r>
+      <w:r>
+        <w:rPr>
+          <w:rFonts w:ascii="Arial" w:eastAsia="KaiTi" w:hAnsi="Arial" w:cs="Arial"/>
+          <w:bCs/>
+          <w:szCs w:val="21"/>
+        </w:rPr>
+        <w:t>*</w:t>
+      </w:r>
+      <w:r>
+        <w:rPr>
+          <w:rFonts w:ascii="Arial" w:eastAsia="KaiTi" w:hAnsi="Arial" w:cs="Arial" w:hint="eastAsia"/>
+          <w:bCs/>
+          <w:szCs w:val="21"/>
+          <w:lang w:eastAsia="zh-CN"/>
+        </w:rPr>
+        <w:t xml:space="preserve"> (2017).</w:t>
+      </w:r>
+      <w:r>
+        <w:rPr>
+          <w:rFonts w:ascii="Arial" w:eastAsia="KaiTi" w:hAnsi="Arial" w:cs="Arial"/>
+          <w:szCs w:val="21"/>
+        </w:rPr>
+        <w:t xml:space="preserve"> Mechanisms of sensorimotor integration in speech perception [</w:t>
+      </w:r>
+      <w:r>
+        <w:rPr>
+          <w:rFonts w:ascii="Arial" w:eastAsia="KaiTi" w:hAnsi="Arial" w:cs="Arial"/>
+          <w:szCs w:val="21"/>
+        </w:rPr>
+        <w:t>言语知觉中的感觉运动整合机制</w:t>
+      </w:r>
+      <w:r>
+        <w:rPr>
+          <w:rFonts w:ascii="Arial" w:eastAsia="KaiTi" w:hAnsi="Arial" w:cs="Arial"/>
+          <w:szCs w:val="21"/>
+        </w:rPr>
+        <w:t xml:space="preserve">]. </w:t>
+      </w:r>
+      <w:r>
+        <w:rPr>
+          <w:rFonts w:ascii="Arial" w:eastAsia="KaiTi" w:hAnsi="Arial" w:cs="Arial"/>
+          <w:b/>
+          <w:bCs/>
+          <w:i/>
+          <w:szCs w:val="21"/>
+        </w:rPr>
+        <w:t>Science &amp; Technology Review</w:t>
+      </w:r>
+      <w:r>
+        <w:rPr>
+          <w:rFonts w:ascii="Arial" w:eastAsia="KaiTi" w:hAnsi="Arial" w:cs="Arial"/>
+          <w:i/>
+          <w:szCs w:val="21"/>
+        </w:rPr>
+        <w:t xml:space="preserve"> [</w:t>
+      </w:r>
+      <w:r>
+        <w:rPr>
+          <w:rFonts w:ascii="Arial" w:eastAsia="KaiTi" w:hAnsi="Arial" w:cs="Arial"/>
+          <w:i/>
+          <w:iCs/>
+          <w:szCs w:val="21"/>
+        </w:rPr>
+        <w:t>科技导报</w:t>
+      </w:r>
+      <w:r>
+        <w:rPr>
+          <w:rFonts w:ascii="Arial" w:eastAsia="KaiTi" w:hAnsi="Arial" w:cs="Arial"/>
+          <w:i/>
+          <w:iCs/>
+          <w:szCs w:val="21"/>
+        </w:rPr>
+        <w:t>]</w:t>
+      </w:r>
+      <w:r>
+        <w:rPr>
+          <w:rFonts w:ascii="Arial" w:eastAsia="KaiTi" w:hAnsi="Arial" w:cs="Arial"/>
+          <w:szCs w:val="21"/>
+        </w:rPr>
+        <w:t xml:space="preserve">, 35(19):21-28. </w:t>
+      </w:r>
+      <w:r>
+        <w:rPr>
+          <w:rFonts w:ascii="Arial" w:eastAsiaTheme="minorEastAsia" w:hAnsi="Arial" w:cs="Arial" w:hint="eastAsia"/>
+          <w:szCs w:val="21"/>
+          <w:lang w:eastAsia="zh-CN"/>
+        </w:rPr>
+        <w:t>[</w:t>
+      </w:r>
+      <w:r>
+        <w:rPr>
+          <w:rFonts w:ascii="Arial" w:hAnsi="Arial" w:cs="Arial"/>
+          <w:szCs w:val="21"/>
+        </w:rPr>
+        <w:t>First author</w:t>
+      </w:r>
+      <w:r>
+        <w:rPr>
+          <w:rFonts w:ascii="Arial" w:eastAsiaTheme="minorEastAsia" w:hAnsi="Arial" w:cs="Arial" w:hint="eastAsia"/>
+          <w:szCs w:val="21"/>
+          <w:lang w:eastAsia="zh-CN"/>
+        </w:rPr>
+        <w:t>]</w:t>
       </w:r>
     </w:p>
     <w:p>
@@ -2914,17 +4337,25 @@
           <w:sz w:val="28"/>
           <w:szCs w:val="28"/>
         </w:rPr>
-        <w:lastRenderedPageBreak/>
-        <w:t>P</w:t>
-      </w:r>
-      <w:r>
-        <w:rPr>
-          <w:rFonts w:ascii="Arial" w:hAnsi="Arial" w:cs="Arial"/>
-          <w:b/>
-          <w:sz w:val="22"/>
-          <w:szCs w:val="22"/>
-        </w:rPr>
-        <w:t xml:space="preserve">EER </w:t>
+        <w:t>M</w:t>
+      </w:r>
+      <w:r>
+        <w:rPr>
+          <w:rFonts w:ascii="Arial" w:hAnsi="Arial" w:cs="Arial"/>
+          <w:b/>
+          <w:sz w:val="22"/>
+          <w:szCs w:val="22"/>
+        </w:rPr>
+        <w:t xml:space="preserve">ANUSCRIPTS </w:t>
+      </w:r>
+      <w:r>
+        <w:rPr>
+          <w:rFonts w:ascii="Arial" w:hAnsi="Arial" w:cs="Arial"/>
+          <w:b/>
+          <w:sz w:val="22"/>
+          <w:szCs w:val="22"/>
+        </w:rPr>
+        <w:t xml:space="preserve">UNDER </w:t>
       </w:r>
       <w:r>
         <w:rPr>
@@ -2942,47 +4373,15 @@
           <w:sz w:val="22"/>
           <w:szCs w:val="22"/>
         </w:rPr>
-        <w:t xml:space="preserve">EVIEWED </w:t>
-      </w:r>
-      <w:r>
-        <w:rPr>
-          <w:rFonts w:ascii="Arial" w:hAnsi="Arial" w:cs="Arial"/>
-          <w:b/>
-          <w:sz w:val="28"/>
-          <w:szCs w:val="28"/>
-        </w:rPr>
-        <w:t>P</w:t>
-      </w:r>
-      <w:r>
-        <w:rPr>
-          <w:rFonts w:ascii="Arial" w:hAnsi="Arial" w:cs="Arial"/>
-          <w:b/>
-          <w:sz w:val="22"/>
-          <w:szCs w:val="22"/>
-        </w:rPr>
-        <w:t xml:space="preserve">UBLICATIONS </w:t>
-      </w:r>
-    </w:p>
-    <w:p>
-      <w:pPr>
-        <w:tabs>
-          <w:tab w:val="left" w:pos="0"/>
-        </w:tabs>
-        <w:jc w:val="both"/>
-        <w:rPr>
-          <w:rFonts w:ascii="Arial" w:hAnsi="Arial" w:cs="Arial"/>
-          <w:b/>
-          <w:sz w:val="22"/>
-          <w:szCs w:val="22"/>
-        </w:rPr>
-      </w:pPr>
+        <w:t>EVIEW</w:t>
+      </w:r>
     </w:p>
     <w:p>
       <w:pPr>
         <w:pStyle w:val="ListParagraph"/>
         <w:numPr>
           <w:ilvl w:val="0"/>
-          <w:numId w:val="2"/>
+          <w:numId w:val="7"/>
         </w:numPr>
         <w:spacing w:before="120" w:after="120"/>
         <w:contextualSpacing w:val="0"/>
@@ -2996,24 +4395,15 @@
           <w:rFonts w:ascii="Arial" w:hAnsi="Arial" w:cs="Arial"/>
           <w:szCs w:val="21"/>
         </w:rPr>
-        <w:t>Hu</w:t>
-      </w:r>
-      <w:r>
-        <w:rPr>
-          <w:rFonts w:ascii="Arial" w:eastAsiaTheme="minorEastAsia" w:hAnsi="Arial" w:cs="Arial" w:hint="eastAsia"/>
-          <w:szCs w:val="21"/>
-          <w:lang w:eastAsia="zh-CN"/>
-        </w:rPr>
-        <w:t xml:space="preserve">, </w:t>
-      </w:r>
-      <w:proofErr w:type="gramStart"/>
-      <w:r>
-        <w:rPr>
-          <w:rFonts w:ascii="Arial" w:eastAsiaTheme="minorEastAsia" w:hAnsi="Arial" w:cs="Arial" w:hint="eastAsia"/>
-          <w:szCs w:val="21"/>
-          <w:lang w:eastAsia="zh-CN"/>
-        </w:rPr>
-        <w:t>W.</w:t>
+        <w:t>Liu</w:t>
+      </w:r>
+      <w:r>
+        <w:rPr>
+          <w:rFonts w:ascii="Arial" w:eastAsiaTheme="minorEastAsia" w:hAnsi="Arial" w:cs="Arial" w:hint="eastAsia"/>
+          <w:szCs w:val="21"/>
+          <w:lang w:eastAsia="zh-CN"/>
+        </w:rPr>
+        <w:t>, J.</w:t>
       </w:r>
       <w:r>
         <w:rPr>
@@ -3023,13 +4413,111 @@
         </w:rPr>
         <w:t>#</w:t>
       </w:r>
-      <w:proofErr w:type="gramEnd"/>
-      <w:r>
-        <w:rPr>
-          <w:rFonts w:ascii="Arial" w:hAnsi="Arial" w:cs="Arial"/>
-          <w:szCs w:val="21"/>
-        </w:rPr>
-        <w:t xml:space="preserve">, </w:t>
+      <w:r>
+        <w:rPr>
+          <w:rFonts w:ascii="Arial" w:hAnsi="Arial" w:cs="Arial"/>
+          <w:szCs w:val="21"/>
+        </w:rPr>
+        <w:t>, Wang</w:t>
+      </w:r>
+      <w:r>
+        <w:rPr>
+          <w:rFonts w:ascii="Arial" w:eastAsiaTheme="minorEastAsia" w:hAnsi="Arial" w:cs="Arial" w:hint="eastAsia"/>
+          <w:szCs w:val="21"/>
+          <w:lang w:eastAsia="zh-CN"/>
+        </w:rPr>
+        <w:t>, Y.</w:t>
+      </w:r>
+      <w:r>
+        <w:rPr>
+          <w:rFonts w:ascii="Arial" w:hAnsi="Arial" w:cs="Arial"/>
+          <w:szCs w:val="21"/>
+          <w:vertAlign w:val="superscript"/>
+        </w:rPr>
+        <w:t>#</w:t>
+      </w:r>
+      <w:r>
+        <w:rPr>
+          <w:rFonts w:ascii="Arial" w:hAnsi="Arial" w:cs="Arial"/>
+          <w:szCs w:val="21"/>
+        </w:rPr>
+        <w:t>, Feng</w:t>
+      </w:r>
+      <w:r>
+        <w:rPr>
+          <w:rFonts w:ascii="Arial" w:eastAsiaTheme="minorEastAsia" w:hAnsi="Arial" w:cs="Arial" w:hint="eastAsia"/>
+          <w:szCs w:val="21"/>
+          <w:lang w:eastAsia="zh-CN"/>
+        </w:rPr>
+        <w:t>, J.</w:t>
+      </w:r>
+      <w:r>
+        <w:rPr>
+          <w:rFonts w:ascii="Arial" w:hAnsi="Arial" w:cs="Arial"/>
+          <w:szCs w:val="21"/>
+          <w:vertAlign w:val="superscript"/>
+        </w:rPr>
+        <w:t>#</w:t>
+      </w:r>
+      <w:r>
+        <w:rPr>
+          <w:rFonts w:ascii="Arial" w:hAnsi="Arial" w:cs="Arial"/>
+          <w:szCs w:val="21"/>
+        </w:rPr>
+        <w:t>, Zhao</w:t>
+      </w:r>
+      <w:r>
+        <w:rPr>
+          <w:rFonts w:ascii="Arial" w:eastAsiaTheme="minorEastAsia" w:hAnsi="Arial" w:cs="Arial" w:hint="eastAsia"/>
+          <w:szCs w:val="21"/>
+          <w:lang w:eastAsia="zh-CN"/>
+        </w:rPr>
+        <w:t>, H.</w:t>
+      </w:r>
+      <w:r>
+        <w:rPr>
+          <w:rFonts w:ascii="Arial" w:hAnsi="Arial" w:cs="Arial"/>
+          <w:szCs w:val="21"/>
+        </w:rPr>
+        <w:t>, He</w:t>
+      </w:r>
+      <w:r>
+        <w:rPr>
+          <w:rFonts w:ascii="Arial" w:eastAsiaTheme="minorEastAsia" w:hAnsi="Arial" w:cs="Arial" w:hint="eastAsia"/>
+          <w:szCs w:val="21"/>
+          <w:lang w:eastAsia="zh-CN"/>
+        </w:rPr>
+        <w:t>, Q.</w:t>
+      </w:r>
+      <w:r>
+        <w:rPr>
+          <w:rFonts w:asciiTheme="minorEastAsia" w:eastAsiaTheme="minorEastAsia" w:hAnsiTheme="minorEastAsia" w:cs="MS Gothic" w:hint="eastAsia"/>
+          <w:szCs w:val="21"/>
+          <w:lang w:eastAsia="zh-CN"/>
+        </w:rPr>
+        <w:t>,</w:t>
+      </w:r>
+      <w:r>
+        <w:rPr>
+          <w:rFonts w:ascii="Arial" w:hAnsi="Arial" w:cs="Arial"/>
+          <w:szCs w:val="21"/>
+        </w:rPr>
+        <w:t xml:space="preserve"> Yang</w:t>
+      </w:r>
+      <w:r>
+        <w:rPr>
+          <w:rFonts w:ascii="Arial" w:eastAsiaTheme="minorEastAsia" w:hAnsi="Arial" w:cs="Arial" w:hint="eastAsia"/>
+          <w:szCs w:val="21"/>
+          <w:lang w:eastAsia="zh-CN"/>
+        </w:rPr>
+        <w:t>, X.</w:t>
+      </w:r>
+      <w:r>
+        <w:rPr>
+          <w:rFonts w:ascii="Arial" w:hAnsi="Arial" w:cs="Arial"/>
+          <w:szCs w:val="21"/>
+        </w:rPr>
+        <w:t xml:space="preserve">*, </w:t>
       </w:r>
       <w:r>
         <w:rPr>
@@ -3048,36 +4536,46 @@
           <w:szCs w:val="21"/>
           <w:lang w:eastAsia="zh-CN"/>
         </w:rPr>
-        <w:t xml:space="preserve">, </w:t>
-      </w:r>
-      <w:proofErr w:type="gramStart"/>
-      <w:r>
-        <w:rPr>
-          <w:rFonts w:ascii="Arial" w:eastAsiaTheme="minorEastAsia" w:hAnsi="Arial" w:cs="Arial" w:hint="eastAsia"/>
-          <w:b/>
-          <w:bCs/>
-          <w:szCs w:val="21"/>
-          <w:lang w:eastAsia="zh-CN"/>
-        </w:rPr>
-        <w:t>B.</w:t>
-      </w:r>
-      <w:r>
-        <w:rPr>
-          <w:rFonts w:ascii="Arial" w:hAnsi="Arial" w:cs="Arial"/>
-          <w:b/>
-          <w:bCs/>
-          <w:szCs w:val="21"/>
-          <w:vertAlign w:val="superscript"/>
-        </w:rPr>
-        <w:t>#</w:t>
-      </w:r>
-      <w:proofErr w:type="gramEnd"/>
-      <w:r>
-        <w:rPr>
-          <w:rFonts w:ascii="Arial" w:hAnsi="Arial" w:cs="Arial"/>
-          <w:szCs w:val="21"/>
-        </w:rPr>
-        <w:t>,</w:t>
+        <w:t>, B.</w:t>
+      </w:r>
+      <w:r>
+        <w:rPr>
+          <w:rFonts w:ascii="Arial" w:hAnsi="Arial" w:cs="Arial"/>
+          <w:b/>
+          <w:bCs/>
+          <w:szCs w:val="21"/>
+        </w:rPr>
+        <w:t>*</w:t>
+      </w:r>
+      <w:r>
+        <w:rPr>
+          <w:rFonts w:ascii="Arial" w:eastAsiaTheme="minorEastAsia" w:hAnsi="Arial" w:cs="Arial" w:hint="eastAsia"/>
+          <w:b/>
+          <w:bCs/>
+          <w:szCs w:val="21"/>
+          <w:lang w:eastAsia="zh-CN"/>
+        </w:rPr>
+        <w:t xml:space="preserve"> (</w:t>
+      </w:r>
+      <w:r>
+        <w:rPr>
+          <w:rFonts w:ascii="Arial" w:eastAsiaTheme="minorEastAsia" w:hAnsi="Arial" w:cs="Arial" w:hint="eastAsia"/>
+          <w:b/>
+          <w:bCs/>
+          <w:szCs w:val="21"/>
+          <w:lang w:eastAsia="zh-CN"/>
+        </w:rPr>
+        <w:t>Under review</w:t>
+      </w:r>
+      <w:r>
+        <w:rPr>
+          <w:rFonts w:ascii="Arial" w:eastAsiaTheme="minorEastAsia" w:hAnsi="Arial" w:cs="Arial" w:hint="eastAsia"/>
+          <w:b/>
+          <w:bCs/>
+          <w:szCs w:val="21"/>
+          <w:lang w:eastAsia="zh-CN"/>
+        </w:rPr>
+        <w:t>)</w:t>
       </w:r>
       <w:r>
         <w:rPr>
@@ -3089,144 +4587,12 @@
       </w:r>
       <w:r>
         <w:rPr>
-          <w:rFonts w:ascii="Arial" w:hAnsi="Arial" w:cs="Arial"/>
-          <w:szCs w:val="21"/>
-        </w:rPr>
-        <w:t>Du</w:t>
-      </w:r>
-      <w:r>
-        <w:rPr>
-          <w:rFonts w:ascii="Arial" w:eastAsiaTheme="minorEastAsia" w:hAnsi="Arial" w:cs="Arial" w:hint="eastAsia"/>
-          <w:szCs w:val="21"/>
-          <w:lang w:eastAsia="zh-CN"/>
-        </w:rPr>
-        <w:t>, Y.</w:t>
-      </w:r>
-      <w:r>
-        <w:rPr>
-          <w:rFonts w:ascii="Arial" w:eastAsiaTheme="minorEastAsia" w:hAnsi="Arial" w:cs="Arial" w:hint="eastAsia"/>
-          <w:szCs w:val="21"/>
-          <w:lang w:eastAsia="zh-CN"/>
-        </w:rPr>
-        <w:t>*</w:t>
-      </w:r>
-      <w:r>
-        <w:rPr>
-          <w:rFonts w:ascii="Arial" w:eastAsiaTheme="minorEastAsia" w:hAnsi="Arial" w:cs="Arial" w:hint="eastAsia"/>
-          <w:szCs w:val="21"/>
-          <w:lang w:eastAsia="zh-CN"/>
-        </w:rPr>
-        <w:t xml:space="preserve"> (2026).</w:t>
-      </w:r>
-      <w:r>
-        <w:rPr>
-          <w:rFonts w:ascii="Arial" w:hAnsi="Arial" w:cs="Arial" w:hint="eastAsia"/>
-          <w:szCs w:val="21"/>
-        </w:rPr>
-        <w:t xml:space="preserve"> </w:t>
-      </w:r>
-      <w:bookmarkStart w:id="0" w:name="OLE_LINK521"/>
-      <w:bookmarkStart w:id="1" w:name="OLE_LINK520"/>
-      <w:r>
-        <w:rPr>
-          <w:rFonts w:ascii="Arial" w:hAnsi="Arial" w:cs="Arial" w:hint="eastAsia"/>
-          <w:szCs w:val="21"/>
-        </w:rPr>
-        <w:t>Singing e</w:t>
-      </w:r>
-      <w:r>
-        <w:rPr>
-          <w:rFonts w:ascii="Arial" w:hAnsi="Arial" w:cs="Arial"/>
-          <w:szCs w:val="21"/>
-        </w:rPr>
-        <w:t>nhanc</w:t>
-      </w:r>
-      <w:r>
-        <w:rPr>
-          <w:rFonts w:ascii="Arial" w:hAnsi="Arial" w:cs="Arial" w:hint="eastAsia"/>
-          <w:szCs w:val="21"/>
-        </w:rPr>
-        <w:t>es</w:t>
-      </w:r>
-      <w:r>
-        <w:rPr>
-          <w:rFonts w:ascii="Arial" w:hAnsi="Arial" w:cs="Arial"/>
-          <w:szCs w:val="21"/>
-        </w:rPr>
-        <w:t xml:space="preserve"> </w:t>
-      </w:r>
-      <w:r>
-        <w:rPr>
-          <w:rFonts w:ascii="Arial" w:hAnsi="Arial" w:cs="Arial" w:hint="eastAsia"/>
-          <w:szCs w:val="21"/>
-        </w:rPr>
-        <w:t>p</w:t>
-      </w:r>
-      <w:r>
-        <w:rPr>
-          <w:rFonts w:ascii="Arial" w:hAnsi="Arial" w:cs="Arial"/>
-          <w:szCs w:val="21"/>
-        </w:rPr>
-        <w:t xml:space="preserve">oetry </w:t>
-      </w:r>
-      <w:r>
-        <w:rPr>
-          <w:rFonts w:ascii="Arial" w:hAnsi="Arial" w:cs="Arial" w:hint="eastAsia"/>
-          <w:szCs w:val="21"/>
-        </w:rPr>
-        <w:t>learning and m</w:t>
-      </w:r>
-      <w:r>
-        <w:rPr>
-          <w:rFonts w:ascii="Arial" w:hAnsi="Arial" w:cs="Arial"/>
-          <w:szCs w:val="21"/>
-        </w:rPr>
-        <w:t>emor</w:t>
-      </w:r>
-      <w:r>
-        <w:rPr>
-          <w:rFonts w:ascii="Arial" w:hAnsi="Arial" w:cs="Arial" w:hint="eastAsia"/>
-          <w:szCs w:val="21"/>
-        </w:rPr>
-        <w:t>ization</w:t>
-      </w:r>
-      <w:r>
-        <w:rPr>
-          <w:rFonts w:ascii="Arial" w:hAnsi="Arial" w:cs="Arial"/>
-          <w:szCs w:val="21"/>
-        </w:rPr>
-        <w:t xml:space="preserve"> in </w:t>
-      </w:r>
-      <w:r>
-        <w:rPr>
-          <w:rFonts w:ascii="Arial" w:hAnsi="Arial" w:cs="Arial" w:hint="eastAsia"/>
-          <w:szCs w:val="21"/>
-        </w:rPr>
-        <w:t>preschool</w:t>
-      </w:r>
-      <w:r>
-        <w:rPr>
-          <w:rFonts w:ascii="Arial" w:hAnsi="Arial" w:cs="Arial"/>
-          <w:szCs w:val="21"/>
-        </w:rPr>
-        <w:t xml:space="preserve"> </w:t>
-      </w:r>
-      <w:r>
-        <w:rPr>
-          <w:rFonts w:ascii="Arial" w:hAnsi="Arial" w:cs="Arial" w:hint="eastAsia"/>
-          <w:szCs w:val="21"/>
-        </w:rPr>
-        <w:t>c</w:t>
-      </w:r>
-      <w:r>
-        <w:rPr>
-          <w:rFonts w:ascii="Arial" w:hAnsi="Arial" w:cs="Arial"/>
-          <w:szCs w:val="21"/>
-        </w:rPr>
-        <w:t>hildren</w:t>
-      </w:r>
-      <w:bookmarkEnd w:id="0"/>
-      <w:bookmarkEnd w:id="1"/>
+          <w:rFonts w:ascii="Arial" w:eastAsiaTheme="minorEastAsia" w:hAnsi="Arial" w:cs="Arial"/>
+          <w:szCs w:val="21"/>
+          <w:lang w:eastAsia="zh-CN"/>
+        </w:rPr>
+        <w:t>Successor representation supports structural learning of syllable sequences</w:t>
+      </w:r>
       <w:r>
         <w:rPr>
           <w:rFonts w:ascii="Arial" w:eastAsiaTheme="minorEastAsia" w:hAnsi="Arial" w:cs="Arial" w:hint="eastAsia"/>
@@ -3235,324 +4601,6 @@
         </w:rPr>
         <w:t xml:space="preserve">. </w:t>
       </w:r>
-      <w:bookmarkStart w:id="2" w:name="_Hlk211158962"/>
-      <w:r>
-        <w:rPr>
-          <w:rFonts w:ascii="Arial" w:eastAsiaTheme="minorEastAsia" w:hAnsi="Arial" w:cs="Arial"/>
-          <w:b/>
-          <w:bCs/>
-          <w:i/>
-          <w:iCs/>
-          <w:szCs w:val="21"/>
-          <w:lang w:eastAsia="zh-CN"/>
-        </w:rPr>
-        <w:t>Annals of the New York Academy of Sciences</w:t>
-      </w:r>
-      <w:r>
-        <w:rPr>
-          <w:rFonts w:ascii="Arial" w:eastAsiaTheme="minorEastAsia" w:hAnsi="Arial" w:cs="Arial" w:hint="eastAsia"/>
-          <w:szCs w:val="21"/>
-          <w:lang w:eastAsia="zh-CN"/>
-        </w:rPr>
-        <w:t xml:space="preserve"> </w:t>
-      </w:r>
-      <w:r>
-        <w:rPr>
-          <w:rFonts w:ascii="Arial" w:eastAsiaTheme="minorEastAsia" w:hAnsi="Arial" w:cs="Arial" w:hint="eastAsia"/>
-          <w:szCs w:val="21"/>
-          <w:lang w:eastAsia="zh-CN"/>
-        </w:rPr>
-        <w:t>(</w:t>
-      </w:r>
-      <w:bookmarkEnd w:id="2"/>
-      <w:r>
-        <w:rPr>
-          <w:rFonts w:ascii="Arial" w:eastAsiaTheme="minorEastAsia" w:hAnsi="Arial" w:cs="Arial"/>
-          <w:szCs w:val="21"/>
-          <w:lang w:eastAsia="zh-CN"/>
-        </w:rPr>
-        <w:t>In Press</w:t>
-      </w:r>
-      <w:r>
-        <w:rPr>
-          <w:rFonts w:ascii="Arial" w:eastAsiaTheme="minorEastAsia" w:hAnsi="Arial" w:cs="Arial" w:hint="eastAsia"/>
-          <w:szCs w:val="21"/>
-          <w:lang w:eastAsia="zh-CN"/>
-        </w:rPr>
-        <w:t>)</w:t>
-      </w:r>
-      <w:r>
-        <w:rPr>
-          <w:rFonts w:ascii="Arial" w:eastAsiaTheme="minorEastAsia" w:hAnsi="Arial" w:cs="Arial" w:hint="eastAsia"/>
-          <w:szCs w:val="21"/>
-          <w:lang w:eastAsia="zh-CN"/>
-        </w:rPr>
-        <w:t xml:space="preserve">. </w:t>
-      </w:r>
-      <w:r>
-        <w:rPr>
-          <w:rFonts w:ascii="Arial" w:eastAsiaTheme="minorEastAsia" w:hAnsi="Arial" w:cs="Arial" w:hint="eastAsia"/>
-          <w:szCs w:val="21"/>
-          <w:lang w:eastAsia="zh-CN"/>
-        </w:rPr>
-        <w:t>[Co-first author]</w:t>
-      </w:r>
-    </w:p>
-    <w:p>
-      <w:pPr>
-        <w:pStyle w:val="ListParagraph"/>
-        <w:numPr>
-          <w:ilvl w:val="0"/>
-          <w:numId w:val="2"/>
-        </w:numPr>
-        <w:spacing w:before="120" w:after="120"/>
-        <w:contextualSpacing w:val="0"/>
-        <w:rPr>
-          <w:rFonts w:ascii="Arial" w:hAnsi="Arial" w:cs="Arial"/>
-          <w:szCs w:val="21"/>
-        </w:rPr>
-      </w:pPr>
-      <w:r>
-        <w:rPr>
-          <w:rFonts w:ascii="Arial" w:hAnsi="Arial" w:cs="Arial"/>
-          <w:szCs w:val="21"/>
-        </w:rPr>
-        <w:t>Wang, Y.</w:t>
-      </w:r>
-      <w:r>
-        <w:rPr>
-          <w:rFonts w:ascii="Arial" w:hAnsi="Arial" w:cs="Arial"/>
-          <w:szCs w:val="21"/>
-          <w:vertAlign w:val="superscript"/>
-        </w:rPr>
-        <w:t>#</w:t>
-      </w:r>
-      <w:r>
-        <w:rPr>
-          <w:rFonts w:ascii="Arial" w:hAnsi="Arial" w:cs="Arial"/>
-          <w:szCs w:val="21"/>
-        </w:rPr>
-        <w:t>, Yu, K.</w:t>
-      </w:r>
-      <w:r>
-        <w:rPr>
-          <w:rFonts w:ascii="Arial" w:hAnsi="Arial" w:cs="Arial"/>
-          <w:szCs w:val="21"/>
-          <w:vertAlign w:val="superscript"/>
-        </w:rPr>
-        <w:t>#</w:t>
-      </w:r>
-      <w:r>
-        <w:rPr>
-          <w:rFonts w:ascii="Arial" w:hAnsi="Arial" w:cs="Arial"/>
-          <w:szCs w:val="21"/>
-        </w:rPr>
-        <w:t xml:space="preserve">, Yin, S., </w:t>
-      </w:r>
-      <w:r>
-        <w:rPr>
-          <w:rFonts w:ascii="Arial" w:hAnsi="Arial" w:cs="Arial"/>
-          <w:b/>
-          <w:bCs/>
-          <w:szCs w:val="21"/>
-        </w:rPr>
-        <w:t>Liang, B.</w:t>
-      </w:r>
-      <w:r>
-        <w:rPr>
-          <w:rFonts w:ascii="Arial" w:hAnsi="Arial" w:cs="Arial"/>
-          <w:szCs w:val="21"/>
-        </w:rPr>
-        <w:t>*, Wang, R.* (2026). Theta and gamma transcranial alternating current stimulation (</w:t>
-      </w:r>
-      <w:proofErr w:type="spellStart"/>
-      <w:r>
-        <w:rPr>
-          <w:rFonts w:ascii="Arial" w:hAnsi="Arial" w:cs="Arial"/>
-          <w:szCs w:val="21"/>
-        </w:rPr>
-        <w:t>tACS</w:t>
-      </w:r>
-      <w:proofErr w:type="spellEnd"/>
-      <w:r>
-        <w:rPr>
-          <w:rFonts w:ascii="Arial" w:hAnsi="Arial" w:cs="Arial"/>
-          <w:szCs w:val="21"/>
-        </w:rPr>
-        <w:t xml:space="preserve">) modulate Mandarin consonant and lexical tone perception. </w:t>
-      </w:r>
-      <w:r>
-        <w:rPr>
-          <w:rFonts w:ascii="Arial" w:hAnsi="Arial" w:cs="Arial"/>
-          <w:b/>
-          <w:bCs/>
-          <w:i/>
-          <w:iCs/>
-          <w:szCs w:val="21"/>
-        </w:rPr>
-        <w:t>Neurobiology of Language</w:t>
-      </w:r>
-      <w:r>
-        <w:rPr>
-          <w:rFonts w:ascii="Arial" w:hAnsi="Arial" w:cs="Arial"/>
-          <w:szCs w:val="21"/>
-        </w:rPr>
-        <w:t>. (Provisionally Accepted). (Preprint available on bioRxiv: 2025, 679546). [Co-corresponding author]</w:t>
-      </w:r>
-    </w:p>
-    <w:p>
-      <w:pPr>
-        <w:pStyle w:val="ListParagraph"/>
-        <w:numPr>
-          <w:ilvl w:val="0"/>
-          <w:numId w:val="2"/>
-        </w:numPr>
-        <w:ind w:left="714" w:hanging="357"/>
-        <w:contextualSpacing w:val="0"/>
-        <w:rPr>
-          <w:rFonts w:ascii="Arial" w:hAnsi="Arial" w:cs="Arial"/>
-          <w:szCs w:val="21"/>
-        </w:rPr>
-      </w:pPr>
-      <w:r>
-        <w:rPr>
-          <w:rFonts w:ascii="Arial" w:hAnsi="Arial" w:cs="Arial"/>
-          <w:b/>
-          <w:bCs/>
-          <w:szCs w:val="21"/>
-        </w:rPr>
-        <w:t>Liang,</w:t>
-      </w:r>
-      <w:r>
-        <w:rPr>
-          <w:rFonts w:ascii="Arial" w:eastAsiaTheme="minorEastAsia" w:hAnsi="Arial" w:cs="Arial" w:hint="eastAsia"/>
-          <w:b/>
-          <w:bCs/>
-          <w:szCs w:val="21"/>
-          <w:lang w:eastAsia="zh-CN"/>
-        </w:rPr>
-        <w:t xml:space="preserve"> B., </w:t>
-      </w:r>
-      <w:r>
-        <w:rPr>
-          <w:rFonts w:ascii="Arial" w:hAnsi="Arial" w:cs="Arial"/>
-          <w:szCs w:val="21"/>
-        </w:rPr>
-        <w:t>Li,</w:t>
-      </w:r>
-      <w:r>
-        <w:rPr>
-          <w:rFonts w:ascii="Arial" w:eastAsiaTheme="minorEastAsia" w:hAnsi="Arial" w:cs="Arial" w:hint="eastAsia"/>
-          <w:szCs w:val="21"/>
-          <w:lang w:eastAsia="zh-CN"/>
-        </w:rPr>
-        <w:t xml:space="preserve"> Y.,</w:t>
-      </w:r>
-      <w:r>
-        <w:rPr>
-          <w:rFonts w:ascii="Arial" w:hAnsi="Arial" w:cs="Arial"/>
-          <w:szCs w:val="21"/>
-        </w:rPr>
-        <w:t xml:space="preserve"> Zhao,</w:t>
-      </w:r>
-      <w:r>
-        <w:rPr>
-          <w:rFonts w:ascii="Arial" w:eastAsiaTheme="minorEastAsia" w:hAnsi="Arial" w:cs="Arial" w:hint="eastAsia"/>
-          <w:szCs w:val="21"/>
-          <w:lang w:eastAsia="zh-CN"/>
-        </w:rPr>
-        <w:t xml:space="preserve"> W., </w:t>
-      </w:r>
-      <w:r>
-        <w:rPr>
-          <w:rFonts w:ascii="Arial" w:hAnsi="Arial" w:cs="Arial"/>
-          <w:bCs/>
-          <w:szCs w:val="21"/>
-        </w:rPr>
-        <w:t>Du</w:t>
-      </w:r>
-      <w:r>
-        <w:rPr>
-          <w:rFonts w:ascii="Arial" w:eastAsiaTheme="minorEastAsia" w:hAnsi="Arial" w:cs="Arial" w:hint="eastAsia"/>
-          <w:bCs/>
-          <w:szCs w:val="21"/>
-          <w:lang w:eastAsia="zh-CN"/>
-        </w:rPr>
-        <w:t>, Y.</w:t>
-      </w:r>
-      <w:r>
-        <w:rPr>
-          <w:rFonts w:ascii="Arial" w:hAnsi="Arial" w:cs="Arial"/>
-          <w:bCs/>
-          <w:szCs w:val="21"/>
-        </w:rPr>
-        <w:t>*</w:t>
-      </w:r>
-      <w:r>
-        <w:rPr>
-          <w:rFonts w:ascii="Arial" w:eastAsiaTheme="minorEastAsia" w:hAnsi="Arial" w:cs="Arial" w:hint="eastAsia"/>
-          <w:bCs/>
-          <w:szCs w:val="21"/>
-          <w:lang w:eastAsia="zh-CN"/>
-        </w:rPr>
-        <w:t xml:space="preserve"> (2023).</w:t>
-      </w:r>
-      <w:r>
-        <w:rPr>
-          <w:rFonts w:ascii="Arial" w:hAnsi="Arial" w:cs="Arial"/>
-          <w:szCs w:val="21"/>
-        </w:rPr>
-        <w:t xml:space="preserve"> </w:t>
-      </w:r>
-      <w:r>
-        <w:rPr>
-          <w:rFonts w:ascii="Arial" w:hAnsi="Arial" w:cs="Arial"/>
-        </w:rPr>
-        <w:t xml:space="preserve">Bilateral human laryngeal motor cortex in perceptual decision of lexical tone and voicing of </w:t>
-      </w:r>
-      <w:proofErr w:type="gramStart"/>
-      <w:r>
-        <w:rPr>
-          <w:rFonts w:ascii="Arial" w:hAnsi="Arial" w:cs="Arial"/>
-        </w:rPr>
-        <w:t>consonant</w:t>
-      </w:r>
-      <w:proofErr w:type="gramEnd"/>
-      <w:r>
-        <w:rPr>
-          <w:rFonts w:ascii="Arial" w:hAnsi="Arial" w:cs="Arial"/>
-        </w:rPr>
-        <w:t xml:space="preserve">. </w:t>
-      </w:r>
-      <w:r>
-        <w:rPr>
-          <w:rFonts w:ascii="Arial" w:hAnsi="Arial" w:cs="Arial"/>
-          <w:b/>
-          <w:bCs/>
-          <w:i/>
-          <w:iCs/>
-        </w:rPr>
-        <w:t>Nature Communications</w:t>
-      </w:r>
-      <w:r>
-        <w:rPr>
-          <w:rFonts w:ascii="Arial" w:hAnsi="Arial" w:cs="Arial"/>
-        </w:rPr>
-        <w:t>,</w:t>
-      </w:r>
-      <w:r>
-        <w:rPr>
-          <w:rFonts w:ascii="Arial" w:eastAsiaTheme="minorEastAsia" w:hAnsi="Arial" w:cs="Arial" w:hint="eastAsia"/>
-          <w:lang w:eastAsia="zh-CN"/>
-        </w:rPr>
-        <w:t xml:space="preserve"> </w:t>
-      </w:r>
-      <w:r>
-        <w:rPr>
-          <w:rFonts w:ascii="Arial" w:hAnsi="Arial" w:cs="Arial"/>
-        </w:rPr>
-        <w:t xml:space="preserve">14, 4710. </w:t>
-      </w:r>
       <w:r>
         <w:rPr>
           <w:rFonts w:ascii="Arial" w:eastAsiaTheme="minorEastAsia" w:hAnsi="Arial" w:cs="Arial" w:hint="eastAsia"/>
@@ -3563,335 +4611,11 @@
       </w:r>
       <w:r>
         <w:rPr>
-          <w:rFonts w:ascii="Arial" w:hAnsi="Arial" w:cs="Arial"/>
-          <w:szCs w:val="21"/>
-        </w:rPr>
-        <w:t>First author</w:t>
-      </w:r>
-      <w:r>
-        <w:rPr>
-          <w:rFonts w:ascii="Arial" w:eastAsiaTheme="minorEastAsia" w:hAnsi="Arial" w:cs="Arial" w:hint="eastAsia"/>
-          <w:szCs w:val="21"/>
-          <w:lang w:eastAsia="zh-CN"/>
-        </w:rPr>
-        <w:t>]</w:t>
-      </w:r>
-    </w:p>
-    <w:p>
-      <w:pPr>
-        <w:pStyle w:val="ListParagraph"/>
-        <w:numPr>
-          <w:ilvl w:val="0"/>
-          <w:numId w:val="2"/>
-        </w:numPr>
-        <w:ind w:left="714" w:hanging="357"/>
-        <w:contextualSpacing w:val="0"/>
-        <w:rPr>
-          <w:rFonts w:ascii="Arial" w:hAnsi="Arial" w:cs="Arial"/>
-          <w:szCs w:val="21"/>
-        </w:rPr>
-      </w:pPr>
-      <w:r>
-        <w:rPr>
-          <w:rFonts w:ascii="Arial" w:hAnsi="Arial" w:cs="Arial"/>
-          <w:b/>
-          <w:bCs/>
-          <w:szCs w:val="21"/>
-        </w:rPr>
-        <w:t>Liang</w:t>
-      </w:r>
-      <w:r>
-        <w:rPr>
-          <w:rFonts w:ascii="Arial" w:eastAsiaTheme="minorEastAsia" w:hAnsi="Arial" w:cs="Arial" w:hint="eastAsia"/>
-          <w:b/>
-          <w:bCs/>
-          <w:szCs w:val="21"/>
-          <w:lang w:eastAsia="zh-CN"/>
-        </w:rPr>
-        <w:t>, B.</w:t>
-      </w:r>
-      <w:r>
-        <w:rPr>
-          <w:rFonts w:ascii="Arial" w:hAnsi="Arial" w:cs="Arial"/>
-          <w:b/>
-          <w:bCs/>
-          <w:szCs w:val="21"/>
-        </w:rPr>
-        <w:t xml:space="preserve"> </w:t>
-      </w:r>
-      <w:r>
-        <w:rPr>
-          <w:rFonts w:ascii="Arial" w:hAnsi="Arial" w:cs="Arial"/>
-          <w:szCs w:val="21"/>
-        </w:rPr>
-        <w:t>&amp;</w:t>
-      </w:r>
-      <w:r>
-        <w:rPr>
-          <w:rFonts w:ascii="Arial" w:hAnsi="Arial" w:cs="Arial"/>
-          <w:b/>
-          <w:bCs/>
-          <w:szCs w:val="21"/>
-        </w:rPr>
-        <w:t xml:space="preserve"> </w:t>
-      </w:r>
-      <w:r>
-        <w:rPr>
-          <w:rFonts w:ascii="Arial" w:hAnsi="Arial" w:cs="Arial"/>
-          <w:bCs/>
-          <w:szCs w:val="21"/>
-        </w:rPr>
-        <w:t>Du</w:t>
-      </w:r>
-      <w:r>
-        <w:rPr>
-          <w:rFonts w:ascii="Arial" w:eastAsiaTheme="minorEastAsia" w:hAnsi="Arial" w:cs="Arial" w:hint="eastAsia"/>
-          <w:bCs/>
-          <w:szCs w:val="21"/>
-          <w:lang w:eastAsia="zh-CN"/>
-        </w:rPr>
-        <w:t>, Y.</w:t>
-      </w:r>
-      <w:r>
-        <w:rPr>
-          <w:rFonts w:ascii="Arial" w:hAnsi="Arial" w:cs="Arial"/>
-          <w:bCs/>
-          <w:szCs w:val="21"/>
-        </w:rPr>
-        <w:t>*</w:t>
-      </w:r>
-      <w:r>
-        <w:rPr>
-          <w:rFonts w:ascii="Arial" w:eastAsiaTheme="minorEastAsia" w:hAnsi="Arial" w:cs="Arial" w:hint="eastAsia"/>
-          <w:bCs/>
-          <w:szCs w:val="21"/>
-          <w:lang w:eastAsia="zh-CN"/>
-        </w:rPr>
-        <w:t xml:space="preserve"> (2018).</w:t>
-      </w:r>
-      <w:r>
-        <w:rPr>
-          <w:rFonts w:ascii="Arial" w:hAnsi="Arial" w:cs="Arial"/>
-          <w:szCs w:val="21"/>
-        </w:rPr>
-        <w:t xml:space="preserve"> The functional neuroanatomy of lexical tone perception: an activation likelihood estimation meta-analysis. </w:t>
-      </w:r>
-      <w:r>
-        <w:rPr>
-          <w:rFonts w:ascii="Arial" w:hAnsi="Arial" w:cs="Arial"/>
-          <w:b/>
-          <w:bCs/>
-          <w:i/>
-          <w:iCs/>
-          <w:szCs w:val="21"/>
-        </w:rPr>
-        <w:t>Frontiers in Neuroscience</w:t>
-      </w:r>
-      <w:r>
-        <w:rPr>
-          <w:rFonts w:ascii="Arial" w:hAnsi="Arial" w:cs="Arial"/>
-          <w:szCs w:val="21"/>
-        </w:rPr>
-        <w:t xml:space="preserve">, 12, 495. </w:t>
-      </w:r>
-      <w:r>
-        <w:rPr>
-          <w:rFonts w:ascii="Arial" w:eastAsiaTheme="minorEastAsia" w:hAnsi="Arial" w:cs="Arial" w:hint="eastAsia"/>
-          <w:szCs w:val="21"/>
-          <w:lang w:eastAsia="zh-CN"/>
-        </w:rPr>
-        <w:t>[</w:t>
-      </w:r>
-      <w:r>
-        <w:rPr>
-          <w:rFonts w:ascii="Arial" w:hAnsi="Arial" w:cs="Arial"/>
-          <w:szCs w:val="21"/>
-        </w:rPr>
-        <w:t>First author</w:t>
-      </w:r>
-      <w:r>
-        <w:rPr>
-          <w:rFonts w:ascii="Arial" w:eastAsiaTheme="minorEastAsia" w:hAnsi="Arial" w:cs="Arial" w:hint="eastAsia"/>
-          <w:szCs w:val="21"/>
-          <w:lang w:eastAsia="zh-CN"/>
-        </w:rPr>
-        <w:t>]</w:t>
-      </w:r>
-    </w:p>
-    <w:p>
-      <w:pPr>
-        <w:pStyle w:val="ListParagraph"/>
-        <w:numPr>
-          <w:ilvl w:val="0"/>
-          <w:numId w:val="2"/>
-        </w:numPr>
-        <w:ind w:left="714" w:hanging="357"/>
-        <w:contextualSpacing w:val="0"/>
-        <w:rPr>
-          <w:rFonts w:eastAsia="KaiTi"/>
-          <w:szCs w:val="21"/>
-        </w:rPr>
-      </w:pPr>
-      <w:r>
-        <w:rPr>
-          <w:rFonts w:ascii="Arial" w:eastAsia="KaiTi" w:hAnsi="Arial" w:cs="Arial"/>
-          <w:b/>
-          <w:bCs/>
-          <w:szCs w:val="21"/>
-        </w:rPr>
-        <w:t>Liang</w:t>
-      </w:r>
-      <w:r>
-        <w:rPr>
-          <w:rFonts w:ascii="Arial" w:eastAsia="KaiTi" w:hAnsi="Arial" w:cs="Arial" w:hint="eastAsia"/>
-          <w:b/>
-          <w:bCs/>
-          <w:szCs w:val="21"/>
-          <w:lang w:eastAsia="zh-CN"/>
-        </w:rPr>
-        <w:t>, B.</w:t>
-      </w:r>
-      <w:r>
-        <w:rPr>
-          <w:rFonts w:ascii="Arial" w:eastAsia="KaiTi" w:hAnsi="Arial" w:cs="Arial"/>
-          <w:b/>
-          <w:bCs/>
-          <w:szCs w:val="21"/>
-        </w:rPr>
-        <w:t xml:space="preserve"> </w:t>
-      </w:r>
-      <w:r>
-        <w:rPr>
-          <w:rFonts w:ascii="Arial" w:eastAsia="KaiTi" w:hAnsi="Arial" w:cs="Arial"/>
-          <w:szCs w:val="21"/>
-        </w:rPr>
-        <w:t>&amp;</w:t>
-      </w:r>
-      <w:r>
-        <w:rPr>
-          <w:rFonts w:ascii="Arial" w:eastAsia="KaiTi" w:hAnsi="Arial" w:cs="Arial"/>
-          <w:b/>
-          <w:bCs/>
-          <w:szCs w:val="21"/>
-        </w:rPr>
-        <w:t xml:space="preserve"> </w:t>
-      </w:r>
-      <w:r>
-        <w:rPr>
-          <w:rFonts w:ascii="Arial" w:eastAsia="KaiTi" w:hAnsi="Arial" w:cs="Arial"/>
-          <w:bCs/>
-          <w:szCs w:val="21"/>
-        </w:rPr>
-        <w:t>Du</w:t>
-      </w:r>
-      <w:r>
-        <w:rPr>
-          <w:rFonts w:ascii="Arial" w:eastAsia="KaiTi" w:hAnsi="Arial" w:cs="Arial" w:hint="eastAsia"/>
-          <w:bCs/>
-          <w:szCs w:val="21"/>
-          <w:lang w:eastAsia="zh-CN"/>
-        </w:rPr>
-        <w:t>, Y.</w:t>
-      </w:r>
-      <w:r>
-        <w:rPr>
-          <w:rFonts w:ascii="Arial" w:eastAsia="KaiTi" w:hAnsi="Arial" w:cs="Arial"/>
-          <w:bCs/>
-          <w:szCs w:val="21"/>
-        </w:rPr>
-        <w:t>*</w:t>
-      </w:r>
-      <w:r>
-        <w:rPr>
-          <w:rFonts w:ascii="Arial" w:eastAsia="KaiTi" w:hAnsi="Arial" w:cs="Arial" w:hint="eastAsia"/>
-          <w:bCs/>
-          <w:szCs w:val="21"/>
-          <w:lang w:eastAsia="zh-CN"/>
-        </w:rPr>
-        <w:t xml:space="preserve"> (2017).</w:t>
-      </w:r>
-      <w:r>
-        <w:rPr>
-          <w:rFonts w:ascii="Arial" w:eastAsia="KaiTi" w:hAnsi="Arial" w:cs="Arial"/>
-          <w:szCs w:val="21"/>
-        </w:rPr>
-        <w:t xml:space="preserve"> Mechanisms of sensorimotor integration in speech perception [</w:t>
-      </w:r>
-      <w:proofErr w:type="spellStart"/>
-      <w:r>
-        <w:rPr>
-          <w:rFonts w:ascii="Arial" w:eastAsia="KaiTi" w:hAnsi="Arial" w:cs="Arial"/>
-          <w:szCs w:val="21"/>
-        </w:rPr>
-        <w:t>言语知觉中的感觉运动整合机制</w:t>
-      </w:r>
-      <w:proofErr w:type="spellEnd"/>
-      <w:r>
-        <w:rPr>
-          <w:rFonts w:ascii="Arial" w:eastAsia="KaiTi" w:hAnsi="Arial" w:cs="Arial"/>
-          <w:szCs w:val="21"/>
-        </w:rPr>
-        <w:t xml:space="preserve">]. </w:t>
-      </w:r>
-      <w:r>
-        <w:rPr>
-          <w:rFonts w:ascii="Arial" w:eastAsia="KaiTi" w:hAnsi="Arial" w:cs="Arial"/>
-          <w:b/>
-          <w:bCs/>
-          <w:i/>
-          <w:szCs w:val="21"/>
-        </w:rPr>
-        <w:t>Science &amp; Technology Review</w:t>
-      </w:r>
-      <w:r>
-        <w:rPr>
-          <w:rFonts w:ascii="Arial" w:eastAsia="KaiTi" w:hAnsi="Arial" w:cs="Arial"/>
-          <w:i/>
-          <w:szCs w:val="21"/>
-        </w:rPr>
-        <w:t xml:space="preserve"> [</w:t>
-      </w:r>
-      <w:proofErr w:type="spellStart"/>
-      <w:r>
-        <w:rPr>
-          <w:rFonts w:ascii="Arial" w:eastAsia="KaiTi" w:hAnsi="Arial" w:cs="Arial"/>
-          <w:i/>
-          <w:iCs/>
-          <w:szCs w:val="21"/>
-        </w:rPr>
-        <w:t>科技导报</w:t>
-      </w:r>
-      <w:proofErr w:type="spellEnd"/>
-      <w:r>
-        <w:rPr>
-          <w:rFonts w:ascii="Arial" w:eastAsia="KaiTi" w:hAnsi="Arial" w:cs="Arial"/>
-          <w:i/>
-          <w:iCs/>
-          <w:szCs w:val="21"/>
-        </w:rPr>
-        <w:t>]</w:t>
-      </w:r>
-      <w:r>
-        <w:rPr>
-          <w:rFonts w:ascii="Arial" w:eastAsia="KaiTi" w:hAnsi="Arial" w:cs="Arial"/>
-          <w:szCs w:val="21"/>
-        </w:rPr>
-        <w:t xml:space="preserve">, 35(19):21-28. </w:t>
-      </w:r>
-      <w:r>
-        <w:rPr>
-          <w:rFonts w:ascii="Arial" w:eastAsiaTheme="minorEastAsia" w:hAnsi="Arial" w:cs="Arial" w:hint="eastAsia"/>
-          <w:szCs w:val="21"/>
-          <w:lang w:eastAsia="zh-CN"/>
-        </w:rPr>
-        <w:t>[</w:t>
-      </w:r>
-      <w:r>
-        <w:rPr>
-          <w:rFonts w:ascii="Arial" w:hAnsi="Arial" w:cs="Arial"/>
-          <w:szCs w:val="21"/>
-        </w:rPr>
-        <w:t>First author</w:t>
+          <w:rFonts w:ascii="Arial" w:eastAsiaTheme="minorEastAsia" w:hAnsi="Arial" w:cs="Arial" w:hint="eastAsia"/>
+          <w:szCs w:val="21"/>
+          <w:lang w:eastAsia="zh-CN"/>
+        </w:rPr>
+        <w:t>Co-corresponding author</w:t>
       </w:r>
       <w:r>
         <w:rPr>
@@ -3943,318 +4667,6 @@
           <w:sz w:val="22"/>
           <w:szCs w:val="22"/>
         </w:rPr>
-        <w:t xml:space="preserve">UNDER </w:t>
-      </w:r>
-      <w:r>
-        <w:rPr>
-          <w:rFonts w:ascii="Arial" w:hAnsi="Arial" w:cs="Arial"/>
-          <w:b/>
-          <w:sz w:val="28"/>
-          <w:szCs w:val="28"/>
-        </w:rPr>
-        <w:t>R</w:t>
-      </w:r>
-      <w:r>
-        <w:rPr>
-          <w:rFonts w:ascii="Arial" w:hAnsi="Arial" w:cs="Arial"/>
-          <w:b/>
-          <w:sz w:val="22"/>
-          <w:szCs w:val="22"/>
-        </w:rPr>
-        <w:t>EVIEW</w:t>
-      </w:r>
-    </w:p>
-    <w:p>
-      <w:pPr>
-        <w:pStyle w:val="ListParagraph"/>
-        <w:numPr>
-          <w:ilvl w:val="0"/>
-          <w:numId w:val="7"/>
-        </w:numPr>
-        <w:spacing w:before="120" w:after="120"/>
-        <w:contextualSpacing w:val="0"/>
-        <w:rPr>
-          <w:rFonts w:ascii="Arial" w:hAnsi="Arial" w:cs="Arial"/>
-          <w:szCs w:val="21"/>
-        </w:rPr>
-      </w:pPr>
-      <w:r>
-        <w:rPr>
-          <w:rFonts w:ascii="Arial" w:hAnsi="Arial" w:cs="Arial"/>
-          <w:szCs w:val="21"/>
-        </w:rPr>
-        <w:t>Liu</w:t>
-      </w:r>
-      <w:r>
-        <w:rPr>
-          <w:rFonts w:ascii="Arial" w:eastAsiaTheme="minorEastAsia" w:hAnsi="Arial" w:cs="Arial" w:hint="eastAsia"/>
-          <w:szCs w:val="21"/>
-          <w:lang w:eastAsia="zh-CN"/>
-        </w:rPr>
-        <w:t>, J.</w:t>
-      </w:r>
-      <w:r>
-        <w:rPr>
-          <w:rFonts w:ascii="Arial" w:hAnsi="Arial" w:cs="Arial"/>
-          <w:szCs w:val="21"/>
-          <w:vertAlign w:val="superscript"/>
-        </w:rPr>
-        <w:t>#</w:t>
-      </w:r>
-      <w:r>
-        <w:rPr>
-          <w:rFonts w:ascii="Arial" w:hAnsi="Arial" w:cs="Arial"/>
-          <w:szCs w:val="21"/>
-        </w:rPr>
-        <w:t>, Wang</w:t>
-      </w:r>
-      <w:r>
-        <w:rPr>
-          <w:rFonts w:ascii="Arial" w:eastAsiaTheme="minorEastAsia" w:hAnsi="Arial" w:cs="Arial" w:hint="eastAsia"/>
-          <w:szCs w:val="21"/>
-          <w:lang w:eastAsia="zh-CN"/>
-        </w:rPr>
-        <w:t>, Y.</w:t>
-      </w:r>
-      <w:r>
-        <w:rPr>
-          <w:rFonts w:ascii="Arial" w:hAnsi="Arial" w:cs="Arial"/>
-          <w:szCs w:val="21"/>
-          <w:vertAlign w:val="superscript"/>
-        </w:rPr>
-        <w:t>#</w:t>
-      </w:r>
-      <w:r>
-        <w:rPr>
-          <w:rFonts w:ascii="Arial" w:hAnsi="Arial" w:cs="Arial"/>
-          <w:szCs w:val="21"/>
-        </w:rPr>
-        <w:t>, Feng</w:t>
-      </w:r>
-      <w:r>
-        <w:rPr>
-          <w:rFonts w:ascii="Arial" w:eastAsiaTheme="minorEastAsia" w:hAnsi="Arial" w:cs="Arial" w:hint="eastAsia"/>
-          <w:szCs w:val="21"/>
-          <w:lang w:eastAsia="zh-CN"/>
-        </w:rPr>
-        <w:t>, J.</w:t>
-      </w:r>
-      <w:r>
-        <w:rPr>
-          <w:rFonts w:ascii="Arial" w:hAnsi="Arial" w:cs="Arial"/>
-          <w:szCs w:val="21"/>
-          <w:vertAlign w:val="superscript"/>
-        </w:rPr>
-        <w:t>#</w:t>
-      </w:r>
-      <w:r>
-        <w:rPr>
-          <w:rFonts w:ascii="Arial" w:hAnsi="Arial" w:cs="Arial"/>
-          <w:szCs w:val="21"/>
-        </w:rPr>
-        <w:t>, Zhao</w:t>
-      </w:r>
-      <w:r>
-        <w:rPr>
-          <w:rFonts w:ascii="Arial" w:eastAsiaTheme="minorEastAsia" w:hAnsi="Arial" w:cs="Arial" w:hint="eastAsia"/>
-          <w:szCs w:val="21"/>
-          <w:lang w:eastAsia="zh-CN"/>
-        </w:rPr>
-        <w:t>, H.</w:t>
-      </w:r>
-      <w:r>
-        <w:rPr>
-          <w:rFonts w:ascii="Arial" w:hAnsi="Arial" w:cs="Arial"/>
-          <w:szCs w:val="21"/>
-        </w:rPr>
-        <w:t>, He</w:t>
-      </w:r>
-      <w:r>
-        <w:rPr>
-          <w:rFonts w:ascii="Arial" w:eastAsiaTheme="minorEastAsia" w:hAnsi="Arial" w:cs="Arial" w:hint="eastAsia"/>
-          <w:szCs w:val="21"/>
-          <w:lang w:eastAsia="zh-CN"/>
-        </w:rPr>
-        <w:t>, Q.</w:t>
-      </w:r>
-      <w:r>
-        <w:rPr>
-          <w:rFonts w:asciiTheme="minorEastAsia" w:eastAsiaTheme="minorEastAsia" w:hAnsiTheme="minorEastAsia" w:cs="MS Gothic" w:hint="eastAsia"/>
-          <w:szCs w:val="21"/>
-          <w:lang w:eastAsia="zh-CN"/>
-        </w:rPr>
-        <w:t>,</w:t>
-      </w:r>
-      <w:r>
-        <w:rPr>
-          <w:rFonts w:ascii="Arial" w:hAnsi="Arial" w:cs="Arial"/>
-          <w:szCs w:val="21"/>
-        </w:rPr>
-        <w:t xml:space="preserve"> Yang</w:t>
-      </w:r>
-      <w:r>
-        <w:rPr>
-          <w:rFonts w:ascii="Arial" w:eastAsiaTheme="minorEastAsia" w:hAnsi="Arial" w:cs="Arial" w:hint="eastAsia"/>
-          <w:szCs w:val="21"/>
-          <w:lang w:eastAsia="zh-CN"/>
-        </w:rPr>
-        <w:t>, X.</w:t>
-      </w:r>
-      <w:r>
-        <w:rPr>
-          <w:rFonts w:ascii="Arial" w:hAnsi="Arial" w:cs="Arial"/>
-          <w:szCs w:val="21"/>
-        </w:rPr>
-        <w:t xml:space="preserve">*, </w:t>
-      </w:r>
-      <w:r>
-        <w:rPr>
-          <w:rFonts w:ascii="Arial" w:hAnsi="Arial" w:cs="Arial"/>
-          <w:b/>
-          <w:bCs/>
-          <w:szCs w:val="21"/>
-        </w:rPr>
-        <w:t>Liang</w:t>
-      </w:r>
-      <w:r>
-        <w:rPr>
-          <w:rFonts w:ascii="Arial" w:eastAsiaTheme="minorEastAsia" w:hAnsi="Arial" w:cs="Arial" w:hint="eastAsia"/>
-          <w:b/>
-          <w:bCs/>
-          <w:szCs w:val="21"/>
-          <w:lang w:eastAsia="zh-CN"/>
-        </w:rPr>
-        <w:t>, B.</w:t>
-      </w:r>
-      <w:r>
-        <w:rPr>
-          <w:rFonts w:ascii="Arial" w:hAnsi="Arial" w:cs="Arial"/>
-          <w:b/>
-          <w:bCs/>
-          <w:szCs w:val="21"/>
-        </w:rPr>
-        <w:t>*</w:t>
-      </w:r>
-      <w:r>
-        <w:rPr>
-          <w:rFonts w:ascii="Arial" w:eastAsiaTheme="minorEastAsia" w:hAnsi="Arial" w:cs="Arial" w:hint="eastAsia"/>
-          <w:b/>
-          <w:bCs/>
-          <w:szCs w:val="21"/>
-          <w:lang w:eastAsia="zh-CN"/>
-        </w:rPr>
-        <w:t xml:space="preserve"> (</w:t>
-      </w:r>
-      <w:r>
-        <w:rPr>
-          <w:rFonts w:ascii="Arial" w:eastAsiaTheme="minorEastAsia" w:hAnsi="Arial" w:cs="Arial" w:hint="eastAsia"/>
-          <w:b/>
-          <w:bCs/>
-          <w:szCs w:val="21"/>
-          <w:lang w:eastAsia="zh-CN"/>
-        </w:rPr>
-        <w:t>Under review</w:t>
-      </w:r>
-      <w:r>
-        <w:rPr>
-          <w:rFonts w:ascii="Arial" w:eastAsiaTheme="minorEastAsia" w:hAnsi="Arial" w:cs="Arial" w:hint="eastAsia"/>
-          <w:b/>
-          <w:bCs/>
-          <w:szCs w:val="21"/>
-          <w:lang w:eastAsia="zh-CN"/>
-        </w:rPr>
-        <w:t>)</w:t>
-      </w:r>
-      <w:r>
-        <w:rPr>
-          <w:rFonts w:ascii="Arial" w:eastAsiaTheme="minorEastAsia" w:hAnsi="Arial" w:cs="Arial" w:hint="eastAsia"/>
-          <w:szCs w:val="21"/>
-          <w:lang w:eastAsia="zh-CN"/>
-        </w:rPr>
-        <w:t xml:space="preserve"> </w:t>
-      </w:r>
-      <w:r>
-        <w:rPr>
-          <w:rFonts w:ascii="Arial" w:eastAsiaTheme="minorEastAsia" w:hAnsi="Arial" w:cs="Arial"/>
-          <w:szCs w:val="21"/>
-          <w:lang w:eastAsia="zh-CN"/>
-        </w:rPr>
-        <w:t>Successor representation supports structural learning of syllable sequences</w:t>
-      </w:r>
-      <w:r>
-        <w:rPr>
-          <w:rFonts w:ascii="Arial" w:eastAsiaTheme="minorEastAsia" w:hAnsi="Arial" w:cs="Arial" w:hint="eastAsia"/>
-          <w:szCs w:val="21"/>
-          <w:lang w:eastAsia="zh-CN"/>
-        </w:rPr>
-        <w:t xml:space="preserve">. </w:t>
-      </w:r>
-      <w:r>
-        <w:rPr>
-          <w:rFonts w:ascii="Arial" w:eastAsiaTheme="minorEastAsia" w:hAnsi="Arial" w:cs="Arial" w:hint="eastAsia"/>
-          <w:szCs w:val="21"/>
-          <w:lang w:eastAsia="zh-CN"/>
-        </w:rPr>
-        <w:t>[</w:t>
-      </w:r>
-      <w:r>
-        <w:rPr>
-          <w:rFonts w:ascii="Arial" w:eastAsiaTheme="minorEastAsia" w:hAnsi="Arial" w:cs="Arial" w:hint="eastAsia"/>
-          <w:szCs w:val="21"/>
-          <w:lang w:eastAsia="zh-CN"/>
-        </w:rPr>
-        <w:t>Co-corresponding author</w:t>
-      </w:r>
-      <w:r>
-        <w:rPr>
-          <w:rFonts w:ascii="Arial" w:eastAsiaTheme="minorEastAsia" w:hAnsi="Arial" w:cs="Arial" w:hint="eastAsia"/>
-          <w:szCs w:val="21"/>
-          <w:lang w:eastAsia="zh-CN"/>
-        </w:rPr>
-        <w:t>]</w:t>
-      </w:r>
-    </w:p>
-    <w:p>
-      <w:pPr>
-        <w:pBdr>
-          <w:bottom w:val="single" w:sz="12" w:space="1" w:color="auto"/>
-        </w:pBdr>
-        <w:tabs>
-          <w:tab w:val="left" w:pos="0"/>
-        </w:tabs>
-        <w:jc w:val="both"/>
-        <w:rPr>
-          <w:rFonts w:ascii="Arial" w:hAnsi="Arial" w:cs="Arial"/>
-          <w:b/>
-          <w:sz w:val="22"/>
-          <w:szCs w:val="22"/>
-        </w:rPr>
-      </w:pPr>
-      <w:r>
-        <w:rPr>
-          <w:rFonts w:ascii="Arial" w:hAnsi="Arial" w:cs="Arial"/>
-          <w:b/>
-          <w:sz w:val="28"/>
-          <w:szCs w:val="28"/>
-        </w:rPr>
-        <w:t>M</w:t>
-      </w:r>
-      <w:r>
-        <w:rPr>
-          <w:rFonts w:ascii="Arial" w:hAnsi="Arial" w:cs="Arial"/>
-          <w:b/>
-          <w:sz w:val="22"/>
-          <w:szCs w:val="22"/>
-        </w:rPr>
-        <w:t xml:space="preserve">ANUSCRIPTS </w:t>
-      </w:r>
-      <w:r>
-        <w:rPr>
-          <w:rFonts w:ascii="Arial" w:hAnsi="Arial" w:cs="Arial"/>
-          <w:b/>
-          <w:sz w:val="22"/>
-          <w:szCs w:val="22"/>
-        </w:rPr>
         <w:t xml:space="preserve">IN </w:t>
       </w:r>
       <w:r>
@@ -4302,21 +4714,7 @@
         <w:rPr>
           <w:rFonts w:ascii="Arial" w:hAnsi="Arial" w:cs="Arial"/>
         </w:rPr>
-        <w:t xml:space="preserve">Earle-Richardson, A. M., Grant, G., Zafar, M., </w:t>
-      </w:r>
-      <w:proofErr w:type="spellStart"/>
-      <w:r>
-        <w:rPr>
-          <w:rFonts w:ascii="Arial" w:hAnsi="Arial" w:cs="Arial"/>
-        </w:rPr>
-        <w:t>Frauscher</w:t>
-      </w:r>
-      <w:proofErr w:type="spellEnd"/>
-      <w:r>
-        <w:rPr>
-          <w:rFonts w:ascii="Arial" w:hAnsi="Arial" w:cs="Arial"/>
-        </w:rPr>
-        <w:t>, B., Southwell, D., Hickok, G.</w:t>
+        <w:t>Earle-Richardson, A. M., Grant, G., Zafar, M., Frauscher, B., Southwell, D., Hickok, G.</w:t>
       </w:r>
       <w:r>
         <w:rPr>
@@ -4560,25 +4958,7 @@
           <w:b/>
           <w:bCs/>
         </w:rPr>
-        <w:t xml:space="preserve">he 4th </w:t>
-      </w:r>
-      <w:proofErr w:type="spellStart"/>
-      <w:r>
-        <w:rPr>
-          <w:rFonts w:ascii="Arial" w:hAnsi="Arial" w:cs="Arial"/>
-          <w:b/>
-          <w:bCs/>
-        </w:rPr>
-        <w:t>lEEE</w:t>
-      </w:r>
-      <w:proofErr w:type="spellEnd"/>
-      <w:r>
-        <w:rPr>
-          <w:rFonts w:ascii="Arial" w:hAnsi="Arial" w:cs="Arial"/>
-          <w:b/>
-          <w:bCs/>
-        </w:rPr>
-        <w:t xml:space="preserve"> EMBS International Summer School of Neural Engineering</w:t>
+        <w:t>he 4th lEEE EMBS International Summer School of Neural Engineering</w:t>
       </w:r>
       <w:r>
         <w:rPr>
@@ -4692,15 +5072,16 @@
         <w:contextualSpacing w:val="0"/>
         <w:jc w:val="both"/>
         <w:rPr>
-          <w:rFonts w:ascii="Arial" w:hAnsi="Arial" w:cs="Arial"/>
-        </w:rPr>
-      </w:pPr>
-      <w:r>
-        <w:rPr>
-          <w:rFonts w:ascii="Arial" w:eastAsiaTheme="minorEastAsia" w:hAnsi="Arial" w:cs="Arial" w:hint="eastAsia"/>
-          <w:b/>
-          <w:lang w:eastAsia="zh-CN"/>
-        </w:rPr>
+          <w:rFonts w:ascii="Arial" w:hAnsi="Arial" w:cs="Arial" w:hint="eastAsia"/>
+        </w:rPr>
+      </w:pPr>
+      <w:r>
+        <w:rPr>
+          <w:rFonts w:ascii="Arial" w:eastAsiaTheme="minorEastAsia" w:hAnsi="Arial" w:cs="Arial" w:hint="eastAsia"/>
+          <w:b/>
+          <w:lang w:eastAsia="zh-CN"/>
+        </w:rPr>
+        <w:lastRenderedPageBreak/>
         <w:t>National Scholarship (</w:t>
       </w:r>
       <w:r>
@@ -4778,7 +5159,7 @@
         <w:contextualSpacing/>
         <w:jc w:val="both"/>
         <w:rPr>
-          <w:rFonts w:ascii="Arial" w:hAnsi="Arial" w:cs="Arial"/>
+          <w:rFonts w:ascii="Arial" w:hAnsi="Arial" w:cs="Arial" w:hint="eastAsia"/>
           <w:sz w:val="22"/>
           <w:szCs w:val="22"/>
         </w:rPr>
@@ -4874,6 +5255,174 @@
       <w:r>
         <w:rPr>
           <w:rFonts w:ascii="Arial" w:hAnsi="Arial" w:cs="Arial"/>
+          <w:sz w:val="22"/>
+          <w:szCs w:val="22"/>
+        </w:rPr>
+        <w:t>Wang, Y.</w:t>
+      </w:r>
+      <w:r>
+        <w:rPr>
+          <w:rFonts w:ascii="Arial" w:hAnsi="Arial" w:cs="Arial"/>
+          <w:sz w:val="22"/>
+          <w:szCs w:val="22"/>
+          <w:vertAlign w:val="superscript"/>
+        </w:rPr>
+        <w:t>#</w:t>
+      </w:r>
+      <w:r>
+        <w:rPr>
+          <w:rFonts w:ascii="Arial" w:hAnsi="Arial" w:cs="Arial"/>
+          <w:sz w:val="22"/>
+          <w:szCs w:val="22"/>
+        </w:rPr>
+        <w:t>, Yu, K.</w:t>
+      </w:r>
+      <w:r>
+        <w:rPr>
+          <w:rFonts w:ascii="Arial" w:hAnsi="Arial" w:cs="Arial"/>
+          <w:sz w:val="22"/>
+          <w:szCs w:val="22"/>
+          <w:vertAlign w:val="superscript"/>
+        </w:rPr>
+        <w:t>#</w:t>
+      </w:r>
+      <w:r>
+        <w:rPr>
+          <w:rFonts w:ascii="Arial" w:hAnsi="Arial" w:cs="Arial"/>
+          <w:sz w:val="22"/>
+          <w:szCs w:val="22"/>
+        </w:rPr>
+        <w:t xml:space="preserve">, Yin, S., </w:t>
+      </w:r>
+      <w:r>
+        <w:rPr>
+          <w:rFonts w:ascii="Arial" w:hAnsi="Arial" w:cs="Arial"/>
+          <w:b/>
+          <w:bCs/>
+          <w:sz w:val="22"/>
+          <w:szCs w:val="22"/>
+        </w:rPr>
+        <w:t>Liang, B.</w:t>
+      </w:r>
+      <w:r>
+        <w:rPr>
+          <w:rFonts w:ascii="Arial" w:hAnsi="Arial" w:cs="Arial"/>
+          <w:sz w:val="22"/>
+          <w:szCs w:val="22"/>
+        </w:rPr>
+        <w:t>*, Wang, R.* (2026). Theta and gamma transcranial alternating current stimulation (tACS) modulate Mandarin consonant and lexical tone perception</w:t>
+      </w:r>
+      <w:r>
+        <w:rPr>
+          <w:rFonts w:ascii="Arial" w:hAnsi="Arial" w:cs="Arial" w:hint="eastAsia"/>
+          <w:sz w:val="22"/>
+          <w:szCs w:val="22"/>
+        </w:rPr>
+        <w:t xml:space="preserve"> (poster)</w:t>
+      </w:r>
+      <w:r>
+        <w:rPr>
+          <w:rFonts w:ascii="Arial" w:hAnsi="Arial" w:cs="Arial"/>
+          <w:sz w:val="22"/>
+          <w:szCs w:val="22"/>
+        </w:rPr>
+        <w:t xml:space="preserve">. </w:t>
+      </w:r>
+      <w:r>
+        <w:rPr>
+          <w:rFonts w:ascii="Arial" w:hAnsi="Arial" w:cs="Arial"/>
+          <w:i/>
+          <w:iCs/>
+          <w:sz w:val="22"/>
+          <w:szCs w:val="22"/>
+        </w:rPr>
+        <w:t>Society for the Neurobiology of Language Annual Meeting 202</w:t>
+      </w:r>
+      <w:r>
+        <w:rPr>
+          <w:rFonts w:ascii="Arial" w:hAnsi="Arial" w:cs="Arial" w:hint="eastAsia"/>
+          <w:i/>
+          <w:iCs/>
+          <w:sz w:val="22"/>
+          <w:szCs w:val="22"/>
+        </w:rPr>
+        <w:t>6</w:t>
+      </w:r>
+      <w:r>
+        <w:rPr>
+          <w:rFonts w:ascii="Arial" w:hAnsi="Arial" w:cs="Arial" w:hint="eastAsia"/>
+          <w:sz w:val="22"/>
+          <w:szCs w:val="22"/>
+        </w:rPr>
+        <w:t xml:space="preserve">. </w:t>
+      </w:r>
+      <w:r>
+        <w:rPr>
+          <w:rFonts w:ascii="Arial" w:hAnsi="Arial" w:cs="Arial"/>
+          <w:sz w:val="22"/>
+          <w:szCs w:val="22"/>
+        </w:rPr>
+        <w:t>Geneva, Switzerland</w:t>
+      </w:r>
+      <w:r>
+        <w:rPr>
+          <w:rFonts w:ascii="Arial" w:hAnsi="Arial" w:cs="Arial" w:hint="eastAsia"/>
+          <w:sz w:val="22"/>
+          <w:szCs w:val="22"/>
+        </w:rPr>
+        <w:t xml:space="preserve">, </w:t>
+      </w:r>
+      <w:r>
+        <w:rPr>
+          <w:rFonts w:ascii="Arial" w:hAnsi="Arial" w:cs="Arial"/>
+          <w:sz w:val="22"/>
+          <w:szCs w:val="22"/>
+        </w:rPr>
+        <w:t xml:space="preserve">September </w:t>
+      </w:r>
+      <w:r>
+        <w:rPr>
+          <w:rFonts w:ascii="Arial" w:hAnsi="Arial" w:cs="Arial" w:hint="eastAsia"/>
+          <w:sz w:val="22"/>
+          <w:szCs w:val="22"/>
+        </w:rPr>
+        <w:t>202</w:t>
+      </w:r>
+      <w:r>
+        <w:rPr>
+          <w:rFonts w:ascii="Arial" w:hAnsi="Arial" w:cs="Arial" w:hint="eastAsia"/>
+          <w:sz w:val="22"/>
+          <w:szCs w:val="22"/>
+        </w:rPr>
+        <w:t>6</w:t>
+      </w:r>
+      <w:r>
+        <w:rPr>
+          <w:rFonts w:ascii="Arial" w:hAnsi="Arial" w:cs="Arial" w:hint="eastAsia"/>
+          <w:sz w:val="22"/>
+          <w:szCs w:val="22"/>
+        </w:rPr>
+        <w:t>.</w:t>
+      </w:r>
+    </w:p>
+    <w:p>
+      <w:pPr>
+        <w:numPr>
+          <w:ilvl w:val="0"/>
+          <w:numId w:val="3"/>
+        </w:numPr>
+        <w:spacing w:before="120" w:after="120" w:line="276" w:lineRule="auto"/>
+        <w:ind w:left="357" w:hanging="357"/>
+        <w:jc w:val="both"/>
+        <w:rPr>
+          <w:rFonts w:ascii="Arial" w:hAnsi="Arial" w:cs="Arial"/>
+          <w:sz w:val="22"/>
+          <w:szCs w:val="22"/>
+        </w:rPr>
+      </w:pPr>
+      <w:r>
+        <w:rPr>
+          <w:rFonts w:ascii="Arial" w:hAnsi="Arial" w:cs="Arial"/>
           <w:b/>
           <w:bCs/>
           <w:sz w:val="22"/>
@@ -4887,25 +5436,7 @@
           <w:sz w:val="22"/>
           <w:szCs w:val="22"/>
         </w:rPr>
-        <w:t xml:space="preserve">Earle-Richardson, A. M., Grant, G., Zafar, M., </w:t>
-      </w:r>
-      <w:proofErr w:type="spellStart"/>
-      <w:r>
-        <w:rPr>
-          <w:rFonts w:ascii="Arial" w:hAnsi="Arial" w:cs="Arial"/>
-          <w:sz w:val="22"/>
-          <w:szCs w:val="22"/>
-        </w:rPr>
-        <w:t>Frauscher</w:t>
-      </w:r>
-      <w:proofErr w:type="spellEnd"/>
-      <w:r>
-        <w:rPr>
-          <w:rFonts w:ascii="Arial" w:hAnsi="Arial" w:cs="Arial"/>
-          <w:sz w:val="22"/>
-          <w:szCs w:val="22"/>
-        </w:rPr>
-        <w:t>, B., Southwell, D., Hickok, G.</w:t>
+        <w:t>Earle-Richardson, A. M., Grant, G., Zafar, M., Frauscher, B., Southwell, D., Hickok, G.</w:t>
       </w:r>
       <w:r>
         <w:rPr>
@@ -5082,7 +5613,6 @@
           <w:i/>
           <w:iCs/>
         </w:rPr>
-        <w:lastRenderedPageBreak/>
         <w:t>Advances and Perspectives in Auditory Neuroscience</w:t>
       </w:r>
       <w:r>
@@ -5674,16 +6204,7 @@
           <w:sz w:val="22"/>
           <w:szCs w:val="22"/>
         </w:rPr>
-        <w:t xml:space="preserve">ausal involvement of auditory-motor low-frequency oscillation coupling in sentence perception under noisy conditions: a </w:t>
-      </w:r>
-      <w:proofErr w:type="spellStart"/>
-      <w:r>
-        <w:rPr>
-          <w:rFonts w:ascii="Arial" w:hAnsi="Arial" w:cs="Arial"/>
-          <w:sz w:val="22"/>
-          <w:szCs w:val="22"/>
-        </w:rPr>
-        <w:t>t</w:t>
+        <w:t>ausal involvement of auditory-motor low-frequency oscillation coupling in sentence perception under noisy conditions: a t</w:t>
       </w:r>
       <w:r>
         <w:rPr>
@@ -5693,7 +6214,6 @@
         </w:rPr>
         <w:t>ACS</w:t>
       </w:r>
-      <w:proofErr w:type="spellEnd"/>
       <w:r>
         <w:rPr>
           <w:rFonts w:ascii="Arial" w:hAnsi="Arial" w:cs="Arial"/>
@@ -6221,33 +6741,7 @@
           <w:sz w:val="22"/>
           <w:szCs w:val="22"/>
         </w:rPr>
-        <w:t xml:space="preserve">Acta </w:t>
-      </w:r>
-      <w:proofErr w:type="spellStart"/>
-      <w:r>
-        <w:rPr>
-          <w:rFonts w:ascii="Arial" w:hAnsi="Arial" w:cs="Arial"/>
-          <w:b/>
-          <w:bCs/>
-          <w:i/>
-          <w:iCs/>
-          <w:sz w:val="22"/>
-          <w:szCs w:val="22"/>
-        </w:rPr>
-        <w:t>Psychologica</w:t>
-      </w:r>
-      <w:proofErr w:type="spellEnd"/>
-      <w:r>
-        <w:rPr>
-          <w:rFonts w:ascii="Arial" w:hAnsi="Arial" w:cs="Arial"/>
-          <w:b/>
-          <w:bCs/>
-          <w:i/>
-          <w:iCs/>
-          <w:sz w:val="22"/>
-          <w:szCs w:val="22"/>
-        </w:rPr>
-        <w:t xml:space="preserve"> Sinica</w:t>
+        <w:t>Acta Psychologica Sinica</w:t>
       </w:r>
       <w:r>
         <w:rPr>
@@ -6296,6 +6790,26 @@
         <w:jc w:val="both"/>
         <w:rPr>
           <w:rFonts w:ascii="Arial" w:eastAsia="KaiTi" w:hAnsi="Arial" w:cs="Arial"/>
+          <w:szCs w:val="21"/>
+        </w:rPr>
+      </w:pPr>
+    </w:p>
+    <w:p>
+      <w:pPr>
+        <w:spacing w:before="120" w:after="120" w:line="276" w:lineRule="auto"/>
+        <w:jc w:val="both"/>
+        <w:rPr>
+          <w:rFonts w:ascii="Arial" w:eastAsia="KaiTi" w:hAnsi="Arial" w:cs="Arial"/>
+          <w:szCs w:val="21"/>
+        </w:rPr>
+      </w:pPr>
+    </w:p>
+    <w:p>
+      <w:pPr>
+        <w:spacing w:before="120" w:after="120" w:line="276" w:lineRule="auto"/>
+        <w:jc w:val="both"/>
+        <w:rPr>
+          <w:rFonts w:ascii="Arial" w:eastAsia="KaiTi" w:hAnsi="Arial" w:cs="Arial" w:hint="eastAsia"/>
           <w:szCs w:val="21"/>
         </w:rPr>
       </w:pPr>
@@ -6323,6 +6837,7 @@
           <w:sz w:val="28"/>
           <w:szCs w:val="28"/>
         </w:rPr>
+        <w:lastRenderedPageBreak/>
         <w:t>T</w:t>
       </w:r>
       <w:r>
@@ -6390,21 +6905,12 @@
           <w:rFonts w:ascii="Arial" w:eastAsia="SimSun" w:hAnsi="Arial" w:cs="Arial"/>
         </w:rPr>
       </w:pPr>
-      <w:proofErr w:type="spellStart"/>
       <w:r>
         <w:rPr>
           <w:rFonts w:ascii="Arial" w:eastAsia="SimSun" w:hAnsi="Arial" w:cs="Arial" w:hint="eastAsia"/>
           <w:lang w:eastAsia="zh-CN"/>
         </w:rPr>
-        <w:t>Matlab</w:t>
-      </w:r>
-      <w:proofErr w:type="spellEnd"/>
-      <w:r>
-        <w:rPr>
-          <w:rFonts w:ascii="Arial" w:eastAsia="SimSun" w:hAnsi="Arial" w:cs="Arial" w:hint="eastAsia"/>
-          <w:lang w:eastAsia="zh-CN"/>
-        </w:rPr>
-        <w:t xml:space="preserve">, Python, R, </w:t>
+        <w:t xml:space="preserve">Matlab, Python, R, </w:t>
       </w:r>
       <w:r>
         <w:rPr>
@@ -6557,33 +7063,8 @@
           <w:rFonts w:ascii="Arial" w:eastAsia="SimSun" w:hAnsi="Arial" w:cs="Arial" w:hint="eastAsia"/>
           <w:lang w:eastAsia="zh-CN"/>
         </w:rPr>
-        <w:t xml:space="preserve">Acoustic processing and feature extractions by </w:t>
-      </w:r>
-      <w:proofErr w:type="spellStart"/>
-      <w:r>
-        <w:rPr>
-          <w:rFonts w:ascii="Arial" w:eastAsia="SimSun" w:hAnsi="Arial" w:cs="Arial" w:hint="eastAsia"/>
-          <w:lang w:eastAsia="zh-CN"/>
-        </w:rPr>
-        <w:t>Praat</w:t>
-      </w:r>
-      <w:proofErr w:type="spellEnd"/>
-      <w:r>
-        <w:rPr>
-          <w:rFonts w:ascii="Arial" w:eastAsia="SimSun" w:hAnsi="Arial" w:cs="Arial" w:hint="eastAsia"/>
-          <w:lang w:eastAsia="zh-CN"/>
-        </w:rPr>
-        <w:t>/</w:t>
-      </w:r>
-      <w:proofErr w:type="spellStart"/>
-      <w:r>
-        <w:rPr>
-          <w:rFonts w:ascii="Arial" w:eastAsia="SimSun" w:hAnsi="Arial" w:cs="Arial" w:hint="eastAsia"/>
-          <w:lang w:eastAsia="zh-CN"/>
-        </w:rPr>
-        <w:t>Matlab</w:t>
-      </w:r>
-      <w:proofErr w:type="spellEnd"/>
+        <w:t>Acoustic processing and feature extractions by Praat/Matlab</w:t>
+      </w:r>
       <w:r>
         <w:rPr>
           <w:rFonts w:ascii="Arial" w:eastAsia="SimSun" w:hAnsi="Arial" w:cs="Arial" w:hint="eastAsia"/>
@@ -6689,7 +7170,6 @@
         <w:rPr>
           <w:rFonts w:ascii="Arial" w:hAnsi="Arial" w:cs="Arial"/>
         </w:rPr>
-        <w:lastRenderedPageBreak/>
         <w:t xml:space="preserve">Transcranial </w:t>
       </w:r>
       <w:r>
@@ -6731,23 +7211,7 @@
           <w:rFonts w:ascii="Arial" w:eastAsiaTheme="minorEastAsia" w:hAnsi="Arial" w:cs="Arial" w:hint="eastAsia"/>
           <w:lang w:eastAsia="zh-CN"/>
         </w:rPr>
-        <w:t xml:space="preserve"> (</w:t>
-      </w:r>
-      <w:proofErr w:type="spellStart"/>
-      <w:r>
-        <w:rPr>
-          <w:rFonts w:ascii="Arial" w:eastAsiaTheme="minorEastAsia" w:hAnsi="Arial" w:cs="Arial" w:hint="eastAsia"/>
-          <w:lang w:eastAsia="zh-CN"/>
-        </w:rPr>
-        <w:t>tES</w:t>
-      </w:r>
-      <w:proofErr w:type="spellEnd"/>
-      <w:r>
-        <w:rPr>
-          <w:rFonts w:ascii="Arial" w:eastAsiaTheme="minorEastAsia" w:hAnsi="Arial" w:cs="Arial" w:hint="eastAsia"/>
-          <w:lang w:eastAsia="zh-CN"/>
-        </w:rPr>
-        <w:t xml:space="preserve">) </w:t>
+        <w:t xml:space="preserve"> (tES) </w:t>
       </w:r>
       <w:r>
         <w:rPr>
@@ -8309,6 +8773,7 @@
   <w:style w:type="character" w:default="1" w:styleId="DefaultParagraphFont">
     <w:name w:val="Default Paragraph Font"/>
     <w:uiPriority w:val="1"/>
+    <w:semiHidden/>
     <w:unhideWhenUsed/>
   </w:style>
   <w:style w:type="table" w:default="1" w:styleId="TableNormal">

--- a/CV_baishen_liang.docx
+++ b/CV_baishen_liang.docx
@@ -1389,7 +1389,7 @@
           <w:tab w:val="left" w:pos="8100"/>
         </w:tabs>
         <w:rPr>
-          <w:rFonts w:ascii="Arial" w:eastAsiaTheme="minorEastAsia" w:hAnsi="Arial" w:cs="Arial" w:hint="eastAsia"/>
+          <w:rFonts w:ascii="Arial" w:eastAsiaTheme="minorEastAsia" w:hAnsi="Arial" w:cs="Arial"/>
           <w:sz w:val="22"/>
           <w:szCs w:val="22"/>
         </w:rPr>
@@ -1422,27 +1422,7 @@
           <w:sz w:val="22"/>
           <w:szCs w:val="22"/>
         </w:rPr>
-        <w:t xml:space="preserve">    </w:t>
-      </w:r>
-      <w:r>
-        <w:rPr>
-          <w:rFonts w:ascii="Arial" w:eastAsiaTheme="minorEastAsia" w:hAnsi="Arial" w:cs="Arial" w:hint="eastAsia"/>
-          <w:b/>
-          <w:iCs/>
-          <w:sz w:val="22"/>
-          <w:szCs w:val="22"/>
-        </w:rPr>
-        <w:t xml:space="preserve"> July 202</w:t>
-      </w:r>
-      <w:r>
-        <w:rPr>
-          <w:rFonts w:ascii="Arial" w:eastAsiaTheme="minorEastAsia" w:hAnsi="Arial" w:cs="Arial" w:hint="eastAsia"/>
-          <w:b/>
-          <w:iCs/>
-          <w:sz w:val="22"/>
-          <w:szCs w:val="22"/>
-        </w:rPr>
-        <w:t>6</w:t>
+        <w:t xml:space="preserve">     July 2026</w:t>
       </w:r>
       <w:r>
         <w:rPr>
@@ -1563,7 +1543,7 @@
         <w:spacing w:line="276" w:lineRule="auto"/>
         <w:jc w:val="both"/>
         <w:rPr>
-          <w:rFonts w:ascii="Arial" w:hAnsi="Arial" w:cs="Arial" w:hint="eastAsia"/>
+          <w:rFonts w:ascii="Arial" w:hAnsi="Arial" w:cs="Arial"/>
           <w:sz w:val="22"/>
           <w:szCs w:val="22"/>
         </w:rPr>
@@ -1719,7 +1699,7 @@
           <w:tab w:val="left" w:pos="8100"/>
         </w:tabs>
         <w:rPr>
-          <w:rFonts w:ascii="Arial" w:eastAsiaTheme="minorEastAsia" w:hAnsi="Arial" w:cs="Arial" w:hint="eastAsia"/>
+          <w:rFonts w:ascii="Arial" w:eastAsiaTheme="minorEastAsia" w:hAnsi="Arial" w:cs="Arial"/>
           <w:sz w:val="22"/>
           <w:szCs w:val="22"/>
         </w:rPr>
@@ -3546,6 +3526,15 @@
         </w:rPr>
         <w:t>Annals of the New York Academy of Sciences</w:t>
       </w:r>
+      <w:bookmarkEnd w:id="2"/>
+      <w:r>
+        <w:rPr>
+          <w:rFonts w:ascii="Arial" w:eastAsiaTheme="minorEastAsia" w:hAnsi="Arial" w:cs="Arial" w:hint="eastAsia"/>
+          <w:szCs w:val="21"/>
+          <w:lang w:eastAsia="zh-CN"/>
+        </w:rPr>
+        <w:t>,</w:t>
+      </w:r>
       <w:r>
         <w:rPr>
           <w:rFonts w:ascii="Arial" w:eastAsiaTheme="minorEastAsia" w:hAnsi="Arial" w:cs="Arial" w:hint="eastAsia"/>
@@ -3556,28 +3545,11 @@
       </w:r>
       <w:r>
         <w:rPr>
-          <w:rFonts w:ascii="Arial" w:eastAsiaTheme="minorEastAsia" w:hAnsi="Arial" w:cs="Arial" w:hint="eastAsia"/>
-          <w:szCs w:val="21"/>
-          <w:lang w:eastAsia="zh-CN"/>
-        </w:rPr>
-        <w:t>(</w:t>
-      </w:r>
-      <w:bookmarkEnd w:id="2"/>
-      <w:r>
-        <w:rPr>
           <w:rFonts w:ascii="Arial" w:eastAsiaTheme="minorEastAsia" w:hAnsi="Arial" w:cs="Arial"/>
           <w:szCs w:val="21"/>
           <w:lang w:eastAsia="zh-CN"/>
         </w:rPr>
-        <w:t>In Press</w:t>
-      </w:r>
-      <w:r>
-        <w:rPr>
-          <w:rFonts w:ascii="Arial" w:eastAsiaTheme="minorEastAsia" w:hAnsi="Arial" w:cs="Arial" w:hint="eastAsia"/>
-          <w:szCs w:val="21"/>
-          <w:lang w:eastAsia="zh-CN"/>
-        </w:rPr>
-        <w:t>)</w:t>
+        <w:t>1561:e70335</w:t>
       </w:r>
       <w:r>
         <w:rPr>
@@ -5072,7 +5044,7 @@
         <w:contextualSpacing w:val="0"/>
         <w:jc w:val="both"/>
         <w:rPr>
-          <w:rFonts w:ascii="Arial" w:hAnsi="Arial" w:cs="Arial" w:hint="eastAsia"/>
+          <w:rFonts w:ascii="Arial" w:hAnsi="Arial" w:cs="Arial"/>
         </w:rPr>
       </w:pPr>
       <w:r>
@@ -5159,7 +5131,7 @@
         <w:contextualSpacing/>
         <w:jc w:val="both"/>
         <w:rPr>
-          <w:rFonts w:ascii="Arial" w:hAnsi="Arial" w:cs="Arial" w:hint="eastAsia"/>
+          <w:rFonts w:ascii="Arial" w:hAnsi="Arial" w:cs="Arial"/>
           <w:sz w:val="22"/>
           <w:szCs w:val="22"/>
         </w:rPr>
@@ -5386,23 +5358,7 @@
           <w:sz w:val="22"/>
           <w:szCs w:val="22"/>
         </w:rPr>
-        <w:t>202</w:t>
-      </w:r>
-      <w:r>
-        <w:rPr>
-          <w:rFonts w:ascii="Arial" w:hAnsi="Arial" w:cs="Arial" w:hint="eastAsia"/>
-          <w:sz w:val="22"/>
-          <w:szCs w:val="22"/>
-        </w:rPr>
-        <w:t>6</w:t>
-      </w:r>
-      <w:r>
-        <w:rPr>
-          <w:rFonts w:ascii="Arial" w:hAnsi="Arial" w:cs="Arial" w:hint="eastAsia"/>
-          <w:sz w:val="22"/>
-          <w:szCs w:val="22"/>
-        </w:rPr>
-        <w:t>.</w:t>
+        <w:t>2026.</w:t>
       </w:r>
     </w:p>
     <w:p>
@@ -6809,7 +6765,7 @@
         <w:spacing w:before="120" w:after="120" w:line="276" w:lineRule="auto"/>
         <w:jc w:val="both"/>
         <w:rPr>
-          <w:rFonts w:ascii="Arial" w:eastAsia="KaiTi" w:hAnsi="Arial" w:cs="Arial" w:hint="eastAsia"/>
+          <w:rFonts w:ascii="Arial" w:eastAsia="KaiTi" w:hAnsi="Arial" w:cs="Arial"/>
           <w:szCs w:val="21"/>
         </w:rPr>
       </w:pPr>
